--- a/Daily Reports/15_10_2026-CBOT Reports.docx
+++ b/Daily Reports/15_10_2026-CBOT Reports.docx
@@ -104,7 +104,7 @@
           <w:color w:val="5C768D"/>
           <w:sz w:val="19"/>
         </w:rPr>
-        <w:t>Cập nhật tự động qua `macro_tracker.py` vào lúc 06:17 ICT ngày 15/10/2026</w:t>
+        <w:t>Cập nhật tự động qua `macro_tracker.py` vào lúc 07:01 ICT ngày 15/10/2026</w:t>
       </w:r>
     </w:p>
     <w:tbl>
@@ -313,7 +313,7 @@
               <w:rPr>
                 <w:b/>
               </w:rPr>
-              <w:t>105.68 / thùng</w:t>
+              <w:t>105.66 / thùng</w:t>
             </w:r>
           </w:p>
         </w:tc>
@@ -344,7 +344,7 @@
               <w:rPr>
                 <w:b/>
               </w:rPr>
-              <w:t>-0.01%</w:t>
+              <w:t>-0.03%</w:t>
             </w:r>
           </w:p>
         </w:tc>
@@ -442,7 +442,7 @@
               <w:rPr>
                 <w:b/>
               </w:rPr>
-              <w:t>102.53</w:t>
+              <w:t>102.21</w:t>
             </w:r>
           </w:p>
         </w:tc>
@@ -473,7 +473,7 @@
               <w:rPr>
                 <w:b/>
               </w:rPr>
-              <w:t>+0.34%</w:t>
+              <w:t>+0.03%</w:t>
             </w:r>
           </w:p>
         </w:tc>
@@ -1218,7 +1218,7 @@
         <w:rPr>
           <w:b/>
         </w:rPr>
-        <w:t>`105.68` (-0.01%)</w:t>
+        <w:t>`105.66` (-0.03%)</w:t>
       </w:r>
       <w:r>
         <w:t xml:space="preserve"> | DXY: </w:t>
@@ -1227,7 +1227,7 @@
         <w:rPr>
           <w:b/>
         </w:rPr>
-        <w:t>`102.53` (+0.34%)</w:t>
+        <w:t>`102.21` (+0.03%)</w:t>
       </w:r>
       <w:r>
         <w:t xml:space="preserve"> | Lúa mì CBOT: </w:t>
@@ -1306,7 +1306,7 @@
           <w:color w:val="5C768D"/>
           <w:sz w:val="19"/>
         </w:rPr>
-        <w:t>Cập nhật tự động lúc 06:17 ICT ngày 15/10/2026 — Nguồn: NOAA, USDA, BOM Australia</w:t>
+        <w:t>Cập nhật tự động lúc 07:01 ICT ngày 15/10/2026 — Nguồn: NOAA, USDA, BOM Australia</w:t>
       </w:r>
     </w:p>
     <w:p>
@@ -3605,7 +3605,7 @@
               <w:rPr>
                 <w:b/>
               </w:rPr>
-              <w:t>481.13 (+0.13)</w:t>
+              <w:t>481.22 (+0.22)</w:t>
             </w:r>
           </w:p>
         </w:tc>
@@ -3853,7 +3853,7 @@
               <w:rPr>
                 <w:b/>
               </w:rPr>
-              <w:t>674.27 (+0.77)</w:t>
+              <w:t>674.42 (+0.92)</w:t>
             </w:r>
           </w:p>
         </w:tc>
@@ -11624,10 +11624,10 @@
         <w:rPr>
           <w:b/>
         </w:rPr>
-        <w:t>`481.13 cents`</w:t>
+        <w:t>`481.22 cents`</w:t>
       </w:r>
       <w:r>
-        <w:t xml:space="preserve"> (+0.13).</w:t>
+        <w:t xml:space="preserve"> (+0.22).</w:t>
       </w:r>
     </w:p>
     <w:p>
@@ -11990,7 +11990,7 @@
               <w:rPr>
                 <w:b/>
               </w:rPr>
-              <w:t>105.68</w:t>
+              <w:t>105.66</w:t>
             </w:r>
           </w:p>
         </w:tc>
@@ -12021,7 +12021,7 @@
               <w:rPr>
                 <w:b/>
               </w:rPr>
-              <w:t>-0.01%</w:t>
+              <w:t>-0.03%</w:t>
             </w:r>
           </w:p>
         </w:tc>
@@ -12113,7 +12113,7 @@
               <w:rPr>
                 <w:b/>
               </w:rPr>
-              <w:t>102.53</w:t>
+              <w:t>102.21</w:t>
             </w:r>
           </w:p>
         </w:tc>
@@ -12144,7 +12144,7 @@
               <w:rPr>
                 <w:b/>
               </w:rPr>
-              <w:t>+0.34%</w:t>
+              <w:t>+0.03%</w:t>
             </w:r>
           </w:p>
         </w:tc>
@@ -21805,10 +21805,10 @@
         <w:rPr>
           <w:b/>
         </w:rPr>
-        <w:t>`674.27 cents`</w:t>
+        <w:t>`674.42 cents`</w:t>
       </w:r>
       <w:r>
-        <w:t xml:space="preserve"> (+0.77).</w:t>
+        <w:t xml:space="preserve"> (+0.92).</w:t>
       </w:r>
     </w:p>
     <w:p>
@@ -22172,7 +22172,7 @@
               <w:rPr>
                 <w:b/>
               </w:rPr>
-              <w:t>105.68</w:t>
+              <w:t>105.66</w:t>
             </w:r>
           </w:p>
         </w:tc>
@@ -22203,7 +22203,7 @@
               <w:rPr>
                 <w:b/>
               </w:rPr>
-              <w:t>-0.01%</w:t>
+              <w:t>-0.03%</w:t>
             </w:r>
           </w:p>
         </w:tc>
@@ -22295,7 +22295,7 @@
               <w:rPr>
                 <w:b/>
               </w:rPr>
-              <w:t>102.53</w:t>
+              <w:t>102.21</w:t>
             </w:r>
           </w:p>
         </w:tc>
@@ -22326,7 +22326,7 @@
               <w:rPr>
                 <w:b/>
               </w:rPr>
-              <w:t>+0.34%</w:t>
+              <w:t>+0.03%</w:t>
             </w:r>
           </w:p>
         </w:tc>

--- a/Daily Reports/15_10_2026-CBOT Reports.docx
+++ b/Daily Reports/15_10_2026-CBOT Reports.docx
@@ -104,7 +104,7 @@
           <w:color w:val="5C768D"/>
           <w:sz w:val="19"/>
         </w:rPr>
-        <w:t>Cập nhật tự động qua `macro_tracker.py` vào lúc 10:00 ICT ngày 15/10/2026</w:t>
+        <w:t>Cập nhật tự động qua `macro_tracker.py` vào lúc 11:25 ICT ngày 15/10/2026</w:t>
       </w:r>
     </w:p>
     <w:tbl>
@@ -313,7 +313,7 @@
               <w:rPr>
                 <w:b/>
               </w:rPr>
-              <w:t>104.43 / thùng</w:t>
+              <w:t>104.41 / thùng</w:t>
             </w:r>
           </w:p>
         </w:tc>
@@ -344,7 +344,7 @@
               <w:rPr>
                 <w:b/>
               </w:rPr>
-              <w:t>-1.19%</w:t>
+              <w:t>-1.56%</w:t>
             </w:r>
           </w:p>
         </w:tc>
@@ -442,7 +442,7 @@
               <w:rPr>
                 <w:b/>
               </w:rPr>
-              <w:t>101.98</w:t>
+              <w:t>102.02</w:t>
             </w:r>
           </w:p>
         </w:tc>
@@ -473,7 +473,7 @@
               <w:rPr>
                 <w:b/>
               </w:rPr>
-              <w:t>-0.19%</w:t>
+              <w:t>-0.51%</w:t>
             </w:r>
           </w:p>
         </w:tc>
@@ -1218,7 +1218,7 @@
         <w:rPr>
           <w:b/>
         </w:rPr>
-        <w:t>`104.43` (-1.19%)</w:t>
+        <w:t>`104.41` (-1.56%)</w:t>
       </w:r>
       <w:r>
         <w:t xml:space="preserve"> | DXY: </w:t>
@@ -1227,7 +1227,7 @@
         <w:rPr>
           <w:b/>
         </w:rPr>
-        <w:t>`101.98` (-0.19%)</w:t>
+        <w:t>`102.02` (-0.51%)</w:t>
       </w:r>
       <w:r>
         <w:t xml:space="preserve"> | Lúa mì CBOT: </w:t>
@@ -1236,7 +1236,7 @@
         <w:rPr>
           <w:b/>
         </w:rPr>
-        <w:t>`667.75` (-0.22%)</w:t>
+        <w:t>`668.00` (-0.78%)</w:t>
       </w:r>
       <w:r>
         <w:t>.</w:t>
@@ -1306,7 +1306,7 @@
           <w:color w:val="5C768D"/>
           <w:sz w:val="19"/>
         </w:rPr>
-        <w:t>Cập nhật tự động lúc 10:00 ICT ngày 15/10/2026 — Nguồn: NOAA, USDA, BOM Australia</w:t>
+        <w:t>Cập nhật tự động lúc 11:25 ICT ngày 15/10/2026 — Nguồn: NOAA, USDA, BOM Australia</w:t>
       </w:r>
     </w:p>
     <w:p>
@@ -3605,7 +3605,7 @@
               <w:rPr>
                 <w:b/>
               </w:rPr>
-              <w:t>479.13 (+0.13)</w:t>
+              <w:t>479.16 (+0.16)</w:t>
             </w:r>
           </w:p>
         </w:tc>
@@ -3633,7 +3633,7 @@
             </w:pPr>
             <w:r/>
             <w:r>
-              <w:t>Bearish (480.58 &lt; 482.61)</w:t>
+              <w:t>Bearish (482.05 &lt; 484.72)</w:t>
             </w:r>
           </w:p>
         </w:tc>
@@ -3661,7 +3661,7 @@
             </w:pPr>
             <w:r/>
             <w:r>
-              <w:t>0.75 cents</w:t>
+              <w:t>0.50 cents</w:t>
             </w:r>
           </w:p>
         </w:tc>
@@ -3822,7 +3822,7 @@
               <w:rPr>
                 <w:b/>
               </w:rPr>
-              <w:t>667.75</w:t>
+              <w:t>668.00</w:t>
             </w:r>
           </w:p>
         </w:tc>
@@ -3853,7 +3853,7 @@
               <w:rPr>
                 <w:b/>
               </w:rPr>
-              <w:t>668.77 (+1.02)</w:t>
+              <w:t>668.66 (+0.66)</w:t>
             </w:r>
           </w:p>
         </w:tc>
@@ -3881,7 +3881,7 @@
             </w:pPr>
             <w:r/>
             <w:r>
-              <w:t>Bearish (668.59 &lt; 670.11)</w:t>
+              <w:t>Bearish (669.48 &lt; 672.31)</w:t>
             </w:r>
           </w:p>
         </w:tc>
@@ -3909,7 +3909,7 @@
             </w:pPr>
             <w:r/>
             <w:r>
-              <w:t>1.75 cents</w:t>
+              <w:t>0.75 cents</w:t>
             </w:r>
           </w:p>
         </w:tc>
@@ -4347,7 +4347,7 @@
                 <w:b/>
                 <w:color w:val="15803D"/>
               </w:rPr>
-              <w:t>478.00 - 480.58 cents (Canh mua vùng hỗ trợ)</w:t>
+              <w:t>471.34 - 482.05 cents (Canh mua vùng hỗ trợ)</w:t>
             </w:r>
           </w:p>
         </w:tc>
@@ -4378,7 +4378,7 @@
               <w:rPr>
                 <w:b/>
               </w:rPr>
-              <w:t>467.46 cents (Dưới cản S2 + 1.5x ATR)</w:t>
+              <w:t>466.99 cents (Dưới cản S2 + 1.5x ATR)</w:t>
             </w:r>
           </w:p>
         </w:tc>
@@ -4559,7 +4559,7 @@
               <w:rPr>
                 <w:b/>
               </w:rPr>
-              <w:t>484.62 - 486.12 cents</w:t>
+              <w:t>484.77 - 486.27 cents</w:t>
             </w:r>
           </w:p>
         </w:tc>
@@ -4590,7 +4590,7 @@
               <w:rPr>
                 <w:b/>
               </w:rPr>
-              <w:t>483.51 cents (Chống quét SL tuyệt đối)</w:t>
+              <w:t>483.21 cents (Chống quét SL tuyệt đối)</w:t>
             </w:r>
           </w:p>
         </w:tc>
@@ -4783,7 +4783,7 @@
               <w:rPr>
                 <w:b/>
               </w:rPr>
-              <w:t>498.49 cents</w:t>
+              <w:t>498.79 cents</w:t>
             </w:r>
           </w:p>
         </w:tc>
@@ -4945,7 +4945,7 @@
               <w:rPr>
                 <w:b/>
               </w:rPr>
-              <w:t>462.81 - 470.25 cents</w:t>
+              <w:t>461.56 - 470.25 cents</w:t>
             </w:r>
           </w:p>
         </w:tc>
@@ -5126,7 +5126,7 @@
                 <w:b/>
                 <w:color w:val="B91C1C"/>
               </w:rPr>
-              <w:t>668.59 - 670.11 cents (Canh bán hồi kỹ thuật H1)</w:t>
+              <w:t>669.48 - 672.31 cents (Canh bán hồi kỹ thuật H1)</w:t>
             </w:r>
           </w:p>
         </w:tc>
@@ -5157,7 +5157,7 @@
               <w:rPr>
                 <w:b/>
               </w:rPr>
-              <w:t>748.12 cents (Trên kháng cự R2 + 1.5x ATR)</w:t>
+              <w:t>745.11 cents (Trên kháng cự R2 + 1.5x ATR)</w:t>
             </w:r>
           </w:p>
         </w:tc>
@@ -5366,7 +5366,7 @@
               <w:rPr>
                 <w:b/>
               </w:rPr>
-              <w:t>658.42 cents</w:t>
+              <w:t>658.93 cents</w:t>
             </w:r>
           </w:p>
         </w:tc>
@@ -5559,7 +5559,7 @@
               <w:rPr>
                 <w:b/>
               </w:rPr>
-              <w:t>673.08 cents</w:t>
+              <w:t>672.57 cents</w:t>
             </w:r>
           </w:p>
         </w:tc>
@@ -5721,7 +5721,7 @@
               <w:rPr>
                 <w:b/>
               </w:rPr>
-              <w:t>649.18 - 661.50 cents</w:t>
+              <w:t>651.21 - 661.50 cents</w:t>
             </w:r>
           </w:p>
         </w:tc>
@@ -11624,10 +11624,10 @@
         <w:rPr>
           <w:b/>
         </w:rPr>
-        <w:t>`479.13 cents`</w:t>
+        <w:t>`479.16 cents`</w:t>
       </w:r>
       <w:r>
-        <w:t xml:space="preserve"> (+0.13).</w:t>
+        <w:t xml:space="preserve"> (+0.16).</w:t>
       </w:r>
     </w:p>
     <w:p>
@@ -11648,7 +11648,7 @@
         <w:rPr>
           <w:b/>
         </w:rPr>
-        <w:t>`8,669`</w:t>
+        <w:t>`9,289`</w:t>
       </w:r>
       <w:r>
         <w:t xml:space="preserve"> (Chênh lệch: </w:t>
@@ -11657,7 +11657,7 @@
         <w:rPr>
           <w:b/>
         </w:rPr>
-        <w:t>`-243,651`</w:t>
+        <w:t>`-243,031`</w:t>
       </w:r>
       <w:r>
         <w:t xml:space="preserve">) | OI: </w:t>
@@ -11675,7 +11675,7 @@
         <w:rPr>
           <w:b/>
         </w:rPr>
-        <w:t>`-2,155`</w:t>
+        <w:t>`+0`</w:t>
       </w:r>
       <w:r>
         <w:t>)</w:t>
@@ -11699,7 +11699,7 @@
         <w:rPr>
           <w:b/>
         </w:rPr>
-        <w:t>`Không phát hiện mô hình nến đặc biệt`</w:t>
+        <w:t>`Bullish Marubozu (Lực mua áp đảo tuyệt đối)`</w:t>
       </w:r>
     </w:p>
     <w:p>
@@ -11736,16 +11736,16 @@
         <w:t>Đánh giá xu hướng kết hợp:</w:t>
       </w:r>
       <w:r>
-        <w:t xml:space="preserve"> </w:t>
+        <w:t xml:space="preserve"> ️ </w:t>
       </w:r>
       <w:r>
         <w:rPr>
           <w:b/>
         </w:rPr>
-        <w:t>TÍCH LŨY TIÊU CỰC (Distribution):</w:t>
+        <w:t>HỒI KỸ THUẬT YẾU (Weak Bullish Retest):</w:t>
       </w:r>
       <w:r>
-        <w:t xml:space="preserve"> Nến đi ngang nhưng dòng tiền rút dần (OI giảm), cảnh báo rủi ro suy sụt sắp tới.</w:t>
+        <w:t xml:space="preserve"> Xuất hiện nến tăng nhưng dòng tiền/thanh khoản yếu. Cần quan sát thêm lực cầu.</w:t>
       </w:r>
     </w:p>
     <w:p>
@@ -11991,7 +11991,7 @@
               <w:rPr>
                 <w:b/>
               </w:rPr>
-              <w:t>104.43</w:t>
+              <w:t>104.41</w:t>
             </w:r>
           </w:p>
         </w:tc>
@@ -12022,7 +12022,7 @@
               <w:rPr>
                 <w:b/>
               </w:rPr>
-              <w:t>-1.19%</w:t>
+              <w:t>-1.56%</w:t>
             </w:r>
           </w:p>
         </w:tc>
@@ -12114,7 +12114,7 @@
               <w:rPr>
                 <w:b/>
               </w:rPr>
-              <w:t>101.98</w:t>
+              <w:t>102.02</w:t>
             </w:r>
           </w:p>
         </w:tc>
@@ -12145,7 +12145,7 @@
               <w:rPr>
                 <w:b/>
               </w:rPr>
-              <w:t>-0.19%</w:t>
+              <w:t>-0.51%</w:t>
             </w:r>
           </w:p>
         </w:tc>
@@ -12749,7 +12749,7 @@
         <w:t xml:space="preserve"> EMA_21 </w:t>
       </w:r>
       <w:r>
-        <w:t xml:space="preserve"> (480.58) &lt; </w:t>
+        <w:t xml:space="preserve"> (482.05) &lt; </w:t>
       </w:r>
       <w:r>
         <w:rPr>
@@ -12760,7 +12760,7 @@
         <w:t xml:space="preserve"> EMA_50 </w:t>
       </w:r>
       <w:r>
-        <w:t xml:space="preserve"> (482.61).</w:t>
+        <w:t xml:space="preserve"> (484.72).</w:t>
       </w:r>
     </w:p>
     <w:p>
@@ -12781,7 +12781,7 @@
         <w:rPr>
           <w:b/>
         </w:rPr>
-        <w:t>`42.41`</w:t>
+        <w:t>`38.54`</w:t>
       </w:r>
       <w:r>
         <w:t xml:space="preserve"> | ATR (14) = </w:t>
@@ -12790,7 +12790,7 @@
         <w:rPr>
           <w:b/>
         </w:rPr>
-        <w:t>`1.86`</w:t>
+        <w:t>`2.17`</w:t>
       </w:r>
       <w:r>
         <w:t xml:space="preserve"> cents | Volatility = </w:t>
@@ -12799,7 +12799,7 @@
         <w:rPr>
           <w:b/>
         </w:rPr>
-        <w:t>`0.75 cents`</w:t>
+        <w:t>`0.50 cents`</w:t>
       </w:r>
       <w:r>
         <w:t>.</w:t>
@@ -12823,7 +12823,7 @@
         <w:rPr>
           <w:b/>
         </w:rPr>
-        <w:t>`478.00`</w:t>
+        <w:t>`471.34`</w:t>
       </w:r>
       <w:r>
         <w:t xml:space="preserve"> | S2: </w:t>
@@ -13584,7 +13584,7 @@
           <w:b/>
           <w:color w:val="15803D"/>
         </w:rPr>
-        <w:t>`478.00 - 480.58 cents (Canh mua vùng hỗ trợ)`</w:t>
+        <w:t>`471.34 - 482.05 cents (Canh mua vùng hỗ trợ)`</w:t>
       </w:r>
       <w:r>
         <w:t xml:space="preserve"> | SL: </w:t>
@@ -13593,7 +13593,7 @@
         <w:rPr>
           <w:b/>
         </w:rPr>
-        <w:t>`467.46 cents (Dưới cản S2 + 1.5x ATR)`</w:t>
+        <w:t>`466.99 cents (Dưới cản S2 + 1.5x ATR)`</w:t>
       </w:r>
       <w:r>
         <w:t xml:space="preserve"> | TP: </w:t>
@@ -13655,7 +13655,7 @@
         <w:rPr>
           <w:b/>
         </w:rPr>
-        <w:t>`484.62 - 486.12 cents`</w:t>
+        <w:t>`484.77 - 486.27 cents`</w:t>
       </w:r>
       <w:r>
         <w:t xml:space="preserve"> | SL: </w:t>
@@ -13664,7 +13664,7 @@
         <w:rPr>
           <w:b/>
         </w:rPr>
-        <w:t>`483.51 cents (Chống quét SL tuyệt đối)`</w:t>
+        <w:t>`483.21 cents (Chống quét SL tuyệt đối)`</w:t>
       </w:r>
       <w:r>
         <w:t xml:space="preserve"> | TP: </w:t>
@@ -13710,7 +13710,7 @@
         <w:rPr>
           <w:b/>
         </w:rPr>
-        <w:t>`498.49 cents`</w:t>
+        <w:t>`498.79 cents`</w:t>
       </w:r>
       <w:r>
         <w:t xml:space="preserve"> | TP: </w:t>
@@ -13759,7 +13759,7 @@
         <w:rPr>
           <w:b/>
         </w:rPr>
-        <w:t>`462.81 - 470.25 cents`</w:t>
+        <w:t>`461.56 - 470.25 cents`</w:t>
       </w:r>
     </w:p>
     <w:p>
@@ -21791,7 +21791,7 @@
         <w:t>Giá Chốt Phiên (Close):</w:t>
       </w:r>
       <w:r>
-        <w:t xml:space="preserve"> 667.75 cents | </w:t>
+        <w:t xml:space="preserve"> 668.00 cents | </w:t>
       </w:r>
       <w:r>
         <w:rPr>
@@ -21806,10 +21806,10 @@
         <w:rPr>
           <w:b/>
         </w:rPr>
-        <w:t>`668.77 cents`</w:t>
+        <w:t>`668.66 cents`</w:t>
       </w:r>
       <w:r>
-        <w:t xml:space="preserve"> (+1.02).</w:t>
+        <w:t xml:space="preserve"> (+0.66).</w:t>
       </w:r>
     </w:p>
     <w:p>
@@ -21830,7 +21830,7 @@
         <w:rPr>
           <w:b/>
         </w:rPr>
-        <w:t>`2,641`</w:t>
+        <w:t>`2,847`</w:t>
       </w:r>
       <w:r>
         <w:t xml:space="preserve"> (Chênh lệch: </w:t>
@@ -21839,7 +21839,7 @@
         <w:rPr>
           <w:b/>
         </w:rPr>
-        <w:t>`-62,103`</w:t>
+        <w:t>`-61,897`</w:t>
       </w:r>
       <w:r>
         <w:t xml:space="preserve">) | OI: </w:t>
@@ -21857,7 +21857,7 @@
         <w:rPr>
           <w:b/>
         </w:rPr>
-        <w:t>`+2,794`</w:t>
+        <w:t>`+0`</w:t>
       </w:r>
       <w:r>
         <w:t>)</w:t>
@@ -21901,8 +21901,9 @@
       <w:r>
         <w:rPr>
           <w:b/>
+          <w:color w:val="15803D"/>
         </w:rPr>
-        <w:t>`Giảm nhẹ tích lũy (Distribution Decline)`</w:t>
+        <w:t>`Giảm suy yếu / Đáy ngắn hạn (Long Liquidation Decline)`</w:t>
       </w:r>
     </w:p>
     <w:p>
@@ -22172,7 +22173,7 @@
               <w:rPr>
                 <w:b/>
               </w:rPr>
-              <w:t>104.43</w:t>
+              <w:t>104.41</w:t>
             </w:r>
           </w:p>
         </w:tc>
@@ -22203,7 +22204,7 @@
               <w:rPr>
                 <w:b/>
               </w:rPr>
-              <w:t>-1.19%</w:t>
+              <w:t>-1.56%</w:t>
             </w:r>
           </w:p>
         </w:tc>
@@ -22295,7 +22296,7 @@
               <w:rPr>
                 <w:b/>
               </w:rPr>
-              <w:t>101.98</w:t>
+              <w:t>102.02</w:t>
             </w:r>
           </w:p>
         </w:tc>
@@ -22326,7 +22327,7 @@
               <w:rPr>
                 <w:b/>
               </w:rPr>
-              <w:t>-0.19%</w:t>
+              <w:t>-0.51%</w:t>
             </w:r>
           </w:p>
         </w:tc>
@@ -22930,7 +22931,7 @@
         <w:t xml:space="preserve"> EMA_21 </w:t>
       </w:r>
       <w:r>
-        <w:t xml:space="preserve"> (668.59) &lt; </w:t>
+        <w:t xml:space="preserve"> (669.48) &lt; </w:t>
       </w:r>
       <w:r>
         <w:rPr>
@@ -22941,7 +22942,7 @@
         <w:t xml:space="preserve"> EMA_50 </w:t>
       </w:r>
       <w:r>
-        <w:t xml:space="preserve"> (670.11).</w:t>
+        <w:t xml:space="preserve"> (672.31).</w:t>
       </w:r>
     </w:p>
     <w:p>
@@ -22962,7 +22963,7 @@
         <w:rPr>
           <w:b/>
         </w:rPr>
-        <w:t>`47.81`</w:t>
+        <w:t>`45.25`</w:t>
       </w:r>
       <w:r>
         <w:t xml:space="preserve"> | ATR (14) = </w:t>
@@ -22971,7 +22972,7 @@
         <w:rPr>
           <w:b/>
         </w:rPr>
-        <w:t>`3.08`</w:t>
+        <w:t>`2.57`</w:t>
       </w:r>
       <w:r>
         <w:t xml:space="preserve"> cents | Volatility = </w:t>
@@ -22980,7 +22981,7 @@
         <w:rPr>
           <w:b/>
         </w:rPr>
-        <w:t>`1.75 cents`</w:t>
+        <w:t>`0.75 cents`</w:t>
       </w:r>
       <w:r>
         <w:t>.</w:t>
@@ -23031,7 +23032,7 @@
         <w:rPr>
           <w:b/>
         </w:rPr>
-        <w:t>`743.50`</w:t>
+        <w:t>`741.25`</w:t>
       </w:r>
     </w:p>
     <w:p>
@@ -23755,7 +23756,7 @@
           <w:b/>
           <w:color w:val="B91C1C"/>
         </w:rPr>
-        <w:t>`668.59 - 670.11 cents (Canh bán hồi kỹ thuật H1)`</w:t>
+        <w:t>`669.48 - 672.31 cents (Canh bán hồi kỹ thuật H1)`</w:t>
       </w:r>
       <w:r>
         <w:t xml:space="preserve"> | SL: </w:t>
@@ -23764,7 +23765,7 @@
         <w:rPr>
           <w:b/>
         </w:rPr>
-        <w:t>`748.12 cents (Trên kháng cự R2 + 1.5x ATR)`</w:t>
+        <w:t>`745.11 cents (Trên kháng cự R2 + 1.5x ATR)`</w:t>
       </w:r>
       <w:r>
         <w:t xml:space="preserve"> | TP: </w:t>
@@ -23835,7 +23836,7 @@
         <w:rPr>
           <w:b/>
         </w:rPr>
-        <w:t>`658.42 cents`</w:t>
+        <w:t>`658.93 cents`</w:t>
       </w:r>
       <w:r>
         <w:t xml:space="preserve"> | TP: </w:t>
@@ -23881,7 +23882,7 @@
         <w:rPr>
           <w:b/>
         </w:rPr>
-        <w:t>`673.08 cents`</w:t>
+        <w:t>`672.57 cents`</w:t>
       </w:r>
       <w:r>
         <w:t xml:space="preserve"> | TP: </w:t>
@@ -23930,7 +23931,7 @@
         <w:rPr>
           <w:b/>
         </w:rPr>
-        <w:t>`649.18 - 661.50 cents`</w:t>
+        <w:t>`651.21 - 661.50 cents`</w:t>
       </w:r>
     </w:p>
     <w:p>
@@ -24337,7 +24338,7 @@
             </w:pPr>
             <w:r/>
             <w:r>
-              <w:t>667.75</w:t>
+              <w:t>668.00</w:t>
             </w:r>
           </w:p>
         </w:tc>
@@ -24365,7 +24366,7 @@
             </w:pPr>
             <w:r/>
             <w:r>
-              <w:t>679.00</w:t>
+              <w:t>679.25</w:t>
             </w:r>
           </w:p>
         </w:tc>
@@ -24393,7 +24394,7 @@
             </w:pPr>
             <w:r/>
             <w:r>
-              <w:t>662.25</w:t>
+              <w:t>662.50</w:t>
             </w:r>
           </w:p>
         </w:tc>
@@ -24424,7 +24425,7 @@
               <w:rPr>
                 <w:b/>
               </w:rPr>
-              <w:t>667.00</w:t>
+              <w:t>667.25</w:t>
             </w:r>
           </w:p>
         </w:tc>
@@ -24572,7 +24573,7 @@
             </w:pPr>
             <w:r/>
             <w:r>
-              <w:t>667.00</w:t>
+              <w:t>667.25</w:t>
             </w:r>
           </w:p>
         </w:tc>
@@ -24600,7 +24601,7 @@
             </w:pPr>
             <w:r/>
             <w:r>
-              <w:t>674.50</w:t>
+              <w:t>674.75</w:t>
             </w:r>
           </w:p>
         </w:tc>
@@ -24628,7 +24629,7 @@
             </w:pPr>
             <w:r/>
             <w:r>
-              <w:t>661.00</w:t>
+              <w:t>661.25</w:t>
             </w:r>
           </w:p>
         </w:tc>
@@ -24659,7 +24660,7 @@
               <w:rPr>
                 <w:b/>
               </w:rPr>
-              <w:t>666.50</w:t>
+              <w:t>666.75</w:t>
             </w:r>
           </w:p>
         </w:tc>
@@ -24807,7 +24808,7 @@
             </w:pPr>
             <w:r/>
             <w:r>
-              <w:t>666.50</w:t>
+              <w:t>666.75</w:t>
             </w:r>
           </w:p>
         </w:tc>
@@ -24835,7 +24836,7 @@
             </w:pPr>
             <w:r/>
             <w:r>
-              <w:t>680.25</w:t>
+              <w:t>680.50</w:t>
             </w:r>
           </w:p>
         </w:tc>
@@ -24863,7 +24864,7 @@
             </w:pPr>
             <w:r/>
             <w:r>
-              <w:t>651.75</w:t>
+              <w:t>652.00</w:t>
             </w:r>
           </w:p>
         </w:tc>
@@ -24894,7 +24895,7 @@
               <w:rPr>
                 <w:b/>
               </w:rPr>
-              <w:t>668.50</w:t>
+              <w:t>668.75</w:t>
             </w:r>
           </w:p>
         </w:tc>
@@ -25042,7 +25043,7 @@
             </w:pPr>
             <w:r/>
             <w:r>
-              <w:t>668.50</w:t>
+              <w:t>668.75</w:t>
             </w:r>
           </w:p>
         </w:tc>
@@ -25070,7 +25071,7 @@
             </w:pPr>
             <w:r/>
             <w:r>
-              <w:t>681.75</w:t>
+              <w:t>682.00</w:t>
             </w:r>
           </w:p>
         </w:tc>
@@ -25098,7 +25099,7 @@
             </w:pPr>
             <w:r/>
             <w:r>
-              <w:t>660.25</w:t>
+              <w:t>660.50</w:t>
             </w:r>
           </w:p>
         </w:tc>
@@ -25129,7 +25130,7 @@
               <w:rPr>
                 <w:b/>
               </w:rPr>
-              <w:t>669.75</w:t>
+              <w:t>670.00</w:t>
             </w:r>
           </w:p>
         </w:tc>
@@ -25277,7 +25278,7 @@
             </w:pPr>
             <w:r/>
             <w:r>
-              <w:t>669.75</w:t>
+              <w:t>670.00</w:t>
             </w:r>
           </w:p>
         </w:tc>
@@ -25305,7 +25306,7 @@
             </w:pPr>
             <w:r/>
             <w:r>
-              <w:t>686.25</w:t>
+              <w:t>686.50</w:t>
             </w:r>
           </w:p>
         </w:tc>
@@ -25333,7 +25334,7 @@
             </w:pPr>
             <w:r/>
             <w:r>
-              <w:t>659.25</w:t>
+              <w:t>659.50</w:t>
             </w:r>
           </w:p>
         </w:tc>
@@ -25364,7 +25365,7 @@
               <w:rPr>
                 <w:b/>
               </w:rPr>
-              <w:t>674.25</w:t>
+              <w:t>674.50</w:t>
             </w:r>
           </w:p>
         </w:tc>
@@ -25512,7 +25513,7 @@
             </w:pPr>
             <w:r/>
             <w:r>
-              <w:t>674.25</w:t>
+              <w:t>674.50</w:t>
             </w:r>
           </w:p>
         </w:tc>
@@ -25540,7 +25541,7 @@
             </w:pPr>
             <w:r/>
             <w:r>
-              <w:t>682.00</w:t>
+              <w:t>682.25</w:t>
             </w:r>
           </w:p>
         </w:tc>
@@ -25568,7 +25569,7 @@
             </w:pPr>
             <w:r/>
             <w:r>
-              <w:t>663.25</w:t>
+              <w:t>663.50</w:t>
             </w:r>
           </w:p>
         </w:tc>
@@ -25599,7 +25600,7 @@
               <w:rPr>
                 <w:b/>
               </w:rPr>
-              <w:t>675.50</w:t>
+              <w:t>675.75</w:t>
             </w:r>
           </w:p>
         </w:tc>
@@ -25747,7 +25748,7 @@
             </w:pPr>
             <w:r/>
             <w:r>
-              <w:t>675.50</w:t>
+              <w:t>675.75</w:t>
             </w:r>
           </w:p>
         </w:tc>
@@ -25775,7 +25776,7 @@
             </w:pPr>
             <w:r/>
             <w:r>
-              <w:t>683.75</w:t>
+              <w:t>684.00</w:t>
             </w:r>
           </w:p>
         </w:tc>
@@ -25803,7 +25804,7 @@
             </w:pPr>
             <w:r/>
             <w:r>
-              <w:t>665.00</w:t>
+              <w:t>665.25</w:t>
             </w:r>
           </w:p>
         </w:tc>
@@ -25834,7 +25835,7 @@
               <w:rPr>
                 <w:b/>
               </w:rPr>
-              <w:t>677.25</w:t>
+              <w:t>677.50</w:t>
             </w:r>
           </w:p>
         </w:tc>
@@ -25982,7 +25983,7 @@
             </w:pPr>
             <w:r/>
             <w:r>
-              <w:t>677.25</w:t>
+              <w:t>677.50</w:t>
             </w:r>
           </w:p>
         </w:tc>
@@ -26010,7 +26011,7 @@
             </w:pPr>
             <w:r/>
             <w:r>
-              <w:t>689.50</w:t>
+              <w:t>689.75</w:t>
             </w:r>
           </w:p>
         </w:tc>
@@ -26038,7 +26039,7 @@
             </w:pPr>
             <w:r/>
             <w:r>
-              <w:t>667.50</w:t>
+              <w:t>667.75</w:t>
             </w:r>
           </w:p>
         </w:tc>
@@ -26069,7 +26070,7 @@
               <w:rPr>
                 <w:b/>
               </w:rPr>
-              <w:t>676.25</w:t>
+              <w:t>676.50</w:t>
             </w:r>
           </w:p>
         </w:tc>
@@ -26217,7 +26218,7 @@
             </w:pPr>
             <w:r/>
             <w:r>
-              <w:t>676.25</w:t>
+              <w:t>676.50</w:t>
             </w:r>
           </w:p>
         </w:tc>
@@ -26245,7 +26246,7 @@
             </w:pPr>
             <w:r/>
             <w:r>
-              <w:t>686.75</w:t>
+              <w:t>687.00</w:t>
             </w:r>
           </w:p>
         </w:tc>
@@ -26273,7 +26274,7 @@
             </w:pPr>
             <w:r/>
             <w:r>
-              <w:t>661.50</w:t>
+              <w:t>661.75</w:t>
             </w:r>
           </w:p>
         </w:tc>
@@ -26304,7 +26305,7 @@
               <w:rPr>
                 <w:b/>
               </w:rPr>
-              <w:t>678.50</w:t>
+              <w:t>678.75</w:t>
             </w:r>
           </w:p>
         </w:tc>
@@ -26452,7 +26453,7 @@
             </w:pPr>
             <w:r/>
             <w:r>
-              <w:t>678.50</w:t>
+              <w:t>678.75</w:t>
             </w:r>
           </w:p>
         </w:tc>
@@ -26480,7 +26481,7 @@
             </w:pPr>
             <w:r/>
             <w:r>
-              <w:t>689.00</w:t>
+              <w:t>689.25</w:t>
             </w:r>
           </w:p>
         </w:tc>
@@ -26508,7 +26509,7 @@
             </w:pPr>
             <w:r/>
             <w:r>
-              <w:t>672.25</w:t>
+              <w:t>672.50</w:t>
             </w:r>
           </w:p>
         </w:tc>
@@ -26539,7 +26540,7 @@
               <w:rPr>
                 <w:b/>
               </w:rPr>
-              <w:t>679.25</w:t>
+              <w:t>679.50</w:t>
             </w:r>
           </w:p>
         </w:tc>
@@ -26687,7 +26688,7 @@
             </w:pPr>
             <w:r/>
             <w:r>
-              <w:t>679.25</w:t>
+              <w:t>679.50</w:t>
             </w:r>
           </w:p>
         </w:tc>
@@ -26715,7 +26716,7 @@
             </w:pPr>
             <w:r/>
             <w:r>
-              <w:t>693.50</w:t>
+              <w:t>693.75</w:t>
             </w:r>
           </w:p>
         </w:tc>
@@ -26743,7 +26744,7 @@
             </w:pPr>
             <w:r/>
             <w:r>
-              <w:t>664.50</w:t>
+              <w:t>664.75</w:t>
             </w:r>
           </w:p>
         </w:tc>
@@ -26774,7 +26775,7 @@
               <w:rPr>
                 <w:b/>
               </w:rPr>
-              <w:t>681.25</w:t>
+              <w:t>681.50</w:t>
             </w:r>
           </w:p>
         </w:tc>
@@ -26922,7 +26923,7 @@
             </w:pPr>
             <w:r/>
             <w:r>
-              <w:t>681.25</w:t>
+              <w:t>681.50</w:t>
             </w:r>
           </w:p>
         </w:tc>
@@ -26950,7 +26951,7 @@
             </w:pPr>
             <w:r/>
             <w:r>
-              <w:t>687.75</w:t>
+              <w:t>688.00</w:t>
             </w:r>
           </w:p>
         </w:tc>
@@ -26978,7 +26979,477 @@
             </w:pPr>
             <w:r/>
             <w:r>
-              <w:t>674.50</w:t>
+              <w:t>674.75</w:t>
+            </w:r>
+          </w:p>
+        </w:tc>
+        <w:tc>
+          <w:tcPr>
+            <w:tcW w:type="dxa" w:w="1728"/>
+            <w:shd w:fill="FFFFFF"/>
+            <w:tcMar>
+              <w:top w:w="100" w:type="dxa"/>
+              <w:bottom w:w="100" w:type="dxa"/>
+              <w:left w:w="120" w:type="dxa"/>
+              <w:right w:w="120" w:type="dxa"/>
+            </w:tcMar>
+            <w:tcBorders>
+              <w:top w:val="single" w:sz="4" w:space="0" w:color="CCCCCC"/>
+              <w:bottom w:val="single" w:sz="4" w:space="0" w:color="CCCCCC"/>
+              <w:left w:val="single" w:sz="4" w:space="0" w:color="CCCCCC"/>
+              <w:right w:val="single" w:sz="4" w:space="0" w:color="CCCCCC"/>
+            </w:tcBorders>
+          </w:tcPr>
+          <w:p>
+            <w:pPr>
+              <w:spacing w:before="60" w:after="60" w:line="252" w:lineRule="auto"/>
+              <w:jc w:val="left"/>
+            </w:pPr>
+            <w:r/>
+            <w:r>
+              <w:rPr>
+                <w:b/>
+              </w:rPr>
+              <w:t>681.75</w:t>
+            </w:r>
+          </w:p>
+        </w:tc>
+        <w:tc>
+          <w:tcPr>
+            <w:tcW w:type="dxa" w:w="3456"/>
+            <w:shd w:fill="FFFFFF"/>
+            <w:tcMar>
+              <w:top w:w="100" w:type="dxa"/>
+              <w:bottom w:w="100" w:type="dxa"/>
+              <w:left w:w="120" w:type="dxa"/>
+              <w:right w:w="120" w:type="dxa"/>
+            </w:tcMar>
+            <w:tcBorders>
+              <w:top w:val="single" w:sz="4" w:space="0" w:color="CCCCCC"/>
+              <w:bottom w:val="single" w:sz="4" w:space="0" w:color="CCCCCC"/>
+              <w:left w:val="single" w:sz="4" w:space="0" w:color="CCCCCC"/>
+              <w:right w:val="single" w:sz="4" w:space="0" w:color="CCCCCC"/>
+            </w:tcBorders>
+          </w:tcPr>
+          <w:p>
+            <w:pPr>
+              <w:spacing w:before="60" w:after="60" w:line="252" w:lineRule="auto"/>
+              <w:jc w:val="left"/>
+            </w:pPr>
+            <w:r/>
+            <w:r>
+              <w:rPr>
+                <w:b/>
+              </w:rPr>
+              <w:t>+0.25</w:t>
+            </w:r>
+          </w:p>
+        </w:tc>
+        <w:tc>
+          <w:tcPr>
+            <w:tcW w:type="dxa" w:w="1440"/>
+            <w:shd w:fill="FFFFFF"/>
+            <w:tcMar>
+              <w:top w:w="100" w:type="dxa"/>
+              <w:bottom w:w="100" w:type="dxa"/>
+              <w:left w:w="120" w:type="dxa"/>
+              <w:right w:w="120" w:type="dxa"/>
+            </w:tcMar>
+            <w:tcBorders>
+              <w:top w:val="single" w:sz="4" w:space="0" w:color="CCCCCC"/>
+              <w:bottom w:val="single" w:sz="4" w:space="0" w:color="CCCCCC"/>
+              <w:left w:val="single" w:sz="4" w:space="0" w:color="CCCCCC"/>
+              <w:right w:val="single" w:sz="4" w:space="0" w:color="CCCCCC"/>
+            </w:tcBorders>
+          </w:tcPr>
+          <w:p>
+            <w:pPr>
+              <w:spacing w:before="60" w:after="60" w:line="252" w:lineRule="auto"/>
+              <w:jc w:val="left"/>
+            </w:pPr>
+            <w:r/>
+            <w:r>
+              <w:t>BULL</w:t>
+            </w:r>
+          </w:p>
+        </w:tc>
+      </w:tr>
+      <w:tr>
+        <w:tc>
+          <w:tcPr>
+            <w:tcW w:type="dxa" w:w="1584"/>
+            <w:shd w:fill="F8FAFC"/>
+            <w:tcMar>
+              <w:top w:w="100" w:type="dxa"/>
+              <w:bottom w:w="100" w:type="dxa"/>
+              <w:left w:w="120" w:type="dxa"/>
+              <w:right w:w="120" w:type="dxa"/>
+            </w:tcMar>
+            <w:tcBorders>
+              <w:top w:val="single" w:sz="4" w:space="0" w:color="CCCCCC"/>
+              <w:bottom w:val="single" w:sz="4" w:space="0" w:color="CCCCCC"/>
+              <w:left w:val="single" w:sz="4" w:space="0" w:color="CCCCCC"/>
+              <w:right w:val="single" w:sz="4" w:space="0" w:color="CCCCCC"/>
+            </w:tcBorders>
+          </w:tcPr>
+          <w:p>
+            <w:pPr>
+              <w:spacing w:before="60" w:after="60" w:line="252" w:lineRule="auto"/>
+              <w:jc w:val="left"/>
+            </w:pPr>
+            <w:r/>
+            <w:r>
+              <w:rPr>
+                <w:b/>
+              </w:rPr>
+              <w:t>Wed 14/10</w:t>
+            </w:r>
+          </w:p>
+        </w:tc>
+        <w:tc>
+          <w:tcPr>
+            <w:tcW w:type="dxa" w:w="864"/>
+            <w:shd w:fill="F8FAFC"/>
+            <w:tcMar>
+              <w:top w:w="100" w:type="dxa"/>
+              <w:bottom w:w="100" w:type="dxa"/>
+              <w:left w:w="120" w:type="dxa"/>
+              <w:right w:w="120" w:type="dxa"/>
+            </w:tcMar>
+            <w:tcBorders>
+              <w:top w:val="single" w:sz="4" w:space="0" w:color="CCCCCC"/>
+              <w:bottom w:val="single" w:sz="4" w:space="0" w:color="CCCCCC"/>
+              <w:left w:val="single" w:sz="4" w:space="0" w:color="CCCCCC"/>
+              <w:right w:val="single" w:sz="4" w:space="0" w:color="CCCCCC"/>
+            </w:tcBorders>
+          </w:tcPr>
+          <w:p>
+            <w:pPr>
+              <w:spacing w:before="60" w:after="60" w:line="252" w:lineRule="auto"/>
+              <w:jc w:val="left"/>
+            </w:pPr>
+            <w:r/>
+            <w:r>
+              <w:t>Asia 07-11</w:t>
+            </w:r>
+          </w:p>
+        </w:tc>
+        <w:tc>
+          <w:tcPr>
+            <w:tcW w:type="dxa" w:w="1440"/>
+            <w:shd w:fill="F8FAFC"/>
+            <w:tcMar>
+              <w:top w:w="100" w:type="dxa"/>
+              <w:bottom w:w="100" w:type="dxa"/>
+              <w:left w:w="120" w:type="dxa"/>
+              <w:right w:w="120" w:type="dxa"/>
+            </w:tcMar>
+            <w:tcBorders>
+              <w:top w:val="single" w:sz="4" w:space="0" w:color="CCCCCC"/>
+              <w:bottom w:val="single" w:sz="4" w:space="0" w:color="CCCCCC"/>
+              <w:left w:val="single" w:sz="4" w:space="0" w:color="CCCCCC"/>
+              <w:right w:val="single" w:sz="4" w:space="0" w:color="CCCCCC"/>
+            </w:tcBorders>
+          </w:tcPr>
+          <w:p>
+            <w:pPr>
+              <w:spacing w:before="60" w:after="60" w:line="252" w:lineRule="auto"/>
+              <w:jc w:val="left"/>
+            </w:pPr>
+            <w:r/>
+            <w:r>
+              <w:t>681.75</w:t>
+            </w:r>
+          </w:p>
+        </w:tc>
+        <w:tc>
+          <w:tcPr>
+            <w:tcW w:type="dxa" w:w="2016"/>
+            <w:shd w:fill="F8FAFC"/>
+            <w:tcMar>
+              <w:top w:w="100" w:type="dxa"/>
+              <w:bottom w:w="100" w:type="dxa"/>
+              <w:left w:w="120" w:type="dxa"/>
+              <w:right w:w="120" w:type="dxa"/>
+            </w:tcMar>
+            <w:tcBorders>
+              <w:top w:val="single" w:sz="4" w:space="0" w:color="CCCCCC"/>
+              <w:bottom w:val="single" w:sz="4" w:space="0" w:color="CCCCCC"/>
+              <w:left w:val="single" w:sz="4" w:space="0" w:color="CCCCCC"/>
+              <w:right w:val="single" w:sz="4" w:space="0" w:color="CCCCCC"/>
+            </w:tcBorders>
+          </w:tcPr>
+          <w:p>
+            <w:pPr>
+              <w:spacing w:before="60" w:after="60" w:line="252" w:lineRule="auto"/>
+              <w:jc w:val="left"/>
+            </w:pPr>
+            <w:r/>
+            <w:r>
+              <w:t>692.00</w:t>
+            </w:r>
+          </w:p>
+        </w:tc>
+        <w:tc>
+          <w:tcPr>
+            <w:tcW w:type="dxa" w:w="1152"/>
+            <w:shd w:fill="F8FAFC"/>
+            <w:tcMar>
+              <w:top w:w="100" w:type="dxa"/>
+              <w:bottom w:w="100" w:type="dxa"/>
+              <w:left w:w="120" w:type="dxa"/>
+              <w:right w:w="120" w:type="dxa"/>
+            </w:tcMar>
+            <w:tcBorders>
+              <w:top w:val="single" w:sz="4" w:space="0" w:color="CCCCCC"/>
+              <w:bottom w:val="single" w:sz="4" w:space="0" w:color="CCCCCC"/>
+              <w:left w:val="single" w:sz="4" w:space="0" w:color="CCCCCC"/>
+              <w:right w:val="single" w:sz="4" w:space="0" w:color="CCCCCC"/>
+            </w:tcBorders>
+          </w:tcPr>
+          <w:p>
+            <w:pPr>
+              <w:spacing w:before="60" w:after="60" w:line="252" w:lineRule="auto"/>
+              <w:jc w:val="left"/>
+            </w:pPr>
+            <w:r/>
+            <w:r>
+              <w:t>673.75</w:t>
+            </w:r>
+          </w:p>
+        </w:tc>
+        <w:tc>
+          <w:tcPr>
+            <w:tcW w:type="dxa" w:w="1728"/>
+            <w:shd w:fill="F8FAFC"/>
+            <w:tcMar>
+              <w:top w:w="100" w:type="dxa"/>
+              <w:bottom w:w="100" w:type="dxa"/>
+              <w:left w:w="120" w:type="dxa"/>
+              <w:right w:w="120" w:type="dxa"/>
+            </w:tcMar>
+            <w:tcBorders>
+              <w:top w:val="single" w:sz="4" w:space="0" w:color="CCCCCC"/>
+              <w:bottom w:val="single" w:sz="4" w:space="0" w:color="CCCCCC"/>
+              <w:left w:val="single" w:sz="4" w:space="0" w:color="CCCCCC"/>
+              <w:right w:val="single" w:sz="4" w:space="0" w:color="CCCCCC"/>
+            </w:tcBorders>
+          </w:tcPr>
+          <w:p>
+            <w:pPr>
+              <w:spacing w:before="60" w:after="60" w:line="252" w:lineRule="auto"/>
+              <w:jc w:val="left"/>
+            </w:pPr>
+            <w:r/>
+            <w:r>
+              <w:rPr>
+                <w:b/>
+              </w:rPr>
+              <w:t>682.25</w:t>
+            </w:r>
+          </w:p>
+        </w:tc>
+        <w:tc>
+          <w:tcPr>
+            <w:tcW w:type="dxa" w:w="3456"/>
+            <w:shd w:fill="F8FAFC"/>
+            <w:tcMar>
+              <w:top w:w="100" w:type="dxa"/>
+              <w:bottom w:w="100" w:type="dxa"/>
+              <w:left w:w="120" w:type="dxa"/>
+              <w:right w:w="120" w:type="dxa"/>
+            </w:tcMar>
+            <w:tcBorders>
+              <w:top w:val="single" w:sz="4" w:space="0" w:color="CCCCCC"/>
+              <w:bottom w:val="single" w:sz="4" w:space="0" w:color="CCCCCC"/>
+              <w:left w:val="single" w:sz="4" w:space="0" w:color="CCCCCC"/>
+              <w:right w:val="single" w:sz="4" w:space="0" w:color="CCCCCC"/>
+            </w:tcBorders>
+          </w:tcPr>
+          <w:p>
+            <w:pPr>
+              <w:spacing w:before="60" w:after="60" w:line="252" w:lineRule="auto"/>
+              <w:jc w:val="left"/>
+            </w:pPr>
+            <w:r/>
+            <w:r>
+              <w:rPr>
+                <w:b/>
+              </w:rPr>
+              <w:t>+0.50</w:t>
+            </w:r>
+          </w:p>
+        </w:tc>
+        <w:tc>
+          <w:tcPr>
+            <w:tcW w:type="dxa" w:w="1440"/>
+            <w:shd w:fill="F8FAFC"/>
+            <w:tcMar>
+              <w:top w:w="100" w:type="dxa"/>
+              <w:bottom w:w="100" w:type="dxa"/>
+              <w:left w:w="120" w:type="dxa"/>
+              <w:right w:w="120" w:type="dxa"/>
+            </w:tcMar>
+            <w:tcBorders>
+              <w:top w:val="single" w:sz="4" w:space="0" w:color="CCCCCC"/>
+              <w:bottom w:val="single" w:sz="4" w:space="0" w:color="CCCCCC"/>
+              <w:left w:val="single" w:sz="4" w:space="0" w:color="CCCCCC"/>
+              <w:right w:val="single" w:sz="4" w:space="0" w:color="CCCCCC"/>
+            </w:tcBorders>
+          </w:tcPr>
+          <w:p>
+            <w:pPr>
+              <w:spacing w:before="60" w:after="60" w:line="252" w:lineRule="auto"/>
+              <w:jc w:val="left"/>
+            </w:pPr>
+            <w:r/>
+            <w:r>
+              <w:t>BULL</w:t>
+            </w:r>
+          </w:p>
+        </w:tc>
+      </w:tr>
+      <w:tr>
+        <w:tc>
+          <w:tcPr>
+            <w:tcW w:type="dxa" w:w="1584"/>
+            <w:shd w:fill="FFFFFF"/>
+            <w:tcMar>
+              <w:top w:w="100" w:type="dxa"/>
+              <w:bottom w:w="100" w:type="dxa"/>
+              <w:left w:w="120" w:type="dxa"/>
+              <w:right w:w="120" w:type="dxa"/>
+            </w:tcMar>
+            <w:tcBorders>
+              <w:top w:val="single" w:sz="4" w:space="0" w:color="CCCCCC"/>
+              <w:bottom w:val="single" w:sz="4" w:space="0" w:color="CCCCCC"/>
+              <w:left w:val="single" w:sz="4" w:space="0" w:color="CCCCCC"/>
+              <w:right w:val="single" w:sz="4" w:space="0" w:color="CCCCCC"/>
+            </w:tcBorders>
+          </w:tcPr>
+          <w:p>
+            <w:pPr>
+              <w:spacing w:before="60" w:after="60" w:line="252" w:lineRule="auto"/>
+              <w:jc w:val="left"/>
+            </w:pPr>
+            <w:r/>
+            <w:r>
+              <w:rPr>
+                <w:b/>
+              </w:rPr>
+              <w:t>Wed 14/10</w:t>
+            </w:r>
+          </w:p>
+        </w:tc>
+        <w:tc>
+          <w:tcPr>
+            <w:tcW w:type="dxa" w:w="864"/>
+            <w:shd w:fill="FFFFFF"/>
+            <w:tcMar>
+              <w:top w:w="100" w:type="dxa"/>
+              <w:bottom w:w="100" w:type="dxa"/>
+              <w:left w:w="120" w:type="dxa"/>
+              <w:right w:w="120" w:type="dxa"/>
+            </w:tcMar>
+            <w:tcBorders>
+              <w:top w:val="single" w:sz="4" w:space="0" w:color="CCCCCC"/>
+              <w:bottom w:val="single" w:sz="4" w:space="0" w:color="CCCCCC"/>
+              <w:left w:val="single" w:sz="4" w:space="0" w:color="CCCCCC"/>
+              <w:right w:val="single" w:sz="4" w:space="0" w:color="CCCCCC"/>
+            </w:tcBorders>
+          </w:tcPr>
+          <w:p>
+            <w:pPr>
+              <w:spacing w:before="60" w:after="60" w:line="252" w:lineRule="auto"/>
+              <w:jc w:val="left"/>
+            </w:pPr>
+            <w:r/>
+            <w:r>
+              <w:t>Asia 11-15</w:t>
+            </w:r>
+          </w:p>
+        </w:tc>
+        <w:tc>
+          <w:tcPr>
+            <w:tcW w:type="dxa" w:w="1440"/>
+            <w:shd w:fill="FFFFFF"/>
+            <w:tcMar>
+              <w:top w:w="100" w:type="dxa"/>
+              <w:bottom w:w="100" w:type="dxa"/>
+              <w:left w:w="120" w:type="dxa"/>
+              <w:right w:w="120" w:type="dxa"/>
+            </w:tcMar>
+            <w:tcBorders>
+              <w:top w:val="single" w:sz="4" w:space="0" w:color="CCCCCC"/>
+              <w:bottom w:val="single" w:sz="4" w:space="0" w:color="CCCCCC"/>
+              <w:left w:val="single" w:sz="4" w:space="0" w:color="CCCCCC"/>
+              <w:right w:val="single" w:sz="4" w:space="0" w:color="CCCCCC"/>
+            </w:tcBorders>
+          </w:tcPr>
+          <w:p>
+            <w:pPr>
+              <w:spacing w:before="60" w:after="60" w:line="252" w:lineRule="auto"/>
+              <w:jc w:val="left"/>
+            </w:pPr>
+            <w:r/>
+            <w:r>
+              <w:t>682.25</w:t>
+            </w:r>
+          </w:p>
+        </w:tc>
+        <w:tc>
+          <w:tcPr>
+            <w:tcW w:type="dxa" w:w="2016"/>
+            <w:shd w:fill="FFFFFF"/>
+            <w:tcMar>
+              <w:top w:w="100" w:type="dxa"/>
+              <w:bottom w:w="100" w:type="dxa"/>
+              <w:left w:w="120" w:type="dxa"/>
+              <w:right w:w="120" w:type="dxa"/>
+            </w:tcMar>
+            <w:tcBorders>
+              <w:top w:val="single" w:sz="4" w:space="0" w:color="CCCCCC"/>
+              <w:bottom w:val="single" w:sz="4" w:space="0" w:color="CCCCCC"/>
+              <w:left w:val="single" w:sz="4" w:space="0" w:color="CCCCCC"/>
+              <w:right w:val="single" w:sz="4" w:space="0" w:color="CCCCCC"/>
+            </w:tcBorders>
+          </w:tcPr>
+          <w:p>
+            <w:pPr>
+              <w:spacing w:before="60" w:after="60" w:line="252" w:lineRule="auto"/>
+              <w:jc w:val="left"/>
+            </w:pPr>
+            <w:r/>
+            <w:r>
+              <w:t>689.25</w:t>
+            </w:r>
+          </w:p>
+        </w:tc>
+        <w:tc>
+          <w:tcPr>
+            <w:tcW w:type="dxa" w:w="1152"/>
+            <w:shd w:fill="FFFFFF"/>
+            <w:tcMar>
+              <w:top w:w="100" w:type="dxa"/>
+              <w:bottom w:w="100" w:type="dxa"/>
+              <w:left w:w="120" w:type="dxa"/>
+              <w:right w:w="120" w:type="dxa"/>
+            </w:tcMar>
+            <w:tcBorders>
+              <w:top w:val="single" w:sz="4" w:space="0" w:color="CCCCCC"/>
+              <w:bottom w:val="single" w:sz="4" w:space="0" w:color="CCCCCC"/>
+              <w:left w:val="single" w:sz="4" w:space="0" w:color="CCCCCC"/>
+              <w:right w:val="single" w:sz="4" w:space="0" w:color="CCCCCC"/>
+            </w:tcBorders>
+          </w:tcPr>
+          <w:p>
+            <w:pPr>
+              <w:spacing w:before="60" w:after="60" w:line="252" w:lineRule="auto"/>
+              <w:jc w:val="left"/>
+            </w:pPr>
+            <w:r/>
+            <w:r>
+              <w:t>676.25</w:t>
             </w:r>
           </w:p>
         </w:tc>
@@ -27040,7 +27511,7 @@
               <w:rPr>
                 <w:b/>
               </w:rPr>
-              <w:t>+0.25</w:t>
+              <w:t>-0.75</w:t>
             </w:r>
           </w:p>
         </w:tc>
@@ -27068,7 +27539,7 @@
             </w:pPr>
             <w:r/>
             <w:r>
-              <w:t>BULL</w:t>
+              <w:t>BEAR</w:t>
             </w:r>
           </w:p>
         </w:tc>
@@ -27129,7 +27600,7 @@
             </w:pPr>
             <w:r/>
             <w:r>
-              <w:t>Asia 07-11</w:t>
+              <w:t>London 15-19</w:t>
             </w:r>
           </w:p>
         </w:tc>
@@ -27185,7 +27656,7 @@
             </w:pPr>
             <w:r/>
             <w:r>
-              <w:t>691.75</w:t>
+              <w:t>695.00</w:t>
             </w:r>
           </w:p>
         </w:tc>
@@ -27213,7 +27684,7 @@
             </w:pPr>
             <w:r/>
             <w:r>
-              <w:t>673.50</w:t>
+              <w:t>668.50</w:t>
             </w:r>
           </w:p>
         </w:tc>
@@ -27244,7 +27715,7 @@
               <w:rPr>
                 <w:b/>
               </w:rPr>
-              <w:t>682.00</w:t>
+              <w:t>683.25</w:t>
             </w:r>
           </w:p>
         </w:tc>
@@ -27252,6 +27723,241 @@
           <w:tcPr>
             <w:tcW w:type="dxa" w:w="3456"/>
             <w:shd w:fill="F8FAFC"/>
+            <w:tcMar>
+              <w:top w:w="100" w:type="dxa"/>
+              <w:bottom w:w="100" w:type="dxa"/>
+              <w:left w:w="120" w:type="dxa"/>
+              <w:right w:w="120" w:type="dxa"/>
+            </w:tcMar>
+            <w:tcBorders>
+              <w:top w:val="single" w:sz="4" w:space="0" w:color="CCCCCC"/>
+              <w:bottom w:val="single" w:sz="4" w:space="0" w:color="CCCCCC"/>
+              <w:left w:val="single" w:sz="4" w:space="0" w:color="CCCCCC"/>
+              <w:right w:val="single" w:sz="4" w:space="0" w:color="CCCCCC"/>
+            </w:tcBorders>
+          </w:tcPr>
+          <w:p>
+            <w:pPr>
+              <w:spacing w:before="60" w:after="60" w:line="252" w:lineRule="auto"/>
+              <w:jc w:val="left"/>
+            </w:pPr>
+            <w:r/>
+            <w:r>
+              <w:rPr>
+                <w:b/>
+              </w:rPr>
+              <w:t>+1.75</w:t>
+            </w:r>
+          </w:p>
+        </w:tc>
+        <w:tc>
+          <w:tcPr>
+            <w:tcW w:type="dxa" w:w="1440"/>
+            <w:shd w:fill="F8FAFC"/>
+            <w:tcMar>
+              <w:top w:w="100" w:type="dxa"/>
+              <w:bottom w:w="100" w:type="dxa"/>
+              <w:left w:w="120" w:type="dxa"/>
+              <w:right w:w="120" w:type="dxa"/>
+            </w:tcMar>
+            <w:tcBorders>
+              <w:top w:val="single" w:sz="4" w:space="0" w:color="CCCCCC"/>
+              <w:bottom w:val="single" w:sz="4" w:space="0" w:color="CCCCCC"/>
+              <w:left w:val="single" w:sz="4" w:space="0" w:color="CCCCCC"/>
+              <w:right w:val="single" w:sz="4" w:space="0" w:color="CCCCCC"/>
+            </w:tcBorders>
+          </w:tcPr>
+          <w:p>
+            <w:pPr>
+              <w:spacing w:before="60" w:after="60" w:line="252" w:lineRule="auto"/>
+              <w:jc w:val="left"/>
+            </w:pPr>
+            <w:r/>
+            <w:r>
+              <w:t>BULL</w:t>
+            </w:r>
+          </w:p>
+        </w:tc>
+      </w:tr>
+      <w:tr>
+        <w:tc>
+          <w:tcPr>
+            <w:tcW w:type="dxa" w:w="1584"/>
+            <w:shd w:fill="FFFFFF"/>
+            <w:tcMar>
+              <w:top w:w="100" w:type="dxa"/>
+              <w:bottom w:w="100" w:type="dxa"/>
+              <w:left w:w="120" w:type="dxa"/>
+              <w:right w:w="120" w:type="dxa"/>
+            </w:tcMar>
+            <w:tcBorders>
+              <w:top w:val="single" w:sz="4" w:space="0" w:color="CCCCCC"/>
+              <w:bottom w:val="single" w:sz="4" w:space="0" w:color="CCCCCC"/>
+              <w:left w:val="single" w:sz="4" w:space="0" w:color="CCCCCC"/>
+              <w:right w:val="single" w:sz="4" w:space="0" w:color="CCCCCC"/>
+            </w:tcBorders>
+          </w:tcPr>
+          <w:p>
+            <w:pPr>
+              <w:spacing w:before="60" w:after="60" w:line="252" w:lineRule="auto"/>
+              <w:jc w:val="left"/>
+            </w:pPr>
+            <w:r/>
+            <w:r>
+              <w:rPr>
+                <w:b/>
+              </w:rPr>
+              <w:t>Wed 14/10</w:t>
+            </w:r>
+          </w:p>
+        </w:tc>
+        <w:tc>
+          <w:tcPr>
+            <w:tcW w:type="dxa" w:w="864"/>
+            <w:shd w:fill="FFFFFF"/>
+            <w:tcMar>
+              <w:top w:w="100" w:type="dxa"/>
+              <w:bottom w:w="100" w:type="dxa"/>
+              <w:left w:w="120" w:type="dxa"/>
+              <w:right w:w="120" w:type="dxa"/>
+            </w:tcMar>
+            <w:tcBorders>
+              <w:top w:val="single" w:sz="4" w:space="0" w:color="CCCCCC"/>
+              <w:bottom w:val="single" w:sz="4" w:space="0" w:color="CCCCCC"/>
+              <w:left w:val="single" w:sz="4" w:space="0" w:color="CCCCCC"/>
+              <w:right w:val="single" w:sz="4" w:space="0" w:color="CCCCCC"/>
+            </w:tcBorders>
+          </w:tcPr>
+          <w:p>
+            <w:pPr>
+              <w:spacing w:before="60" w:after="60" w:line="252" w:lineRule="auto"/>
+              <w:jc w:val="left"/>
+            </w:pPr>
+            <w:r/>
+            <w:r>
+              <w:t>Pre-NY 19-21</w:t>
+            </w:r>
+          </w:p>
+        </w:tc>
+        <w:tc>
+          <w:tcPr>
+            <w:tcW w:type="dxa" w:w="1440"/>
+            <w:shd w:fill="FFFFFF"/>
+            <w:tcMar>
+              <w:top w:w="100" w:type="dxa"/>
+              <w:bottom w:w="100" w:type="dxa"/>
+              <w:left w:w="120" w:type="dxa"/>
+              <w:right w:w="120" w:type="dxa"/>
+            </w:tcMar>
+            <w:tcBorders>
+              <w:top w:val="single" w:sz="4" w:space="0" w:color="CCCCCC"/>
+              <w:bottom w:val="single" w:sz="4" w:space="0" w:color="CCCCCC"/>
+              <w:left w:val="single" w:sz="4" w:space="0" w:color="CCCCCC"/>
+              <w:right w:val="single" w:sz="4" w:space="0" w:color="CCCCCC"/>
+            </w:tcBorders>
+          </w:tcPr>
+          <w:p>
+            <w:pPr>
+              <w:spacing w:before="60" w:after="60" w:line="252" w:lineRule="auto"/>
+              <w:jc w:val="left"/>
+            </w:pPr>
+            <w:r/>
+            <w:r>
+              <w:t>683.25</w:t>
+            </w:r>
+          </w:p>
+        </w:tc>
+        <w:tc>
+          <w:tcPr>
+            <w:tcW w:type="dxa" w:w="2016"/>
+            <w:shd w:fill="FFFFFF"/>
+            <w:tcMar>
+              <w:top w:w="100" w:type="dxa"/>
+              <w:bottom w:w="100" w:type="dxa"/>
+              <w:left w:w="120" w:type="dxa"/>
+              <w:right w:w="120" w:type="dxa"/>
+            </w:tcMar>
+            <w:tcBorders>
+              <w:top w:val="single" w:sz="4" w:space="0" w:color="CCCCCC"/>
+              <w:bottom w:val="single" w:sz="4" w:space="0" w:color="CCCCCC"/>
+              <w:left w:val="single" w:sz="4" w:space="0" w:color="CCCCCC"/>
+              <w:right w:val="single" w:sz="4" w:space="0" w:color="CCCCCC"/>
+            </w:tcBorders>
+          </w:tcPr>
+          <w:p>
+            <w:pPr>
+              <w:spacing w:before="60" w:after="60" w:line="252" w:lineRule="auto"/>
+              <w:jc w:val="left"/>
+            </w:pPr>
+            <w:r/>
+            <w:r>
+              <w:t>692.50</w:t>
+            </w:r>
+          </w:p>
+        </w:tc>
+        <w:tc>
+          <w:tcPr>
+            <w:tcW w:type="dxa" w:w="1152"/>
+            <w:shd w:fill="FFFFFF"/>
+            <w:tcMar>
+              <w:top w:w="100" w:type="dxa"/>
+              <w:bottom w:w="100" w:type="dxa"/>
+              <w:left w:w="120" w:type="dxa"/>
+              <w:right w:w="120" w:type="dxa"/>
+            </w:tcMar>
+            <w:tcBorders>
+              <w:top w:val="single" w:sz="4" w:space="0" w:color="CCCCCC"/>
+              <w:bottom w:val="single" w:sz="4" w:space="0" w:color="CCCCCC"/>
+              <w:left w:val="single" w:sz="4" w:space="0" w:color="CCCCCC"/>
+              <w:right w:val="single" w:sz="4" w:space="0" w:color="CCCCCC"/>
+            </w:tcBorders>
+          </w:tcPr>
+          <w:p>
+            <w:pPr>
+              <w:spacing w:before="60" w:after="60" w:line="252" w:lineRule="auto"/>
+              <w:jc w:val="left"/>
+            </w:pPr>
+            <w:r/>
+            <w:r>
+              <w:t>672.50</w:t>
+            </w:r>
+          </w:p>
+        </w:tc>
+        <w:tc>
+          <w:tcPr>
+            <w:tcW w:type="dxa" w:w="1728"/>
+            <w:shd w:fill="FFFFFF"/>
+            <w:tcMar>
+              <w:top w:w="100" w:type="dxa"/>
+              <w:bottom w:w="100" w:type="dxa"/>
+              <w:left w:w="120" w:type="dxa"/>
+              <w:right w:w="120" w:type="dxa"/>
+            </w:tcMar>
+            <w:tcBorders>
+              <w:top w:val="single" w:sz="4" w:space="0" w:color="CCCCCC"/>
+              <w:bottom w:val="single" w:sz="4" w:space="0" w:color="CCCCCC"/>
+              <w:left w:val="single" w:sz="4" w:space="0" w:color="CCCCCC"/>
+              <w:right w:val="single" w:sz="4" w:space="0" w:color="CCCCCC"/>
+            </w:tcBorders>
+          </w:tcPr>
+          <w:p>
+            <w:pPr>
+              <w:spacing w:before="60" w:after="60" w:line="252" w:lineRule="auto"/>
+              <w:jc w:val="left"/>
+            </w:pPr>
+            <w:r/>
+            <w:r>
+              <w:rPr>
+                <w:b/>
+              </w:rPr>
+              <w:t>683.75</w:t>
+            </w:r>
+          </w:p>
+        </w:tc>
+        <w:tc>
+          <w:tcPr>
+            <w:tcW w:type="dxa" w:w="3456"/>
+            <w:shd w:fill="FFFFFF"/>
             <w:tcMar>
               <w:top w:w="100" w:type="dxa"/>
               <w:bottom w:w="100" w:type="dxa"/>
@@ -27282,7 +27988,7 @@
         <w:tc>
           <w:tcPr>
             <w:tcW w:type="dxa" w:w="1440"/>
-            <w:shd w:fill="F8FAFC"/>
+            <w:shd w:fill="FFFFFF"/>
             <w:tcMar>
               <w:top w:w="100" w:type="dxa"/>
               <w:bottom w:w="100" w:type="dxa"/>
@@ -27312,7 +28018,7 @@
         <w:tc>
           <w:tcPr>
             <w:tcW w:type="dxa" w:w="1584"/>
-            <w:shd w:fill="FFFFFF"/>
+            <w:shd w:fill="F8FAFC"/>
             <w:tcMar>
               <w:top w:w="100" w:type="dxa"/>
               <w:bottom w:w="100" w:type="dxa"/>
@@ -27343,119 +28049,119 @@
         <w:tc>
           <w:tcPr>
             <w:tcW w:type="dxa" w:w="864"/>
-            <w:shd w:fill="FFFFFF"/>
-            <w:tcMar>
-              <w:top w:w="100" w:type="dxa"/>
-              <w:bottom w:w="100" w:type="dxa"/>
-              <w:left w:w="120" w:type="dxa"/>
-              <w:right w:w="120" w:type="dxa"/>
-            </w:tcMar>
-            <w:tcBorders>
-              <w:top w:val="single" w:sz="4" w:space="0" w:color="CCCCCC"/>
-              <w:bottom w:val="single" w:sz="4" w:space="0" w:color="CCCCCC"/>
-              <w:left w:val="single" w:sz="4" w:space="0" w:color="CCCCCC"/>
-              <w:right w:val="single" w:sz="4" w:space="0" w:color="CCCCCC"/>
-            </w:tcBorders>
-          </w:tcPr>
-          <w:p>
-            <w:pPr>
-              <w:spacing w:before="60" w:after="60" w:line="252" w:lineRule="auto"/>
-              <w:jc w:val="left"/>
-            </w:pPr>
-            <w:r/>
-            <w:r>
-              <w:t>Asia 11-15</w:t>
+            <w:shd w:fill="F8FAFC"/>
+            <w:tcMar>
+              <w:top w:w="100" w:type="dxa"/>
+              <w:bottom w:w="100" w:type="dxa"/>
+              <w:left w:w="120" w:type="dxa"/>
+              <w:right w:w="120" w:type="dxa"/>
+            </w:tcMar>
+            <w:tcBorders>
+              <w:top w:val="single" w:sz="4" w:space="0" w:color="CCCCCC"/>
+              <w:bottom w:val="single" w:sz="4" w:space="0" w:color="CCCCCC"/>
+              <w:left w:val="single" w:sz="4" w:space="0" w:color="CCCCCC"/>
+              <w:right w:val="single" w:sz="4" w:space="0" w:color="CCCCCC"/>
+            </w:tcBorders>
+          </w:tcPr>
+          <w:p>
+            <w:pPr>
+              <w:spacing w:before="60" w:after="60" w:line="252" w:lineRule="auto"/>
+              <w:jc w:val="left"/>
+            </w:pPr>
+            <w:r/>
+            <w:r>
+              <w:t>NY Open 21-23</w:t>
             </w:r>
           </w:p>
         </w:tc>
         <w:tc>
           <w:tcPr>
             <w:tcW w:type="dxa" w:w="1440"/>
-            <w:shd w:fill="FFFFFF"/>
-            <w:tcMar>
-              <w:top w:w="100" w:type="dxa"/>
-              <w:bottom w:w="100" w:type="dxa"/>
-              <w:left w:w="120" w:type="dxa"/>
-              <w:right w:w="120" w:type="dxa"/>
-            </w:tcMar>
-            <w:tcBorders>
-              <w:top w:val="single" w:sz="4" w:space="0" w:color="CCCCCC"/>
-              <w:bottom w:val="single" w:sz="4" w:space="0" w:color="CCCCCC"/>
-              <w:left w:val="single" w:sz="4" w:space="0" w:color="CCCCCC"/>
-              <w:right w:val="single" w:sz="4" w:space="0" w:color="CCCCCC"/>
-            </w:tcBorders>
-          </w:tcPr>
-          <w:p>
-            <w:pPr>
-              <w:spacing w:before="60" w:after="60" w:line="252" w:lineRule="auto"/>
-              <w:jc w:val="left"/>
-            </w:pPr>
-            <w:r/>
-            <w:r>
-              <w:t>682.00</w:t>
+            <w:shd w:fill="F8FAFC"/>
+            <w:tcMar>
+              <w:top w:w="100" w:type="dxa"/>
+              <w:bottom w:w="100" w:type="dxa"/>
+              <w:left w:w="120" w:type="dxa"/>
+              <w:right w:w="120" w:type="dxa"/>
+            </w:tcMar>
+            <w:tcBorders>
+              <w:top w:val="single" w:sz="4" w:space="0" w:color="CCCCCC"/>
+              <w:bottom w:val="single" w:sz="4" w:space="0" w:color="CCCCCC"/>
+              <w:left w:val="single" w:sz="4" w:space="0" w:color="CCCCCC"/>
+              <w:right w:val="single" w:sz="4" w:space="0" w:color="CCCCCC"/>
+            </w:tcBorders>
+          </w:tcPr>
+          <w:p>
+            <w:pPr>
+              <w:spacing w:before="60" w:after="60" w:line="252" w:lineRule="auto"/>
+              <w:jc w:val="left"/>
+            </w:pPr>
+            <w:r/>
+            <w:r>
+              <w:t>683.75</w:t>
             </w:r>
           </w:p>
         </w:tc>
         <w:tc>
           <w:tcPr>
             <w:tcW w:type="dxa" w:w="2016"/>
-            <w:shd w:fill="FFFFFF"/>
-            <w:tcMar>
-              <w:top w:w="100" w:type="dxa"/>
-              <w:bottom w:w="100" w:type="dxa"/>
-              <w:left w:w="120" w:type="dxa"/>
-              <w:right w:w="120" w:type="dxa"/>
-            </w:tcMar>
-            <w:tcBorders>
-              <w:top w:val="single" w:sz="4" w:space="0" w:color="CCCCCC"/>
-              <w:bottom w:val="single" w:sz="4" w:space="0" w:color="CCCCCC"/>
-              <w:left w:val="single" w:sz="4" w:space="0" w:color="CCCCCC"/>
-              <w:right w:val="single" w:sz="4" w:space="0" w:color="CCCCCC"/>
-            </w:tcBorders>
-          </w:tcPr>
-          <w:p>
-            <w:pPr>
-              <w:spacing w:before="60" w:after="60" w:line="252" w:lineRule="auto"/>
-              <w:jc w:val="left"/>
-            </w:pPr>
-            <w:r/>
-            <w:r>
-              <w:t>689.00</w:t>
+            <w:shd w:fill="F8FAFC"/>
+            <w:tcMar>
+              <w:top w:w="100" w:type="dxa"/>
+              <w:bottom w:w="100" w:type="dxa"/>
+              <w:left w:w="120" w:type="dxa"/>
+              <w:right w:w="120" w:type="dxa"/>
+            </w:tcMar>
+            <w:tcBorders>
+              <w:top w:val="single" w:sz="4" w:space="0" w:color="CCCCCC"/>
+              <w:bottom w:val="single" w:sz="4" w:space="0" w:color="CCCCCC"/>
+              <w:left w:val="single" w:sz="4" w:space="0" w:color="CCCCCC"/>
+              <w:right w:val="single" w:sz="4" w:space="0" w:color="CCCCCC"/>
+            </w:tcBorders>
+          </w:tcPr>
+          <w:p>
+            <w:pPr>
+              <w:spacing w:before="60" w:after="60" w:line="252" w:lineRule="auto"/>
+              <w:jc w:val="left"/>
+            </w:pPr>
+            <w:r/>
+            <w:r>
+              <w:t>696.00</w:t>
             </w:r>
           </w:p>
         </w:tc>
         <w:tc>
           <w:tcPr>
             <w:tcW w:type="dxa" w:w="1152"/>
-            <w:shd w:fill="FFFFFF"/>
-            <w:tcMar>
-              <w:top w:w="100" w:type="dxa"/>
-              <w:bottom w:w="100" w:type="dxa"/>
-              <w:left w:w="120" w:type="dxa"/>
-              <w:right w:w="120" w:type="dxa"/>
-            </w:tcMar>
-            <w:tcBorders>
-              <w:top w:val="single" w:sz="4" w:space="0" w:color="CCCCCC"/>
-              <w:bottom w:val="single" w:sz="4" w:space="0" w:color="CCCCCC"/>
-              <w:left w:val="single" w:sz="4" w:space="0" w:color="CCCCCC"/>
-              <w:right w:val="single" w:sz="4" w:space="0" w:color="CCCCCC"/>
-            </w:tcBorders>
-          </w:tcPr>
-          <w:p>
-            <w:pPr>
-              <w:spacing w:before="60" w:after="60" w:line="252" w:lineRule="auto"/>
-              <w:jc w:val="left"/>
-            </w:pPr>
-            <w:r/>
-            <w:r>
-              <w:t>676.00</w:t>
+            <w:shd w:fill="F8FAFC"/>
+            <w:tcMar>
+              <w:top w:w="100" w:type="dxa"/>
+              <w:bottom w:w="100" w:type="dxa"/>
+              <w:left w:w="120" w:type="dxa"/>
+              <w:right w:w="120" w:type="dxa"/>
+            </w:tcMar>
+            <w:tcBorders>
+              <w:top w:val="single" w:sz="4" w:space="0" w:color="CCCCCC"/>
+              <w:bottom w:val="single" w:sz="4" w:space="0" w:color="CCCCCC"/>
+              <w:left w:val="single" w:sz="4" w:space="0" w:color="CCCCCC"/>
+              <w:right w:val="single" w:sz="4" w:space="0" w:color="CCCCCC"/>
+            </w:tcBorders>
+          </w:tcPr>
+          <w:p>
+            <w:pPr>
+              <w:spacing w:before="60" w:after="60" w:line="252" w:lineRule="auto"/>
+              <w:jc w:val="left"/>
+            </w:pPr>
+            <w:r/>
+            <w:r>
+              <w:t>669.50</w:t>
             </w:r>
           </w:p>
         </w:tc>
         <w:tc>
           <w:tcPr>
             <w:tcW w:type="dxa" w:w="1728"/>
-            <w:shd w:fill="FFFFFF"/>
+            <w:shd w:fill="F8FAFC"/>
             <w:tcMar>
               <w:top w:w="100" w:type="dxa"/>
               <w:bottom w:w="100" w:type="dxa"/>
@@ -27479,7 +28185,242 @@
               <w:rPr>
                 <w:b/>
               </w:rPr>
-              <w:t>681.25</w:t>
+              <w:t>682.25</w:t>
+            </w:r>
+          </w:p>
+        </w:tc>
+        <w:tc>
+          <w:tcPr>
+            <w:tcW w:type="dxa" w:w="3456"/>
+            <w:shd w:fill="F8FAFC"/>
+            <w:tcMar>
+              <w:top w:w="100" w:type="dxa"/>
+              <w:bottom w:w="100" w:type="dxa"/>
+              <w:left w:w="120" w:type="dxa"/>
+              <w:right w:w="120" w:type="dxa"/>
+            </w:tcMar>
+            <w:tcBorders>
+              <w:top w:val="single" w:sz="4" w:space="0" w:color="CCCCCC"/>
+              <w:bottom w:val="single" w:sz="4" w:space="0" w:color="CCCCCC"/>
+              <w:left w:val="single" w:sz="4" w:space="0" w:color="CCCCCC"/>
+              <w:right w:val="single" w:sz="4" w:space="0" w:color="CCCCCC"/>
+            </w:tcBorders>
+          </w:tcPr>
+          <w:p>
+            <w:pPr>
+              <w:spacing w:before="60" w:after="60" w:line="252" w:lineRule="auto"/>
+              <w:jc w:val="left"/>
+            </w:pPr>
+            <w:r/>
+            <w:r>
+              <w:rPr>
+                <w:b/>
+              </w:rPr>
+              <w:t>-1.50</w:t>
+            </w:r>
+          </w:p>
+        </w:tc>
+        <w:tc>
+          <w:tcPr>
+            <w:tcW w:type="dxa" w:w="1440"/>
+            <w:shd w:fill="F8FAFC"/>
+            <w:tcMar>
+              <w:top w:w="100" w:type="dxa"/>
+              <w:bottom w:w="100" w:type="dxa"/>
+              <w:left w:w="120" w:type="dxa"/>
+              <w:right w:w="120" w:type="dxa"/>
+            </w:tcMar>
+            <w:tcBorders>
+              <w:top w:val="single" w:sz="4" w:space="0" w:color="CCCCCC"/>
+              <w:bottom w:val="single" w:sz="4" w:space="0" w:color="CCCCCC"/>
+              <w:left w:val="single" w:sz="4" w:space="0" w:color="CCCCCC"/>
+              <w:right w:val="single" w:sz="4" w:space="0" w:color="CCCCCC"/>
+            </w:tcBorders>
+          </w:tcPr>
+          <w:p>
+            <w:pPr>
+              <w:spacing w:before="60" w:after="60" w:line="252" w:lineRule="auto"/>
+              <w:jc w:val="left"/>
+            </w:pPr>
+            <w:r/>
+            <w:r>
+              <w:t>BEAR</w:t>
+            </w:r>
+          </w:p>
+        </w:tc>
+      </w:tr>
+      <w:tr>
+        <w:tc>
+          <w:tcPr>
+            <w:tcW w:type="dxa" w:w="1584"/>
+            <w:shd w:fill="FFFFFF"/>
+            <w:tcMar>
+              <w:top w:w="100" w:type="dxa"/>
+              <w:bottom w:w="100" w:type="dxa"/>
+              <w:left w:w="120" w:type="dxa"/>
+              <w:right w:w="120" w:type="dxa"/>
+            </w:tcMar>
+            <w:tcBorders>
+              <w:top w:val="single" w:sz="4" w:space="0" w:color="CCCCCC"/>
+              <w:bottom w:val="single" w:sz="4" w:space="0" w:color="CCCCCC"/>
+              <w:left w:val="single" w:sz="4" w:space="0" w:color="CCCCCC"/>
+              <w:right w:val="single" w:sz="4" w:space="0" w:color="CCCCCC"/>
+            </w:tcBorders>
+          </w:tcPr>
+          <w:p>
+            <w:pPr>
+              <w:spacing w:before="60" w:after="60" w:line="252" w:lineRule="auto"/>
+              <w:jc w:val="left"/>
+            </w:pPr>
+            <w:r/>
+            <w:r>
+              <w:rPr>
+                <w:b/>
+              </w:rPr>
+              <w:t>Wed 14/10</w:t>
+            </w:r>
+          </w:p>
+        </w:tc>
+        <w:tc>
+          <w:tcPr>
+            <w:tcW w:type="dxa" w:w="864"/>
+            <w:shd w:fill="FFFFFF"/>
+            <w:tcMar>
+              <w:top w:w="100" w:type="dxa"/>
+              <w:bottom w:w="100" w:type="dxa"/>
+              <w:left w:w="120" w:type="dxa"/>
+              <w:right w:w="120" w:type="dxa"/>
+            </w:tcMar>
+            <w:tcBorders>
+              <w:top w:val="single" w:sz="4" w:space="0" w:color="CCCCCC"/>
+              <w:bottom w:val="single" w:sz="4" w:space="0" w:color="CCCCCC"/>
+              <w:left w:val="single" w:sz="4" w:space="0" w:color="CCCCCC"/>
+              <w:right w:val="single" w:sz="4" w:space="0" w:color="CCCCCC"/>
+            </w:tcBorders>
+          </w:tcPr>
+          <w:p>
+            <w:pPr>
+              <w:spacing w:before="60" w:after="60" w:line="252" w:lineRule="auto"/>
+              <w:jc w:val="left"/>
+            </w:pPr>
+            <w:r/>
+            <w:r>
+              <w:t>NY Close 23-01</w:t>
+            </w:r>
+          </w:p>
+        </w:tc>
+        <w:tc>
+          <w:tcPr>
+            <w:tcW w:type="dxa" w:w="1440"/>
+            <w:shd w:fill="FFFFFF"/>
+            <w:tcMar>
+              <w:top w:w="100" w:type="dxa"/>
+              <w:bottom w:w="100" w:type="dxa"/>
+              <w:left w:w="120" w:type="dxa"/>
+              <w:right w:w="120" w:type="dxa"/>
+            </w:tcMar>
+            <w:tcBorders>
+              <w:top w:val="single" w:sz="4" w:space="0" w:color="CCCCCC"/>
+              <w:bottom w:val="single" w:sz="4" w:space="0" w:color="CCCCCC"/>
+              <w:left w:val="single" w:sz="4" w:space="0" w:color="CCCCCC"/>
+              <w:right w:val="single" w:sz="4" w:space="0" w:color="CCCCCC"/>
+            </w:tcBorders>
+          </w:tcPr>
+          <w:p>
+            <w:pPr>
+              <w:spacing w:before="60" w:after="60" w:line="252" w:lineRule="auto"/>
+              <w:jc w:val="left"/>
+            </w:pPr>
+            <w:r/>
+            <w:r>
+              <w:t>682.25</w:t>
+            </w:r>
+          </w:p>
+        </w:tc>
+        <w:tc>
+          <w:tcPr>
+            <w:tcW w:type="dxa" w:w="2016"/>
+            <w:shd w:fill="FFFFFF"/>
+            <w:tcMar>
+              <w:top w:w="100" w:type="dxa"/>
+              <w:bottom w:w="100" w:type="dxa"/>
+              <w:left w:w="120" w:type="dxa"/>
+              <w:right w:w="120" w:type="dxa"/>
+            </w:tcMar>
+            <w:tcBorders>
+              <w:top w:val="single" w:sz="4" w:space="0" w:color="CCCCCC"/>
+              <w:bottom w:val="single" w:sz="4" w:space="0" w:color="CCCCCC"/>
+              <w:left w:val="single" w:sz="4" w:space="0" w:color="CCCCCC"/>
+              <w:right w:val="single" w:sz="4" w:space="0" w:color="CCCCCC"/>
+            </w:tcBorders>
+          </w:tcPr>
+          <w:p>
+            <w:pPr>
+              <w:spacing w:before="60" w:after="60" w:line="252" w:lineRule="auto"/>
+              <w:jc w:val="left"/>
+            </w:pPr>
+            <w:r/>
+            <w:r>
+              <w:t>689.25</w:t>
+            </w:r>
+          </w:p>
+        </w:tc>
+        <w:tc>
+          <w:tcPr>
+            <w:tcW w:type="dxa" w:w="1152"/>
+            <w:shd w:fill="FFFFFF"/>
+            <w:tcMar>
+              <w:top w:w="100" w:type="dxa"/>
+              <w:bottom w:w="100" w:type="dxa"/>
+              <w:left w:w="120" w:type="dxa"/>
+              <w:right w:w="120" w:type="dxa"/>
+            </w:tcMar>
+            <w:tcBorders>
+              <w:top w:val="single" w:sz="4" w:space="0" w:color="CCCCCC"/>
+              <w:bottom w:val="single" w:sz="4" w:space="0" w:color="CCCCCC"/>
+              <w:left w:val="single" w:sz="4" w:space="0" w:color="CCCCCC"/>
+              <w:right w:val="single" w:sz="4" w:space="0" w:color="CCCCCC"/>
+            </w:tcBorders>
+          </w:tcPr>
+          <w:p>
+            <w:pPr>
+              <w:spacing w:before="60" w:after="60" w:line="252" w:lineRule="auto"/>
+              <w:jc w:val="left"/>
+            </w:pPr>
+            <w:r/>
+            <w:r>
+              <w:t>672.75</w:t>
+            </w:r>
+          </w:p>
+        </w:tc>
+        <w:tc>
+          <w:tcPr>
+            <w:tcW w:type="dxa" w:w="1728"/>
+            <w:shd w:fill="FFFFFF"/>
+            <w:tcMar>
+              <w:top w:w="100" w:type="dxa"/>
+              <w:bottom w:w="100" w:type="dxa"/>
+              <w:left w:w="120" w:type="dxa"/>
+              <w:right w:w="120" w:type="dxa"/>
+            </w:tcMar>
+            <w:tcBorders>
+              <w:top w:val="single" w:sz="4" w:space="0" w:color="CCCCCC"/>
+              <w:bottom w:val="single" w:sz="4" w:space="0" w:color="CCCCCC"/>
+              <w:left w:val="single" w:sz="4" w:space="0" w:color="CCCCCC"/>
+              <w:right w:val="single" w:sz="4" w:space="0" w:color="CCCCCC"/>
+            </w:tcBorders>
+          </w:tcPr>
+          <w:p>
+            <w:pPr>
+              <w:spacing w:before="60" w:after="60" w:line="252" w:lineRule="auto"/>
+              <w:jc w:val="left"/>
+            </w:pPr>
+            <w:r/>
+            <w:r>
+              <w:rPr>
+                <w:b/>
+              </w:rPr>
+              <w:t>682.75</w:t>
             </w:r>
           </w:p>
         </w:tc>
@@ -27487,6 +28428,1651 @@
           <w:tcPr>
             <w:tcW w:type="dxa" w:w="3456"/>
             <w:shd w:fill="FFFFFF"/>
+            <w:tcMar>
+              <w:top w:w="100" w:type="dxa"/>
+              <w:bottom w:w="100" w:type="dxa"/>
+              <w:left w:w="120" w:type="dxa"/>
+              <w:right w:w="120" w:type="dxa"/>
+            </w:tcMar>
+            <w:tcBorders>
+              <w:top w:val="single" w:sz="4" w:space="0" w:color="CCCCCC"/>
+              <w:bottom w:val="single" w:sz="4" w:space="0" w:color="CCCCCC"/>
+              <w:left w:val="single" w:sz="4" w:space="0" w:color="CCCCCC"/>
+              <w:right w:val="single" w:sz="4" w:space="0" w:color="CCCCCC"/>
+            </w:tcBorders>
+          </w:tcPr>
+          <w:p>
+            <w:pPr>
+              <w:spacing w:before="60" w:after="60" w:line="252" w:lineRule="auto"/>
+              <w:jc w:val="left"/>
+            </w:pPr>
+            <w:r/>
+            <w:r>
+              <w:rPr>
+                <w:b/>
+              </w:rPr>
+              <w:t>+0.50</w:t>
+            </w:r>
+          </w:p>
+        </w:tc>
+        <w:tc>
+          <w:tcPr>
+            <w:tcW w:type="dxa" w:w="1440"/>
+            <w:shd w:fill="FFFFFF"/>
+            <w:tcMar>
+              <w:top w:w="100" w:type="dxa"/>
+              <w:bottom w:w="100" w:type="dxa"/>
+              <w:left w:w="120" w:type="dxa"/>
+              <w:right w:w="120" w:type="dxa"/>
+            </w:tcMar>
+            <w:tcBorders>
+              <w:top w:val="single" w:sz="4" w:space="0" w:color="CCCCCC"/>
+              <w:bottom w:val="single" w:sz="4" w:space="0" w:color="CCCCCC"/>
+              <w:left w:val="single" w:sz="4" w:space="0" w:color="CCCCCC"/>
+              <w:right w:val="single" w:sz="4" w:space="0" w:color="CCCCCC"/>
+            </w:tcBorders>
+          </w:tcPr>
+          <w:p>
+            <w:pPr>
+              <w:spacing w:before="60" w:after="60" w:line="252" w:lineRule="auto"/>
+              <w:jc w:val="left"/>
+            </w:pPr>
+            <w:r/>
+            <w:r>
+              <w:t>BULL</w:t>
+            </w:r>
+          </w:p>
+        </w:tc>
+      </w:tr>
+      <w:tr>
+        <w:tc>
+          <w:tcPr>
+            <w:tcW w:type="dxa" w:w="1584"/>
+            <w:shd w:fill="F8FAFC"/>
+            <w:tcMar>
+              <w:top w:w="100" w:type="dxa"/>
+              <w:bottom w:w="100" w:type="dxa"/>
+              <w:left w:w="120" w:type="dxa"/>
+              <w:right w:w="120" w:type="dxa"/>
+            </w:tcMar>
+            <w:tcBorders>
+              <w:top w:val="single" w:sz="4" w:space="0" w:color="CCCCCC"/>
+              <w:bottom w:val="single" w:sz="4" w:space="0" w:color="CCCCCC"/>
+              <w:left w:val="single" w:sz="4" w:space="0" w:color="CCCCCC"/>
+              <w:right w:val="single" w:sz="4" w:space="0" w:color="CCCCCC"/>
+            </w:tcBorders>
+          </w:tcPr>
+          <w:p>
+            <w:pPr>
+              <w:spacing w:before="60" w:after="60" w:line="252" w:lineRule="auto"/>
+              <w:jc w:val="left"/>
+            </w:pPr>
+            <w:r/>
+            <w:r>
+              <w:rPr>
+                <w:b/>
+              </w:rPr>
+              <w:t>Thu 15/10</w:t>
+            </w:r>
+          </w:p>
+        </w:tc>
+        <w:tc>
+          <w:tcPr>
+            <w:tcW w:type="dxa" w:w="864"/>
+            <w:shd w:fill="F8FAFC"/>
+            <w:tcMar>
+              <w:top w:w="100" w:type="dxa"/>
+              <w:bottom w:w="100" w:type="dxa"/>
+              <w:left w:w="120" w:type="dxa"/>
+              <w:right w:w="120" w:type="dxa"/>
+            </w:tcMar>
+            <w:tcBorders>
+              <w:top w:val="single" w:sz="4" w:space="0" w:color="CCCCCC"/>
+              <w:bottom w:val="single" w:sz="4" w:space="0" w:color="CCCCCC"/>
+              <w:left w:val="single" w:sz="4" w:space="0" w:color="CCCCCC"/>
+              <w:right w:val="single" w:sz="4" w:space="0" w:color="CCCCCC"/>
+            </w:tcBorders>
+          </w:tcPr>
+          <w:p>
+            <w:pPr>
+              <w:spacing w:before="60" w:after="60" w:line="252" w:lineRule="auto"/>
+              <w:jc w:val="left"/>
+            </w:pPr>
+            <w:r/>
+            <w:r>
+              <w:t>Asia 07-11</w:t>
+            </w:r>
+          </w:p>
+        </w:tc>
+        <w:tc>
+          <w:tcPr>
+            <w:tcW w:type="dxa" w:w="1440"/>
+            <w:shd w:fill="F8FAFC"/>
+            <w:tcMar>
+              <w:top w:w="100" w:type="dxa"/>
+              <w:bottom w:w="100" w:type="dxa"/>
+              <w:left w:w="120" w:type="dxa"/>
+              <w:right w:w="120" w:type="dxa"/>
+            </w:tcMar>
+            <w:tcBorders>
+              <w:top w:val="single" w:sz="4" w:space="0" w:color="CCCCCC"/>
+              <w:bottom w:val="single" w:sz="4" w:space="0" w:color="CCCCCC"/>
+              <w:left w:val="single" w:sz="4" w:space="0" w:color="CCCCCC"/>
+              <w:right w:val="single" w:sz="4" w:space="0" w:color="CCCCCC"/>
+            </w:tcBorders>
+          </w:tcPr>
+          <w:p>
+            <w:pPr>
+              <w:spacing w:before="60" w:after="60" w:line="252" w:lineRule="auto"/>
+              <w:jc w:val="left"/>
+            </w:pPr>
+            <w:r/>
+            <w:r>
+              <w:t>682.75</w:t>
+            </w:r>
+          </w:p>
+        </w:tc>
+        <w:tc>
+          <w:tcPr>
+            <w:tcW w:type="dxa" w:w="2016"/>
+            <w:shd w:fill="F8FAFC"/>
+            <w:tcMar>
+              <w:top w:w="100" w:type="dxa"/>
+              <w:bottom w:w="100" w:type="dxa"/>
+              <w:left w:w="120" w:type="dxa"/>
+              <w:right w:w="120" w:type="dxa"/>
+            </w:tcMar>
+            <w:tcBorders>
+              <w:top w:val="single" w:sz="4" w:space="0" w:color="CCCCCC"/>
+              <w:bottom w:val="single" w:sz="4" w:space="0" w:color="CCCCCC"/>
+              <w:left w:val="single" w:sz="4" w:space="0" w:color="CCCCCC"/>
+              <w:right w:val="single" w:sz="4" w:space="0" w:color="CCCCCC"/>
+            </w:tcBorders>
+          </w:tcPr>
+          <w:p>
+            <w:pPr>
+              <w:spacing w:before="60" w:after="60" w:line="252" w:lineRule="auto"/>
+              <w:jc w:val="left"/>
+            </w:pPr>
+            <w:r/>
+            <w:r>
+              <w:t>693.25</w:t>
+            </w:r>
+          </w:p>
+        </w:tc>
+        <w:tc>
+          <w:tcPr>
+            <w:tcW w:type="dxa" w:w="1152"/>
+            <w:shd w:fill="F8FAFC"/>
+            <w:tcMar>
+              <w:top w:w="100" w:type="dxa"/>
+              <w:bottom w:w="100" w:type="dxa"/>
+              <w:left w:w="120" w:type="dxa"/>
+              <w:right w:w="120" w:type="dxa"/>
+            </w:tcMar>
+            <w:tcBorders>
+              <w:top w:val="single" w:sz="4" w:space="0" w:color="CCCCCC"/>
+              <w:bottom w:val="single" w:sz="4" w:space="0" w:color="CCCCCC"/>
+              <w:left w:val="single" w:sz="4" w:space="0" w:color="CCCCCC"/>
+              <w:right w:val="single" w:sz="4" w:space="0" w:color="CCCCCC"/>
+            </w:tcBorders>
+          </w:tcPr>
+          <w:p>
+            <w:pPr>
+              <w:spacing w:before="60" w:after="60" w:line="252" w:lineRule="auto"/>
+              <w:jc w:val="left"/>
+            </w:pPr>
+            <w:r/>
+            <w:r>
+              <w:t>675.50</w:t>
+            </w:r>
+          </w:p>
+        </w:tc>
+        <w:tc>
+          <w:tcPr>
+            <w:tcW w:type="dxa" w:w="1728"/>
+            <w:shd w:fill="F8FAFC"/>
+            <w:tcMar>
+              <w:top w:w="100" w:type="dxa"/>
+              <w:bottom w:w="100" w:type="dxa"/>
+              <w:left w:w="120" w:type="dxa"/>
+              <w:right w:w="120" w:type="dxa"/>
+            </w:tcMar>
+            <w:tcBorders>
+              <w:top w:val="single" w:sz="4" w:space="0" w:color="CCCCCC"/>
+              <w:bottom w:val="single" w:sz="4" w:space="0" w:color="CCCCCC"/>
+              <w:left w:val="single" w:sz="4" w:space="0" w:color="CCCCCC"/>
+              <w:right w:val="single" w:sz="4" w:space="0" w:color="CCCCCC"/>
+            </w:tcBorders>
+          </w:tcPr>
+          <w:p>
+            <w:pPr>
+              <w:spacing w:before="60" w:after="60" w:line="252" w:lineRule="auto"/>
+              <w:jc w:val="left"/>
+            </w:pPr>
+            <w:r/>
+            <w:r>
+              <w:rPr>
+                <w:b/>
+              </w:rPr>
+              <w:t>682.50</w:t>
+            </w:r>
+          </w:p>
+        </w:tc>
+        <w:tc>
+          <w:tcPr>
+            <w:tcW w:type="dxa" w:w="3456"/>
+            <w:shd w:fill="F8FAFC"/>
+            <w:tcMar>
+              <w:top w:w="100" w:type="dxa"/>
+              <w:bottom w:w="100" w:type="dxa"/>
+              <w:left w:w="120" w:type="dxa"/>
+              <w:right w:w="120" w:type="dxa"/>
+            </w:tcMar>
+            <w:tcBorders>
+              <w:top w:val="single" w:sz="4" w:space="0" w:color="CCCCCC"/>
+              <w:bottom w:val="single" w:sz="4" w:space="0" w:color="CCCCCC"/>
+              <w:left w:val="single" w:sz="4" w:space="0" w:color="CCCCCC"/>
+              <w:right w:val="single" w:sz="4" w:space="0" w:color="CCCCCC"/>
+            </w:tcBorders>
+          </w:tcPr>
+          <w:p>
+            <w:pPr>
+              <w:spacing w:before="60" w:after="60" w:line="252" w:lineRule="auto"/>
+              <w:jc w:val="left"/>
+            </w:pPr>
+            <w:r/>
+            <w:r>
+              <w:rPr>
+                <w:b/>
+              </w:rPr>
+              <w:t>-0.25</w:t>
+            </w:r>
+          </w:p>
+        </w:tc>
+        <w:tc>
+          <w:tcPr>
+            <w:tcW w:type="dxa" w:w="1440"/>
+            <w:shd w:fill="F8FAFC"/>
+            <w:tcMar>
+              <w:top w:w="100" w:type="dxa"/>
+              <w:bottom w:w="100" w:type="dxa"/>
+              <w:left w:w="120" w:type="dxa"/>
+              <w:right w:w="120" w:type="dxa"/>
+            </w:tcMar>
+            <w:tcBorders>
+              <w:top w:val="single" w:sz="4" w:space="0" w:color="CCCCCC"/>
+              <w:bottom w:val="single" w:sz="4" w:space="0" w:color="CCCCCC"/>
+              <w:left w:val="single" w:sz="4" w:space="0" w:color="CCCCCC"/>
+              <w:right w:val="single" w:sz="4" w:space="0" w:color="CCCCCC"/>
+            </w:tcBorders>
+          </w:tcPr>
+          <w:p>
+            <w:pPr>
+              <w:spacing w:before="60" w:after="60" w:line="252" w:lineRule="auto"/>
+              <w:jc w:val="left"/>
+            </w:pPr>
+            <w:r/>
+            <w:r>
+              <w:t>BEAR</w:t>
+            </w:r>
+          </w:p>
+        </w:tc>
+      </w:tr>
+      <w:tr>
+        <w:tc>
+          <w:tcPr>
+            <w:tcW w:type="dxa" w:w="1584"/>
+            <w:shd w:fill="FFFFFF"/>
+            <w:tcMar>
+              <w:top w:w="100" w:type="dxa"/>
+              <w:bottom w:w="100" w:type="dxa"/>
+              <w:left w:w="120" w:type="dxa"/>
+              <w:right w:w="120" w:type="dxa"/>
+            </w:tcMar>
+            <w:tcBorders>
+              <w:top w:val="single" w:sz="4" w:space="0" w:color="CCCCCC"/>
+              <w:bottom w:val="single" w:sz="4" w:space="0" w:color="CCCCCC"/>
+              <w:left w:val="single" w:sz="4" w:space="0" w:color="CCCCCC"/>
+              <w:right w:val="single" w:sz="4" w:space="0" w:color="CCCCCC"/>
+            </w:tcBorders>
+          </w:tcPr>
+          <w:p>
+            <w:pPr>
+              <w:spacing w:before="60" w:after="60" w:line="252" w:lineRule="auto"/>
+              <w:jc w:val="left"/>
+            </w:pPr>
+            <w:r/>
+            <w:r>
+              <w:rPr>
+                <w:b/>
+              </w:rPr>
+              <w:t>Thu 15/10</w:t>
+            </w:r>
+          </w:p>
+        </w:tc>
+        <w:tc>
+          <w:tcPr>
+            <w:tcW w:type="dxa" w:w="864"/>
+            <w:shd w:fill="FFFFFF"/>
+            <w:tcMar>
+              <w:top w:w="100" w:type="dxa"/>
+              <w:bottom w:w="100" w:type="dxa"/>
+              <w:left w:w="120" w:type="dxa"/>
+              <w:right w:w="120" w:type="dxa"/>
+            </w:tcMar>
+            <w:tcBorders>
+              <w:top w:val="single" w:sz="4" w:space="0" w:color="CCCCCC"/>
+              <w:bottom w:val="single" w:sz="4" w:space="0" w:color="CCCCCC"/>
+              <w:left w:val="single" w:sz="4" w:space="0" w:color="CCCCCC"/>
+              <w:right w:val="single" w:sz="4" w:space="0" w:color="CCCCCC"/>
+            </w:tcBorders>
+          </w:tcPr>
+          <w:p>
+            <w:pPr>
+              <w:spacing w:before="60" w:after="60" w:line="252" w:lineRule="auto"/>
+              <w:jc w:val="left"/>
+            </w:pPr>
+            <w:r/>
+            <w:r>
+              <w:t>Asia 11-15</w:t>
+            </w:r>
+          </w:p>
+        </w:tc>
+        <w:tc>
+          <w:tcPr>
+            <w:tcW w:type="dxa" w:w="1440"/>
+            <w:shd w:fill="FFFFFF"/>
+            <w:tcMar>
+              <w:top w:w="100" w:type="dxa"/>
+              <w:bottom w:w="100" w:type="dxa"/>
+              <w:left w:w="120" w:type="dxa"/>
+              <w:right w:w="120" w:type="dxa"/>
+            </w:tcMar>
+            <w:tcBorders>
+              <w:top w:val="single" w:sz="4" w:space="0" w:color="CCCCCC"/>
+              <w:bottom w:val="single" w:sz="4" w:space="0" w:color="CCCCCC"/>
+              <w:left w:val="single" w:sz="4" w:space="0" w:color="CCCCCC"/>
+              <w:right w:val="single" w:sz="4" w:space="0" w:color="CCCCCC"/>
+            </w:tcBorders>
+          </w:tcPr>
+          <w:p>
+            <w:pPr>
+              <w:spacing w:before="60" w:after="60" w:line="252" w:lineRule="auto"/>
+              <w:jc w:val="left"/>
+            </w:pPr>
+            <w:r/>
+            <w:r>
+              <w:t>682.50</w:t>
+            </w:r>
+          </w:p>
+        </w:tc>
+        <w:tc>
+          <w:tcPr>
+            <w:tcW w:type="dxa" w:w="2016"/>
+            <w:shd w:fill="FFFFFF"/>
+            <w:tcMar>
+              <w:top w:w="100" w:type="dxa"/>
+              <w:bottom w:w="100" w:type="dxa"/>
+              <w:left w:w="120" w:type="dxa"/>
+              <w:right w:w="120" w:type="dxa"/>
+            </w:tcMar>
+            <w:tcBorders>
+              <w:top w:val="single" w:sz="4" w:space="0" w:color="CCCCCC"/>
+              <w:bottom w:val="single" w:sz="4" w:space="0" w:color="CCCCCC"/>
+              <w:left w:val="single" w:sz="4" w:space="0" w:color="CCCCCC"/>
+              <w:right w:val="single" w:sz="4" w:space="0" w:color="CCCCCC"/>
+            </w:tcBorders>
+          </w:tcPr>
+          <w:p>
+            <w:pPr>
+              <w:spacing w:before="60" w:after="60" w:line="252" w:lineRule="auto"/>
+              <w:jc w:val="left"/>
+            </w:pPr>
+            <w:r/>
+            <w:r>
+              <w:t>692.25</w:t>
+            </w:r>
+          </w:p>
+        </w:tc>
+        <w:tc>
+          <w:tcPr>
+            <w:tcW w:type="dxa" w:w="1152"/>
+            <w:shd w:fill="FFFFFF"/>
+            <w:tcMar>
+              <w:top w:w="100" w:type="dxa"/>
+              <w:bottom w:w="100" w:type="dxa"/>
+              <w:left w:w="120" w:type="dxa"/>
+              <w:right w:w="120" w:type="dxa"/>
+            </w:tcMar>
+            <w:tcBorders>
+              <w:top w:val="single" w:sz="4" w:space="0" w:color="CCCCCC"/>
+              <w:bottom w:val="single" w:sz="4" w:space="0" w:color="CCCCCC"/>
+              <w:left w:val="single" w:sz="4" w:space="0" w:color="CCCCCC"/>
+              <w:right w:val="single" w:sz="4" w:space="0" w:color="CCCCCC"/>
+            </w:tcBorders>
+          </w:tcPr>
+          <w:p>
+            <w:pPr>
+              <w:spacing w:before="60" w:after="60" w:line="252" w:lineRule="auto"/>
+              <w:jc w:val="left"/>
+            </w:pPr>
+            <w:r/>
+            <w:r>
+              <w:t>672.75</w:t>
+            </w:r>
+          </w:p>
+        </w:tc>
+        <w:tc>
+          <w:tcPr>
+            <w:tcW w:type="dxa" w:w="1728"/>
+            <w:shd w:fill="FFFFFF"/>
+            <w:tcMar>
+              <w:top w:w="100" w:type="dxa"/>
+              <w:bottom w:w="100" w:type="dxa"/>
+              <w:left w:w="120" w:type="dxa"/>
+              <w:right w:w="120" w:type="dxa"/>
+            </w:tcMar>
+            <w:tcBorders>
+              <w:top w:val="single" w:sz="4" w:space="0" w:color="CCCCCC"/>
+              <w:bottom w:val="single" w:sz="4" w:space="0" w:color="CCCCCC"/>
+              <w:left w:val="single" w:sz="4" w:space="0" w:color="CCCCCC"/>
+              <w:right w:val="single" w:sz="4" w:space="0" w:color="CCCCCC"/>
+            </w:tcBorders>
+          </w:tcPr>
+          <w:p>
+            <w:pPr>
+              <w:spacing w:before="60" w:after="60" w:line="252" w:lineRule="auto"/>
+              <w:jc w:val="left"/>
+            </w:pPr>
+            <w:r/>
+            <w:r>
+              <w:rPr>
+                <w:b/>
+              </w:rPr>
+              <w:t>683.00</w:t>
+            </w:r>
+          </w:p>
+        </w:tc>
+        <w:tc>
+          <w:tcPr>
+            <w:tcW w:type="dxa" w:w="3456"/>
+            <w:shd w:fill="FFFFFF"/>
+            <w:tcMar>
+              <w:top w:w="100" w:type="dxa"/>
+              <w:bottom w:w="100" w:type="dxa"/>
+              <w:left w:w="120" w:type="dxa"/>
+              <w:right w:w="120" w:type="dxa"/>
+            </w:tcMar>
+            <w:tcBorders>
+              <w:top w:val="single" w:sz="4" w:space="0" w:color="CCCCCC"/>
+              <w:bottom w:val="single" w:sz="4" w:space="0" w:color="CCCCCC"/>
+              <w:left w:val="single" w:sz="4" w:space="0" w:color="CCCCCC"/>
+              <w:right w:val="single" w:sz="4" w:space="0" w:color="CCCCCC"/>
+            </w:tcBorders>
+          </w:tcPr>
+          <w:p>
+            <w:pPr>
+              <w:spacing w:before="60" w:after="60" w:line="252" w:lineRule="auto"/>
+              <w:jc w:val="left"/>
+            </w:pPr>
+            <w:r/>
+            <w:r>
+              <w:rPr>
+                <w:b/>
+              </w:rPr>
+              <w:t>+0.50</w:t>
+            </w:r>
+          </w:p>
+        </w:tc>
+        <w:tc>
+          <w:tcPr>
+            <w:tcW w:type="dxa" w:w="1440"/>
+            <w:shd w:fill="FFFFFF"/>
+            <w:tcMar>
+              <w:top w:w="100" w:type="dxa"/>
+              <w:bottom w:w="100" w:type="dxa"/>
+              <w:left w:w="120" w:type="dxa"/>
+              <w:right w:w="120" w:type="dxa"/>
+            </w:tcMar>
+            <w:tcBorders>
+              <w:top w:val="single" w:sz="4" w:space="0" w:color="CCCCCC"/>
+              <w:bottom w:val="single" w:sz="4" w:space="0" w:color="CCCCCC"/>
+              <w:left w:val="single" w:sz="4" w:space="0" w:color="CCCCCC"/>
+              <w:right w:val="single" w:sz="4" w:space="0" w:color="CCCCCC"/>
+            </w:tcBorders>
+          </w:tcPr>
+          <w:p>
+            <w:pPr>
+              <w:spacing w:before="60" w:after="60" w:line="252" w:lineRule="auto"/>
+              <w:jc w:val="left"/>
+            </w:pPr>
+            <w:r/>
+            <w:r>
+              <w:t>BULL</w:t>
+            </w:r>
+          </w:p>
+        </w:tc>
+      </w:tr>
+      <w:tr>
+        <w:tc>
+          <w:tcPr>
+            <w:tcW w:type="dxa" w:w="1584"/>
+            <w:shd w:fill="F8FAFC"/>
+            <w:tcMar>
+              <w:top w:w="100" w:type="dxa"/>
+              <w:bottom w:w="100" w:type="dxa"/>
+              <w:left w:w="120" w:type="dxa"/>
+              <w:right w:w="120" w:type="dxa"/>
+            </w:tcMar>
+            <w:tcBorders>
+              <w:top w:val="single" w:sz="4" w:space="0" w:color="CCCCCC"/>
+              <w:bottom w:val="single" w:sz="4" w:space="0" w:color="CCCCCC"/>
+              <w:left w:val="single" w:sz="4" w:space="0" w:color="CCCCCC"/>
+              <w:right w:val="single" w:sz="4" w:space="0" w:color="CCCCCC"/>
+            </w:tcBorders>
+          </w:tcPr>
+          <w:p>
+            <w:pPr>
+              <w:spacing w:before="60" w:after="60" w:line="252" w:lineRule="auto"/>
+              <w:jc w:val="left"/>
+            </w:pPr>
+            <w:r/>
+            <w:r>
+              <w:rPr>
+                <w:b/>
+              </w:rPr>
+              <w:t>Thu 15/10</w:t>
+            </w:r>
+          </w:p>
+        </w:tc>
+        <w:tc>
+          <w:tcPr>
+            <w:tcW w:type="dxa" w:w="864"/>
+            <w:shd w:fill="F8FAFC"/>
+            <w:tcMar>
+              <w:top w:w="100" w:type="dxa"/>
+              <w:bottom w:w="100" w:type="dxa"/>
+              <w:left w:w="120" w:type="dxa"/>
+              <w:right w:w="120" w:type="dxa"/>
+            </w:tcMar>
+            <w:tcBorders>
+              <w:top w:val="single" w:sz="4" w:space="0" w:color="CCCCCC"/>
+              <w:bottom w:val="single" w:sz="4" w:space="0" w:color="CCCCCC"/>
+              <w:left w:val="single" w:sz="4" w:space="0" w:color="CCCCCC"/>
+              <w:right w:val="single" w:sz="4" w:space="0" w:color="CCCCCC"/>
+            </w:tcBorders>
+          </w:tcPr>
+          <w:p>
+            <w:pPr>
+              <w:spacing w:before="60" w:after="60" w:line="252" w:lineRule="auto"/>
+              <w:jc w:val="left"/>
+            </w:pPr>
+            <w:r/>
+            <w:r>
+              <w:t>London 15-19</w:t>
+            </w:r>
+          </w:p>
+        </w:tc>
+        <w:tc>
+          <w:tcPr>
+            <w:tcW w:type="dxa" w:w="1440"/>
+            <w:shd w:fill="F8FAFC"/>
+            <w:tcMar>
+              <w:top w:w="100" w:type="dxa"/>
+              <w:bottom w:w="100" w:type="dxa"/>
+              <w:left w:w="120" w:type="dxa"/>
+              <w:right w:w="120" w:type="dxa"/>
+            </w:tcMar>
+            <w:tcBorders>
+              <w:top w:val="single" w:sz="4" w:space="0" w:color="CCCCCC"/>
+              <w:bottom w:val="single" w:sz="4" w:space="0" w:color="CCCCCC"/>
+              <w:left w:val="single" w:sz="4" w:space="0" w:color="CCCCCC"/>
+              <w:right w:val="single" w:sz="4" w:space="0" w:color="CCCCCC"/>
+            </w:tcBorders>
+          </w:tcPr>
+          <w:p>
+            <w:pPr>
+              <w:spacing w:before="60" w:after="60" w:line="252" w:lineRule="auto"/>
+              <w:jc w:val="left"/>
+            </w:pPr>
+            <w:r/>
+            <w:r>
+              <w:t>683.00</w:t>
+            </w:r>
+          </w:p>
+        </w:tc>
+        <w:tc>
+          <w:tcPr>
+            <w:tcW w:type="dxa" w:w="2016"/>
+            <w:shd w:fill="F8FAFC"/>
+            <w:tcMar>
+              <w:top w:w="100" w:type="dxa"/>
+              <w:bottom w:w="100" w:type="dxa"/>
+              <w:left w:w="120" w:type="dxa"/>
+              <w:right w:w="120" w:type="dxa"/>
+            </w:tcMar>
+            <w:tcBorders>
+              <w:top w:val="single" w:sz="4" w:space="0" w:color="CCCCCC"/>
+              <w:bottom w:val="single" w:sz="4" w:space="0" w:color="CCCCCC"/>
+              <w:left w:val="single" w:sz="4" w:space="0" w:color="CCCCCC"/>
+              <w:right w:val="single" w:sz="4" w:space="0" w:color="CCCCCC"/>
+            </w:tcBorders>
+          </w:tcPr>
+          <w:p>
+            <w:pPr>
+              <w:spacing w:before="60" w:after="60" w:line="252" w:lineRule="auto"/>
+              <w:jc w:val="left"/>
+            </w:pPr>
+            <w:r/>
+            <w:r>
+              <w:t>693.75</w:t>
+            </w:r>
+          </w:p>
+        </w:tc>
+        <w:tc>
+          <w:tcPr>
+            <w:tcW w:type="dxa" w:w="1152"/>
+            <w:shd w:fill="F8FAFC"/>
+            <w:tcMar>
+              <w:top w:w="100" w:type="dxa"/>
+              <w:bottom w:w="100" w:type="dxa"/>
+              <w:left w:w="120" w:type="dxa"/>
+              <w:right w:w="120" w:type="dxa"/>
+            </w:tcMar>
+            <w:tcBorders>
+              <w:top w:val="single" w:sz="4" w:space="0" w:color="CCCCCC"/>
+              <w:bottom w:val="single" w:sz="4" w:space="0" w:color="CCCCCC"/>
+              <w:left w:val="single" w:sz="4" w:space="0" w:color="CCCCCC"/>
+              <w:right w:val="single" w:sz="4" w:space="0" w:color="CCCCCC"/>
+            </w:tcBorders>
+          </w:tcPr>
+          <w:p>
+            <w:pPr>
+              <w:spacing w:before="60" w:after="60" w:line="252" w:lineRule="auto"/>
+              <w:jc w:val="left"/>
+            </w:pPr>
+            <w:r/>
+            <w:r>
+              <w:t>675.75</w:t>
+            </w:r>
+          </w:p>
+        </w:tc>
+        <w:tc>
+          <w:tcPr>
+            <w:tcW w:type="dxa" w:w="1728"/>
+            <w:shd w:fill="F8FAFC"/>
+            <w:tcMar>
+              <w:top w:w="100" w:type="dxa"/>
+              <w:bottom w:w="100" w:type="dxa"/>
+              <w:left w:w="120" w:type="dxa"/>
+              <w:right w:w="120" w:type="dxa"/>
+            </w:tcMar>
+            <w:tcBorders>
+              <w:top w:val="single" w:sz="4" w:space="0" w:color="CCCCCC"/>
+              <w:bottom w:val="single" w:sz="4" w:space="0" w:color="CCCCCC"/>
+              <w:left w:val="single" w:sz="4" w:space="0" w:color="CCCCCC"/>
+              <w:right w:val="single" w:sz="4" w:space="0" w:color="CCCCCC"/>
+            </w:tcBorders>
+          </w:tcPr>
+          <w:p>
+            <w:pPr>
+              <w:spacing w:before="60" w:after="60" w:line="252" w:lineRule="auto"/>
+              <w:jc w:val="left"/>
+            </w:pPr>
+            <w:r/>
+            <w:r>
+              <w:rPr>
+                <w:b/>
+              </w:rPr>
+              <w:t>683.75</w:t>
+            </w:r>
+          </w:p>
+        </w:tc>
+        <w:tc>
+          <w:tcPr>
+            <w:tcW w:type="dxa" w:w="3456"/>
+            <w:shd w:fill="F8FAFC"/>
+            <w:tcMar>
+              <w:top w:w="100" w:type="dxa"/>
+              <w:bottom w:w="100" w:type="dxa"/>
+              <w:left w:w="120" w:type="dxa"/>
+              <w:right w:w="120" w:type="dxa"/>
+            </w:tcMar>
+            <w:tcBorders>
+              <w:top w:val="single" w:sz="4" w:space="0" w:color="CCCCCC"/>
+              <w:bottom w:val="single" w:sz="4" w:space="0" w:color="CCCCCC"/>
+              <w:left w:val="single" w:sz="4" w:space="0" w:color="CCCCCC"/>
+              <w:right w:val="single" w:sz="4" w:space="0" w:color="CCCCCC"/>
+            </w:tcBorders>
+          </w:tcPr>
+          <w:p>
+            <w:pPr>
+              <w:spacing w:before="60" w:after="60" w:line="252" w:lineRule="auto"/>
+              <w:jc w:val="left"/>
+            </w:pPr>
+            <w:r/>
+            <w:r>
+              <w:rPr>
+                <w:b/>
+              </w:rPr>
+              <w:t>+0.75</w:t>
+            </w:r>
+          </w:p>
+        </w:tc>
+        <w:tc>
+          <w:tcPr>
+            <w:tcW w:type="dxa" w:w="1440"/>
+            <w:shd w:fill="F8FAFC"/>
+            <w:tcMar>
+              <w:top w:w="100" w:type="dxa"/>
+              <w:bottom w:w="100" w:type="dxa"/>
+              <w:left w:w="120" w:type="dxa"/>
+              <w:right w:w="120" w:type="dxa"/>
+            </w:tcMar>
+            <w:tcBorders>
+              <w:top w:val="single" w:sz="4" w:space="0" w:color="CCCCCC"/>
+              <w:bottom w:val="single" w:sz="4" w:space="0" w:color="CCCCCC"/>
+              <w:left w:val="single" w:sz="4" w:space="0" w:color="CCCCCC"/>
+              <w:right w:val="single" w:sz="4" w:space="0" w:color="CCCCCC"/>
+            </w:tcBorders>
+          </w:tcPr>
+          <w:p>
+            <w:pPr>
+              <w:spacing w:before="60" w:after="60" w:line="252" w:lineRule="auto"/>
+              <w:jc w:val="left"/>
+            </w:pPr>
+            <w:r/>
+            <w:r>
+              <w:t>BULL</w:t>
+            </w:r>
+          </w:p>
+        </w:tc>
+      </w:tr>
+      <w:tr>
+        <w:tc>
+          <w:tcPr>
+            <w:tcW w:type="dxa" w:w="1584"/>
+            <w:shd w:fill="FFFFFF"/>
+            <w:tcMar>
+              <w:top w:w="100" w:type="dxa"/>
+              <w:bottom w:w="100" w:type="dxa"/>
+              <w:left w:w="120" w:type="dxa"/>
+              <w:right w:w="120" w:type="dxa"/>
+            </w:tcMar>
+            <w:tcBorders>
+              <w:top w:val="single" w:sz="4" w:space="0" w:color="CCCCCC"/>
+              <w:bottom w:val="single" w:sz="4" w:space="0" w:color="CCCCCC"/>
+              <w:left w:val="single" w:sz="4" w:space="0" w:color="CCCCCC"/>
+              <w:right w:val="single" w:sz="4" w:space="0" w:color="CCCCCC"/>
+            </w:tcBorders>
+          </w:tcPr>
+          <w:p>
+            <w:pPr>
+              <w:spacing w:before="60" w:after="60" w:line="252" w:lineRule="auto"/>
+              <w:jc w:val="left"/>
+            </w:pPr>
+            <w:r/>
+            <w:r>
+              <w:rPr>
+                <w:b/>
+              </w:rPr>
+              <w:t>Thu 15/10</w:t>
+            </w:r>
+          </w:p>
+        </w:tc>
+        <w:tc>
+          <w:tcPr>
+            <w:tcW w:type="dxa" w:w="864"/>
+            <w:shd w:fill="FFFFFF"/>
+            <w:tcMar>
+              <w:top w:w="100" w:type="dxa"/>
+              <w:bottom w:w="100" w:type="dxa"/>
+              <w:left w:w="120" w:type="dxa"/>
+              <w:right w:w="120" w:type="dxa"/>
+            </w:tcMar>
+            <w:tcBorders>
+              <w:top w:val="single" w:sz="4" w:space="0" w:color="CCCCCC"/>
+              <w:bottom w:val="single" w:sz="4" w:space="0" w:color="CCCCCC"/>
+              <w:left w:val="single" w:sz="4" w:space="0" w:color="CCCCCC"/>
+              <w:right w:val="single" w:sz="4" w:space="0" w:color="CCCCCC"/>
+            </w:tcBorders>
+          </w:tcPr>
+          <w:p>
+            <w:pPr>
+              <w:spacing w:before="60" w:after="60" w:line="252" w:lineRule="auto"/>
+              <w:jc w:val="left"/>
+            </w:pPr>
+            <w:r/>
+            <w:r>
+              <w:t>Pre-NY 19-21</w:t>
+            </w:r>
+          </w:p>
+        </w:tc>
+        <w:tc>
+          <w:tcPr>
+            <w:tcW w:type="dxa" w:w="1440"/>
+            <w:shd w:fill="FFFFFF"/>
+            <w:tcMar>
+              <w:top w:w="100" w:type="dxa"/>
+              <w:bottom w:w="100" w:type="dxa"/>
+              <w:left w:w="120" w:type="dxa"/>
+              <w:right w:w="120" w:type="dxa"/>
+            </w:tcMar>
+            <w:tcBorders>
+              <w:top w:val="single" w:sz="4" w:space="0" w:color="CCCCCC"/>
+              <w:bottom w:val="single" w:sz="4" w:space="0" w:color="CCCCCC"/>
+              <w:left w:val="single" w:sz="4" w:space="0" w:color="CCCCCC"/>
+              <w:right w:val="single" w:sz="4" w:space="0" w:color="CCCCCC"/>
+            </w:tcBorders>
+          </w:tcPr>
+          <w:p>
+            <w:pPr>
+              <w:spacing w:before="60" w:after="60" w:line="252" w:lineRule="auto"/>
+              <w:jc w:val="left"/>
+            </w:pPr>
+            <w:r/>
+            <w:r>
+              <w:t>683.75</w:t>
+            </w:r>
+          </w:p>
+        </w:tc>
+        <w:tc>
+          <w:tcPr>
+            <w:tcW w:type="dxa" w:w="2016"/>
+            <w:shd w:fill="FFFFFF"/>
+            <w:tcMar>
+              <w:top w:w="100" w:type="dxa"/>
+              <w:bottom w:w="100" w:type="dxa"/>
+              <w:left w:w="120" w:type="dxa"/>
+              <w:right w:w="120" w:type="dxa"/>
+            </w:tcMar>
+            <w:tcBorders>
+              <w:top w:val="single" w:sz="4" w:space="0" w:color="CCCCCC"/>
+              <w:bottom w:val="single" w:sz="4" w:space="0" w:color="CCCCCC"/>
+              <w:left w:val="single" w:sz="4" w:space="0" w:color="CCCCCC"/>
+              <w:right w:val="single" w:sz="4" w:space="0" w:color="CCCCCC"/>
+            </w:tcBorders>
+          </w:tcPr>
+          <w:p>
+            <w:pPr>
+              <w:spacing w:before="60" w:after="60" w:line="252" w:lineRule="auto"/>
+              <w:jc w:val="left"/>
+            </w:pPr>
+            <w:r/>
+            <w:r>
+              <w:t>690.25</w:t>
+            </w:r>
+          </w:p>
+        </w:tc>
+        <w:tc>
+          <w:tcPr>
+            <w:tcW w:type="dxa" w:w="1152"/>
+            <w:shd w:fill="FFFFFF"/>
+            <w:tcMar>
+              <w:top w:w="100" w:type="dxa"/>
+              <w:bottom w:w="100" w:type="dxa"/>
+              <w:left w:w="120" w:type="dxa"/>
+              <w:right w:w="120" w:type="dxa"/>
+            </w:tcMar>
+            <w:tcBorders>
+              <w:top w:val="single" w:sz="4" w:space="0" w:color="CCCCCC"/>
+              <w:bottom w:val="single" w:sz="4" w:space="0" w:color="CCCCCC"/>
+              <w:left w:val="single" w:sz="4" w:space="0" w:color="CCCCCC"/>
+              <w:right w:val="single" w:sz="4" w:space="0" w:color="CCCCCC"/>
+            </w:tcBorders>
+          </w:tcPr>
+          <w:p>
+            <w:pPr>
+              <w:spacing w:before="60" w:after="60" w:line="252" w:lineRule="auto"/>
+              <w:jc w:val="left"/>
+            </w:pPr>
+            <w:r/>
+            <w:r>
+              <w:t>675.25</w:t>
+            </w:r>
+          </w:p>
+        </w:tc>
+        <w:tc>
+          <w:tcPr>
+            <w:tcW w:type="dxa" w:w="1728"/>
+            <w:shd w:fill="FFFFFF"/>
+            <w:tcMar>
+              <w:top w:w="100" w:type="dxa"/>
+              <w:bottom w:w="100" w:type="dxa"/>
+              <w:left w:w="120" w:type="dxa"/>
+              <w:right w:w="120" w:type="dxa"/>
+            </w:tcMar>
+            <w:tcBorders>
+              <w:top w:val="single" w:sz="4" w:space="0" w:color="CCCCCC"/>
+              <w:bottom w:val="single" w:sz="4" w:space="0" w:color="CCCCCC"/>
+              <w:left w:val="single" w:sz="4" w:space="0" w:color="CCCCCC"/>
+              <w:right w:val="single" w:sz="4" w:space="0" w:color="CCCCCC"/>
+            </w:tcBorders>
+          </w:tcPr>
+          <w:p>
+            <w:pPr>
+              <w:spacing w:before="60" w:after="60" w:line="252" w:lineRule="auto"/>
+              <w:jc w:val="left"/>
+            </w:pPr>
+            <w:r/>
+            <w:r>
+              <w:rPr>
+                <w:b/>
+              </w:rPr>
+              <w:t>684.25</w:t>
+            </w:r>
+          </w:p>
+        </w:tc>
+        <w:tc>
+          <w:tcPr>
+            <w:tcW w:type="dxa" w:w="3456"/>
+            <w:shd w:fill="FFFFFF"/>
+            <w:tcMar>
+              <w:top w:w="100" w:type="dxa"/>
+              <w:bottom w:w="100" w:type="dxa"/>
+              <w:left w:w="120" w:type="dxa"/>
+              <w:right w:w="120" w:type="dxa"/>
+            </w:tcMar>
+            <w:tcBorders>
+              <w:top w:val="single" w:sz="4" w:space="0" w:color="CCCCCC"/>
+              <w:bottom w:val="single" w:sz="4" w:space="0" w:color="CCCCCC"/>
+              <w:left w:val="single" w:sz="4" w:space="0" w:color="CCCCCC"/>
+              <w:right w:val="single" w:sz="4" w:space="0" w:color="CCCCCC"/>
+            </w:tcBorders>
+          </w:tcPr>
+          <w:p>
+            <w:pPr>
+              <w:spacing w:before="60" w:after="60" w:line="252" w:lineRule="auto"/>
+              <w:jc w:val="left"/>
+            </w:pPr>
+            <w:r/>
+            <w:r>
+              <w:rPr>
+                <w:b/>
+              </w:rPr>
+              <w:t>+0.50</w:t>
+            </w:r>
+          </w:p>
+        </w:tc>
+        <w:tc>
+          <w:tcPr>
+            <w:tcW w:type="dxa" w:w="1440"/>
+            <w:shd w:fill="FFFFFF"/>
+            <w:tcMar>
+              <w:top w:w="100" w:type="dxa"/>
+              <w:bottom w:w="100" w:type="dxa"/>
+              <w:left w:w="120" w:type="dxa"/>
+              <w:right w:w="120" w:type="dxa"/>
+            </w:tcMar>
+            <w:tcBorders>
+              <w:top w:val="single" w:sz="4" w:space="0" w:color="CCCCCC"/>
+              <w:bottom w:val="single" w:sz="4" w:space="0" w:color="CCCCCC"/>
+              <w:left w:val="single" w:sz="4" w:space="0" w:color="CCCCCC"/>
+              <w:right w:val="single" w:sz="4" w:space="0" w:color="CCCCCC"/>
+            </w:tcBorders>
+          </w:tcPr>
+          <w:p>
+            <w:pPr>
+              <w:spacing w:before="60" w:after="60" w:line="252" w:lineRule="auto"/>
+              <w:jc w:val="left"/>
+            </w:pPr>
+            <w:r/>
+            <w:r>
+              <w:t>BULL</w:t>
+            </w:r>
+          </w:p>
+        </w:tc>
+      </w:tr>
+      <w:tr>
+        <w:tc>
+          <w:tcPr>
+            <w:tcW w:type="dxa" w:w="1584"/>
+            <w:shd w:fill="F8FAFC"/>
+            <w:tcMar>
+              <w:top w:w="100" w:type="dxa"/>
+              <w:bottom w:w="100" w:type="dxa"/>
+              <w:left w:w="120" w:type="dxa"/>
+              <w:right w:w="120" w:type="dxa"/>
+            </w:tcMar>
+            <w:tcBorders>
+              <w:top w:val="single" w:sz="4" w:space="0" w:color="CCCCCC"/>
+              <w:bottom w:val="single" w:sz="4" w:space="0" w:color="CCCCCC"/>
+              <w:left w:val="single" w:sz="4" w:space="0" w:color="CCCCCC"/>
+              <w:right w:val="single" w:sz="4" w:space="0" w:color="CCCCCC"/>
+            </w:tcBorders>
+          </w:tcPr>
+          <w:p>
+            <w:pPr>
+              <w:spacing w:before="60" w:after="60" w:line="252" w:lineRule="auto"/>
+              <w:jc w:val="left"/>
+            </w:pPr>
+            <w:r/>
+            <w:r>
+              <w:rPr>
+                <w:b/>
+              </w:rPr>
+              <w:t>Thu 15/10</w:t>
+            </w:r>
+          </w:p>
+        </w:tc>
+        <w:tc>
+          <w:tcPr>
+            <w:tcW w:type="dxa" w:w="864"/>
+            <w:shd w:fill="F8FAFC"/>
+            <w:tcMar>
+              <w:top w:w="100" w:type="dxa"/>
+              <w:bottom w:w="100" w:type="dxa"/>
+              <w:left w:w="120" w:type="dxa"/>
+              <w:right w:w="120" w:type="dxa"/>
+            </w:tcMar>
+            <w:tcBorders>
+              <w:top w:val="single" w:sz="4" w:space="0" w:color="CCCCCC"/>
+              <w:bottom w:val="single" w:sz="4" w:space="0" w:color="CCCCCC"/>
+              <w:left w:val="single" w:sz="4" w:space="0" w:color="CCCCCC"/>
+              <w:right w:val="single" w:sz="4" w:space="0" w:color="CCCCCC"/>
+            </w:tcBorders>
+          </w:tcPr>
+          <w:p>
+            <w:pPr>
+              <w:spacing w:before="60" w:after="60" w:line="252" w:lineRule="auto"/>
+              <w:jc w:val="left"/>
+            </w:pPr>
+            <w:r/>
+            <w:r>
+              <w:t>NY Open 21-23</w:t>
+            </w:r>
+          </w:p>
+        </w:tc>
+        <w:tc>
+          <w:tcPr>
+            <w:tcW w:type="dxa" w:w="1440"/>
+            <w:shd w:fill="F8FAFC"/>
+            <w:tcMar>
+              <w:top w:w="100" w:type="dxa"/>
+              <w:bottom w:w="100" w:type="dxa"/>
+              <w:left w:w="120" w:type="dxa"/>
+              <w:right w:w="120" w:type="dxa"/>
+            </w:tcMar>
+            <w:tcBorders>
+              <w:top w:val="single" w:sz="4" w:space="0" w:color="CCCCCC"/>
+              <w:bottom w:val="single" w:sz="4" w:space="0" w:color="CCCCCC"/>
+              <w:left w:val="single" w:sz="4" w:space="0" w:color="CCCCCC"/>
+              <w:right w:val="single" w:sz="4" w:space="0" w:color="CCCCCC"/>
+            </w:tcBorders>
+          </w:tcPr>
+          <w:p>
+            <w:pPr>
+              <w:spacing w:before="60" w:after="60" w:line="252" w:lineRule="auto"/>
+              <w:jc w:val="left"/>
+            </w:pPr>
+            <w:r/>
+            <w:r>
+              <w:t>684.25</w:t>
+            </w:r>
+          </w:p>
+        </w:tc>
+        <w:tc>
+          <w:tcPr>
+            <w:tcW w:type="dxa" w:w="2016"/>
+            <w:shd w:fill="F8FAFC"/>
+            <w:tcMar>
+              <w:top w:w="100" w:type="dxa"/>
+              <w:bottom w:w="100" w:type="dxa"/>
+              <w:left w:w="120" w:type="dxa"/>
+              <w:right w:w="120" w:type="dxa"/>
+            </w:tcMar>
+            <w:tcBorders>
+              <w:top w:val="single" w:sz="4" w:space="0" w:color="CCCCCC"/>
+              <w:bottom w:val="single" w:sz="4" w:space="0" w:color="CCCCCC"/>
+              <w:left w:val="single" w:sz="4" w:space="0" w:color="CCCCCC"/>
+              <w:right w:val="single" w:sz="4" w:space="0" w:color="CCCCCC"/>
+            </w:tcBorders>
+          </w:tcPr>
+          <w:p>
+            <w:pPr>
+              <w:spacing w:before="60" w:after="60" w:line="252" w:lineRule="auto"/>
+              <w:jc w:val="left"/>
+            </w:pPr>
+            <w:r/>
+            <w:r>
+              <w:t>695.25</w:t>
+            </w:r>
+          </w:p>
+        </w:tc>
+        <w:tc>
+          <w:tcPr>
+            <w:tcW w:type="dxa" w:w="1152"/>
+            <w:shd w:fill="F8FAFC"/>
+            <w:tcMar>
+              <w:top w:w="100" w:type="dxa"/>
+              <w:bottom w:w="100" w:type="dxa"/>
+              <w:left w:w="120" w:type="dxa"/>
+              <w:right w:w="120" w:type="dxa"/>
+            </w:tcMar>
+            <w:tcBorders>
+              <w:top w:val="single" w:sz="4" w:space="0" w:color="CCCCCC"/>
+              <w:bottom w:val="single" w:sz="4" w:space="0" w:color="CCCCCC"/>
+              <w:left w:val="single" w:sz="4" w:space="0" w:color="CCCCCC"/>
+              <w:right w:val="single" w:sz="4" w:space="0" w:color="CCCCCC"/>
+            </w:tcBorders>
+          </w:tcPr>
+          <w:p>
+            <w:pPr>
+              <w:spacing w:before="60" w:after="60" w:line="252" w:lineRule="auto"/>
+              <w:jc w:val="left"/>
+            </w:pPr>
+            <w:r/>
+            <w:r>
+              <w:t>672.50</w:t>
+            </w:r>
+          </w:p>
+        </w:tc>
+        <w:tc>
+          <w:tcPr>
+            <w:tcW w:type="dxa" w:w="1728"/>
+            <w:shd w:fill="F8FAFC"/>
+            <w:tcMar>
+              <w:top w:w="100" w:type="dxa"/>
+              <w:bottom w:w="100" w:type="dxa"/>
+              <w:left w:w="120" w:type="dxa"/>
+              <w:right w:w="120" w:type="dxa"/>
+            </w:tcMar>
+            <w:tcBorders>
+              <w:top w:val="single" w:sz="4" w:space="0" w:color="CCCCCC"/>
+              <w:bottom w:val="single" w:sz="4" w:space="0" w:color="CCCCCC"/>
+              <w:left w:val="single" w:sz="4" w:space="0" w:color="CCCCCC"/>
+              <w:right w:val="single" w:sz="4" w:space="0" w:color="CCCCCC"/>
+            </w:tcBorders>
+          </w:tcPr>
+          <w:p>
+            <w:pPr>
+              <w:spacing w:before="60" w:after="60" w:line="252" w:lineRule="auto"/>
+              <w:jc w:val="left"/>
+            </w:pPr>
+            <w:r/>
+            <w:r>
+              <w:rPr>
+                <w:b/>
+              </w:rPr>
+              <w:t>687.75</w:t>
+            </w:r>
+          </w:p>
+        </w:tc>
+        <w:tc>
+          <w:tcPr>
+            <w:tcW w:type="dxa" w:w="3456"/>
+            <w:shd w:fill="F8FAFC"/>
+            <w:tcMar>
+              <w:top w:w="100" w:type="dxa"/>
+              <w:bottom w:w="100" w:type="dxa"/>
+              <w:left w:w="120" w:type="dxa"/>
+              <w:right w:w="120" w:type="dxa"/>
+            </w:tcMar>
+            <w:tcBorders>
+              <w:top w:val="single" w:sz="4" w:space="0" w:color="CCCCCC"/>
+              <w:bottom w:val="single" w:sz="4" w:space="0" w:color="CCCCCC"/>
+              <w:left w:val="single" w:sz="4" w:space="0" w:color="CCCCCC"/>
+              <w:right w:val="single" w:sz="4" w:space="0" w:color="CCCCCC"/>
+            </w:tcBorders>
+          </w:tcPr>
+          <w:p>
+            <w:pPr>
+              <w:spacing w:before="60" w:after="60" w:line="252" w:lineRule="auto"/>
+              <w:jc w:val="left"/>
+            </w:pPr>
+            <w:r/>
+            <w:r>
+              <w:rPr>
+                <w:b/>
+              </w:rPr>
+              <w:t>+3.50</w:t>
+            </w:r>
+          </w:p>
+        </w:tc>
+        <w:tc>
+          <w:tcPr>
+            <w:tcW w:type="dxa" w:w="1440"/>
+            <w:shd w:fill="F8FAFC"/>
+            <w:tcMar>
+              <w:top w:w="100" w:type="dxa"/>
+              <w:bottom w:w="100" w:type="dxa"/>
+              <w:left w:w="120" w:type="dxa"/>
+              <w:right w:w="120" w:type="dxa"/>
+            </w:tcMar>
+            <w:tcBorders>
+              <w:top w:val="single" w:sz="4" w:space="0" w:color="CCCCCC"/>
+              <w:bottom w:val="single" w:sz="4" w:space="0" w:color="CCCCCC"/>
+              <w:left w:val="single" w:sz="4" w:space="0" w:color="CCCCCC"/>
+              <w:right w:val="single" w:sz="4" w:space="0" w:color="CCCCCC"/>
+            </w:tcBorders>
+          </w:tcPr>
+          <w:p>
+            <w:pPr>
+              <w:spacing w:before="60" w:after="60" w:line="252" w:lineRule="auto"/>
+              <w:jc w:val="left"/>
+            </w:pPr>
+            <w:r/>
+            <w:r>
+              <w:t>BULL</w:t>
+            </w:r>
+          </w:p>
+        </w:tc>
+      </w:tr>
+      <w:tr>
+        <w:tc>
+          <w:tcPr>
+            <w:tcW w:type="dxa" w:w="1584"/>
+            <w:shd w:fill="FFFFFF"/>
+            <w:tcMar>
+              <w:top w:w="100" w:type="dxa"/>
+              <w:bottom w:w="100" w:type="dxa"/>
+              <w:left w:w="120" w:type="dxa"/>
+              <w:right w:w="120" w:type="dxa"/>
+            </w:tcMar>
+            <w:tcBorders>
+              <w:top w:val="single" w:sz="4" w:space="0" w:color="CCCCCC"/>
+              <w:bottom w:val="single" w:sz="4" w:space="0" w:color="CCCCCC"/>
+              <w:left w:val="single" w:sz="4" w:space="0" w:color="CCCCCC"/>
+              <w:right w:val="single" w:sz="4" w:space="0" w:color="CCCCCC"/>
+            </w:tcBorders>
+          </w:tcPr>
+          <w:p>
+            <w:pPr>
+              <w:spacing w:before="60" w:after="60" w:line="252" w:lineRule="auto"/>
+              <w:jc w:val="left"/>
+            </w:pPr>
+            <w:r/>
+            <w:r>
+              <w:rPr>
+                <w:b/>
+              </w:rPr>
+              <w:t>Thu 15/10</w:t>
+            </w:r>
+          </w:p>
+        </w:tc>
+        <w:tc>
+          <w:tcPr>
+            <w:tcW w:type="dxa" w:w="864"/>
+            <w:shd w:fill="FFFFFF"/>
+            <w:tcMar>
+              <w:top w:w="100" w:type="dxa"/>
+              <w:bottom w:w="100" w:type="dxa"/>
+              <w:left w:w="120" w:type="dxa"/>
+              <w:right w:w="120" w:type="dxa"/>
+            </w:tcMar>
+            <w:tcBorders>
+              <w:top w:val="single" w:sz="4" w:space="0" w:color="CCCCCC"/>
+              <w:bottom w:val="single" w:sz="4" w:space="0" w:color="CCCCCC"/>
+              <w:left w:val="single" w:sz="4" w:space="0" w:color="CCCCCC"/>
+              <w:right w:val="single" w:sz="4" w:space="0" w:color="CCCCCC"/>
+            </w:tcBorders>
+          </w:tcPr>
+          <w:p>
+            <w:pPr>
+              <w:spacing w:before="60" w:after="60" w:line="252" w:lineRule="auto"/>
+              <w:jc w:val="left"/>
+            </w:pPr>
+            <w:r/>
+            <w:r>
+              <w:t>NY Close 23-01</w:t>
+            </w:r>
+          </w:p>
+        </w:tc>
+        <w:tc>
+          <w:tcPr>
+            <w:tcW w:type="dxa" w:w="1440"/>
+            <w:shd w:fill="FFFFFF"/>
+            <w:tcMar>
+              <w:top w:w="100" w:type="dxa"/>
+              <w:bottom w:w="100" w:type="dxa"/>
+              <w:left w:w="120" w:type="dxa"/>
+              <w:right w:w="120" w:type="dxa"/>
+            </w:tcMar>
+            <w:tcBorders>
+              <w:top w:val="single" w:sz="4" w:space="0" w:color="CCCCCC"/>
+              <w:bottom w:val="single" w:sz="4" w:space="0" w:color="CCCCCC"/>
+              <w:left w:val="single" w:sz="4" w:space="0" w:color="CCCCCC"/>
+              <w:right w:val="single" w:sz="4" w:space="0" w:color="CCCCCC"/>
+            </w:tcBorders>
+          </w:tcPr>
+          <w:p>
+            <w:pPr>
+              <w:spacing w:before="60" w:after="60" w:line="252" w:lineRule="auto"/>
+              <w:jc w:val="left"/>
+            </w:pPr>
+            <w:r/>
+            <w:r>
+              <w:t>687.75</w:t>
+            </w:r>
+          </w:p>
+        </w:tc>
+        <w:tc>
+          <w:tcPr>
+            <w:tcW w:type="dxa" w:w="2016"/>
+            <w:shd w:fill="FFFFFF"/>
+            <w:tcMar>
+              <w:top w:w="100" w:type="dxa"/>
+              <w:bottom w:w="100" w:type="dxa"/>
+              <w:left w:w="120" w:type="dxa"/>
+              <w:right w:w="120" w:type="dxa"/>
+            </w:tcMar>
+            <w:tcBorders>
+              <w:top w:val="single" w:sz="4" w:space="0" w:color="CCCCCC"/>
+              <w:bottom w:val="single" w:sz="4" w:space="0" w:color="CCCCCC"/>
+              <w:left w:val="single" w:sz="4" w:space="0" w:color="CCCCCC"/>
+              <w:right w:val="single" w:sz="4" w:space="0" w:color="CCCCCC"/>
+            </w:tcBorders>
+          </w:tcPr>
+          <w:p>
+            <w:pPr>
+              <w:spacing w:before="60" w:after="60" w:line="252" w:lineRule="auto"/>
+              <w:jc w:val="left"/>
+            </w:pPr>
+            <w:r/>
+            <w:r>
+              <w:t>693.25</w:t>
+            </w:r>
+          </w:p>
+        </w:tc>
+        <w:tc>
+          <w:tcPr>
+            <w:tcW w:type="dxa" w:w="1152"/>
+            <w:shd w:fill="FFFFFF"/>
+            <w:tcMar>
+              <w:top w:w="100" w:type="dxa"/>
+              <w:bottom w:w="100" w:type="dxa"/>
+              <w:left w:w="120" w:type="dxa"/>
+              <w:right w:w="120" w:type="dxa"/>
+            </w:tcMar>
+            <w:tcBorders>
+              <w:top w:val="single" w:sz="4" w:space="0" w:color="CCCCCC"/>
+              <w:bottom w:val="single" w:sz="4" w:space="0" w:color="CCCCCC"/>
+              <w:left w:val="single" w:sz="4" w:space="0" w:color="CCCCCC"/>
+              <w:right w:val="single" w:sz="4" w:space="0" w:color="CCCCCC"/>
+            </w:tcBorders>
+          </w:tcPr>
+          <w:p>
+            <w:pPr>
+              <w:spacing w:before="60" w:after="60" w:line="252" w:lineRule="auto"/>
+              <w:jc w:val="left"/>
+            </w:pPr>
+            <w:r/>
+            <w:r>
+              <w:t>680.00</w:t>
+            </w:r>
+          </w:p>
+        </w:tc>
+        <w:tc>
+          <w:tcPr>
+            <w:tcW w:type="dxa" w:w="1728"/>
+            <w:shd w:fill="FFFFFF"/>
+            <w:tcMar>
+              <w:top w:w="100" w:type="dxa"/>
+              <w:bottom w:w="100" w:type="dxa"/>
+              <w:left w:w="120" w:type="dxa"/>
+              <w:right w:w="120" w:type="dxa"/>
+            </w:tcMar>
+            <w:tcBorders>
+              <w:top w:val="single" w:sz="4" w:space="0" w:color="CCCCCC"/>
+              <w:bottom w:val="single" w:sz="4" w:space="0" w:color="CCCCCC"/>
+              <w:left w:val="single" w:sz="4" w:space="0" w:color="CCCCCC"/>
+              <w:right w:val="single" w:sz="4" w:space="0" w:color="CCCCCC"/>
+            </w:tcBorders>
+          </w:tcPr>
+          <w:p>
+            <w:pPr>
+              <w:spacing w:before="60" w:after="60" w:line="252" w:lineRule="auto"/>
+              <w:jc w:val="left"/>
+            </w:pPr>
+            <w:r/>
+            <w:r>
+              <w:rPr>
+                <w:b/>
+              </w:rPr>
+              <w:t>688.50</w:t>
+            </w:r>
+          </w:p>
+        </w:tc>
+        <w:tc>
+          <w:tcPr>
+            <w:tcW w:type="dxa" w:w="3456"/>
+            <w:shd w:fill="FFFFFF"/>
+            <w:tcMar>
+              <w:top w:w="100" w:type="dxa"/>
+              <w:bottom w:w="100" w:type="dxa"/>
+              <w:left w:w="120" w:type="dxa"/>
+              <w:right w:w="120" w:type="dxa"/>
+            </w:tcMar>
+            <w:tcBorders>
+              <w:top w:val="single" w:sz="4" w:space="0" w:color="CCCCCC"/>
+              <w:bottom w:val="single" w:sz="4" w:space="0" w:color="CCCCCC"/>
+              <w:left w:val="single" w:sz="4" w:space="0" w:color="CCCCCC"/>
+              <w:right w:val="single" w:sz="4" w:space="0" w:color="CCCCCC"/>
+            </w:tcBorders>
+          </w:tcPr>
+          <w:p>
+            <w:pPr>
+              <w:spacing w:before="60" w:after="60" w:line="252" w:lineRule="auto"/>
+              <w:jc w:val="left"/>
+            </w:pPr>
+            <w:r/>
+            <w:r>
+              <w:rPr>
+                <w:b/>
+              </w:rPr>
+              <w:t>+0.75</w:t>
+            </w:r>
+          </w:p>
+        </w:tc>
+        <w:tc>
+          <w:tcPr>
+            <w:tcW w:type="dxa" w:w="1440"/>
+            <w:shd w:fill="FFFFFF"/>
+            <w:tcMar>
+              <w:top w:w="100" w:type="dxa"/>
+              <w:bottom w:w="100" w:type="dxa"/>
+              <w:left w:w="120" w:type="dxa"/>
+              <w:right w:w="120" w:type="dxa"/>
+            </w:tcMar>
+            <w:tcBorders>
+              <w:top w:val="single" w:sz="4" w:space="0" w:color="CCCCCC"/>
+              <w:bottom w:val="single" w:sz="4" w:space="0" w:color="CCCCCC"/>
+              <w:left w:val="single" w:sz="4" w:space="0" w:color="CCCCCC"/>
+              <w:right w:val="single" w:sz="4" w:space="0" w:color="CCCCCC"/>
+            </w:tcBorders>
+          </w:tcPr>
+          <w:p>
+            <w:pPr>
+              <w:spacing w:before="60" w:after="60" w:line="252" w:lineRule="auto"/>
+              <w:jc w:val="left"/>
+            </w:pPr>
+            <w:r/>
+            <w:r>
+              <w:t>BULL</w:t>
+            </w:r>
+          </w:p>
+        </w:tc>
+      </w:tr>
+      <w:tr>
+        <w:tc>
+          <w:tcPr>
+            <w:tcW w:type="dxa" w:w="1584"/>
+            <w:shd w:fill="F8FAFC"/>
+            <w:tcMar>
+              <w:top w:w="100" w:type="dxa"/>
+              <w:bottom w:w="100" w:type="dxa"/>
+              <w:left w:w="120" w:type="dxa"/>
+              <w:right w:w="120" w:type="dxa"/>
+            </w:tcMar>
+            <w:tcBorders>
+              <w:top w:val="single" w:sz="4" w:space="0" w:color="CCCCCC"/>
+              <w:bottom w:val="single" w:sz="4" w:space="0" w:color="CCCCCC"/>
+              <w:left w:val="single" w:sz="4" w:space="0" w:color="CCCCCC"/>
+              <w:right w:val="single" w:sz="4" w:space="0" w:color="CCCCCC"/>
+            </w:tcBorders>
+          </w:tcPr>
+          <w:p>
+            <w:pPr>
+              <w:spacing w:before="60" w:after="60" w:line="252" w:lineRule="auto"/>
+              <w:jc w:val="left"/>
+            </w:pPr>
+            <w:r/>
+            <w:r>
+              <w:rPr>
+                <w:b/>
+              </w:rPr>
+              <w:t>Fri 16/10</w:t>
+            </w:r>
+          </w:p>
+        </w:tc>
+        <w:tc>
+          <w:tcPr>
+            <w:tcW w:type="dxa" w:w="864"/>
+            <w:shd w:fill="F8FAFC"/>
+            <w:tcMar>
+              <w:top w:w="100" w:type="dxa"/>
+              <w:bottom w:w="100" w:type="dxa"/>
+              <w:left w:w="120" w:type="dxa"/>
+              <w:right w:w="120" w:type="dxa"/>
+            </w:tcMar>
+            <w:tcBorders>
+              <w:top w:val="single" w:sz="4" w:space="0" w:color="CCCCCC"/>
+              <w:bottom w:val="single" w:sz="4" w:space="0" w:color="CCCCCC"/>
+              <w:left w:val="single" w:sz="4" w:space="0" w:color="CCCCCC"/>
+              <w:right w:val="single" w:sz="4" w:space="0" w:color="CCCCCC"/>
+            </w:tcBorders>
+          </w:tcPr>
+          <w:p>
+            <w:pPr>
+              <w:spacing w:before="60" w:after="60" w:line="252" w:lineRule="auto"/>
+              <w:jc w:val="left"/>
+            </w:pPr>
+            <w:r/>
+            <w:r>
+              <w:t>Asia 07-11</w:t>
+            </w:r>
+          </w:p>
+        </w:tc>
+        <w:tc>
+          <w:tcPr>
+            <w:tcW w:type="dxa" w:w="1440"/>
+            <w:shd w:fill="F8FAFC"/>
+            <w:tcMar>
+              <w:top w:w="100" w:type="dxa"/>
+              <w:bottom w:w="100" w:type="dxa"/>
+              <w:left w:w="120" w:type="dxa"/>
+              <w:right w:w="120" w:type="dxa"/>
+            </w:tcMar>
+            <w:tcBorders>
+              <w:top w:val="single" w:sz="4" w:space="0" w:color="CCCCCC"/>
+              <w:bottom w:val="single" w:sz="4" w:space="0" w:color="CCCCCC"/>
+              <w:left w:val="single" w:sz="4" w:space="0" w:color="CCCCCC"/>
+              <w:right w:val="single" w:sz="4" w:space="0" w:color="CCCCCC"/>
+            </w:tcBorders>
+          </w:tcPr>
+          <w:p>
+            <w:pPr>
+              <w:spacing w:before="60" w:after="60" w:line="252" w:lineRule="auto"/>
+              <w:jc w:val="left"/>
+            </w:pPr>
+            <w:r/>
+            <w:r>
+              <w:t>688.50</w:t>
+            </w:r>
+          </w:p>
+        </w:tc>
+        <w:tc>
+          <w:tcPr>
+            <w:tcW w:type="dxa" w:w="2016"/>
+            <w:shd w:fill="F8FAFC"/>
+            <w:tcMar>
+              <w:top w:w="100" w:type="dxa"/>
+              <w:bottom w:w="100" w:type="dxa"/>
+              <w:left w:w="120" w:type="dxa"/>
+              <w:right w:w="120" w:type="dxa"/>
+            </w:tcMar>
+            <w:tcBorders>
+              <w:top w:val="single" w:sz="4" w:space="0" w:color="CCCCCC"/>
+              <w:bottom w:val="single" w:sz="4" w:space="0" w:color="CCCCCC"/>
+              <w:left w:val="single" w:sz="4" w:space="0" w:color="CCCCCC"/>
+              <w:right w:val="single" w:sz="4" w:space="0" w:color="CCCCCC"/>
+            </w:tcBorders>
+          </w:tcPr>
+          <w:p>
+            <w:pPr>
+              <w:spacing w:before="60" w:after="60" w:line="252" w:lineRule="auto"/>
+              <w:jc w:val="left"/>
+            </w:pPr>
+            <w:r/>
+            <w:r>
+              <w:t>697.75</w:t>
+            </w:r>
+          </w:p>
+        </w:tc>
+        <w:tc>
+          <w:tcPr>
+            <w:tcW w:type="dxa" w:w="1152"/>
+            <w:shd w:fill="F8FAFC"/>
+            <w:tcMar>
+              <w:top w:w="100" w:type="dxa"/>
+              <w:bottom w:w="100" w:type="dxa"/>
+              <w:left w:w="120" w:type="dxa"/>
+              <w:right w:w="120" w:type="dxa"/>
+            </w:tcMar>
+            <w:tcBorders>
+              <w:top w:val="single" w:sz="4" w:space="0" w:color="CCCCCC"/>
+              <w:bottom w:val="single" w:sz="4" w:space="0" w:color="CCCCCC"/>
+              <w:left w:val="single" w:sz="4" w:space="0" w:color="CCCCCC"/>
+              <w:right w:val="single" w:sz="4" w:space="0" w:color="CCCCCC"/>
+            </w:tcBorders>
+          </w:tcPr>
+          <w:p>
+            <w:pPr>
+              <w:spacing w:before="60" w:after="60" w:line="252" w:lineRule="auto"/>
+              <w:jc w:val="left"/>
+            </w:pPr>
+            <w:r/>
+            <w:r>
+              <w:t>682.00</w:t>
+            </w:r>
+          </w:p>
+        </w:tc>
+        <w:tc>
+          <w:tcPr>
+            <w:tcW w:type="dxa" w:w="1728"/>
+            <w:shd w:fill="F8FAFC"/>
+            <w:tcMar>
+              <w:top w:w="100" w:type="dxa"/>
+              <w:bottom w:w="100" w:type="dxa"/>
+              <w:left w:w="120" w:type="dxa"/>
+              <w:right w:w="120" w:type="dxa"/>
+            </w:tcMar>
+            <w:tcBorders>
+              <w:top w:val="single" w:sz="4" w:space="0" w:color="CCCCCC"/>
+              <w:bottom w:val="single" w:sz="4" w:space="0" w:color="CCCCCC"/>
+              <w:left w:val="single" w:sz="4" w:space="0" w:color="CCCCCC"/>
+              <w:right w:val="single" w:sz="4" w:space="0" w:color="CCCCCC"/>
+            </w:tcBorders>
+          </w:tcPr>
+          <w:p>
+            <w:pPr>
+              <w:spacing w:before="60" w:after="60" w:line="252" w:lineRule="auto"/>
+              <w:jc w:val="left"/>
+            </w:pPr>
+            <w:r/>
+            <w:r>
+              <w:rPr>
+                <w:b/>
+              </w:rPr>
+              <w:t>687.75</w:t>
+            </w:r>
+          </w:p>
+        </w:tc>
+        <w:tc>
+          <w:tcPr>
+            <w:tcW w:type="dxa" w:w="3456"/>
+            <w:shd w:fill="F8FAFC"/>
             <w:tcMar>
               <w:top w:w="100" w:type="dxa"/>
               <w:bottom w:w="100" w:type="dxa"/>
@@ -27517,7 +30103,7 @@
         <w:tc>
           <w:tcPr>
             <w:tcW w:type="dxa" w:w="1440"/>
-            <w:shd w:fill="FFFFFF"/>
+            <w:shd w:fill="F8FAFC"/>
             <w:tcMar>
               <w:top w:w="100" w:type="dxa"/>
               <w:bottom w:w="100" w:type="dxa"/>
@@ -27547,7 +30133,7 @@
         <w:tc>
           <w:tcPr>
             <w:tcW w:type="dxa" w:w="1584"/>
-            <w:shd w:fill="F8FAFC"/>
+            <w:shd w:fill="FFFFFF"/>
             <w:tcMar>
               <w:top w:w="100" w:type="dxa"/>
               <w:bottom w:w="100" w:type="dxa"/>
@@ -27571,126 +30157,126 @@
               <w:rPr>
                 <w:b/>
               </w:rPr>
-              <w:t>Wed 14/10</w:t>
+              <w:t>Fri 16/10</w:t>
             </w:r>
           </w:p>
         </w:tc>
         <w:tc>
           <w:tcPr>
             <w:tcW w:type="dxa" w:w="864"/>
-            <w:shd w:fill="F8FAFC"/>
-            <w:tcMar>
-              <w:top w:w="100" w:type="dxa"/>
-              <w:bottom w:w="100" w:type="dxa"/>
-              <w:left w:w="120" w:type="dxa"/>
-              <w:right w:w="120" w:type="dxa"/>
-            </w:tcMar>
-            <w:tcBorders>
-              <w:top w:val="single" w:sz="4" w:space="0" w:color="CCCCCC"/>
-              <w:bottom w:val="single" w:sz="4" w:space="0" w:color="CCCCCC"/>
-              <w:left w:val="single" w:sz="4" w:space="0" w:color="CCCCCC"/>
-              <w:right w:val="single" w:sz="4" w:space="0" w:color="CCCCCC"/>
-            </w:tcBorders>
-          </w:tcPr>
-          <w:p>
-            <w:pPr>
-              <w:spacing w:before="60" w:after="60" w:line="252" w:lineRule="auto"/>
-              <w:jc w:val="left"/>
-            </w:pPr>
-            <w:r/>
-            <w:r>
-              <w:t>London 15-19</w:t>
+            <w:shd w:fill="FFFFFF"/>
+            <w:tcMar>
+              <w:top w:w="100" w:type="dxa"/>
+              <w:bottom w:w="100" w:type="dxa"/>
+              <w:left w:w="120" w:type="dxa"/>
+              <w:right w:w="120" w:type="dxa"/>
+            </w:tcMar>
+            <w:tcBorders>
+              <w:top w:val="single" w:sz="4" w:space="0" w:color="CCCCCC"/>
+              <w:bottom w:val="single" w:sz="4" w:space="0" w:color="CCCCCC"/>
+              <w:left w:val="single" w:sz="4" w:space="0" w:color="CCCCCC"/>
+              <w:right w:val="single" w:sz="4" w:space="0" w:color="CCCCCC"/>
+            </w:tcBorders>
+          </w:tcPr>
+          <w:p>
+            <w:pPr>
+              <w:spacing w:before="60" w:after="60" w:line="252" w:lineRule="auto"/>
+              <w:jc w:val="left"/>
+            </w:pPr>
+            <w:r/>
+            <w:r>
+              <w:t>Asia 11-15</w:t>
             </w:r>
           </w:p>
         </w:tc>
         <w:tc>
           <w:tcPr>
             <w:tcW w:type="dxa" w:w="1440"/>
-            <w:shd w:fill="F8FAFC"/>
-            <w:tcMar>
-              <w:top w:w="100" w:type="dxa"/>
-              <w:bottom w:w="100" w:type="dxa"/>
-              <w:left w:w="120" w:type="dxa"/>
-              <w:right w:w="120" w:type="dxa"/>
-            </w:tcMar>
-            <w:tcBorders>
-              <w:top w:val="single" w:sz="4" w:space="0" w:color="CCCCCC"/>
-              <w:bottom w:val="single" w:sz="4" w:space="0" w:color="CCCCCC"/>
-              <w:left w:val="single" w:sz="4" w:space="0" w:color="CCCCCC"/>
-              <w:right w:val="single" w:sz="4" w:space="0" w:color="CCCCCC"/>
-            </w:tcBorders>
-          </w:tcPr>
-          <w:p>
-            <w:pPr>
-              <w:spacing w:before="60" w:after="60" w:line="252" w:lineRule="auto"/>
-              <w:jc w:val="left"/>
-            </w:pPr>
-            <w:r/>
-            <w:r>
-              <w:t>681.25</w:t>
+            <w:shd w:fill="FFFFFF"/>
+            <w:tcMar>
+              <w:top w:w="100" w:type="dxa"/>
+              <w:bottom w:w="100" w:type="dxa"/>
+              <w:left w:w="120" w:type="dxa"/>
+              <w:right w:w="120" w:type="dxa"/>
+            </w:tcMar>
+            <w:tcBorders>
+              <w:top w:val="single" w:sz="4" w:space="0" w:color="CCCCCC"/>
+              <w:bottom w:val="single" w:sz="4" w:space="0" w:color="CCCCCC"/>
+              <w:left w:val="single" w:sz="4" w:space="0" w:color="CCCCCC"/>
+              <w:right w:val="single" w:sz="4" w:space="0" w:color="CCCCCC"/>
+            </w:tcBorders>
+          </w:tcPr>
+          <w:p>
+            <w:pPr>
+              <w:spacing w:before="60" w:after="60" w:line="252" w:lineRule="auto"/>
+              <w:jc w:val="left"/>
+            </w:pPr>
+            <w:r/>
+            <w:r>
+              <w:t>687.75</w:t>
             </w:r>
           </w:p>
         </w:tc>
         <w:tc>
           <w:tcPr>
             <w:tcW w:type="dxa" w:w="2016"/>
-            <w:shd w:fill="F8FAFC"/>
-            <w:tcMar>
-              <w:top w:w="100" w:type="dxa"/>
-              <w:bottom w:w="100" w:type="dxa"/>
-              <w:left w:w="120" w:type="dxa"/>
-              <w:right w:w="120" w:type="dxa"/>
-            </w:tcMar>
-            <w:tcBorders>
-              <w:top w:val="single" w:sz="4" w:space="0" w:color="CCCCCC"/>
-              <w:bottom w:val="single" w:sz="4" w:space="0" w:color="CCCCCC"/>
-              <w:left w:val="single" w:sz="4" w:space="0" w:color="CCCCCC"/>
-              <w:right w:val="single" w:sz="4" w:space="0" w:color="CCCCCC"/>
-            </w:tcBorders>
-          </w:tcPr>
-          <w:p>
-            <w:pPr>
-              <w:spacing w:before="60" w:after="60" w:line="252" w:lineRule="auto"/>
-              <w:jc w:val="left"/>
-            </w:pPr>
-            <w:r/>
-            <w:r>
-              <w:t>694.75</w:t>
+            <w:shd w:fill="FFFFFF"/>
+            <w:tcMar>
+              <w:top w:w="100" w:type="dxa"/>
+              <w:bottom w:w="100" w:type="dxa"/>
+              <w:left w:w="120" w:type="dxa"/>
+              <w:right w:w="120" w:type="dxa"/>
+            </w:tcMar>
+            <w:tcBorders>
+              <w:top w:val="single" w:sz="4" w:space="0" w:color="CCCCCC"/>
+              <w:bottom w:val="single" w:sz="4" w:space="0" w:color="CCCCCC"/>
+              <w:left w:val="single" w:sz="4" w:space="0" w:color="CCCCCC"/>
+              <w:right w:val="single" w:sz="4" w:space="0" w:color="CCCCCC"/>
+            </w:tcBorders>
+          </w:tcPr>
+          <w:p>
+            <w:pPr>
+              <w:spacing w:before="60" w:after="60" w:line="252" w:lineRule="auto"/>
+              <w:jc w:val="left"/>
+            </w:pPr>
+            <w:r/>
+            <w:r>
+              <w:t>695.25</w:t>
             </w:r>
           </w:p>
         </w:tc>
         <w:tc>
           <w:tcPr>
             <w:tcW w:type="dxa" w:w="1152"/>
-            <w:shd w:fill="F8FAFC"/>
-            <w:tcMar>
-              <w:top w:w="100" w:type="dxa"/>
-              <w:bottom w:w="100" w:type="dxa"/>
-              <w:left w:w="120" w:type="dxa"/>
-              <w:right w:w="120" w:type="dxa"/>
-            </w:tcMar>
-            <w:tcBorders>
-              <w:top w:val="single" w:sz="4" w:space="0" w:color="CCCCCC"/>
-              <w:bottom w:val="single" w:sz="4" w:space="0" w:color="CCCCCC"/>
-              <w:left w:val="single" w:sz="4" w:space="0" w:color="CCCCCC"/>
-              <w:right w:val="single" w:sz="4" w:space="0" w:color="CCCCCC"/>
-            </w:tcBorders>
-          </w:tcPr>
-          <w:p>
-            <w:pPr>
-              <w:spacing w:before="60" w:after="60" w:line="252" w:lineRule="auto"/>
-              <w:jc w:val="left"/>
-            </w:pPr>
-            <w:r/>
-            <w:r>
-              <w:t>668.25</w:t>
+            <w:shd w:fill="FFFFFF"/>
+            <w:tcMar>
+              <w:top w:w="100" w:type="dxa"/>
+              <w:bottom w:w="100" w:type="dxa"/>
+              <w:left w:w="120" w:type="dxa"/>
+              <w:right w:w="120" w:type="dxa"/>
+            </w:tcMar>
+            <w:tcBorders>
+              <w:top w:val="single" w:sz="4" w:space="0" w:color="CCCCCC"/>
+              <w:bottom w:val="single" w:sz="4" w:space="0" w:color="CCCCCC"/>
+              <w:left w:val="single" w:sz="4" w:space="0" w:color="CCCCCC"/>
+              <w:right w:val="single" w:sz="4" w:space="0" w:color="CCCCCC"/>
+            </w:tcBorders>
+          </w:tcPr>
+          <w:p>
+            <w:pPr>
+              <w:spacing w:before="60" w:after="60" w:line="252" w:lineRule="auto"/>
+              <w:jc w:val="left"/>
+            </w:pPr>
+            <w:r/>
+            <w:r>
+              <w:t>681.75</w:t>
             </w:r>
           </w:p>
         </w:tc>
         <w:tc>
           <w:tcPr>
             <w:tcW w:type="dxa" w:w="1728"/>
-            <w:shd w:fill="F8FAFC"/>
+            <w:shd w:fill="FFFFFF"/>
             <w:tcMar>
               <w:top w:w="100" w:type="dxa"/>
               <w:bottom w:w="100" w:type="dxa"/>
@@ -27714,7 +30300,712 @@
               <w:rPr>
                 <w:b/>
               </w:rPr>
-              <w:t>683.00</w:t>
+              <w:t>686.75</w:t>
+            </w:r>
+          </w:p>
+        </w:tc>
+        <w:tc>
+          <w:tcPr>
+            <w:tcW w:type="dxa" w:w="3456"/>
+            <w:shd w:fill="FFFFFF"/>
+            <w:tcMar>
+              <w:top w:w="100" w:type="dxa"/>
+              <w:bottom w:w="100" w:type="dxa"/>
+              <w:left w:w="120" w:type="dxa"/>
+              <w:right w:w="120" w:type="dxa"/>
+            </w:tcMar>
+            <w:tcBorders>
+              <w:top w:val="single" w:sz="4" w:space="0" w:color="CCCCCC"/>
+              <w:bottom w:val="single" w:sz="4" w:space="0" w:color="CCCCCC"/>
+              <w:left w:val="single" w:sz="4" w:space="0" w:color="CCCCCC"/>
+              <w:right w:val="single" w:sz="4" w:space="0" w:color="CCCCCC"/>
+            </w:tcBorders>
+          </w:tcPr>
+          <w:p>
+            <w:pPr>
+              <w:spacing w:before="60" w:after="60" w:line="252" w:lineRule="auto"/>
+              <w:jc w:val="left"/>
+            </w:pPr>
+            <w:r/>
+            <w:r>
+              <w:rPr>
+                <w:b/>
+              </w:rPr>
+              <w:t>-1.00</w:t>
+            </w:r>
+          </w:p>
+        </w:tc>
+        <w:tc>
+          <w:tcPr>
+            <w:tcW w:type="dxa" w:w="1440"/>
+            <w:shd w:fill="FFFFFF"/>
+            <w:tcMar>
+              <w:top w:w="100" w:type="dxa"/>
+              <w:bottom w:w="100" w:type="dxa"/>
+              <w:left w:w="120" w:type="dxa"/>
+              <w:right w:w="120" w:type="dxa"/>
+            </w:tcMar>
+            <w:tcBorders>
+              <w:top w:val="single" w:sz="4" w:space="0" w:color="CCCCCC"/>
+              <w:bottom w:val="single" w:sz="4" w:space="0" w:color="CCCCCC"/>
+              <w:left w:val="single" w:sz="4" w:space="0" w:color="CCCCCC"/>
+              <w:right w:val="single" w:sz="4" w:space="0" w:color="CCCCCC"/>
+            </w:tcBorders>
+          </w:tcPr>
+          <w:p>
+            <w:pPr>
+              <w:spacing w:before="60" w:after="60" w:line="252" w:lineRule="auto"/>
+              <w:jc w:val="left"/>
+            </w:pPr>
+            <w:r/>
+            <w:r>
+              <w:t>BEAR</w:t>
+            </w:r>
+          </w:p>
+        </w:tc>
+      </w:tr>
+      <w:tr>
+        <w:tc>
+          <w:tcPr>
+            <w:tcW w:type="dxa" w:w="1584"/>
+            <w:shd w:fill="F8FAFC"/>
+            <w:tcMar>
+              <w:top w:w="100" w:type="dxa"/>
+              <w:bottom w:w="100" w:type="dxa"/>
+              <w:left w:w="120" w:type="dxa"/>
+              <w:right w:w="120" w:type="dxa"/>
+            </w:tcMar>
+            <w:tcBorders>
+              <w:top w:val="single" w:sz="4" w:space="0" w:color="CCCCCC"/>
+              <w:bottom w:val="single" w:sz="4" w:space="0" w:color="CCCCCC"/>
+              <w:left w:val="single" w:sz="4" w:space="0" w:color="CCCCCC"/>
+              <w:right w:val="single" w:sz="4" w:space="0" w:color="CCCCCC"/>
+            </w:tcBorders>
+          </w:tcPr>
+          <w:p>
+            <w:pPr>
+              <w:spacing w:before="60" w:after="60" w:line="252" w:lineRule="auto"/>
+              <w:jc w:val="left"/>
+            </w:pPr>
+            <w:r/>
+            <w:r>
+              <w:rPr>
+                <w:b/>
+              </w:rPr>
+              <w:t>Fri 16/10</w:t>
+            </w:r>
+          </w:p>
+        </w:tc>
+        <w:tc>
+          <w:tcPr>
+            <w:tcW w:type="dxa" w:w="864"/>
+            <w:shd w:fill="F8FAFC"/>
+            <w:tcMar>
+              <w:top w:w="100" w:type="dxa"/>
+              <w:bottom w:w="100" w:type="dxa"/>
+              <w:left w:w="120" w:type="dxa"/>
+              <w:right w:w="120" w:type="dxa"/>
+            </w:tcMar>
+            <w:tcBorders>
+              <w:top w:val="single" w:sz="4" w:space="0" w:color="CCCCCC"/>
+              <w:bottom w:val="single" w:sz="4" w:space="0" w:color="CCCCCC"/>
+              <w:left w:val="single" w:sz="4" w:space="0" w:color="CCCCCC"/>
+              <w:right w:val="single" w:sz="4" w:space="0" w:color="CCCCCC"/>
+            </w:tcBorders>
+          </w:tcPr>
+          <w:p>
+            <w:pPr>
+              <w:spacing w:before="60" w:after="60" w:line="252" w:lineRule="auto"/>
+              <w:jc w:val="left"/>
+            </w:pPr>
+            <w:r/>
+            <w:r>
+              <w:t>London 15-19</w:t>
+            </w:r>
+          </w:p>
+        </w:tc>
+        <w:tc>
+          <w:tcPr>
+            <w:tcW w:type="dxa" w:w="1440"/>
+            <w:shd w:fill="F8FAFC"/>
+            <w:tcMar>
+              <w:top w:w="100" w:type="dxa"/>
+              <w:bottom w:w="100" w:type="dxa"/>
+              <w:left w:w="120" w:type="dxa"/>
+              <w:right w:w="120" w:type="dxa"/>
+            </w:tcMar>
+            <w:tcBorders>
+              <w:top w:val="single" w:sz="4" w:space="0" w:color="CCCCCC"/>
+              <w:bottom w:val="single" w:sz="4" w:space="0" w:color="CCCCCC"/>
+              <w:left w:val="single" w:sz="4" w:space="0" w:color="CCCCCC"/>
+              <w:right w:val="single" w:sz="4" w:space="0" w:color="CCCCCC"/>
+            </w:tcBorders>
+          </w:tcPr>
+          <w:p>
+            <w:pPr>
+              <w:spacing w:before="60" w:after="60" w:line="252" w:lineRule="auto"/>
+              <w:jc w:val="left"/>
+            </w:pPr>
+            <w:r/>
+            <w:r>
+              <w:t>686.75</w:t>
+            </w:r>
+          </w:p>
+        </w:tc>
+        <w:tc>
+          <w:tcPr>
+            <w:tcW w:type="dxa" w:w="2016"/>
+            <w:shd w:fill="F8FAFC"/>
+            <w:tcMar>
+              <w:top w:w="100" w:type="dxa"/>
+              <w:bottom w:w="100" w:type="dxa"/>
+              <w:left w:w="120" w:type="dxa"/>
+              <w:right w:w="120" w:type="dxa"/>
+            </w:tcMar>
+            <w:tcBorders>
+              <w:top w:val="single" w:sz="4" w:space="0" w:color="CCCCCC"/>
+              <w:bottom w:val="single" w:sz="4" w:space="0" w:color="CCCCCC"/>
+              <w:left w:val="single" w:sz="4" w:space="0" w:color="CCCCCC"/>
+              <w:right w:val="single" w:sz="4" w:space="0" w:color="CCCCCC"/>
+            </w:tcBorders>
+          </w:tcPr>
+          <w:p>
+            <w:pPr>
+              <w:spacing w:before="60" w:after="60" w:line="252" w:lineRule="auto"/>
+              <w:jc w:val="left"/>
+            </w:pPr>
+            <w:r/>
+            <w:r>
+              <w:t>693.75</w:t>
+            </w:r>
+          </w:p>
+        </w:tc>
+        <w:tc>
+          <w:tcPr>
+            <w:tcW w:type="dxa" w:w="1152"/>
+            <w:shd w:fill="F8FAFC"/>
+            <w:tcMar>
+              <w:top w:w="100" w:type="dxa"/>
+              <w:bottom w:w="100" w:type="dxa"/>
+              <w:left w:w="120" w:type="dxa"/>
+              <w:right w:w="120" w:type="dxa"/>
+            </w:tcMar>
+            <w:tcBorders>
+              <w:top w:val="single" w:sz="4" w:space="0" w:color="CCCCCC"/>
+              <w:bottom w:val="single" w:sz="4" w:space="0" w:color="CCCCCC"/>
+              <w:left w:val="single" w:sz="4" w:space="0" w:color="CCCCCC"/>
+              <w:right w:val="single" w:sz="4" w:space="0" w:color="CCCCCC"/>
+            </w:tcBorders>
+          </w:tcPr>
+          <w:p>
+            <w:pPr>
+              <w:spacing w:before="60" w:after="60" w:line="252" w:lineRule="auto"/>
+              <w:jc w:val="left"/>
+            </w:pPr>
+            <w:r/>
+            <w:r>
+              <w:t>673.25</w:t>
+            </w:r>
+          </w:p>
+        </w:tc>
+        <w:tc>
+          <w:tcPr>
+            <w:tcW w:type="dxa" w:w="1728"/>
+            <w:shd w:fill="F8FAFC"/>
+            <w:tcMar>
+              <w:top w:w="100" w:type="dxa"/>
+              <w:bottom w:w="100" w:type="dxa"/>
+              <w:left w:w="120" w:type="dxa"/>
+              <w:right w:w="120" w:type="dxa"/>
+            </w:tcMar>
+            <w:tcBorders>
+              <w:top w:val="single" w:sz="4" w:space="0" w:color="CCCCCC"/>
+              <w:bottom w:val="single" w:sz="4" w:space="0" w:color="CCCCCC"/>
+              <w:left w:val="single" w:sz="4" w:space="0" w:color="CCCCCC"/>
+              <w:right w:val="single" w:sz="4" w:space="0" w:color="CCCCCC"/>
+            </w:tcBorders>
+          </w:tcPr>
+          <w:p>
+            <w:pPr>
+              <w:spacing w:before="60" w:after="60" w:line="252" w:lineRule="auto"/>
+              <w:jc w:val="left"/>
+            </w:pPr>
+            <w:r/>
+            <w:r>
+              <w:rPr>
+                <w:b/>
+              </w:rPr>
+              <w:t>687.50</w:t>
+            </w:r>
+          </w:p>
+        </w:tc>
+        <w:tc>
+          <w:tcPr>
+            <w:tcW w:type="dxa" w:w="3456"/>
+            <w:shd w:fill="F8FAFC"/>
+            <w:tcMar>
+              <w:top w:w="100" w:type="dxa"/>
+              <w:bottom w:w="100" w:type="dxa"/>
+              <w:left w:w="120" w:type="dxa"/>
+              <w:right w:w="120" w:type="dxa"/>
+            </w:tcMar>
+            <w:tcBorders>
+              <w:top w:val="single" w:sz="4" w:space="0" w:color="CCCCCC"/>
+              <w:bottom w:val="single" w:sz="4" w:space="0" w:color="CCCCCC"/>
+              <w:left w:val="single" w:sz="4" w:space="0" w:color="CCCCCC"/>
+              <w:right w:val="single" w:sz="4" w:space="0" w:color="CCCCCC"/>
+            </w:tcBorders>
+          </w:tcPr>
+          <w:p>
+            <w:pPr>
+              <w:spacing w:before="60" w:after="60" w:line="252" w:lineRule="auto"/>
+              <w:jc w:val="left"/>
+            </w:pPr>
+            <w:r/>
+            <w:r>
+              <w:rPr>
+                <w:b/>
+              </w:rPr>
+              <w:t>+0.75</w:t>
+            </w:r>
+          </w:p>
+        </w:tc>
+        <w:tc>
+          <w:tcPr>
+            <w:tcW w:type="dxa" w:w="1440"/>
+            <w:shd w:fill="F8FAFC"/>
+            <w:tcMar>
+              <w:top w:w="100" w:type="dxa"/>
+              <w:bottom w:w="100" w:type="dxa"/>
+              <w:left w:w="120" w:type="dxa"/>
+              <w:right w:w="120" w:type="dxa"/>
+            </w:tcMar>
+            <w:tcBorders>
+              <w:top w:val="single" w:sz="4" w:space="0" w:color="CCCCCC"/>
+              <w:bottom w:val="single" w:sz="4" w:space="0" w:color="CCCCCC"/>
+              <w:left w:val="single" w:sz="4" w:space="0" w:color="CCCCCC"/>
+              <w:right w:val="single" w:sz="4" w:space="0" w:color="CCCCCC"/>
+            </w:tcBorders>
+          </w:tcPr>
+          <w:p>
+            <w:pPr>
+              <w:spacing w:before="60" w:after="60" w:line="252" w:lineRule="auto"/>
+              <w:jc w:val="left"/>
+            </w:pPr>
+            <w:r/>
+            <w:r>
+              <w:t>BULL</w:t>
+            </w:r>
+          </w:p>
+        </w:tc>
+      </w:tr>
+      <w:tr>
+        <w:tc>
+          <w:tcPr>
+            <w:tcW w:type="dxa" w:w="1584"/>
+            <w:shd w:fill="FFFFFF"/>
+            <w:tcMar>
+              <w:top w:w="100" w:type="dxa"/>
+              <w:bottom w:w="100" w:type="dxa"/>
+              <w:left w:w="120" w:type="dxa"/>
+              <w:right w:w="120" w:type="dxa"/>
+            </w:tcMar>
+            <w:tcBorders>
+              <w:top w:val="single" w:sz="4" w:space="0" w:color="CCCCCC"/>
+              <w:bottom w:val="single" w:sz="4" w:space="0" w:color="CCCCCC"/>
+              <w:left w:val="single" w:sz="4" w:space="0" w:color="CCCCCC"/>
+              <w:right w:val="single" w:sz="4" w:space="0" w:color="CCCCCC"/>
+            </w:tcBorders>
+          </w:tcPr>
+          <w:p>
+            <w:pPr>
+              <w:spacing w:before="60" w:after="60" w:line="252" w:lineRule="auto"/>
+              <w:jc w:val="left"/>
+            </w:pPr>
+            <w:r/>
+            <w:r>
+              <w:rPr>
+                <w:b/>
+              </w:rPr>
+              <w:t>Fri 16/10</w:t>
+            </w:r>
+          </w:p>
+        </w:tc>
+        <w:tc>
+          <w:tcPr>
+            <w:tcW w:type="dxa" w:w="864"/>
+            <w:shd w:fill="FFFFFF"/>
+            <w:tcMar>
+              <w:top w:w="100" w:type="dxa"/>
+              <w:bottom w:w="100" w:type="dxa"/>
+              <w:left w:w="120" w:type="dxa"/>
+              <w:right w:w="120" w:type="dxa"/>
+            </w:tcMar>
+            <w:tcBorders>
+              <w:top w:val="single" w:sz="4" w:space="0" w:color="CCCCCC"/>
+              <w:bottom w:val="single" w:sz="4" w:space="0" w:color="CCCCCC"/>
+              <w:left w:val="single" w:sz="4" w:space="0" w:color="CCCCCC"/>
+              <w:right w:val="single" w:sz="4" w:space="0" w:color="CCCCCC"/>
+            </w:tcBorders>
+          </w:tcPr>
+          <w:p>
+            <w:pPr>
+              <w:spacing w:before="60" w:after="60" w:line="252" w:lineRule="auto"/>
+              <w:jc w:val="left"/>
+            </w:pPr>
+            <w:r/>
+            <w:r>
+              <w:t>Pre-NY 19-21</w:t>
+            </w:r>
+          </w:p>
+        </w:tc>
+        <w:tc>
+          <w:tcPr>
+            <w:tcW w:type="dxa" w:w="1440"/>
+            <w:shd w:fill="FFFFFF"/>
+            <w:tcMar>
+              <w:top w:w="100" w:type="dxa"/>
+              <w:bottom w:w="100" w:type="dxa"/>
+              <w:left w:w="120" w:type="dxa"/>
+              <w:right w:w="120" w:type="dxa"/>
+            </w:tcMar>
+            <w:tcBorders>
+              <w:top w:val="single" w:sz="4" w:space="0" w:color="CCCCCC"/>
+              <w:bottom w:val="single" w:sz="4" w:space="0" w:color="CCCCCC"/>
+              <w:left w:val="single" w:sz="4" w:space="0" w:color="CCCCCC"/>
+              <w:right w:val="single" w:sz="4" w:space="0" w:color="CCCCCC"/>
+            </w:tcBorders>
+          </w:tcPr>
+          <w:p>
+            <w:pPr>
+              <w:spacing w:before="60" w:after="60" w:line="252" w:lineRule="auto"/>
+              <w:jc w:val="left"/>
+            </w:pPr>
+            <w:r/>
+            <w:r>
+              <w:t>687.50</w:t>
+            </w:r>
+          </w:p>
+        </w:tc>
+        <w:tc>
+          <w:tcPr>
+            <w:tcW w:type="dxa" w:w="2016"/>
+            <w:shd w:fill="FFFFFF"/>
+            <w:tcMar>
+              <w:top w:w="100" w:type="dxa"/>
+              <w:bottom w:w="100" w:type="dxa"/>
+              <w:left w:w="120" w:type="dxa"/>
+              <w:right w:w="120" w:type="dxa"/>
+            </w:tcMar>
+            <w:tcBorders>
+              <w:top w:val="single" w:sz="4" w:space="0" w:color="CCCCCC"/>
+              <w:bottom w:val="single" w:sz="4" w:space="0" w:color="CCCCCC"/>
+              <w:left w:val="single" w:sz="4" w:space="0" w:color="CCCCCC"/>
+              <w:right w:val="single" w:sz="4" w:space="0" w:color="CCCCCC"/>
+            </w:tcBorders>
+          </w:tcPr>
+          <w:p>
+            <w:pPr>
+              <w:spacing w:before="60" w:after="60" w:line="252" w:lineRule="auto"/>
+              <w:jc w:val="left"/>
+            </w:pPr>
+            <w:r/>
+            <w:r>
+              <w:t>696.75</w:t>
+            </w:r>
+          </w:p>
+        </w:tc>
+        <w:tc>
+          <w:tcPr>
+            <w:tcW w:type="dxa" w:w="1152"/>
+            <w:shd w:fill="FFFFFF"/>
+            <w:tcMar>
+              <w:top w:w="100" w:type="dxa"/>
+              <w:bottom w:w="100" w:type="dxa"/>
+              <w:left w:w="120" w:type="dxa"/>
+              <w:right w:w="120" w:type="dxa"/>
+            </w:tcMar>
+            <w:tcBorders>
+              <w:top w:val="single" w:sz="4" w:space="0" w:color="CCCCCC"/>
+              <w:bottom w:val="single" w:sz="4" w:space="0" w:color="CCCCCC"/>
+              <w:left w:val="single" w:sz="4" w:space="0" w:color="CCCCCC"/>
+              <w:right w:val="single" w:sz="4" w:space="0" w:color="CCCCCC"/>
+            </w:tcBorders>
+          </w:tcPr>
+          <w:p>
+            <w:pPr>
+              <w:spacing w:before="60" w:after="60" w:line="252" w:lineRule="auto"/>
+              <w:jc w:val="left"/>
+            </w:pPr>
+            <w:r/>
+            <w:r>
+              <w:t>680.25</w:t>
+            </w:r>
+          </w:p>
+        </w:tc>
+        <w:tc>
+          <w:tcPr>
+            <w:tcW w:type="dxa" w:w="1728"/>
+            <w:shd w:fill="FFFFFF"/>
+            <w:tcMar>
+              <w:top w:w="100" w:type="dxa"/>
+              <w:bottom w:w="100" w:type="dxa"/>
+              <w:left w:w="120" w:type="dxa"/>
+              <w:right w:w="120" w:type="dxa"/>
+            </w:tcMar>
+            <w:tcBorders>
+              <w:top w:val="single" w:sz="4" w:space="0" w:color="CCCCCC"/>
+              <w:bottom w:val="single" w:sz="4" w:space="0" w:color="CCCCCC"/>
+              <w:left w:val="single" w:sz="4" w:space="0" w:color="CCCCCC"/>
+              <w:right w:val="single" w:sz="4" w:space="0" w:color="CCCCCC"/>
+            </w:tcBorders>
+          </w:tcPr>
+          <w:p>
+            <w:pPr>
+              <w:spacing w:before="60" w:after="60" w:line="252" w:lineRule="auto"/>
+              <w:jc w:val="left"/>
+            </w:pPr>
+            <w:r/>
+            <w:r>
+              <w:rPr>
+                <w:b/>
+              </w:rPr>
+              <w:t>687.25</w:t>
+            </w:r>
+          </w:p>
+        </w:tc>
+        <w:tc>
+          <w:tcPr>
+            <w:tcW w:type="dxa" w:w="3456"/>
+            <w:shd w:fill="FFFFFF"/>
+            <w:tcMar>
+              <w:top w:w="100" w:type="dxa"/>
+              <w:bottom w:w="100" w:type="dxa"/>
+              <w:left w:w="120" w:type="dxa"/>
+              <w:right w:w="120" w:type="dxa"/>
+            </w:tcMar>
+            <w:tcBorders>
+              <w:top w:val="single" w:sz="4" w:space="0" w:color="CCCCCC"/>
+              <w:bottom w:val="single" w:sz="4" w:space="0" w:color="CCCCCC"/>
+              <w:left w:val="single" w:sz="4" w:space="0" w:color="CCCCCC"/>
+              <w:right w:val="single" w:sz="4" w:space="0" w:color="CCCCCC"/>
+            </w:tcBorders>
+          </w:tcPr>
+          <w:p>
+            <w:pPr>
+              <w:spacing w:before="60" w:after="60" w:line="252" w:lineRule="auto"/>
+              <w:jc w:val="left"/>
+            </w:pPr>
+            <w:r/>
+            <w:r>
+              <w:rPr>
+                <w:b/>
+              </w:rPr>
+              <w:t>-0.25</w:t>
+            </w:r>
+          </w:p>
+        </w:tc>
+        <w:tc>
+          <w:tcPr>
+            <w:tcW w:type="dxa" w:w="1440"/>
+            <w:shd w:fill="FFFFFF"/>
+            <w:tcMar>
+              <w:top w:w="100" w:type="dxa"/>
+              <w:bottom w:w="100" w:type="dxa"/>
+              <w:left w:w="120" w:type="dxa"/>
+              <w:right w:w="120" w:type="dxa"/>
+            </w:tcMar>
+            <w:tcBorders>
+              <w:top w:val="single" w:sz="4" w:space="0" w:color="CCCCCC"/>
+              <w:bottom w:val="single" w:sz="4" w:space="0" w:color="CCCCCC"/>
+              <w:left w:val="single" w:sz="4" w:space="0" w:color="CCCCCC"/>
+              <w:right w:val="single" w:sz="4" w:space="0" w:color="CCCCCC"/>
+            </w:tcBorders>
+          </w:tcPr>
+          <w:p>
+            <w:pPr>
+              <w:spacing w:before="60" w:after="60" w:line="252" w:lineRule="auto"/>
+              <w:jc w:val="left"/>
+            </w:pPr>
+            <w:r/>
+            <w:r>
+              <w:t>BEAR</w:t>
+            </w:r>
+          </w:p>
+        </w:tc>
+      </w:tr>
+      <w:tr>
+        <w:tc>
+          <w:tcPr>
+            <w:tcW w:type="dxa" w:w="1584"/>
+            <w:shd w:fill="F8FAFC"/>
+            <w:tcMar>
+              <w:top w:w="100" w:type="dxa"/>
+              <w:bottom w:w="100" w:type="dxa"/>
+              <w:left w:w="120" w:type="dxa"/>
+              <w:right w:w="120" w:type="dxa"/>
+            </w:tcMar>
+            <w:tcBorders>
+              <w:top w:val="single" w:sz="4" w:space="0" w:color="CCCCCC"/>
+              <w:bottom w:val="single" w:sz="4" w:space="0" w:color="CCCCCC"/>
+              <w:left w:val="single" w:sz="4" w:space="0" w:color="CCCCCC"/>
+              <w:right w:val="single" w:sz="4" w:space="0" w:color="CCCCCC"/>
+            </w:tcBorders>
+          </w:tcPr>
+          <w:p>
+            <w:pPr>
+              <w:spacing w:before="60" w:after="60" w:line="252" w:lineRule="auto"/>
+              <w:jc w:val="left"/>
+            </w:pPr>
+            <w:r/>
+            <w:r>
+              <w:rPr>
+                <w:b/>
+              </w:rPr>
+              <w:t>Fri 16/10</w:t>
+            </w:r>
+          </w:p>
+        </w:tc>
+        <w:tc>
+          <w:tcPr>
+            <w:tcW w:type="dxa" w:w="864"/>
+            <w:shd w:fill="F8FAFC"/>
+            <w:tcMar>
+              <w:top w:w="100" w:type="dxa"/>
+              <w:bottom w:w="100" w:type="dxa"/>
+              <w:left w:w="120" w:type="dxa"/>
+              <w:right w:w="120" w:type="dxa"/>
+            </w:tcMar>
+            <w:tcBorders>
+              <w:top w:val="single" w:sz="4" w:space="0" w:color="CCCCCC"/>
+              <w:bottom w:val="single" w:sz="4" w:space="0" w:color="CCCCCC"/>
+              <w:left w:val="single" w:sz="4" w:space="0" w:color="CCCCCC"/>
+              <w:right w:val="single" w:sz="4" w:space="0" w:color="CCCCCC"/>
+            </w:tcBorders>
+          </w:tcPr>
+          <w:p>
+            <w:pPr>
+              <w:spacing w:before="60" w:after="60" w:line="252" w:lineRule="auto"/>
+              <w:jc w:val="left"/>
+            </w:pPr>
+            <w:r/>
+            <w:r>
+              <w:t>NY Open 21-23</w:t>
+            </w:r>
+          </w:p>
+        </w:tc>
+        <w:tc>
+          <w:tcPr>
+            <w:tcW w:type="dxa" w:w="1440"/>
+            <w:shd w:fill="F8FAFC"/>
+            <w:tcMar>
+              <w:top w:w="100" w:type="dxa"/>
+              <w:bottom w:w="100" w:type="dxa"/>
+              <w:left w:w="120" w:type="dxa"/>
+              <w:right w:w="120" w:type="dxa"/>
+            </w:tcMar>
+            <w:tcBorders>
+              <w:top w:val="single" w:sz="4" w:space="0" w:color="CCCCCC"/>
+              <w:bottom w:val="single" w:sz="4" w:space="0" w:color="CCCCCC"/>
+              <w:left w:val="single" w:sz="4" w:space="0" w:color="CCCCCC"/>
+              <w:right w:val="single" w:sz="4" w:space="0" w:color="CCCCCC"/>
+            </w:tcBorders>
+          </w:tcPr>
+          <w:p>
+            <w:pPr>
+              <w:spacing w:before="60" w:after="60" w:line="252" w:lineRule="auto"/>
+              <w:jc w:val="left"/>
+            </w:pPr>
+            <w:r/>
+            <w:r>
+              <w:t>687.25</w:t>
+            </w:r>
+          </w:p>
+        </w:tc>
+        <w:tc>
+          <w:tcPr>
+            <w:tcW w:type="dxa" w:w="2016"/>
+            <w:shd w:fill="F8FAFC"/>
+            <w:tcMar>
+              <w:top w:w="100" w:type="dxa"/>
+              <w:bottom w:w="100" w:type="dxa"/>
+              <w:left w:w="120" w:type="dxa"/>
+              <w:right w:w="120" w:type="dxa"/>
+            </w:tcMar>
+            <w:tcBorders>
+              <w:top w:val="single" w:sz="4" w:space="0" w:color="CCCCCC"/>
+              <w:bottom w:val="single" w:sz="4" w:space="0" w:color="CCCCCC"/>
+              <w:left w:val="single" w:sz="4" w:space="0" w:color="CCCCCC"/>
+              <w:right w:val="single" w:sz="4" w:space="0" w:color="CCCCCC"/>
+            </w:tcBorders>
+          </w:tcPr>
+          <w:p>
+            <w:pPr>
+              <w:spacing w:before="60" w:after="60" w:line="252" w:lineRule="auto"/>
+              <w:jc w:val="left"/>
+            </w:pPr>
+            <w:r/>
+            <w:r>
+              <w:t>695.75</w:t>
+            </w:r>
+          </w:p>
+        </w:tc>
+        <w:tc>
+          <w:tcPr>
+            <w:tcW w:type="dxa" w:w="1152"/>
+            <w:shd w:fill="F8FAFC"/>
+            <w:tcMar>
+              <w:top w:w="100" w:type="dxa"/>
+              <w:bottom w:w="100" w:type="dxa"/>
+              <w:left w:w="120" w:type="dxa"/>
+              <w:right w:w="120" w:type="dxa"/>
+            </w:tcMar>
+            <w:tcBorders>
+              <w:top w:val="single" w:sz="4" w:space="0" w:color="CCCCCC"/>
+              <w:bottom w:val="single" w:sz="4" w:space="0" w:color="CCCCCC"/>
+              <w:left w:val="single" w:sz="4" w:space="0" w:color="CCCCCC"/>
+              <w:right w:val="single" w:sz="4" w:space="0" w:color="CCCCCC"/>
+            </w:tcBorders>
+          </w:tcPr>
+          <w:p>
+            <w:pPr>
+              <w:spacing w:before="60" w:after="60" w:line="252" w:lineRule="auto"/>
+              <w:jc w:val="left"/>
+            </w:pPr>
+            <w:r/>
+            <w:r>
+              <w:t>673.25</w:t>
+            </w:r>
+          </w:p>
+        </w:tc>
+        <w:tc>
+          <w:tcPr>
+            <w:tcW w:type="dxa" w:w="1728"/>
+            <w:shd w:fill="F8FAFC"/>
+            <w:tcMar>
+              <w:top w:w="100" w:type="dxa"/>
+              <w:bottom w:w="100" w:type="dxa"/>
+              <w:left w:w="120" w:type="dxa"/>
+              <w:right w:w="120" w:type="dxa"/>
+            </w:tcMar>
+            <w:tcBorders>
+              <w:top w:val="single" w:sz="4" w:space="0" w:color="CCCCCC"/>
+              <w:bottom w:val="single" w:sz="4" w:space="0" w:color="CCCCCC"/>
+              <w:left w:val="single" w:sz="4" w:space="0" w:color="CCCCCC"/>
+              <w:right w:val="single" w:sz="4" w:space="0" w:color="CCCCCC"/>
+            </w:tcBorders>
+          </w:tcPr>
+          <w:p>
+            <w:pPr>
+              <w:spacing w:before="60" w:after="60" w:line="252" w:lineRule="auto"/>
+              <w:jc w:val="left"/>
+            </w:pPr>
+            <w:r/>
+            <w:r>
+              <w:rPr>
+                <w:b/>
+              </w:rPr>
+              <w:t>689.00</w:t>
             </w:r>
           </w:p>
         </w:tc>
@@ -27806,7 +31097,7 @@
               <w:rPr>
                 <w:b/>
               </w:rPr>
-              <w:t>Wed 14/10</w:t>
+              <w:t>Fri 16/10</w:t>
             </w:r>
           </w:p>
         </w:tc>
@@ -27834,7 +31125,7 @@
             </w:pPr>
             <w:r/>
             <w:r>
-              <w:t>Pre-NY 19-21</w:t>
+              <w:t>NY Close 23-01</w:t>
             </w:r>
           </w:p>
         </w:tc>
@@ -27862,7 +31153,7 @@
             </w:pPr>
             <w:r/>
             <w:r>
-              <w:t>683.00</w:t>
+              <w:t>689.00</w:t>
             </w:r>
           </w:p>
         </w:tc>
@@ -27890,7 +31181,7 @@
             </w:pPr>
             <w:r/>
             <w:r>
-              <w:t>692.25</w:t>
+              <w:t>695.25</w:t>
             </w:r>
           </w:p>
         </w:tc>
@@ -27918,1887 +31209,7 @@
             </w:pPr>
             <w:r/>
             <w:r>
-              <w:t>672.25</w:t>
-            </w:r>
-          </w:p>
-        </w:tc>
-        <w:tc>
-          <w:tcPr>
-            <w:tcW w:type="dxa" w:w="1728"/>
-            <w:shd w:fill="FFFFFF"/>
-            <w:tcMar>
-              <w:top w:w="100" w:type="dxa"/>
-              <w:bottom w:w="100" w:type="dxa"/>
-              <w:left w:w="120" w:type="dxa"/>
-              <w:right w:w="120" w:type="dxa"/>
-            </w:tcMar>
-            <w:tcBorders>
-              <w:top w:val="single" w:sz="4" w:space="0" w:color="CCCCCC"/>
-              <w:bottom w:val="single" w:sz="4" w:space="0" w:color="CCCCCC"/>
-              <w:left w:val="single" w:sz="4" w:space="0" w:color="CCCCCC"/>
-              <w:right w:val="single" w:sz="4" w:space="0" w:color="CCCCCC"/>
-            </w:tcBorders>
-          </w:tcPr>
-          <w:p>
-            <w:pPr>
-              <w:spacing w:before="60" w:after="60" w:line="252" w:lineRule="auto"/>
-              <w:jc w:val="left"/>
-            </w:pPr>
-            <w:r/>
-            <w:r>
-              <w:rPr>
-                <w:b/>
-              </w:rPr>
-              <w:t>683.50</w:t>
-            </w:r>
-          </w:p>
-        </w:tc>
-        <w:tc>
-          <w:tcPr>
-            <w:tcW w:type="dxa" w:w="3456"/>
-            <w:shd w:fill="FFFFFF"/>
-            <w:tcMar>
-              <w:top w:w="100" w:type="dxa"/>
-              <w:bottom w:w="100" w:type="dxa"/>
-              <w:left w:w="120" w:type="dxa"/>
-              <w:right w:w="120" w:type="dxa"/>
-            </w:tcMar>
-            <w:tcBorders>
-              <w:top w:val="single" w:sz="4" w:space="0" w:color="CCCCCC"/>
-              <w:bottom w:val="single" w:sz="4" w:space="0" w:color="CCCCCC"/>
-              <w:left w:val="single" w:sz="4" w:space="0" w:color="CCCCCC"/>
-              <w:right w:val="single" w:sz="4" w:space="0" w:color="CCCCCC"/>
-            </w:tcBorders>
-          </w:tcPr>
-          <w:p>
-            <w:pPr>
-              <w:spacing w:before="60" w:after="60" w:line="252" w:lineRule="auto"/>
-              <w:jc w:val="left"/>
-            </w:pPr>
-            <w:r/>
-            <w:r>
-              <w:rPr>
-                <w:b/>
-              </w:rPr>
-              <w:t>+0.50</w:t>
-            </w:r>
-          </w:p>
-        </w:tc>
-        <w:tc>
-          <w:tcPr>
-            <w:tcW w:type="dxa" w:w="1440"/>
-            <w:shd w:fill="FFFFFF"/>
-            <w:tcMar>
-              <w:top w:w="100" w:type="dxa"/>
-              <w:bottom w:w="100" w:type="dxa"/>
-              <w:left w:w="120" w:type="dxa"/>
-              <w:right w:w="120" w:type="dxa"/>
-            </w:tcMar>
-            <w:tcBorders>
-              <w:top w:val="single" w:sz="4" w:space="0" w:color="CCCCCC"/>
-              <w:bottom w:val="single" w:sz="4" w:space="0" w:color="CCCCCC"/>
-              <w:left w:val="single" w:sz="4" w:space="0" w:color="CCCCCC"/>
-              <w:right w:val="single" w:sz="4" w:space="0" w:color="CCCCCC"/>
-            </w:tcBorders>
-          </w:tcPr>
-          <w:p>
-            <w:pPr>
-              <w:spacing w:before="60" w:after="60" w:line="252" w:lineRule="auto"/>
-              <w:jc w:val="left"/>
-            </w:pPr>
-            <w:r/>
-            <w:r>
-              <w:t>BULL</w:t>
-            </w:r>
-          </w:p>
-        </w:tc>
-      </w:tr>
-      <w:tr>
-        <w:tc>
-          <w:tcPr>
-            <w:tcW w:type="dxa" w:w="1584"/>
-            <w:shd w:fill="F8FAFC"/>
-            <w:tcMar>
-              <w:top w:w="100" w:type="dxa"/>
-              <w:bottom w:w="100" w:type="dxa"/>
-              <w:left w:w="120" w:type="dxa"/>
-              <w:right w:w="120" w:type="dxa"/>
-            </w:tcMar>
-            <w:tcBorders>
-              <w:top w:val="single" w:sz="4" w:space="0" w:color="CCCCCC"/>
-              <w:bottom w:val="single" w:sz="4" w:space="0" w:color="CCCCCC"/>
-              <w:left w:val="single" w:sz="4" w:space="0" w:color="CCCCCC"/>
-              <w:right w:val="single" w:sz="4" w:space="0" w:color="CCCCCC"/>
-            </w:tcBorders>
-          </w:tcPr>
-          <w:p>
-            <w:pPr>
-              <w:spacing w:before="60" w:after="60" w:line="252" w:lineRule="auto"/>
-              <w:jc w:val="left"/>
-            </w:pPr>
-            <w:r/>
-            <w:r>
-              <w:rPr>
-                <w:b/>
-              </w:rPr>
-              <w:t>Wed 14/10</w:t>
-            </w:r>
-          </w:p>
-        </w:tc>
-        <w:tc>
-          <w:tcPr>
-            <w:tcW w:type="dxa" w:w="864"/>
-            <w:shd w:fill="F8FAFC"/>
-            <w:tcMar>
-              <w:top w:w="100" w:type="dxa"/>
-              <w:bottom w:w="100" w:type="dxa"/>
-              <w:left w:w="120" w:type="dxa"/>
-              <w:right w:w="120" w:type="dxa"/>
-            </w:tcMar>
-            <w:tcBorders>
-              <w:top w:val="single" w:sz="4" w:space="0" w:color="CCCCCC"/>
-              <w:bottom w:val="single" w:sz="4" w:space="0" w:color="CCCCCC"/>
-              <w:left w:val="single" w:sz="4" w:space="0" w:color="CCCCCC"/>
-              <w:right w:val="single" w:sz="4" w:space="0" w:color="CCCCCC"/>
-            </w:tcBorders>
-          </w:tcPr>
-          <w:p>
-            <w:pPr>
-              <w:spacing w:before="60" w:after="60" w:line="252" w:lineRule="auto"/>
-              <w:jc w:val="left"/>
-            </w:pPr>
-            <w:r/>
-            <w:r>
-              <w:t>NY Open 21-23</w:t>
-            </w:r>
-          </w:p>
-        </w:tc>
-        <w:tc>
-          <w:tcPr>
-            <w:tcW w:type="dxa" w:w="1440"/>
-            <w:shd w:fill="F8FAFC"/>
-            <w:tcMar>
-              <w:top w:w="100" w:type="dxa"/>
-              <w:bottom w:w="100" w:type="dxa"/>
-              <w:left w:w="120" w:type="dxa"/>
-              <w:right w:w="120" w:type="dxa"/>
-            </w:tcMar>
-            <w:tcBorders>
-              <w:top w:val="single" w:sz="4" w:space="0" w:color="CCCCCC"/>
-              <w:bottom w:val="single" w:sz="4" w:space="0" w:color="CCCCCC"/>
-              <w:left w:val="single" w:sz="4" w:space="0" w:color="CCCCCC"/>
-              <w:right w:val="single" w:sz="4" w:space="0" w:color="CCCCCC"/>
-            </w:tcBorders>
-          </w:tcPr>
-          <w:p>
-            <w:pPr>
-              <w:spacing w:before="60" w:after="60" w:line="252" w:lineRule="auto"/>
-              <w:jc w:val="left"/>
-            </w:pPr>
-            <w:r/>
-            <w:r>
-              <w:t>683.50</w:t>
-            </w:r>
-          </w:p>
-        </w:tc>
-        <w:tc>
-          <w:tcPr>
-            <w:tcW w:type="dxa" w:w="2016"/>
-            <w:shd w:fill="F8FAFC"/>
-            <w:tcMar>
-              <w:top w:w="100" w:type="dxa"/>
-              <w:bottom w:w="100" w:type="dxa"/>
-              <w:left w:w="120" w:type="dxa"/>
-              <w:right w:w="120" w:type="dxa"/>
-            </w:tcMar>
-            <w:tcBorders>
-              <w:top w:val="single" w:sz="4" w:space="0" w:color="CCCCCC"/>
-              <w:bottom w:val="single" w:sz="4" w:space="0" w:color="CCCCCC"/>
-              <w:left w:val="single" w:sz="4" w:space="0" w:color="CCCCCC"/>
-              <w:right w:val="single" w:sz="4" w:space="0" w:color="CCCCCC"/>
-            </w:tcBorders>
-          </w:tcPr>
-          <w:p>
-            <w:pPr>
-              <w:spacing w:before="60" w:after="60" w:line="252" w:lineRule="auto"/>
-              <w:jc w:val="left"/>
-            </w:pPr>
-            <w:r/>
-            <w:r>
-              <w:t>695.75</w:t>
-            </w:r>
-          </w:p>
-        </w:tc>
-        <w:tc>
-          <w:tcPr>
-            <w:tcW w:type="dxa" w:w="1152"/>
-            <w:shd w:fill="F8FAFC"/>
-            <w:tcMar>
-              <w:top w:w="100" w:type="dxa"/>
-              <w:bottom w:w="100" w:type="dxa"/>
-              <w:left w:w="120" w:type="dxa"/>
-              <w:right w:w="120" w:type="dxa"/>
-            </w:tcMar>
-            <w:tcBorders>
-              <w:top w:val="single" w:sz="4" w:space="0" w:color="CCCCCC"/>
-              <w:bottom w:val="single" w:sz="4" w:space="0" w:color="CCCCCC"/>
-              <w:left w:val="single" w:sz="4" w:space="0" w:color="CCCCCC"/>
-              <w:right w:val="single" w:sz="4" w:space="0" w:color="CCCCCC"/>
-            </w:tcBorders>
-          </w:tcPr>
-          <w:p>
-            <w:pPr>
-              <w:spacing w:before="60" w:after="60" w:line="252" w:lineRule="auto"/>
-              <w:jc w:val="left"/>
-            </w:pPr>
-            <w:r/>
-            <w:r>
-              <w:t>669.25</w:t>
-            </w:r>
-          </w:p>
-        </w:tc>
-        <w:tc>
-          <w:tcPr>
-            <w:tcW w:type="dxa" w:w="1728"/>
-            <w:shd w:fill="F8FAFC"/>
-            <w:tcMar>
-              <w:top w:w="100" w:type="dxa"/>
-              <w:bottom w:w="100" w:type="dxa"/>
-              <w:left w:w="120" w:type="dxa"/>
-              <w:right w:w="120" w:type="dxa"/>
-            </w:tcMar>
-            <w:tcBorders>
-              <w:top w:val="single" w:sz="4" w:space="0" w:color="CCCCCC"/>
-              <w:bottom w:val="single" w:sz="4" w:space="0" w:color="CCCCCC"/>
-              <w:left w:val="single" w:sz="4" w:space="0" w:color="CCCCCC"/>
-              <w:right w:val="single" w:sz="4" w:space="0" w:color="CCCCCC"/>
-            </w:tcBorders>
-          </w:tcPr>
-          <w:p>
-            <w:pPr>
-              <w:spacing w:before="60" w:after="60" w:line="252" w:lineRule="auto"/>
-              <w:jc w:val="left"/>
-            </w:pPr>
-            <w:r/>
-            <w:r>
-              <w:rPr>
-                <w:b/>
-              </w:rPr>
-              <w:t>682.00</w:t>
-            </w:r>
-          </w:p>
-        </w:tc>
-        <w:tc>
-          <w:tcPr>
-            <w:tcW w:type="dxa" w:w="3456"/>
-            <w:shd w:fill="F8FAFC"/>
-            <w:tcMar>
-              <w:top w:w="100" w:type="dxa"/>
-              <w:bottom w:w="100" w:type="dxa"/>
-              <w:left w:w="120" w:type="dxa"/>
-              <w:right w:w="120" w:type="dxa"/>
-            </w:tcMar>
-            <w:tcBorders>
-              <w:top w:val="single" w:sz="4" w:space="0" w:color="CCCCCC"/>
-              <w:bottom w:val="single" w:sz="4" w:space="0" w:color="CCCCCC"/>
-              <w:left w:val="single" w:sz="4" w:space="0" w:color="CCCCCC"/>
-              <w:right w:val="single" w:sz="4" w:space="0" w:color="CCCCCC"/>
-            </w:tcBorders>
-          </w:tcPr>
-          <w:p>
-            <w:pPr>
-              <w:spacing w:before="60" w:after="60" w:line="252" w:lineRule="auto"/>
-              <w:jc w:val="left"/>
-            </w:pPr>
-            <w:r/>
-            <w:r>
-              <w:rPr>
-                <w:b/>
-              </w:rPr>
-              <w:t>-1.50</w:t>
-            </w:r>
-          </w:p>
-        </w:tc>
-        <w:tc>
-          <w:tcPr>
-            <w:tcW w:type="dxa" w:w="1440"/>
-            <w:shd w:fill="F8FAFC"/>
-            <w:tcMar>
-              <w:top w:w="100" w:type="dxa"/>
-              <w:bottom w:w="100" w:type="dxa"/>
-              <w:left w:w="120" w:type="dxa"/>
-              <w:right w:w="120" w:type="dxa"/>
-            </w:tcMar>
-            <w:tcBorders>
-              <w:top w:val="single" w:sz="4" w:space="0" w:color="CCCCCC"/>
-              <w:bottom w:val="single" w:sz="4" w:space="0" w:color="CCCCCC"/>
-              <w:left w:val="single" w:sz="4" w:space="0" w:color="CCCCCC"/>
-              <w:right w:val="single" w:sz="4" w:space="0" w:color="CCCCCC"/>
-            </w:tcBorders>
-          </w:tcPr>
-          <w:p>
-            <w:pPr>
-              <w:spacing w:before="60" w:after="60" w:line="252" w:lineRule="auto"/>
-              <w:jc w:val="left"/>
-            </w:pPr>
-            <w:r/>
-            <w:r>
-              <w:t>BEAR</w:t>
-            </w:r>
-          </w:p>
-        </w:tc>
-      </w:tr>
-      <w:tr>
-        <w:tc>
-          <w:tcPr>
-            <w:tcW w:type="dxa" w:w="1584"/>
-            <w:shd w:fill="FFFFFF"/>
-            <w:tcMar>
-              <w:top w:w="100" w:type="dxa"/>
-              <w:bottom w:w="100" w:type="dxa"/>
-              <w:left w:w="120" w:type="dxa"/>
-              <w:right w:w="120" w:type="dxa"/>
-            </w:tcMar>
-            <w:tcBorders>
-              <w:top w:val="single" w:sz="4" w:space="0" w:color="CCCCCC"/>
-              <w:bottom w:val="single" w:sz="4" w:space="0" w:color="CCCCCC"/>
-              <w:left w:val="single" w:sz="4" w:space="0" w:color="CCCCCC"/>
-              <w:right w:val="single" w:sz="4" w:space="0" w:color="CCCCCC"/>
-            </w:tcBorders>
-          </w:tcPr>
-          <w:p>
-            <w:pPr>
-              <w:spacing w:before="60" w:after="60" w:line="252" w:lineRule="auto"/>
-              <w:jc w:val="left"/>
-            </w:pPr>
-            <w:r/>
-            <w:r>
-              <w:rPr>
-                <w:b/>
-              </w:rPr>
-              <w:t>Wed 14/10</w:t>
-            </w:r>
-          </w:p>
-        </w:tc>
-        <w:tc>
-          <w:tcPr>
-            <w:tcW w:type="dxa" w:w="864"/>
-            <w:shd w:fill="FFFFFF"/>
-            <w:tcMar>
-              <w:top w:w="100" w:type="dxa"/>
-              <w:bottom w:w="100" w:type="dxa"/>
-              <w:left w:w="120" w:type="dxa"/>
-              <w:right w:w="120" w:type="dxa"/>
-            </w:tcMar>
-            <w:tcBorders>
-              <w:top w:val="single" w:sz="4" w:space="0" w:color="CCCCCC"/>
-              <w:bottom w:val="single" w:sz="4" w:space="0" w:color="CCCCCC"/>
-              <w:left w:val="single" w:sz="4" w:space="0" w:color="CCCCCC"/>
-              <w:right w:val="single" w:sz="4" w:space="0" w:color="CCCCCC"/>
-            </w:tcBorders>
-          </w:tcPr>
-          <w:p>
-            <w:pPr>
-              <w:spacing w:before="60" w:after="60" w:line="252" w:lineRule="auto"/>
-              <w:jc w:val="left"/>
-            </w:pPr>
-            <w:r/>
-            <w:r>
-              <w:t>NY Close 23-01</w:t>
-            </w:r>
-          </w:p>
-        </w:tc>
-        <w:tc>
-          <w:tcPr>
-            <w:tcW w:type="dxa" w:w="1440"/>
-            <w:shd w:fill="FFFFFF"/>
-            <w:tcMar>
-              <w:top w:w="100" w:type="dxa"/>
-              <w:bottom w:w="100" w:type="dxa"/>
-              <w:left w:w="120" w:type="dxa"/>
-              <w:right w:w="120" w:type="dxa"/>
-            </w:tcMar>
-            <w:tcBorders>
-              <w:top w:val="single" w:sz="4" w:space="0" w:color="CCCCCC"/>
-              <w:bottom w:val="single" w:sz="4" w:space="0" w:color="CCCCCC"/>
-              <w:left w:val="single" w:sz="4" w:space="0" w:color="CCCCCC"/>
-              <w:right w:val="single" w:sz="4" w:space="0" w:color="CCCCCC"/>
-            </w:tcBorders>
-          </w:tcPr>
-          <w:p>
-            <w:pPr>
-              <w:spacing w:before="60" w:after="60" w:line="252" w:lineRule="auto"/>
-              <w:jc w:val="left"/>
-            </w:pPr>
-            <w:r/>
-            <w:r>
-              <w:t>682.00</w:t>
-            </w:r>
-          </w:p>
-        </w:tc>
-        <w:tc>
-          <w:tcPr>
-            <w:tcW w:type="dxa" w:w="2016"/>
-            <w:shd w:fill="FFFFFF"/>
-            <w:tcMar>
-              <w:top w:w="100" w:type="dxa"/>
-              <w:bottom w:w="100" w:type="dxa"/>
-              <w:left w:w="120" w:type="dxa"/>
-              <w:right w:w="120" w:type="dxa"/>
-            </w:tcMar>
-            <w:tcBorders>
-              <w:top w:val="single" w:sz="4" w:space="0" w:color="CCCCCC"/>
-              <w:bottom w:val="single" w:sz="4" w:space="0" w:color="CCCCCC"/>
-              <w:left w:val="single" w:sz="4" w:space="0" w:color="CCCCCC"/>
-              <w:right w:val="single" w:sz="4" w:space="0" w:color="CCCCCC"/>
-            </w:tcBorders>
-          </w:tcPr>
-          <w:p>
-            <w:pPr>
-              <w:spacing w:before="60" w:after="60" w:line="252" w:lineRule="auto"/>
-              <w:jc w:val="left"/>
-            </w:pPr>
-            <w:r/>
-            <w:r>
-              <w:t>689.00</w:t>
-            </w:r>
-          </w:p>
-        </w:tc>
-        <w:tc>
-          <w:tcPr>
-            <w:tcW w:type="dxa" w:w="1152"/>
-            <w:shd w:fill="FFFFFF"/>
-            <w:tcMar>
-              <w:top w:w="100" w:type="dxa"/>
-              <w:bottom w:w="100" w:type="dxa"/>
-              <w:left w:w="120" w:type="dxa"/>
-              <w:right w:w="120" w:type="dxa"/>
-            </w:tcMar>
-            <w:tcBorders>
-              <w:top w:val="single" w:sz="4" w:space="0" w:color="CCCCCC"/>
-              <w:bottom w:val="single" w:sz="4" w:space="0" w:color="CCCCCC"/>
-              <w:left w:val="single" w:sz="4" w:space="0" w:color="CCCCCC"/>
-              <w:right w:val="single" w:sz="4" w:space="0" w:color="CCCCCC"/>
-            </w:tcBorders>
-          </w:tcPr>
-          <w:p>
-            <w:pPr>
-              <w:spacing w:before="60" w:after="60" w:line="252" w:lineRule="auto"/>
-              <w:jc w:val="left"/>
-            </w:pPr>
-            <w:r/>
-            <w:r>
-              <w:t>672.50</w:t>
-            </w:r>
-          </w:p>
-        </w:tc>
-        <w:tc>
-          <w:tcPr>
-            <w:tcW w:type="dxa" w:w="1728"/>
-            <w:shd w:fill="FFFFFF"/>
-            <w:tcMar>
-              <w:top w:w="100" w:type="dxa"/>
-              <w:bottom w:w="100" w:type="dxa"/>
-              <w:left w:w="120" w:type="dxa"/>
-              <w:right w:w="120" w:type="dxa"/>
-            </w:tcMar>
-            <w:tcBorders>
-              <w:top w:val="single" w:sz="4" w:space="0" w:color="CCCCCC"/>
-              <w:bottom w:val="single" w:sz="4" w:space="0" w:color="CCCCCC"/>
-              <w:left w:val="single" w:sz="4" w:space="0" w:color="CCCCCC"/>
-              <w:right w:val="single" w:sz="4" w:space="0" w:color="CCCCCC"/>
-            </w:tcBorders>
-          </w:tcPr>
-          <w:p>
-            <w:pPr>
-              <w:spacing w:before="60" w:after="60" w:line="252" w:lineRule="auto"/>
-              <w:jc w:val="left"/>
-            </w:pPr>
-            <w:r/>
-            <w:r>
-              <w:rPr>
-                <w:b/>
-              </w:rPr>
               <w:t>682.50</w:t>
-            </w:r>
-          </w:p>
-        </w:tc>
-        <w:tc>
-          <w:tcPr>
-            <w:tcW w:type="dxa" w:w="3456"/>
-            <w:shd w:fill="FFFFFF"/>
-            <w:tcMar>
-              <w:top w:w="100" w:type="dxa"/>
-              <w:bottom w:w="100" w:type="dxa"/>
-              <w:left w:w="120" w:type="dxa"/>
-              <w:right w:w="120" w:type="dxa"/>
-            </w:tcMar>
-            <w:tcBorders>
-              <w:top w:val="single" w:sz="4" w:space="0" w:color="CCCCCC"/>
-              <w:bottom w:val="single" w:sz="4" w:space="0" w:color="CCCCCC"/>
-              <w:left w:val="single" w:sz="4" w:space="0" w:color="CCCCCC"/>
-              <w:right w:val="single" w:sz="4" w:space="0" w:color="CCCCCC"/>
-            </w:tcBorders>
-          </w:tcPr>
-          <w:p>
-            <w:pPr>
-              <w:spacing w:before="60" w:after="60" w:line="252" w:lineRule="auto"/>
-              <w:jc w:val="left"/>
-            </w:pPr>
-            <w:r/>
-            <w:r>
-              <w:rPr>
-                <w:b/>
-              </w:rPr>
-              <w:t>+0.50</w:t>
-            </w:r>
-          </w:p>
-        </w:tc>
-        <w:tc>
-          <w:tcPr>
-            <w:tcW w:type="dxa" w:w="1440"/>
-            <w:shd w:fill="FFFFFF"/>
-            <w:tcMar>
-              <w:top w:w="100" w:type="dxa"/>
-              <w:bottom w:w="100" w:type="dxa"/>
-              <w:left w:w="120" w:type="dxa"/>
-              <w:right w:w="120" w:type="dxa"/>
-            </w:tcMar>
-            <w:tcBorders>
-              <w:top w:val="single" w:sz="4" w:space="0" w:color="CCCCCC"/>
-              <w:bottom w:val="single" w:sz="4" w:space="0" w:color="CCCCCC"/>
-              <w:left w:val="single" w:sz="4" w:space="0" w:color="CCCCCC"/>
-              <w:right w:val="single" w:sz="4" w:space="0" w:color="CCCCCC"/>
-            </w:tcBorders>
-          </w:tcPr>
-          <w:p>
-            <w:pPr>
-              <w:spacing w:before="60" w:after="60" w:line="252" w:lineRule="auto"/>
-              <w:jc w:val="left"/>
-            </w:pPr>
-            <w:r/>
-            <w:r>
-              <w:t>BULL</w:t>
-            </w:r>
-          </w:p>
-        </w:tc>
-      </w:tr>
-      <w:tr>
-        <w:tc>
-          <w:tcPr>
-            <w:tcW w:type="dxa" w:w="1584"/>
-            <w:shd w:fill="F8FAFC"/>
-            <w:tcMar>
-              <w:top w:w="100" w:type="dxa"/>
-              <w:bottom w:w="100" w:type="dxa"/>
-              <w:left w:w="120" w:type="dxa"/>
-              <w:right w:w="120" w:type="dxa"/>
-            </w:tcMar>
-            <w:tcBorders>
-              <w:top w:val="single" w:sz="4" w:space="0" w:color="CCCCCC"/>
-              <w:bottom w:val="single" w:sz="4" w:space="0" w:color="CCCCCC"/>
-              <w:left w:val="single" w:sz="4" w:space="0" w:color="CCCCCC"/>
-              <w:right w:val="single" w:sz="4" w:space="0" w:color="CCCCCC"/>
-            </w:tcBorders>
-          </w:tcPr>
-          <w:p>
-            <w:pPr>
-              <w:spacing w:before="60" w:after="60" w:line="252" w:lineRule="auto"/>
-              <w:jc w:val="left"/>
-            </w:pPr>
-            <w:r/>
-            <w:r>
-              <w:rPr>
-                <w:b/>
-              </w:rPr>
-              <w:t>Thu 15/10</w:t>
-            </w:r>
-          </w:p>
-        </w:tc>
-        <w:tc>
-          <w:tcPr>
-            <w:tcW w:type="dxa" w:w="864"/>
-            <w:shd w:fill="F8FAFC"/>
-            <w:tcMar>
-              <w:top w:w="100" w:type="dxa"/>
-              <w:bottom w:w="100" w:type="dxa"/>
-              <w:left w:w="120" w:type="dxa"/>
-              <w:right w:w="120" w:type="dxa"/>
-            </w:tcMar>
-            <w:tcBorders>
-              <w:top w:val="single" w:sz="4" w:space="0" w:color="CCCCCC"/>
-              <w:bottom w:val="single" w:sz="4" w:space="0" w:color="CCCCCC"/>
-              <w:left w:val="single" w:sz="4" w:space="0" w:color="CCCCCC"/>
-              <w:right w:val="single" w:sz="4" w:space="0" w:color="CCCCCC"/>
-            </w:tcBorders>
-          </w:tcPr>
-          <w:p>
-            <w:pPr>
-              <w:spacing w:before="60" w:after="60" w:line="252" w:lineRule="auto"/>
-              <w:jc w:val="left"/>
-            </w:pPr>
-            <w:r/>
-            <w:r>
-              <w:t>Asia 07-11</w:t>
-            </w:r>
-          </w:p>
-        </w:tc>
-        <w:tc>
-          <w:tcPr>
-            <w:tcW w:type="dxa" w:w="1440"/>
-            <w:shd w:fill="F8FAFC"/>
-            <w:tcMar>
-              <w:top w:w="100" w:type="dxa"/>
-              <w:bottom w:w="100" w:type="dxa"/>
-              <w:left w:w="120" w:type="dxa"/>
-              <w:right w:w="120" w:type="dxa"/>
-            </w:tcMar>
-            <w:tcBorders>
-              <w:top w:val="single" w:sz="4" w:space="0" w:color="CCCCCC"/>
-              <w:bottom w:val="single" w:sz="4" w:space="0" w:color="CCCCCC"/>
-              <w:left w:val="single" w:sz="4" w:space="0" w:color="CCCCCC"/>
-              <w:right w:val="single" w:sz="4" w:space="0" w:color="CCCCCC"/>
-            </w:tcBorders>
-          </w:tcPr>
-          <w:p>
-            <w:pPr>
-              <w:spacing w:before="60" w:after="60" w:line="252" w:lineRule="auto"/>
-              <w:jc w:val="left"/>
-            </w:pPr>
-            <w:r/>
-            <w:r>
-              <w:t>682.50</w:t>
-            </w:r>
-          </w:p>
-        </w:tc>
-        <w:tc>
-          <w:tcPr>
-            <w:tcW w:type="dxa" w:w="2016"/>
-            <w:shd w:fill="F8FAFC"/>
-            <w:tcMar>
-              <w:top w:w="100" w:type="dxa"/>
-              <w:bottom w:w="100" w:type="dxa"/>
-              <w:left w:w="120" w:type="dxa"/>
-              <w:right w:w="120" w:type="dxa"/>
-            </w:tcMar>
-            <w:tcBorders>
-              <w:top w:val="single" w:sz="4" w:space="0" w:color="CCCCCC"/>
-              <w:bottom w:val="single" w:sz="4" w:space="0" w:color="CCCCCC"/>
-              <w:left w:val="single" w:sz="4" w:space="0" w:color="CCCCCC"/>
-              <w:right w:val="single" w:sz="4" w:space="0" w:color="CCCCCC"/>
-            </w:tcBorders>
-          </w:tcPr>
-          <w:p>
-            <w:pPr>
-              <w:spacing w:before="60" w:after="60" w:line="252" w:lineRule="auto"/>
-              <w:jc w:val="left"/>
-            </w:pPr>
-            <w:r/>
-            <w:r>
-              <w:t>693.00</w:t>
-            </w:r>
-          </w:p>
-        </w:tc>
-        <w:tc>
-          <w:tcPr>
-            <w:tcW w:type="dxa" w:w="1152"/>
-            <w:shd w:fill="F8FAFC"/>
-            <w:tcMar>
-              <w:top w:w="100" w:type="dxa"/>
-              <w:bottom w:w="100" w:type="dxa"/>
-              <w:left w:w="120" w:type="dxa"/>
-              <w:right w:w="120" w:type="dxa"/>
-            </w:tcMar>
-            <w:tcBorders>
-              <w:top w:val="single" w:sz="4" w:space="0" w:color="CCCCCC"/>
-              <w:bottom w:val="single" w:sz="4" w:space="0" w:color="CCCCCC"/>
-              <w:left w:val="single" w:sz="4" w:space="0" w:color="CCCCCC"/>
-              <w:right w:val="single" w:sz="4" w:space="0" w:color="CCCCCC"/>
-            </w:tcBorders>
-          </w:tcPr>
-          <w:p>
-            <w:pPr>
-              <w:spacing w:before="60" w:after="60" w:line="252" w:lineRule="auto"/>
-              <w:jc w:val="left"/>
-            </w:pPr>
-            <w:r/>
-            <w:r>
-              <w:t>675.25</w:t>
-            </w:r>
-          </w:p>
-        </w:tc>
-        <w:tc>
-          <w:tcPr>
-            <w:tcW w:type="dxa" w:w="1728"/>
-            <w:shd w:fill="F8FAFC"/>
-            <w:tcMar>
-              <w:top w:w="100" w:type="dxa"/>
-              <w:bottom w:w="100" w:type="dxa"/>
-              <w:left w:w="120" w:type="dxa"/>
-              <w:right w:w="120" w:type="dxa"/>
-            </w:tcMar>
-            <w:tcBorders>
-              <w:top w:val="single" w:sz="4" w:space="0" w:color="CCCCCC"/>
-              <w:bottom w:val="single" w:sz="4" w:space="0" w:color="CCCCCC"/>
-              <w:left w:val="single" w:sz="4" w:space="0" w:color="CCCCCC"/>
-              <w:right w:val="single" w:sz="4" w:space="0" w:color="CCCCCC"/>
-            </w:tcBorders>
-          </w:tcPr>
-          <w:p>
-            <w:pPr>
-              <w:spacing w:before="60" w:after="60" w:line="252" w:lineRule="auto"/>
-              <w:jc w:val="left"/>
-            </w:pPr>
-            <w:r/>
-            <w:r>
-              <w:rPr>
-                <w:b/>
-              </w:rPr>
-              <w:t>682.25</w:t>
-            </w:r>
-          </w:p>
-        </w:tc>
-        <w:tc>
-          <w:tcPr>
-            <w:tcW w:type="dxa" w:w="3456"/>
-            <w:shd w:fill="F8FAFC"/>
-            <w:tcMar>
-              <w:top w:w="100" w:type="dxa"/>
-              <w:bottom w:w="100" w:type="dxa"/>
-              <w:left w:w="120" w:type="dxa"/>
-              <w:right w:w="120" w:type="dxa"/>
-            </w:tcMar>
-            <w:tcBorders>
-              <w:top w:val="single" w:sz="4" w:space="0" w:color="CCCCCC"/>
-              <w:bottom w:val="single" w:sz="4" w:space="0" w:color="CCCCCC"/>
-              <w:left w:val="single" w:sz="4" w:space="0" w:color="CCCCCC"/>
-              <w:right w:val="single" w:sz="4" w:space="0" w:color="CCCCCC"/>
-            </w:tcBorders>
-          </w:tcPr>
-          <w:p>
-            <w:pPr>
-              <w:spacing w:before="60" w:after="60" w:line="252" w:lineRule="auto"/>
-              <w:jc w:val="left"/>
-            </w:pPr>
-            <w:r/>
-            <w:r>
-              <w:rPr>
-                <w:b/>
-              </w:rPr>
-              <w:t>-0.25</w:t>
-            </w:r>
-          </w:p>
-        </w:tc>
-        <w:tc>
-          <w:tcPr>
-            <w:tcW w:type="dxa" w:w="1440"/>
-            <w:shd w:fill="F8FAFC"/>
-            <w:tcMar>
-              <w:top w:w="100" w:type="dxa"/>
-              <w:bottom w:w="100" w:type="dxa"/>
-              <w:left w:w="120" w:type="dxa"/>
-              <w:right w:w="120" w:type="dxa"/>
-            </w:tcMar>
-            <w:tcBorders>
-              <w:top w:val="single" w:sz="4" w:space="0" w:color="CCCCCC"/>
-              <w:bottom w:val="single" w:sz="4" w:space="0" w:color="CCCCCC"/>
-              <w:left w:val="single" w:sz="4" w:space="0" w:color="CCCCCC"/>
-              <w:right w:val="single" w:sz="4" w:space="0" w:color="CCCCCC"/>
-            </w:tcBorders>
-          </w:tcPr>
-          <w:p>
-            <w:pPr>
-              <w:spacing w:before="60" w:after="60" w:line="252" w:lineRule="auto"/>
-              <w:jc w:val="left"/>
-            </w:pPr>
-            <w:r/>
-            <w:r>
-              <w:t>BEAR</w:t>
-            </w:r>
-          </w:p>
-        </w:tc>
-      </w:tr>
-      <w:tr>
-        <w:tc>
-          <w:tcPr>
-            <w:tcW w:type="dxa" w:w="1584"/>
-            <w:shd w:fill="FFFFFF"/>
-            <w:tcMar>
-              <w:top w:w="100" w:type="dxa"/>
-              <w:bottom w:w="100" w:type="dxa"/>
-              <w:left w:w="120" w:type="dxa"/>
-              <w:right w:w="120" w:type="dxa"/>
-            </w:tcMar>
-            <w:tcBorders>
-              <w:top w:val="single" w:sz="4" w:space="0" w:color="CCCCCC"/>
-              <w:bottom w:val="single" w:sz="4" w:space="0" w:color="CCCCCC"/>
-              <w:left w:val="single" w:sz="4" w:space="0" w:color="CCCCCC"/>
-              <w:right w:val="single" w:sz="4" w:space="0" w:color="CCCCCC"/>
-            </w:tcBorders>
-          </w:tcPr>
-          <w:p>
-            <w:pPr>
-              <w:spacing w:before="60" w:after="60" w:line="252" w:lineRule="auto"/>
-              <w:jc w:val="left"/>
-            </w:pPr>
-            <w:r/>
-            <w:r>
-              <w:rPr>
-                <w:b/>
-              </w:rPr>
-              <w:t>Thu 15/10</w:t>
-            </w:r>
-          </w:p>
-        </w:tc>
-        <w:tc>
-          <w:tcPr>
-            <w:tcW w:type="dxa" w:w="864"/>
-            <w:shd w:fill="FFFFFF"/>
-            <w:tcMar>
-              <w:top w:w="100" w:type="dxa"/>
-              <w:bottom w:w="100" w:type="dxa"/>
-              <w:left w:w="120" w:type="dxa"/>
-              <w:right w:w="120" w:type="dxa"/>
-            </w:tcMar>
-            <w:tcBorders>
-              <w:top w:val="single" w:sz="4" w:space="0" w:color="CCCCCC"/>
-              <w:bottom w:val="single" w:sz="4" w:space="0" w:color="CCCCCC"/>
-              <w:left w:val="single" w:sz="4" w:space="0" w:color="CCCCCC"/>
-              <w:right w:val="single" w:sz="4" w:space="0" w:color="CCCCCC"/>
-            </w:tcBorders>
-          </w:tcPr>
-          <w:p>
-            <w:pPr>
-              <w:spacing w:before="60" w:after="60" w:line="252" w:lineRule="auto"/>
-              <w:jc w:val="left"/>
-            </w:pPr>
-            <w:r/>
-            <w:r>
-              <w:t>Asia 11-15</w:t>
-            </w:r>
-          </w:p>
-        </w:tc>
-        <w:tc>
-          <w:tcPr>
-            <w:tcW w:type="dxa" w:w="1440"/>
-            <w:shd w:fill="FFFFFF"/>
-            <w:tcMar>
-              <w:top w:w="100" w:type="dxa"/>
-              <w:bottom w:w="100" w:type="dxa"/>
-              <w:left w:w="120" w:type="dxa"/>
-              <w:right w:w="120" w:type="dxa"/>
-            </w:tcMar>
-            <w:tcBorders>
-              <w:top w:val="single" w:sz="4" w:space="0" w:color="CCCCCC"/>
-              <w:bottom w:val="single" w:sz="4" w:space="0" w:color="CCCCCC"/>
-              <w:left w:val="single" w:sz="4" w:space="0" w:color="CCCCCC"/>
-              <w:right w:val="single" w:sz="4" w:space="0" w:color="CCCCCC"/>
-            </w:tcBorders>
-          </w:tcPr>
-          <w:p>
-            <w:pPr>
-              <w:spacing w:before="60" w:after="60" w:line="252" w:lineRule="auto"/>
-              <w:jc w:val="left"/>
-            </w:pPr>
-            <w:r/>
-            <w:r>
-              <w:t>682.25</w:t>
-            </w:r>
-          </w:p>
-        </w:tc>
-        <w:tc>
-          <w:tcPr>
-            <w:tcW w:type="dxa" w:w="2016"/>
-            <w:shd w:fill="FFFFFF"/>
-            <w:tcMar>
-              <w:top w:w="100" w:type="dxa"/>
-              <w:bottom w:w="100" w:type="dxa"/>
-              <w:left w:w="120" w:type="dxa"/>
-              <w:right w:w="120" w:type="dxa"/>
-            </w:tcMar>
-            <w:tcBorders>
-              <w:top w:val="single" w:sz="4" w:space="0" w:color="CCCCCC"/>
-              <w:bottom w:val="single" w:sz="4" w:space="0" w:color="CCCCCC"/>
-              <w:left w:val="single" w:sz="4" w:space="0" w:color="CCCCCC"/>
-              <w:right w:val="single" w:sz="4" w:space="0" w:color="CCCCCC"/>
-            </w:tcBorders>
-          </w:tcPr>
-          <w:p>
-            <w:pPr>
-              <w:spacing w:before="60" w:after="60" w:line="252" w:lineRule="auto"/>
-              <w:jc w:val="left"/>
-            </w:pPr>
-            <w:r/>
-            <w:r>
-              <w:t>692.00</w:t>
-            </w:r>
-          </w:p>
-        </w:tc>
-        <w:tc>
-          <w:tcPr>
-            <w:tcW w:type="dxa" w:w="1152"/>
-            <w:shd w:fill="FFFFFF"/>
-            <w:tcMar>
-              <w:top w:w="100" w:type="dxa"/>
-              <w:bottom w:w="100" w:type="dxa"/>
-              <w:left w:w="120" w:type="dxa"/>
-              <w:right w:w="120" w:type="dxa"/>
-            </w:tcMar>
-            <w:tcBorders>
-              <w:top w:val="single" w:sz="4" w:space="0" w:color="CCCCCC"/>
-              <w:bottom w:val="single" w:sz="4" w:space="0" w:color="CCCCCC"/>
-              <w:left w:val="single" w:sz="4" w:space="0" w:color="CCCCCC"/>
-              <w:right w:val="single" w:sz="4" w:space="0" w:color="CCCCCC"/>
-            </w:tcBorders>
-          </w:tcPr>
-          <w:p>
-            <w:pPr>
-              <w:spacing w:before="60" w:after="60" w:line="252" w:lineRule="auto"/>
-              <w:jc w:val="left"/>
-            </w:pPr>
-            <w:r/>
-            <w:r>
-              <w:t>672.50</w:t>
-            </w:r>
-          </w:p>
-        </w:tc>
-        <w:tc>
-          <w:tcPr>
-            <w:tcW w:type="dxa" w:w="1728"/>
-            <w:shd w:fill="FFFFFF"/>
-            <w:tcMar>
-              <w:top w:w="100" w:type="dxa"/>
-              <w:bottom w:w="100" w:type="dxa"/>
-              <w:left w:w="120" w:type="dxa"/>
-              <w:right w:w="120" w:type="dxa"/>
-            </w:tcMar>
-            <w:tcBorders>
-              <w:top w:val="single" w:sz="4" w:space="0" w:color="CCCCCC"/>
-              <w:bottom w:val="single" w:sz="4" w:space="0" w:color="CCCCCC"/>
-              <w:left w:val="single" w:sz="4" w:space="0" w:color="CCCCCC"/>
-              <w:right w:val="single" w:sz="4" w:space="0" w:color="CCCCCC"/>
-            </w:tcBorders>
-          </w:tcPr>
-          <w:p>
-            <w:pPr>
-              <w:spacing w:before="60" w:after="60" w:line="252" w:lineRule="auto"/>
-              <w:jc w:val="left"/>
-            </w:pPr>
-            <w:r/>
-            <w:r>
-              <w:rPr>
-                <w:b/>
-              </w:rPr>
-              <w:t>682.75</w:t>
-            </w:r>
-          </w:p>
-        </w:tc>
-        <w:tc>
-          <w:tcPr>
-            <w:tcW w:type="dxa" w:w="3456"/>
-            <w:shd w:fill="FFFFFF"/>
-            <w:tcMar>
-              <w:top w:w="100" w:type="dxa"/>
-              <w:bottom w:w="100" w:type="dxa"/>
-              <w:left w:w="120" w:type="dxa"/>
-              <w:right w:w="120" w:type="dxa"/>
-            </w:tcMar>
-            <w:tcBorders>
-              <w:top w:val="single" w:sz="4" w:space="0" w:color="CCCCCC"/>
-              <w:bottom w:val="single" w:sz="4" w:space="0" w:color="CCCCCC"/>
-              <w:left w:val="single" w:sz="4" w:space="0" w:color="CCCCCC"/>
-              <w:right w:val="single" w:sz="4" w:space="0" w:color="CCCCCC"/>
-            </w:tcBorders>
-          </w:tcPr>
-          <w:p>
-            <w:pPr>
-              <w:spacing w:before="60" w:after="60" w:line="252" w:lineRule="auto"/>
-              <w:jc w:val="left"/>
-            </w:pPr>
-            <w:r/>
-            <w:r>
-              <w:rPr>
-                <w:b/>
-              </w:rPr>
-              <w:t>+0.50</w:t>
-            </w:r>
-          </w:p>
-        </w:tc>
-        <w:tc>
-          <w:tcPr>
-            <w:tcW w:type="dxa" w:w="1440"/>
-            <w:shd w:fill="FFFFFF"/>
-            <w:tcMar>
-              <w:top w:w="100" w:type="dxa"/>
-              <w:bottom w:w="100" w:type="dxa"/>
-              <w:left w:w="120" w:type="dxa"/>
-              <w:right w:w="120" w:type="dxa"/>
-            </w:tcMar>
-            <w:tcBorders>
-              <w:top w:val="single" w:sz="4" w:space="0" w:color="CCCCCC"/>
-              <w:bottom w:val="single" w:sz="4" w:space="0" w:color="CCCCCC"/>
-              <w:left w:val="single" w:sz="4" w:space="0" w:color="CCCCCC"/>
-              <w:right w:val="single" w:sz="4" w:space="0" w:color="CCCCCC"/>
-            </w:tcBorders>
-          </w:tcPr>
-          <w:p>
-            <w:pPr>
-              <w:spacing w:before="60" w:after="60" w:line="252" w:lineRule="auto"/>
-              <w:jc w:val="left"/>
-            </w:pPr>
-            <w:r/>
-            <w:r>
-              <w:t>BULL</w:t>
-            </w:r>
-          </w:p>
-        </w:tc>
-      </w:tr>
-      <w:tr>
-        <w:tc>
-          <w:tcPr>
-            <w:tcW w:type="dxa" w:w="1584"/>
-            <w:shd w:fill="F8FAFC"/>
-            <w:tcMar>
-              <w:top w:w="100" w:type="dxa"/>
-              <w:bottom w:w="100" w:type="dxa"/>
-              <w:left w:w="120" w:type="dxa"/>
-              <w:right w:w="120" w:type="dxa"/>
-            </w:tcMar>
-            <w:tcBorders>
-              <w:top w:val="single" w:sz="4" w:space="0" w:color="CCCCCC"/>
-              <w:bottom w:val="single" w:sz="4" w:space="0" w:color="CCCCCC"/>
-              <w:left w:val="single" w:sz="4" w:space="0" w:color="CCCCCC"/>
-              <w:right w:val="single" w:sz="4" w:space="0" w:color="CCCCCC"/>
-            </w:tcBorders>
-          </w:tcPr>
-          <w:p>
-            <w:pPr>
-              <w:spacing w:before="60" w:after="60" w:line="252" w:lineRule="auto"/>
-              <w:jc w:val="left"/>
-            </w:pPr>
-            <w:r/>
-            <w:r>
-              <w:rPr>
-                <w:b/>
-              </w:rPr>
-              <w:t>Thu 15/10</w:t>
-            </w:r>
-          </w:p>
-        </w:tc>
-        <w:tc>
-          <w:tcPr>
-            <w:tcW w:type="dxa" w:w="864"/>
-            <w:shd w:fill="F8FAFC"/>
-            <w:tcMar>
-              <w:top w:w="100" w:type="dxa"/>
-              <w:bottom w:w="100" w:type="dxa"/>
-              <w:left w:w="120" w:type="dxa"/>
-              <w:right w:w="120" w:type="dxa"/>
-            </w:tcMar>
-            <w:tcBorders>
-              <w:top w:val="single" w:sz="4" w:space="0" w:color="CCCCCC"/>
-              <w:bottom w:val="single" w:sz="4" w:space="0" w:color="CCCCCC"/>
-              <w:left w:val="single" w:sz="4" w:space="0" w:color="CCCCCC"/>
-              <w:right w:val="single" w:sz="4" w:space="0" w:color="CCCCCC"/>
-            </w:tcBorders>
-          </w:tcPr>
-          <w:p>
-            <w:pPr>
-              <w:spacing w:before="60" w:after="60" w:line="252" w:lineRule="auto"/>
-              <w:jc w:val="left"/>
-            </w:pPr>
-            <w:r/>
-            <w:r>
-              <w:t>London 15-19</w:t>
-            </w:r>
-          </w:p>
-        </w:tc>
-        <w:tc>
-          <w:tcPr>
-            <w:tcW w:type="dxa" w:w="1440"/>
-            <w:shd w:fill="F8FAFC"/>
-            <w:tcMar>
-              <w:top w:w="100" w:type="dxa"/>
-              <w:bottom w:w="100" w:type="dxa"/>
-              <w:left w:w="120" w:type="dxa"/>
-              <w:right w:w="120" w:type="dxa"/>
-            </w:tcMar>
-            <w:tcBorders>
-              <w:top w:val="single" w:sz="4" w:space="0" w:color="CCCCCC"/>
-              <w:bottom w:val="single" w:sz="4" w:space="0" w:color="CCCCCC"/>
-              <w:left w:val="single" w:sz="4" w:space="0" w:color="CCCCCC"/>
-              <w:right w:val="single" w:sz="4" w:space="0" w:color="CCCCCC"/>
-            </w:tcBorders>
-          </w:tcPr>
-          <w:p>
-            <w:pPr>
-              <w:spacing w:before="60" w:after="60" w:line="252" w:lineRule="auto"/>
-              <w:jc w:val="left"/>
-            </w:pPr>
-            <w:r/>
-            <w:r>
-              <w:t>682.75</w:t>
-            </w:r>
-          </w:p>
-        </w:tc>
-        <w:tc>
-          <w:tcPr>
-            <w:tcW w:type="dxa" w:w="2016"/>
-            <w:shd w:fill="F8FAFC"/>
-            <w:tcMar>
-              <w:top w:w="100" w:type="dxa"/>
-              <w:bottom w:w="100" w:type="dxa"/>
-              <w:left w:w="120" w:type="dxa"/>
-              <w:right w:w="120" w:type="dxa"/>
-            </w:tcMar>
-            <w:tcBorders>
-              <w:top w:val="single" w:sz="4" w:space="0" w:color="CCCCCC"/>
-              <w:bottom w:val="single" w:sz="4" w:space="0" w:color="CCCCCC"/>
-              <w:left w:val="single" w:sz="4" w:space="0" w:color="CCCCCC"/>
-              <w:right w:val="single" w:sz="4" w:space="0" w:color="CCCCCC"/>
-            </w:tcBorders>
-          </w:tcPr>
-          <w:p>
-            <w:pPr>
-              <w:spacing w:before="60" w:after="60" w:line="252" w:lineRule="auto"/>
-              <w:jc w:val="left"/>
-            </w:pPr>
-            <w:r/>
-            <w:r>
-              <w:t>693.50</w:t>
-            </w:r>
-          </w:p>
-        </w:tc>
-        <w:tc>
-          <w:tcPr>
-            <w:tcW w:type="dxa" w:w="1152"/>
-            <w:shd w:fill="F8FAFC"/>
-            <w:tcMar>
-              <w:top w:w="100" w:type="dxa"/>
-              <w:bottom w:w="100" w:type="dxa"/>
-              <w:left w:w="120" w:type="dxa"/>
-              <w:right w:w="120" w:type="dxa"/>
-            </w:tcMar>
-            <w:tcBorders>
-              <w:top w:val="single" w:sz="4" w:space="0" w:color="CCCCCC"/>
-              <w:bottom w:val="single" w:sz="4" w:space="0" w:color="CCCCCC"/>
-              <w:left w:val="single" w:sz="4" w:space="0" w:color="CCCCCC"/>
-              <w:right w:val="single" w:sz="4" w:space="0" w:color="CCCCCC"/>
-            </w:tcBorders>
-          </w:tcPr>
-          <w:p>
-            <w:pPr>
-              <w:spacing w:before="60" w:after="60" w:line="252" w:lineRule="auto"/>
-              <w:jc w:val="left"/>
-            </w:pPr>
-            <w:r/>
-            <w:r>
-              <w:t>675.50</w:t>
-            </w:r>
-          </w:p>
-        </w:tc>
-        <w:tc>
-          <w:tcPr>
-            <w:tcW w:type="dxa" w:w="1728"/>
-            <w:shd w:fill="F8FAFC"/>
-            <w:tcMar>
-              <w:top w:w="100" w:type="dxa"/>
-              <w:bottom w:w="100" w:type="dxa"/>
-              <w:left w:w="120" w:type="dxa"/>
-              <w:right w:w="120" w:type="dxa"/>
-            </w:tcMar>
-            <w:tcBorders>
-              <w:top w:val="single" w:sz="4" w:space="0" w:color="CCCCCC"/>
-              <w:bottom w:val="single" w:sz="4" w:space="0" w:color="CCCCCC"/>
-              <w:left w:val="single" w:sz="4" w:space="0" w:color="CCCCCC"/>
-              <w:right w:val="single" w:sz="4" w:space="0" w:color="CCCCCC"/>
-            </w:tcBorders>
-          </w:tcPr>
-          <w:p>
-            <w:pPr>
-              <w:spacing w:before="60" w:after="60" w:line="252" w:lineRule="auto"/>
-              <w:jc w:val="left"/>
-            </w:pPr>
-            <w:r/>
-            <w:r>
-              <w:rPr>
-                <w:b/>
-              </w:rPr>
-              <w:t>683.50</w:t>
-            </w:r>
-          </w:p>
-        </w:tc>
-        <w:tc>
-          <w:tcPr>
-            <w:tcW w:type="dxa" w:w="3456"/>
-            <w:shd w:fill="F8FAFC"/>
-            <w:tcMar>
-              <w:top w:w="100" w:type="dxa"/>
-              <w:bottom w:w="100" w:type="dxa"/>
-              <w:left w:w="120" w:type="dxa"/>
-              <w:right w:w="120" w:type="dxa"/>
-            </w:tcMar>
-            <w:tcBorders>
-              <w:top w:val="single" w:sz="4" w:space="0" w:color="CCCCCC"/>
-              <w:bottom w:val="single" w:sz="4" w:space="0" w:color="CCCCCC"/>
-              <w:left w:val="single" w:sz="4" w:space="0" w:color="CCCCCC"/>
-              <w:right w:val="single" w:sz="4" w:space="0" w:color="CCCCCC"/>
-            </w:tcBorders>
-          </w:tcPr>
-          <w:p>
-            <w:pPr>
-              <w:spacing w:before="60" w:after="60" w:line="252" w:lineRule="auto"/>
-              <w:jc w:val="left"/>
-            </w:pPr>
-            <w:r/>
-            <w:r>
-              <w:rPr>
-                <w:b/>
-              </w:rPr>
-              <w:t>+0.75</w:t>
-            </w:r>
-          </w:p>
-        </w:tc>
-        <w:tc>
-          <w:tcPr>
-            <w:tcW w:type="dxa" w:w="1440"/>
-            <w:shd w:fill="F8FAFC"/>
-            <w:tcMar>
-              <w:top w:w="100" w:type="dxa"/>
-              <w:bottom w:w="100" w:type="dxa"/>
-              <w:left w:w="120" w:type="dxa"/>
-              <w:right w:w="120" w:type="dxa"/>
-            </w:tcMar>
-            <w:tcBorders>
-              <w:top w:val="single" w:sz="4" w:space="0" w:color="CCCCCC"/>
-              <w:bottom w:val="single" w:sz="4" w:space="0" w:color="CCCCCC"/>
-              <w:left w:val="single" w:sz="4" w:space="0" w:color="CCCCCC"/>
-              <w:right w:val="single" w:sz="4" w:space="0" w:color="CCCCCC"/>
-            </w:tcBorders>
-          </w:tcPr>
-          <w:p>
-            <w:pPr>
-              <w:spacing w:before="60" w:after="60" w:line="252" w:lineRule="auto"/>
-              <w:jc w:val="left"/>
-            </w:pPr>
-            <w:r/>
-            <w:r>
-              <w:t>BULL</w:t>
-            </w:r>
-          </w:p>
-        </w:tc>
-      </w:tr>
-      <w:tr>
-        <w:tc>
-          <w:tcPr>
-            <w:tcW w:type="dxa" w:w="1584"/>
-            <w:shd w:fill="FFFFFF"/>
-            <w:tcMar>
-              <w:top w:w="100" w:type="dxa"/>
-              <w:bottom w:w="100" w:type="dxa"/>
-              <w:left w:w="120" w:type="dxa"/>
-              <w:right w:w="120" w:type="dxa"/>
-            </w:tcMar>
-            <w:tcBorders>
-              <w:top w:val="single" w:sz="4" w:space="0" w:color="CCCCCC"/>
-              <w:bottom w:val="single" w:sz="4" w:space="0" w:color="CCCCCC"/>
-              <w:left w:val="single" w:sz="4" w:space="0" w:color="CCCCCC"/>
-              <w:right w:val="single" w:sz="4" w:space="0" w:color="CCCCCC"/>
-            </w:tcBorders>
-          </w:tcPr>
-          <w:p>
-            <w:pPr>
-              <w:spacing w:before="60" w:after="60" w:line="252" w:lineRule="auto"/>
-              <w:jc w:val="left"/>
-            </w:pPr>
-            <w:r/>
-            <w:r>
-              <w:rPr>
-                <w:b/>
-              </w:rPr>
-              <w:t>Thu 15/10</w:t>
-            </w:r>
-          </w:p>
-        </w:tc>
-        <w:tc>
-          <w:tcPr>
-            <w:tcW w:type="dxa" w:w="864"/>
-            <w:shd w:fill="FFFFFF"/>
-            <w:tcMar>
-              <w:top w:w="100" w:type="dxa"/>
-              <w:bottom w:w="100" w:type="dxa"/>
-              <w:left w:w="120" w:type="dxa"/>
-              <w:right w:w="120" w:type="dxa"/>
-            </w:tcMar>
-            <w:tcBorders>
-              <w:top w:val="single" w:sz="4" w:space="0" w:color="CCCCCC"/>
-              <w:bottom w:val="single" w:sz="4" w:space="0" w:color="CCCCCC"/>
-              <w:left w:val="single" w:sz="4" w:space="0" w:color="CCCCCC"/>
-              <w:right w:val="single" w:sz="4" w:space="0" w:color="CCCCCC"/>
-            </w:tcBorders>
-          </w:tcPr>
-          <w:p>
-            <w:pPr>
-              <w:spacing w:before="60" w:after="60" w:line="252" w:lineRule="auto"/>
-              <w:jc w:val="left"/>
-            </w:pPr>
-            <w:r/>
-            <w:r>
-              <w:t>Pre-NY 19-21</w:t>
-            </w:r>
-          </w:p>
-        </w:tc>
-        <w:tc>
-          <w:tcPr>
-            <w:tcW w:type="dxa" w:w="1440"/>
-            <w:shd w:fill="FFFFFF"/>
-            <w:tcMar>
-              <w:top w:w="100" w:type="dxa"/>
-              <w:bottom w:w="100" w:type="dxa"/>
-              <w:left w:w="120" w:type="dxa"/>
-              <w:right w:w="120" w:type="dxa"/>
-            </w:tcMar>
-            <w:tcBorders>
-              <w:top w:val="single" w:sz="4" w:space="0" w:color="CCCCCC"/>
-              <w:bottom w:val="single" w:sz="4" w:space="0" w:color="CCCCCC"/>
-              <w:left w:val="single" w:sz="4" w:space="0" w:color="CCCCCC"/>
-              <w:right w:val="single" w:sz="4" w:space="0" w:color="CCCCCC"/>
-            </w:tcBorders>
-          </w:tcPr>
-          <w:p>
-            <w:pPr>
-              <w:spacing w:before="60" w:after="60" w:line="252" w:lineRule="auto"/>
-              <w:jc w:val="left"/>
-            </w:pPr>
-            <w:r/>
-            <w:r>
-              <w:t>683.50</w:t>
-            </w:r>
-          </w:p>
-        </w:tc>
-        <w:tc>
-          <w:tcPr>
-            <w:tcW w:type="dxa" w:w="2016"/>
-            <w:shd w:fill="FFFFFF"/>
-            <w:tcMar>
-              <w:top w:w="100" w:type="dxa"/>
-              <w:bottom w:w="100" w:type="dxa"/>
-              <w:left w:w="120" w:type="dxa"/>
-              <w:right w:w="120" w:type="dxa"/>
-            </w:tcMar>
-            <w:tcBorders>
-              <w:top w:val="single" w:sz="4" w:space="0" w:color="CCCCCC"/>
-              <w:bottom w:val="single" w:sz="4" w:space="0" w:color="CCCCCC"/>
-              <w:left w:val="single" w:sz="4" w:space="0" w:color="CCCCCC"/>
-              <w:right w:val="single" w:sz="4" w:space="0" w:color="CCCCCC"/>
-            </w:tcBorders>
-          </w:tcPr>
-          <w:p>
-            <w:pPr>
-              <w:spacing w:before="60" w:after="60" w:line="252" w:lineRule="auto"/>
-              <w:jc w:val="left"/>
-            </w:pPr>
-            <w:r/>
-            <w:r>
-              <w:t>690.00</w:t>
-            </w:r>
-          </w:p>
-        </w:tc>
-        <w:tc>
-          <w:tcPr>
-            <w:tcW w:type="dxa" w:w="1152"/>
-            <w:shd w:fill="FFFFFF"/>
-            <w:tcMar>
-              <w:top w:w="100" w:type="dxa"/>
-              <w:bottom w:w="100" w:type="dxa"/>
-              <w:left w:w="120" w:type="dxa"/>
-              <w:right w:w="120" w:type="dxa"/>
-            </w:tcMar>
-            <w:tcBorders>
-              <w:top w:val="single" w:sz="4" w:space="0" w:color="CCCCCC"/>
-              <w:bottom w:val="single" w:sz="4" w:space="0" w:color="CCCCCC"/>
-              <w:left w:val="single" w:sz="4" w:space="0" w:color="CCCCCC"/>
-              <w:right w:val="single" w:sz="4" w:space="0" w:color="CCCCCC"/>
-            </w:tcBorders>
-          </w:tcPr>
-          <w:p>
-            <w:pPr>
-              <w:spacing w:before="60" w:after="60" w:line="252" w:lineRule="auto"/>
-              <w:jc w:val="left"/>
-            </w:pPr>
-            <w:r/>
-            <w:r>
-              <w:t>675.00</w:t>
-            </w:r>
-          </w:p>
-        </w:tc>
-        <w:tc>
-          <w:tcPr>
-            <w:tcW w:type="dxa" w:w="1728"/>
-            <w:shd w:fill="FFFFFF"/>
-            <w:tcMar>
-              <w:top w:w="100" w:type="dxa"/>
-              <w:bottom w:w="100" w:type="dxa"/>
-              <w:left w:w="120" w:type="dxa"/>
-              <w:right w:w="120" w:type="dxa"/>
-            </w:tcMar>
-            <w:tcBorders>
-              <w:top w:val="single" w:sz="4" w:space="0" w:color="CCCCCC"/>
-              <w:bottom w:val="single" w:sz="4" w:space="0" w:color="CCCCCC"/>
-              <w:left w:val="single" w:sz="4" w:space="0" w:color="CCCCCC"/>
-              <w:right w:val="single" w:sz="4" w:space="0" w:color="CCCCCC"/>
-            </w:tcBorders>
-          </w:tcPr>
-          <w:p>
-            <w:pPr>
-              <w:spacing w:before="60" w:after="60" w:line="252" w:lineRule="auto"/>
-              <w:jc w:val="left"/>
-            </w:pPr>
-            <w:r/>
-            <w:r>
-              <w:rPr>
-                <w:b/>
-              </w:rPr>
-              <w:t>684.00</w:t>
-            </w:r>
-          </w:p>
-        </w:tc>
-        <w:tc>
-          <w:tcPr>
-            <w:tcW w:type="dxa" w:w="3456"/>
-            <w:shd w:fill="FFFFFF"/>
-            <w:tcMar>
-              <w:top w:w="100" w:type="dxa"/>
-              <w:bottom w:w="100" w:type="dxa"/>
-              <w:left w:w="120" w:type="dxa"/>
-              <w:right w:w="120" w:type="dxa"/>
-            </w:tcMar>
-            <w:tcBorders>
-              <w:top w:val="single" w:sz="4" w:space="0" w:color="CCCCCC"/>
-              <w:bottom w:val="single" w:sz="4" w:space="0" w:color="CCCCCC"/>
-              <w:left w:val="single" w:sz="4" w:space="0" w:color="CCCCCC"/>
-              <w:right w:val="single" w:sz="4" w:space="0" w:color="CCCCCC"/>
-            </w:tcBorders>
-          </w:tcPr>
-          <w:p>
-            <w:pPr>
-              <w:spacing w:before="60" w:after="60" w:line="252" w:lineRule="auto"/>
-              <w:jc w:val="left"/>
-            </w:pPr>
-            <w:r/>
-            <w:r>
-              <w:rPr>
-                <w:b/>
-              </w:rPr>
-              <w:t>+0.50</w:t>
-            </w:r>
-          </w:p>
-        </w:tc>
-        <w:tc>
-          <w:tcPr>
-            <w:tcW w:type="dxa" w:w="1440"/>
-            <w:shd w:fill="FFFFFF"/>
-            <w:tcMar>
-              <w:top w:w="100" w:type="dxa"/>
-              <w:bottom w:w="100" w:type="dxa"/>
-              <w:left w:w="120" w:type="dxa"/>
-              <w:right w:w="120" w:type="dxa"/>
-            </w:tcMar>
-            <w:tcBorders>
-              <w:top w:val="single" w:sz="4" w:space="0" w:color="CCCCCC"/>
-              <w:bottom w:val="single" w:sz="4" w:space="0" w:color="CCCCCC"/>
-              <w:left w:val="single" w:sz="4" w:space="0" w:color="CCCCCC"/>
-              <w:right w:val="single" w:sz="4" w:space="0" w:color="CCCCCC"/>
-            </w:tcBorders>
-          </w:tcPr>
-          <w:p>
-            <w:pPr>
-              <w:spacing w:before="60" w:after="60" w:line="252" w:lineRule="auto"/>
-              <w:jc w:val="left"/>
-            </w:pPr>
-            <w:r/>
-            <w:r>
-              <w:t>BULL</w:t>
-            </w:r>
-          </w:p>
-        </w:tc>
-      </w:tr>
-      <w:tr>
-        <w:tc>
-          <w:tcPr>
-            <w:tcW w:type="dxa" w:w="1584"/>
-            <w:shd w:fill="F8FAFC"/>
-            <w:tcMar>
-              <w:top w:w="100" w:type="dxa"/>
-              <w:bottom w:w="100" w:type="dxa"/>
-              <w:left w:w="120" w:type="dxa"/>
-              <w:right w:w="120" w:type="dxa"/>
-            </w:tcMar>
-            <w:tcBorders>
-              <w:top w:val="single" w:sz="4" w:space="0" w:color="CCCCCC"/>
-              <w:bottom w:val="single" w:sz="4" w:space="0" w:color="CCCCCC"/>
-              <w:left w:val="single" w:sz="4" w:space="0" w:color="CCCCCC"/>
-              <w:right w:val="single" w:sz="4" w:space="0" w:color="CCCCCC"/>
-            </w:tcBorders>
-          </w:tcPr>
-          <w:p>
-            <w:pPr>
-              <w:spacing w:before="60" w:after="60" w:line="252" w:lineRule="auto"/>
-              <w:jc w:val="left"/>
-            </w:pPr>
-            <w:r/>
-            <w:r>
-              <w:rPr>
-                <w:b/>
-              </w:rPr>
-              <w:t>Thu 15/10</w:t>
-            </w:r>
-          </w:p>
-        </w:tc>
-        <w:tc>
-          <w:tcPr>
-            <w:tcW w:type="dxa" w:w="864"/>
-            <w:shd w:fill="F8FAFC"/>
-            <w:tcMar>
-              <w:top w:w="100" w:type="dxa"/>
-              <w:bottom w:w="100" w:type="dxa"/>
-              <w:left w:w="120" w:type="dxa"/>
-              <w:right w:w="120" w:type="dxa"/>
-            </w:tcMar>
-            <w:tcBorders>
-              <w:top w:val="single" w:sz="4" w:space="0" w:color="CCCCCC"/>
-              <w:bottom w:val="single" w:sz="4" w:space="0" w:color="CCCCCC"/>
-              <w:left w:val="single" w:sz="4" w:space="0" w:color="CCCCCC"/>
-              <w:right w:val="single" w:sz="4" w:space="0" w:color="CCCCCC"/>
-            </w:tcBorders>
-          </w:tcPr>
-          <w:p>
-            <w:pPr>
-              <w:spacing w:before="60" w:after="60" w:line="252" w:lineRule="auto"/>
-              <w:jc w:val="left"/>
-            </w:pPr>
-            <w:r/>
-            <w:r>
-              <w:t>NY Open 21-23</w:t>
-            </w:r>
-          </w:p>
-        </w:tc>
-        <w:tc>
-          <w:tcPr>
-            <w:tcW w:type="dxa" w:w="1440"/>
-            <w:shd w:fill="F8FAFC"/>
-            <w:tcMar>
-              <w:top w:w="100" w:type="dxa"/>
-              <w:bottom w:w="100" w:type="dxa"/>
-              <w:left w:w="120" w:type="dxa"/>
-              <w:right w:w="120" w:type="dxa"/>
-            </w:tcMar>
-            <w:tcBorders>
-              <w:top w:val="single" w:sz="4" w:space="0" w:color="CCCCCC"/>
-              <w:bottom w:val="single" w:sz="4" w:space="0" w:color="CCCCCC"/>
-              <w:left w:val="single" w:sz="4" w:space="0" w:color="CCCCCC"/>
-              <w:right w:val="single" w:sz="4" w:space="0" w:color="CCCCCC"/>
-            </w:tcBorders>
-          </w:tcPr>
-          <w:p>
-            <w:pPr>
-              <w:spacing w:before="60" w:after="60" w:line="252" w:lineRule="auto"/>
-              <w:jc w:val="left"/>
-            </w:pPr>
-            <w:r/>
-            <w:r>
-              <w:t>684.00</w:t>
-            </w:r>
-          </w:p>
-        </w:tc>
-        <w:tc>
-          <w:tcPr>
-            <w:tcW w:type="dxa" w:w="2016"/>
-            <w:shd w:fill="F8FAFC"/>
-            <w:tcMar>
-              <w:top w:w="100" w:type="dxa"/>
-              <w:bottom w:w="100" w:type="dxa"/>
-              <w:left w:w="120" w:type="dxa"/>
-              <w:right w:w="120" w:type="dxa"/>
-            </w:tcMar>
-            <w:tcBorders>
-              <w:top w:val="single" w:sz="4" w:space="0" w:color="CCCCCC"/>
-              <w:bottom w:val="single" w:sz="4" w:space="0" w:color="CCCCCC"/>
-              <w:left w:val="single" w:sz="4" w:space="0" w:color="CCCCCC"/>
-              <w:right w:val="single" w:sz="4" w:space="0" w:color="CCCCCC"/>
-            </w:tcBorders>
-          </w:tcPr>
-          <w:p>
-            <w:pPr>
-              <w:spacing w:before="60" w:after="60" w:line="252" w:lineRule="auto"/>
-              <w:jc w:val="left"/>
-            </w:pPr>
-            <w:r/>
-            <w:r>
-              <w:t>695.00</w:t>
-            </w:r>
-          </w:p>
-        </w:tc>
-        <w:tc>
-          <w:tcPr>
-            <w:tcW w:type="dxa" w:w="1152"/>
-            <w:shd w:fill="F8FAFC"/>
-            <w:tcMar>
-              <w:top w:w="100" w:type="dxa"/>
-              <w:bottom w:w="100" w:type="dxa"/>
-              <w:left w:w="120" w:type="dxa"/>
-              <w:right w:w="120" w:type="dxa"/>
-            </w:tcMar>
-            <w:tcBorders>
-              <w:top w:val="single" w:sz="4" w:space="0" w:color="CCCCCC"/>
-              <w:bottom w:val="single" w:sz="4" w:space="0" w:color="CCCCCC"/>
-              <w:left w:val="single" w:sz="4" w:space="0" w:color="CCCCCC"/>
-              <w:right w:val="single" w:sz="4" w:space="0" w:color="CCCCCC"/>
-            </w:tcBorders>
-          </w:tcPr>
-          <w:p>
-            <w:pPr>
-              <w:spacing w:before="60" w:after="60" w:line="252" w:lineRule="auto"/>
-              <w:jc w:val="left"/>
-            </w:pPr>
-            <w:r/>
-            <w:r>
-              <w:t>672.25</w:t>
-            </w:r>
-          </w:p>
-        </w:tc>
-        <w:tc>
-          <w:tcPr>
-            <w:tcW w:type="dxa" w:w="1728"/>
-            <w:shd w:fill="F8FAFC"/>
-            <w:tcMar>
-              <w:top w:w="100" w:type="dxa"/>
-              <w:bottom w:w="100" w:type="dxa"/>
-              <w:left w:w="120" w:type="dxa"/>
-              <w:right w:w="120" w:type="dxa"/>
-            </w:tcMar>
-            <w:tcBorders>
-              <w:top w:val="single" w:sz="4" w:space="0" w:color="CCCCCC"/>
-              <w:bottom w:val="single" w:sz="4" w:space="0" w:color="CCCCCC"/>
-              <w:left w:val="single" w:sz="4" w:space="0" w:color="CCCCCC"/>
-              <w:right w:val="single" w:sz="4" w:space="0" w:color="CCCCCC"/>
-            </w:tcBorders>
-          </w:tcPr>
-          <w:p>
-            <w:pPr>
-              <w:spacing w:before="60" w:after="60" w:line="252" w:lineRule="auto"/>
-              <w:jc w:val="left"/>
-            </w:pPr>
-            <w:r/>
-            <w:r>
-              <w:rPr>
-                <w:b/>
-              </w:rPr>
-              <w:t>687.50</w:t>
-            </w:r>
-          </w:p>
-        </w:tc>
-        <w:tc>
-          <w:tcPr>
-            <w:tcW w:type="dxa" w:w="3456"/>
-            <w:shd w:fill="F8FAFC"/>
-            <w:tcMar>
-              <w:top w:w="100" w:type="dxa"/>
-              <w:bottom w:w="100" w:type="dxa"/>
-              <w:left w:w="120" w:type="dxa"/>
-              <w:right w:w="120" w:type="dxa"/>
-            </w:tcMar>
-            <w:tcBorders>
-              <w:top w:val="single" w:sz="4" w:space="0" w:color="CCCCCC"/>
-              <w:bottom w:val="single" w:sz="4" w:space="0" w:color="CCCCCC"/>
-              <w:left w:val="single" w:sz="4" w:space="0" w:color="CCCCCC"/>
-              <w:right w:val="single" w:sz="4" w:space="0" w:color="CCCCCC"/>
-            </w:tcBorders>
-          </w:tcPr>
-          <w:p>
-            <w:pPr>
-              <w:spacing w:before="60" w:after="60" w:line="252" w:lineRule="auto"/>
-              <w:jc w:val="left"/>
-            </w:pPr>
-            <w:r/>
-            <w:r>
-              <w:rPr>
-                <w:b/>
-              </w:rPr>
-              <w:t>+3.50</w:t>
-            </w:r>
-          </w:p>
-        </w:tc>
-        <w:tc>
-          <w:tcPr>
-            <w:tcW w:type="dxa" w:w="1440"/>
-            <w:shd w:fill="F8FAFC"/>
-            <w:tcMar>
-              <w:top w:w="100" w:type="dxa"/>
-              <w:bottom w:w="100" w:type="dxa"/>
-              <w:left w:w="120" w:type="dxa"/>
-              <w:right w:w="120" w:type="dxa"/>
-            </w:tcMar>
-            <w:tcBorders>
-              <w:top w:val="single" w:sz="4" w:space="0" w:color="CCCCCC"/>
-              <w:bottom w:val="single" w:sz="4" w:space="0" w:color="CCCCCC"/>
-              <w:left w:val="single" w:sz="4" w:space="0" w:color="CCCCCC"/>
-              <w:right w:val="single" w:sz="4" w:space="0" w:color="CCCCCC"/>
-            </w:tcBorders>
-          </w:tcPr>
-          <w:p>
-            <w:pPr>
-              <w:spacing w:before="60" w:after="60" w:line="252" w:lineRule="auto"/>
-              <w:jc w:val="left"/>
-            </w:pPr>
-            <w:r/>
-            <w:r>
-              <w:t>BULL</w:t>
-            </w:r>
-          </w:p>
-        </w:tc>
-      </w:tr>
-      <w:tr>
-        <w:tc>
-          <w:tcPr>
-            <w:tcW w:type="dxa" w:w="1584"/>
-            <w:shd w:fill="FFFFFF"/>
-            <w:tcMar>
-              <w:top w:w="100" w:type="dxa"/>
-              <w:bottom w:w="100" w:type="dxa"/>
-              <w:left w:w="120" w:type="dxa"/>
-              <w:right w:w="120" w:type="dxa"/>
-            </w:tcMar>
-            <w:tcBorders>
-              <w:top w:val="single" w:sz="4" w:space="0" w:color="CCCCCC"/>
-              <w:bottom w:val="single" w:sz="4" w:space="0" w:color="CCCCCC"/>
-              <w:left w:val="single" w:sz="4" w:space="0" w:color="CCCCCC"/>
-              <w:right w:val="single" w:sz="4" w:space="0" w:color="CCCCCC"/>
-            </w:tcBorders>
-          </w:tcPr>
-          <w:p>
-            <w:pPr>
-              <w:spacing w:before="60" w:after="60" w:line="252" w:lineRule="auto"/>
-              <w:jc w:val="left"/>
-            </w:pPr>
-            <w:r/>
-            <w:r>
-              <w:rPr>
-                <w:b/>
-              </w:rPr>
-              <w:t>Thu 15/10</w:t>
-            </w:r>
-          </w:p>
-        </w:tc>
-        <w:tc>
-          <w:tcPr>
-            <w:tcW w:type="dxa" w:w="864"/>
-            <w:shd w:fill="FFFFFF"/>
-            <w:tcMar>
-              <w:top w:w="100" w:type="dxa"/>
-              <w:bottom w:w="100" w:type="dxa"/>
-              <w:left w:w="120" w:type="dxa"/>
-              <w:right w:w="120" w:type="dxa"/>
-            </w:tcMar>
-            <w:tcBorders>
-              <w:top w:val="single" w:sz="4" w:space="0" w:color="CCCCCC"/>
-              <w:bottom w:val="single" w:sz="4" w:space="0" w:color="CCCCCC"/>
-              <w:left w:val="single" w:sz="4" w:space="0" w:color="CCCCCC"/>
-              <w:right w:val="single" w:sz="4" w:space="0" w:color="CCCCCC"/>
-            </w:tcBorders>
-          </w:tcPr>
-          <w:p>
-            <w:pPr>
-              <w:spacing w:before="60" w:after="60" w:line="252" w:lineRule="auto"/>
-              <w:jc w:val="left"/>
-            </w:pPr>
-            <w:r/>
-            <w:r>
-              <w:t>NY Close 23-01</w:t>
-            </w:r>
-          </w:p>
-        </w:tc>
-        <w:tc>
-          <w:tcPr>
-            <w:tcW w:type="dxa" w:w="1440"/>
-            <w:shd w:fill="FFFFFF"/>
-            <w:tcMar>
-              <w:top w:w="100" w:type="dxa"/>
-              <w:bottom w:w="100" w:type="dxa"/>
-              <w:left w:w="120" w:type="dxa"/>
-              <w:right w:w="120" w:type="dxa"/>
-            </w:tcMar>
-            <w:tcBorders>
-              <w:top w:val="single" w:sz="4" w:space="0" w:color="CCCCCC"/>
-              <w:bottom w:val="single" w:sz="4" w:space="0" w:color="CCCCCC"/>
-              <w:left w:val="single" w:sz="4" w:space="0" w:color="CCCCCC"/>
-              <w:right w:val="single" w:sz="4" w:space="0" w:color="CCCCCC"/>
-            </w:tcBorders>
-          </w:tcPr>
-          <w:p>
-            <w:pPr>
-              <w:spacing w:before="60" w:after="60" w:line="252" w:lineRule="auto"/>
-              <w:jc w:val="left"/>
-            </w:pPr>
-            <w:r/>
-            <w:r>
-              <w:t>687.50</w:t>
-            </w:r>
-          </w:p>
-        </w:tc>
-        <w:tc>
-          <w:tcPr>
-            <w:tcW w:type="dxa" w:w="2016"/>
-            <w:shd w:fill="FFFFFF"/>
-            <w:tcMar>
-              <w:top w:w="100" w:type="dxa"/>
-              <w:bottom w:w="100" w:type="dxa"/>
-              <w:left w:w="120" w:type="dxa"/>
-              <w:right w:w="120" w:type="dxa"/>
-            </w:tcMar>
-            <w:tcBorders>
-              <w:top w:val="single" w:sz="4" w:space="0" w:color="CCCCCC"/>
-              <w:bottom w:val="single" w:sz="4" w:space="0" w:color="CCCCCC"/>
-              <w:left w:val="single" w:sz="4" w:space="0" w:color="CCCCCC"/>
-              <w:right w:val="single" w:sz="4" w:space="0" w:color="CCCCCC"/>
-            </w:tcBorders>
-          </w:tcPr>
-          <w:p>
-            <w:pPr>
-              <w:spacing w:before="60" w:after="60" w:line="252" w:lineRule="auto"/>
-              <w:jc w:val="left"/>
-            </w:pPr>
-            <w:r/>
-            <w:r>
-              <w:t>693.00</w:t>
-            </w:r>
-          </w:p>
-        </w:tc>
-        <w:tc>
-          <w:tcPr>
-            <w:tcW w:type="dxa" w:w="1152"/>
-            <w:shd w:fill="FFFFFF"/>
-            <w:tcMar>
-              <w:top w:w="100" w:type="dxa"/>
-              <w:bottom w:w="100" w:type="dxa"/>
-              <w:left w:w="120" w:type="dxa"/>
-              <w:right w:w="120" w:type="dxa"/>
-            </w:tcMar>
-            <w:tcBorders>
-              <w:top w:val="single" w:sz="4" w:space="0" w:color="CCCCCC"/>
-              <w:bottom w:val="single" w:sz="4" w:space="0" w:color="CCCCCC"/>
-              <w:left w:val="single" w:sz="4" w:space="0" w:color="CCCCCC"/>
-              <w:right w:val="single" w:sz="4" w:space="0" w:color="CCCCCC"/>
-            </w:tcBorders>
-          </w:tcPr>
-          <w:p>
-            <w:pPr>
-              <w:spacing w:before="60" w:after="60" w:line="252" w:lineRule="auto"/>
-              <w:jc w:val="left"/>
-            </w:pPr>
-            <w:r/>
-            <w:r>
-              <w:t>679.75</w:t>
             </w:r>
           </w:p>
         </w:tc>
@@ -29830,1416 +31241,6 @@
                 <w:b/>
               </w:rPr>
               <w:t>688.25</w:t>
-            </w:r>
-          </w:p>
-        </w:tc>
-        <w:tc>
-          <w:tcPr>
-            <w:tcW w:type="dxa" w:w="3456"/>
-            <w:shd w:fill="FFFFFF"/>
-            <w:tcMar>
-              <w:top w:w="100" w:type="dxa"/>
-              <w:bottom w:w="100" w:type="dxa"/>
-              <w:left w:w="120" w:type="dxa"/>
-              <w:right w:w="120" w:type="dxa"/>
-            </w:tcMar>
-            <w:tcBorders>
-              <w:top w:val="single" w:sz="4" w:space="0" w:color="CCCCCC"/>
-              <w:bottom w:val="single" w:sz="4" w:space="0" w:color="CCCCCC"/>
-              <w:left w:val="single" w:sz="4" w:space="0" w:color="CCCCCC"/>
-              <w:right w:val="single" w:sz="4" w:space="0" w:color="CCCCCC"/>
-            </w:tcBorders>
-          </w:tcPr>
-          <w:p>
-            <w:pPr>
-              <w:spacing w:before="60" w:after="60" w:line="252" w:lineRule="auto"/>
-              <w:jc w:val="left"/>
-            </w:pPr>
-            <w:r/>
-            <w:r>
-              <w:rPr>
-                <w:b/>
-              </w:rPr>
-              <w:t>+0.75</w:t>
-            </w:r>
-          </w:p>
-        </w:tc>
-        <w:tc>
-          <w:tcPr>
-            <w:tcW w:type="dxa" w:w="1440"/>
-            <w:shd w:fill="FFFFFF"/>
-            <w:tcMar>
-              <w:top w:w="100" w:type="dxa"/>
-              <w:bottom w:w="100" w:type="dxa"/>
-              <w:left w:w="120" w:type="dxa"/>
-              <w:right w:w="120" w:type="dxa"/>
-            </w:tcMar>
-            <w:tcBorders>
-              <w:top w:val="single" w:sz="4" w:space="0" w:color="CCCCCC"/>
-              <w:bottom w:val="single" w:sz="4" w:space="0" w:color="CCCCCC"/>
-              <w:left w:val="single" w:sz="4" w:space="0" w:color="CCCCCC"/>
-              <w:right w:val="single" w:sz="4" w:space="0" w:color="CCCCCC"/>
-            </w:tcBorders>
-          </w:tcPr>
-          <w:p>
-            <w:pPr>
-              <w:spacing w:before="60" w:after="60" w:line="252" w:lineRule="auto"/>
-              <w:jc w:val="left"/>
-            </w:pPr>
-            <w:r/>
-            <w:r>
-              <w:t>BULL</w:t>
-            </w:r>
-          </w:p>
-        </w:tc>
-      </w:tr>
-      <w:tr>
-        <w:tc>
-          <w:tcPr>
-            <w:tcW w:type="dxa" w:w="1584"/>
-            <w:shd w:fill="F8FAFC"/>
-            <w:tcMar>
-              <w:top w:w="100" w:type="dxa"/>
-              <w:bottom w:w="100" w:type="dxa"/>
-              <w:left w:w="120" w:type="dxa"/>
-              <w:right w:w="120" w:type="dxa"/>
-            </w:tcMar>
-            <w:tcBorders>
-              <w:top w:val="single" w:sz="4" w:space="0" w:color="CCCCCC"/>
-              <w:bottom w:val="single" w:sz="4" w:space="0" w:color="CCCCCC"/>
-              <w:left w:val="single" w:sz="4" w:space="0" w:color="CCCCCC"/>
-              <w:right w:val="single" w:sz="4" w:space="0" w:color="CCCCCC"/>
-            </w:tcBorders>
-          </w:tcPr>
-          <w:p>
-            <w:pPr>
-              <w:spacing w:before="60" w:after="60" w:line="252" w:lineRule="auto"/>
-              <w:jc w:val="left"/>
-            </w:pPr>
-            <w:r/>
-            <w:r>
-              <w:rPr>
-                <w:b/>
-              </w:rPr>
-              <w:t>Fri 16/10</w:t>
-            </w:r>
-          </w:p>
-        </w:tc>
-        <w:tc>
-          <w:tcPr>
-            <w:tcW w:type="dxa" w:w="864"/>
-            <w:shd w:fill="F8FAFC"/>
-            <w:tcMar>
-              <w:top w:w="100" w:type="dxa"/>
-              <w:bottom w:w="100" w:type="dxa"/>
-              <w:left w:w="120" w:type="dxa"/>
-              <w:right w:w="120" w:type="dxa"/>
-            </w:tcMar>
-            <w:tcBorders>
-              <w:top w:val="single" w:sz="4" w:space="0" w:color="CCCCCC"/>
-              <w:bottom w:val="single" w:sz="4" w:space="0" w:color="CCCCCC"/>
-              <w:left w:val="single" w:sz="4" w:space="0" w:color="CCCCCC"/>
-              <w:right w:val="single" w:sz="4" w:space="0" w:color="CCCCCC"/>
-            </w:tcBorders>
-          </w:tcPr>
-          <w:p>
-            <w:pPr>
-              <w:spacing w:before="60" w:after="60" w:line="252" w:lineRule="auto"/>
-              <w:jc w:val="left"/>
-            </w:pPr>
-            <w:r/>
-            <w:r>
-              <w:t>Asia 07-11</w:t>
-            </w:r>
-          </w:p>
-        </w:tc>
-        <w:tc>
-          <w:tcPr>
-            <w:tcW w:type="dxa" w:w="1440"/>
-            <w:shd w:fill="F8FAFC"/>
-            <w:tcMar>
-              <w:top w:w="100" w:type="dxa"/>
-              <w:bottom w:w="100" w:type="dxa"/>
-              <w:left w:w="120" w:type="dxa"/>
-              <w:right w:w="120" w:type="dxa"/>
-            </w:tcMar>
-            <w:tcBorders>
-              <w:top w:val="single" w:sz="4" w:space="0" w:color="CCCCCC"/>
-              <w:bottom w:val="single" w:sz="4" w:space="0" w:color="CCCCCC"/>
-              <w:left w:val="single" w:sz="4" w:space="0" w:color="CCCCCC"/>
-              <w:right w:val="single" w:sz="4" w:space="0" w:color="CCCCCC"/>
-            </w:tcBorders>
-          </w:tcPr>
-          <w:p>
-            <w:pPr>
-              <w:spacing w:before="60" w:after="60" w:line="252" w:lineRule="auto"/>
-              <w:jc w:val="left"/>
-            </w:pPr>
-            <w:r/>
-            <w:r>
-              <w:t>688.25</w:t>
-            </w:r>
-          </w:p>
-        </w:tc>
-        <w:tc>
-          <w:tcPr>
-            <w:tcW w:type="dxa" w:w="2016"/>
-            <w:shd w:fill="F8FAFC"/>
-            <w:tcMar>
-              <w:top w:w="100" w:type="dxa"/>
-              <w:bottom w:w="100" w:type="dxa"/>
-              <w:left w:w="120" w:type="dxa"/>
-              <w:right w:w="120" w:type="dxa"/>
-            </w:tcMar>
-            <w:tcBorders>
-              <w:top w:val="single" w:sz="4" w:space="0" w:color="CCCCCC"/>
-              <w:bottom w:val="single" w:sz="4" w:space="0" w:color="CCCCCC"/>
-              <w:left w:val="single" w:sz="4" w:space="0" w:color="CCCCCC"/>
-              <w:right w:val="single" w:sz="4" w:space="0" w:color="CCCCCC"/>
-            </w:tcBorders>
-          </w:tcPr>
-          <w:p>
-            <w:pPr>
-              <w:spacing w:before="60" w:after="60" w:line="252" w:lineRule="auto"/>
-              <w:jc w:val="left"/>
-            </w:pPr>
-            <w:r/>
-            <w:r>
-              <w:t>697.50</w:t>
-            </w:r>
-          </w:p>
-        </w:tc>
-        <w:tc>
-          <w:tcPr>
-            <w:tcW w:type="dxa" w:w="1152"/>
-            <w:shd w:fill="F8FAFC"/>
-            <w:tcMar>
-              <w:top w:w="100" w:type="dxa"/>
-              <w:bottom w:w="100" w:type="dxa"/>
-              <w:left w:w="120" w:type="dxa"/>
-              <w:right w:w="120" w:type="dxa"/>
-            </w:tcMar>
-            <w:tcBorders>
-              <w:top w:val="single" w:sz="4" w:space="0" w:color="CCCCCC"/>
-              <w:bottom w:val="single" w:sz="4" w:space="0" w:color="CCCCCC"/>
-              <w:left w:val="single" w:sz="4" w:space="0" w:color="CCCCCC"/>
-              <w:right w:val="single" w:sz="4" w:space="0" w:color="CCCCCC"/>
-            </w:tcBorders>
-          </w:tcPr>
-          <w:p>
-            <w:pPr>
-              <w:spacing w:before="60" w:after="60" w:line="252" w:lineRule="auto"/>
-              <w:jc w:val="left"/>
-            </w:pPr>
-            <w:r/>
-            <w:r>
-              <w:t>681.75</w:t>
-            </w:r>
-          </w:p>
-        </w:tc>
-        <w:tc>
-          <w:tcPr>
-            <w:tcW w:type="dxa" w:w="1728"/>
-            <w:shd w:fill="F8FAFC"/>
-            <w:tcMar>
-              <w:top w:w="100" w:type="dxa"/>
-              <w:bottom w:w="100" w:type="dxa"/>
-              <w:left w:w="120" w:type="dxa"/>
-              <w:right w:w="120" w:type="dxa"/>
-            </w:tcMar>
-            <w:tcBorders>
-              <w:top w:val="single" w:sz="4" w:space="0" w:color="CCCCCC"/>
-              <w:bottom w:val="single" w:sz="4" w:space="0" w:color="CCCCCC"/>
-              <w:left w:val="single" w:sz="4" w:space="0" w:color="CCCCCC"/>
-              <w:right w:val="single" w:sz="4" w:space="0" w:color="CCCCCC"/>
-            </w:tcBorders>
-          </w:tcPr>
-          <w:p>
-            <w:pPr>
-              <w:spacing w:before="60" w:after="60" w:line="252" w:lineRule="auto"/>
-              <w:jc w:val="left"/>
-            </w:pPr>
-            <w:r/>
-            <w:r>
-              <w:rPr>
-                <w:b/>
-              </w:rPr>
-              <w:t>687.50</w:t>
-            </w:r>
-          </w:p>
-        </w:tc>
-        <w:tc>
-          <w:tcPr>
-            <w:tcW w:type="dxa" w:w="3456"/>
-            <w:shd w:fill="F8FAFC"/>
-            <w:tcMar>
-              <w:top w:w="100" w:type="dxa"/>
-              <w:bottom w:w="100" w:type="dxa"/>
-              <w:left w:w="120" w:type="dxa"/>
-              <w:right w:w="120" w:type="dxa"/>
-            </w:tcMar>
-            <w:tcBorders>
-              <w:top w:val="single" w:sz="4" w:space="0" w:color="CCCCCC"/>
-              <w:bottom w:val="single" w:sz="4" w:space="0" w:color="CCCCCC"/>
-              <w:left w:val="single" w:sz="4" w:space="0" w:color="CCCCCC"/>
-              <w:right w:val="single" w:sz="4" w:space="0" w:color="CCCCCC"/>
-            </w:tcBorders>
-          </w:tcPr>
-          <w:p>
-            <w:pPr>
-              <w:spacing w:before="60" w:after="60" w:line="252" w:lineRule="auto"/>
-              <w:jc w:val="left"/>
-            </w:pPr>
-            <w:r/>
-            <w:r>
-              <w:rPr>
-                <w:b/>
-              </w:rPr>
-              <w:t>-0.75</w:t>
-            </w:r>
-          </w:p>
-        </w:tc>
-        <w:tc>
-          <w:tcPr>
-            <w:tcW w:type="dxa" w:w="1440"/>
-            <w:shd w:fill="F8FAFC"/>
-            <w:tcMar>
-              <w:top w:w="100" w:type="dxa"/>
-              <w:bottom w:w="100" w:type="dxa"/>
-              <w:left w:w="120" w:type="dxa"/>
-              <w:right w:w="120" w:type="dxa"/>
-            </w:tcMar>
-            <w:tcBorders>
-              <w:top w:val="single" w:sz="4" w:space="0" w:color="CCCCCC"/>
-              <w:bottom w:val="single" w:sz="4" w:space="0" w:color="CCCCCC"/>
-              <w:left w:val="single" w:sz="4" w:space="0" w:color="CCCCCC"/>
-              <w:right w:val="single" w:sz="4" w:space="0" w:color="CCCCCC"/>
-            </w:tcBorders>
-          </w:tcPr>
-          <w:p>
-            <w:pPr>
-              <w:spacing w:before="60" w:after="60" w:line="252" w:lineRule="auto"/>
-              <w:jc w:val="left"/>
-            </w:pPr>
-            <w:r/>
-            <w:r>
-              <w:t>BEAR</w:t>
-            </w:r>
-          </w:p>
-        </w:tc>
-      </w:tr>
-      <w:tr>
-        <w:tc>
-          <w:tcPr>
-            <w:tcW w:type="dxa" w:w="1584"/>
-            <w:shd w:fill="FFFFFF"/>
-            <w:tcMar>
-              <w:top w:w="100" w:type="dxa"/>
-              <w:bottom w:w="100" w:type="dxa"/>
-              <w:left w:w="120" w:type="dxa"/>
-              <w:right w:w="120" w:type="dxa"/>
-            </w:tcMar>
-            <w:tcBorders>
-              <w:top w:val="single" w:sz="4" w:space="0" w:color="CCCCCC"/>
-              <w:bottom w:val="single" w:sz="4" w:space="0" w:color="CCCCCC"/>
-              <w:left w:val="single" w:sz="4" w:space="0" w:color="CCCCCC"/>
-              <w:right w:val="single" w:sz="4" w:space="0" w:color="CCCCCC"/>
-            </w:tcBorders>
-          </w:tcPr>
-          <w:p>
-            <w:pPr>
-              <w:spacing w:before="60" w:after="60" w:line="252" w:lineRule="auto"/>
-              <w:jc w:val="left"/>
-            </w:pPr>
-            <w:r/>
-            <w:r>
-              <w:rPr>
-                <w:b/>
-              </w:rPr>
-              <w:t>Fri 16/10</w:t>
-            </w:r>
-          </w:p>
-        </w:tc>
-        <w:tc>
-          <w:tcPr>
-            <w:tcW w:type="dxa" w:w="864"/>
-            <w:shd w:fill="FFFFFF"/>
-            <w:tcMar>
-              <w:top w:w="100" w:type="dxa"/>
-              <w:bottom w:w="100" w:type="dxa"/>
-              <w:left w:w="120" w:type="dxa"/>
-              <w:right w:w="120" w:type="dxa"/>
-            </w:tcMar>
-            <w:tcBorders>
-              <w:top w:val="single" w:sz="4" w:space="0" w:color="CCCCCC"/>
-              <w:bottom w:val="single" w:sz="4" w:space="0" w:color="CCCCCC"/>
-              <w:left w:val="single" w:sz="4" w:space="0" w:color="CCCCCC"/>
-              <w:right w:val="single" w:sz="4" w:space="0" w:color="CCCCCC"/>
-            </w:tcBorders>
-          </w:tcPr>
-          <w:p>
-            <w:pPr>
-              <w:spacing w:before="60" w:after="60" w:line="252" w:lineRule="auto"/>
-              <w:jc w:val="left"/>
-            </w:pPr>
-            <w:r/>
-            <w:r>
-              <w:t>Asia 11-15</w:t>
-            </w:r>
-          </w:p>
-        </w:tc>
-        <w:tc>
-          <w:tcPr>
-            <w:tcW w:type="dxa" w:w="1440"/>
-            <w:shd w:fill="FFFFFF"/>
-            <w:tcMar>
-              <w:top w:w="100" w:type="dxa"/>
-              <w:bottom w:w="100" w:type="dxa"/>
-              <w:left w:w="120" w:type="dxa"/>
-              <w:right w:w="120" w:type="dxa"/>
-            </w:tcMar>
-            <w:tcBorders>
-              <w:top w:val="single" w:sz="4" w:space="0" w:color="CCCCCC"/>
-              <w:bottom w:val="single" w:sz="4" w:space="0" w:color="CCCCCC"/>
-              <w:left w:val="single" w:sz="4" w:space="0" w:color="CCCCCC"/>
-              <w:right w:val="single" w:sz="4" w:space="0" w:color="CCCCCC"/>
-            </w:tcBorders>
-          </w:tcPr>
-          <w:p>
-            <w:pPr>
-              <w:spacing w:before="60" w:after="60" w:line="252" w:lineRule="auto"/>
-              <w:jc w:val="left"/>
-            </w:pPr>
-            <w:r/>
-            <w:r>
-              <w:t>687.50</w:t>
-            </w:r>
-          </w:p>
-        </w:tc>
-        <w:tc>
-          <w:tcPr>
-            <w:tcW w:type="dxa" w:w="2016"/>
-            <w:shd w:fill="FFFFFF"/>
-            <w:tcMar>
-              <w:top w:w="100" w:type="dxa"/>
-              <w:bottom w:w="100" w:type="dxa"/>
-              <w:left w:w="120" w:type="dxa"/>
-              <w:right w:w="120" w:type="dxa"/>
-            </w:tcMar>
-            <w:tcBorders>
-              <w:top w:val="single" w:sz="4" w:space="0" w:color="CCCCCC"/>
-              <w:bottom w:val="single" w:sz="4" w:space="0" w:color="CCCCCC"/>
-              <w:left w:val="single" w:sz="4" w:space="0" w:color="CCCCCC"/>
-              <w:right w:val="single" w:sz="4" w:space="0" w:color="CCCCCC"/>
-            </w:tcBorders>
-          </w:tcPr>
-          <w:p>
-            <w:pPr>
-              <w:spacing w:before="60" w:after="60" w:line="252" w:lineRule="auto"/>
-              <w:jc w:val="left"/>
-            </w:pPr>
-            <w:r/>
-            <w:r>
-              <w:t>695.00</w:t>
-            </w:r>
-          </w:p>
-        </w:tc>
-        <w:tc>
-          <w:tcPr>
-            <w:tcW w:type="dxa" w:w="1152"/>
-            <w:shd w:fill="FFFFFF"/>
-            <w:tcMar>
-              <w:top w:w="100" w:type="dxa"/>
-              <w:bottom w:w="100" w:type="dxa"/>
-              <w:left w:w="120" w:type="dxa"/>
-              <w:right w:w="120" w:type="dxa"/>
-            </w:tcMar>
-            <w:tcBorders>
-              <w:top w:val="single" w:sz="4" w:space="0" w:color="CCCCCC"/>
-              <w:bottom w:val="single" w:sz="4" w:space="0" w:color="CCCCCC"/>
-              <w:left w:val="single" w:sz="4" w:space="0" w:color="CCCCCC"/>
-              <w:right w:val="single" w:sz="4" w:space="0" w:color="CCCCCC"/>
-            </w:tcBorders>
-          </w:tcPr>
-          <w:p>
-            <w:pPr>
-              <w:spacing w:before="60" w:after="60" w:line="252" w:lineRule="auto"/>
-              <w:jc w:val="left"/>
-            </w:pPr>
-            <w:r/>
-            <w:r>
-              <w:t>681.50</w:t>
-            </w:r>
-          </w:p>
-        </w:tc>
-        <w:tc>
-          <w:tcPr>
-            <w:tcW w:type="dxa" w:w="1728"/>
-            <w:shd w:fill="FFFFFF"/>
-            <w:tcMar>
-              <w:top w:w="100" w:type="dxa"/>
-              <w:bottom w:w="100" w:type="dxa"/>
-              <w:left w:w="120" w:type="dxa"/>
-              <w:right w:w="120" w:type="dxa"/>
-            </w:tcMar>
-            <w:tcBorders>
-              <w:top w:val="single" w:sz="4" w:space="0" w:color="CCCCCC"/>
-              <w:bottom w:val="single" w:sz="4" w:space="0" w:color="CCCCCC"/>
-              <w:left w:val="single" w:sz="4" w:space="0" w:color="CCCCCC"/>
-              <w:right w:val="single" w:sz="4" w:space="0" w:color="CCCCCC"/>
-            </w:tcBorders>
-          </w:tcPr>
-          <w:p>
-            <w:pPr>
-              <w:spacing w:before="60" w:after="60" w:line="252" w:lineRule="auto"/>
-              <w:jc w:val="left"/>
-            </w:pPr>
-            <w:r/>
-            <w:r>
-              <w:rPr>
-                <w:b/>
-              </w:rPr>
-              <w:t>686.50</w:t>
-            </w:r>
-          </w:p>
-        </w:tc>
-        <w:tc>
-          <w:tcPr>
-            <w:tcW w:type="dxa" w:w="3456"/>
-            <w:shd w:fill="FFFFFF"/>
-            <w:tcMar>
-              <w:top w:w="100" w:type="dxa"/>
-              <w:bottom w:w="100" w:type="dxa"/>
-              <w:left w:w="120" w:type="dxa"/>
-              <w:right w:w="120" w:type="dxa"/>
-            </w:tcMar>
-            <w:tcBorders>
-              <w:top w:val="single" w:sz="4" w:space="0" w:color="CCCCCC"/>
-              <w:bottom w:val="single" w:sz="4" w:space="0" w:color="CCCCCC"/>
-              <w:left w:val="single" w:sz="4" w:space="0" w:color="CCCCCC"/>
-              <w:right w:val="single" w:sz="4" w:space="0" w:color="CCCCCC"/>
-            </w:tcBorders>
-          </w:tcPr>
-          <w:p>
-            <w:pPr>
-              <w:spacing w:before="60" w:after="60" w:line="252" w:lineRule="auto"/>
-              <w:jc w:val="left"/>
-            </w:pPr>
-            <w:r/>
-            <w:r>
-              <w:rPr>
-                <w:b/>
-              </w:rPr>
-              <w:t>-1.00</w:t>
-            </w:r>
-          </w:p>
-        </w:tc>
-        <w:tc>
-          <w:tcPr>
-            <w:tcW w:type="dxa" w:w="1440"/>
-            <w:shd w:fill="FFFFFF"/>
-            <w:tcMar>
-              <w:top w:w="100" w:type="dxa"/>
-              <w:bottom w:w="100" w:type="dxa"/>
-              <w:left w:w="120" w:type="dxa"/>
-              <w:right w:w="120" w:type="dxa"/>
-            </w:tcMar>
-            <w:tcBorders>
-              <w:top w:val="single" w:sz="4" w:space="0" w:color="CCCCCC"/>
-              <w:bottom w:val="single" w:sz="4" w:space="0" w:color="CCCCCC"/>
-              <w:left w:val="single" w:sz="4" w:space="0" w:color="CCCCCC"/>
-              <w:right w:val="single" w:sz="4" w:space="0" w:color="CCCCCC"/>
-            </w:tcBorders>
-          </w:tcPr>
-          <w:p>
-            <w:pPr>
-              <w:spacing w:before="60" w:after="60" w:line="252" w:lineRule="auto"/>
-              <w:jc w:val="left"/>
-            </w:pPr>
-            <w:r/>
-            <w:r>
-              <w:t>BEAR</w:t>
-            </w:r>
-          </w:p>
-        </w:tc>
-      </w:tr>
-      <w:tr>
-        <w:tc>
-          <w:tcPr>
-            <w:tcW w:type="dxa" w:w="1584"/>
-            <w:shd w:fill="F8FAFC"/>
-            <w:tcMar>
-              <w:top w:w="100" w:type="dxa"/>
-              <w:bottom w:w="100" w:type="dxa"/>
-              <w:left w:w="120" w:type="dxa"/>
-              <w:right w:w="120" w:type="dxa"/>
-            </w:tcMar>
-            <w:tcBorders>
-              <w:top w:val="single" w:sz="4" w:space="0" w:color="CCCCCC"/>
-              <w:bottom w:val="single" w:sz="4" w:space="0" w:color="CCCCCC"/>
-              <w:left w:val="single" w:sz="4" w:space="0" w:color="CCCCCC"/>
-              <w:right w:val="single" w:sz="4" w:space="0" w:color="CCCCCC"/>
-            </w:tcBorders>
-          </w:tcPr>
-          <w:p>
-            <w:pPr>
-              <w:spacing w:before="60" w:after="60" w:line="252" w:lineRule="auto"/>
-              <w:jc w:val="left"/>
-            </w:pPr>
-            <w:r/>
-            <w:r>
-              <w:rPr>
-                <w:b/>
-              </w:rPr>
-              <w:t>Fri 16/10</w:t>
-            </w:r>
-          </w:p>
-        </w:tc>
-        <w:tc>
-          <w:tcPr>
-            <w:tcW w:type="dxa" w:w="864"/>
-            <w:shd w:fill="F8FAFC"/>
-            <w:tcMar>
-              <w:top w:w="100" w:type="dxa"/>
-              <w:bottom w:w="100" w:type="dxa"/>
-              <w:left w:w="120" w:type="dxa"/>
-              <w:right w:w="120" w:type="dxa"/>
-            </w:tcMar>
-            <w:tcBorders>
-              <w:top w:val="single" w:sz="4" w:space="0" w:color="CCCCCC"/>
-              <w:bottom w:val="single" w:sz="4" w:space="0" w:color="CCCCCC"/>
-              <w:left w:val="single" w:sz="4" w:space="0" w:color="CCCCCC"/>
-              <w:right w:val="single" w:sz="4" w:space="0" w:color="CCCCCC"/>
-            </w:tcBorders>
-          </w:tcPr>
-          <w:p>
-            <w:pPr>
-              <w:spacing w:before="60" w:after="60" w:line="252" w:lineRule="auto"/>
-              <w:jc w:val="left"/>
-            </w:pPr>
-            <w:r/>
-            <w:r>
-              <w:t>London 15-19</w:t>
-            </w:r>
-          </w:p>
-        </w:tc>
-        <w:tc>
-          <w:tcPr>
-            <w:tcW w:type="dxa" w:w="1440"/>
-            <w:shd w:fill="F8FAFC"/>
-            <w:tcMar>
-              <w:top w:w="100" w:type="dxa"/>
-              <w:bottom w:w="100" w:type="dxa"/>
-              <w:left w:w="120" w:type="dxa"/>
-              <w:right w:w="120" w:type="dxa"/>
-            </w:tcMar>
-            <w:tcBorders>
-              <w:top w:val="single" w:sz="4" w:space="0" w:color="CCCCCC"/>
-              <w:bottom w:val="single" w:sz="4" w:space="0" w:color="CCCCCC"/>
-              <w:left w:val="single" w:sz="4" w:space="0" w:color="CCCCCC"/>
-              <w:right w:val="single" w:sz="4" w:space="0" w:color="CCCCCC"/>
-            </w:tcBorders>
-          </w:tcPr>
-          <w:p>
-            <w:pPr>
-              <w:spacing w:before="60" w:after="60" w:line="252" w:lineRule="auto"/>
-              <w:jc w:val="left"/>
-            </w:pPr>
-            <w:r/>
-            <w:r>
-              <w:t>686.50</w:t>
-            </w:r>
-          </w:p>
-        </w:tc>
-        <w:tc>
-          <w:tcPr>
-            <w:tcW w:type="dxa" w:w="2016"/>
-            <w:shd w:fill="F8FAFC"/>
-            <w:tcMar>
-              <w:top w:w="100" w:type="dxa"/>
-              <w:bottom w:w="100" w:type="dxa"/>
-              <w:left w:w="120" w:type="dxa"/>
-              <w:right w:w="120" w:type="dxa"/>
-            </w:tcMar>
-            <w:tcBorders>
-              <w:top w:val="single" w:sz="4" w:space="0" w:color="CCCCCC"/>
-              <w:bottom w:val="single" w:sz="4" w:space="0" w:color="CCCCCC"/>
-              <w:left w:val="single" w:sz="4" w:space="0" w:color="CCCCCC"/>
-              <w:right w:val="single" w:sz="4" w:space="0" w:color="CCCCCC"/>
-            </w:tcBorders>
-          </w:tcPr>
-          <w:p>
-            <w:pPr>
-              <w:spacing w:before="60" w:after="60" w:line="252" w:lineRule="auto"/>
-              <w:jc w:val="left"/>
-            </w:pPr>
-            <w:r/>
-            <w:r>
-              <w:t>693.50</w:t>
-            </w:r>
-          </w:p>
-        </w:tc>
-        <w:tc>
-          <w:tcPr>
-            <w:tcW w:type="dxa" w:w="1152"/>
-            <w:shd w:fill="F8FAFC"/>
-            <w:tcMar>
-              <w:top w:w="100" w:type="dxa"/>
-              <w:bottom w:w="100" w:type="dxa"/>
-              <w:left w:w="120" w:type="dxa"/>
-              <w:right w:w="120" w:type="dxa"/>
-            </w:tcMar>
-            <w:tcBorders>
-              <w:top w:val="single" w:sz="4" w:space="0" w:color="CCCCCC"/>
-              <w:bottom w:val="single" w:sz="4" w:space="0" w:color="CCCCCC"/>
-              <w:left w:val="single" w:sz="4" w:space="0" w:color="CCCCCC"/>
-              <w:right w:val="single" w:sz="4" w:space="0" w:color="CCCCCC"/>
-            </w:tcBorders>
-          </w:tcPr>
-          <w:p>
-            <w:pPr>
-              <w:spacing w:before="60" w:after="60" w:line="252" w:lineRule="auto"/>
-              <w:jc w:val="left"/>
-            </w:pPr>
-            <w:r/>
-            <w:r>
-              <w:t>673.00</w:t>
-            </w:r>
-          </w:p>
-        </w:tc>
-        <w:tc>
-          <w:tcPr>
-            <w:tcW w:type="dxa" w:w="1728"/>
-            <w:shd w:fill="F8FAFC"/>
-            <w:tcMar>
-              <w:top w:w="100" w:type="dxa"/>
-              <w:bottom w:w="100" w:type="dxa"/>
-              <w:left w:w="120" w:type="dxa"/>
-              <w:right w:w="120" w:type="dxa"/>
-            </w:tcMar>
-            <w:tcBorders>
-              <w:top w:val="single" w:sz="4" w:space="0" w:color="CCCCCC"/>
-              <w:bottom w:val="single" w:sz="4" w:space="0" w:color="CCCCCC"/>
-              <w:left w:val="single" w:sz="4" w:space="0" w:color="CCCCCC"/>
-              <w:right w:val="single" w:sz="4" w:space="0" w:color="CCCCCC"/>
-            </w:tcBorders>
-          </w:tcPr>
-          <w:p>
-            <w:pPr>
-              <w:spacing w:before="60" w:after="60" w:line="252" w:lineRule="auto"/>
-              <w:jc w:val="left"/>
-            </w:pPr>
-            <w:r/>
-            <w:r>
-              <w:rPr>
-                <w:b/>
-              </w:rPr>
-              <w:t>687.25</w:t>
-            </w:r>
-          </w:p>
-        </w:tc>
-        <w:tc>
-          <w:tcPr>
-            <w:tcW w:type="dxa" w:w="3456"/>
-            <w:shd w:fill="F8FAFC"/>
-            <w:tcMar>
-              <w:top w:w="100" w:type="dxa"/>
-              <w:bottom w:w="100" w:type="dxa"/>
-              <w:left w:w="120" w:type="dxa"/>
-              <w:right w:w="120" w:type="dxa"/>
-            </w:tcMar>
-            <w:tcBorders>
-              <w:top w:val="single" w:sz="4" w:space="0" w:color="CCCCCC"/>
-              <w:bottom w:val="single" w:sz="4" w:space="0" w:color="CCCCCC"/>
-              <w:left w:val="single" w:sz="4" w:space="0" w:color="CCCCCC"/>
-              <w:right w:val="single" w:sz="4" w:space="0" w:color="CCCCCC"/>
-            </w:tcBorders>
-          </w:tcPr>
-          <w:p>
-            <w:pPr>
-              <w:spacing w:before="60" w:after="60" w:line="252" w:lineRule="auto"/>
-              <w:jc w:val="left"/>
-            </w:pPr>
-            <w:r/>
-            <w:r>
-              <w:rPr>
-                <w:b/>
-              </w:rPr>
-              <w:t>+0.75</w:t>
-            </w:r>
-          </w:p>
-        </w:tc>
-        <w:tc>
-          <w:tcPr>
-            <w:tcW w:type="dxa" w:w="1440"/>
-            <w:shd w:fill="F8FAFC"/>
-            <w:tcMar>
-              <w:top w:w="100" w:type="dxa"/>
-              <w:bottom w:w="100" w:type="dxa"/>
-              <w:left w:w="120" w:type="dxa"/>
-              <w:right w:w="120" w:type="dxa"/>
-            </w:tcMar>
-            <w:tcBorders>
-              <w:top w:val="single" w:sz="4" w:space="0" w:color="CCCCCC"/>
-              <w:bottom w:val="single" w:sz="4" w:space="0" w:color="CCCCCC"/>
-              <w:left w:val="single" w:sz="4" w:space="0" w:color="CCCCCC"/>
-              <w:right w:val="single" w:sz="4" w:space="0" w:color="CCCCCC"/>
-            </w:tcBorders>
-          </w:tcPr>
-          <w:p>
-            <w:pPr>
-              <w:spacing w:before="60" w:after="60" w:line="252" w:lineRule="auto"/>
-              <w:jc w:val="left"/>
-            </w:pPr>
-            <w:r/>
-            <w:r>
-              <w:t>BULL</w:t>
-            </w:r>
-          </w:p>
-        </w:tc>
-      </w:tr>
-      <w:tr>
-        <w:tc>
-          <w:tcPr>
-            <w:tcW w:type="dxa" w:w="1584"/>
-            <w:shd w:fill="FFFFFF"/>
-            <w:tcMar>
-              <w:top w:w="100" w:type="dxa"/>
-              <w:bottom w:w="100" w:type="dxa"/>
-              <w:left w:w="120" w:type="dxa"/>
-              <w:right w:w="120" w:type="dxa"/>
-            </w:tcMar>
-            <w:tcBorders>
-              <w:top w:val="single" w:sz="4" w:space="0" w:color="CCCCCC"/>
-              <w:bottom w:val="single" w:sz="4" w:space="0" w:color="CCCCCC"/>
-              <w:left w:val="single" w:sz="4" w:space="0" w:color="CCCCCC"/>
-              <w:right w:val="single" w:sz="4" w:space="0" w:color="CCCCCC"/>
-            </w:tcBorders>
-          </w:tcPr>
-          <w:p>
-            <w:pPr>
-              <w:spacing w:before="60" w:after="60" w:line="252" w:lineRule="auto"/>
-              <w:jc w:val="left"/>
-            </w:pPr>
-            <w:r/>
-            <w:r>
-              <w:rPr>
-                <w:b/>
-              </w:rPr>
-              <w:t>Fri 16/10</w:t>
-            </w:r>
-          </w:p>
-        </w:tc>
-        <w:tc>
-          <w:tcPr>
-            <w:tcW w:type="dxa" w:w="864"/>
-            <w:shd w:fill="FFFFFF"/>
-            <w:tcMar>
-              <w:top w:w="100" w:type="dxa"/>
-              <w:bottom w:w="100" w:type="dxa"/>
-              <w:left w:w="120" w:type="dxa"/>
-              <w:right w:w="120" w:type="dxa"/>
-            </w:tcMar>
-            <w:tcBorders>
-              <w:top w:val="single" w:sz="4" w:space="0" w:color="CCCCCC"/>
-              <w:bottom w:val="single" w:sz="4" w:space="0" w:color="CCCCCC"/>
-              <w:left w:val="single" w:sz="4" w:space="0" w:color="CCCCCC"/>
-              <w:right w:val="single" w:sz="4" w:space="0" w:color="CCCCCC"/>
-            </w:tcBorders>
-          </w:tcPr>
-          <w:p>
-            <w:pPr>
-              <w:spacing w:before="60" w:after="60" w:line="252" w:lineRule="auto"/>
-              <w:jc w:val="left"/>
-            </w:pPr>
-            <w:r/>
-            <w:r>
-              <w:t>Pre-NY 19-21</w:t>
-            </w:r>
-          </w:p>
-        </w:tc>
-        <w:tc>
-          <w:tcPr>
-            <w:tcW w:type="dxa" w:w="1440"/>
-            <w:shd w:fill="FFFFFF"/>
-            <w:tcMar>
-              <w:top w:w="100" w:type="dxa"/>
-              <w:bottom w:w="100" w:type="dxa"/>
-              <w:left w:w="120" w:type="dxa"/>
-              <w:right w:w="120" w:type="dxa"/>
-            </w:tcMar>
-            <w:tcBorders>
-              <w:top w:val="single" w:sz="4" w:space="0" w:color="CCCCCC"/>
-              <w:bottom w:val="single" w:sz="4" w:space="0" w:color="CCCCCC"/>
-              <w:left w:val="single" w:sz="4" w:space="0" w:color="CCCCCC"/>
-              <w:right w:val="single" w:sz="4" w:space="0" w:color="CCCCCC"/>
-            </w:tcBorders>
-          </w:tcPr>
-          <w:p>
-            <w:pPr>
-              <w:spacing w:before="60" w:after="60" w:line="252" w:lineRule="auto"/>
-              <w:jc w:val="left"/>
-            </w:pPr>
-            <w:r/>
-            <w:r>
-              <w:t>687.25</w:t>
-            </w:r>
-          </w:p>
-        </w:tc>
-        <w:tc>
-          <w:tcPr>
-            <w:tcW w:type="dxa" w:w="2016"/>
-            <w:shd w:fill="FFFFFF"/>
-            <w:tcMar>
-              <w:top w:w="100" w:type="dxa"/>
-              <w:bottom w:w="100" w:type="dxa"/>
-              <w:left w:w="120" w:type="dxa"/>
-              <w:right w:w="120" w:type="dxa"/>
-            </w:tcMar>
-            <w:tcBorders>
-              <w:top w:val="single" w:sz="4" w:space="0" w:color="CCCCCC"/>
-              <w:bottom w:val="single" w:sz="4" w:space="0" w:color="CCCCCC"/>
-              <w:left w:val="single" w:sz="4" w:space="0" w:color="CCCCCC"/>
-              <w:right w:val="single" w:sz="4" w:space="0" w:color="CCCCCC"/>
-            </w:tcBorders>
-          </w:tcPr>
-          <w:p>
-            <w:pPr>
-              <w:spacing w:before="60" w:after="60" w:line="252" w:lineRule="auto"/>
-              <w:jc w:val="left"/>
-            </w:pPr>
-            <w:r/>
-            <w:r>
-              <w:t>696.50</w:t>
-            </w:r>
-          </w:p>
-        </w:tc>
-        <w:tc>
-          <w:tcPr>
-            <w:tcW w:type="dxa" w:w="1152"/>
-            <w:shd w:fill="FFFFFF"/>
-            <w:tcMar>
-              <w:top w:w="100" w:type="dxa"/>
-              <w:bottom w:w="100" w:type="dxa"/>
-              <w:left w:w="120" w:type="dxa"/>
-              <w:right w:w="120" w:type="dxa"/>
-            </w:tcMar>
-            <w:tcBorders>
-              <w:top w:val="single" w:sz="4" w:space="0" w:color="CCCCCC"/>
-              <w:bottom w:val="single" w:sz="4" w:space="0" w:color="CCCCCC"/>
-              <w:left w:val="single" w:sz="4" w:space="0" w:color="CCCCCC"/>
-              <w:right w:val="single" w:sz="4" w:space="0" w:color="CCCCCC"/>
-            </w:tcBorders>
-          </w:tcPr>
-          <w:p>
-            <w:pPr>
-              <w:spacing w:before="60" w:after="60" w:line="252" w:lineRule="auto"/>
-              <w:jc w:val="left"/>
-            </w:pPr>
-            <w:r/>
-            <w:r>
-              <w:t>680.00</w:t>
-            </w:r>
-          </w:p>
-        </w:tc>
-        <w:tc>
-          <w:tcPr>
-            <w:tcW w:type="dxa" w:w="1728"/>
-            <w:shd w:fill="FFFFFF"/>
-            <w:tcMar>
-              <w:top w:w="100" w:type="dxa"/>
-              <w:bottom w:w="100" w:type="dxa"/>
-              <w:left w:w="120" w:type="dxa"/>
-              <w:right w:w="120" w:type="dxa"/>
-            </w:tcMar>
-            <w:tcBorders>
-              <w:top w:val="single" w:sz="4" w:space="0" w:color="CCCCCC"/>
-              <w:bottom w:val="single" w:sz="4" w:space="0" w:color="CCCCCC"/>
-              <w:left w:val="single" w:sz="4" w:space="0" w:color="CCCCCC"/>
-              <w:right w:val="single" w:sz="4" w:space="0" w:color="CCCCCC"/>
-            </w:tcBorders>
-          </w:tcPr>
-          <w:p>
-            <w:pPr>
-              <w:spacing w:before="60" w:after="60" w:line="252" w:lineRule="auto"/>
-              <w:jc w:val="left"/>
-            </w:pPr>
-            <w:r/>
-            <w:r>
-              <w:rPr>
-                <w:b/>
-              </w:rPr>
-              <w:t>687.00</w:t>
-            </w:r>
-          </w:p>
-        </w:tc>
-        <w:tc>
-          <w:tcPr>
-            <w:tcW w:type="dxa" w:w="3456"/>
-            <w:shd w:fill="FFFFFF"/>
-            <w:tcMar>
-              <w:top w:w="100" w:type="dxa"/>
-              <w:bottom w:w="100" w:type="dxa"/>
-              <w:left w:w="120" w:type="dxa"/>
-              <w:right w:w="120" w:type="dxa"/>
-            </w:tcMar>
-            <w:tcBorders>
-              <w:top w:val="single" w:sz="4" w:space="0" w:color="CCCCCC"/>
-              <w:bottom w:val="single" w:sz="4" w:space="0" w:color="CCCCCC"/>
-              <w:left w:val="single" w:sz="4" w:space="0" w:color="CCCCCC"/>
-              <w:right w:val="single" w:sz="4" w:space="0" w:color="CCCCCC"/>
-            </w:tcBorders>
-          </w:tcPr>
-          <w:p>
-            <w:pPr>
-              <w:spacing w:before="60" w:after="60" w:line="252" w:lineRule="auto"/>
-              <w:jc w:val="left"/>
-            </w:pPr>
-            <w:r/>
-            <w:r>
-              <w:rPr>
-                <w:b/>
-              </w:rPr>
-              <w:t>-0.25</w:t>
-            </w:r>
-          </w:p>
-        </w:tc>
-        <w:tc>
-          <w:tcPr>
-            <w:tcW w:type="dxa" w:w="1440"/>
-            <w:shd w:fill="FFFFFF"/>
-            <w:tcMar>
-              <w:top w:w="100" w:type="dxa"/>
-              <w:bottom w:w="100" w:type="dxa"/>
-              <w:left w:w="120" w:type="dxa"/>
-              <w:right w:w="120" w:type="dxa"/>
-            </w:tcMar>
-            <w:tcBorders>
-              <w:top w:val="single" w:sz="4" w:space="0" w:color="CCCCCC"/>
-              <w:bottom w:val="single" w:sz="4" w:space="0" w:color="CCCCCC"/>
-              <w:left w:val="single" w:sz="4" w:space="0" w:color="CCCCCC"/>
-              <w:right w:val="single" w:sz="4" w:space="0" w:color="CCCCCC"/>
-            </w:tcBorders>
-          </w:tcPr>
-          <w:p>
-            <w:pPr>
-              <w:spacing w:before="60" w:after="60" w:line="252" w:lineRule="auto"/>
-              <w:jc w:val="left"/>
-            </w:pPr>
-            <w:r/>
-            <w:r>
-              <w:t>BEAR</w:t>
-            </w:r>
-          </w:p>
-        </w:tc>
-      </w:tr>
-      <w:tr>
-        <w:tc>
-          <w:tcPr>
-            <w:tcW w:type="dxa" w:w="1584"/>
-            <w:shd w:fill="F8FAFC"/>
-            <w:tcMar>
-              <w:top w:w="100" w:type="dxa"/>
-              <w:bottom w:w="100" w:type="dxa"/>
-              <w:left w:w="120" w:type="dxa"/>
-              <w:right w:w="120" w:type="dxa"/>
-            </w:tcMar>
-            <w:tcBorders>
-              <w:top w:val="single" w:sz="4" w:space="0" w:color="CCCCCC"/>
-              <w:bottom w:val="single" w:sz="4" w:space="0" w:color="CCCCCC"/>
-              <w:left w:val="single" w:sz="4" w:space="0" w:color="CCCCCC"/>
-              <w:right w:val="single" w:sz="4" w:space="0" w:color="CCCCCC"/>
-            </w:tcBorders>
-          </w:tcPr>
-          <w:p>
-            <w:pPr>
-              <w:spacing w:before="60" w:after="60" w:line="252" w:lineRule="auto"/>
-              <w:jc w:val="left"/>
-            </w:pPr>
-            <w:r/>
-            <w:r>
-              <w:rPr>
-                <w:b/>
-              </w:rPr>
-              <w:t>Fri 16/10</w:t>
-            </w:r>
-          </w:p>
-        </w:tc>
-        <w:tc>
-          <w:tcPr>
-            <w:tcW w:type="dxa" w:w="864"/>
-            <w:shd w:fill="F8FAFC"/>
-            <w:tcMar>
-              <w:top w:w="100" w:type="dxa"/>
-              <w:bottom w:w="100" w:type="dxa"/>
-              <w:left w:w="120" w:type="dxa"/>
-              <w:right w:w="120" w:type="dxa"/>
-            </w:tcMar>
-            <w:tcBorders>
-              <w:top w:val="single" w:sz="4" w:space="0" w:color="CCCCCC"/>
-              <w:bottom w:val="single" w:sz="4" w:space="0" w:color="CCCCCC"/>
-              <w:left w:val="single" w:sz="4" w:space="0" w:color="CCCCCC"/>
-              <w:right w:val="single" w:sz="4" w:space="0" w:color="CCCCCC"/>
-            </w:tcBorders>
-          </w:tcPr>
-          <w:p>
-            <w:pPr>
-              <w:spacing w:before="60" w:after="60" w:line="252" w:lineRule="auto"/>
-              <w:jc w:val="left"/>
-            </w:pPr>
-            <w:r/>
-            <w:r>
-              <w:t>NY Open 21-23</w:t>
-            </w:r>
-          </w:p>
-        </w:tc>
-        <w:tc>
-          <w:tcPr>
-            <w:tcW w:type="dxa" w:w="1440"/>
-            <w:shd w:fill="F8FAFC"/>
-            <w:tcMar>
-              <w:top w:w="100" w:type="dxa"/>
-              <w:bottom w:w="100" w:type="dxa"/>
-              <w:left w:w="120" w:type="dxa"/>
-              <w:right w:w="120" w:type="dxa"/>
-            </w:tcMar>
-            <w:tcBorders>
-              <w:top w:val="single" w:sz="4" w:space="0" w:color="CCCCCC"/>
-              <w:bottom w:val="single" w:sz="4" w:space="0" w:color="CCCCCC"/>
-              <w:left w:val="single" w:sz="4" w:space="0" w:color="CCCCCC"/>
-              <w:right w:val="single" w:sz="4" w:space="0" w:color="CCCCCC"/>
-            </w:tcBorders>
-          </w:tcPr>
-          <w:p>
-            <w:pPr>
-              <w:spacing w:before="60" w:after="60" w:line="252" w:lineRule="auto"/>
-              <w:jc w:val="left"/>
-            </w:pPr>
-            <w:r/>
-            <w:r>
-              <w:t>687.00</w:t>
-            </w:r>
-          </w:p>
-        </w:tc>
-        <w:tc>
-          <w:tcPr>
-            <w:tcW w:type="dxa" w:w="2016"/>
-            <w:shd w:fill="F8FAFC"/>
-            <w:tcMar>
-              <w:top w:w="100" w:type="dxa"/>
-              <w:bottom w:w="100" w:type="dxa"/>
-              <w:left w:w="120" w:type="dxa"/>
-              <w:right w:w="120" w:type="dxa"/>
-            </w:tcMar>
-            <w:tcBorders>
-              <w:top w:val="single" w:sz="4" w:space="0" w:color="CCCCCC"/>
-              <w:bottom w:val="single" w:sz="4" w:space="0" w:color="CCCCCC"/>
-              <w:left w:val="single" w:sz="4" w:space="0" w:color="CCCCCC"/>
-              <w:right w:val="single" w:sz="4" w:space="0" w:color="CCCCCC"/>
-            </w:tcBorders>
-          </w:tcPr>
-          <w:p>
-            <w:pPr>
-              <w:spacing w:before="60" w:after="60" w:line="252" w:lineRule="auto"/>
-              <w:jc w:val="left"/>
-            </w:pPr>
-            <w:r/>
-            <w:r>
-              <w:t>695.50</w:t>
-            </w:r>
-          </w:p>
-        </w:tc>
-        <w:tc>
-          <w:tcPr>
-            <w:tcW w:type="dxa" w:w="1152"/>
-            <w:shd w:fill="F8FAFC"/>
-            <w:tcMar>
-              <w:top w:w="100" w:type="dxa"/>
-              <w:bottom w:w="100" w:type="dxa"/>
-              <w:left w:w="120" w:type="dxa"/>
-              <w:right w:w="120" w:type="dxa"/>
-            </w:tcMar>
-            <w:tcBorders>
-              <w:top w:val="single" w:sz="4" w:space="0" w:color="CCCCCC"/>
-              <w:bottom w:val="single" w:sz="4" w:space="0" w:color="CCCCCC"/>
-              <w:left w:val="single" w:sz="4" w:space="0" w:color="CCCCCC"/>
-              <w:right w:val="single" w:sz="4" w:space="0" w:color="CCCCCC"/>
-            </w:tcBorders>
-          </w:tcPr>
-          <w:p>
-            <w:pPr>
-              <w:spacing w:before="60" w:after="60" w:line="252" w:lineRule="auto"/>
-              <w:jc w:val="left"/>
-            </w:pPr>
-            <w:r/>
-            <w:r>
-              <w:t>673.00</w:t>
-            </w:r>
-          </w:p>
-        </w:tc>
-        <w:tc>
-          <w:tcPr>
-            <w:tcW w:type="dxa" w:w="1728"/>
-            <w:shd w:fill="F8FAFC"/>
-            <w:tcMar>
-              <w:top w:w="100" w:type="dxa"/>
-              <w:bottom w:w="100" w:type="dxa"/>
-              <w:left w:w="120" w:type="dxa"/>
-              <w:right w:w="120" w:type="dxa"/>
-            </w:tcMar>
-            <w:tcBorders>
-              <w:top w:val="single" w:sz="4" w:space="0" w:color="CCCCCC"/>
-              <w:bottom w:val="single" w:sz="4" w:space="0" w:color="CCCCCC"/>
-              <w:left w:val="single" w:sz="4" w:space="0" w:color="CCCCCC"/>
-              <w:right w:val="single" w:sz="4" w:space="0" w:color="CCCCCC"/>
-            </w:tcBorders>
-          </w:tcPr>
-          <w:p>
-            <w:pPr>
-              <w:spacing w:before="60" w:after="60" w:line="252" w:lineRule="auto"/>
-              <w:jc w:val="left"/>
-            </w:pPr>
-            <w:r/>
-            <w:r>
-              <w:rPr>
-                <w:b/>
-              </w:rPr>
-              <w:t>688.75</w:t>
-            </w:r>
-          </w:p>
-        </w:tc>
-        <w:tc>
-          <w:tcPr>
-            <w:tcW w:type="dxa" w:w="3456"/>
-            <w:shd w:fill="F8FAFC"/>
-            <w:tcMar>
-              <w:top w:w="100" w:type="dxa"/>
-              <w:bottom w:w="100" w:type="dxa"/>
-              <w:left w:w="120" w:type="dxa"/>
-              <w:right w:w="120" w:type="dxa"/>
-            </w:tcMar>
-            <w:tcBorders>
-              <w:top w:val="single" w:sz="4" w:space="0" w:color="CCCCCC"/>
-              <w:bottom w:val="single" w:sz="4" w:space="0" w:color="CCCCCC"/>
-              <w:left w:val="single" w:sz="4" w:space="0" w:color="CCCCCC"/>
-              <w:right w:val="single" w:sz="4" w:space="0" w:color="CCCCCC"/>
-            </w:tcBorders>
-          </w:tcPr>
-          <w:p>
-            <w:pPr>
-              <w:spacing w:before="60" w:after="60" w:line="252" w:lineRule="auto"/>
-              <w:jc w:val="left"/>
-            </w:pPr>
-            <w:r/>
-            <w:r>
-              <w:rPr>
-                <w:b/>
-              </w:rPr>
-              <w:t>+1.75</w:t>
-            </w:r>
-          </w:p>
-        </w:tc>
-        <w:tc>
-          <w:tcPr>
-            <w:tcW w:type="dxa" w:w="1440"/>
-            <w:shd w:fill="F8FAFC"/>
-            <w:tcMar>
-              <w:top w:w="100" w:type="dxa"/>
-              <w:bottom w:w="100" w:type="dxa"/>
-              <w:left w:w="120" w:type="dxa"/>
-              <w:right w:w="120" w:type="dxa"/>
-            </w:tcMar>
-            <w:tcBorders>
-              <w:top w:val="single" w:sz="4" w:space="0" w:color="CCCCCC"/>
-              <w:bottom w:val="single" w:sz="4" w:space="0" w:color="CCCCCC"/>
-              <w:left w:val="single" w:sz="4" w:space="0" w:color="CCCCCC"/>
-              <w:right w:val="single" w:sz="4" w:space="0" w:color="CCCCCC"/>
-            </w:tcBorders>
-          </w:tcPr>
-          <w:p>
-            <w:pPr>
-              <w:spacing w:before="60" w:after="60" w:line="252" w:lineRule="auto"/>
-              <w:jc w:val="left"/>
-            </w:pPr>
-            <w:r/>
-            <w:r>
-              <w:t>BULL</w:t>
-            </w:r>
-          </w:p>
-        </w:tc>
-      </w:tr>
-      <w:tr>
-        <w:tc>
-          <w:tcPr>
-            <w:tcW w:type="dxa" w:w="1584"/>
-            <w:shd w:fill="FFFFFF"/>
-            <w:tcMar>
-              <w:top w:w="100" w:type="dxa"/>
-              <w:bottom w:w="100" w:type="dxa"/>
-              <w:left w:w="120" w:type="dxa"/>
-              <w:right w:w="120" w:type="dxa"/>
-            </w:tcMar>
-            <w:tcBorders>
-              <w:top w:val="single" w:sz="4" w:space="0" w:color="CCCCCC"/>
-              <w:bottom w:val="single" w:sz="4" w:space="0" w:color="CCCCCC"/>
-              <w:left w:val="single" w:sz="4" w:space="0" w:color="CCCCCC"/>
-              <w:right w:val="single" w:sz="4" w:space="0" w:color="CCCCCC"/>
-            </w:tcBorders>
-          </w:tcPr>
-          <w:p>
-            <w:pPr>
-              <w:spacing w:before="60" w:after="60" w:line="252" w:lineRule="auto"/>
-              <w:jc w:val="left"/>
-            </w:pPr>
-            <w:r/>
-            <w:r>
-              <w:rPr>
-                <w:b/>
-              </w:rPr>
-              <w:t>Fri 16/10</w:t>
-            </w:r>
-          </w:p>
-        </w:tc>
-        <w:tc>
-          <w:tcPr>
-            <w:tcW w:type="dxa" w:w="864"/>
-            <w:shd w:fill="FFFFFF"/>
-            <w:tcMar>
-              <w:top w:w="100" w:type="dxa"/>
-              <w:bottom w:w="100" w:type="dxa"/>
-              <w:left w:w="120" w:type="dxa"/>
-              <w:right w:w="120" w:type="dxa"/>
-            </w:tcMar>
-            <w:tcBorders>
-              <w:top w:val="single" w:sz="4" w:space="0" w:color="CCCCCC"/>
-              <w:bottom w:val="single" w:sz="4" w:space="0" w:color="CCCCCC"/>
-              <w:left w:val="single" w:sz="4" w:space="0" w:color="CCCCCC"/>
-              <w:right w:val="single" w:sz="4" w:space="0" w:color="CCCCCC"/>
-            </w:tcBorders>
-          </w:tcPr>
-          <w:p>
-            <w:pPr>
-              <w:spacing w:before="60" w:after="60" w:line="252" w:lineRule="auto"/>
-              <w:jc w:val="left"/>
-            </w:pPr>
-            <w:r/>
-            <w:r>
-              <w:t>NY Close 23-01</w:t>
-            </w:r>
-          </w:p>
-        </w:tc>
-        <w:tc>
-          <w:tcPr>
-            <w:tcW w:type="dxa" w:w="1440"/>
-            <w:shd w:fill="FFFFFF"/>
-            <w:tcMar>
-              <w:top w:w="100" w:type="dxa"/>
-              <w:bottom w:w="100" w:type="dxa"/>
-              <w:left w:w="120" w:type="dxa"/>
-              <w:right w:w="120" w:type="dxa"/>
-            </w:tcMar>
-            <w:tcBorders>
-              <w:top w:val="single" w:sz="4" w:space="0" w:color="CCCCCC"/>
-              <w:bottom w:val="single" w:sz="4" w:space="0" w:color="CCCCCC"/>
-              <w:left w:val="single" w:sz="4" w:space="0" w:color="CCCCCC"/>
-              <w:right w:val="single" w:sz="4" w:space="0" w:color="CCCCCC"/>
-            </w:tcBorders>
-          </w:tcPr>
-          <w:p>
-            <w:pPr>
-              <w:spacing w:before="60" w:after="60" w:line="252" w:lineRule="auto"/>
-              <w:jc w:val="left"/>
-            </w:pPr>
-            <w:r/>
-            <w:r>
-              <w:t>688.75</w:t>
-            </w:r>
-          </w:p>
-        </w:tc>
-        <w:tc>
-          <w:tcPr>
-            <w:tcW w:type="dxa" w:w="2016"/>
-            <w:shd w:fill="FFFFFF"/>
-            <w:tcMar>
-              <w:top w:w="100" w:type="dxa"/>
-              <w:bottom w:w="100" w:type="dxa"/>
-              <w:left w:w="120" w:type="dxa"/>
-              <w:right w:w="120" w:type="dxa"/>
-            </w:tcMar>
-            <w:tcBorders>
-              <w:top w:val="single" w:sz="4" w:space="0" w:color="CCCCCC"/>
-              <w:bottom w:val="single" w:sz="4" w:space="0" w:color="CCCCCC"/>
-              <w:left w:val="single" w:sz="4" w:space="0" w:color="CCCCCC"/>
-              <w:right w:val="single" w:sz="4" w:space="0" w:color="CCCCCC"/>
-            </w:tcBorders>
-          </w:tcPr>
-          <w:p>
-            <w:pPr>
-              <w:spacing w:before="60" w:after="60" w:line="252" w:lineRule="auto"/>
-              <w:jc w:val="left"/>
-            </w:pPr>
-            <w:r/>
-            <w:r>
-              <w:t>695.00</w:t>
-            </w:r>
-          </w:p>
-        </w:tc>
-        <w:tc>
-          <w:tcPr>
-            <w:tcW w:type="dxa" w:w="1152"/>
-            <w:shd w:fill="FFFFFF"/>
-            <w:tcMar>
-              <w:top w:w="100" w:type="dxa"/>
-              <w:bottom w:w="100" w:type="dxa"/>
-              <w:left w:w="120" w:type="dxa"/>
-              <w:right w:w="120" w:type="dxa"/>
-            </w:tcMar>
-            <w:tcBorders>
-              <w:top w:val="single" w:sz="4" w:space="0" w:color="CCCCCC"/>
-              <w:bottom w:val="single" w:sz="4" w:space="0" w:color="CCCCCC"/>
-              <w:left w:val="single" w:sz="4" w:space="0" w:color="CCCCCC"/>
-              <w:right w:val="single" w:sz="4" w:space="0" w:color="CCCCCC"/>
-            </w:tcBorders>
-          </w:tcPr>
-          <w:p>
-            <w:pPr>
-              <w:spacing w:before="60" w:after="60" w:line="252" w:lineRule="auto"/>
-              <w:jc w:val="left"/>
-            </w:pPr>
-            <w:r/>
-            <w:r>
-              <w:t>682.25</w:t>
-            </w:r>
-          </w:p>
-        </w:tc>
-        <w:tc>
-          <w:tcPr>
-            <w:tcW w:type="dxa" w:w="1728"/>
-            <w:shd w:fill="FFFFFF"/>
-            <w:tcMar>
-              <w:top w:w="100" w:type="dxa"/>
-              <w:bottom w:w="100" w:type="dxa"/>
-              <w:left w:w="120" w:type="dxa"/>
-              <w:right w:w="120" w:type="dxa"/>
-            </w:tcMar>
-            <w:tcBorders>
-              <w:top w:val="single" w:sz="4" w:space="0" w:color="CCCCCC"/>
-              <w:bottom w:val="single" w:sz="4" w:space="0" w:color="CCCCCC"/>
-              <w:left w:val="single" w:sz="4" w:space="0" w:color="CCCCCC"/>
-              <w:right w:val="single" w:sz="4" w:space="0" w:color="CCCCCC"/>
-            </w:tcBorders>
-          </w:tcPr>
-          <w:p>
-            <w:pPr>
-              <w:spacing w:before="60" w:after="60" w:line="252" w:lineRule="auto"/>
-              <w:jc w:val="left"/>
-            </w:pPr>
-            <w:r/>
-            <w:r>
-              <w:rPr>
-                <w:b/>
-              </w:rPr>
-              <w:t>688.00</w:t>
             </w:r>
           </w:p>
         </w:tc>

--- a/Daily Reports/15_10_2026-CBOT Reports.docx
+++ b/Daily Reports/15_10_2026-CBOT Reports.docx
@@ -104,7 +104,7 @@
           <w:color w:val="5C768D"/>
           <w:sz w:val="19"/>
         </w:rPr>
-        <w:t>Cập nhật tự động qua `macro_tracker.py` vào lúc 15:00 ICT ngày 15/10/2026</w:t>
+        <w:t>Cập nhật tự động qua `macro_tracker.py` vào lúc 18:36 ICT ngày 15/10/2026</w:t>
       </w:r>
     </w:p>
     <w:tbl>
@@ -1236,7 +1236,7 @@
         <w:rPr>
           <w:b/>
         </w:rPr>
-        <w:t>`670.25` (-0.45%)</w:t>
+        <w:t>`673.00` (-0.45%)</w:t>
       </w:r>
       <w:r>
         <w:t>.</w:t>
@@ -1306,7 +1306,7 @@
           <w:color w:val="5C768D"/>
           <w:sz w:val="19"/>
         </w:rPr>
-        <w:t>Cập nhật tự động lúc 15:00 ICT ngày 15/10/2026 — Nguồn: NOAA, USDA, BOM Australia</w:t>
+        <w:t>Cập nhật tự động lúc 18:36 ICT ngày 15/10/2026 — Nguồn: NOAA, USDA, BOM Australia</w:t>
       </w:r>
     </w:p>
     <w:p>
@@ -3574,7 +3574,7 @@
               <w:rPr>
                 <w:b/>
               </w:rPr>
-              <w:t>478.50</w:t>
+              <w:t>481.00</w:t>
             </w:r>
           </w:p>
         </w:tc>
@@ -3605,7 +3605,7 @@
               <w:rPr>
                 <w:b/>
               </w:rPr>
-              <w:t>478.50 (+0.00)</w:t>
+              <w:t>481.04 (+0.04)</w:t>
             </w:r>
           </w:p>
         </w:tc>
@@ -3633,7 +3633,7 @@
             </w:pPr>
             <w:r/>
             <w:r>
-              <w:t>Bearish (479.98 &lt; 482.04)</w:t>
+              <w:t>Bearish (480.13 &lt; 481.72)</w:t>
             </w:r>
           </w:p>
         </w:tc>
@@ -3822,7 +3822,7 @@
               <w:rPr>
                 <w:b/>
               </w:rPr>
-              <w:t>670.25</w:t>
+              <w:t>673.00</w:t>
             </w:r>
           </w:p>
         </w:tc>
@@ -3853,7 +3853,7 @@
               <w:rPr>
                 <w:b/>
               </w:rPr>
-              <w:t>671.16 (+0.91)</w:t>
+              <w:t>674.02 (+1.02)</w:t>
             </w:r>
           </w:p>
         </w:tc>
@@ -3881,7 +3881,7 @@
             </w:pPr>
             <w:r/>
             <w:r>
-              <w:t>Bearish (668.71 &lt; 669.88)</w:t>
+              <w:t>Bearish (670.00 &lt; 670.31)</w:t>
             </w:r>
           </w:p>
         </w:tc>
@@ -3909,7 +3909,7 @@
             </w:pPr>
             <w:r/>
             <w:r>
-              <w:t>2.75 cents</w:t>
+              <w:t>1.50 cents</w:t>
             </w:r>
           </w:p>
         </w:tc>
@@ -4347,7 +4347,7 @@
                 <w:b/>
                 <w:color w:val="15803D"/>
               </w:rPr>
-              <w:t>470.96 - 479.98 cents (Canh mua vùng hỗ trợ)</w:t>
+              <w:t>479.25 - 480.13 cents (Canh mua vùng hỗ trợ)</w:t>
             </w:r>
           </w:p>
         </w:tc>
@@ -4378,7 +4378,7 @@
               <w:rPr>
                 <w:b/>
               </w:rPr>
-              <w:t>468.11 cents (Dưới cản S2 + 1.5x ATR)</w:t>
+              <w:t>468.39 cents (Dưới cản S2 + 1.5x ATR)</w:t>
             </w:r>
           </w:p>
         </w:tc>
@@ -4528,7 +4528,7 @@
                 <w:b/>
                 <w:color w:val="15803D"/>
               </w:rPr>
-              <w:t>Long trung hạn (Swing) (ZCH27)</w:t>
+              <w:t>Long trung hạn (Swing) (ZCZ26)</w:t>
             </w:r>
           </w:p>
         </w:tc>
@@ -4559,7 +4559,7 @@
               <w:rPr>
                 <w:b/>
               </w:rPr>
-              <w:t>484.38 - 485.88 cents</w:t>
+              <w:t>477.75 - 479.25 cents</w:t>
             </w:r>
           </w:p>
         </w:tc>
@@ -4590,7 +4590,7 @@
               <w:rPr>
                 <w:b/>
               </w:rPr>
-              <w:t>483.99 cents (Chống quét SL tuyệt đối)</w:t>
+              <w:t>469.01 cents (Chống quét SL tuyệt đối)</w:t>
             </w:r>
           </w:p>
         </w:tc>
@@ -4621,7 +4621,7 @@
               <w:rPr>
                 <w:b/>
               </w:rPr>
-              <w:t>559.00 cents (Ăn trọn biên độ ngô ~10.5 giá)</w:t>
+              <w:t>543.75 cents (Ăn trọn biên độ ngô ~10.5 giá)</w:t>
             </w:r>
           </w:p>
         </w:tc>
@@ -4721,7 +4721,7 @@
                 <w:b/>
                 <w:color w:val="B91C1C"/>
               </w:rPr>
-              <w:t>Short trung hạn (Swing) (ZCH27)</w:t>
+              <w:t>Short trung hạn (Swing) (ZCZ26)</w:t>
             </w:r>
           </w:p>
         </w:tc>
@@ -4752,7 +4752,7 @@
               <w:rPr>
                 <w:b/>
               </w:rPr>
-              <w:t>496.25 - 497.75 cents</w:t>
+              <w:t>482.50 - 484.00 cents</w:t>
             </w:r>
           </w:p>
         </w:tc>
@@ -4783,7 +4783,7 @@
               <w:rPr>
                 <w:b/>
               </w:rPr>
-              <w:t>497.51 cents</w:t>
+              <w:t>483.74 cents</w:t>
             </w:r>
           </w:p>
         </w:tc>
@@ -4814,7 +4814,7 @@
               <w:rPr>
                 <w:b/>
               </w:rPr>
-              <w:t>486.25 cents</w:t>
+              <w:t>471.25 cents</w:t>
             </w:r>
           </w:p>
         </w:tc>
@@ -4945,7 +4945,7 @@
               <w:rPr>
                 <w:b/>
               </w:rPr>
-              <w:t>464.56 - 470.25 cents</w:t>
+              <w:t>465.29 - 470.25 cents</w:t>
             </w:r>
           </w:p>
         </w:tc>
@@ -5126,7 +5126,7 @@
                 <w:b/>
                 <w:color w:val="B91C1C"/>
               </w:rPr>
-              <w:t>668.71 - 669.88 cents (Canh bán hồi kỹ thuật H1)</w:t>
+              <w:t>670.00 - 670.31 cents (Canh bán hồi kỹ thuật H1)</w:t>
             </w:r>
           </w:p>
         </w:tc>
@@ -5157,7 +5157,7 @@
               <w:rPr>
                 <w:b/>
               </w:rPr>
-              <w:t>744.93 cents (Trên kháng cự R2 + 1.5x ATR)</w:t>
+              <w:t>744.74 cents (Trên kháng cự R2 + 1.5x ATR)</w:t>
             </w:r>
           </w:p>
         </w:tc>
@@ -5193,7 +5193,7 @@
                 <w:color w:val="D97706"/>
                 <w:sz w:val="19"/>
               </w:rPr>
-              <w:t xml:space="preserve"> 669.00 cents </w:t>
+              <w:t xml:space="preserve"> 670.75 cents </w:t>
             </w:r>
             <w:r>
               <w:t xml:space="preserve"> / TP2: </w:t>
@@ -5335,7 +5335,7 @@
               <w:rPr>
                 <w:b/>
               </w:rPr>
-              <w:t>667.00 - 669.00 cents</w:t>
+              <w:t>668.75 - 670.75 cents</w:t>
             </w:r>
           </w:p>
         </w:tc>
@@ -5366,7 +5366,7 @@
               <w:rPr>
                 <w:b/>
               </w:rPr>
-              <w:t>659.05 cents</w:t>
+              <w:t>659.17 cents</w:t>
             </w:r>
           </w:p>
         </w:tc>
@@ -5397,7 +5397,7 @@
               <w:rPr>
                 <w:b/>
               </w:rPr>
-              <w:t>673.50 cents (Đón sóng hồi trung hạn ~14.5 giá)</w:t>
+              <w:t>674.75 cents (Đón sóng hồi trung hạn ~14.5 giá)</w:t>
             </w:r>
           </w:p>
         </w:tc>
@@ -5528,7 +5528,7 @@
               <w:rPr>
                 <w:b/>
               </w:rPr>
-              <w:t>673.50 - 675.50 cents</w:t>
+              <w:t>674.75 - 676.75 cents</w:t>
             </w:r>
           </w:p>
         </w:tc>
@@ -5559,7 +5559,7 @@
               <w:rPr>
                 <w:b/>
               </w:rPr>
-              <w:t>675.95 cents</w:t>
+              <w:t>677.08 cents</w:t>
             </w:r>
           </w:p>
         </w:tc>
@@ -5721,7 +5721,7 @@
               <w:rPr>
                 <w:b/>
               </w:rPr>
-              <w:t>651.69 - 661.50 cents</w:t>
+              <w:t>652.20 - 661.50 cents</w:t>
             </w:r>
           </w:p>
         </w:tc>
@@ -11609,7 +11609,7 @@
         <w:t>Giá Chốt Phiên (Close):</w:t>
       </w:r>
       <w:r>
-        <w:t xml:space="preserve"> 478.50 cents | </w:t>
+        <w:t xml:space="preserve"> 481.00 cents | </w:t>
       </w:r>
       <w:r>
         <w:rPr>
@@ -11624,10 +11624,10 @@
         <w:rPr>
           <w:b/>
         </w:rPr>
-        <w:t>`478.50 cents`</w:t>
+        <w:t>`481.04 cents`</w:t>
       </w:r>
       <w:r>
-        <w:t xml:space="preserve"> (+0.00).</w:t>
+        <w:t xml:space="preserve"> (+0.04).</w:t>
       </w:r>
     </w:p>
     <w:p>
@@ -11648,7 +11648,7 @@
         <w:rPr>
           <w:b/>
         </w:rPr>
-        <w:t>`13,316`</w:t>
+        <w:t>`23,876`</w:t>
       </w:r>
       <w:r>
         <w:t xml:space="preserve"> (Chênh lệch: </w:t>
@@ -11657,7 +11657,7 @@
         <w:rPr>
           <w:b/>
         </w:rPr>
-        <w:t>`-239,004`</w:t>
+        <w:t>`-228,444`</w:t>
       </w:r>
       <w:r>
         <w:t xml:space="preserve">) | OI: </w:t>
@@ -11699,7 +11699,7 @@
         <w:rPr>
           <w:b/>
         </w:rPr>
-        <w:t>`Không phát hiện mô hình nến đặc biệt`</w:t>
+        <w:t>`Doji (Nến lưỡng lự thế trận)`</w:t>
       </w:r>
     </w:p>
     <w:p>
@@ -11719,9 +11719,9 @@
       <w:r>
         <w:rPr>
           <w:b/>
-          <w:color w:val="15803D"/>
+          <w:color w:val="B91C1C"/>
         </w:rPr>
-        <w:t>`Giảm suy yếu / Đáy ngắn hạn (Long Liquidation Decline)`</w:t>
+        <w:t>`Tăng yếu / Rủi ro đảo chiều (Short Covering Rally)`</w:t>
       </w:r>
     </w:p>
     <w:p>
@@ -11742,10 +11742,10 @@
         <w:rPr>
           <w:b/>
         </w:rPr>
-        <w:t>TÍCH LŨY TIÊU CỰC (Distribution):</w:t>
+        <w:t>TÍCH LŨY TÍCH CỰC (Accumulation):</w:t>
       </w:r>
       <w:r>
-        <w:t xml:space="preserve"> Nến đi ngang nhưng dòng tiền rút dần (OI giảm), cảnh báo rủi ro suy sụt sắp tới.</w:t>
+        <w:t xml:space="preserve"> Nến đi ngang nhưng dòng tiền âm thầm gia tăng (OI tăng), báo hiệu chuẩn bị có nhịp bứt phá tăng.</w:t>
       </w:r>
     </w:p>
     <w:p>
@@ -12749,7 +12749,7 @@
         <w:t xml:space="preserve"> EMA_21 </w:t>
       </w:r>
       <w:r>
-        <w:t xml:space="preserve"> (479.98) &lt; </w:t>
+        <w:t xml:space="preserve"> (480.13) &lt; </w:t>
       </w:r>
       <w:r>
         <w:rPr>
@@ -12760,7 +12760,7 @@
         <w:t xml:space="preserve"> EMA_50 </w:t>
       </w:r>
       <w:r>
-        <w:t xml:space="preserve"> (482.04).</w:t>
+        <w:t xml:space="preserve"> (481.72).</w:t>
       </w:r>
     </w:p>
     <w:p>
@@ -12781,7 +12781,7 @@
         <w:rPr>
           <w:b/>
         </w:rPr>
-        <w:t>`42.01`</w:t>
+        <w:t>`53.27`</w:t>
       </w:r>
       <w:r>
         <w:t xml:space="preserve"> | ATR (14) = </w:t>
@@ -12790,7 +12790,7 @@
         <w:rPr>
           <w:b/>
         </w:rPr>
-        <w:t>`1.42`</w:t>
+        <w:t>`1.24`</w:t>
       </w:r>
       <w:r>
         <w:t xml:space="preserve"> cents | Volatility = </w:t>
@@ -12823,7 +12823,7 @@
         <w:rPr>
           <w:b/>
         </w:rPr>
-        <w:t>`470.96`</w:t>
+        <w:t>`479.25`</w:t>
       </w:r>
       <w:r>
         <w:t xml:space="preserve"> | S2: </w:t>
@@ -13584,7 +13584,7 @@
           <w:b/>
           <w:color w:val="15803D"/>
         </w:rPr>
-        <w:t>`470.96 - 479.98 cents (Canh mua vùng hỗ trợ)`</w:t>
+        <w:t>`479.25 - 480.13 cents (Canh mua vùng hỗ trợ)`</w:t>
       </w:r>
       <w:r>
         <w:t xml:space="preserve"> | SL: </w:t>
@@ -13593,7 +13593,7 @@
         <w:rPr>
           <w:b/>
         </w:rPr>
-        <w:t>`468.11 cents (Dưới cản S2 + 1.5x ATR)`</w:t>
+        <w:t>`468.39 cents (Dưới cản S2 + 1.5x ATR)`</w:t>
       </w:r>
       <w:r>
         <w:t xml:space="preserve"> | TP: </w:t>
@@ -13630,7 +13630,7 @@
         <w:rPr>
           <w:b/>
         </w:rPr>
-        <w:t>Trung hạn (Swing Trades - HĐ ZCH27):</w:t>
+        <w:t>Trung hạn (Swing Trades - HĐ ZCZ26):</w:t>
       </w:r>
     </w:p>
     <w:p>
@@ -13655,7 +13655,7 @@
         <w:rPr>
           <w:b/>
         </w:rPr>
-        <w:t>`484.38 - 485.88 cents`</w:t>
+        <w:t>`477.75 - 479.25 cents`</w:t>
       </w:r>
       <w:r>
         <w:t xml:space="preserve"> | SL: </w:t>
@@ -13664,7 +13664,7 @@
         <w:rPr>
           <w:b/>
         </w:rPr>
-        <w:t>`483.99 cents (Chống quét SL tuyệt đối)`</w:t>
+        <w:t>`469.01 cents (Chống quét SL tuyệt đối)`</w:t>
       </w:r>
       <w:r>
         <w:t xml:space="preserve"> | TP: </w:t>
@@ -13673,7 +13673,7 @@
         <w:rPr>
           <w:b/>
         </w:rPr>
-        <w:t>`559.00 cents (Ăn trọn biên độ ngô ~10.5 giá)`</w:t>
+        <w:t>`543.75 cents (Ăn trọn biên độ ngô ~10.5 giá)`</w:t>
       </w:r>
       <w:r>
         <w:t>.</w:t>
@@ -13701,7 +13701,7 @@
         <w:rPr>
           <w:b/>
         </w:rPr>
-        <w:t>`496.25 - 497.75 cents`</w:t>
+        <w:t>`482.50 - 484.00 cents`</w:t>
       </w:r>
       <w:r>
         <w:t xml:space="preserve"> | SL: </w:t>
@@ -13710,7 +13710,7 @@
         <w:rPr>
           <w:b/>
         </w:rPr>
-        <w:t>`497.51 cents`</w:t>
+        <w:t>`483.74 cents`</w:t>
       </w:r>
       <w:r>
         <w:t xml:space="preserve"> | TP: </w:t>
@@ -13719,7 +13719,7 @@
         <w:rPr>
           <w:b/>
         </w:rPr>
-        <w:t>`486.25 cents`</w:t>
+        <w:t>`471.25 cents`</w:t>
       </w:r>
       <w:r>
         <w:t>.</w:t>
@@ -13759,7 +13759,7 @@
         <w:rPr>
           <w:b/>
         </w:rPr>
-        <w:t>`464.56 - 470.25 cents`</w:t>
+        <w:t>`465.29 - 470.25 cents`</w:t>
       </w:r>
     </w:p>
     <w:p>
@@ -14166,7 +14166,7 @@
             </w:pPr>
             <w:r/>
             <w:r>
-              <w:t>478.50</w:t>
+              <w:t>481.00</w:t>
             </w:r>
           </w:p>
         </w:tc>
@@ -14194,7 +14194,7 @@
             </w:pPr>
             <w:r/>
             <w:r>
-              <w:t>482.25</w:t>
+              <w:t>484.75</w:t>
             </w:r>
           </w:p>
         </w:tc>
@@ -14222,7 +14222,7 @@
             </w:pPr>
             <w:r/>
             <w:r>
-              <w:t>475.25</w:t>
+              <w:t>477.75</w:t>
             </w:r>
           </w:p>
         </w:tc>
@@ -14253,7 +14253,7 @@
               <w:rPr>
                 <w:b/>
               </w:rPr>
-              <w:t>478.75</w:t>
+              <w:t>481.25</w:t>
             </w:r>
           </w:p>
         </w:tc>
@@ -14401,7 +14401,7 @@
             </w:pPr>
             <w:r/>
             <w:r>
-              <w:t>478.75</w:t>
+              <w:t>481.25</w:t>
             </w:r>
           </w:p>
         </w:tc>
@@ -14429,7 +14429,7 @@
             </w:pPr>
             <w:r/>
             <w:r>
-              <w:t>481.50</w:t>
+              <w:t>484.00</w:t>
             </w:r>
           </w:p>
         </w:tc>
@@ -14457,7 +14457,7 @@
             </w:pPr>
             <w:r/>
             <w:r>
-              <w:t>475.00</w:t>
+              <w:t>477.50</w:t>
             </w:r>
           </w:p>
         </w:tc>
@@ -14488,7 +14488,7 @@
               <w:rPr>
                 <w:b/>
               </w:rPr>
-              <w:t>478.25</w:t>
+              <w:t>480.75</w:t>
             </w:r>
           </w:p>
         </w:tc>
@@ -14636,7 +14636,7 @@
             </w:pPr>
             <w:r/>
             <w:r>
-              <w:t>478.25</w:t>
+              <w:t>480.75</w:t>
             </w:r>
           </w:p>
         </w:tc>
@@ -14664,7 +14664,7 @@
             </w:pPr>
             <w:r/>
             <w:r>
-              <w:t>481.25</w:t>
+              <w:t>483.75</w:t>
             </w:r>
           </w:p>
         </w:tc>
@@ -14692,7 +14692,7 @@
             </w:pPr>
             <w:r/>
             <w:r>
-              <w:t>474.25</w:t>
+              <w:t>476.75</w:t>
             </w:r>
           </w:p>
         </w:tc>
@@ -14723,7 +14723,7 @@
               <w:rPr>
                 <w:b/>
               </w:rPr>
-              <w:t>479.00</w:t>
+              <w:t>481.50</w:t>
             </w:r>
           </w:p>
         </w:tc>
@@ -14871,7 +14871,7 @@
             </w:pPr>
             <w:r/>
             <w:r>
-              <w:t>479.00</w:t>
+              <w:t>481.50</w:t>
             </w:r>
           </w:p>
         </w:tc>
@@ -14899,7 +14899,7 @@
             </w:pPr>
             <w:r/>
             <w:r>
-              <w:t>483.50</w:t>
+              <w:t>486.00</w:t>
             </w:r>
           </w:p>
         </w:tc>
@@ -14927,7 +14927,7 @@
             </w:pPr>
             <w:r/>
             <w:r>
-              <w:t>474.00</w:t>
+              <w:t>476.50</w:t>
             </w:r>
           </w:p>
         </w:tc>
@@ -14958,7 +14958,7 @@
               <w:rPr>
                 <w:b/>
               </w:rPr>
-              <w:t>479.75</w:t>
+              <w:t>482.25</w:t>
             </w:r>
           </w:p>
         </w:tc>
@@ -15106,7 +15106,7 @@
             </w:pPr>
             <w:r/>
             <w:r>
-              <w:t>479.75</w:t>
+              <w:t>482.25</w:t>
             </w:r>
           </w:p>
         </w:tc>
@@ -15134,7 +15134,7 @@
             </w:pPr>
             <w:r/>
             <w:r>
-              <w:t>485.25</w:t>
+              <w:t>487.75</w:t>
             </w:r>
           </w:p>
         </w:tc>
@@ -15162,7 +15162,7 @@
             </w:pPr>
             <w:r/>
             <w:r>
-              <w:t>473.50</w:t>
+              <w:t>476.00</w:t>
             </w:r>
           </w:p>
         </w:tc>
@@ -15193,7 +15193,7 @@
               <w:rPr>
                 <w:b/>
               </w:rPr>
-              <w:t>482.00</w:t>
+              <w:t>484.50</w:t>
             </w:r>
           </w:p>
         </w:tc>
@@ -15341,7 +15341,7 @@
             </w:pPr>
             <w:r/>
             <w:r>
-              <w:t>482.00</w:t>
+              <w:t>484.50</w:t>
             </w:r>
           </w:p>
         </w:tc>
@@ -15369,7 +15369,7 @@
             </w:pPr>
             <w:r/>
             <w:r>
-              <w:t>485.00</w:t>
+              <w:t>487.50</w:t>
             </w:r>
           </w:p>
         </w:tc>
@@ -15397,7 +15397,7 @@
             </w:pPr>
             <w:r/>
             <w:r>
-              <w:t>477.75</w:t>
+              <w:t>480.25</w:t>
             </w:r>
           </w:p>
         </w:tc>
@@ -15428,7 +15428,7 @@
               <w:rPr>
                 <w:b/>
               </w:rPr>
-              <w:t>482.25</w:t>
+              <w:t>484.75</w:t>
             </w:r>
           </w:p>
         </w:tc>
@@ -15576,7 +15576,7 @@
             </w:pPr>
             <w:r/>
             <w:r>
-              <w:t>482.25</w:t>
+              <w:t>484.75</w:t>
             </w:r>
           </w:p>
         </w:tc>
@@ -15604,7 +15604,7 @@
             </w:pPr>
             <w:r/>
             <w:r>
-              <w:t>485.50</w:t>
+              <w:t>488.00</w:t>
             </w:r>
           </w:p>
         </w:tc>
@@ -15632,7 +15632,7 @@
             </w:pPr>
             <w:r/>
             <w:r>
-              <w:t>475.75</w:t>
+              <w:t>478.25</w:t>
             </w:r>
           </w:p>
         </w:tc>
@@ -15663,7 +15663,7 @@
               <w:rPr>
                 <w:b/>
               </w:rPr>
-              <w:t>483.00</w:t>
+              <w:t>485.50</w:t>
             </w:r>
           </w:p>
         </w:tc>
@@ -15811,7 +15811,7 @@
             </w:pPr>
             <w:r/>
             <w:r>
-              <w:t>483.00</w:t>
+              <w:t>485.50</w:t>
             </w:r>
           </w:p>
         </w:tc>
@@ -15839,7 +15839,7 @@
             </w:pPr>
             <w:r/>
             <w:r>
-              <w:t>486.00</w:t>
+              <w:t>488.50</w:t>
             </w:r>
           </w:p>
         </w:tc>
@@ -15867,7 +15867,7 @@
             </w:pPr>
             <w:r/>
             <w:r>
-              <w:t>478.50</w:t>
+              <w:t>481.00</w:t>
             </w:r>
           </w:p>
         </w:tc>
@@ -15898,7 +15898,7 @@
               <w:rPr>
                 <w:b/>
               </w:rPr>
-              <w:t>482.50</w:t>
+              <w:t>485.00</w:t>
             </w:r>
           </w:p>
         </w:tc>
@@ -16046,7 +16046,7 @@
             </w:pPr>
             <w:r/>
             <w:r>
-              <w:t>482.50</w:t>
+              <w:t>485.00</w:t>
             </w:r>
           </w:p>
         </w:tc>
@@ -16074,7 +16074,7 @@
             </w:pPr>
             <w:r/>
             <w:r>
-              <w:t>486.50</w:t>
+              <w:t>489.00</w:t>
             </w:r>
           </w:p>
         </w:tc>
@@ -16102,7 +16102,7 @@
             </w:pPr>
             <w:r/>
             <w:r>
-              <w:t>476.75</w:t>
+              <w:t>479.25</w:t>
             </w:r>
           </w:p>
         </w:tc>
@@ -16133,7 +16133,7 @@
               <w:rPr>
                 <w:b/>
               </w:rPr>
-              <w:t>483.00</w:t>
+              <w:t>485.50</w:t>
             </w:r>
           </w:p>
         </w:tc>
@@ -16281,7 +16281,7 @@
             </w:pPr>
             <w:r/>
             <w:r>
-              <w:t>483.00</w:t>
+              <w:t>485.50</w:t>
             </w:r>
           </w:p>
         </w:tc>
@@ -16309,7 +16309,7 @@
             </w:pPr>
             <w:r/>
             <w:r>
-              <w:t>485.50</w:t>
+              <w:t>488.00</w:t>
             </w:r>
           </w:p>
         </w:tc>
@@ -16337,7 +16337,7 @@
             </w:pPr>
             <w:r/>
             <w:r>
-              <w:t>479.75</w:t>
+              <w:t>482.25</w:t>
             </w:r>
           </w:p>
         </w:tc>
@@ -16368,7 +16368,7 @@
               <w:rPr>
                 <w:b/>
               </w:rPr>
-              <w:t>483.50</w:t>
+              <w:t>486.00</w:t>
             </w:r>
           </w:p>
         </w:tc>
@@ -16516,7 +16516,7 @@
             </w:pPr>
             <w:r/>
             <w:r>
-              <w:t>483.50</w:t>
+              <w:t>486.00</w:t>
             </w:r>
           </w:p>
         </w:tc>
@@ -16544,7 +16544,7 @@
             </w:pPr>
             <w:r/>
             <w:r>
-              <w:t>487.00</w:t>
+              <w:t>489.50</w:t>
             </w:r>
           </w:p>
         </w:tc>
@@ -16572,7 +16572,7 @@
             </w:pPr>
             <w:r/>
             <w:r>
-              <w:t>477.50</w:t>
+              <w:t>480.00</w:t>
             </w:r>
           </w:p>
         </w:tc>
@@ -16603,7 +16603,7 @@
               <w:rPr>
                 <w:b/>
               </w:rPr>
-              <w:t>484.50</w:t>
+              <w:t>487.00</w:t>
             </w:r>
           </w:p>
         </w:tc>
@@ -16751,7 +16751,7 @@
             </w:pPr>
             <w:r/>
             <w:r>
-              <w:t>484.50</w:t>
+              <w:t>487.00</w:t>
             </w:r>
           </w:p>
         </w:tc>
@@ -16779,7 +16779,7 @@
             </w:pPr>
             <w:r/>
             <w:r>
-              <w:t>487.25</w:t>
+              <w:t>489.75</w:t>
             </w:r>
           </w:p>
         </w:tc>
@@ -16807,7 +16807,7 @@
             </w:pPr>
             <w:r/>
             <w:r>
-              <w:t>482.00</w:t>
+              <w:t>484.50</w:t>
             </w:r>
           </w:p>
         </w:tc>
@@ -16838,7 +16838,7 @@
               <w:rPr>
                 <w:b/>
               </w:rPr>
-              <w:t>484.50</w:t>
+              <w:t>487.00</w:t>
             </w:r>
           </w:p>
         </w:tc>
@@ -16986,7 +16986,7 @@
             </w:pPr>
             <w:r/>
             <w:r>
-              <w:t>484.50</w:t>
+              <w:t>487.00</w:t>
             </w:r>
           </w:p>
         </w:tc>
@@ -17014,7 +17014,7 @@
             </w:pPr>
             <w:r/>
             <w:r>
-              <w:t>487.25</w:t>
+              <w:t>489.75</w:t>
             </w:r>
           </w:p>
         </w:tc>
@@ -17042,7 +17042,7 @@
             </w:pPr>
             <w:r/>
             <w:r>
-              <w:t>482.00</w:t>
+              <w:t>484.50</w:t>
             </w:r>
           </w:p>
         </w:tc>
@@ -17073,7 +17073,7 @@
               <w:rPr>
                 <w:b/>
               </w:rPr>
-              <w:t>484.00</w:t>
+              <w:t>486.50</w:t>
             </w:r>
           </w:p>
         </w:tc>
@@ -17221,7 +17221,7 @@
             </w:pPr>
             <w:r/>
             <w:r>
-              <w:t>484.00</w:t>
+              <w:t>486.50</w:t>
             </w:r>
           </w:p>
         </w:tc>
@@ -17249,7 +17249,7 @@
             </w:pPr>
             <w:r/>
             <w:r>
-              <w:t>487.00</w:t>
+              <w:t>489.50</w:t>
             </w:r>
           </w:p>
         </w:tc>
@@ -17277,7 +17277,7 @@
             </w:pPr>
             <w:r/>
             <w:r>
-              <w:t>480.75</w:t>
+              <w:t>483.25</w:t>
             </w:r>
           </w:p>
         </w:tc>
@@ -17308,7 +17308,7 @@
               <w:rPr>
                 <w:b/>
               </w:rPr>
-              <w:t>483.75</w:t>
+              <w:t>486.25</w:t>
             </w:r>
           </w:p>
         </w:tc>
@@ -17456,7 +17456,7 @@
             </w:pPr>
             <w:r/>
             <w:r>
-              <w:t>483.75</w:t>
+              <w:t>486.25</w:t>
             </w:r>
           </w:p>
         </w:tc>
@@ -17484,7 +17484,7 @@
             </w:pPr>
             <w:r/>
             <w:r>
-              <w:t>487.75</w:t>
+              <w:t>490.25</w:t>
             </w:r>
           </w:p>
         </w:tc>
@@ -17512,7 +17512,7 @@
             </w:pPr>
             <w:r/>
             <w:r>
-              <w:t>478.50</w:t>
+              <w:t>481.00</w:t>
             </w:r>
           </w:p>
         </w:tc>
@@ -17543,7 +17543,7 @@
               <w:rPr>
                 <w:b/>
               </w:rPr>
-              <w:t>484.25</w:t>
+              <w:t>486.75</w:t>
             </w:r>
           </w:p>
         </w:tc>
@@ -17691,7 +17691,7 @@
             </w:pPr>
             <w:r/>
             <w:r>
-              <w:t>484.25</w:t>
+              <w:t>486.75</w:t>
             </w:r>
           </w:p>
         </w:tc>
@@ -17719,7 +17719,7 @@
             </w:pPr>
             <w:r/>
             <w:r>
-              <w:t>489.00</w:t>
+              <w:t>491.50</w:t>
             </w:r>
           </w:p>
         </w:tc>
@@ -17747,7 +17747,7 @@
             </w:pPr>
             <w:r/>
             <w:r>
-              <w:t>477.25</w:t>
+              <w:t>479.75</w:t>
             </w:r>
           </w:p>
         </w:tc>
@@ -17778,7 +17778,7 @@
               <w:rPr>
                 <w:b/>
               </w:rPr>
-              <w:t>486.25</w:t>
+              <w:t>488.75</w:t>
             </w:r>
           </w:p>
         </w:tc>
@@ -17926,7 +17926,7 @@
             </w:pPr>
             <w:r/>
             <w:r>
-              <w:t>486.25</w:t>
+              <w:t>488.75</w:t>
             </w:r>
           </w:p>
         </w:tc>
@@ -17954,7 +17954,7 @@
             </w:pPr>
             <w:r/>
             <w:r>
-              <w:t>494.25</w:t>
+              <w:t>496.75</w:t>
             </w:r>
           </w:p>
         </w:tc>
@@ -17982,7 +17982,7 @@
             </w:pPr>
             <w:r/>
             <w:r>
-              <w:t>479.25</w:t>
+              <w:t>481.75</w:t>
             </w:r>
           </w:p>
         </w:tc>
@@ -18013,7 +18013,7 @@
               <w:rPr>
                 <w:b/>
               </w:rPr>
-              <w:t>487.75</w:t>
+              <w:t>490.25</w:t>
             </w:r>
           </w:p>
         </w:tc>
@@ -18161,7 +18161,7 @@
             </w:pPr>
             <w:r/>
             <w:r>
-              <w:t>487.75</w:t>
+              <w:t>490.25</w:t>
             </w:r>
           </w:p>
         </w:tc>
@@ -18189,7 +18189,7 @@
             </w:pPr>
             <w:r/>
             <w:r>
-              <w:t>492.25</w:t>
+              <w:t>494.75</w:t>
             </w:r>
           </w:p>
         </w:tc>
@@ -18217,7 +18217,7 @@
             </w:pPr>
             <w:r/>
             <w:r>
-              <w:t>483.50</w:t>
+              <w:t>486.00</w:t>
             </w:r>
           </w:p>
         </w:tc>
@@ -18248,7 +18248,7 @@
               <w:rPr>
                 <w:b/>
               </w:rPr>
-              <w:t>487.25</w:t>
+              <w:t>489.75</w:t>
             </w:r>
           </w:p>
         </w:tc>
@@ -18396,7 +18396,7 @@
             </w:pPr>
             <w:r/>
             <w:r>
-              <w:t>487.25</w:t>
+              <w:t>489.75</w:t>
             </w:r>
           </w:p>
         </w:tc>
@@ -18424,7 +18424,7 @@
             </w:pPr>
             <w:r/>
             <w:r>
-              <w:t>489.50</w:t>
+              <w:t>492.00</w:t>
             </w:r>
           </w:p>
         </w:tc>
@@ -18452,7 +18452,7 @@
             </w:pPr>
             <w:r/>
             <w:r>
-              <w:t>484.50</w:t>
+              <w:t>487.00</w:t>
             </w:r>
           </w:p>
         </w:tc>
@@ -18483,7 +18483,7 @@
               <w:rPr>
                 <w:b/>
               </w:rPr>
-              <w:t>487.00</w:t>
+              <w:t>489.50</w:t>
             </w:r>
           </w:p>
         </w:tc>
@@ -18631,7 +18631,7 @@
             </w:pPr>
             <w:r/>
             <w:r>
-              <w:t>487.00</w:t>
+              <w:t>489.50</w:t>
             </w:r>
           </w:p>
         </w:tc>
@@ -18659,7 +18659,7 @@
             </w:pPr>
             <w:r/>
             <w:r>
-              <w:t>489.00</w:t>
+              <w:t>491.50</w:t>
             </w:r>
           </w:p>
         </w:tc>
@@ -18687,7 +18687,7 @@
             </w:pPr>
             <w:r/>
             <w:r>
-              <w:t>482.50</w:t>
+              <w:t>485.00</w:t>
             </w:r>
           </w:p>
         </w:tc>
@@ -18718,7 +18718,7 @@
               <w:rPr>
                 <w:b/>
               </w:rPr>
-              <w:t>487.25</w:t>
+              <w:t>489.75</w:t>
             </w:r>
           </w:p>
         </w:tc>
@@ -18866,7 +18866,7 @@
             </w:pPr>
             <w:r/>
             <w:r>
-              <w:t>487.25</w:t>
+              <w:t>489.75</w:t>
             </w:r>
           </w:p>
         </w:tc>
@@ -18894,7 +18894,7 @@
             </w:pPr>
             <w:r/>
             <w:r>
-              <w:t>491.00</w:t>
+              <w:t>493.50</w:t>
             </w:r>
           </w:p>
         </w:tc>
@@ -18922,7 +18922,7 @@
             </w:pPr>
             <w:r/>
             <w:r>
-              <w:t>484.50</w:t>
+              <w:t>487.00</w:t>
             </w:r>
           </w:p>
         </w:tc>
@@ -18953,7 +18953,7 @@
               <w:rPr>
                 <w:b/>
               </w:rPr>
-              <w:t>487.75</w:t>
+              <w:t>490.25</w:t>
             </w:r>
           </w:p>
         </w:tc>
@@ -19101,7 +19101,7 @@
             </w:pPr>
             <w:r/>
             <w:r>
-              <w:t>487.75</w:t>
+              <w:t>490.25</w:t>
             </w:r>
           </w:p>
         </w:tc>
@@ -19129,7 +19129,7 @@
             </w:pPr>
             <w:r/>
             <w:r>
-              <w:t>490.75</w:t>
+              <w:t>493.25</w:t>
             </w:r>
           </w:p>
         </w:tc>
@@ -19157,7 +19157,7 @@
             </w:pPr>
             <w:r/>
             <w:r>
-              <w:t>483.25</w:t>
+              <w:t>485.75</w:t>
             </w:r>
           </w:p>
         </w:tc>
@@ -19188,7 +19188,7 @@
               <w:rPr>
                 <w:b/>
               </w:rPr>
-              <w:t>488.00</w:t>
+              <w:t>490.50</w:t>
             </w:r>
           </w:p>
         </w:tc>
@@ -19336,7 +19336,7 @@
             </w:pPr>
             <w:r/>
             <w:r>
-              <w:t>488.00</w:t>
+              <w:t>490.50</w:t>
             </w:r>
           </w:p>
         </w:tc>
@@ -19364,7 +19364,7 @@
             </w:pPr>
             <w:r/>
             <w:r>
-              <w:t>492.25</w:t>
+              <w:t>494.75</w:t>
             </w:r>
           </w:p>
         </w:tc>
@@ -19392,7 +19392,7 @@
             </w:pPr>
             <w:r/>
             <w:r>
-              <w:t>484.75</w:t>
+              <w:t>487.25</w:t>
             </w:r>
           </w:p>
         </w:tc>
@@ -19423,7 +19423,7 @@
               <w:rPr>
                 <w:b/>
               </w:rPr>
-              <w:t>488.75</w:t>
+              <w:t>491.25</w:t>
             </w:r>
           </w:p>
         </w:tc>
@@ -19571,7 +19571,7 @@
             </w:pPr>
             <w:r/>
             <w:r>
-              <w:t>488.75</w:t>
+              <w:t>491.25</w:t>
             </w:r>
           </w:p>
         </w:tc>
@@ -19599,7 +19599,7 @@
             </w:pPr>
             <w:r/>
             <w:r>
-              <w:t>492.25</w:t>
+              <w:t>494.75</w:t>
             </w:r>
           </w:p>
         </w:tc>
@@ -19627,7 +19627,7 @@
             </w:pPr>
             <w:r/>
             <w:r>
-              <w:t>486.50</w:t>
+              <w:t>489.00</w:t>
             </w:r>
           </w:p>
         </w:tc>
@@ -19658,7 +19658,7 @@
               <w:rPr>
                 <w:b/>
               </w:rPr>
-              <w:t>488.75</w:t>
+              <w:t>491.25</w:t>
             </w:r>
           </w:p>
         </w:tc>
@@ -19806,7 +19806,7 @@
             </w:pPr>
             <w:r/>
             <w:r>
-              <w:t>488.75</w:t>
+              <w:t>491.25</w:t>
             </w:r>
           </w:p>
         </w:tc>
@@ -19834,7 +19834,7 @@
             </w:pPr>
             <w:r/>
             <w:r>
-              <w:t>492.50</w:t>
+              <w:t>495.00</w:t>
             </w:r>
           </w:p>
         </w:tc>
@@ -19862,7 +19862,7 @@
             </w:pPr>
             <w:r/>
             <w:r>
-              <w:t>485.25</w:t>
+              <w:t>487.75</w:t>
             </w:r>
           </w:p>
         </w:tc>
@@ -19893,7 +19893,7 @@
               <w:rPr>
                 <w:b/>
               </w:rPr>
-              <w:t>488.50</w:t>
+              <w:t>491.00</w:t>
             </w:r>
           </w:p>
         </w:tc>
@@ -20041,7 +20041,7 @@
             </w:pPr>
             <w:r/>
             <w:r>
-              <w:t>488.50</w:t>
+              <w:t>491.00</w:t>
             </w:r>
           </w:p>
         </w:tc>
@@ -20069,7 +20069,7 @@
             </w:pPr>
             <w:r/>
             <w:r>
-              <w:t>492.00</w:t>
+              <w:t>494.50</w:t>
             </w:r>
           </w:p>
         </w:tc>
@@ -20097,7 +20097,7 @@
             </w:pPr>
             <w:r/>
             <w:r>
-              <w:t>485.25</w:t>
+              <w:t>487.75</w:t>
             </w:r>
           </w:p>
         </w:tc>
@@ -20128,7 +20128,7 @@
               <w:rPr>
                 <w:b/>
               </w:rPr>
-              <w:t>488.25</w:t>
+              <w:t>490.75</w:t>
             </w:r>
           </w:p>
         </w:tc>
@@ -20276,7 +20276,7 @@
             </w:pPr>
             <w:r/>
             <w:r>
-              <w:t>488.25</w:t>
+              <w:t>490.75</w:t>
             </w:r>
           </w:p>
         </w:tc>
@@ -20304,7 +20304,7 @@
             </w:pPr>
             <w:r/>
             <w:r>
-              <w:t>491.25</w:t>
+              <w:t>493.75</w:t>
             </w:r>
           </w:p>
         </w:tc>
@@ -20332,7 +20332,7 @@
             </w:pPr>
             <w:r/>
             <w:r>
-              <w:t>485.50</w:t>
+              <w:t>488.00</w:t>
             </w:r>
           </w:p>
         </w:tc>
@@ -20363,7 +20363,7 @@
               <w:rPr>
                 <w:b/>
               </w:rPr>
-              <w:t>488.50</w:t>
+              <w:t>491.00</w:t>
             </w:r>
           </w:p>
         </w:tc>
@@ -20511,7 +20511,7 @@
             </w:pPr>
             <w:r/>
             <w:r>
-              <w:t>488.50</w:t>
+              <w:t>491.00</w:t>
             </w:r>
           </w:p>
         </w:tc>
@@ -20539,7 +20539,7 @@
             </w:pPr>
             <w:r/>
             <w:r>
-              <w:t>491.50</w:t>
+              <w:t>494.00</w:t>
             </w:r>
           </w:p>
         </w:tc>
@@ -20567,7 +20567,7 @@
             </w:pPr>
             <w:r/>
             <w:r>
-              <w:t>485.75</w:t>
+              <w:t>488.25</w:t>
             </w:r>
           </w:p>
         </w:tc>
@@ -20598,7 +20598,7 @@
               <w:rPr>
                 <w:b/>
               </w:rPr>
-              <w:t>488.50</w:t>
+              <w:t>491.00</w:t>
             </w:r>
           </w:p>
         </w:tc>
@@ -20746,7 +20746,7 @@
             </w:pPr>
             <w:r/>
             <w:r>
-              <w:t>488.50</w:t>
+              <w:t>491.00</w:t>
             </w:r>
           </w:p>
         </w:tc>
@@ -20774,7 +20774,7 @@
             </w:pPr>
             <w:r/>
             <w:r>
-              <w:t>492.50</w:t>
+              <w:t>495.00</w:t>
             </w:r>
           </w:p>
         </w:tc>
@@ -20802,7 +20802,7 @@
             </w:pPr>
             <w:r/>
             <w:r>
-              <w:t>485.00</w:t>
+              <w:t>487.50</w:t>
             </w:r>
           </w:p>
         </w:tc>
@@ -20833,7 +20833,7 @@
               <w:rPr>
                 <w:b/>
               </w:rPr>
-              <w:t>489.00</w:t>
+              <w:t>491.50</w:t>
             </w:r>
           </w:p>
         </w:tc>
@@ -20981,7 +20981,7 @@
             </w:pPr>
             <w:r/>
             <w:r>
-              <w:t>489.00</w:t>
+              <w:t>491.50</w:t>
             </w:r>
           </w:p>
         </w:tc>
@@ -21009,7 +21009,7 @@
             </w:pPr>
             <w:r/>
             <w:r>
-              <w:t>493.00</w:t>
+              <w:t>495.50</w:t>
             </w:r>
           </w:p>
         </w:tc>
@@ -21037,7 +21037,7 @@
             </w:pPr>
             <w:r/>
             <w:r>
-              <w:t>487.25</w:t>
+              <w:t>489.75</w:t>
             </w:r>
           </w:p>
         </w:tc>
@@ -21068,7 +21068,7 @@
               <w:rPr>
                 <w:b/>
               </w:rPr>
-              <w:t>488.75</w:t>
+              <w:t>491.25</w:t>
             </w:r>
           </w:p>
         </w:tc>
@@ -21791,7 +21791,7 @@
         <w:t>Giá Chốt Phiên (Close):</w:t>
       </w:r>
       <w:r>
-        <w:t xml:space="preserve"> 670.25 cents | </w:t>
+        <w:t xml:space="preserve"> 673.00 cents | </w:t>
       </w:r>
       <w:r>
         <w:rPr>
@@ -21806,10 +21806,10 @@
         <w:rPr>
           <w:b/>
         </w:rPr>
-        <w:t>`671.16 cents`</w:t>
+        <w:t>`674.02 cents`</w:t>
       </w:r>
       <w:r>
-        <w:t xml:space="preserve"> (+0.91).</w:t>
+        <w:t xml:space="preserve"> (+1.02).</w:t>
       </w:r>
     </w:p>
     <w:p>
@@ -21830,7 +21830,7 @@
         <w:rPr>
           <w:b/>
         </w:rPr>
-        <w:t>`5,167`</w:t>
+        <w:t>`10,263`</w:t>
       </w:r>
       <w:r>
         <w:t xml:space="preserve"> (Chênh lệch: </w:t>
@@ -21839,7 +21839,7 @@
         <w:rPr>
           <w:b/>
         </w:rPr>
-        <w:t>`-59,577`</w:t>
+        <w:t>`-54,481`</w:t>
       </w:r>
       <w:r>
         <w:t xml:space="preserve">) | OI: </w:t>
@@ -22931,7 +22931,7 @@
         <w:t xml:space="preserve"> EMA_21 </w:t>
       </w:r>
       <w:r>
-        <w:t xml:space="preserve"> (668.71) &lt; </w:t>
+        <w:t xml:space="preserve"> (670.00) &lt; </w:t>
       </w:r>
       <w:r>
         <w:rPr>
@@ -22942,7 +22942,7 @@
         <w:t xml:space="preserve"> EMA_50 </w:t>
       </w:r>
       <w:r>
-        <w:t xml:space="preserve"> (669.88).</w:t>
+        <w:t xml:space="preserve"> (670.31).</w:t>
       </w:r>
     </w:p>
     <w:p>
@@ -22963,7 +22963,7 @@
         <w:rPr>
           <w:b/>
         </w:rPr>
-        <w:t>`54.12`</w:t>
+        <w:t>`60.09`</w:t>
       </w:r>
       <w:r>
         <w:t xml:space="preserve"> | ATR (14) = </w:t>
@@ -22972,7 +22972,7 @@
         <w:rPr>
           <w:b/>
         </w:rPr>
-        <w:t>`2.45`</w:t>
+        <w:t>`2.33`</w:t>
       </w:r>
       <w:r>
         <w:t xml:space="preserve"> cents | Volatility = </w:t>
@@ -22981,7 +22981,7 @@
         <w:rPr>
           <w:b/>
         </w:rPr>
-        <w:t>`2.75 cents`</w:t>
+        <w:t>`1.50 cents`</w:t>
       </w:r>
       <w:r>
         <w:t>.</w:t>
@@ -23005,7 +23005,7 @@
         <w:rPr>
           <w:b/>
         </w:rPr>
-        <w:t>`669.00`</w:t>
+        <w:t>`670.75`</w:t>
       </w:r>
       <w:r>
         <w:t xml:space="preserve"> | S2: </w:t>
@@ -23023,7 +23023,7 @@
         <w:rPr>
           <w:b/>
         </w:rPr>
-        <w:t>`673.50`</w:t>
+        <w:t>`674.75`</w:t>
       </w:r>
       <w:r>
         <w:t xml:space="preserve"> | R2: </w:t>
@@ -23756,7 +23756,7 @@
           <w:b/>
           <w:color w:val="B91C1C"/>
         </w:rPr>
-        <w:t>`668.71 - 669.88 cents (Canh bán hồi kỹ thuật H1)`</w:t>
+        <w:t>`670.00 - 670.31 cents (Canh bán hồi kỹ thuật H1)`</w:t>
       </w:r>
       <w:r>
         <w:t xml:space="preserve"> | SL: </w:t>
@@ -23765,7 +23765,7 @@
         <w:rPr>
           <w:b/>
         </w:rPr>
-        <w:t>`744.93 cents (Trên kháng cự R2 + 1.5x ATR)`</w:t>
+        <w:t>`744.74 cents (Trên kháng cự R2 + 1.5x ATR)`</w:t>
       </w:r>
       <w:r>
         <w:t xml:space="preserve"> | TP: </w:t>
@@ -23776,7 +23776,7 @@
           <w:color w:val="D97706"/>
           <w:sz w:val="19"/>
         </w:rPr>
-        <w:t xml:space="preserve"> 669.00 cents </w:t>
+        <w:t xml:space="preserve"> 670.75 cents </w:t>
       </w:r>
       <w:r>
         <w:t xml:space="preserve"> / </w:t>
@@ -23827,7 +23827,7 @@
         <w:rPr>
           <w:b/>
         </w:rPr>
-        <w:t>`667.00 - 669.00 cents`</w:t>
+        <w:t>`668.75 - 670.75 cents`</w:t>
       </w:r>
       <w:r>
         <w:t xml:space="preserve"> | SL: </w:t>
@@ -23836,7 +23836,7 @@
         <w:rPr>
           <w:b/>
         </w:rPr>
-        <w:t>`659.05 cents`</w:t>
+        <w:t>`659.17 cents`</w:t>
       </w:r>
       <w:r>
         <w:t xml:space="preserve"> | TP: </w:t>
@@ -23845,7 +23845,7 @@
         <w:rPr>
           <w:b/>
         </w:rPr>
-        <w:t>`673.50 cents (Đón sóng hồi trung hạn ~14.5 giá)`</w:t>
+        <w:t>`674.75 cents (Đón sóng hồi trung hạn ~14.5 giá)`</w:t>
       </w:r>
       <w:r>
         <w:t>.</w:t>
@@ -23873,7 +23873,7 @@
         <w:rPr>
           <w:b/>
         </w:rPr>
-        <w:t>`673.50 - 675.50 cents`</w:t>
+        <w:t>`674.75 - 676.75 cents`</w:t>
       </w:r>
       <w:r>
         <w:t xml:space="preserve"> | SL: </w:t>
@@ -23882,7 +23882,7 @@
         <w:rPr>
           <w:b/>
         </w:rPr>
-        <w:t>`675.95 cents`</w:t>
+        <w:t>`677.08 cents`</w:t>
       </w:r>
       <w:r>
         <w:t xml:space="preserve"> | TP: </w:t>
@@ -23931,7 +23931,7 @@
         <w:rPr>
           <w:b/>
         </w:rPr>
-        <w:t>`651.69 - 661.50 cents`</w:t>
+        <w:t>`652.20 - 661.50 cents`</w:t>
       </w:r>
     </w:p>
     <w:p>
@@ -24338,7 +24338,7 @@
             </w:pPr>
             <w:r/>
             <w:r>
-              <w:t>670.25</w:t>
+              <w:t>673.00</w:t>
             </w:r>
           </w:p>
         </w:tc>
@@ -24366,7 +24366,7 @@
             </w:pPr>
             <w:r/>
             <w:r>
-              <w:t>681.50</w:t>
+              <w:t>684.25</w:t>
             </w:r>
           </w:p>
         </w:tc>
@@ -24394,7 +24394,7 @@
             </w:pPr>
             <w:r/>
             <w:r>
-              <w:t>664.75</w:t>
+              <w:t>667.50</w:t>
             </w:r>
           </w:p>
         </w:tc>
@@ -24425,7 +24425,7 @@
               <w:rPr>
                 <w:b/>
               </w:rPr>
-              <w:t>669.50</w:t>
+              <w:t>672.25</w:t>
             </w:r>
           </w:p>
         </w:tc>
@@ -24573,7 +24573,7 @@
             </w:pPr>
             <w:r/>
             <w:r>
-              <w:t>669.50</w:t>
+              <w:t>672.25</w:t>
             </w:r>
           </w:p>
         </w:tc>
@@ -24601,7 +24601,7 @@
             </w:pPr>
             <w:r/>
             <w:r>
-              <w:t>677.00</w:t>
+              <w:t>679.75</w:t>
             </w:r>
           </w:p>
         </w:tc>
@@ -24629,7 +24629,7 @@
             </w:pPr>
             <w:r/>
             <w:r>
-              <w:t>663.50</w:t>
+              <w:t>666.25</w:t>
             </w:r>
           </w:p>
         </w:tc>
@@ -24660,7 +24660,7 @@
               <w:rPr>
                 <w:b/>
               </w:rPr>
-              <w:t>669.00</w:t>
+              <w:t>671.75</w:t>
             </w:r>
           </w:p>
         </w:tc>
@@ -24808,7 +24808,7 @@
             </w:pPr>
             <w:r/>
             <w:r>
-              <w:t>669.00</w:t>
+              <w:t>671.75</w:t>
             </w:r>
           </w:p>
         </w:tc>
@@ -24836,7 +24836,7 @@
             </w:pPr>
             <w:r/>
             <w:r>
-              <w:t>682.75</w:t>
+              <w:t>685.50</w:t>
             </w:r>
           </w:p>
         </w:tc>
@@ -24864,7 +24864,7 @@
             </w:pPr>
             <w:r/>
             <w:r>
-              <w:t>654.25</w:t>
+              <w:t>657.00</w:t>
             </w:r>
           </w:p>
         </w:tc>
@@ -24895,7 +24895,7 @@
               <w:rPr>
                 <w:b/>
               </w:rPr>
-              <w:t>671.00</w:t>
+              <w:t>673.75</w:t>
             </w:r>
           </w:p>
         </w:tc>
@@ -25043,7 +25043,7 @@
             </w:pPr>
             <w:r/>
             <w:r>
-              <w:t>671.00</w:t>
+              <w:t>673.75</w:t>
             </w:r>
           </w:p>
         </w:tc>
@@ -25071,7 +25071,7 @@
             </w:pPr>
             <w:r/>
             <w:r>
-              <w:t>684.25</w:t>
+              <w:t>687.00</w:t>
             </w:r>
           </w:p>
         </w:tc>
@@ -25099,7 +25099,7 @@
             </w:pPr>
             <w:r/>
             <w:r>
-              <w:t>662.75</w:t>
+              <w:t>665.50</w:t>
             </w:r>
           </w:p>
         </w:tc>
@@ -25130,7 +25130,7 @@
               <w:rPr>
                 <w:b/>
               </w:rPr>
-              <w:t>672.25</w:t>
+              <w:t>675.00</w:t>
             </w:r>
           </w:p>
         </w:tc>
@@ -25278,7 +25278,7 @@
             </w:pPr>
             <w:r/>
             <w:r>
-              <w:t>672.25</w:t>
+              <w:t>675.00</w:t>
             </w:r>
           </w:p>
         </w:tc>
@@ -25306,7 +25306,7 @@
             </w:pPr>
             <w:r/>
             <w:r>
-              <w:t>688.75</w:t>
+              <w:t>691.50</w:t>
             </w:r>
           </w:p>
         </w:tc>
@@ -25334,7 +25334,7 @@
             </w:pPr>
             <w:r/>
             <w:r>
-              <w:t>661.75</w:t>
+              <w:t>664.50</w:t>
             </w:r>
           </w:p>
         </w:tc>
@@ -25365,7 +25365,7 @@
               <w:rPr>
                 <w:b/>
               </w:rPr>
-              <w:t>676.75</w:t>
+              <w:t>679.50</w:t>
             </w:r>
           </w:p>
         </w:tc>
@@ -25513,7 +25513,7 @@
             </w:pPr>
             <w:r/>
             <w:r>
-              <w:t>676.75</w:t>
+              <w:t>679.50</w:t>
             </w:r>
           </w:p>
         </w:tc>
@@ -25541,7 +25541,7 @@
             </w:pPr>
             <w:r/>
             <w:r>
-              <w:t>684.50</w:t>
+              <w:t>687.25</w:t>
             </w:r>
           </w:p>
         </w:tc>
@@ -25569,7 +25569,7 @@
             </w:pPr>
             <w:r/>
             <w:r>
-              <w:t>665.75</w:t>
+              <w:t>668.50</w:t>
             </w:r>
           </w:p>
         </w:tc>
@@ -25600,7 +25600,7 @@
               <w:rPr>
                 <w:b/>
               </w:rPr>
-              <w:t>678.00</w:t>
+              <w:t>680.75</w:t>
             </w:r>
           </w:p>
         </w:tc>
@@ -25748,7 +25748,7 @@
             </w:pPr>
             <w:r/>
             <w:r>
-              <w:t>678.00</w:t>
+              <w:t>680.75</w:t>
             </w:r>
           </w:p>
         </w:tc>
@@ -25776,7 +25776,7 @@
             </w:pPr>
             <w:r/>
             <w:r>
-              <w:t>686.25</w:t>
+              <w:t>689.00</w:t>
             </w:r>
           </w:p>
         </w:tc>
@@ -25804,7 +25804,7 @@
             </w:pPr>
             <w:r/>
             <w:r>
-              <w:t>667.50</w:t>
+              <w:t>670.25</w:t>
             </w:r>
           </w:p>
         </w:tc>
@@ -25835,7 +25835,7 @@
               <w:rPr>
                 <w:b/>
               </w:rPr>
-              <w:t>679.75</w:t>
+              <w:t>682.50</w:t>
             </w:r>
           </w:p>
         </w:tc>
@@ -25983,7 +25983,7 @@
             </w:pPr>
             <w:r/>
             <w:r>
-              <w:t>679.75</w:t>
+              <w:t>682.50</w:t>
             </w:r>
           </w:p>
         </w:tc>
@@ -26011,7 +26011,7 @@
             </w:pPr>
             <w:r/>
             <w:r>
-              <w:t>692.00</w:t>
+              <w:t>694.75</w:t>
             </w:r>
           </w:p>
         </w:tc>
@@ -26039,7 +26039,7 @@
             </w:pPr>
             <w:r/>
             <w:r>
-              <w:t>670.00</w:t>
+              <w:t>672.75</w:t>
             </w:r>
           </w:p>
         </w:tc>
@@ -26070,7 +26070,7 @@
               <w:rPr>
                 <w:b/>
               </w:rPr>
-              <w:t>678.75</w:t>
+              <w:t>681.50</w:t>
             </w:r>
           </w:p>
         </w:tc>
@@ -26218,7 +26218,7 @@
             </w:pPr>
             <w:r/>
             <w:r>
-              <w:t>678.75</w:t>
+              <w:t>681.50</w:t>
             </w:r>
           </w:p>
         </w:tc>
@@ -26246,7 +26246,7 @@
             </w:pPr>
             <w:r/>
             <w:r>
-              <w:t>689.25</w:t>
+              <w:t>692.00</w:t>
             </w:r>
           </w:p>
         </w:tc>
@@ -26274,7 +26274,7 @@
             </w:pPr>
             <w:r/>
             <w:r>
-              <w:t>664.00</w:t>
+              <w:t>666.75</w:t>
             </w:r>
           </w:p>
         </w:tc>
@@ -26305,7 +26305,7 @@
               <w:rPr>
                 <w:b/>
               </w:rPr>
-              <w:t>681.00</w:t>
+              <w:t>683.75</w:t>
             </w:r>
           </w:p>
         </w:tc>
@@ -26453,7 +26453,7 @@
             </w:pPr>
             <w:r/>
             <w:r>
-              <w:t>681.00</w:t>
+              <w:t>683.75</w:t>
             </w:r>
           </w:p>
         </w:tc>
@@ -26481,7 +26481,7 @@
             </w:pPr>
             <w:r/>
             <w:r>
-              <w:t>691.50</w:t>
+              <w:t>694.25</w:t>
             </w:r>
           </w:p>
         </w:tc>
@@ -26509,7 +26509,7 @@
             </w:pPr>
             <w:r/>
             <w:r>
-              <w:t>674.75</w:t>
+              <w:t>677.50</w:t>
             </w:r>
           </w:p>
         </w:tc>
@@ -26540,7 +26540,7 @@
               <w:rPr>
                 <w:b/>
               </w:rPr>
-              <w:t>681.75</w:t>
+              <w:t>684.50</w:t>
             </w:r>
           </w:p>
         </w:tc>
@@ -26688,7 +26688,7 @@
             </w:pPr>
             <w:r/>
             <w:r>
-              <w:t>681.75</w:t>
+              <w:t>684.50</w:t>
             </w:r>
           </w:p>
         </w:tc>
@@ -26716,7 +26716,7 @@
             </w:pPr>
             <w:r/>
             <w:r>
-              <w:t>696.00</w:t>
+              <w:t>698.75</w:t>
             </w:r>
           </w:p>
         </w:tc>
@@ -26744,7 +26744,7 @@
             </w:pPr>
             <w:r/>
             <w:r>
-              <w:t>667.00</w:t>
+              <w:t>669.75</w:t>
             </w:r>
           </w:p>
         </w:tc>
@@ -26775,7 +26775,7 @@
               <w:rPr>
                 <w:b/>
               </w:rPr>
-              <w:t>683.75</w:t>
+              <w:t>686.50</w:t>
             </w:r>
           </w:p>
         </w:tc>
@@ -26923,7 +26923,7 @@
             </w:pPr>
             <w:r/>
             <w:r>
-              <w:t>683.75</w:t>
+              <w:t>686.50</w:t>
             </w:r>
           </w:p>
         </w:tc>
@@ -26951,7 +26951,7 @@
             </w:pPr>
             <w:r/>
             <w:r>
-              <w:t>690.25</w:t>
+              <w:t>693.00</w:t>
             </w:r>
           </w:p>
         </w:tc>
@@ -26979,7 +26979,7 @@
             </w:pPr>
             <w:r/>
             <w:r>
-              <w:t>677.00</w:t>
+              <w:t>679.75</w:t>
             </w:r>
           </w:p>
         </w:tc>
@@ -27010,7 +27010,7 @@
               <w:rPr>
                 <w:b/>
               </w:rPr>
-              <w:t>684.00</w:t>
+              <w:t>686.75</w:t>
             </w:r>
           </w:p>
         </w:tc>
@@ -27158,7 +27158,7 @@
             </w:pPr>
             <w:r/>
             <w:r>
-              <w:t>684.00</w:t>
+              <w:t>686.75</w:t>
             </w:r>
           </w:p>
         </w:tc>
@@ -27186,7 +27186,7 @@
             </w:pPr>
             <w:r/>
             <w:r>
-              <w:t>694.25</w:t>
+              <w:t>697.00</w:t>
             </w:r>
           </w:p>
         </w:tc>
@@ -27214,7 +27214,7 @@
             </w:pPr>
             <w:r/>
             <w:r>
-              <w:t>676.00</w:t>
+              <w:t>678.75</w:t>
             </w:r>
           </w:p>
         </w:tc>
@@ -27245,7 +27245,7 @@
               <w:rPr>
                 <w:b/>
               </w:rPr>
-              <w:t>684.50</w:t>
+              <w:t>687.25</w:t>
             </w:r>
           </w:p>
         </w:tc>
@@ -27393,7 +27393,7 @@
             </w:pPr>
             <w:r/>
             <w:r>
-              <w:t>684.50</w:t>
+              <w:t>687.25</w:t>
             </w:r>
           </w:p>
         </w:tc>
@@ -27421,7 +27421,7 @@
             </w:pPr>
             <w:r/>
             <w:r>
-              <w:t>691.50</w:t>
+              <w:t>694.25</w:t>
             </w:r>
           </w:p>
         </w:tc>
@@ -27449,7 +27449,7 @@
             </w:pPr>
             <w:r/>
             <w:r>
-              <w:t>678.50</w:t>
+              <w:t>681.25</w:t>
             </w:r>
           </w:p>
         </w:tc>
@@ -27480,7 +27480,7 @@
               <w:rPr>
                 <w:b/>
               </w:rPr>
-              <w:t>683.75</w:t>
+              <w:t>686.50</w:t>
             </w:r>
           </w:p>
         </w:tc>
@@ -27628,7 +27628,7 @@
             </w:pPr>
             <w:r/>
             <w:r>
-              <w:t>683.75</w:t>
+              <w:t>686.50</w:t>
             </w:r>
           </w:p>
         </w:tc>
@@ -27656,7 +27656,7 @@
             </w:pPr>
             <w:r/>
             <w:r>
-              <w:t>697.25</w:t>
+              <w:t>700.00</w:t>
             </w:r>
           </w:p>
         </w:tc>
@@ -27684,7 +27684,7 @@
             </w:pPr>
             <w:r/>
             <w:r>
-              <w:t>670.75</w:t>
+              <w:t>673.50</w:t>
             </w:r>
           </w:p>
         </w:tc>
@@ -27715,7 +27715,7 @@
               <w:rPr>
                 <w:b/>
               </w:rPr>
-              <w:t>685.50</w:t>
+              <w:t>688.25</w:t>
             </w:r>
           </w:p>
         </w:tc>
@@ -27863,7 +27863,7 @@
             </w:pPr>
             <w:r/>
             <w:r>
-              <w:t>685.50</w:t>
+              <w:t>688.25</w:t>
             </w:r>
           </w:p>
         </w:tc>
@@ -27891,7 +27891,7 @@
             </w:pPr>
             <w:r/>
             <w:r>
-              <w:t>694.75</w:t>
+              <w:t>697.50</w:t>
             </w:r>
           </w:p>
         </w:tc>
@@ -27919,7 +27919,7 @@
             </w:pPr>
             <w:r/>
             <w:r>
-              <w:t>674.75</w:t>
+              <w:t>677.50</w:t>
             </w:r>
           </w:p>
         </w:tc>
@@ -27950,7 +27950,7 @@
               <w:rPr>
                 <w:b/>
               </w:rPr>
-              <w:t>686.00</w:t>
+              <w:t>688.75</w:t>
             </w:r>
           </w:p>
         </w:tc>
@@ -28098,7 +28098,7 @@
             </w:pPr>
             <w:r/>
             <w:r>
-              <w:t>686.00</w:t>
+              <w:t>688.75</w:t>
             </w:r>
           </w:p>
         </w:tc>
@@ -28126,7 +28126,7 @@
             </w:pPr>
             <w:r/>
             <w:r>
-              <w:t>698.25</w:t>
+              <w:t>701.00</w:t>
             </w:r>
           </w:p>
         </w:tc>
@@ -28154,7 +28154,7 @@
             </w:pPr>
             <w:r/>
             <w:r>
-              <w:t>671.75</w:t>
+              <w:t>674.50</w:t>
             </w:r>
           </w:p>
         </w:tc>
@@ -28185,7 +28185,7 @@
               <w:rPr>
                 <w:b/>
               </w:rPr>
-              <w:t>684.50</w:t>
+              <w:t>687.25</w:t>
             </w:r>
           </w:p>
         </w:tc>
@@ -28333,7 +28333,7 @@
             </w:pPr>
             <w:r/>
             <w:r>
-              <w:t>684.50</w:t>
+              <w:t>687.25</w:t>
             </w:r>
           </w:p>
         </w:tc>
@@ -28361,7 +28361,7 @@
             </w:pPr>
             <w:r/>
             <w:r>
-              <w:t>691.50</w:t>
+              <w:t>694.25</w:t>
             </w:r>
           </w:p>
         </w:tc>
@@ -28389,7 +28389,7 @@
             </w:pPr>
             <w:r/>
             <w:r>
-              <w:t>675.00</w:t>
+              <w:t>677.75</w:t>
             </w:r>
           </w:p>
         </w:tc>
@@ -28420,7 +28420,7 @@
               <w:rPr>
                 <w:b/>
               </w:rPr>
-              <w:t>685.00</w:t>
+              <w:t>687.75</w:t>
             </w:r>
           </w:p>
         </w:tc>
@@ -28568,7 +28568,7 @@
             </w:pPr>
             <w:r/>
             <w:r>
-              <w:t>685.00</w:t>
+              <w:t>687.75</w:t>
             </w:r>
           </w:p>
         </w:tc>
@@ -28596,7 +28596,7 @@
             </w:pPr>
             <w:r/>
             <w:r>
-              <w:t>695.50</w:t>
+              <w:t>698.25</w:t>
             </w:r>
           </w:p>
         </w:tc>
@@ -28624,7 +28624,7 @@
             </w:pPr>
             <w:r/>
             <w:r>
-              <w:t>677.75</w:t>
+              <w:t>680.50</w:t>
             </w:r>
           </w:p>
         </w:tc>
@@ -28655,7 +28655,7 @@
               <w:rPr>
                 <w:b/>
               </w:rPr>
-              <w:t>684.75</w:t>
+              <w:t>687.50</w:t>
             </w:r>
           </w:p>
         </w:tc>
@@ -28803,7 +28803,7 @@
             </w:pPr>
             <w:r/>
             <w:r>
-              <w:t>684.75</w:t>
+              <w:t>687.50</w:t>
             </w:r>
           </w:p>
         </w:tc>
@@ -28831,7 +28831,7 @@
             </w:pPr>
             <w:r/>
             <w:r>
-              <w:t>694.50</w:t>
+              <w:t>697.25</w:t>
             </w:r>
           </w:p>
         </w:tc>
@@ -28859,7 +28859,7 @@
             </w:pPr>
             <w:r/>
             <w:r>
-              <w:t>675.00</w:t>
+              <w:t>677.75</w:t>
             </w:r>
           </w:p>
         </w:tc>
@@ -28890,7 +28890,7 @@
               <w:rPr>
                 <w:b/>
               </w:rPr>
-              <w:t>685.25</w:t>
+              <w:t>688.00</w:t>
             </w:r>
           </w:p>
         </w:tc>
@@ -29038,7 +29038,7 @@
             </w:pPr>
             <w:r/>
             <w:r>
-              <w:t>685.25</w:t>
+              <w:t>688.00</w:t>
             </w:r>
           </w:p>
         </w:tc>
@@ -29066,7 +29066,7 @@
             </w:pPr>
             <w:r/>
             <w:r>
-              <w:t>696.00</w:t>
+              <w:t>698.75</w:t>
             </w:r>
           </w:p>
         </w:tc>
@@ -29094,7 +29094,7 @@
             </w:pPr>
             <w:r/>
             <w:r>
-              <w:t>678.00</w:t>
+              <w:t>680.75</w:t>
             </w:r>
           </w:p>
         </w:tc>
@@ -29125,7 +29125,7 @@
               <w:rPr>
                 <w:b/>
               </w:rPr>
-              <w:t>686.00</w:t>
+              <w:t>688.75</w:t>
             </w:r>
           </w:p>
         </w:tc>
@@ -29273,7 +29273,7 @@
             </w:pPr>
             <w:r/>
             <w:r>
-              <w:t>686.00</w:t>
+              <w:t>688.75</w:t>
             </w:r>
           </w:p>
         </w:tc>
@@ -29301,7 +29301,7 @@
             </w:pPr>
             <w:r/>
             <w:r>
-              <w:t>692.50</w:t>
+              <w:t>695.25</w:t>
             </w:r>
           </w:p>
         </w:tc>
@@ -29329,7 +29329,7 @@
             </w:pPr>
             <w:r/>
             <w:r>
-              <w:t>677.50</w:t>
+              <w:t>680.25</w:t>
             </w:r>
           </w:p>
         </w:tc>
@@ -29360,7 +29360,7 @@
               <w:rPr>
                 <w:b/>
               </w:rPr>
-              <w:t>686.50</w:t>
+              <w:t>689.25</w:t>
             </w:r>
           </w:p>
         </w:tc>
@@ -29508,7 +29508,7 @@
             </w:pPr>
             <w:r/>
             <w:r>
-              <w:t>686.50</w:t>
+              <w:t>689.25</w:t>
             </w:r>
           </w:p>
         </w:tc>
@@ -29536,7 +29536,7 @@
             </w:pPr>
             <w:r/>
             <w:r>
-              <w:t>697.50</w:t>
+              <w:t>700.25</w:t>
             </w:r>
           </w:p>
         </w:tc>
@@ -29564,7 +29564,7 @@
             </w:pPr>
             <w:r/>
             <w:r>
-              <w:t>674.75</w:t>
+              <w:t>677.50</w:t>
             </w:r>
           </w:p>
         </w:tc>
@@ -29595,7 +29595,7 @@
               <w:rPr>
                 <w:b/>
               </w:rPr>
-              <w:t>690.00</w:t>
+              <w:t>692.75</w:t>
             </w:r>
           </w:p>
         </w:tc>
@@ -29743,7 +29743,7 @@
             </w:pPr>
             <w:r/>
             <w:r>
-              <w:t>690.00</w:t>
+              <w:t>692.75</w:t>
             </w:r>
           </w:p>
         </w:tc>
@@ -29771,7 +29771,7 @@
             </w:pPr>
             <w:r/>
             <w:r>
-              <w:t>695.50</w:t>
+              <w:t>698.25</w:t>
             </w:r>
           </w:p>
         </w:tc>
@@ -29799,7 +29799,7 @@
             </w:pPr>
             <w:r/>
             <w:r>
-              <w:t>682.25</w:t>
+              <w:t>685.00</w:t>
             </w:r>
           </w:p>
         </w:tc>
@@ -29830,7 +29830,7 @@
               <w:rPr>
                 <w:b/>
               </w:rPr>
-              <w:t>690.75</w:t>
+              <w:t>693.50</w:t>
             </w:r>
           </w:p>
         </w:tc>
@@ -29978,7 +29978,7 @@
             </w:pPr>
             <w:r/>
             <w:r>
-              <w:t>690.75</w:t>
+              <w:t>693.50</w:t>
             </w:r>
           </w:p>
         </w:tc>
@@ -30006,7 +30006,7 @@
             </w:pPr>
             <w:r/>
             <w:r>
-              <w:t>700.00</w:t>
+              <w:t>702.75</w:t>
             </w:r>
           </w:p>
         </w:tc>
@@ -30034,7 +30034,7 @@
             </w:pPr>
             <w:r/>
             <w:r>
-              <w:t>684.25</w:t>
+              <w:t>687.00</w:t>
             </w:r>
           </w:p>
         </w:tc>
@@ -30065,7 +30065,7 @@
               <w:rPr>
                 <w:b/>
               </w:rPr>
-              <w:t>690.00</w:t>
+              <w:t>692.75</w:t>
             </w:r>
           </w:p>
         </w:tc>
@@ -30213,7 +30213,7 @@
             </w:pPr>
             <w:r/>
             <w:r>
-              <w:t>690.00</w:t>
+              <w:t>692.75</w:t>
             </w:r>
           </w:p>
         </w:tc>
@@ -30241,7 +30241,7 @@
             </w:pPr>
             <w:r/>
             <w:r>
-              <w:t>697.50</w:t>
+              <w:t>700.25</w:t>
             </w:r>
           </w:p>
         </w:tc>
@@ -30269,7 +30269,7 @@
             </w:pPr>
             <w:r/>
             <w:r>
-              <w:t>684.00</w:t>
+              <w:t>686.75</w:t>
             </w:r>
           </w:p>
         </w:tc>
@@ -30300,7 +30300,7 @@
               <w:rPr>
                 <w:b/>
               </w:rPr>
-              <w:t>689.00</w:t>
+              <w:t>691.75</w:t>
             </w:r>
           </w:p>
         </w:tc>
@@ -30448,7 +30448,7 @@
             </w:pPr>
             <w:r/>
             <w:r>
-              <w:t>689.00</w:t>
+              <w:t>691.75</w:t>
             </w:r>
           </w:p>
         </w:tc>
@@ -30476,7 +30476,7 @@
             </w:pPr>
             <w:r/>
             <w:r>
-              <w:t>696.00</w:t>
+              <w:t>698.75</w:t>
             </w:r>
           </w:p>
         </w:tc>
@@ -30504,7 +30504,7 @@
             </w:pPr>
             <w:r/>
             <w:r>
-              <w:t>675.50</w:t>
+              <w:t>678.25</w:t>
             </w:r>
           </w:p>
         </w:tc>
@@ -30535,7 +30535,7 @@
               <w:rPr>
                 <w:b/>
               </w:rPr>
-              <w:t>689.75</w:t>
+              <w:t>692.50</w:t>
             </w:r>
           </w:p>
         </w:tc>
@@ -30683,7 +30683,7 @@
             </w:pPr>
             <w:r/>
             <w:r>
-              <w:t>689.75</w:t>
+              <w:t>692.50</w:t>
             </w:r>
           </w:p>
         </w:tc>
@@ -30711,7 +30711,7 @@
             </w:pPr>
             <w:r/>
             <w:r>
-              <w:t>699.00</w:t>
+              <w:t>701.75</w:t>
             </w:r>
           </w:p>
         </w:tc>
@@ -30739,7 +30739,7 @@
             </w:pPr>
             <w:r/>
             <w:r>
-              <w:t>682.50</w:t>
+              <w:t>685.25</w:t>
             </w:r>
           </w:p>
         </w:tc>
@@ -30770,7 +30770,7 @@
               <w:rPr>
                 <w:b/>
               </w:rPr>
-              <w:t>689.50</w:t>
+              <w:t>692.25</w:t>
             </w:r>
           </w:p>
         </w:tc>
@@ -30918,7 +30918,7 @@
             </w:pPr>
             <w:r/>
             <w:r>
-              <w:t>689.50</w:t>
+              <w:t>692.25</w:t>
             </w:r>
           </w:p>
         </w:tc>
@@ -30946,7 +30946,7 @@
             </w:pPr>
             <w:r/>
             <w:r>
-              <w:t>698.00</w:t>
+              <w:t>700.75</w:t>
             </w:r>
           </w:p>
         </w:tc>
@@ -30974,7 +30974,7 @@
             </w:pPr>
             <w:r/>
             <w:r>
-              <w:t>675.50</w:t>
+              <w:t>678.25</w:t>
             </w:r>
           </w:p>
         </w:tc>
@@ -31005,7 +31005,7 @@
               <w:rPr>
                 <w:b/>
               </w:rPr>
-              <w:t>691.25</w:t>
+              <w:t>694.00</w:t>
             </w:r>
           </w:p>
         </w:tc>
@@ -31153,7 +31153,7 @@
             </w:pPr>
             <w:r/>
             <w:r>
-              <w:t>691.25</w:t>
+              <w:t>694.00</w:t>
             </w:r>
           </w:p>
         </w:tc>
@@ -31181,7 +31181,7 @@
             </w:pPr>
             <w:r/>
             <w:r>
-              <w:t>697.50</w:t>
+              <w:t>700.25</w:t>
             </w:r>
           </w:p>
         </w:tc>
@@ -31209,7 +31209,7 @@
             </w:pPr>
             <w:r/>
             <w:r>
-              <w:t>684.75</w:t>
+              <w:t>687.50</w:t>
             </w:r>
           </w:p>
         </w:tc>
@@ -31240,7 +31240,7 @@
               <w:rPr>
                 <w:b/>
               </w:rPr>
-              <w:t>690.50</w:t>
+              <w:t>693.25</w:t>
             </w:r>
           </w:p>
         </w:tc>

--- a/Daily Reports/15_10_2026-CBOT Reports.docx
+++ b/Daily Reports/15_10_2026-CBOT Reports.docx
@@ -104,7 +104,7 @@
           <w:color w:val="5C768D"/>
           <w:sz w:val="19"/>
         </w:rPr>
-        <w:t>Cập nhật tự động qua `macro_tracker.py` vào lúc 18:36 ICT ngày 15/10/2026</w:t>
+        <w:t>Cập nhật tự động qua `macro_tracker.py` vào lúc 18:57 ICT ngày 15/10/2026</w:t>
       </w:r>
     </w:p>
     <w:tbl>
@@ -313,7 +313,7 @@
               <w:rPr>
                 <w:b/>
               </w:rPr>
-              <w:t>104.06 / thùng</w:t>
+              <w:t>104.71 / thùng</w:t>
             </w:r>
           </w:p>
         </w:tc>
@@ -344,7 +344,7 @@
               <w:rPr>
                 <w:b/>
               </w:rPr>
-              <w:t>-1.89%</w:t>
+              <w:t>-1.27%</w:t>
             </w:r>
           </w:p>
         </w:tc>
@@ -442,7 +442,7 @@
               <w:rPr>
                 <w:b/>
               </w:rPr>
-              <w:t>102.11</w:t>
+              <w:t>102.05</w:t>
             </w:r>
           </w:p>
         </w:tc>
@@ -473,7 +473,7 @@
               <w:rPr>
                 <w:b/>
               </w:rPr>
-              <w:t>-0.43%</w:t>
+              <w:t>-0.49%</w:t>
             </w:r>
           </w:p>
         </w:tc>
@@ -1218,7 +1218,7 @@
         <w:rPr>
           <w:b/>
         </w:rPr>
-        <w:t>`104.06` (-1.89%)</w:t>
+        <w:t>`104.71` (-1.27%)</w:t>
       </w:r>
       <w:r>
         <w:t xml:space="preserve"> | DXY: </w:t>
@@ -1227,7 +1227,7 @@
         <w:rPr>
           <w:b/>
         </w:rPr>
-        <w:t>`102.11` (-0.43%)</w:t>
+        <w:t>`102.05` (-0.49%)</w:t>
       </w:r>
       <w:r>
         <w:t xml:space="preserve"> | Lúa mì CBOT: </w:t>
@@ -1236,7 +1236,7 @@
         <w:rPr>
           <w:b/>
         </w:rPr>
-        <w:t>`673.00` (-0.45%)</w:t>
+        <w:t>`673.00` (-0.04%)</w:t>
       </w:r>
       <w:r>
         <w:t>.</w:t>
@@ -1306,7 +1306,7 @@
           <w:color w:val="5C768D"/>
           <w:sz w:val="19"/>
         </w:rPr>
-        <w:t>Cập nhật tự động lúc 18:36 ICT ngày 15/10/2026 — Nguồn: NOAA, USDA, BOM Australia</w:t>
+        <w:t>Cập nhật tự động lúc 18:57 ICT ngày 15/10/2026 — Nguồn: NOAA, USDA, BOM Australia</w:t>
       </w:r>
     </w:p>
     <w:p>
@@ -3605,7 +3605,7 @@
               <w:rPr>
                 <w:b/>
               </w:rPr>
-              <w:t>481.04 (+0.04)</w:t>
+              <w:t>481.10 (+0.10)</w:t>
             </w:r>
           </w:p>
         </w:tc>
@@ -3661,7 +3661,7 @@
             </w:pPr>
             <w:r/>
             <w:r>
-              <w:t>0.75 cents</w:t>
+              <w:t>1.00 cents</w:t>
             </w:r>
           </w:p>
         </w:tc>
@@ -3853,7 +3853,7 @@
               <w:rPr>
                 <w:b/>
               </w:rPr>
-              <w:t>674.02 (+1.02)</w:t>
+              <w:t>674.07 (+1.07)</w:t>
             </w:r>
           </w:p>
         </w:tc>
@@ -3909,7 +3909,7 @@
             </w:pPr>
             <w:r/>
             <w:r>
-              <w:t>1.50 cents</w:t>
+              <w:t>2.00 cents</w:t>
             </w:r>
           </w:p>
         </w:tc>
@@ -4378,7 +4378,7 @@
               <w:rPr>
                 <w:b/>
               </w:rPr>
-              <w:t>468.39 cents (Dưới cản S2 + 1.5x ATR)</w:t>
+              <w:t>468.34 cents (Dưới cản S2 + 1.5x ATR)</w:t>
             </w:r>
           </w:p>
         </w:tc>
@@ -4590,7 +4590,7 @@
               <w:rPr>
                 <w:b/>
               </w:rPr>
-              <w:t>469.01 cents (Chống quét SL tuyệt đối)</w:t>
+              <w:t>468.98 cents (Chống quét SL tuyệt đối)</w:t>
             </w:r>
           </w:p>
         </w:tc>
@@ -4783,7 +4783,7 @@
               <w:rPr>
                 <w:b/>
               </w:rPr>
-              <w:t>483.74 cents</w:t>
+              <w:t>483.77 cents</w:t>
             </w:r>
           </w:p>
         </w:tc>
@@ -4945,7 +4945,7 @@
               <w:rPr>
                 <w:b/>
               </w:rPr>
-              <w:t>465.29 - 470.25 cents</w:t>
+              <w:t>465.16 - 470.25 cents</w:t>
             </w:r>
           </w:p>
         </w:tc>
@@ -5157,7 +5157,7 @@
               <w:rPr>
                 <w:b/>
               </w:rPr>
-              <w:t>744.74 cents (Trên kháng cự R2 + 1.5x ATR)</w:t>
+              <w:t>744.84 cents (Trên kháng cự R2 + 1.5x ATR)</w:t>
             </w:r>
           </w:p>
         </w:tc>
@@ -5366,7 +5366,7 @@
               <w:rPr>
                 <w:b/>
               </w:rPr>
-              <w:t>659.17 cents</w:t>
+              <w:t>659.11 cents</w:t>
             </w:r>
           </w:p>
         </w:tc>
@@ -5559,7 +5559,7 @@
               <w:rPr>
                 <w:b/>
               </w:rPr>
-              <w:t>677.08 cents</w:t>
+              <w:t>677.14 cents</w:t>
             </w:r>
           </w:p>
         </w:tc>
@@ -5721,7 +5721,7 @@
               <w:rPr>
                 <w:b/>
               </w:rPr>
-              <w:t>652.20 - 661.50 cents</w:t>
+              <w:t>651.93 - 661.50 cents</w:t>
             </w:r>
           </w:p>
         </w:tc>
@@ -11624,10 +11624,10 @@
         <w:rPr>
           <w:b/>
         </w:rPr>
-        <w:t>`481.04 cents`</w:t>
+        <w:t>`481.10 cents`</w:t>
       </w:r>
       <w:r>
-        <w:t xml:space="preserve"> (+0.04).</w:t>
+        <w:t xml:space="preserve"> (+0.10).</w:t>
       </w:r>
     </w:p>
     <w:p>
@@ -11648,7 +11648,7 @@
         <w:rPr>
           <w:b/>
         </w:rPr>
-        <w:t>`23,876`</w:t>
+        <w:t>`24,182`</w:t>
       </w:r>
       <w:r>
         <w:t xml:space="preserve"> (Chênh lệch: </w:t>
@@ -11657,7 +11657,7 @@
         <w:rPr>
           <w:b/>
         </w:rPr>
-        <w:t>`-228,444`</w:t>
+        <w:t>`-228,138`</w:t>
       </w:r>
       <w:r>
         <w:t xml:space="preserve">) | OI: </w:t>
@@ -11991,7 +11991,7 @@
               <w:rPr>
                 <w:b/>
               </w:rPr>
-              <w:t>104.06</w:t>
+              <w:t>104.71</w:t>
             </w:r>
           </w:p>
         </w:tc>
@@ -12022,7 +12022,7 @@
               <w:rPr>
                 <w:b/>
               </w:rPr>
-              <w:t>-1.89%</w:t>
+              <w:t>-1.27%</w:t>
             </w:r>
           </w:p>
         </w:tc>
@@ -12114,7 +12114,7 @@
               <w:rPr>
                 <w:b/>
               </w:rPr>
-              <w:t>102.11</w:t>
+              <w:t>102.05</w:t>
             </w:r>
           </w:p>
         </w:tc>
@@ -12145,7 +12145,7 @@
               <w:rPr>
                 <w:b/>
               </w:rPr>
-              <w:t>-0.43%</w:t>
+              <w:t>-0.49%</w:t>
             </w:r>
           </w:p>
         </w:tc>
@@ -12790,7 +12790,7 @@
         <w:rPr>
           <w:b/>
         </w:rPr>
-        <w:t>`1.24`</w:t>
+        <w:t>`1.27`</w:t>
       </w:r>
       <w:r>
         <w:t xml:space="preserve"> cents | Volatility = </w:t>
@@ -12799,7 +12799,7 @@
         <w:rPr>
           <w:b/>
         </w:rPr>
-        <w:t>`0.75 cents`</w:t>
+        <w:t>`1.00 cents`</w:t>
       </w:r>
       <w:r>
         <w:t>.</w:t>
@@ -13593,7 +13593,7 @@
         <w:rPr>
           <w:b/>
         </w:rPr>
-        <w:t>`468.39 cents (Dưới cản S2 + 1.5x ATR)`</w:t>
+        <w:t>`468.34 cents (Dưới cản S2 + 1.5x ATR)`</w:t>
       </w:r>
       <w:r>
         <w:t xml:space="preserve"> | TP: </w:t>
@@ -13664,7 +13664,7 @@
         <w:rPr>
           <w:b/>
         </w:rPr>
-        <w:t>`469.01 cents (Chống quét SL tuyệt đối)`</w:t>
+        <w:t>`468.98 cents (Chống quét SL tuyệt đối)`</w:t>
       </w:r>
       <w:r>
         <w:t xml:space="preserve"> | TP: </w:t>
@@ -13710,7 +13710,7 @@
         <w:rPr>
           <w:b/>
         </w:rPr>
-        <w:t>`483.74 cents`</w:t>
+        <w:t>`483.77 cents`</w:t>
       </w:r>
       <w:r>
         <w:t xml:space="preserve"> | TP: </w:t>
@@ -13759,7 +13759,7 @@
         <w:rPr>
           <w:b/>
         </w:rPr>
-        <w:t>`465.29 - 470.25 cents`</w:t>
+        <w:t>`465.16 - 470.25 cents`</w:t>
       </w:r>
     </w:p>
     <w:p>
@@ -21806,10 +21806,10 @@
         <w:rPr>
           <w:b/>
         </w:rPr>
-        <w:t>`674.02 cents`</w:t>
+        <w:t>`674.07 cents`</w:t>
       </w:r>
       <w:r>
-        <w:t xml:space="preserve"> (+1.02).</w:t>
+        <w:t xml:space="preserve"> (+1.07).</w:t>
       </w:r>
     </w:p>
     <w:p>
@@ -21830,7 +21830,7 @@
         <w:rPr>
           <w:b/>
         </w:rPr>
-        <w:t>`10,263`</w:t>
+        <w:t>`10,561`</w:t>
       </w:r>
       <w:r>
         <w:t xml:space="preserve"> (Chênh lệch: </w:t>
@@ -21839,7 +21839,7 @@
         <w:rPr>
           <w:b/>
         </w:rPr>
-        <w:t>`-54,481`</w:t>
+        <w:t>`-54,183`</w:t>
       </w:r>
       <w:r>
         <w:t xml:space="preserve">) | OI: </w:t>
@@ -22173,7 +22173,7 @@
               <w:rPr>
                 <w:b/>
               </w:rPr>
-              <w:t>104.06</w:t>
+              <w:t>104.71</w:t>
             </w:r>
           </w:p>
         </w:tc>
@@ -22204,7 +22204,7 @@
               <w:rPr>
                 <w:b/>
               </w:rPr>
-              <w:t>-1.89%</w:t>
+              <w:t>-1.27%</w:t>
             </w:r>
           </w:p>
         </w:tc>
@@ -22296,7 +22296,7 @@
               <w:rPr>
                 <w:b/>
               </w:rPr>
-              <w:t>102.11</w:t>
+              <w:t>102.05</w:t>
             </w:r>
           </w:p>
         </w:tc>
@@ -22327,7 +22327,7 @@
               <w:rPr>
                 <w:b/>
               </w:rPr>
-              <w:t>-0.43%</w:t>
+              <w:t>-0.49%</w:t>
             </w:r>
           </w:p>
         </w:tc>
@@ -22972,7 +22972,7 @@
         <w:rPr>
           <w:b/>
         </w:rPr>
-        <w:t>`2.33`</w:t>
+        <w:t>`2.39`</w:t>
       </w:r>
       <w:r>
         <w:t xml:space="preserve"> cents | Volatility = </w:t>
@@ -22981,7 +22981,7 @@
         <w:rPr>
           <w:b/>
         </w:rPr>
-        <w:t>`1.50 cents`</w:t>
+        <w:t>`2.00 cents`</w:t>
       </w:r>
       <w:r>
         <w:t>.</w:t>
@@ -23765,7 +23765,7 @@
         <w:rPr>
           <w:b/>
         </w:rPr>
-        <w:t>`744.74 cents (Trên kháng cự R2 + 1.5x ATR)`</w:t>
+        <w:t>`744.84 cents (Trên kháng cự R2 + 1.5x ATR)`</w:t>
       </w:r>
       <w:r>
         <w:t xml:space="preserve"> | TP: </w:t>
@@ -23836,7 +23836,7 @@
         <w:rPr>
           <w:b/>
         </w:rPr>
-        <w:t>`659.17 cents`</w:t>
+        <w:t>`659.11 cents`</w:t>
       </w:r>
       <w:r>
         <w:t xml:space="preserve"> | TP: </w:t>
@@ -23882,7 +23882,7 @@
         <w:rPr>
           <w:b/>
         </w:rPr>
-        <w:t>`677.08 cents`</w:t>
+        <w:t>`677.14 cents`</w:t>
       </w:r>
       <w:r>
         <w:t xml:space="preserve"> | TP: </w:t>
@@ -23931,7 +23931,7 @@
         <w:rPr>
           <w:b/>
         </w:rPr>
-        <w:t>`652.20 - 661.50 cents`</w:t>
+        <w:t>`651.93 - 661.50 cents`</w:t>
       </w:r>
     </w:p>
     <w:p>

--- a/Daily Reports/15_10_2026-CBOT Reports.docx
+++ b/Daily Reports/15_10_2026-CBOT Reports.docx
@@ -104,7 +104,7 @@
           <w:color w:val="5C768D"/>
           <w:sz w:val="19"/>
         </w:rPr>
-        <w:t>Cập nhật tự động qua `macro_tracker.py` vào lúc 19:00 ICT ngày 15/10/2026</w:t>
+        <w:t>Cập nhật tự động qua `macro_tracker.py` vào lúc 20:18 ICT ngày 15/10/2026</w:t>
       </w:r>
     </w:p>
     <w:tbl>
@@ -313,7 +313,7 @@
               <w:rPr>
                 <w:b/>
               </w:rPr>
-              <w:t>104.83 / thùng</w:t>
+              <w:t>104.58 / thùng</w:t>
             </w:r>
           </w:p>
         </w:tc>
@@ -344,7 +344,7 @@
               <w:rPr>
                 <w:b/>
               </w:rPr>
-              <w:t>-1.16%</w:t>
+              <w:t>-1.40%</w:t>
             </w:r>
           </w:p>
         </w:tc>
@@ -442,7 +442,7 @@
               <w:rPr>
                 <w:b/>
               </w:rPr>
-              <w:t>102.05</w:t>
+              <w:t>102.14</w:t>
             </w:r>
           </w:p>
         </w:tc>
@@ -473,7 +473,7 @@
               <w:rPr>
                 <w:b/>
               </w:rPr>
-              <w:t>-0.48%</w:t>
+              <w:t>-0.40%</w:t>
             </w:r>
           </w:p>
         </w:tc>
@@ -1218,7 +1218,7 @@
         <w:rPr>
           <w:b/>
         </w:rPr>
-        <w:t>`104.83` (-1.16%)</w:t>
+        <w:t>`104.58` (-1.40%)</w:t>
       </w:r>
       <w:r>
         <w:t xml:space="preserve"> | DXY: </w:t>
@@ -1227,7 +1227,7 @@
         <w:rPr>
           <w:b/>
         </w:rPr>
-        <w:t>`102.05` (-0.48%)</w:t>
+        <w:t>`102.14` (-0.40%)</w:t>
       </w:r>
       <w:r>
         <w:t xml:space="preserve"> | Lúa mì CBOT: </w:t>
@@ -1236,7 +1236,7 @@
         <w:rPr>
           <w:b/>
         </w:rPr>
-        <w:t>`673.00` (-0.04%)</w:t>
+        <w:t>`675.75` (+0.37%)</w:t>
       </w:r>
       <w:r>
         <w:t>.</w:t>
@@ -1306,7 +1306,7 @@
           <w:color w:val="5C768D"/>
           <w:sz w:val="19"/>
         </w:rPr>
-        <w:t>Cập nhật tự động lúc 19:00 ICT ngày 15/10/2026 — Nguồn: NOAA, USDA, BOM Australia</w:t>
+        <w:t>Cập nhật tự động lúc 20:18 ICT ngày 15/10/2026 — Nguồn: NOAA, USDA, BOM Australia</w:t>
       </w:r>
     </w:p>
     <w:p>
@@ -3605,7 +3605,7 @@
               <w:rPr>
                 <w:b/>
               </w:rPr>
-              <w:t>480.85 (+0.10)</w:t>
+              <w:t>480.83 (+0.08)</w:t>
             </w:r>
           </w:p>
         </w:tc>
@@ -3633,7 +3633,7 @@
             </w:pPr>
             <w:r/>
             <w:r>
-              <w:t>Bearish (480.10 &lt; 481.71)</w:t>
+              <w:t>Bearish (480.20 &lt; 481.69)</w:t>
             </w:r>
           </w:p>
         </w:tc>
@@ -3822,7 +3822,7 @@
               <w:rPr>
                 <w:b/>
               </w:rPr>
-              <w:t>673.00</w:t>
+              <w:t>675.75</w:t>
             </w:r>
           </w:p>
         </w:tc>
@@ -3853,7 +3853,7 @@
               <w:rPr>
                 <w:b/>
               </w:rPr>
-              <w:t>674.07 (+1.07)</w:t>
+              <w:t>676.28 (+0.53)</w:t>
             </w:r>
           </w:p>
         </w:tc>
@@ -3881,7 +3881,7 @@
             </w:pPr>
             <w:r/>
             <w:r>
-              <w:t>Bearish (670.00 &lt; 670.31)</w:t>
+              <w:t>Bullish (670.60 &gt; 670.56)</w:t>
             </w:r>
           </w:p>
         </w:tc>
@@ -3909,7 +3909,7 @@
             </w:pPr>
             <w:r/>
             <w:r>
-              <w:t>2.00 cents</w:t>
+              <w:t>2.50 cents</w:t>
             </w:r>
           </w:p>
         </w:tc>
@@ -4347,7 +4347,7 @@
                 <w:b/>
                 <w:color w:val="15803D"/>
               </w:rPr>
-              <w:t>479.25 - 480.10 cents (Canh mua vùng hỗ trợ)</w:t>
+              <w:t>479.25 - 480.20 cents (Canh mua vùng hỗ trợ)</w:t>
             </w:r>
           </w:p>
         </w:tc>
@@ -4378,7 +4378,7 @@
               <w:rPr>
                 <w:b/>
               </w:rPr>
-              <w:t>468.34 cents (Dưới cản S2 + 1.5x ATR)</w:t>
+              <w:t>468.40 cents (Dưới cản S2 + 1.5x ATR)</w:t>
             </w:r>
           </w:p>
         </w:tc>
@@ -4590,7 +4590,7 @@
               <w:rPr>
                 <w:b/>
               </w:rPr>
-              <w:t>468.98 cents (Chống quét SL tuyệt đối)</w:t>
+              <w:t>469.01 cents (Chống quét SL tuyệt đối)</w:t>
             </w:r>
           </w:p>
         </w:tc>
@@ -4783,7 +4783,7 @@
               <w:rPr>
                 <w:b/>
               </w:rPr>
-              <w:t>483.77 cents</w:t>
+              <w:t>483.74 cents</w:t>
             </w:r>
           </w:p>
         </w:tc>
@@ -4945,7 +4945,7 @@
               <w:rPr>
                 <w:b/>
               </w:rPr>
-              <w:t>465.16 - 470.25 cents</w:t>
+              <w:t>465.31 - 470.25 cents</w:t>
             </w:r>
           </w:p>
         </w:tc>
@@ -5126,7 +5126,7 @@
                 <w:b/>
                 <w:color w:val="B91C1C"/>
               </w:rPr>
-              <w:t>670.00 - 670.31 cents (Canh bán hồi kỹ thuật H1)</w:t>
+              <w:t>670.60 - 670.56 cents (Canh bán hồi kỹ thuật H1)</w:t>
             </w:r>
           </w:p>
         </w:tc>
@@ -5157,7 +5157,7 @@
               <w:rPr>
                 <w:b/>
               </w:rPr>
-              <w:t>744.84 cents (Trên kháng cự R2 + 1.5x ATR)</w:t>
+              <w:t>744.86 cents (Trên kháng cự R2 + 1.5x ATR)</w:t>
             </w:r>
           </w:p>
         </w:tc>
@@ -5193,7 +5193,7 @@
                 <w:color w:val="D97706"/>
                 <w:sz w:val="19"/>
               </w:rPr>
-              <w:t xml:space="preserve"> 670.75 cents </w:t>
+              <w:t xml:space="preserve"> 672.00 cents </w:t>
             </w:r>
             <w:r>
               <w:t xml:space="preserve"> / TP2: </w:t>
@@ -5304,7 +5304,7 @@
                 <w:b/>
                 <w:color w:val="15803D"/>
               </w:rPr>
-              <w:t>Long trung hạn (Swing) (ZWZ26)</w:t>
+              <w:t>Long trung hạn (Swing) (ZWH27)</w:t>
             </w:r>
           </w:p>
         </w:tc>
@@ -5335,7 +5335,7 @@
               <w:rPr>
                 <w:b/>
               </w:rPr>
-              <w:t>668.75 - 670.75 cents</w:t>
+              <w:t>684.75 - 686.75 cents</w:t>
             </w:r>
           </w:p>
         </w:tc>
@@ -5366,7 +5366,7 @@
               <w:rPr>
                 <w:b/>
               </w:rPr>
-              <w:t>659.11 cents</w:t>
+              <w:t>673.60 cents</w:t>
             </w:r>
           </w:p>
         </w:tc>
@@ -5397,7 +5397,7 @@
               <w:rPr>
                 <w:b/>
               </w:rPr>
-              <w:t>674.75 cents (Đón sóng hồi trung hạn ~14.5 giá)</w:t>
+              <w:t>694.25 cents (Đón sóng hồi trung hạn ~14.5 giá)</w:t>
             </w:r>
           </w:p>
         </w:tc>
@@ -5497,7 +5497,7 @@
                 <w:b/>
                 <w:color w:val="B91C1C"/>
               </w:rPr>
-              <w:t>Short trung hạn (Swing) (ZWZ26)</w:t>
+              <w:t>Short trung hạn (Swing) (ZWH27)</w:t>
             </w:r>
           </w:p>
         </w:tc>
@@ -5528,7 +5528,7 @@
               <w:rPr>
                 <w:b/>
               </w:rPr>
-              <w:t>674.75 - 676.75 cents</w:t>
+              <w:t>694.25 - 696.25 cents</w:t>
             </w:r>
           </w:p>
         </w:tc>
@@ -5559,7 +5559,7 @@
               <w:rPr>
                 <w:b/>
               </w:rPr>
-              <w:t>677.14 cents</w:t>
+              <w:t>696.40 cents</w:t>
             </w:r>
           </w:p>
         </w:tc>
@@ -5590,7 +5590,7 @@
               <w:rPr>
                 <w:b/>
               </w:rPr>
-              <w:t>661.50 cents (Thuận xu hướng giảm ngắn hạn)</w:t>
+              <w:t>675.75 cents (Thuận xu hướng giảm ngắn hạn)</w:t>
             </w:r>
           </w:p>
         </w:tc>
@@ -5721,7 +5721,7 @@
               <w:rPr>
                 <w:b/>
               </w:rPr>
-              <w:t>651.93 - 661.50 cents</w:t>
+              <w:t>651.87 - 661.50 cents</w:t>
             </w:r>
           </w:p>
         </w:tc>
@@ -8832,7 +8832,7 @@
             </w:pPr>
             <w:r/>
             <w:r>
-              <w:t>Úc &amp; Argentina (Úc giảm 41% sản lượng, Arg giảm 25%)</w:t>
+              <w:t>Úc &amp; Argentina (USDA WASDE 10/2026) (Úc 29.9 - 31.0M tấn</w:t>
             </w:r>
           </w:p>
         </w:tc>
@@ -8860,7 +8860,7 @@
             </w:pPr>
             <w:r/>
             <w:r>
-              <w:t>Liên tục (Cập nhật hàng tuần)</w:t>
+              <w:t>Argentina ~21.5M tấn)</w:t>
             </w:r>
           </w:p>
         </w:tc>
@@ -8888,17 +8888,7 @@
             </w:pPr>
             <w:r/>
             <w:r>
-              <w:t xml:space="preserve">Thiệt hại kép -&gt; Gom </w:t>
-            </w:r>
-            <w:r>
-              <w:rPr>
-                <w:b/>
-                <w:color w:val="15803D"/>
-              </w:rPr>
-              <w:t>Long</w:t>
-            </w:r>
-            <w:r>
-              <w:t xml:space="preserve"> dài hạn (DCA) - Úc: Diện tích gieo trồng dự kiến giảm sâu 20.4% xuống còn 9.8 triệu ha. Sản lượng dự kiến giảm mạnh 41% xuống 21.3 triệu tấn do hạn hán đầu vụ ở phía Bắc NSW/Nam Queensland. Argentina: Đã gieo trồng được 14.2% diện tích. Sản lượng dự kiến đạt 20.7 triệu tấn (giảm 25% so với mức kỷ lục niên vụ trước) do nông dân lo ngại chi phí phân bón cao và rủi ro bệnh dịch từ El Niño.</w:t>
+              <w:t>Cập nhật hàng tháng theo WASDE</w:t>
             </w:r>
           </w:p>
         </w:tc>
@@ -11624,10 +11614,10 @@
         <w:rPr>
           <w:b/>
         </w:rPr>
-        <w:t>`480.85 cents`</w:t>
+        <w:t>`480.83 cents`</w:t>
       </w:r>
       <w:r>
-        <w:t xml:space="preserve"> (+0.10).</w:t>
+        <w:t xml:space="preserve"> (+0.08).</w:t>
       </w:r>
     </w:p>
     <w:p>
@@ -11648,7 +11638,7 @@
         <w:rPr>
           <w:b/>
         </w:rPr>
-        <w:t>`24,421`</w:t>
+        <w:t>`26,854`</w:t>
       </w:r>
       <w:r>
         <w:t xml:space="preserve"> (Chênh lệch: </w:t>
@@ -11657,7 +11647,7 @@
         <w:rPr>
           <w:b/>
         </w:rPr>
-        <w:t>`-227,899`</w:t>
+        <w:t>`-225,466`</w:t>
       </w:r>
       <w:r>
         <w:t xml:space="preserve">) | OI: </w:t>
@@ -11991,7 +11981,7 @@
               <w:rPr>
                 <w:b/>
               </w:rPr>
-              <w:t>104.83</w:t>
+              <w:t>104.58</w:t>
             </w:r>
           </w:p>
         </w:tc>
@@ -12022,7 +12012,7 @@
               <w:rPr>
                 <w:b/>
               </w:rPr>
-              <w:t>-1.16%</w:t>
+              <w:t>-1.40%</w:t>
             </w:r>
           </w:p>
         </w:tc>
@@ -12114,7 +12104,7 @@
               <w:rPr>
                 <w:b/>
               </w:rPr>
-              <w:t>102.05</w:t>
+              <w:t>102.14</w:t>
             </w:r>
           </w:p>
         </w:tc>
@@ -12145,7 +12135,7 @@
               <w:rPr>
                 <w:b/>
               </w:rPr>
-              <w:t>-0.48%</w:t>
+              <w:t>-0.40%</w:t>
             </w:r>
           </w:p>
         </w:tc>
@@ -12749,7 +12739,7 @@
         <w:t xml:space="preserve"> EMA_21 </w:t>
       </w:r>
       <w:r>
-        <w:t xml:space="preserve"> (480.10) &lt; </w:t>
+        <w:t xml:space="preserve"> (480.20) &lt; </w:t>
       </w:r>
       <w:r>
         <w:rPr>
@@ -12760,7 +12750,7 @@
         <w:t xml:space="preserve"> EMA_50 </w:t>
       </w:r>
       <w:r>
-        <w:t xml:space="preserve"> (481.71).</w:t>
+        <w:t xml:space="preserve"> (481.69).</w:t>
       </w:r>
     </w:p>
     <w:p>
@@ -12781,7 +12771,7 @@
         <w:rPr>
           <w:b/>
         </w:rPr>
-        <w:t>`52.08`</w:t>
+        <w:t>`51.82`</w:t>
       </w:r>
       <w:r>
         <w:t xml:space="preserve"> | ATR (14) = </w:t>
@@ -12790,7 +12780,7 @@
         <w:rPr>
           <w:b/>
         </w:rPr>
-        <w:t>`1.27`</w:t>
+        <w:t>`1.24`</w:t>
       </w:r>
       <w:r>
         <w:t xml:space="preserve"> cents | Volatility = </w:t>
@@ -13584,7 +13574,7 @@
           <w:b/>
           <w:color w:val="15803D"/>
         </w:rPr>
-        <w:t>`479.25 - 480.10 cents (Canh mua vùng hỗ trợ)`</w:t>
+        <w:t>`479.25 - 480.20 cents (Canh mua vùng hỗ trợ)`</w:t>
       </w:r>
       <w:r>
         <w:t xml:space="preserve"> | SL: </w:t>
@@ -13593,7 +13583,7 @@
         <w:rPr>
           <w:b/>
         </w:rPr>
-        <w:t>`468.34 cents (Dưới cản S2 + 1.5x ATR)`</w:t>
+        <w:t>`468.40 cents (Dưới cản S2 + 1.5x ATR)`</w:t>
       </w:r>
       <w:r>
         <w:t xml:space="preserve"> | TP: </w:t>
@@ -13664,7 +13654,7 @@
         <w:rPr>
           <w:b/>
         </w:rPr>
-        <w:t>`468.98 cents (Chống quét SL tuyệt đối)`</w:t>
+        <w:t>`469.01 cents (Chống quét SL tuyệt đối)`</w:t>
       </w:r>
       <w:r>
         <w:t xml:space="preserve"> | TP: </w:t>
@@ -13710,7 +13700,7 @@
         <w:rPr>
           <w:b/>
         </w:rPr>
-        <w:t>`483.77 cents`</w:t>
+        <w:t>`483.74 cents`</w:t>
       </w:r>
       <w:r>
         <w:t xml:space="preserve"> | TP: </w:t>
@@ -13759,7 +13749,7 @@
         <w:rPr>
           <w:b/>
         </w:rPr>
-        <w:t>`465.16 - 470.25 cents`</w:t>
+        <w:t>`465.31 - 470.25 cents`</w:t>
       </w:r>
     </w:p>
     <w:p>
@@ -21712,7 +21702,7 @@
               <w:rPr>
                 <w:b/>
               </w:rPr>
-              <w:t>Giảm (Bearish)</w:t>
+              <w:t>Tăng (Bullish)</w:t>
             </w:r>
           </w:p>
         </w:tc>
@@ -21740,7 +21730,7 @@
             </w:pPr>
             <w:r/>
             <w:r>
-              <w:t>EMA_21 H1 &lt; EMA_50 H1 (Áp lực bán duy trì)</w:t>
+              <w:t>EMA_21 H1 &gt; EMA_50 H1 (Hội tụ động lượng tăng)</w:t>
             </w:r>
           </w:p>
         </w:tc>
@@ -21791,7 +21781,7 @@
         <w:t>Giá Chốt Phiên (Close):</w:t>
       </w:r>
       <w:r>
-        <w:t xml:space="preserve"> 673.00 cents | </w:t>
+        <w:t xml:space="preserve"> 675.75 cents | </w:t>
       </w:r>
       <w:r>
         <w:rPr>
@@ -21806,10 +21796,10 @@
         <w:rPr>
           <w:b/>
         </w:rPr>
-        <w:t>`674.07 cents`</w:t>
+        <w:t>`676.28 cents`</w:t>
       </w:r>
       <w:r>
-        <w:t xml:space="preserve"> (+1.07).</w:t>
+        <w:t xml:space="preserve"> (+0.53).</w:t>
       </w:r>
     </w:p>
     <w:p>
@@ -21830,7 +21820,7 @@
         <w:rPr>
           <w:b/>
         </w:rPr>
-        <w:t>`10,568`</w:t>
+        <w:t>`11,703`</w:t>
       </w:r>
       <w:r>
         <w:t xml:space="preserve"> (Chênh lệch: </w:t>
@@ -21839,7 +21829,7 @@
         <w:rPr>
           <w:b/>
         </w:rPr>
-        <w:t>`-54,176`</w:t>
+        <w:t>`-53,041`</w:t>
       </w:r>
       <w:r>
         <w:t xml:space="preserve">) | OI: </w:t>
@@ -21901,9 +21891,9 @@
       <w:r>
         <w:rPr>
           <w:b/>
-          <w:color w:val="15803D"/>
+          <w:color w:val="B91C1C"/>
         </w:rPr>
-        <w:t>`Giảm suy yếu / Đáy ngắn hạn (Long Liquidation Decline)`</w:t>
+        <w:t>`Tăng yếu / Rủi ro đảo chiều (Short Covering Rally)`</w:t>
       </w:r>
     </w:p>
     <w:p>
@@ -21924,10 +21914,10 @@
         <w:rPr>
           <w:b/>
         </w:rPr>
-        <w:t>TÍCH LŨY TIÊU CỰC (Distribution):</w:t>
+        <w:t>TÍCH LŨY TÍCH CỰC (Accumulation):</w:t>
       </w:r>
       <w:r>
-        <w:t xml:space="preserve"> Nến đi ngang nhưng dòng tiền rút dần (OI giảm), cảnh báo rủi ro suy sụt sắp tới.</w:t>
+        <w:t xml:space="preserve"> Nến đi ngang nhưng dòng tiền âm thầm gia tăng (OI tăng), báo hiệu chuẩn bị có nhịp bứt phá tăng.</w:t>
       </w:r>
     </w:p>
     <w:p>
@@ -22173,7 +22163,7 @@
               <w:rPr>
                 <w:b/>
               </w:rPr>
-              <w:t>104.83</w:t>
+              <w:t>104.58</w:t>
             </w:r>
           </w:p>
         </w:tc>
@@ -22204,7 +22194,7 @@
               <w:rPr>
                 <w:b/>
               </w:rPr>
-              <w:t>-1.16%</w:t>
+              <w:t>-1.40%</w:t>
             </w:r>
           </w:p>
         </w:tc>
@@ -22296,7 +22286,7 @@
               <w:rPr>
                 <w:b/>
               </w:rPr>
-              <w:t>102.05</w:t>
+              <w:t>102.14</w:t>
             </w:r>
           </w:p>
         </w:tc>
@@ -22327,7 +22317,7 @@
               <w:rPr>
                 <w:b/>
               </w:rPr>
-              <w:t>-0.48%</w:t>
+              <w:t>-0.40%</w:t>
             </w:r>
           </w:p>
         </w:tc>
@@ -22931,7 +22921,7 @@
         <w:t xml:space="preserve"> EMA_21 </w:t>
       </w:r>
       <w:r>
-        <w:t xml:space="preserve"> (670.00) &lt; </w:t>
+        <w:t xml:space="preserve"> (670.60) &gt; </w:t>
       </w:r>
       <w:r>
         <w:rPr>
@@ -22942,7 +22932,7 @@
         <w:t xml:space="preserve"> EMA_50 </w:t>
       </w:r>
       <w:r>
-        <w:t xml:space="preserve"> (670.31).</w:t>
+        <w:t xml:space="preserve"> (670.56).</w:t>
       </w:r>
     </w:p>
     <w:p>
@@ -22963,7 +22953,7 @@
         <w:rPr>
           <w:b/>
         </w:rPr>
-        <w:t>`60.09`</w:t>
+        <w:t>`65.83`</w:t>
       </w:r>
       <w:r>
         <w:t xml:space="preserve"> | ATR (14) = </w:t>
@@ -22972,7 +22962,7 @@
         <w:rPr>
           <w:b/>
         </w:rPr>
-        <w:t>`2.39`</w:t>
+        <w:t>`2.41`</w:t>
       </w:r>
       <w:r>
         <w:t xml:space="preserve"> cents | Volatility = </w:t>
@@ -22981,7 +22971,7 @@
         <w:rPr>
           <w:b/>
         </w:rPr>
-        <w:t>`2.00 cents`</w:t>
+        <w:t>`2.50 cents`</w:t>
       </w:r>
       <w:r>
         <w:t>.</w:t>
@@ -23005,7 +22995,7 @@
         <w:rPr>
           <w:b/>
         </w:rPr>
-        <w:t>`670.75`</w:t>
+        <w:t>`672.00`</w:t>
       </w:r>
       <w:r>
         <w:t xml:space="preserve"> | S2: </w:t>
@@ -23023,7 +23013,7 @@
         <w:rPr>
           <w:b/>
         </w:rPr>
-        <w:t>`674.75`</w:t>
+        <w:t>`681.00`</w:t>
       </w:r>
       <w:r>
         <w:t xml:space="preserve"> | R2: </w:t>
@@ -23756,7 +23746,7 @@
           <w:b/>
           <w:color w:val="B91C1C"/>
         </w:rPr>
-        <w:t>`670.00 - 670.31 cents (Canh bán hồi kỹ thuật H1)`</w:t>
+        <w:t>`670.60 - 670.56 cents (Canh bán hồi kỹ thuật H1)`</w:t>
       </w:r>
       <w:r>
         <w:t xml:space="preserve"> | SL: </w:t>
@@ -23765,7 +23755,7 @@
         <w:rPr>
           <w:b/>
         </w:rPr>
-        <w:t>`744.84 cents (Trên kháng cự R2 + 1.5x ATR)`</w:t>
+        <w:t>`744.86 cents (Trên kháng cự R2 + 1.5x ATR)`</w:t>
       </w:r>
       <w:r>
         <w:t xml:space="preserve"> | TP: </w:t>
@@ -23776,7 +23766,7 @@
           <w:color w:val="D97706"/>
           <w:sz w:val="19"/>
         </w:rPr>
-        <w:t xml:space="preserve"> 670.75 cents </w:t>
+        <w:t xml:space="preserve"> 672.00 cents </w:t>
       </w:r>
       <w:r>
         <w:t xml:space="preserve"> / </w:t>
@@ -23802,7 +23792,7 @@
         <w:rPr>
           <w:b/>
         </w:rPr>
-        <w:t>Trung hạn (Swing Trades - HĐ ZWZ26):</w:t>
+        <w:t>Trung hạn (Swing Trades - HĐ ZWH27):</w:t>
       </w:r>
     </w:p>
     <w:p>
@@ -23827,7 +23817,7 @@
         <w:rPr>
           <w:b/>
         </w:rPr>
-        <w:t>`668.75 - 670.75 cents`</w:t>
+        <w:t>`684.75 - 686.75 cents`</w:t>
       </w:r>
       <w:r>
         <w:t xml:space="preserve"> | SL: </w:t>
@@ -23836,7 +23826,7 @@
         <w:rPr>
           <w:b/>
         </w:rPr>
-        <w:t>`659.11 cents`</w:t>
+        <w:t>`673.60 cents`</w:t>
       </w:r>
       <w:r>
         <w:t xml:space="preserve"> | TP: </w:t>
@@ -23845,7 +23835,7 @@
         <w:rPr>
           <w:b/>
         </w:rPr>
-        <w:t>`674.75 cents (Đón sóng hồi trung hạn ~14.5 giá)`</w:t>
+        <w:t>`694.25 cents (Đón sóng hồi trung hạn ~14.5 giá)`</w:t>
       </w:r>
       <w:r>
         <w:t>.</w:t>
@@ -23873,7 +23863,7 @@
         <w:rPr>
           <w:b/>
         </w:rPr>
-        <w:t>`674.75 - 676.75 cents`</w:t>
+        <w:t>`694.25 - 696.25 cents`</w:t>
       </w:r>
       <w:r>
         <w:t xml:space="preserve"> | SL: </w:t>
@@ -23882,7 +23872,7 @@
         <w:rPr>
           <w:b/>
         </w:rPr>
-        <w:t>`677.14 cents`</w:t>
+        <w:t>`696.40 cents`</w:t>
       </w:r>
       <w:r>
         <w:t xml:space="preserve"> | TP: </w:t>
@@ -23891,7 +23881,7 @@
         <w:rPr>
           <w:b/>
         </w:rPr>
-        <w:t>`661.50 cents (Thuận xu hướng giảm ngắn hạn)`</w:t>
+        <w:t>`675.75 cents (Thuận xu hướng giảm ngắn hạn)`</w:t>
       </w:r>
       <w:r>
         <w:t>.</w:t>
@@ -23931,7 +23921,7 @@
         <w:rPr>
           <w:b/>
         </w:rPr>
-        <w:t>`651.93 - 661.50 cents`</w:t>
+        <w:t>`651.87 - 661.50 cents`</w:t>
       </w:r>
     </w:p>
     <w:p>
@@ -24338,7 +24328,7 @@
             </w:pPr>
             <w:r/>
             <w:r>
-              <w:t>673.00</w:t>
+              <w:t>675.75</w:t>
             </w:r>
           </w:p>
         </w:tc>
@@ -24366,7 +24356,7 @@
             </w:pPr>
             <w:r/>
             <w:r>
-              <w:t>684.25</w:t>
+              <w:t>687.00</w:t>
             </w:r>
           </w:p>
         </w:tc>
@@ -24394,7 +24384,7 @@
             </w:pPr>
             <w:r/>
             <w:r>
-              <w:t>667.50</w:t>
+              <w:t>670.25</w:t>
             </w:r>
           </w:p>
         </w:tc>
@@ -24425,7 +24415,7 @@
               <w:rPr>
                 <w:b/>
               </w:rPr>
-              <w:t>672.25</w:t>
+              <w:t>675.00</w:t>
             </w:r>
           </w:p>
         </w:tc>
@@ -24573,7 +24563,7 @@
             </w:pPr>
             <w:r/>
             <w:r>
-              <w:t>672.25</w:t>
+              <w:t>675.00</w:t>
             </w:r>
           </w:p>
         </w:tc>
@@ -24601,7 +24591,7 @@
             </w:pPr>
             <w:r/>
             <w:r>
-              <w:t>679.75</w:t>
+              <w:t>682.50</w:t>
             </w:r>
           </w:p>
         </w:tc>
@@ -24629,7 +24619,7 @@
             </w:pPr>
             <w:r/>
             <w:r>
-              <w:t>666.25</w:t>
+              <w:t>669.00</w:t>
             </w:r>
           </w:p>
         </w:tc>
@@ -24660,7 +24650,7 @@
               <w:rPr>
                 <w:b/>
               </w:rPr>
-              <w:t>671.75</w:t>
+              <w:t>674.50</w:t>
             </w:r>
           </w:p>
         </w:tc>
@@ -24808,7 +24798,7 @@
             </w:pPr>
             <w:r/>
             <w:r>
-              <w:t>671.75</w:t>
+              <w:t>674.50</w:t>
             </w:r>
           </w:p>
         </w:tc>
@@ -24836,7 +24826,7 @@
             </w:pPr>
             <w:r/>
             <w:r>
-              <w:t>685.50</w:t>
+              <w:t>688.25</w:t>
             </w:r>
           </w:p>
         </w:tc>
@@ -24864,7 +24854,7 @@
             </w:pPr>
             <w:r/>
             <w:r>
-              <w:t>657.00</w:t>
+              <w:t>659.75</w:t>
             </w:r>
           </w:p>
         </w:tc>
@@ -24895,7 +24885,7 @@
               <w:rPr>
                 <w:b/>
               </w:rPr>
-              <w:t>673.75</w:t>
+              <w:t>676.50</w:t>
             </w:r>
           </w:p>
         </w:tc>
@@ -25043,7 +25033,7 @@
             </w:pPr>
             <w:r/>
             <w:r>
-              <w:t>673.75</w:t>
+              <w:t>676.50</w:t>
             </w:r>
           </w:p>
         </w:tc>
@@ -25071,7 +25061,7 @@
             </w:pPr>
             <w:r/>
             <w:r>
-              <w:t>687.00</w:t>
+              <w:t>689.75</w:t>
             </w:r>
           </w:p>
         </w:tc>
@@ -25099,7 +25089,7 @@
             </w:pPr>
             <w:r/>
             <w:r>
-              <w:t>665.50</w:t>
+              <w:t>668.25</w:t>
             </w:r>
           </w:p>
         </w:tc>
@@ -25130,7 +25120,7 @@
               <w:rPr>
                 <w:b/>
               </w:rPr>
-              <w:t>675.00</w:t>
+              <w:t>677.75</w:t>
             </w:r>
           </w:p>
         </w:tc>
@@ -25278,7 +25268,7 @@
             </w:pPr>
             <w:r/>
             <w:r>
-              <w:t>675.00</w:t>
+              <w:t>677.75</w:t>
             </w:r>
           </w:p>
         </w:tc>
@@ -25306,7 +25296,7 @@
             </w:pPr>
             <w:r/>
             <w:r>
-              <w:t>691.50</w:t>
+              <w:t>694.25</w:t>
             </w:r>
           </w:p>
         </w:tc>
@@ -25334,7 +25324,7 @@
             </w:pPr>
             <w:r/>
             <w:r>
-              <w:t>664.50</w:t>
+              <w:t>667.25</w:t>
             </w:r>
           </w:p>
         </w:tc>
@@ -25365,7 +25355,7 @@
               <w:rPr>
                 <w:b/>
               </w:rPr>
-              <w:t>679.50</w:t>
+              <w:t>682.25</w:t>
             </w:r>
           </w:p>
         </w:tc>
@@ -25513,7 +25503,7 @@
             </w:pPr>
             <w:r/>
             <w:r>
-              <w:t>679.50</w:t>
+              <w:t>682.25</w:t>
             </w:r>
           </w:p>
         </w:tc>
@@ -25541,7 +25531,7 @@
             </w:pPr>
             <w:r/>
             <w:r>
-              <w:t>687.25</w:t>
+              <w:t>690.00</w:t>
             </w:r>
           </w:p>
         </w:tc>
@@ -25569,7 +25559,7 @@
             </w:pPr>
             <w:r/>
             <w:r>
-              <w:t>668.50</w:t>
+              <w:t>671.25</w:t>
             </w:r>
           </w:p>
         </w:tc>
@@ -25600,7 +25590,7 @@
               <w:rPr>
                 <w:b/>
               </w:rPr>
-              <w:t>680.75</w:t>
+              <w:t>683.50</w:t>
             </w:r>
           </w:p>
         </w:tc>
@@ -25748,7 +25738,7 @@
             </w:pPr>
             <w:r/>
             <w:r>
-              <w:t>680.75</w:t>
+              <w:t>683.50</w:t>
             </w:r>
           </w:p>
         </w:tc>
@@ -25776,7 +25766,7 @@
             </w:pPr>
             <w:r/>
             <w:r>
-              <w:t>689.00</w:t>
+              <w:t>691.75</w:t>
             </w:r>
           </w:p>
         </w:tc>
@@ -25804,7 +25794,7 @@
             </w:pPr>
             <w:r/>
             <w:r>
-              <w:t>670.25</w:t>
+              <w:t>673.00</w:t>
             </w:r>
           </w:p>
         </w:tc>
@@ -25835,7 +25825,7 @@
               <w:rPr>
                 <w:b/>
               </w:rPr>
-              <w:t>682.50</w:t>
+              <w:t>685.25</w:t>
             </w:r>
           </w:p>
         </w:tc>
@@ -25983,7 +25973,7 @@
             </w:pPr>
             <w:r/>
             <w:r>
-              <w:t>682.50</w:t>
+              <w:t>685.25</w:t>
             </w:r>
           </w:p>
         </w:tc>
@@ -26011,7 +26001,7 @@
             </w:pPr>
             <w:r/>
             <w:r>
-              <w:t>694.75</w:t>
+              <w:t>697.50</w:t>
             </w:r>
           </w:p>
         </w:tc>
@@ -26039,7 +26029,7 @@
             </w:pPr>
             <w:r/>
             <w:r>
-              <w:t>672.75</w:t>
+              <w:t>675.50</w:t>
             </w:r>
           </w:p>
         </w:tc>
@@ -26070,7 +26060,7 @@
               <w:rPr>
                 <w:b/>
               </w:rPr>
-              <w:t>681.50</w:t>
+              <w:t>684.25</w:t>
             </w:r>
           </w:p>
         </w:tc>
@@ -26218,7 +26208,7 @@
             </w:pPr>
             <w:r/>
             <w:r>
-              <w:t>681.50</w:t>
+              <w:t>684.25</w:t>
             </w:r>
           </w:p>
         </w:tc>
@@ -26246,7 +26236,7 @@
             </w:pPr>
             <w:r/>
             <w:r>
-              <w:t>692.00</w:t>
+              <w:t>694.75</w:t>
             </w:r>
           </w:p>
         </w:tc>
@@ -26274,7 +26264,7 @@
             </w:pPr>
             <w:r/>
             <w:r>
-              <w:t>666.75</w:t>
+              <w:t>669.50</w:t>
             </w:r>
           </w:p>
         </w:tc>
@@ -26305,7 +26295,7 @@
               <w:rPr>
                 <w:b/>
               </w:rPr>
-              <w:t>683.75</w:t>
+              <w:t>686.50</w:t>
             </w:r>
           </w:p>
         </w:tc>
@@ -26453,7 +26443,7 @@
             </w:pPr>
             <w:r/>
             <w:r>
-              <w:t>683.75</w:t>
+              <w:t>686.50</w:t>
             </w:r>
           </w:p>
         </w:tc>
@@ -26481,7 +26471,7 @@
             </w:pPr>
             <w:r/>
             <w:r>
-              <w:t>694.25</w:t>
+              <w:t>697.00</w:t>
             </w:r>
           </w:p>
         </w:tc>
@@ -26509,7 +26499,7 @@
             </w:pPr>
             <w:r/>
             <w:r>
-              <w:t>677.50</w:t>
+              <w:t>680.25</w:t>
             </w:r>
           </w:p>
         </w:tc>
@@ -26540,7 +26530,7 @@
               <w:rPr>
                 <w:b/>
               </w:rPr>
-              <w:t>684.50</w:t>
+              <w:t>687.25</w:t>
             </w:r>
           </w:p>
         </w:tc>
@@ -26688,7 +26678,7 @@
             </w:pPr>
             <w:r/>
             <w:r>
-              <w:t>684.50</w:t>
+              <w:t>687.25</w:t>
             </w:r>
           </w:p>
         </w:tc>
@@ -26716,7 +26706,7 @@
             </w:pPr>
             <w:r/>
             <w:r>
-              <w:t>698.75</w:t>
+              <w:t>701.50</w:t>
             </w:r>
           </w:p>
         </w:tc>
@@ -26744,7 +26734,7 @@
             </w:pPr>
             <w:r/>
             <w:r>
-              <w:t>669.75</w:t>
+              <w:t>672.50</w:t>
             </w:r>
           </w:p>
         </w:tc>
@@ -26775,7 +26765,7 @@
               <w:rPr>
                 <w:b/>
               </w:rPr>
-              <w:t>686.50</w:t>
+              <w:t>689.25</w:t>
             </w:r>
           </w:p>
         </w:tc>
@@ -26923,7 +26913,7 @@
             </w:pPr>
             <w:r/>
             <w:r>
-              <w:t>686.50</w:t>
+              <w:t>689.25</w:t>
             </w:r>
           </w:p>
         </w:tc>
@@ -26951,7 +26941,7 @@
             </w:pPr>
             <w:r/>
             <w:r>
-              <w:t>693.00</w:t>
+              <w:t>695.75</w:t>
             </w:r>
           </w:p>
         </w:tc>
@@ -26979,7 +26969,7 @@
             </w:pPr>
             <w:r/>
             <w:r>
-              <w:t>679.75</w:t>
+              <w:t>682.50</w:t>
             </w:r>
           </w:p>
         </w:tc>
@@ -27010,7 +27000,7 @@
               <w:rPr>
                 <w:b/>
               </w:rPr>
-              <w:t>686.75</w:t>
+              <w:t>689.50</w:t>
             </w:r>
           </w:p>
         </w:tc>
@@ -27158,7 +27148,7 @@
             </w:pPr>
             <w:r/>
             <w:r>
-              <w:t>686.75</w:t>
+              <w:t>689.50</w:t>
             </w:r>
           </w:p>
         </w:tc>
@@ -27186,7 +27176,7 @@
             </w:pPr>
             <w:r/>
             <w:r>
-              <w:t>697.00</w:t>
+              <w:t>699.75</w:t>
             </w:r>
           </w:p>
         </w:tc>
@@ -27214,7 +27204,7 @@
             </w:pPr>
             <w:r/>
             <w:r>
-              <w:t>678.75</w:t>
+              <w:t>681.50</w:t>
             </w:r>
           </w:p>
         </w:tc>
@@ -27245,7 +27235,7 @@
               <w:rPr>
                 <w:b/>
               </w:rPr>
-              <w:t>687.25</w:t>
+              <w:t>690.00</w:t>
             </w:r>
           </w:p>
         </w:tc>
@@ -27393,7 +27383,7 @@
             </w:pPr>
             <w:r/>
             <w:r>
-              <w:t>687.25</w:t>
+              <w:t>690.00</w:t>
             </w:r>
           </w:p>
         </w:tc>
@@ -27421,7 +27411,7 @@
             </w:pPr>
             <w:r/>
             <w:r>
-              <w:t>694.25</w:t>
+              <w:t>697.00</w:t>
             </w:r>
           </w:p>
         </w:tc>
@@ -27449,7 +27439,7 @@
             </w:pPr>
             <w:r/>
             <w:r>
-              <w:t>681.25</w:t>
+              <w:t>684.00</w:t>
             </w:r>
           </w:p>
         </w:tc>
@@ -27480,7 +27470,7 @@
               <w:rPr>
                 <w:b/>
               </w:rPr>
-              <w:t>686.50</w:t>
+              <w:t>689.25</w:t>
             </w:r>
           </w:p>
         </w:tc>
@@ -27628,7 +27618,7 @@
             </w:pPr>
             <w:r/>
             <w:r>
-              <w:t>686.50</w:t>
+              <w:t>689.25</w:t>
             </w:r>
           </w:p>
         </w:tc>
@@ -27656,7 +27646,7 @@
             </w:pPr>
             <w:r/>
             <w:r>
-              <w:t>700.00</w:t>
+              <w:t>702.75</w:t>
             </w:r>
           </w:p>
         </w:tc>
@@ -27684,7 +27674,7 @@
             </w:pPr>
             <w:r/>
             <w:r>
-              <w:t>673.50</w:t>
+              <w:t>676.25</w:t>
             </w:r>
           </w:p>
         </w:tc>
@@ -27715,7 +27705,7 @@
               <w:rPr>
                 <w:b/>
               </w:rPr>
-              <w:t>688.25</w:t>
+              <w:t>691.00</w:t>
             </w:r>
           </w:p>
         </w:tc>
@@ -27863,7 +27853,7 @@
             </w:pPr>
             <w:r/>
             <w:r>
-              <w:t>688.25</w:t>
+              <w:t>691.00</w:t>
             </w:r>
           </w:p>
         </w:tc>
@@ -27891,7 +27881,7 @@
             </w:pPr>
             <w:r/>
             <w:r>
-              <w:t>697.50</w:t>
+              <w:t>700.25</w:t>
             </w:r>
           </w:p>
         </w:tc>
@@ -27919,7 +27909,7 @@
             </w:pPr>
             <w:r/>
             <w:r>
-              <w:t>677.50</w:t>
+              <w:t>680.25</w:t>
             </w:r>
           </w:p>
         </w:tc>
@@ -27950,7 +27940,7 @@
               <w:rPr>
                 <w:b/>
               </w:rPr>
-              <w:t>688.75</w:t>
+              <w:t>691.50</w:t>
             </w:r>
           </w:p>
         </w:tc>
@@ -28098,7 +28088,7 @@
             </w:pPr>
             <w:r/>
             <w:r>
-              <w:t>688.75</w:t>
+              <w:t>691.50</w:t>
             </w:r>
           </w:p>
         </w:tc>
@@ -28126,7 +28116,7 @@
             </w:pPr>
             <w:r/>
             <w:r>
-              <w:t>701.00</w:t>
+              <w:t>703.75</w:t>
             </w:r>
           </w:p>
         </w:tc>
@@ -28154,7 +28144,7 @@
             </w:pPr>
             <w:r/>
             <w:r>
-              <w:t>674.50</w:t>
+              <w:t>677.25</w:t>
             </w:r>
           </w:p>
         </w:tc>
@@ -28185,7 +28175,7 @@
               <w:rPr>
                 <w:b/>
               </w:rPr>
-              <w:t>687.25</w:t>
+              <w:t>690.00</w:t>
             </w:r>
           </w:p>
         </w:tc>
@@ -28333,7 +28323,7 @@
             </w:pPr>
             <w:r/>
             <w:r>
-              <w:t>687.25</w:t>
+              <w:t>690.00</w:t>
             </w:r>
           </w:p>
         </w:tc>
@@ -28361,7 +28351,7 @@
             </w:pPr>
             <w:r/>
             <w:r>
-              <w:t>694.25</w:t>
+              <w:t>697.00</w:t>
             </w:r>
           </w:p>
         </w:tc>
@@ -28389,7 +28379,7 @@
             </w:pPr>
             <w:r/>
             <w:r>
-              <w:t>677.75</w:t>
+              <w:t>680.50</w:t>
             </w:r>
           </w:p>
         </w:tc>
@@ -28420,7 +28410,7 @@
               <w:rPr>
                 <w:b/>
               </w:rPr>
-              <w:t>687.75</w:t>
+              <w:t>690.50</w:t>
             </w:r>
           </w:p>
         </w:tc>
@@ -28568,7 +28558,7 @@
             </w:pPr>
             <w:r/>
             <w:r>
-              <w:t>687.75</w:t>
+              <w:t>690.50</w:t>
             </w:r>
           </w:p>
         </w:tc>
@@ -28596,7 +28586,7 @@
             </w:pPr>
             <w:r/>
             <w:r>
-              <w:t>698.25</w:t>
+              <w:t>701.00</w:t>
             </w:r>
           </w:p>
         </w:tc>
@@ -28624,7 +28614,7 @@
             </w:pPr>
             <w:r/>
             <w:r>
-              <w:t>680.50</w:t>
+              <w:t>683.25</w:t>
             </w:r>
           </w:p>
         </w:tc>
@@ -28655,7 +28645,7 @@
               <w:rPr>
                 <w:b/>
               </w:rPr>
-              <w:t>687.50</w:t>
+              <w:t>690.25</w:t>
             </w:r>
           </w:p>
         </w:tc>
@@ -28803,7 +28793,7 @@
             </w:pPr>
             <w:r/>
             <w:r>
-              <w:t>687.50</w:t>
+              <w:t>690.25</w:t>
             </w:r>
           </w:p>
         </w:tc>
@@ -28831,7 +28821,7 @@
             </w:pPr>
             <w:r/>
             <w:r>
-              <w:t>697.25</w:t>
+              <w:t>700.00</w:t>
             </w:r>
           </w:p>
         </w:tc>
@@ -28859,7 +28849,7 @@
             </w:pPr>
             <w:r/>
             <w:r>
-              <w:t>677.75</w:t>
+              <w:t>680.50</w:t>
             </w:r>
           </w:p>
         </w:tc>
@@ -28890,7 +28880,7 @@
               <w:rPr>
                 <w:b/>
               </w:rPr>
-              <w:t>688.00</w:t>
+              <w:t>690.75</w:t>
             </w:r>
           </w:p>
         </w:tc>
@@ -29038,7 +29028,7 @@
             </w:pPr>
             <w:r/>
             <w:r>
-              <w:t>688.00</w:t>
+              <w:t>690.75</w:t>
             </w:r>
           </w:p>
         </w:tc>
@@ -29066,7 +29056,7 @@
             </w:pPr>
             <w:r/>
             <w:r>
-              <w:t>698.75</w:t>
+              <w:t>701.50</w:t>
             </w:r>
           </w:p>
         </w:tc>
@@ -29094,7 +29084,7 @@
             </w:pPr>
             <w:r/>
             <w:r>
-              <w:t>680.75</w:t>
+              <w:t>683.50</w:t>
             </w:r>
           </w:p>
         </w:tc>
@@ -29125,7 +29115,7 @@
               <w:rPr>
                 <w:b/>
               </w:rPr>
-              <w:t>688.75</w:t>
+              <w:t>691.50</w:t>
             </w:r>
           </w:p>
         </w:tc>
@@ -29273,7 +29263,7 @@
             </w:pPr>
             <w:r/>
             <w:r>
-              <w:t>688.75</w:t>
+              <w:t>691.50</w:t>
             </w:r>
           </w:p>
         </w:tc>
@@ -29301,7 +29291,7 @@
             </w:pPr>
             <w:r/>
             <w:r>
-              <w:t>695.25</w:t>
+              <w:t>698.00</w:t>
             </w:r>
           </w:p>
         </w:tc>
@@ -29329,7 +29319,7 @@
             </w:pPr>
             <w:r/>
             <w:r>
-              <w:t>680.25</w:t>
+              <w:t>683.00</w:t>
             </w:r>
           </w:p>
         </w:tc>
@@ -29360,7 +29350,7 @@
               <w:rPr>
                 <w:b/>
               </w:rPr>
-              <w:t>689.25</w:t>
+              <w:t>692.00</w:t>
             </w:r>
           </w:p>
         </w:tc>
@@ -29508,7 +29498,7 @@
             </w:pPr>
             <w:r/>
             <w:r>
-              <w:t>689.25</w:t>
+              <w:t>692.00</w:t>
             </w:r>
           </w:p>
         </w:tc>
@@ -29536,7 +29526,7 @@
             </w:pPr>
             <w:r/>
             <w:r>
-              <w:t>700.25</w:t>
+              <w:t>703.00</w:t>
             </w:r>
           </w:p>
         </w:tc>
@@ -29564,7 +29554,7 @@
             </w:pPr>
             <w:r/>
             <w:r>
-              <w:t>677.50</w:t>
+              <w:t>680.25</w:t>
             </w:r>
           </w:p>
         </w:tc>
@@ -29595,7 +29585,7 @@
               <w:rPr>
                 <w:b/>
               </w:rPr>
-              <w:t>692.75</w:t>
+              <w:t>695.50</w:t>
             </w:r>
           </w:p>
         </w:tc>
@@ -29743,7 +29733,7 @@
             </w:pPr>
             <w:r/>
             <w:r>
-              <w:t>692.75</w:t>
+              <w:t>695.50</w:t>
             </w:r>
           </w:p>
         </w:tc>
@@ -29771,7 +29761,7 @@
             </w:pPr>
             <w:r/>
             <w:r>
-              <w:t>698.25</w:t>
+              <w:t>701.00</w:t>
             </w:r>
           </w:p>
         </w:tc>
@@ -29799,7 +29789,7 @@
             </w:pPr>
             <w:r/>
             <w:r>
-              <w:t>685.00</w:t>
+              <w:t>687.75</w:t>
             </w:r>
           </w:p>
         </w:tc>
@@ -29830,7 +29820,7 @@
               <w:rPr>
                 <w:b/>
               </w:rPr>
-              <w:t>693.50</w:t>
+              <w:t>696.25</w:t>
             </w:r>
           </w:p>
         </w:tc>
@@ -29978,7 +29968,7 @@
             </w:pPr>
             <w:r/>
             <w:r>
-              <w:t>693.50</w:t>
+              <w:t>696.25</w:t>
             </w:r>
           </w:p>
         </w:tc>
@@ -30006,7 +29996,7 @@
             </w:pPr>
             <w:r/>
             <w:r>
-              <w:t>702.75</w:t>
+              <w:t>705.50</w:t>
             </w:r>
           </w:p>
         </w:tc>
@@ -30034,7 +30024,7 @@
             </w:pPr>
             <w:r/>
             <w:r>
-              <w:t>687.00</w:t>
+              <w:t>689.75</w:t>
             </w:r>
           </w:p>
         </w:tc>
@@ -30065,7 +30055,7 @@
               <w:rPr>
                 <w:b/>
               </w:rPr>
-              <w:t>692.75</w:t>
+              <w:t>695.50</w:t>
             </w:r>
           </w:p>
         </w:tc>
@@ -30213,7 +30203,7 @@
             </w:pPr>
             <w:r/>
             <w:r>
-              <w:t>692.75</w:t>
+              <w:t>695.50</w:t>
             </w:r>
           </w:p>
         </w:tc>
@@ -30241,7 +30231,7 @@
             </w:pPr>
             <w:r/>
             <w:r>
-              <w:t>700.25</w:t>
+              <w:t>703.00</w:t>
             </w:r>
           </w:p>
         </w:tc>
@@ -30269,7 +30259,7 @@
             </w:pPr>
             <w:r/>
             <w:r>
-              <w:t>686.75</w:t>
+              <w:t>689.50</w:t>
             </w:r>
           </w:p>
         </w:tc>
@@ -30300,7 +30290,7 @@
               <w:rPr>
                 <w:b/>
               </w:rPr>
-              <w:t>691.75</w:t>
+              <w:t>694.50</w:t>
             </w:r>
           </w:p>
         </w:tc>
@@ -30448,7 +30438,7 @@
             </w:pPr>
             <w:r/>
             <w:r>
-              <w:t>691.75</w:t>
+              <w:t>694.50</w:t>
             </w:r>
           </w:p>
         </w:tc>
@@ -30476,7 +30466,7 @@
             </w:pPr>
             <w:r/>
             <w:r>
-              <w:t>698.75</w:t>
+              <w:t>701.50</w:t>
             </w:r>
           </w:p>
         </w:tc>
@@ -30504,7 +30494,7 @@
             </w:pPr>
             <w:r/>
             <w:r>
-              <w:t>678.25</w:t>
+              <w:t>681.00</w:t>
             </w:r>
           </w:p>
         </w:tc>
@@ -30535,7 +30525,7 @@
               <w:rPr>
                 <w:b/>
               </w:rPr>
-              <w:t>692.50</w:t>
+              <w:t>695.25</w:t>
             </w:r>
           </w:p>
         </w:tc>
@@ -30683,7 +30673,7 @@
             </w:pPr>
             <w:r/>
             <w:r>
-              <w:t>692.50</w:t>
+              <w:t>695.25</w:t>
             </w:r>
           </w:p>
         </w:tc>
@@ -30711,7 +30701,7 @@
             </w:pPr>
             <w:r/>
             <w:r>
-              <w:t>701.75</w:t>
+              <w:t>704.50</w:t>
             </w:r>
           </w:p>
         </w:tc>
@@ -30739,7 +30729,7 @@
             </w:pPr>
             <w:r/>
             <w:r>
-              <w:t>685.25</w:t>
+              <w:t>688.00</w:t>
             </w:r>
           </w:p>
         </w:tc>
@@ -30770,7 +30760,7 @@
               <w:rPr>
                 <w:b/>
               </w:rPr>
-              <w:t>692.25</w:t>
+              <w:t>695.00</w:t>
             </w:r>
           </w:p>
         </w:tc>
@@ -30918,7 +30908,7 @@
             </w:pPr>
             <w:r/>
             <w:r>
-              <w:t>692.25</w:t>
+              <w:t>695.00</w:t>
             </w:r>
           </w:p>
         </w:tc>
@@ -30946,7 +30936,7 @@
             </w:pPr>
             <w:r/>
             <w:r>
-              <w:t>700.75</w:t>
+              <w:t>703.50</w:t>
             </w:r>
           </w:p>
         </w:tc>
@@ -30974,7 +30964,7 @@
             </w:pPr>
             <w:r/>
             <w:r>
-              <w:t>678.25</w:t>
+              <w:t>681.00</w:t>
             </w:r>
           </w:p>
         </w:tc>
@@ -31005,7 +30995,7 @@
               <w:rPr>
                 <w:b/>
               </w:rPr>
-              <w:t>694.00</w:t>
+              <w:t>696.75</w:t>
             </w:r>
           </w:p>
         </w:tc>
@@ -31153,7 +31143,7 @@
             </w:pPr>
             <w:r/>
             <w:r>
-              <w:t>694.00</w:t>
+              <w:t>696.75</w:t>
             </w:r>
           </w:p>
         </w:tc>
@@ -31181,7 +31171,7 @@
             </w:pPr>
             <w:r/>
             <w:r>
-              <w:t>700.25</w:t>
+              <w:t>703.00</w:t>
             </w:r>
           </w:p>
         </w:tc>
@@ -31209,7 +31199,7 @@
             </w:pPr>
             <w:r/>
             <w:r>
-              <w:t>687.50</w:t>
+              <w:t>690.25</w:t>
             </w:r>
           </w:p>
         </w:tc>
@@ -31240,7 +31230,7 @@
               <w:rPr>
                 <w:b/>
               </w:rPr>
-              <w:t>693.25</w:t>
+              <w:t>696.00</w:t>
             </w:r>
           </w:p>
         </w:tc>

--- a/Daily Reports/15_10_2026-CBOT Reports.docx
+++ b/Daily Reports/15_10_2026-CBOT Reports.docx
@@ -104,7 +104,7 @@
           <w:color w:val="5C768D"/>
           <w:sz w:val="19"/>
         </w:rPr>
-        <w:t>Cập nhật tự động qua `macro_tracker.py` vào lúc 21:00 ICT ngày 15/10/2026</w:t>
+        <w:t>Cập nhật tự động qua `macro_tracker.py` vào lúc 22:00 ICT ngày 15/10/2026</w:t>
       </w:r>
     </w:p>
     <w:tbl>
@@ -313,7 +313,7 @@
               <w:rPr>
                 <w:b/>
               </w:rPr>
-              <w:t>104.67 / thùng</w:t>
+              <w:t>105.45 / thùng</w:t>
             </w:r>
           </w:p>
         </w:tc>
@@ -344,7 +344,7 @@
               <w:rPr>
                 <w:b/>
               </w:rPr>
-              <w:t>-1.31%</w:t>
+              <w:t>-0.57%</w:t>
             </w:r>
           </w:p>
         </w:tc>
@@ -1218,7 +1218,7 @@
         <w:rPr>
           <w:b/>
         </w:rPr>
-        <w:t>`104.67` (-1.31%)</w:t>
+        <w:t>`105.45` (-0.57%)</w:t>
       </w:r>
       <w:r>
         <w:t xml:space="preserve"> | DXY: </w:t>
@@ -1236,7 +1236,7 @@
         <w:rPr>
           <w:b/>
         </w:rPr>
-        <w:t>`678.00` (+0.71%)</w:t>
+        <w:t>`677.00` (+0.56%)</w:t>
       </w:r>
       <w:r>
         <w:t>.</w:t>
@@ -1306,7 +1306,7 @@
           <w:color w:val="5C768D"/>
           <w:sz w:val="19"/>
         </w:rPr>
-        <w:t>Cập nhật tự động lúc 21:00 ICT ngày 15/10/2026 — Nguồn: NOAA, USDA, BOM Australia</w:t>
+        <w:t>Cập nhật tự động lúc 22:00 ICT ngày 15/10/2026 — Nguồn: NOAA, USDA, BOM Australia</w:t>
       </w:r>
     </w:p>
     <w:p>
@@ -3574,7 +3574,7 @@
               <w:rPr>
                 <w:b/>
               </w:rPr>
-              <w:t>478.75</w:t>
+              <w:t>480.00</w:t>
             </w:r>
           </w:p>
         </w:tc>
@@ -3605,7 +3605,7 @@
               <w:rPr>
                 <w:b/>
               </w:rPr>
-              <w:t>478.94 (+0.19)</w:t>
+              <w:t>480.33 (+0.33)</w:t>
             </w:r>
           </w:p>
         </w:tc>
@@ -3633,7 +3633,7 @@
             </w:pPr>
             <w:r/>
             <w:r>
-              <w:t>Bearish (480.07 &lt; 481.58)</w:t>
+              <w:t>Bearish (480.09 &lt; 481.53)</w:t>
             </w:r>
           </w:p>
         </w:tc>
@@ -3661,7 +3661,7 @@
             </w:pPr>
             <w:r/>
             <w:r>
-              <w:t>3.25 cents</w:t>
+              <w:t>3.00 cents</w:t>
             </w:r>
           </w:p>
         </w:tc>
@@ -3822,7 +3822,7 @@
               <w:rPr>
                 <w:b/>
               </w:rPr>
-              <w:t>678.00</w:t>
+              <w:t>677.00</w:t>
             </w:r>
           </w:p>
         </w:tc>
@@ -3853,7 +3853,7 @@
               <w:rPr>
                 <w:b/>
               </w:rPr>
-              <w:t>677.62 (-0.38)</w:t>
+              <w:t>678.18 (+1.18)</w:t>
             </w:r>
           </w:p>
         </w:tc>
@@ -3881,7 +3881,7 @@
             </w:pPr>
             <w:r/>
             <w:r>
-              <w:t>Bullish (671.28 &gt; 670.85)</w:t>
+              <w:t>Bullish (671.94 &gt; 671.16)</w:t>
             </w:r>
           </w:p>
         </w:tc>
@@ -3909,7 +3909,7 @@
             </w:pPr>
             <w:r/>
             <w:r>
-              <w:t>5.75 cents</w:t>
+              <w:t>4.50 cents</w:t>
             </w:r>
           </w:p>
         </w:tc>
@@ -4347,7 +4347,7 @@
                 <w:b/>
                 <w:color w:val="15803D"/>
               </w:rPr>
-              <w:t>471.00 - 480.07 cents (Canh mua vùng hỗ trợ)</w:t>
+              <w:t>478.75 - 480.09 cents (Canh mua vùng hỗ trợ)</w:t>
             </w:r>
           </w:p>
         </w:tc>
@@ -4378,7 +4378,7 @@
               <w:rPr>
                 <w:b/>
               </w:rPr>
-              <w:t>467.99 cents (Dưới cản S2 + 1.5x ATR)</w:t>
+              <w:t>467.69 cents (Dưới cản S2 + 1.5x ATR)</w:t>
             </w:r>
           </w:p>
         </w:tc>
@@ -4414,7 +4414,7 @@
                 <w:color w:val="D97706"/>
                 <w:sz w:val="19"/>
               </w:rPr>
-              <w:t xml:space="preserve"> 482.50 cents </w:t>
+              <w:t xml:space="preserve"> 481.50 cents </w:t>
             </w:r>
             <w:r>
               <w:t xml:space="preserve"> / TP2: </w:t>
@@ -4528,7 +4528,7 @@
                 <w:b/>
                 <w:color w:val="15803D"/>
               </w:rPr>
-              <w:t>Long trung hạn (Swing) (ZCH27)</w:t>
+              <w:t>Long trung hạn (Swing) (ZCZ26)</w:t>
             </w:r>
           </w:p>
         </w:tc>
@@ -4559,7 +4559,7 @@
               <w:rPr>
                 <w:b/>
               </w:rPr>
-              <w:t>484.44 - 485.94 cents</w:t>
+              <w:t>477.25 - 478.75 cents</w:t>
             </w:r>
           </w:p>
         </w:tc>
@@ -4590,7 +4590,7 @@
               <w:rPr>
                 <w:b/>
               </w:rPr>
-              <w:t>483.88 cents (Chống quét SL tuyệt đối)</w:t>
+              <w:t>468.55 cents (Chống quét SL tuyệt đối)</w:t>
             </w:r>
           </w:p>
         </w:tc>
@@ -4621,7 +4621,7 @@
               <w:rPr>
                 <w:b/>
               </w:rPr>
-              <w:t>559.00 cents (Ăn trọn biên độ ngô ~10.5 giá)</w:t>
+              <w:t>543.75 cents (Ăn trọn biên độ ngô ~10.5 giá)</w:t>
             </w:r>
           </w:p>
         </w:tc>
@@ -4721,7 +4721,7 @@
                 <w:b/>
                 <w:color w:val="B91C1C"/>
               </w:rPr>
-              <w:t>Short trung hạn (Swing) (ZCH27)</w:t>
+              <w:t>Short trung hạn (Swing) (ZCZ26)</w:t>
             </w:r>
           </w:p>
         </w:tc>
@@ -4752,7 +4752,7 @@
               <w:rPr>
                 <w:b/>
               </w:rPr>
-              <w:t>496.25 - 497.75 cents</w:t>
+              <w:t>481.50 - 483.00 cents</w:t>
             </w:r>
           </w:p>
         </w:tc>
@@ -4783,7 +4783,7 @@
               <w:rPr>
                 <w:b/>
               </w:rPr>
-              <w:t>497.62 cents</w:t>
+              <w:t>483.20 cents</w:t>
             </w:r>
           </w:p>
         </w:tc>
@@ -4814,7 +4814,7 @@
               <w:rPr>
                 <w:b/>
               </w:rPr>
-              <w:t>486.25 cents</w:t>
+              <w:t>471.25 cents</w:t>
             </w:r>
           </w:p>
         </w:tc>
@@ -4945,7 +4945,7 @@
               <w:rPr>
                 <w:b/>
               </w:rPr>
-              <w:t>464.23 - 470.25 cents</w:t>
+              <w:t>463.43 - 470.25 cents</w:t>
             </w:r>
           </w:p>
         </w:tc>
@@ -5126,7 +5126,7 @@
                 <w:b/>
                 <w:color w:val="B91C1C"/>
               </w:rPr>
-              <w:t>671.28 - 670.85 cents (Canh bán hồi kỹ thuật H1)</w:t>
+              <w:t>671.94 - 671.16 cents (Canh bán hồi kỹ thuật H1)</w:t>
             </w:r>
           </w:p>
         </w:tc>
@@ -5157,7 +5157,7 @@
               <w:rPr>
                 <w:b/>
               </w:rPr>
-              <w:t>745.53 cents (Trên kháng cự R2 + 1.5x ATR)</w:t>
+              <w:t>746.16 cents (Trên kháng cự R2 + 1.5x ATR)</w:t>
             </w:r>
           </w:p>
         </w:tc>
@@ -5366,7 +5366,7 @@
               <w:rPr>
                 <w:b/>
               </w:rPr>
-              <w:t>673.15 cents</w:t>
+              <w:t>672.76 cents</w:t>
             </w:r>
           </w:p>
         </w:tc>
@@ -5559,7 +5559,7 @@
               <w:rPr>
                 <w:b/>
               </w:rPr>
-              <w:t>696.85 cents</w:t>
+              <w:t>697.24 cents</w:t>
             </w:r>
           </w:p>
         </w:tc>
@@ -5721,7 +5721,7 @@
               <w:rPr>
                 <w:b/>
               </w:rPr>
-              <w:t>650.09 - 661.50 cents</w:t>
+              <w:t>648.40 - 661.50 cents</w:t>
             </w:r>
           </w:p>
         </w:tc>
@@ -11599,7 +11599,7 @@
         <w:t>Giá Chốt Phiên (Close):</w:t>
       </w:r>
       <w:r>
-        <w:t xml:space="preserve"> 478.75 cents | </w:t>
+        <w:t xml:space="preserve"> 480.00 cents | </w:t>
       </w:r>
       <w:r>
         <w:rPr>
@@ -11614,10 +11614,10 @@
         <w:rPr>
           <w:b/>
         </w:rPr>
-        <w:t>`478.94 cents`</w:t>
+        <w:t>`480.33 cents`</w:t>
       </w:r>
       <w:r>
-        <w:t xml:space="preserve"> (+0.19).</w:t>
+        <w:t xml:space="preserve"> (+0.33).</w:t>
       </w:r>
     </w:p>
     <w:p>
@@ -11638,7 +11638,7 @@
         <w:rPr>
           <w:b/>
         </w:rPr>
-        <w:t>`60,055`</w:t>
+        <w:t>`87,392`</w:t>
       </w:r>
       <w:r>
         <w:t xml:space="preserve"> (Chênh lệch: </w:t>
@@ -11647,7 +11647,7 @@
         <w:rPr>
           <w:b/>
         </w:rPr>
-        <w:t>`-192,265`</w:t>
+        <w:t>`-164,928`</w:t>
       </w:r>
       <w:r>
         <w:t xml:space="preserve">) | OI: </w:t>
@@ -11656,7 +11656,7 @@
         <w:rPr>
           <w:b/>
         </w:rPr>
-        <w:t>`843,594`</w:t>
+        <w:t>`843,697`</w:t>
       </w:r>
       <w:r>
         <w:t xml:space="preserve"> (Chênh lệch: </w:t>
@@ -11665,7 +11665,7 @@
         <w:rPr>
           <w:b/>
         </w:rPr>
-        <w:t>`+0`</w:t>
+        <w:t>`+103`</w:t>
       </w:r>
       <w:r>
         <w:t>)</w:t>
@@ -11709,9 +11709,8 @@
       <w:r>
         <w:rPr>
           <w:b/>
-          <w:color w:val="15803D"/>
         </w:rPr>
-        <w:t>`Giảm suy yếu / Đáy ngắn hạn (Long Liquidation Decline)`</w:t>
+        <w:t>`Giảm nhẹ tích lũy (Distribution Decline)`</w:t>
       </w:r>
     </w:p>
     <w:p>
@@ -11981,7 +11980,7 @@
               <w:rPr>
                 <w:b/>
               </w:rPr>
-              <w:t>104.67</w:t>
+              <w:t>105.45</w:t>
             </w:r>
           </w:p>
         </w:tc>
@@ -12012,7 +12011,7 @@
               <w:rPr>
                 <w:b/>
               </w:rPr>
-              <w:t>-1.31%</w:t>
+              <w:t>-0.57%</w:t>
             </w:r>
           </w:p>
         </w:tc>
@@ -12739,7 +12738,7 @@
         <w:t xml:space="preserve"> EMA_21 </w:t>
       </w:r>
       <w:r>
-        <w:t xml:space="preserve"> (480.07) &lt; </w:t>
+        <w:t xml:space="preserve"> (480.09) &lt; </w:t>
       </w:r>
       <w:r>
         <w:rPr>
@@ -12750,7 +12749,7 @@
         <w:t xml:space="preserve"> EMA_50 </w:t>
       </w:r>
       <w:r>
-        <w:t xml:space="preserve"> (481.58).</w:t>
+        <w:t xml:space="preserve"> (481.53).</w:t>
       </w:r>
     </w:p>
     <w:p>
@@ -12771,7 +12770,7 @@
         <w:rPr>
           <w:b/>
         </w:rPr>
-        <w:t>`43.30`</w:t>
+        <w:t>`48.83`</w:t>
       </w:r>
       <w:r>
         <w:t xml:space="preserve"> | ATR (14) = </w:t>
@@ -12780,7 +12779,7 @@
         <w:rPr>
           <w:b/>
         </w:rPr>
-        <w:t>`1.50`</w:t>
+        <w:t>`1.70`</w:t>
       </w:r>
       <w:r>
         <w:t xml:space="preserve"> cents | Volatility = </w:t>
@@ -12789,7 +12788,7 @@
         <w:rPr>
           <w:b/>
         </w:rPr>
-        <w:t>`3.25 cents`</w:t>
+        <w:t>`3.00 cents`</w:t>
       </w:r>
       <w:r>
         <w:t>.</w:t>
@@ -12813,7 +12812,7 @@
         <w:rPr>
           <w:b/>
         </w:rPr>
-        <w:t>`471.00`</w:t>
+        <w:t>`478.75`</w:t>
       </w:r>
       <w:r>
         <w:t xml:space="preserve"> | S2: </w:t>
@@ -12831,7 +12830,7 @@
         <w:rPr>
           <w:b/>
         </w:rPr>
-        <w:t>`482.50`</w:t>
+        <w:t>`481.50`</w:t>
       </w:r>
       <w:r>
         <w:t xml:space="preserve"> | R2: </w:t>
@@ -13574,7 +13573,7 @@
           <w:b/>
           <w:color w:val="15803D"/>
         </w:rPr>
-        <w:t>`471.00 - 480.07 cents (Canh mua vùng hỗ trợ)`</w:t>
+        <w:t>`478.75 - 480.09 cents (Canh mua vùng hỗ trợ)`</w:t>
       </w:r>
       <w:r>
         <w:t xml:space="preserve"> | SL: </w:t>
@@ -13583,7 +13582,7 @@
         <w:rPr>
           <w:b/>
         </w:rPr>
-        <w:t>`467.99 cents (Dưới cản S2 + 1.5x ATR)`</w:t>
+        <w:t>`467.69 cents (Dưới cản S2 + 1.5x ATR)`</w:t>
       </w:r>
       <w:r>
         <w:t xml:space="preserve"> | TP: </w:t>
@@ -13594,7 +13593,7 @@
           <w:color w:val="D97706"/>
           <w:sz w:val="19"/>
         </w:rPr>
-        <w:t xml:space="preserve"> 482.50 cents </w:t>
+        <w:t xml:space="preserve"> 481.50 cents </w:t>
       </w:r>
       <w:r>
         <w:t xml:space="preserve"> / </w:t>
@@ -13620,7 +13619,7 @@
         <w:rPr>
           <w:b/>
         </w:rPr>
-        <w:t>Trung hạn (Swing Trades - HĐ ZCH27):</w:t>
+        <w:t>Trung hạn (Swing Trades - HĐ ZCZ26):</w:t>
       </w:r>
     </w:p>
     <w:p>
@@ -13645,7 +13644,7 @@
         <w:rPr>
           <w:b/>
         </w:rPr>
-        <w:t>`484.44 - 485.94 cents`</w:t>
+        <w:t>`477.25 - 478.75 cents`</w:t>
       </w:r>
       <w:r>
         <w:t xml:space="preserve"> | SL: </w:t>
@@ -13654,7 +13653,7 @@
         <w:rPr>
           <w:b/>
         </w:rPr>
-        <w:t>`483.88 cents (Chống quét SL tuyệt đối)`</w:t>
+        <w:t>`468.55 cents (Chống quét SL tuyệt đối)`</w:t>
       </w:r>
       <w:r>
         <w:t xml:space="preserve"> | TP: </w:t>
@@ -13663,7 +13662,7 @@
         <w:rPr>
           <w:b/>
         </w:rPr>
-        <w:t>`559.00 cents (Ăn trọn biên độ ngô ~10.5 giá)`</w:t>
+        <w:t>`543.75 cents (Ăn trọn biên độ ngô ~10.5 giá)`</w:t>
       </w:r>
       <w:r>
         <w:t>.</w:t>
@@ -13691,7 +13690,7 @@
         <w:rPr>
           <w:b/>
         </w:rPr>
-        <w:t>`496.25 - 497.75 cents`</w:t>
+        <w:t>`481.50 - 483.00 cents`</w:t>
       </w:r>
       <w:r>
         <w:t xml:space="preserve"> | SL: </w:t>
@@ -13700,7 +13699,7 @@
         <w:rPr>
           <w:b/>
         </w:rPr>
-        <w:t>`497.62 cents`</w:t>
+        <w:t>`483.20 cents`</w:t>
       </w:r>
       <w:r>
         <w:t xml:space="preserve"> | TP: </w:t>
@@ -13709,7 +13708,7 @@
         <w:rPr>
           <w:b/>
         </w:rPr>
-        <w:t>`486.25 cents`</w:t>
+        <w:t>`471.25 cents`</w:t>
       </w:r>
       <w:r>
         <w:t>.</w:t>
@@ -13749,7 +13748,7 @@
         <w:rPr>
           <w:b/>
         </w:rPr>
-        <w:t>`464.23 - 470.25 cents`</w:t>
+        <w:t>`463.43 - 470.25 cents`</w:t>
       </w:r>
     </w:p>
     <w:p>
@@ -14156,7 +14155,7 @@
             </w:pPr>
             <w:r/>
             <w:r>
-              <w:t>478.75</w:t>
+              <w:t>480.00</w:t>
             </w:r>
           </w:p>
         </w:tc>
@@ -14184,7 +14183,7 @@
             </w:pPr>
             <w:r/>
             <w:r>
-              <w:t>482.50</w:t>
+              <w:t>483.75</w:t>
             </w:r>
           </w:p>
         </w:tc>
@@ -14212,7 +14211,7 @@
             </w:pPr>
             <w:r/>
             <w:r>
-              <w:t>475.50</w:t>
+              <w:t>476.75</w:t>
             </w:r>
           </w:p>
         </w:tc>
@@ -14243,7 +14242,7 @@
               <w:rPr>
                 <w:b/>
               </w:rPr>
-              <w:t>479.00</w:t>
+              <w:t>480.25</w:t>
             </w:r>
           </w:p>
         </w:tc>
@@ -14391,7 +14390,7 @@
             </w:pPr>
             <w:r/>
             <w:r>
-              <w:t>479.00</w:t>
+              <w:t>480.25</w:t>
             </w:r>
           </w:p>
         </w:tc>
@@ -14419,7 +14418,7 @@
             </w:pPr>
             <w:r/>
             <w:r>
-              <w:t>481.75</w:t>
+              <w:t>483.00</w:t>
             </w:r>
           </w:p>
         </w:tc>
@@ -14447,7 +14446,7 @@
             </w:pPr>
             <w:r/>
             <w:r>
-              <w:t>475.25</w:t>
+              <w:t>476.50</w:t>
             </w:r>
           </w:p>
         </w:tc>
@@ -14478,7 +14477,7 @@
               <w:rPr>
                 <w:b/>
               </w:rPr>
-              <w:t>478.50</w:t>
+              <w:t>479.75</w:t>
             </w:r>
           </w:p>
         </w:tc>
@@ -14626,7 +14625,7 @@
             </w:pPr>
             <w:r/>
             <w:r>
-              <w:t>478.50</w:t>
+              <w:t>479.75</w:t>
             </w:r>
           </w:p>
         </w:tc>
@@ -14654,7 +14653,7 @@
             </w:pPr>
             <w:r/>
             <w:r>
-              <w:t>481.50</w:t>
+              <w:t>482.75</w:t>
             </w:r>
           </w:p>
         </w:tc>
@@ -14682,7 +14681,7 @@
             </w:pPr>
             <w:r/>
             <w:r>
-              <w:t>474.50</w:t>
+              <w:t>475.75</w:t>
             </w:r>
           </w:p>
         </w:tc>
@@ -14713,7 +14712,7 @@
               <w:rPr>
                 <w:b/>
               </w:rPr>
-              <w:t>479.25</w:t>
+              <w:t>480.50</w:t>
             </w:r>
           </w:p>
         </w:tc>
@@ -14861,7 +14860,7 @@
             </w:pPr>
             <w:r/>
             <w:r>
-              <w:t>479.25</w:t>
+              <w:t>480.50</w:t>
             </w:r>
           </w:p>
         </w:tc>
@@ -14889,7 +14888,7 @@
             </w:pPr>
             <w:r/>
             <w:r>
-              <w:t>483.75</w:t>
+              <w:t>485.00</w:t>
             </w:r>
           </w:p>
         </w:tc>
@@ -14917,7 +14916,7 @@
             </w:pPr>
             <w:r/>
             <w:r>
-              <w:t>474.25</w:t>
+              <w:t>475.50</w:t>
             </w:r>
           </w:p>
         </w:tc>
@@ -14948,7 +14947,7 @@
               <w:rPr>
                 <w:b/>
               </w:rPr>
-              <w:t>480.00</w:t>
+              <w:t>481.25</w:t>
             </w:r>
           </w:p>
         </w:tc>
@@ -15096,7 +15095,7 @@
             </w:pPr>
             <w:r/>
             <w:r>
-              <w:t>480.00</w:t>
+              <w:t>481.25</w:t>
             </w:r>
           </w:p>
         </w:tc>
@@ -15124,7 +15123,7 @@
             </w:pPr>
             <w:r/>
             <w:r>
-              <w:t>485.50</w:t>
+              <w:t>486.75</w:t>
             </w:r>
           </w:p>
         </w:tc>
@@ -15152,7 +15151,7 @@
             </w:pPr>
             <w:r/>
             <w:r>
-              <w:t>473.75</w:t>
+              <w:t>475.00</w:t>
             </w:r>
           </w:p>
         </w:tc>
@@ -15183,7 +15182,7 @@
               <w:rPr>
                 <w:b/>
               </w:rPr>
-              <w:t>482.25</w:t>
+              <w:t>483.50</w:t>
             </w:r>
           </w:p>
         </w:tc>
@@ -15331,7 +15330,7 @@
             </w:pPr>
             <w:r/>
             <w:r>
-              <w:t>482.25</w:t>
+              <w:t>483.50</w:t>
             </w:r>
           </w:p>
         </w:tc>
@@ -15359,7 +15358,7 @@
             </w:pPr>
             <w:r/>
             <w:r>
-              <w:t>485.25</w:t>
+              <w:t>486.50</w:t>
             </w:r>
           </w:p>
         </w:tc>
@@ -15387,7 +15386,7 @@
             </w:pPr>
             <w:r/>
             <w:r>
-              <w:t>478.00</w:t>
+              <w:t>479.25</w:t>
             </w:r>
           </w:p>
         </w:tc>
@@ -15418,7 +15417,7 @@
               <w:rPr>
                 <w:b/>
               </w:rPr>
-              <w:t>482.50</w:t>
+              <w:t>483.75</w:t>
             </w:r>
           </w:p>
         </w:tc>
@@ -15566,7 +15565,7 @@
             </w:pPr>
             <w:r/>
             <w:r>
-              <w:t>482.50</w:t>
+              <w:t>483.75</w:t>
             </w:r>
           </w:p>
         </w:tc>
@@ -15594,7 +15593,7 @@
             </w:pPr>
             <w:r/>
             <w:r>
-              <w:t>485.75</w:t>
+              <w:t>487.00</w:t>
             </w:r>
           </w:p>
         </w:tc>
@@ -15622,7 +15621,7 @@
             </w:pPr>
             <w:r/>
             <w:r>
-              <w:t>476.00</w:t>
+              <w:t>477.25</w:t>
             </w:r>
           </w:p>
         </w:tc>
@@ -15653,7 +15652,7 @@
               <w:rPr>
                 <w:b/>
               </w:rPr>
-              <w:t>483.25</w:t>
+              <w:t>484.50</w:t>
             </w:r>
           </w:p>
         </w:tc>
@@ -15801,7 +15800,7 @@
             </w:pPr>
             <w:r/>
             <w:r>
-              <w:t>483.25</w:t>
+              <w:t>484.50</w:t>
             </w:r>
           </w:p>
         </w:tc>
@@ -15829,7 +15828,7 @@
             </w:pPr>
             <w:r/>
             <w:r>
-              <w:t>486.25</w:t>
+              <w:t>487.50</w:t>
             </w:r>
           </w:p>
         </w:tc>
@@ -15857,7 +15856,7 @@
             </w:pPr>
             <w:r/>
             <w:r>
-              <w:t>478.75</w:t>
+              <w:t>480.00</w:t>
             </w:r>
           </w:p>
         </w:tc>
@@ -15888,7 +15887,7 @@
               <w:rPr>
                 <w:b/>
               </w:rPr>
-              <w:t>482.75</w:t>
+              <w:t>484.00</w:t>
             </w:r>
           </w:p>
         </w:tc>
@@ -16036,7 +16035,7 @@
             </w:pPr>
             <w:r/>
             <w:r>
-              <w:t>482.75</w:t>
+              <w:t>484.00</w:t>
             </w:r>
           </w:p>
         </w:tc>
@@ -16064,7 +16063,7 @@
             </w:pPr>
             <w:r/>
             <w:r>
-              <w:t>486.75</w:t>
+              <w:t>488.00</w:t>
             </w:r>
           </w:p>
         </w:tc>
@@ -16092,7 +16091,7 @@
             </w:pPr>
             <w:r/>
             <w:r>
-              <w:t>477.00</w:t>
+              <w:t>478.25</w:t>
             </w:r>
           </w:p>
         </w:tc>
@@ -16123,7 +16122,7 @@
               <w:rPr>
                 <w:b/>
               </w:rPr>
-              <w:t>483.25</w:t>
+              <w:t>484.50</w:t>
             </w:r>
           </w:p>
         </w:tc>
@@ -16271,7 +16270,7 @@
             </w:pPr>
             <w:r/>
             <w:r>
-              <w:t>483.25</w:t>
+              <w:t>484.50</w:t>
             </w:r>
           </w:p>
         </w:tc>
@@ -16299,7 +16298,7 @@
             </w:pPr>
             <w:r/>
             <w:r>
-              <w:t>485.75</w:t>
+              <w:t>487.00</w:t>
             </w:r>
           </w:p>
         </w:tc>
@@ -16327,7 +16326,7 @@
             </w:pPr>
             <w:r/>
             <w:r>
-              <w:t>480.00</w:t>
+              <w:t>481.25</w:t>
             </w:r>
           </w:p>
         </w:tc>
@@ -16358,7 +16357,7 @@
               <w:rPr>
                 <w:b/>
               </w:rPr>
-              <w:t>483.75</w:t>
+              <w:t>485.00</w:t>
             </w:r>
           </w:p>
         </w:tc>
@@ -16506,7 +16505,7 @@
             </w:pPr>
             <w:r/>
             <w:r>
-              <w:t>483.75</w:t>
+              <w:t>485.00</w:t>
             </w:r>
           </w:p>
         </w:tc>
@@ -16534,7 +16533,7 @@
             </w:pPr>
             <w:r/>
             <w:r>
-              <w:t>487.25</w:t>
+              <w:t>488.50</w:t>
             </w:r>
           </w:p>
         </w:tc>
@@ -16562,7 +16561,7 @@
             </w:pPr>
             <w:r/>
             <w:r>
-              <w:t>477.75</w:t>
+              <w:t>479.00</w:t>
             </w:r>
           </w:p>
         </w:tc>
@@ -16593,7 +16592,7 @@
               <w:rPr>
                 <w:b/>
               </w:rPr>
-              <w:t>484.75</w:t>
+              <w:t>486.00</w:t>
             </w:r>
           </w:p>
         </w:tc>
@@ -16741,7 +16740,7 @@
             </w:pPr>
             <w:r/>
             <w:r>
-              <w:t>484.75</w:t>
+              <w:t>486.00</w:t>
             </w:r>
           </w:p>
         </w:tc>
@@ -16769,7 +16768,7 @@
             </w:pPr>
             <w:r/>
             <w:r>
-              <w:t>487.50</w:t>
+              <w:t>488.75</w:t>
             </w:r>
           </w:p>
         </w:tc>
@@ -16797,7 +16796,7 @@
             </w:pPr>
             <w:r/>
             <w:r>
-              <w:t>482.25</w:t>
+              <w:t>483.50</w:t>
             </w:r>
           </w:p>
         </w:tc>
@@ -16828,7 +16827,7 @@
               <w:rPr>
                 <w:b/>
               </w:rPr>
-              <w:t>484.75</w:t>
+              <w:t>486.00</w:t>
             </w:r>
           </w:p>
         </w:tc>
@@ -16976,7 +16975,7 @@
             </w:pPr>
             <w:r/>
             <w:r>
-              <w:t>484.75</w:t>
+              <w:t>486.00</w:t>
             </w:r>
           </w:p>
         </w:tc>
@@ -17004,7 +17003,7 @@
             </w:pPr>
             <w:r/>
             <w:r>
-              <w:t>487.50</w:t>
+              <w:t>488.75</w:t>
             </w:r>
           </w:p>
         </w:tc>
@@ -17032,7 +17031,7 @@
             </w:pPr>
             <w:r/>
             <w:r>
-              <w:t>482.25</w:t>
+              <w:t>483.50</w:t>
             </w:r>
           </w:p>
         </w:tc>
@@ -17063,7 +17062,7 @@
               <w:rPr>
                 <w:b/>
               </w:rPr>
-              <w:t>484.25</w:t>
+              <w:t>485.50</w:t>
             </w:r>
           </w:p>
         </w:tc>
@@ -17211,7 +17210,7 @@
             </w:pPr>
             <w:r/>
             <w:r>
-              <w:t>484.25</w:t>
+              <w:t>485.50</w:t>
             </w:r>
           </w:p>
         </w:tc>
@@ -17239,7 +17238,7 @@
             </w:pPr>
             <w:r/>
             <w:r>
-              <w:t>487.25</w:t>
+              <w:t>488.50</w:t>
             </w:r>
           </w:p>
         </w:tc>
@@ -17267,7 +17266,7 @@
             </w:pPr>
             <w:r/>
             <w:r>
-              <w:t>481.00</w:t>
+              <w:t>482.25</w:t>
             </w:r>
           </w:p>
         </w:tc>
@@ -17298,7 +17297,7 @@
               <w:rPr>
                 <w:b/>
               </w:rPr>
-              <w:t>484.00</w:t>
+              <w:t>485.25</w:t>
             </w:r>
           </w:p>
         </w:tc>
@@ -17446,7 +17445,7 @@
             </w:pPr>
             <w:r/>
             <w:r>
-              <w:t>484.00</w:t>
+              <w:t>485.25</w:t>
             </w:r>
           </w:p>
         </w:tc>
@@ -17474,7 +17473,7 @@
             </w:pPr>
             <w:r/>
             <w:r>
-              <w:t>488.00</w:t>
+              <w:t>489.25</w:t>
             </w:r>
           </w:p>
         </w:tc>
@@ -17502,7 +17501,7 @@
             </w:pPr>
             <w:r/>
             <w:r>
-              <w:t>478.75</w:t>
+              <w:t>480.00</w:t>
             </w:r>
           </w:p>
         </w:tc>
@@ -17533,7 +17532,7 @@
               <w:rPr>
                 <w:b/>
               </w:rPr>
-              <w:t>484.50</w:t>
+              <w:t>485.75</w:t>
             </w:r>
           </w:p>
         </w:tc>
@@ -17681,7 +17680,7 @@
             </w:pPr>
             <w:r/>
             <w:r>
-              <w:t>484.50</w:t>
+              <w:t>485.75</w:t>
             </w:r>
           </w:p>
         </w:tc>
@@ -17709,7 +17708,7 @@
             </w:pPr>
             <w:r/>
             <w:r>
-              <w:t>489.25</w:t>
+              <w:t>490.50</w:t>
             </w:r>
           </w:p>
         </w:tc>
@@ -17737,7 +17736,7 @@
             </w:pPr>
             <w:r/>
             <w:r>
-              <w:t>477.50</w:t>
+              <w:t>478.75</w:t>
             </w:r>
           </w:p>
         </w:tc>
@@ -17768,7 +17767,7 @@
               <w:rPr>
                 <w:b/>
               </w:rPr>
-              <w:t>486.50</w:t>
+              <w:t>487.75</w:t>
             </w:r>
           </w:p>
         </w:tc>
@@ -17916,7 +17915,7 @@
             </w:pPr>
             <w:r/>
             <w:r>
-              <w:t>486.50</w:t>
+              <w:t>487.75</w:t>
             </w:r>
           </w:p>
         </w:tc>
@@ -17944,7 +17943,7 @@
             </w:pPr>
             <w:r/>
             <w:r>
-              <w:t>494.50</w:t>
+              <w:t>495.75</w:t>
             </w:r>
           </w:p>
         </w:tc>
@@ -17972,7 +17971,7 @@
             </w:pPr>
             <w:r/>
             <w:r>
-              <w:t>479.50</w:t>
+              <w:t>480.75</w:t>
             </w:r>
           </w:p>
         </w:tc>
@@ -18003,7 +18002,7 @@
               <w:rPr>
                 <w:b/>
               </w:rPr>
-              <w:t>488.00</w:t>
+              <w:t>489.25</w:t>
             </w:r>
           </w:p>
         </w:tc>
@@ -18151,7 +18150,7 @@
             </w:pPr>
             <w:r/>
             <w:r>
-              <w:t>488.00</w:t>
+              <w:t>489.25</w:t>
             </w:r>
           </w:p>
         </w:tc>
@@ -18179,7 +18178,7 @@
             </w:pPr>
             <w:r/>
             <w:r>
-              <w:t>492.50</w:t>
+              <w:t>493.75</w:t>
             </w:r>
           </w:p>
         </w:tc>
@@ -18207,7 +18206,7 @@
             </w:pPr>
             <w:r/>
             <w:r>
-              <w:t>483.75</w:t>
+              <w:t>485.00</w:t>
             </w:r>
           </w:p>
         </w:tc>
@@ -18238,7 +18237,7 @@
               <w:rPr>
                 <w:b/>
               </w:rPr>
-              <w:t>487.50</w:t>
+              <w:t>488.75</w:t>
             </w:r>
           </w:p>
         </w:tc>
@@ -18386,7 +18385,7 @@
             </w:pPr>
             <w:r/>
             <w:r>
-              <w:t>487.50</w:t>
+              <w:t>488.75</w:t>
             </w:r>
           </w:p>
         </w:tc>
@@ -18414,7 +18413,7 @@
             </w:pPr>
             <w:r/>
             <w:r>
-              <w:t>489.75</w:t>
+              <w:t>491.00</w:t>
             </w:r>
           </w:p>
         </w:tc>
@@ -18442,7 +18441,7 @@
             </w:pPr>
             <w:r/>
             <w:r>
-              <w:t>484.75</w:t>
+              <w:t>486.00</w:t>
             </w:r>
           </w:p>
         </w:tc>
@@ -18473,7 +18472,7 @@
               <w:rPr>
                 <w:b/>
               </w:rPr>
-              <w:t>487.25</w:t>
+              <w:t>488.50</w:t>
             </w:r>
           </w:p>
         </w:tc>
@@ -18621,7 +18620,7 @@
             </w:pPr>
             <w:r/>
             <w:r>
-              <w:t>487.25</w:t>
+              <w:t>488.50</w:t>
             </w:r>
           </w:p>
         </w:tc>
@@ -18649,7 +18648,7 @@
             </w:pPr>
             <w:r/>
             <w:r>
-              <w:t>489.25</w:t>
+              <w:t>490.50</w:t>
             </w:r>
           </w:p>
         </w:tc>
@@ -18677,7 +18676,7 @@
             </w:pPr>
             <w:r/>
             <w:r>
-              <w:t>482.75</w:t>
+              <w:t>484.00</w:t>
             </w:r>
           </w:p>
         </w:tc>
@@ -18708,7 +18707,7 @@
               <w:rPr>
                 <w:b/>
               </w:rPr>
-              <w:t>487.50</w:t>
+              <w:t>488.75</w:t>
             </w:r>
           </w:p>
         </w:tc>
@@ -18856,7 +18855,7 @@
             </w:pPr>
             <w:r/>
             <w:r>
-              <w:t>487.50</w:t>
+              <w:t>488.75</w:t>
             </w:r>
           </w:p>
         </w:tc>
@@ -18884,7 +18883,7 @@
             </w:pPr>
             <w:r/>
             <w:r>
-              <w:t>491.25</w:t>
+              <w:t>492.50</w:t>
             </w:r>
           </w:p>
         </w:tc>
@@ -18912,7 +18911,7 @@
             </w:pPr>
             <w:r/>
             <w:r>
-              <w:t>484.75</w:t>
+              <w:t>486.00</w:t>
             </w:r>
           </w:p>
         </w:tc>
@@ -18943,7 +18942,7 @@
               <w:rPr>
                 <w:b/>
               </w:rPr>
-              <w:t>488.00</w:t>
+              <w:t>489.25</w:t>
             </w:r>
           </w:p>
         </w:tc>
@@ -19091,7 +19090,7 @@
             </w:pPr>
             <w:r/>
             <w:r>
-              <w:t>488.00</w:t>
+              <w:t>489.25</w:t>
             </w:r>
           </w:p>
         </w:tc>
@@ -19119,7 +19118,7 @@
             </w:pPr>
             <w:r/>
             <w:r>
-              <w:t>491.00</w:t>
+              <w:t>492.25</w:t>
             </w:r>
           </w:p>
         </w:tc>
@@ -19147,7 +19146,7 @@
             </w:pPr>
             <w:r/>
             <w:r>
-              <w:t>483.50</w:t>
+              <w:t>484.75</w:t>
             </w:r>
           </w:p>
         </w:tc>
@@ -19178,7 +19177,7 @@
               <w:rPr>
                 <w:b/>
               </w:rPr>
-              <w:t>488.25</w:t>
+              <w:t>489.50</w:t>
             </w:r>
           </w:p>
         </w:tc>
@@ -19326,7 +19325,7 @@
             </w:pPr>
             <w:r/>
             <w:r>
-              <w:t>488.25</w:t>
+              <w:t>489.50</w:t>
             </w:r>
           </w:p>
         </w:tc>
@@ -19354,7 +19353,7 @@
             </w:pPr>
             <w:r/>
             <w:r>
-              <w:t>492.50</w:t>
+              <w:t>493.75</w:t>
             </w:r>
           </w:p>
         </w:tc>
@@ -19382,7 +19381,7 @@
             </w:pPr>
             <w:r/>
             <w:r>
-              <w:t>485.00</w:t>
+              <w:t>486.25</w:t>
             </w:r>
           </w:p>
         </w:tc>
@@ -19413,7 +19412,7 @@
               <w:rPr>
                 <w:b/>
               </w:rPr>
-              <w:t>489.00</w:t>
+              <w:t>490.25</w:t>
             </w:r>
           </w:p>
         </w:tc>
@@ -19561,7 +19560,7 @@
             </w:pPr>
             <w:r/>
             <w:r>
-              <w:t>489.00</w:t>
+              <w:t>490.25</w:t>
             </w:r>
           </w:p>
         </w:tc>
@@ -19589,7 +19588,7 @@
             </w:pPr>
             <w:r/>
             <w:r>
-              <w:t>492.50</w:t>
+              <w:t>493.75</w:t>
             </w:r>
           </w:p>
         </w:tc>
@@ -19617,7 +19616,7 @@
             </w:pPr>
             <w:r/>
             <w:r>
-              <w:t>486.75</w:t>
+              <w:t>488.00</w:t>
             </w:r>
           </w:p>
         </w:tc>
@@ -19648,7 +19647,7 @@
               <w:rPr>
                 <w:b/>
               </w:rPr>
-              <w:t>489.00</w:t>
+              <w:t>490.25</w:t>
             </w:r>
           </w:p>
         </w:tc>
@@ -19796,7 +19795,7 @@
             </w:pPr>
             <w:r/>
             <w:r>
-              <w:t>489.00</w:t>
+              <w:t>490.25</w:t>
             </w:r>
           </w:p>
         </w:tc>
@@ -19824,7 +19823,7 @@
             </w:pPr>
             <w:r/>
             <w:r>
-              <w:t>492.75</w:t>
+              <w:t>494.00</w:t>
             </w:r>
           </w:p>
         </w:tc>
@@ -19852,7 +19851,7 @@
             </w:pPr>
             <w:r/>
             <w:r>
-              <w:t>485.50</w:t>
+              <w:t>486.75</w:t>
             </w:r>
           </w:p>
         </w:tc>
@@ -19883,7 +19882,7 @@
               <w:rPr>
                 <w:b/>
               </w:rPr>
-              <w:t>488.75</w:t>
+              <w:t>490.00</w:t>
             </w:r>
           </w:p>
         </w:tc>
@@ -20031,7 +20030,7 @@
             </w:pPr>
             <w:r/>
             <w:r>
-              <w:t>488.75</w:t>
+              <w:t>490.00</w:t>
             </w:r>
           </w:p>
         </w:tc>
@@ -20059,7 +20058,7 @@
             </w:pPr>
             <w:r/>
             <w:r>
-              <w:t>492.25</w:t>
+              <w:t>493.50</w:t>
             </w:r>
           </w:p>
         </w:tc>
@@ -20087,7 +20086,7 @@
             </w:pPr>
             <w:r/>
             <w:r>
-              <w:t>485.50</w:t>
+              <w:t>486.75</w:t>
             </w:r>
           </w:p>
         </w:tc>
@@ -20118,7 +20117,7 @@
               <w:rPr>
                 <w:b/>
               </w:rPr>
-              <w:t>488.50</w:t>
+              <w:t>489.75</w:t>
             </w:r>
           </w:p>
         </w:tc>
@@ -20266,7 +20265,7 @@
             </w:pPr>
             <w:r/>
             <w:r>
-              <w:t>488.50</w:t>
+              <w:t>489.75</w:t>
             </w:r>
           </w:p>
         </w:tc>
@@ -20294,7 +20293,7 @@
             </w:pPr>
             <w:r/>
             <w:r>
-              <w:t>491.50</w:t>
+              <w:t>492.75</w:t>
             </w:r>
           </w:p>
         </w:tc>
@@ -20322,7 +20321,7 @@
             </w:pPr>
             <w:r/>
             <w:r>
-              <w:t>485.75</w:t>
+              <w:t>487.00</w:t>
             </w:r>
           </w:p>
         </w:tc>
@@ -20353,7 +20352,7 @@
               <w:rPr>
                 <w:b/>
               </w:rPr>
-              <w:t>488.75</w:t>
+              <w:t>490.00</w:t>
             </w:r>
           </w:p>
         </w:tc>
@@ -20501,7 +20500,7 @@
             </w:pPr>
             <w:r/>
             <w:r>
-              <w:t>488.75</w:t>
+              <w:t>490.00</w:t>
             </w:r>
           </w:p>
         </w:tc>
@@ -20529,7 +20528,7 @@
             </w:pPr>
             <w:r/>
             <w:r>
-              <w:t>491.75</w:t>
+              <w:t>493.00</w:t>
             </w:r>
           </w:p>
         </w:tc>
@@ -20557,7 +20556,7 @@
             </w:pPr>
             <w:r/>
             <w:r>
-              <w:t>486.00</w:t>
+              <w:t>487.25</w:t>
             </w:r>
           </w:p>
         </w:tc>
@@ -20588,7 +20587,7 @@
               <w:rPr>
                 <w:b/>
               </w:rPr>
-              <w:t>488.75</w:t>
+              <w:t>490.00</w:t>
             </w:r>
           </w:p>
         </w:tc>
@@ -20736,7 +20735,7 @@
             </w:pPr>
             <w:r/>
             <w:r>
-              <w:t>488.75</w:t>
+              <w:t>490.00</w:t>
             </w:r>
           </w:p>
         </w:tc>
@@ -20764,7 +20763,7 @@
             </w:pPr>
             <w:r/>
             <w:r>
-              <w:t>492.75</w:t>
+              <w:t>494.00</w:t>
             </w:r>
           </w:p>
         </w:tc>
@@ -20792,7 +20791,7 @@
             </w:pPr>
             <w:r/>
             <w:r>
-              <w:t>485.25</w:t>
+              <w:t>486.50</w:t>
             </w:r>
           </w:p>
         </w:tc>
@@ -20823,7 +20822,7 @@
               <w:rPr>
                 <w:b/>
               </w:rPr>
-              <w:t>489.25</w:t>
+              <w:t>490.50</w:t>
             </w:r>
           </w:p>
         </w:tc>
@@ -20971,7 +20970,7 @@
             </w:pPr>
             <w:r/>
             <w:r>
-              <w:t>489.25</w:t>
+              <w:t>490.50</w:t>
             </w:r>
           </w:p>
         </w:tc>
@@ -20999,7 +20998,7 @@
             </w:pPr>
             <w:r/>
             <w:r>
-              <w:t>493.25</w:t>
+              <w:t>494.50</w:t>
             </w:r>
           </w:p>
         </w:tc>
@@ -21027,7 +21026,7 @@
             </w:pPr>
             <w:r/>
             <w:r>
-              <w:t>487.50</w:t>
+              <w:t>488.75</w:t>
             </w:r>
           </w:p>
         </w:tc>
@@ -21058,7 +21057,7 @@
               <w:rPr>
                 <w:b/>
               </w:rPr>
-              <w:t>489.00</w:t>
+              <w:t>490.25</w:t>
             </w:r>
           </w:p>
         </w:tc>
@@ -21781,7 +21780,7 @@
         <w:t>Giá Chốt Phiên (Close):</w:t>
       </w:r>
       <w:r>
-        <w:t xml:space="preserve"> 678.00 cents | </w:t>
+        <w:t xml:space="preserve"> 677.00 cents | </w:t>
       </w:r>
       <w:r>
         <w:rPr>
@@ -21796,10 +21795,10 @@
         <w:rPr>
           <w:b/>
         </w:rPr>
-        <w:t>`677.62 cents`</w:t>
+        <w:t>`678.18 cents`</w:t>
       </w:r>
       <w:r>
-        <w:t xml:space="preserve"> (-0.38).</w:t>
+        <w:t xml:space="preserve"> (+1.18).</w:t>
       </w:r>
     </w:p>
     <w:p>
@@ -21820,7 +21819,7 @@
         <w:rPr>
           <w:b/>
         </w:rPr>
-        <w:t>`18,078`</w:t>
+        <w:t>`44,105`</w:t>
       </w:r>
       <w:r>
         <w:t xml:space="preserve"> (Chênh lệch: </w:t>
@@ -21829,7 +21828,7 @@
         <w:rPr>
           <w:b/>
         </w:rPr>
-        <w:t>`-46,666`</w:t>
+        <w:t>`-20,639`</w:t>
       </w:r>
       <w:r>
         <w:t xml:space="preserve">) | OI: </w:t>
@@ -21838,7 +21837,7 @@
         <w:rPr>
           <w:b/>
         </w:rPr>
-        <w:t>`252,404`</w:t>
+        <w:t>`252,366`</w:t>
       </w:r>
       <w:r>
         <w:t xml:space="preserve"> (Chênh lệch: </w:t>
@@ -21847,7 +21846,7 @@
         <w:rPr>
           <w:b/>
         </w:rPr>
-        <w:t>`+0`</w:t>
+        <w:t>`-38`</w:t>
       </w:r>
       <w:r>
         <w:t>)</w:t>
@@ -22163,7 +22162,7 @@
               <w:rPr>
                 <w:b/>
               </w:rPr>
-              <w:t>104.67</w:t>
+              <w:t>105.45</w:t>
             </w:r>
           </w:p>
         </w:tc>
@@ -22194,7 +22193,7 @@
               <w:rPr>
                 <w:b/>
               </w:rPr>
-              <w:t>-1.31%</w:t>
+              <w:t>-0.57%</w:t>
             </w:r>
           </w:p>
         </w:tc>
@@ -22921,7 +22920,7 @@
         <w:t xml:space="preserve"> EMA_21 </w:t>
       </w:r>
       <w:r>
-        <w:t xml:space="preserve"> (671.28) &gt; </w:t>
+        <w:t xml:space="preserve"> (671.94) &gt; </w:t>
       </w:r>
       <w:r>
         <w:rPr>
@@ -22932,7 +22931,7 @@
         <w:t xml:space="preserve"> EMA_50 </w:t>
       </w:r>
       <w:r>
-        <w:t xml:space="preserve"> (670.85).</w:t>
+        <w:t xml:space="preserve"> (671.16).</w:t>
       </w:r>
     </w:p>
     <w:p>
@@ -22953,7 +22952,7 @@
         <w:rPr>
           <w:b/>
         </w:rPr>
-        <w:t>`69.76`</w:t>
+        <w:t>`63.43`</w:t>
       </w:r>
       <w:r>
         <w:t xml:space="preserve"> | ATR (14) = </w:t>
@@ -22962,7 +22961,7 @@
         <w:rPr>
           <w:b/>
         </w:rPr>
-        <w:t>`2.85`</w:t>
+        <w:t>`3.27`</w:t>
       </w:r>
       <w:r>
         <w:t xml:space="preserve"> cents | Volatility = </w:t>
@@ -22971,7 +22970,7 @@
         <w:rPr>
           <w:b/>
         </w:rPr>
-        <w:t>`5.75 cents`</w:t>
+        <w:t>`4.50 cents`</w:t>
       </w:r>
       <w:r>
         <w:t>.</w:t>
@@ -23746,7 +23745,7 @@
           <w:b/>
           <w:color w:val="B91C1C"/>
         </w:rPr>
-        <w:t>`671.28 - 670.85 cents (Canh bán hồi kỹ thuật H1)`</w:t>
+        <w:t>`671.94 - 671.16 cents (Canh bán hồi kỹ thuật H1)`</w:t>
       </w:r>
       <w:r>
         <w:t xml:space="preserve"> | SL: </w:t>
@@ -23755,7 +23754,7 @@
         <w:rPr>
           <w:b/>
         </w:rPr>
-        <w:t>`745.53 cents (Trên kháng cự R2 + 1.5x ATR)`</w:t>
+        <w:t>`746.16 cents (Trên kháng cự R2 + 1.5x ATR)`</w:t>
       </w:r>
       <w:r>
         <w:t xml:space="preserve"> | TP: </w:t>
@@ -23826,7 +23825,7 @@
         <w:rPr>
           <w:b/>
         </w:rPr>
-        <w:t>`673.15 cents`</w:t>
+        <w:t>`672.76 cents`</w:t>
       </w:r>
       <w:r>
         <w:t xml:space="preserve"> | TP: </w:t>
@@ -23872,7 +23871,7 @@
         <w:rPr>
           <w:b/>
         </w:rPr>
-        <w:t>`696.85 cents`</w:t>
+        <w:t>`697.24 cents`</w:t>
       </w:r>
       <w:r>
         <w:t xml:space="preserve"> | TP: </w:t>
@@ -23921,7 +23920,7 @@
         <w:rPr>
           <w:b/>
         </w:rPr>
-        <w:t>`650.09 - 661.50 cents`</w:t>
+        <w:t>`648.40 - 661.50 cents`</w:t>
       </w:r>
     </w:p>
     <w:p>
@@ -24328,7 +24327,7 @@
             </w:pPr>
             <w:r/>
             <w:r>
-              <w:t>678.00</w:t>
+              <w:t>677.00</w:t>
             </w:r>
           </w:p>
         </w:tc>
@@ -24356,7 +24355,7 @@
             </w:pPr>
             <w:r/>
             <w:r>
-              <w:t>689.25</w:t>
+              <w:t>688.25</w:t>
             </w:r>
           </w:p>
         </w:tc>
@@ -24384,7 +24383,7 @@
             </w:pPr>
             <w:r/>
             <w:r>
-              <w:t>672.50</w:t>
+              <w:t>671.50</w:t>
             </w:r>
           </w:p>
         </w:tc>
@@ -24415,7 +24414,7 @@
               <w:rPr>
                 <w:b/>
               </w:rPr>
-              <w:t>677.25</w:t>
+              <w:t>676.25</w:t>
             </w:r>
           </w:p>
         </w:tc>
@@ -24563,7 +24562,7 @@
             </w:pPr>
             <w:r/>
             <w:r>
-              <w:t>677.25</w:t>
+              <w:t>676.25</w:t>
             </w:r>
           </w:p>
         </w:tc>
@@ -24591,7 +24590,7 @@
             </w:pPr>
             <w:r/>
             <w:r>
-              <w:t>684.75</w:t>
+              <w:t>683.75</w:t>
             </w:r>
           </w:p>
         </w:tc>
@@ -24619,7 +24618,7 @@
             </w:pPr>
             <w:r/>
             <w:r>
-              <w:t>671.25</w:t>
+              <w:t>670.25</w:t>
             </w:r>
           </w:p>
         </w:tc>
@@ -24650,7 +24649,7 @@
               <w:rPr>
                 <w:b/>
               </w:rPr>
-              <w:t>676.75</w:t>
+              <w:t>675.75</w:t>
             </w:r>
           </w:p>
         </w:tc>
@@ -24798,7 +24797,7 @@
             </w:pPr>
             <w:r/>
             <w:r>
-              <w:t>676.75</w:t>
+              <w:t>675.75</w:t>
             </w:r>
           </w:p>
         </w:tc>
@@ -24826,7 +24825,7 @@
             </w:pPr>
             <w:r/>
             <w:r>
-              <w:t>690.50</w:t>
+              <w:t>689.50</w:t>
             </w:r>
           </w:p>
         </w:tc>
@@ -24854,7 +24853,7 @@
             </w:pPr>
             <w:r/>
             <w:r>
-              <w:t>662.00</w:t>
+              <w:t>661.00</w:t>
             </w:r>
           </w:p>
         </w:tc>
@@ -24885,7 +24884,7 @@
               <w:rPr>
                 <w:b/>
               </w:rPr>
-              <w:t>678.75</w:t>
+              <w:t>677.75</w:t>
             </w:r>
           </w:p>
         </w:tc>
@@ -25033,7 +25032,7 @@
             </w:pPr>
             <w:r/>
             <w:r>
-              <w:t>678.75</w:t>
+              <w:t>677.75</w:t>
             </w:r>
           </w:p>
         </w:tc>
@@ -25061,7 +25060,7 @@
             </w:pPr>
             <w:r/>
             <w:r>
-              <w:t>692.00</w:t>
+              <w:t>691.00</w:t>
             </w:r>
           </w:p>
         </w:tc>
@@ -25089,7 +25088,7 @@
             </w:pPr>
             <w:r/>
             <w:r>
-              <w:t>670.50</w:t>
+              <w:t>669.50</w:t>
             </w:r>
           </w:p>
         </w:tc>
@@ -25120,7 +25119,7 @@
               <w:rPr>
                 <w:b/>
               </w:rPr>
-              <w:t>680.00</w:t>
+              <w:t>679.00</w:t>
             </w:r>
           </w:p>
         </w:tc>
@@ -25268,7 +25267,7 @@
             </w:pPr>
             <w:r/>
             <w:r>
-              <w:t>680.00</w:t>
+              <w:t>679.00</w:t>
             </w:r>
           </w:p>
         </w:tc>
@@ -25296,7 +25295,7 @@
             </w:pPr>
             <w:r/>
             <w:r>
-              <w:t>696.50</w:t>
+              <w:t>695.50</w:t>
             </w:r>
           </w:p>
         </w:tc>
@@ -25324,7 +25323,7 @@
             </w:pPr>
             <w:r/>
             <w:r>
-              <w:t>669.50</w:t>
+              <w:t>668.50</w:t>
             </w:r>
           </w:p>
         </w:tc>
@@ -25355,7 +25354,7 @@
               <w:rPr>
                 <w:b/>
               </w:rPr>
-              <w:t>684.50</w:t>
+              <w:t>683.50</w:t>
             </w:r>
           </w:p>
         </w:tc>
@@ -25503,7 +25502,7 @@
             </w:pPr>
             <w:r/>
             <w:r>
-              <w:t>684.50</w:t>
+              <w:t>683.50</w:t>
             </w:r>
           </w:p>
         </w:tc>
@@ -25531,7 +25530,7 @@
             </w:pPr>
             <w:r/>
             <w:r>
-              <w:t>692.25</w:t>
+              <w:t>691.25</w:t>
             </w:r>
           </w:p>
         </w:tc>
@@ -25559,7 +25558,7 @@
             </w:pPr>
             <w:r/>
             <w:r>
-              <w:t>673.50</w:t>
+              <w:t>672.50</w:t>
             </w:r>
           </w:p>
         </w:tc>
@@ -25590,7 +25589,7 @@
               <w:rPr>
                 <w:b/>
               </w:rPr>
-              <w:t>685.75</w:t>
+              <w:t>684.75</w:t>
             </w:r>
           </w:p>
         </w:tc>
@@ -25738,7 +25737,7 @@
             </w:pPr>
             <w:r/>
             <w:r>
-              <w:t>685.75</w:t>
+              <w:t>684.75</w:t>
             </w:r>
           </w:p>
         </w:tc>
@@ -25766,7 +25765,7 @@
             </w:pPr>
             <w:r/>
             <w:r>
-              <w:t>694.00</w:t>
+              <w:t>693.00</w:t>
             </w:r>
           </w:p>
         </w:tc>
@@ -25794,7 +25793,7 @@
             </w:pPr>
             <w:r/>
             <w:r>
-              <w:t>675.25</w:t>
+              <w:t>674.25</w:t>
             </w:r>
           </w:p>
         </w:tc>
@@ -25825,7 +25824,7 @@
               <w:rPr>
                 <w:b/>
               </w:rPr>
-              <w:t>687.50</w:t>
+              <w:t>686.50</w:t>
             </w:r>
           </w:p>
         </w:tc>
@@ -25973,7 +25972,7 @@
             </w:pPr>
             <w:r/>
             <w:r>
-              <w:t>687.50</w:t>
+              <w:t>686.50</w:t>
             </w:r>
           </w:p>
         </w:tc>
@@ -26001,7 +26000,7 @@
             </w:pPr>
             <w:r/>
             <w:r>
-              <w:t>699.75</w:t>
+              <w:t>698.75</w:t>
             </w:r>
           </w:p>
         </w:tc>
@@ -26029,7 +26028,7 @@
             </w:pPr>
             <w:r/>
             <w:r>
-              <w:t>677.75</w:t>
+              <w:t>676.75</w:t>
             </w:r>
           </w:p>
         </w:tc>
@@ -26060,7 +26059,7 @@
               <w:rPr>
                 <w:b/>
               </w:rPr>
-              <w:t>686.50</w:t>
+              <w:t>685.50</w:t>
             </w:r>
           </w:p>
         </w:tc>
@@ -26208,7 +26207,7 @@
             </w:pPr>
             <w:r/>
             <w:r>
-              <w:t>686.50</w:t>
+              <w:t>685.50</w:t>
             </w:r>
           </w:p>
         </w:tc>
@@ -26236,7 +26235,7 @@
             </w:pPr>
             <w:r/>
             <w:r>
-              <w:t>697.00</w:t>
+              <w:t>696.00</w:t>
             </w:r>
           </w:p>
         </w:tc>
@@ -26264,7 +26263,7 @@
             </w:pPr>
             <w:r/>
             <w:r>
-              <w:t>671.75</w:t>
+              <w:t>670.75</w:t>
             </w:r>
           </w:p>
         </w:tc>
@@ -26295,7 +26294,7 @@
               <w:rPr>
                 <w:b/>
               </w:rPr>
-              <w:t>688.75</w:t>
+              <w:t>687.75</w:t>
             </w:r>
           </w:p>
         </w:tc>
@@ -26443,7 +26442,7 @@
             </w:pPr>
             <w:r/>
             <w:r>
-              <w:t>688.75</w:t>
+              <w:t>687.75</w:t>
             </w:r>
           </w:p>
         </w:tc>
@@ -26471,7 +26470,7 @@
             </w:pPr>
             <w:r/>
             <w:r>
-              <w:t>699.25</w:t>
+              <w:t>698.25</w:t>
             </w:r>
           </w:p>
         </w:tc>
@@ -26499,7 +26498,7 @@
             </w:pPr>
             <w:r/>
             <w:r>
-              <w:t>682.50</w:t>
+              <w:t>681.50</w:t>
             </w:r>
           </w:p>
         </w:tc>
@@ -26530,7 +26529,7 @@
               <w:rPr>
                 <w:b/>
               </w:rPr>
-              <w:t>689.50</w:t>
+              <w:t>688.50</w:t>
             </w:r>
           </w:p>
         </w:tc>
@@ -26678,7 +26677,7 @@
             </w:pPr>
             <w:r/>
             <w:r>
-              <w:t>689.50</w:t>
+              <w:t>688.50</w:t>
             </w:r>
           </w:p>
         </w:tc>
@@ -26706,7 +26705,7 @@
             </w:pPr>
             <w:r/>
             <w:r>
-              <w:t>703.75</w:t>
+              <w:t>702.75</w:t>
             </w:r>
           </w:p>
         </w:tc>
@@ -26734,7 +26733,1887 @@
             </w:pPr>
             <w:r/>
             <w:r>
-              <w:t>674.75</w:t>
+              <w:t>673.75</w:t>
+            </w:r>
+          </w:p>
+        </w:tc>
+        <w:tc>
+          <w:tcPr>
+            <w:tcW w:type="dxa" w:w="1728"/>
+            <w:shd w:fill="F8FAFC"/>
+            <w:tcMar>
+              <w:top w:w="100" w:type="dxa"/>
+              <w:bottom w:w="100" w:type="dxa"/>
+              <w:left w:w="120" w:type="dxa"/>
+              <w:right w:w="120" w:type="dxa"/>
+            </w:tcMar>
+            <w:tcBorders>
+              <w:top w:val="single" w:sz="4" w:space="0" w:color="CCCCCC"/>
+              <w:bottom w:val="single" w:sz="4" w:space="0" w:color="CCCCCC"/>
+              <w:left w:val="single" w:sz="4" w:space="0" w:color="CCCCCC"/>
+              <w:right w:val="single" w:sz="4" w:space="0" w:color="CCCCCC"/>
+            </w:tcBorders>
+          </w:tcPr>
+          <w:p>
+            <w:pPr>
+              <w:spacing w:before="60" w:after="60" w:line="252" w:lineRule="auto"/>
+              <w:jc w:val="left"/>
+            </w:pPr>
+            <w:r/>
+            <w:r>
+              <w:rPr>
+                <w:b/>
+              </w:rPr>
+              <w:t>690.50</w:t>
+            </w:r>
+          </w:p>
+        </w:tc>
+        <w:tc>
+          <w:tcPr>
+            <w:tcW w:type="dxa" w:w="3456"/>
+            <w:shd w:fill="F8FAFC"/>
+            <w:tcMar>
+              <w:top w:w="100" w:type="dxa"/>
+              <w:bottom w:w="100" w:type="dxa"/>
+              <w:left w:w="120" w:type="dxa"/>
+              <w:right w:w="120" w:type="dxa"/>
+            </w:tcMar>
+            <w:tcBorders>
+              <w:top w:val="single" w:sz="4" w:space="0" w:color="CCCCCC"/>
+              <w:bottom w:val="single" w:sz="4" w:space="0" w:color="CCCCCC"/>
+              <w:left w:val="single" w:sz="4" w:space="0" w:color="CCCCCC"/>
+              <w:right w:val="single" w:sz="4" w:space="0" w:color="CCCCCC"/>
+            </w:tcBorders>
+          </w:tcPr>
+          <w:p>
+            <w:pPr>
+              <w:spacing w:before="60" w:after="60" w:line="252" w:lineRule="auto"/>
+              <w:jc w:val="left"/>
+            </w:pPr>
+            <w:r/>
+            <w:r>
+              <w:rPr>
+                <w:b/>
+              </w:rPr>
+              <w:t>+2.00</w:t>
+            </w:r>
+          </w:p>
+        </w:tc>
+        <w:tc>
+          <w:tcPr>
+            <w:tcW w:type="dxa" w:w="1440"/>
+            <w:shd w:fill="F8FAFC"/>
+            <w:tcMar>
+              <w:top w:w="100" w:type="dxa"/>
+              <w:bottom w:w="100" w:type="dxa"/>
+              <w:left w:w="120" w:type="dxa"/>
+              <w:right w:w="120" w:type="dxa"/>
+            </w:tcMar>
+            <w:tcBorders>
+              <w:top w:val="single" w:sz="4" w:space="0" w:color="CCCCCC"/>
+              <w:bottom w:val="single" w:sz="4" w:space="0" w:color="CCCCCC"/>
+              <w:left w:val="single" w:sz="4" w:space="0" w:color="CCCCCC"/>
+              <w:right w:val="single" w:sz="4" w:space="0" w:color="CCCCCC"/>
+            </w:tcBorders>
+          </w:tcPr>
+          <w:p>
+            <w:pPr>
+              <w:spacing w:before="60" w:after="60" w:line="252" w:lineRule="auto"/>
+              <w:jc w:val="left"/>
+            </w:pPr>
+            <w:r/>
+            <w:r>
+              <w:t>BULL</w:t>
+            </w:r>
+          </w:p>
+        </w:tc>
+      </w:tr>
+      <w:tr>
+        <w:tc>
+          <w:tcPr>
+            <w:tcW w:type="dxa" w:w="1584"/>
+            <w:shd w:fill="FFFFFF"/>
+            <w:tcMar>
+              <w:top w:w="100" w:type="dxa"/>
+              <w:bottom w:w="100" w:type="dxa"/>
+              <w:left w:w="120" w:type="dxa"/>
+              <w:right w:w="120" w:type="dxa"/>
+            </w:tcMar>
+            <w:tcBorders>
+              <w:top w:val="single" w:sz="4" w:space="0" w:color="CCCCCC"/>
+              <w:bottom w:val="single" w:sz="4" w:space="0" w:color="CCCCCC"/>
+              <w:left w:val="single" w:sz="4" w:space="0" w:color="CCCCCC"/>
+              <w:right w:val="single" w:sz="4" w:space="0" w:color="CCCCCC"/>
+            </w:tcBorders>
+          </w:tcPr>
+          <w:p>
+            <w:pPr>
+              <w:spacing w:before="60" w:after="60" w:line="252" w:lineRule="auto"/>
+              <w:jc w:val="left"/>
+            </w:pPr>
+            <w:r/>
+            <w:r>
+              <w:rPr>
+                <w:b/>
+              </w:rPr>
+              <w:t>Tue 13/10</w:t>
+            </w:r>
+          </w:p>
+        </w:tc>
+        <w:tc>
+          <w:tcPr>
+            <w:tcW w:type="dxa" w:w="864"/>
+            <w:shd w:fill="FFFFFF"/>
+            <w:tcMar>
+              <w:top w:w="100" w:type="dxa"/>
+              <w:bottom w:w="100" w:type="dxa"/>
+              <w:left w:w="120" w:type="dxa"/>
+              <w:right w:w="120" w:type="dxa"/>
+            </w:tcMar>
+            <w:tcBorders>
+              <w:top w:val="single" w:sz="4" w:space="0" w:color="CCCCCC"/>
+              <w:bottom w:val="single" w:sz="4" w:space="0" w:color="CCCCCC"/>
+              <w:left w:val="single" w:sz="4" w:space="0" w:color="CCCCCC"/>
+              <w:right w:val="single" w:sz="4" w:space="0" w:color="CCCCCC"/>
+            </w:tcBorders>
+          </w:tcPr>
+          <w:p>
+            <w:pPr>
+              <w:spacing w:before="60" w:after="60" w:line="252" w:lineRule="auto"/>
+              <w:jc w:val="left"/>
+            </w:pPr>
+            <w:r/>
+            <w:r>
+              <w:t>NY Close 23-01</w:t>
+            </w:r>
+          </w:p>
+        </w:tc>
+        <w:tc>
+          <w:tcPr>
+            <w:tcW w:type="dxa" w:w="1440"/>
+            <w:shd w:fill="FFFFFF"/>
+            <w:tcMar>
+              <w:top w:w="100" w:type="dxa"/>
+              <w:bottom w:w="100" w:type="dxa"/>
+              <w:left w:w="120" w:type="dxa"/>
+              <w:right w:w="120" w:type="dxa"/>
+            </w:tcMar>
+            <w:tcBorders>
+              <w:top w:val="single" w:sz="4" w:space="0" w:color="CCCCCC"/>
+              <w:bottom w:val="single" w:sz="4" w:space="0" w:color="CCCCCC"/>
+              <w:left w:val="single" w:sz="4" w:space="0" w:color="CCCCCC"/>
+              <w:right w:val="single" w:sz="4" w:space="0" w:color="CCCCCC"/>
+            </w:tcBorders>
+          </w:tcPr>
+          <w:p>
+            <w:pPr>
+              <w:spacing w:before="60" w:after="60" w:line="252" w:lineRule="auto"/>
+              <w:jc w:val="left"/>
+            </w:pPr>
+            <w:r/>
+            <w:r>
+              <w:t>690.50</w:t>
+            </w:r>
+          </w:p>
+        </w:tc>
+        <w:tc>
+          <w:tcPr>
+            <w:tcW w:type="dxa" w:w="2016"/>
+            <w:shd w:fill="FFFFFF"/>
+            <w:tcMar>
+              <w:top w:w="100" w:type="dxa"/>
+              <w:bottom w:w="100" w:type="dxa"/>
+              <w:left w:w="120" w:type="dxa"/>
+              <w:right w:w="120" w:type="dxa"/>
+            </w:tcMar>
+            <w:tcBorders>
+              <w:top w:val="single" w:sz="4" w:space="0" w:color="CCCCCC"/>
+              <w:bottom w:val="single" w:sz="4" w:space="0" w:color="CCCCCC"/>
+              <w:left w:val="single" w:sz="4" w:space="0" w:color="CCCCCC"/>
+              <w:right w:val="single" w:sz="4" w:space="0" w:color="CCCCCC"/>
+            </w:tcBorders>
+          </w:tcPr>
+          <w:p>
+            <w:pPr>
+              <w:spacing w:before="60" w:after="60" w:line="252" w:lineRule="auto"/>
+              <w:jc w:val="left"/>
+            </w:pPr>
+            <w:r/>
+            <w:r>
+              <w:t>697.00</w:t>
+            </w:r>
+          </w:p>
+        </w:tc>
+        <w:tc>
+          <w:tcPr>
+            <w:tcW w:type="dxa" w:w="1152"/>
+            <w:shd w:fill="FFFFFF"/>
+            <w:tcMar>
+              <w:top w:w="100" w:type="dxa"/>
+              <w:bottom w:w="100" w:type="dxa"/>
+              <w:left w:w="120" w:type="dxa"/>
+              <w:right w:w="120" w:type="dxa"/>
+            </w:tcMar>
+            <w:tcBorders>
+              <w:top w:val="single" w:sz="4" w:space="0" w:color="CCCCCC"/>
+              <w:bottom w:val="single" w:sz="4" w:space="0" w:color="CCCCCC"/>
+              <w:left w:val="single" w:sz="4" w:space="0" w:color="CCCCCC"/>
+              <w:right w:val="single" w:sz="4" w:space="0" w:color="CCCCCC"/>
+            </w:tcBorders>
+          </w:tcPr>
+          <w:p>
+            <w:pPr>
+              <w:spacing w:before="60" w:after="60" w:line="252" w:lineRule="auto"/>
+              <w:jc w:val="left"/>
+            </w:pPr>
+            <w:r/>
+            <w:r>
+              <w:t>683.75</w:t>
+            </w:r>
+          </w:p>
+        </w:tc>
+        <w:tc>
+          <w:tcPr>
+            <w:tcW w:type="dxa" w:w="1728"/>
+            <w:shd w:fill="FFFFFF"/>
+            <w:tcMar>
+              <w:top w:w="100" w:type="dxa"/>
+              <w:bottom w:w="100" w:type="dxa"/>
+              <w:left w:w="120" w:type="dxa"/>
+              <w:right w:w="120" w:type="dxa"/>
+            </w:tcMar>
+            <w:tcBorders>
+              <w:top w:val="single" w:sz="4" w:space="0" w:color="CCCCCC"/>
+              <w:bottom w:val="single" w:sz="4" w:space="0" w:color="CCCCCC"/>
+              <w:left w:val="single" w:sz="4" w:space="0" w:color="CCCCCC"/>
+              <w:right w:val="single" w:sz="4" w:space="0" w:color="CCCCCC"/>
+            </w:tcBorders>
+          </w:tcPr>
+          <w:p>
+            <w:pPr>
+              <w:spacing w:before="60" w:after="60" w:line="252" w:lineRule="auto"/>
+              <w:jc w:val="left"/>
+            </w:pPr>
+            <w:r/>
+            <w:r>
+              <w:rPr>
+                <w:b/>
+              </w:rPr>
+              <w:t>690.75</w:t>
+            </w:r>
+          </w:p>
+        </w:tc>
+        <w:tc>
+          <w:tcPr>
+            <w:tcW w:type="dxa" w:w="3456"/>
+            <w:shd w:fill="FFFFFF"/>
+            <w:tcMar>
+              <w:top w:w="100" w:type="dxa"/>
+              <w:bottom w:w="100" w:type="dxa"/>
+              <w:left w:w="120" w:type="dxa"/>
+              <w:right w:w="120" w:type="dxa"/>
+            </w:tcMar>
+            <w:tcBorders>
+              <w:top w:val="single" w:sz="4" w:space="0" w:color="CCCCCC"/>
+              <w:bottom w:val="single" w:sz="4" w:space="0" w:color="CCCCCC"/>
+              <w:left w:val="single" w:sz="4" w:space="0" w:color="CCCCCC"/>
+              <w:right w:val="single" w:sz="4" w:space="0" w:color="CCCCCC"/>
+            </w:tcBorders>
+          </w:tcPr>
+          <w:p>
+            <w:pPr>
+              <w:spacing w:before="60" w:after="60" w:line="252" w:lineRule="auto"/>
+              <w:jc w:val="left"/>
+            </w:pPr>
+            <w:r/>
+            <w:r>
+              <w:rPr>
+                <w:b/>
+              </w:rPr>
+              <w:t>+0.25</w:t>
+            </w:r>
+          </w:p>
+        </w:tc>
+        <w:tc>
+          <w:tcPr>
+            <w:tcW w:type="dxa" w:w="1440"/>
+            <w:shd w:fill="FFFFFF"/>
+            <w:tcMar>
+              <w:top w:w="100" w:type="dxa"/>
+              <w:bottom w:w="100" w:type="dxa"/>
+              <w:left w:w="120" w:type="dxa"/>
+              <w:right w:w="120" w:type="dxa"/>
+            </w:tcMar>
+            <w:tcBorders>
+              <w:top w:val="single" w:sz="4" w:space="0" w:color="CCCCCC"/>
+              <w:bottom w:val="single" w:sz="4" w:space="0" w:color="CCCCCC"/>
+              <w:left w:val="single" w:sz="4" w:space="0" w:color="CCCCCC"/>
+              <w:right w:val="single" w:sz="4" w:space="0" w:color="CCCCCC"/>
+            </w:tcBorders>
+          </w:tcPr>
+          <w:p>
+            <w:pPr>
+              <w:spacing w:before="60" w:after="60" w:line="252" w:lineRule="auto"/>
+              <w:jc w:val="left"/>
+            </w:pPr>
+            <w:r/>
+            <w:r>
+              <w:t>BULL</w:t>
+            </w:r>
+          </w:p>
+        </w:tc>
+      </w:tr>
+      <w:tr>
+        <w:tc>
+          <w:tcPr>
+            <w:tcW w:type="dxa" w:w="1584"/>
+            <w:shd w:fill="F8FAFC"/>
+            <w:tcMar>
+              <w:top w:w="100" w:type="dxa"/>
+              <w:bottom w:w="100" w:type="dxa"/>
+              <w:left w:w="120" w:type="dxa"/>
+              <w:right w:w="120" w:type="dxa"/>
+            </w:tcMar>
+            <w:tcBorders>
+              <w:top w:val="single" w:sz="4" w:space="0" w:color="CCCCCC"/>
+              <w:bottom w:val="single" w:sz="4" w:space="0" w:color="CCCCCC"/>
+              <w:left w:val="single" w:sz="4" w:space="0" w:color="CCCCCC"/>
+              <w:right w:val="single" w:sz="4" w:space="0" w:color="CCCCCC"/>
+            </w:tcBorders>
+          </w:tcPr>
+          <w:p>
+            <w:pPr>
+              <w:spacing w:before="60" w:after="60" w:line="252" w:lineRule="auto"/>
+              <w:jc w:val="left"/>
+            </w:pPr>
+            <w:r/>
+            <w:r>
+              <w:rPr>
+                <w:b/>
+              </w:rPr>
+              <w:t>Wed 14/10</w:t>
+            </w:r>
+          </w:p>
+        </w:tc>
+        <w:tc>
+          <w:tcPr>
+            <w:tcW w:type="dxa" w:w="864"/>
+            <w:shd w:fill="F8FAFC"/>
+            <w:tcMar>
+              <w:top w:w="100" w:type="dxa"/>
+              <w:bottom w:w="100" w:type="dxa"/>
+              <w:left w:w="120" w:type="dxa"/>
+              <w:right w:w="120" w:type="dxa"/>
+            </w:tcMar>
+            <w:tcBorders>
+              <w:top w:val="single" w:sz="4" w:space="0" w:color="CCCCCC"/>
+              <w:bottom w:val="single" w:sz="4" w:space="0" w:color="CCCCCC"/>
+              <w:left w:val="single" w:sz="4" w:space="0" w:color="CCCCCC"/>
+              <w:right w:val="single" w:sz="4" w:space="0" w:color="CCCCCC"/>
+            </w:tcBorders>
+          </w:tcPr>
+          <w:p>
+            <w:pPr>
+              <w:spacing w:before="60" w:after="60" w:line="252" w:lineRule="auto"/>
+              <w:jc w:val="left"/>
+            </w:pPr>
+            <w:r/>
+            <w:r>
+              <w:t>Asia 07-11</w:t>
+            </w:r>
+          </w:p>
+        </w:tc>
+        <w:tc>
+          <w:tcPr>
+            <w:tcW w:type="dxa" w:w="1440"/>
+            <w:shd w:fill="F8FAFC"/>
+            <w:tcMar>
+              <w:top w:w="100" w:type="dxa"/>
+              <w:bottom w:w="100" w:type="dxa"/>
+              <w:left w:w="120" w:type="dxa"/>
+              <w:right w:w="120" w:type="dxa"/>
+            </w:tcMar>
+            <w:tcBorders>
+              <w:top w:val="single" w:sz="4" w:space="0" w:color="CCCCCC"/>
+              <w:bottom w:val="single" w:sz="4" w:space="0" w:color="CCCCCC"/>
+              <w:left w:val="single" w:sz="4" w:space="0" w:color="CCCCCC"/>
+              <w:right w:val="single" w:sz="4" w:space="0" w:color="CCCCCC"/>
+            </w:tcBorders>
+          </w:tcPr>
+          <w:p>
+            <w:pPr>
+              <w:spacing w:before="60" w:after="60" w:line="252" w:lineRule="auto"/>
+              <w:jc w:val="left"/>
+            </w:pPr>
+            <w:r/>
+            <w:r>
+              <w:t>690.75</w:t>
+            </w:r>
+          </w:p>
+        </w:tc>
+        <w:tc>
+          <w:tcPr>
+            <w:tcW w:type="dxa" w:w="2016"/>
+            <w:shd w:fill="F8FAFC"/>
+            <w:tcMar>
+              <w:top w:w="100" w:type="dxa"/>
+              <w:bottom w:w="100" w:type="dxa"/>
+              <w:left w:w="120" w:type="dxa"/>
+              <w:right w:w="120" w:type="dxa"/>
+            </w:tcMar>
+            <w:tcBorders>
+              <w:top w:val="single" w:sz="4" w:space="0" w:color="CCCCCC"/>
+              <w:bottom w:val="single" w:sz="4" w:space="0" w:color="CCCCCC"/>
+              <w:left w:val="single" w:sz="4" w:space="0" w:color="CCCCCC"/>
+              <w:right w:val="single" w:sz="4" w:space="0" w:color="CCCCCC"/>
+            </w:tcBorders>
+          </w:tcPr>
+          <w:p>
+            <w:pPr>
+              <w:spacing w:before="60" w:after="60" w:line="252" w:lineRule="auto"/>
+              <w:jc w:val="left"/>
+            </w:pPr>
+            <w:r/>
+            <w:r>
+              <w:t>701.00</w:t>
+            </w:r>
+          </w:p>
+        </w:tc>
+        <w:tc>
+          <w:tcPr>
+            <w:tcW w:type="dxa" w:w="1152"/>
+            <w:shd w:fill="F8FAFC"/>
+            <w:tcMar>
+              <w:top w:w="100" w:type="dxa"/>
+              <w:bottom w:w="100" w:type="dxa"/>
+              <w:left w:w="120" w:type="dxa"/>
+              <w:right w:w="120" w:type="dxa"/>
+            </w:tcMar>
+            <w:tcBorders>
+              <w:top w:val="single" w:sz="4" w:space="0" w:color="CCCCCC"/>
+              <w:bottom w:val="single" w:sz="4" w:space="0" w:color="CCCCCC"/>
+              <w:left w:val="single" w:sz="4" w:space="0" w:color="CCCCCC"/>
+              <w:right w:val="single" w:sz="4" w:space="0" w:color="CCCCCC"/>
+            </w:tcBorders>
+          </w:tcPr>
+          <w:p>
+            <w:pPr>
+              <w:spacing w:before="60" w:after="60" w:line="252" w:lineRule="auto"/>
+              <w:jc w:val="left"/>
+            </w:pPr>
+            <w:r/>
+            <w:r>
+              <w:t>682.75</w:t>
+            </w:r>
+          </w:p>
+        </w:tc>
+        <w:tc>
+          <w:tcPr>
+            <w:tcW w:type="dxa" w:w="1728"/>
+            <w:shd w:fill="F8FAFC"/>
+            <w:tcMar>
+              <w:top w:w="100" w:type="dxa"/>
+              <w:bottom w:w="100" w:type="dxa"/>
+              <w:left w:w="120" w:type="dxa"/>
+              <w:right w:w="120" w:type="dxa"/>
+            </w:tcMar>
+            <w:tcBorders>
+              <w:top w:val="single" w:sz="4" w:space="0" w:color="CCCCCC"/>
+              <w:bottom w:val="single" w:sz="4" w:space="0" w:color="CCCCCC"/>
+              <w:left w:val="single" w:sz="4" w:space="0" w:color="CCCCCC"/>
+              <w:right w:val="single" w:sz="4" w:space="0" w:color="CCCCCC"/>
+            </w:tcBorders>
+          </w:tcPr>
+          <w:p>
+            <w:pPr>
+              <w:spacing w:before="60" w:after="60" w:line="252" w:lineRule="auto"/>
+              <w:jc w:val="left"/>
+            </w:pPr>
+            <w:r/>
+            <w:r>
+              <w:rPr>
+                <w:b/>
+              </w:rPr>
+              <w:t>691.25</w:t>
+            </w:r>
+          </w:p>
+        </w:tc>
+        <w:tc>
+          <w:tcPr>
+            <w:tcW w:type="dxa" w:w="3456"/>
+            <w:shd w:fill="F8FAFC"/>
+            <w:tcMar>
+              <w:top w:w="100" w:type="dxa"/>
+              <w:bottom w:w="100" w:type="dxa"/>
+              <w:left w:w="120" w:type="dxa"/>
+              <w:right w:w="120" w:type="dxa"/>
+            </w:tcMar>
+            <w:tcBorders>
+              <w:top w:val="single" w:sz="4" w:space="0" w:color="CCCCCC"/>
+              <w:bottom w:val="single" w:sz="4" w:space="0" w:color="CCCCCC"/>
+              <w:left w:val="single" w:sz="4" w:space="0" w:color="CCCCCC"/>
+              <w:right w:val="single" w:sz="4" w:space="0" w:color="CCCCCC"/>
+            </w:tcBorders>
+          </w:tcPr>
+          <w:p>
+            <w:pPr>
+              <w:spacing w:before="60" w:after="60" w:line="252" w:lineRule="auto"/>
+              <w:jc w:val="left"/>
+            </w:pPr>
+            <w:r/>
+            <w:r>
+              <w:rPr>
+                <w:b/>
+              </w:rPr>
+              <w:t>+0.50</w:t>
+            </w:r>
+          </w:p>
+        </w:tc>
+        <w:tc>
+          <w:tcPr>
+            <w:tcW w:type="dxa" w:w="1440"/>
+            <w:shd w:fill="F8FAFC"/>
+            <w:tcMar>
+              <w:top w:w="100" w:type="dxa"/>
+              <w:bottom w:w="100" w:type="dxa"/>
+              <w:left w:w="120" w:type="dxa"/>
+              <w:right w:w="120" w:type="dxa"/>
+            </w:tcMar>
+            <w:tcBorders>
+              <w:top w:val="single" w:sz="4" w:space="0" w:color="CCCCCC"/>
+              <w:bottom w:val="single" w:sz="4" w:space="0" w:color="CCCCCC"/>
+              <w:left w:val="single" w:sz="4" w:space="0" w:color="CCCCCC"/>
+              <w:right w:val="single" w:sz="4" w:space="0" w:color="CCCCCC"/>
+            </w:tcBorders>
+          </w:tcPr>
+          <w:p>
+            <w:pPr>
+              <w:spacing w:before="60" w:after="60" w:line="252" w:lineRule="auto"/>
+              <w:jc w:val="left"/>
+            </w:pPr>
+            <w:r/>
+            <w:r>
+              <w:t>BULL</w:t>
+            </w:r>
+          </w:p>
+        </w:tc>
+      </w:tr>
+      <w:tr>
+        <w:tc>
+          <w:tcPr>
+            <w:tcW w:type="dxa" w:w="1584"/>
+            <w:shd w:fill="FFFFFF"/>
+            <w:tcMar>
+              <w:top w:w="100" w:type="dxa"/>
+              <w:bottom w:w="100" w:type="dxa"/>
+              <w:left w:w="120" w:type="dxa"/>
+              <w:right w:w="120" w:type="dxa"/>
+            </w:tcMar>
+            <w:tcBorders>
+              <w:top w:val="single" w:sz="4" w:space="0" w:color="CCCCCC"/>
+              <w:bottom w:val="single" w:sz="4" w:space="0" w:color="CCCCCC"/>
+              <w:left w:val="single" w:sz="4" w:space="0" w:color="CCCCCC"/>
+              <w:right w:val="single" w:sz="4" w:space="0" w:color="CCCCCC"/>
+            </w:tcBorders>
+          </w:tcPr>
+          <w:p>
+            <w:pPr>
+              <w:spacing w:before="60" w:after="60" w:line="252" w:lineRule="auto"/>
+              <w:jc w:val="left"/>
+            </w:pPr>
+            <w:r/>
+            <w:r>
+              <w:rPr>
+                <w:b/>
+              </w:rPr>
+              <w:t>Wed 14/10</w:t>
+            </w:r>
+          </w:p>
+        </w:tc>
+        <w:tc>
+          <w:tcPr>
+            <w:tcW w:type="dxa" w:w="864"/>
+            <w:shd w:fill="FFFFFF"/>
+            <w:tcMar>
+              <w:top w:w="100" w:type="dxa"/>
+              <w:bottom w:w="100" w:type="dxa"/>
+              <w:left w:w="120" w:type="dxa"/>
+              <w:right w:w="120" w:type="dxa"/>
+            </w:tcMar>
+            <w:tcBorders>
+              <w:top w:val="single" w:sz="4" w:space="0" w:color="CCCCCC"/>
+              <w:bottom w:val="single" w:sz="4" w:space="0" w:color="CCCCCC"/>
+              <w:left w:val="single" w:sz="4" w:space="0" w:color="CCCCCC"/>
+              <w:right w:val="single" w:sz="4" w:space="0" w:color="CCCCCC"/>
+            </w:tcBorders>
+          </w:tcPr>
+          <w:p>
+            <w:pPr>
+              <w:spacing w:before="60" w:after="60" w:line="252" w:lineRule="auto"/>
+              <w:jc w:val="left"/>
+            </w:pPr>
+            <w:r/>
+            <w:r>
+              <w:t>Asia 11-15</w:t>
+            </w:r>
+          </w:p>
+        </w:tc>
+        <w:tc>
+          <w:tcPr>
+            <w:tcW w:type="dxa" w:w="1440"/>
+            <w:shd w:fill="FFFFFF"/>
+            <w:tcMar>
+              <w:top w:w="100" w:type="dxa"/>
+              <w:bottom w:w="100" w:type="dxa"/>
+              <w:left w:w="120" w:type="dxa"/>
+              <w:right w:w="120" w:type="dxa"/>
+            </w:tcMar>
+            <w:tcBorders>
+              <w:top w:val="single" w:sz="4" w:space="0" w:color="CCCCCC"/>
+              <w:bottom w:val="single" w:sz="4" w:space="0" w:color="CCCCCC"/>
+              <w:left w:val="single" w:sz="4" w:space="0" w:color="CCCCCC"/>
+              <w:right w:val="single" w:sz="4" w:space="0" w:color="CCCCCC"/>
+            </w:tcBorders>
+          </w:tcPr>
+          <w:p>
+            <w:pPr>
+              <w:spacing w:before="60" w:after="60" w:line="252" w:lineRule="auto"/>
+              <w:jc w:val="left"/>
+            </w:pPr>
+            <w:r/>
+            <w:r>
+              <w:t>691.25</w:t>
+            </w:r>
+          </w:p>
+        </w:tc>
+        <w:tc>
+          <w:tcPr>
+            <w:tcW w:type="dxa" w:w="2016"/>
+            <w:shd w:fill="FFFFFF"/>
+            <w:tcMar>
+              <w:top w:w="100" w:type="dxa"/>
+              <w:bottom w:w="100" w:type="dxa"/>
+              <w:left w:w="120" w:type="dxa"/>
+              <w:right w:w="120" w:type="dxa"/>
+            </w:tcMar>
+            <w:tcBorders>
+              <w:top w:val="single" w:sz="4" w:space="0" w:color="CCCCCC"/>
+              <w:bottom w:val="single" w:sz="4" w:space="0" w:color="CCCCCC"/>
+              <w:left w:val="single" w:sz="4" w:space="0" w:color="CCCCCC"/>
+              <w:right w:val="single" w:sz="4" w:space="0" w:color="CCCCCC"/>
+            </w:tcBorders>
+          </w:tcPr>
+          <w:p>
+            <w:pPr>
+              <w:spacing w:before="60" w:after="60" w:line="252" w:lineRule="auto"/>
+              <w:jc w:val="left"/>
+            </w:pPr>
+            <w:r/>
+            <w:r>
+              <w:t>698.25</w:t>
+            </w:r>
+          </w:p>
+        </w:tc>
+        <w:tc>
+          <w:tcPr>
+            <w:tcW w:type="dxa" w:w="1152"/>
+            <w:shd w:fill="FFFFFF"/>
+            <w:tcMar>
+              <w:top w:w="100" w:type="dxa"/>
+              <w:bottom w:w="100" w:type="dxa"/>
+              <w:left w:w="120" w:type="dxa"/>
+              <w:right w:w="120" w:type="dxa"/>
+            </w:tcMar>
+            <w:tcBorders>
+              <w:top w:val="single" w:sz="4" w:space="0" w:color="CCCCCC"/>
+              <w:bottom w:val="single" w:sz="4" w:space="0" w:color="CCCCCC"/>
+              <w:left w:val="single" w:sz="4" w:space="0" w:color="CCCCCC"/>
+              <w:right w:val="single" w:sz="4" w:space="0" w:color="CCCCCC"/>
+            </w:tcBorders>
+          </w:tcPr>
+          <w:p>
+            <w:pPr>
+              <w:spacing w:before="60" w:after="60" w:line="252" w:lineRule="auto"/>
+              <w:jc w:val="left"/>
+            </w:pPr>
+            <w:r/>
+            <w:r>
+              <w:t>685.25</w:t>
+            </w:r>
+          </w:p>
+        </w:tc>
+        <w:tc>
+          <w:tcPr>
+            <w:tcW w:type="dxa" w:w="1728"/>
+            <w:shd w:fill="FFFFFF"/>
+            <w:tcMar>
+              <w:top w:w="100" w:type="dxa"/>
+              <w:bottom w:w="100" w:type="dxa"/>
+              <w:left w:w="120" w:type="dxa"/>
+              <w:right w:w="120" w:type="dxa"/>
+            </w:tcMar>
+            <w:tcBorders>
+              <w:top w:val="single" w:sz="4" w:space="0" w:color="CCCCCC"/>
+              <w:bottom w:val="single" w:sz="4" w:space="0" w:color="CCCCCC"/>
+              <w:left w:val="single" w:sz="4" w:space="0" w:color="CCCCCC"/>
+              <w:right w:val="single" w:sz="4" w:space="0" w:color="CCCCCC"/>
+            </w:tcBorders>
+          </w:tcPr>
+          <w:p>
+            <w:pPr>
+              <w:spacing w:before="60" w:after="60" w:line="252" w:lineRule="auto"/>
+              <w:jc w:val="left"/>
+            </w:pPr>
+            <w:r/>
+            <w:r>
+              <w:rPr>
+                <w:b/>
+              </w:rPr>
+              <w:t>690.50</w:t>
+            </w:r>
+          </w:p>
+        </w:tc>
+        <w:tc>
+          <w:tcPr>
+            <w:tcW w:type="dxa" w:w="3456"/>
+            <w:shd w:fill="FFFFFF"/>
+            <w:tcMar>
+              <w:top w:w="100" w:type="dxa"/>
+              <w:bottom w:w="100" w:type="dxa"/>
+              <w:left w:w="120" w:type="dxa"/>
+              <w:right w:w="120" w:type="dxa"/>
+            </w:tcMar>
+            <w:tcBorders>
+              <w:top w:val="single" w:sz="4" w:space="0" w:color="CCCCCC"/>
+              <w:bottom w:val="single" w:sz="4" w:space="0" w:color="CCCCCC"/>
+              <w:left w:val="single" w:sz="4" w:space="0" w:color="CCCCCC"/>
+              <w:right w:val="single" w:sz="4" w:space="0" w:color="CCCCCC"/>
+            </w:tcBorders>
+          </w:tcPr>
+          <w:p>
+            <w:pPr>
+              <w:spacing w:before="60" w:after="60" w:line="252" w:lineRule="auto"/>
+              <w:jc w:val="left"/>
+            </w:pPr>
+            <w:r/>
+            <w:r>
+              <w:rPr>
+                <w:b/>
+              </w:rPr>
+              <w:t>-0.75</w:t>
+            </w:r>
+          </w:p>
+        </w:tc>
+        <w:tc>
+          <w:tcPr>
+            <w:tcW w:type="dxa" w:w="1440"/>
+            <w:shd w:fill="FFFFFF"/>
+            <w:tcMar>
+              <w:top w:w="100" w:type="dxa"/>
+              <w:bottom w:w="100" w:type="dxa"/>
+              <w:left w:w="120" w:type="dxa"/>
+              <w:right w:w="120" w:type="dxa"/>
+            </w:tcMar>
+            <w:tcBorders>
+              <w:top w:val="single" w:sz="4" w:space="0" w:color="CCCCCC"/>
+              <w:bottom w:val="single" w:sz="4" w:space="0" w:color="CCCCCC"/>
+              <w:left w:val="single" w:sz="4" w:space="0" w:color="CCCCCC"/>
+              <w:right w:val="single" w:sz="4" w:space="0" w:color="CCCCCC"/>
+            </w:tcBorders>
+          </w:tcPr>
+          <w:p>
+            <w:pPr>
+              <w:spacing w:before="60" w:after="60" w:line="252" w:lineRule="auto"/>
+              <w:jc w:val="left"/>
+            </w:pPr>
+            <w:r/>
+            <w:r>
+              <w:t>BEAR</w:t>
+            </w:r>
+          </w:p>
+        </w:tc>
+      </w:tr>
+      <w:tr>
+        <w:tc>
+          <w:tcPr>
+            <w:tcW w:type="dxa" w:w="1584"/>
+            <w:shd w:fill="F8FAFC"/>
+            <w:tcMar>
+              <w:top w:w="100" w:type="dxa"/>
+              <w:bottom w:w="100" w:type="dxa"/>
+              <w:left w:w="120" w:type="dxa"/>
+              <w:right w:w="120" w:type="dxa"/>
+            </w:tcMar>
+            <w:tcBorders>
+              <w:top w:val="single" w:sz="4" w:space="0" w:color="CCCCCC"/>
+              <w:bottom w:val="single" w:sz="4" w:space="0" w:color="CCCCCC"/>
+              <w:left w:val="single" w:sz="4" w:space="0" w:color="CCCCCC"/>
+              <w:right w:val="single" w:sz="4" w:space="0" w:color="CCCCCC"/>
+            </w:tcBorders>
+          </w:tcPr>
+          <w:p>
+            <w:pPr>
+              <w:spacing w:before="60" w:after="60" w:line="252" w:lineRule="auto"/>
+              <w:jc w:val="left"/>
+            </w:pPr>
+            <w:r/>
+            <w:r>
+              <w:rPr>
+                <w:b/>
+              </w:rPr>
+              <w:t>Wed 14/10</w:t>
+            </w:r>
+          </w:p>
+        </w:tc>
+        <w:tc>
+          <w:tcPr>
+            <w:tcW w:type="dxa" w:w="864"/>
+            <w:shd w:fill="F8FAFC"/>
+            <w:tcMar>
+              <w:top w:w="100" w:type="dxa"/>
+              <w:bottom w:w="100" w:type="dxa"/>
+              <w:left w:w="120" w:type="dxa"/>
+              <w:right w:w="120" w:type="dxa"/>
+            </w:tcMar>
+            <w:tcBorders>
+              <w:top w:val="single" w:sz="4" w:space="0" w:color="CCCCCC"/>
+              <w:bottom w:val="single" w:sz="4" w:space="0" w:color="CCCCCC"/>
+              <w:left w:val="single" w:sz="4" w:space="0" w:color="CCCCCC"/>
+              <w:right w:val="single" w:sz="4" w:space="0" w:color="CCCCCC"/>
+            </w:tcBorders>
+          </w:tcPr>
+          <w:p>
+            <w:pPr>
+              <w:spacing w:before="60" w:after="60" w:line="252" w:lineRule="auto"/>
+              <w:jc w:val="left"/>
+            </w:pPr>
+            <w:r/>
+            <w:r>
+              <w:t>London 15-19</w:t>
+            </w:r>
+          </w:p>
+        </w:tc>
+        <w:tc>
+          <w:tcPr>
+            <w:tcW w:type="dxa" w:w="1440"/>
+            <w:shd w:fill="F8FAFC"/>
+            <w:tcMar>
+              <w:top w:w="100" w:type="dxa"/>
+              <w:bottom w:w="100" w:type="dxa"/>
+              <w:left w:w="120" w:type="dxa"/>
+              <w:right w:w="120" w:type="dxa"/>
+            </w:tcMar>
+            <w:tcBorders>
+              <w:top w:val="single" w:sz="4" w:space="0" w:color="CCCCCC"/>
+              <w:bottom w:val="single" w:sz="4" w:space="0" w:color="CCCCCC"/>
+              <w:left w:val="single" w:sz="4" w:space="0" w:color="CCCCCC"/>
+              <w:right w:val="single" w:sz="4" w:space="0" w:color="CCCCCC"/>
+            </w:tcBorders>
+          </w:tcPr>
+          <w:p>
+            <w:pPr>
+              <w:spacing w:before="60" w:after="60" w:line="252" w:lineRule="auto"/>
+              <w:jc w:val="left"/>
+            </w:pPr>
+            <w:r/>
+            <w:r>
+              <w:t>690.50</w:t>
+            </w:r>
+          </w:p>
+        </w:tc>
+        <w:tc>
+          <w:tcPr>
+            <w:tcW w:type="dxa" w:w="2016"/>
+            <w:shd w:fill="F8FAFC"/>
+            <w:tcMar>
+              <w:top w:w="100" w:type="dxa"/>
+              <w:bottom w:w="100" w:type="dxa"/>
+              <w:left w:w="120" w:type="dxa"/>
+              <w:right w:w="120" w:type="dxa"/>
+            </w:tcMar>
+            <w:tcBorders>
+              <w:top w:val="single" w:sz="4" w:space="0" w:color="CCCCCC"/>
+              <w:bottom w:val="single" w:sz="4" w:space="0" w:color="CCCCCC"/>
+              <w:left w:val="single" w:sz="4" w:space="0" w:color="CCCCCC"/>
+              <w:right w:val="single" w:sz="4" w:space="0" w:color="CCCCCC"/>
+            </w:tcBorders>
+          </w:tcPr>
+          <w:p>
+            <w:pPr>
+              <w:spacing w:before="60" w:after="60" w:line="252" w:lineRule="auto"/>
+              <w:jc w:val="left"/>
+            </w:pPr>
+            <w:r/>
+            <w:r>
+              <w:t>704.00</w:t>
+            </w:r>
+          </w:p>
+        </w:tc>
+        <w:tc>
+          <w:tcPr>
+            <w:tcW w:type="dxa" w:w="1152"/>
+            <w:shd w:fill="F8FAFC"/>
+            <w:tcMar>
+              <w:top w:w="100" w:type="dxa"/>
+              <w:bottom w:w="100" w:type="dxa"/>
+              <w:left w:w="120" w:type="dxa"/>
+              <w:right w:w="120" w:type="dxa"/>
+            </w:tcMar>
+            <w:tcBorders>
+              <w:top w:val="single" w:sz="4" w:space="0" w:color="CCCCCC"/>
+              <w:bottom w:val="single" w:sz="4" w:space="0" w:color="CCCCCC"/>
+              <w:left w:val="single" w:sz="4" w:space="0" w:color="CCCCCC"/>
+              <w:right w:val="single" w:sz="4" w:space="0" w:color="CCCCCC"/>
+            </w:tcBorders>
+          </w:tcPr>
+          <w:p>
+            <w:pPr>
+              <w:spacing w:before="60" w:after="60" w:line="252" w:lineRule="auto"/>
+              <w:jc w:val="left"/>
+            </w:pPr>
+            <w:r/>
+            <w:r>
+              <w:t>677.50</w:t>
+            </w:r>
+          </w:p>
+        </w:tc>
+        <w:tc>
+          <w:tcPr>
+            <w:tcW w:type="dxa" w:w="1728"/>
+            <w:shd w:fill="F8FAFC"/>
+            <w:tcMar>
+              <w:top w:w="100" w:type="dxa"/>
+              <w:bottom w:w="100" w:type="dxa"/>
+              <w:left w:w="120" w:type="dxa"/>
+              <w:right w:w="120" w:type="dxa"/>
+            </w:tcMar>
+            <w:tcBorders>
+              <w:top w:val="single" w:sz="4" w:space="0" w:color="CCCCCC"/>
+              <w:bottom w:val="single" w:sz="4" w:space="0" w:color="CCCCCC"/>
+              <w:left w:val="single" w:sz="4" w:space="0" w:color="CCCCCC"/>
+              <w:right w:val="single" w:sz="4" w:space="0" w:color="CCCCCC"/>
+            </w:tcBorders>
+          </w:tcPr>
+          <w:p>
+            <w:pPr>
+              <w:spacing w:before="60" w:after="60" w:line="252" w:lineRule="auto"/>
+              <w:jc w:val="left"/>
+            </w:pPr>
+            <w:r/>
+            <w:r>
+              <w:rPr>
+                <w:b/>
+              </w:rPr>
+              <w:t>692.25</w:t>
+            </w:r>
+          </w:p>
+        </w:tc>
+        <w:tc>
+          <w:tcPr>
+            <w:tcW w:type="dxa" w:w="3456"/>
+            <w:shd w:fill="F8FAFC"/>
+            <w:tcMar>
+              <w:top w:w="100" w:type="dxa"/>
+              <w:bottom w:w="100" w:type="dxa"/>
+              <w:left w:w="120" w:type="dxa"/>
+              <w:right w:w="120" w:type="dxa"/>
+            </w:tcMar>
+            <w:tcBorders>
+              <w:top w:val="single" w:sz="4" w:space="0" w:color="CCCCCC"/>
+              <w:bottom w:val="single" w:sz="4" w:space="0" w:color="CCCCCC"/>
+              <w:left w:val="single" w:sz="4" w:space="0" w:color="CCCCCC"/>
+              <w:right w:val="single" w:sz="4" w:space="0" w:color="CCCCCC"/>
+            </w:tcBorders>
+          </w:tcPr>
+          <w:p>
+            <w:pPr>
+              <w:spacing w:before="60" w:after="60" w:line="252" w:lineRule="auto"/>
+              <w:jc w:val="left"/>
+            </w:pPr>
+            <w:r/>
+            <w:r>
+              <w:rPr>
+                <w:b/>
+              </w:rPr>
+              <w:t>+1.75</w:t>
+            </w:r>
+          </w:p>
+        </w:tc>
+        <w:tc>
+          <w:tcPr>
+            <w:tcW w:type="dxa" w:w="1440"/>
+            <w:shd w:fill="F8FAFC"/>
+            <w:tcMar>
+              <w:top w:w="100" w:type="dxa"/>
+              <w:bottom w:w="100" w:type="dxa"/>
+              <w:left w:w="120" w:type="dxa"/>
+              <w:right w:w="120" w:type="dxa"/>
+            </w:tcMar>
+            <w:tcBorders>
+              <w:top w:val="single" w:sz="4" w:space="0" w:color="CCCCCC"/>
+              <w:bottom w:val="single" w:sz="4" w:space="0" w:color="CCCCCC"/>
+              <w:left w:val="single" w:sz="4" w:space="0" w:color="CCCCCC"/>
+              <w:right w:val="single" w:sz="4" w:space="0" w:color="CCCCCC"/>
+            </w:tcBorders>
+          </w:tcPr>
+          <w:p>
+            <w:pPr>
+              <w:spacing w:before="60" w:after="60" w:line="252" w:lineRule="auto"/>
+              <w:jc w:val="left"/>
+            </w:pPr>
+            <w:r/>
+            <w:r>
+              <w:t>BULL</w:t>
+            </w:r>
+          </w:p>
+        </w:tc>
+      </w:tr>
+      <w:tr>
+        <w:tc>
+          <w:tcPr>
+            <w:tcW w:type="dxa" w:w="1584"/>
+            <w:shd w:fill="FFFFFF"/>
+            <w:tcMar>
+              <w:top w:w="100" w:type="dxa"/>
+              <w:bottom w:w="100" w:type="dxa"/>
+              <w:left w:w="120" w:type="dxa"/>
+              <w:right w:w="120" w:type="dxa"/>
+            </w:tcMar>
+            <w:tcBorders>
+              <w:top w:val="single" w:sz="4" w:space="0" w:color="CCCCCC"/>
+              <w:bottom w:val="single" w:sz="4" w:space="0" w:color="CCCCCC"/>
+              <w:left w:val="single" w:sz="4" w:space="0" w:color="CCCCCC"/>
+              <w:right w:val="single" w:sz="4" w:space="0" w:color="CCCCCC"/>
+            </w:tcBorders>
+          </w:tcPr>
+          <w:p>
+            <w:pPr>
+              <w:spacing w:before="60" w:after="60" w:line="252" w:lineRule="auto"/>
+              <w:jc w:val="left"/>
+            </w:pPr>
+            <w:r/>
+            <w:r>
+              <w:rPr>
+                <w:b/>
+              </w:rPr>
+              <w:t>Wed 14/10</w:t>
+            </w:r>
+          </w:p>
+        </w:tc>
+        <w:tc>
+          <w:tcPr>
+            <w:tcW w:type="dxa" w:w="864"/>
+            <w:shd w:fill="FFFFFF"/>
+            <w:tcMar>
+              <w:top w:w="100" w:type="dxa"/>
+              <w:bottom w:w="100" w:type="dxa"/>
+              <w:left w:w="120" w:type="dxa"/>
+              <w:right w:w="120" w:type="dxa"/>
+            </w:tcMar>
+            <w:tcBorders>
+              <w:top w:val="single" w:sz="4" w:space="0" w:color="CCCCCC"/>
+              <w:bottom w:val="single" w:sz="4" w:space="0" w:color="CCCCCC"/>
+              <w:left w:val="single" w:sz="4" w:space="0" w:color="CCCCCC"/>
+              <w:right w:val="single" w:sz="4" w:space="0" w:color="CCCCCC"/>
+            </w:tcBorders>
+          </w:tcPr>
+          <w:p>
+            <w:pPr>
+              <w:spacing w:before="60" w:after="60" w:line="252" w:lineRule="auto"/>
+              <w:jc w:val="left"/>
+            </w:pPr>
+            <w:r/>
+            <w:r>
+              <w:t>Pre-NY 19-21</w:t>
+            </w:r>
+          </w:p>
+        </w:tc>
+        <w:tc>
+          <w:tcPr>
+            <w:tcW w:type="dxa" w:w="1440"/>
+            <w:shd w:fill="FFFFFF"/>
+            <w:tcMar>
+              <w:top w:w="100" w:type="dxa"/>
+              <w:bottom w:w="100" w:type="dxa"/>
+              <w:left w:w="120" w:type="dxa"/>
+              <w:right w:w="120" w:type="dxa"/>
+            </w:tcMar>
+            <w:tcBorders>
+              <w:top w:val="single" w:sz="4" w:space="0" w:color="CCCCCC"/>
+              <w:bottom w:val="single" w:sz="4" w:space="0" w:color="CCCCCC"/>
+              <w:left w:val="single" w:sz="4" w:space="0" w:color="CCCCCC"/>
+              <w:right w:val="single" w:sz="4" w:space="0" w:color="CCCCCC"/>
+            </w:tcBorders>
+          </w:tcPr>
+          <w:p>
+            <w:pPr>
+              <w:spacing w:before="60" w:after="60" w:line="252" w:lineRule="auto"/>
+              <w:jc w:val="left"/>
+            </w:pPr>
+            <w:r/>
+            <w:r>
+              <w:t>692.25</w:t>
+            </w:r>
+          </w:p>
+        </w:tc>
+        <w:tc>
+          <w:tcPr>
+            <w:tcW w:type="dxa" w:w="2016"/>
+            <w:shd w:fill="FFFFFF"/>
+            <w:tcMar>
+              <w:top w:w="100" w:type="dxa"/>
+              <w:bottom w:w="100" w:type="dxa"/>
+              <w:left w:w="120" w:type="dxa"/>
+              <w:right w:w="120" w:type="dxa"/>
+            </w:tcMar>
+            <w:tcBorders>
+              <w:top w:val="single" w:sz="4" w:space="0" w:color="CCCCCC"/>
+              <w:bottom w:val="single" w:sz="4" w:space="0" w:color="CCCCCC"/>
+              <w:left w:val="single" w:sz="4" w:space="0" w:color="CCCCCC"/>
+              <w:right w:val="single" w:sz="4" w:space="0" w:color="CCCCCC"/>
+            </w:tcBorders>
+          </w:tcPr>
+          <w:p>
+            <w:pPr>
+              <w:spacing w:before="60" w:after="60" w:line="252" w:lineRule="auto"/>
+              <w:jc w:val="left"/>
+            </w:pPr>
+            <w:r/>
+            <w:r>
+              <w:t>701.50</w:t>
+            </w:r>
+          </w:p>
+        </w:tc>
+        <w:tc>
+          <w:tcPr>
+            <w:tcW w:type="dxa" w:w="1152"/>
+            <w:shd w:fill="FFFFFF"/>
+            <w:tcMar>
+              <w:top w:w="100" w:type="dxa"/>
+              <w:bottom w:w="100" w:type="dxa"/>
+              <w:left w:w="120" w:type="dxa"/>
+              <w:right w:w="120" w:type="dxa"/>
+            </w:tcMar>
+            <w:tcBorders>
+              <w:top w:val="single" w:sz="4" w:space="0" w:color="CCCCCC"/>
+              <w:bottom w:val="single" w:sz="4" w:space="0" w:color="CCCCCC"/>
+              <w:left w:val="single" w:sz="4" w:space="0" w:color="CCCCCC"/>
+              <w:right w:val="single" w:sz="4" w:space="0" w:color="CCCCCC"/>
+            </w:tcBorders>
+          </w:tcPr>
+          <w:p>
+            <w:pPr>
+              <w:spacing w:before="60" w:after="60" w:line="252" w:lineRule="auto"/>
+              <w:jc w:val="left"/>
+            </w:pPr>
+            <w:r/>
+            <w:r>
+              <w:t>681.50</w:t>
+            </w:r>
+          </w:p>
+        </w:tc>
+        <w:tc>
+          <w:tcPr>
+            <w:tcW w:type="dxa" w:w="1728"/>
+            <w:shd w:fill="FFFFFF"/>
+            <w:tcMar>
+              <w:top w:w="100" w:type="dxa"/>
+              <w:bottom w:w="100" w:type="dxa"/>
+              <w:left w:w="120" w:type="dxa"/>
+              <w:right w:w="120" w:type="dxa"/>
+            </w:tcMar>
+            <w:tcBorders>
+              <w:top w:val="single" w:sz="4" w:space="0" w:color="CCCCCC"/>
+              <w:bottom w:val="single" w:sz="4" w:space="0" w:color="CCCCCC"/>
+              <w:left w:val="single" w:sz="4" w:space="0" w:color="CCCCCC"/>
+              <w:right w:val="single" w:sz="4" w:space="0" w:color="CCCCCC"/>
+            </w:tcBorders>
+          </w:tcPr>
+          <w:p>
+            <w:pPr>
+              <w:spacing w:before="60" w:after="60" w:line="252" w:lineRule="auto"/>
+              <w:jc w:val="left"/>
+            </w:pPr>
+            <w:r/>
+            <w:r>
+              <w:rPr>
+                <w:b/>
+              </w:rPr>
+              <w:t>692.75</w:t>
+            </w:r>
+          </w:p>
+        </w:tc>
+        <w:tc>
+          <w:tcPr>
+            <w:tcW w:type="dxa" w:w="3456"/>
+            <w:shd w:fill="FFFFFF"/>
+            <w:tcMar>
+              <w:top w:w="100" w:type="dxa"/>
+              <w:bottom w:w="100" w:type="dxa"/>
+              <w:left w:w="120" w:type="dxa"/>
+              <w:right w:w="120" w:type="dxa"/>
+            </w:tcMar>
+            <w:tcBorders>
+              <w:top w:val="single" w:sz="4" w:space="0" w:color="CCCCCC"/>
+              <w:bottom w:val="single" w:sz="4" w:space="0" w:color="CCCCCC"/>
+              <w:left w:val="single" w:sz="4" w:space="0" w:color="CCCCCC"/>
+              <w:right w:val="single" w:sz="4" w:space="0" w:color="CCCCCC"/>
+            </w:tcBorders>
+          </w:tcPr>
+          <w:p>
+            <w:pPr>
+              <w:spacing w:before="60" w:after="60" w:line="252" w:lineRule="auto"/>
+              <w:jc w:val="left"/>
+            </w:pPr>
+            <w:r/>
+            <w:r>
+              <w:rPr>
+                <w:b/>
+              </w:rPr>
+              <w:t>+0.50</w:t>
+            </w:r>
+          </w:p>
+        </w:tc>
+        <w:tc>
+          <w:tcPr>
+            <w:tcW w:type="dxa" w:w="1440"/>
+            <w:shd w:fill="FFFFFF"/>
+            <w:tcMar>
+              <w:top w:w="100" w:type="dxa"/>
+              <w:bottom w:w="100" w:type="dxa"/>
+              <w:left w:w="120" w:type="dxa"/>
+              <w:right w:w="120" w:type="dxa"/>
+            </w:tcMar>
+            <w:tcBorders>
+              <w:top w:val="single" w:sz="4" w:space="0" w:color="CCCCCC"/>
+              <w:bottom w:val="single" w:sz="4" w:space="0" w:color="CCCCCC"/>
+              <w:left w:val="single" w:sz="4" w:space="0" w:color="CCCCCC"/>
+              <w:right w:val="single" w:sz="4" w:space="0" w:color="CCCCCC"/>
+            </w:tcBorders>
+          </w:tcPr>
+          <w:p>
+            <w:pPr>
+              <w:spacing w:before="60" w:after="60" w:line="252" w:lineRule="auto"/>
+              <w:jc w:val="left"/>
+            </w:pPr>
+            <w:r/>
+            <w:r>
+              <w:t>BULL</w:t>
+            </w:r>
+          </w:p>
+        </w:tc>
+      </w:tr>
+      <w:tr>
+        <w:tc>
+          <w:tcPr>
+            <w:tcW w:type="dxa" w:w="1584"/>
+            <w:shd w:fill="F8FAFC"/>
+            <w:tcMar>
+              <w:top w:w="100" w:type="dxa"/>
+              <w:bottom w:w="100" w:type="dxa"/>
+              <w:left w:w="120" w:type="dxa"/>
+              <w:right w:w="120" w:type="dxa"/>
+            </w:tcMar>
+            <w:tcBorders>
+              <w:top w:val="single" w:sz="4" w:space="0" w:color="CCCCCC"/>
+              <w:bottom w:val="single" w:sz="4" w:space="0" w:color="CCCCCC"/>
+              <w:left w:val="single" w:sz="4" w:space="0" w:color="CCCCCC"/>
+              <w:right w:val="single" w:sz="4" w:space="0" w:color="CCCCCC"/>
+            </w:tcBorders>
+          </w:tcPr>
+          <w:p>
+            <w:pPr>
+              <w:spacing w:before="60" w:after="60" w:line="252" w:lineRule="auto"/>
+              <w:jc w:val="left"/>
+            </w:pPr>
+            <w:r/>
+            <w:r>
+              <w:rPr>
+                <w:b/>
+              </w:rPr>
+              <w:t>Wed 14/10</w:t>
+            </w:r>
+          </w:p>
+        </w:tc>
+        <w:tc>
+          <w:tcPr>
+            <w:tcW w:type="dxa" w:w="864"/>
+            <w:shd w:fill="F8FAFC"/>
+            <w:tcMar>
+              <w:top w:w="100" w:type="dxa"/>
+              <w:bottom w:w="100" w:type="dxa"/>
+              <w:left w:w="120" w:type="dxa"/>
+              <w:right w:w="120" w:type="dxa"/>
+            </w:tcMar>
+            <w:tcBorders>
+              <w:top w:val="single" w:sz="4" w:space="0" w:color="CCCCCC"/>
+              <w:bottom w:val="single" w:sz="4" w:space="0" w:color="CCCCCC"/>
+              <w:left w:val="single" w:sz="4" w:space="0" w:color="CCCCCC"/>
+              <w:right w:val="single" w:sz="4" w:space="0" w:color="CCCCCC"/>
+            </w:tcBorders>
+          </w:tcPr>
+          <w:p>
+            <w:pPr>
+              <w:spacing w:before="60" w:after="60" w:line="252" w:lineRule="auto"/>
+              <w:jc w:val="left"/>
+            </w:pPr>
+            <w:r/>
+            <w:r>
+              <w:t>NY Open 21-23</w:t>
+            </w:r>
+          </w:p>
+        </w:tc>
+        <w:tc>
+          <w:tcPr>
+            <w:tcW w:type="dxa" w:w="1440"/>
+            <w:shd w:fill="F8FAFC"/>
+            <w:tcMar>
+              <w:top w:w="100" w:type="dxa"/>
+              <w:bottom w:w="100" w:type="dxa"/>
+              <w:left w:w="120" w:type="dxa"/>
+              <w:right w:w="120" w:type="dxa"/>
+            </w:tcMar>
+            <w:tcBorders>
+              <w:top w:val="single" w:sz="4" w:space="0" w:color="CCCCCC"/>
+              <w:bottom w:val="single" w:sz="4" w:space="0" w:color="CCCCCC"/>
+              <w:left w:val="single" w:sz="4" w:space="0" w:color="CCCCCC"/>
+              <w:right w:val="single" w:sz="4" w:space="0" w:color="CCCCCC"/>
+            </w:tcBorders>
+          </w:tcPr>
+          <w:p>
+            <w:pPr>
+              <w:spacing w:before="60" w:after="60" w:line="252" w:lineRule="auto"/>
+              <w:jc w:val="left"/>
+            </w:pPr>
+            <w:r/>
+            <w:r>
+              <w:t>692.75</w:t>
+            </w:r>
+          </w:p>
+        </w:tc>
+        <w:tc>
+          <w:tcPr>
+            <w:tcW w:type="dxa" w:w="2016"/>
+            <w:shd w:fill="F8FAFC"/>
+            <w:tcMar>
+              <w:top w:w="100" w:type="dxa"/>
+              <w:bottom w:w="100" w:type="dxa"/>
+              <w:left w:w="120" w:type="dxa"/>
+              <w:right w:w="120" w:type="dxa"/>
+            </w:tcMar>
+            <w:tcBorders>
+              <w:top w:val="single" w:sz="4" w:space="0" w:color="CCCCCC"/>
+              <w:bottom w:val="single" w:sz="4" w:space="0" w:color="CCCCCC"/>
+              <w:left w:val="single" w:sz="4" w:space="0" w:color="CCCCCC"/>
+              <w:right w:val="single" w:sz="4" w:space="0" w:color="CCCCCC"/>
+            </w:tcBorders>
+          </w:tcPr>
+          <w:p>
+            <w:pPr>
+              <w:spacing w:before="60" w:after="60" w:line="252" w:lineRule="auto"/>
+              <w:jc w:val="left"/>
+            </w:pPr>
+            <w:r/>
+            <w:r>
+              <w:t>705.00</w:t>
+            </w:r>
+          </w:p>
+        </w:tc>
+        <w:tc>
+          <w:tcPr>
+            <w:tcW w:type="dxa" w:w="1152"/>
+            <w:shd w:fill="F8FAFC"/>
+            <w:tcMar>
+              <w:top w:w="100" w:type="dxa"/>
+              <w:bottom w:w="100" w:type="dxa"/>
+              <w:left w:w="120" w:type="dxa"/>
+              <w:right w:w="120" w:type="dxa"/>
+            </w:tcMar>
+            <w:tcBorders>
+              <w:top w:val="single" w:sz="4" w:space="0" w:color="CCCCCC"/>
+              <w:bottom w:val="single" w:sz="4" w:space="0" w:color="CCCCCC"/>
+              <w:left w:val="single" w:sz="4" w:space="0" w:color="CCCCCC"/>
+              <w:right w:val="single" w:sz="4" w:space="0" w:color="CCCCCC"/>
+            </w:tcBorders>
+          </w:tcPr>
+          <w:p>
+            <w:pPr>
+              <w:spacing w:before="60" w:after="60" w:line="252" w:lineRule="auto"/>
+              <w:jc w:val="left"/>
+            </w:pPr>
+            <w:r/>
+            <w:r>
+              <w:t>678.50</w:t>
+            </w:r>
+          </w:p>
+        </w:tc>
+        <w:tc>
+          <w:tcPr>
+            <w:tcW w:type="dxa" w:w="1728"/>
+            <w:shd w:fill="F8FAFC"/>
+            <w:tcMar>
+              <w:top w:w="100" w:type="dxa"/>
+              <w:bottom w:w="100" w:type="dxa"/>
+              <w:left w:w="120" w:type="dxa"/>
+              <w:right w:w="120" w:type="dxa"/>
+            </w:tcMar>
+            <w:tcBorders>
+              <w:top w:val="single" w:sz="4" w:space="0" w:color="CCCCCC"/>
+              <w:bottom w:val="single" w:sz="4" w:space="0" w:color="CCCCCC"/>
+              <w:left w:val="single" w:sz="4" w:space="0" w:color="CCCCCC"/>
+              <w:right w:val="single" w:sz="4" w:space="0" w:color="CCCCCC"/>
+            </w:tcBorders>
+          </w:tcPr>
+          <w:p>
+            <w:pPr>
+              <w:spacing w:before="60" w:after="60" w:line="252" w:lineRule="auto"/>
+              <w:jc w:val="left"/>
+            </w:pPr>
+            <w:r/>
+            <w:r>
+              <w:rPr>
+                <w:b/>
+              </w:rPr>
+              <w:t>691.25</w:t>
+            </w:r>
+          </w:p>
+        </w:tc>
+        <w:tc>
+          <w:tcPr>
+            <w:tcW w:type="dxa" w:w="3456"/>
+            <w:shd w:fill="F8FAFC"/>
+            <w:tcMar>
+              <w:top w:w="100" w:type="dxa"/>
+              <w:bottom w:w="100" w:type="dxa"/>
+              <w:left w:w="120" w:type="dxa"/>
+              <w:right w:w="120" w:type="dxa"/>
+            </w:tcMar>
+            <w:tcBorders>
+              <w:top w:val="single" w:sz="4" w:space="0" w:color="CCCCCC"/>
+              <w:bottom w:val="single" w:sz="4" w:space="0" w:color="CCCCCC"/>
+              <w:left w:val="single" w:sz="4" w:space="0" w:color="CCCCCC"/>
+              <w:right w:val="single" w:sz="4" w:space="0" w:color="CCCCCC"/>
+            </w:tcBorders>
+          </w:tcPr>
+          <w:p>
+            <w:pPr>
+              <w:spacing w:before="60" w:after="60" w:line="252" w:lineRule="auto"/>
+              <w:jc w:val="left"/>
+            </w:pPr>
+            <w:r/>
+            <w:r>
+              <w:rPr>
+                <w:b/>
+              </w:rPr>
+              <w:t>-1.50</w:t>
+            </w:r>
+          </w:p>
+        </w:tc>
+        <w:tc>
+          <w:tcPr>
+            <w:tcW w:type="dxa" w:w="1440"/>
+            <w:shd w:fill="F8FAFC"/>
+            <w:tcMar>
+              <w:top w:w="100" w:type="dxa"/>
+              <w:bottom w:w="100" w:type="dxa"/>
+              <w:left w:w="120" w:type="dxa"/>
+              <w:right w:w="120" w:type="dxa"/>
+            </w:tcMar>
+            <w:tcBorders>
+              <w:top w:val="single" w:sz="4" w:space="0" w:color="CCCCCC"/>
+              <w:bottom w:val="single" w:sz="4" w:space="0" w:color="CCCCCC"/>
+              <w:left w:val="single" w:sz="4" w:space="0" w:color="CCCCCC"/>
+              <w:right w:val="single" w:sz="4" w:space="0" w:color="CCCCCC"/>
+            </w:tcBorders>
+          </w:tcPr>
+          <w:p>
+            <w:pPr>
+              <w:spacing w:before="60" w:after="60" w:line="252" w:lineRule="auto"/>
+              <w:jc w:val="left"/>
+            </w:pPr>
+            <w:r/>
+            <w:r>
+              <w:t>BEAR</w:t>
+            </w:r>
+          </w:p>
+        </w:tc>
+      </w:tr>
+      <w:tr>
+        <w:tc>
+          <w:tcPr>
+            <w:tcW w:type="dxa" w:w="1584"/>
+            <w:shd w:fill="FFFFFF"/>
+            <w:tcMar>
+              <w:top w:w="100" w:type="dxa"/>
+              <w:bottom w:w="100" w:type="dxa"/>
+              <w:left w:w="120" w:type="dxa"/>
+              <w:right w:w="120" w:type="dxa"/>
+            </w:tcMar>
+            <w:tcBorders>
+              <w:top w:val="single" w:sz="4" w:space="0" w:color="CCCCCC"/>
+              <w:bottom w:val="single" w:sz="4" w:space="0" w:color="CCCCCC"/>
+              <w:left w:val="single" w:sz="4" w:space="0" w:color="CCCCCC"/>
+              <w:right w:val="single" w:sz="4" w:space="0" w:color="CCCCCC"/>
+            </w:tcBorders>
+          </w:tcPr>
+          <w:p>
+            <w:pPr>
+              <w:spacing w:before="60" w:after="60" w:line="252" w:lineRule="auto"/>
+              <w:jc w:val="left"/>
+            </w:pPr>
+            <w:r/>
+            <w:r>
+              <w:rPr>
+                <w:b/>
+              </w:rPr>
+              <w:t>Wed 14/10</w:t>
+            </w:r>
+          </w:p>
+        </w:tc>
+        <w:tc>
+          <w:tcPr>
+            <w:tcW w:type="dxa" w:w="864"/>
+            <w:shd w:fill="FFFFFF"/>
+            <w:tcMar>
+              <w:top w:w="100" w:type="dxa"/>
+              <w:bottom w:w="100" w:type="dxa"/>
+              <w:left w:w="120" w:type="dxa"/>
+              <w:right w:w="120" w:type="dxa"/>
+            </w:tcMar>
+            <w:tcBorders>
+              <w:top w:val="single" w:sz="4" w:space="0" w:color="CCCCCC"/>
+              <w:bottom w:val="single" w:sz="4" w:space="0" w:color="CCCCCC"/>
+              <w:left w:val="single" w:sz="4" w:space="0" w:color="CCCCCC"/>
+              <w:right w:val="single" w:sz="4" w:space="0" w:color="CCCCCC"/>
+            </w:tcBorders>
+          </w:tcPr>
+          <w:p>
+            <w:pPr>
+              <w:spacing w:before="60" w:after="60" w:line="252" w:lineRule="auto"/>
+              <w:jc w:val="left"/>
+            </w:pPr>
+            <w:r/>
+            <w:r>
+              <w:t>NY Close 23-01</w:t>
+            </w:r>
+          </w:p>
+        </w:tc>
+        <w:tc>
+          <w:tcPr>
+            <w:tcW w:type="dxa" w:w="1440"/>
+            <w:shd w:fill="FFFFFF"/>
+            <w:tcMar>
+              <w:top w:w="100" w:type="dxa"/>
+              <w:bottom w:w="100" w:type="dxa"/>
+              <w:left w:w="120" w:type="dxa"/>
+              <w:right w:w="120" w:type="dxa"/>
+            </w:tcMar>
+            <w:tcBorders>
+              <w:top w:val="single" w:sz="4" w:space="0" w:color="CCCCCC"/>
+              <w:bottom w:val="single" w:sz="4" w:space="0" w:color="CCCCCC"/>
+              <w:left w:val="single" w:sz="4" w:space="0" w:color="CCCCCC"/>
+              <w:right w:val="single" w:sz="4" w:space="0" w:color="CCCCCC"/>
+            </w:tcBorders>
+          </w:tcPr>
+          <w:p>
+            <w:pPr>
+              <w:spacing w:before="60" w:after="60" w:line="252" w:lineRule="auto"/>
+              <w:jc w:val="left"/>
+            </w:pPr>
+            <w:r/>
+            <w:r>
+              <w:t>691.25</w:t>
+            </w:r>
+          </w:p>
+        </w:tc>
+        <w:tc>
+          <w:tcPr>
+            <w:tcW w:type="dxa" w:w="2016"/>
+            <w:shd w:fill="FFFFFF"/>
+            <w:tcMar>
+              <w:top w:w="100" w:type="dxa"/>
+              <w:bottom w:w="100" w:type="dxa"/>
+              <w:left w:w="120" w:type="dxa"/>
+              <w:right w:w="120" w:type="dxa"/>
+            </w:tcMar>
+            <w:tcBorders>
+              <w:top w:val="single" w:sz="4" w:space="0" w:color="CCCCCC"/>
+              <w:bottom w:val="single" w:sz="4" w:space="0" w:color="CCCCCC"/>
+              <w:left w:val="single" w:sz="4" w:space="0" w:color="CCCCCC"/>
+              <w:right w:val="single" w:sz="4" w:space="0" w:color="CCCCCC"/>
+            </w:tcBorders>
+          </w:tcPr>
+          <w:p>
+            <w:pPr>
+              <w:spacing w:before="60" w:after="60" w:line="252" w:lineRule="auto"/>
+              <w:jc w:val="left"/>
+            </w:pPr>
+            <w:r/>
+            <w:r>
+              <w:t>698.25</w:t>
+            </w:r>
+          </w:p>
+        </w:tc>
+        <w:tc>
+          <w:tcPr>
+            <w:tcW w:type="dxa" w:w="1152"/>
+            <w:shd w:fill="FFFFFF"/>
+            <w:tcMar>
+              <w:top w:w="100" w:type="dxa"/>
+              <w:bottom w:w="100" w:type="dxa"/>
+              <w:left w:w="120" w:type="dxa"/>
+              <w:right w:w="120" w:type="dxa"/>
+            </w:tcMar>
+            <w:tcBorders>
+              <w:top w:val="single" w:sz="4" w:space="0" w:color="CCCCCC"/>
+              <w:bottom w:val="single" w:sz="4" w:space="0" w:color="CCCCCC"/>
+              <w:left w:val="single" w:sz="4" w:space="0" w:color="CCCCCC"/>
+              <w:right w:val="single" w:sz="4" w:space="0" w:color="CCCCCC"/>
+            </w:tcBorders>
+          </w:tcPr>
+          <w:p>
+            <w:pPr>
+              <w:spacing w:before="60" w:after="60" w:line="252" w:lineRule="auto"/>
+              <w:jc w:val="left"/>
+            </w:pPr>
+            <w:r/>
+            <w:r>
+              <w:t>681.75</w:t>
+            </w:r>
+          </w:p>
+        </w:tc>
+        <w:tc>
+          <w:tcPr>
+            <w:tcW w:type="dxa" w:w="1728"/>
+            <w:shd w:fill="FFFFFF"/>
+            <w:tcMar>
+              <w:top w:w="100" w:type="dxa"/>
+              <w:bottom w:w="100" w:type="dxa"/>
+              <w:left w:w="120" w:type="dxa"/>
+              <w:right w:w="120" w:type="dxa"/>
+            </w:tcMar>
+            <w:tcBorders>
+              <w:top w:val="single" w:sz="4" w:space="0" w:color="CCCCCC"/>
+              <w:bottom w:val="single" w:sz="4" w:space="0" w:color="CCCCCC"/>
+              <w:left w:val="single" w:sz="4" w:space="0" w:color="CCCCCC"/>
+              <w:right w:val="single" w:sz="4" w:space="0" w:color="CCCCCC"/>
+            </w:tcBorders>
+          </w:tcPr>
+          <w:p>
+            <w:pPr>
+              <w:spacing w:before="60" w:after="60" w:line="252" w:lineRule="auto"/>
+              <w:jc w:val="left"/>
+            </w:pPr>
+            <w:r/>
+            <w:r>
+              <w:rPr>
+                <w:b/>
+              </w:rPr>
+              <w:t>691.75</w:t>
+            </w:r>
+          </w:p>
+        </w:tc>
+        <w:tc>
+          <w:tcPr>
+            <w:tcW w:type="dxa" w:w="3456"/>
+            <w:shd w:fill="FFFFFF"/>
+            <w:tcMar>
+              <w:top w:w="100" w:type="dxa"/>
+              <w:bottom w:w="100" w:type="dxa"/>
+              <w:left w:w="120" w:type="dxa"/>
+              <w:right w:w="120" w:type="dxa"/>
+            </w:tcMar>
+            <w:tcBorders>
+              <w:top w:val="single" w:sz="4" w:space="0" w:color="CCCCCC"/>
+              <w:bottom w:val="single" w:sz="4" w:space="0" w:color="CCCCCC"/>
+              <w:left w:val="single" w:sz="4" w:space="0" w:color="CCCCCC"/>
+              <w:right w:val="single" w:sz="4" w:space="0" w:color="CCCCCC"/>
+            </w:tcBorders>
+          </w:tcPr>
+          <w:p>
+            <w:pPr>
+              <w:spacing w:before="60" w:after="60" w:line="252" w:lineRule="auto"/>
+              <w:jc w:val="left"/>
+            </w:pPr>
+            <w:r/>
+            <w:r>
+              <w:rPr>
+                <w:b/>
+              </w:rPr>
+              <w:t>+0.50</w:t>
+            </w:r>
+          </w:p>
+        </w:tc>
+        <w:tc>
+          <w:tcPr>
+            <w:tcW w:type="dxa" w:w="1440"/>
+            <w:shd w:fill="FFFFFF"/>
+            <w:tcMar>
+              <w:top w:w="100" w:type="dxa"/>
+              <w:bottom w:w="100" w:type="dxa"/>
+              <w:left w:w="120" w:type="dxa"/>
+              <w:right w:w="120" w:type="dxa"/>
+            </w:tcMar>
+            <w:tcBorders>
+              <w:top w:val="single" w:sz="4" w:space="0" w:color="CCCCCC"/>
+              <w:bottom w:val="single" w:sz="4" w:space="0" w:color="CCCCCC"/>
+              <w:left w:val="single" w:sz="4" w:space="0" w:color="CCCCCC"/>
+              <w:right w:val="single" w:sz="4" w:space="0" w:color="CCCCCC"/>
+            </w:tcBorders>
+          </w:tcPr>
+          <w:p>
+            <w:pPr>
+              <w:spacing w:before="60" w:after="60" w:line="252" w:lineRule="auto"/>
+              <w:jc w:val="left"/>
+            </w:pPr>
+            <w:r/>
+            <w:r>
+              <w:t>BULL</w:t>
+            </w:r>
+          </w:p>
+        </w:tc>
+      </w:tr>
+      <w:tr>
+        <w:tc>
+          <w:tcPr>
+            <w:tcW w:type="dxa" w:w="1584"/>
+            <w:shd w:fill="F8FAFC"/>
+            <w:tcMar>
+              <w:top w:w="100" w:type="dxa"/>
+              <w:bottom w:w="100" w:type="dxa"/>
+              <w:left w:w="120" w:type="dxa"/>
+              <w:right w:w="120" w:type="dxa"/>
+            </w:tcMar>
+            <w:tcBorders>
+              <w:top w:val="single" w:sz="4" w:space="0" w:color="CCCCCC"/>
+              <w:bottom w:val="single" w:sz="4" w:space="0" w:color="CCCCCC"/>
+              <w:left w:val="single" w:sz="4" w:space="0" w:color="CCCCCC"/>
+              <w:right w:val="single" w:sz="4" w:space="0" w:color="CCCCCC"/>
+            </w:tcBorders>
+          </w:tcPr>
+          <w:p>
+            <w:pPr>
+              <w:spacing w:before="60" w:after="60" w:line="252" w:lineRule="auto"/>
+              <w:jc w:val="left"/>
+            </w:pPr>
+            <w:r/>
+            <w:r>
+              <w:rPr>
+                <w:b/>
+              </w:rPr>
+              <w:t>Thu 15/10</w:t>
+            </w:r>
+          </w:p>
+        </w:tc>
+        <w:tc>
+          <w:tcPr>
+            <w:tcW w:type="dxa" w:w="864"/>
+            <w:shd w:fill="F8FAFC"/>
+            <w:tcMar>
+              <w:top w:w="100" w:type="dxa"/>
+              <w:bottom w:w="100" w:type="dxa"/>
+              <w:left w:w="120" w:type="dxa"/>
+              <w:right w:w="120" w:type="dxa"/>
+            </w:tcMar>
+            <w:tcBorders>
+              <w:top w:val="single" w:sz="4" w:space="0" w:color="CCCCCC"/>
+              <w:bottom w:val="single" w:sz="4" w:space="0" w:color="CCCCCC"/>
+              <w:left w:val="single" w:sz="4" w:space="0" w:color="CCCCCC"/>
+              <w:right w:val="single" w:sz="4" w:space="0" w:color="CCCCCC"/>
+            </w:tcBorders>
+          </w:tcPr>
+          <w:p>
+            <w:pPr>
+              <w:spacing w:before="60" w:after="60" w:line="252" w:lineRule="auto"/>
+              <w:jc w:val="left"/>
+            </w:pPr>
+            <w:r/>
+            <w:r>
+              <w:t>Asia 07-11</w:t>
+            </w:r>
+          </w:p>
+        </w:tc>
+        <w:tc>
+          <w:tcPr>
+            <w:tcW w:type="dxa" w:w="1440"/>
+            <w:shd w:fill="F8FAFC"/>
+            <w:tcMar>
+              <w:top w:w="100" w:type="dxa"/>
+              <w:bottom w:w="100" w:type="dxa"/>
+              <w:left w:w="120" w:type="dxa"/>
+              <w:right w:w="120" w:type="dxa"/>
+            </w:tcMar>
+            <w:tcBorders>
+              <w:top w:val="single" w:sz="4" w:space="0" w:color="CCCCCC"/>
+              <w:bottom w:val="single" w:sz="4" w:space="0" w:color="CCCCCC"/>
+              <w:left w:val="single" w:sz="4" w:space="0" w:color="CCCCCC"/>
+              <w:right w:val="single" w:sz="4" w:space="0" w:color="CCCCCC"/>
+            </w:tcBorders>
+          </w:tcPr>
+          <w:p>
+            <w:pPr>
+              <w:spacing w:before="60" w:after="60" w:line="252" w:lineRule="auto"/>
+              <w:jc w:val="left"/>
+            </w:pPr>
+            <w:r/>
+            <w:r>
+              <w:t>691.75</w:t>
+            </w:r>
+          </w:p>
+        </w:tc>
+        <w:tc>
+          <w:tcPr>
+            <w:tcW w:type="dxa" w:w="2016"/>
+            <w:shd w:fill="F8FAFC"/>
+            <w:tcMar>
+              <w:top w:w="100" w:type="dxa"/>
+              <w:bottom w:w="100" w:type="dxa"/>
+              <w:left w:w="120" w:type="dxa"/>
+              <w:right w:w="120" w:type="dxa"/>
+            </w:tcMar>
+            <w:tcBorders>
+              <w:top w:val="single" w:sz="4" w:space="0" w:color="CCCCCC"/>
+              <w:bottom w:val="single" w:sz="4" w:space="0" w:color="CCCCCC"/>
+              <w:left w:val="single" w:sz="4" w:space="0" w:color="CCCCCC"/>
+              <w:right w:val="single" w:sz="4" w:space="0" w:color="CCCCCC"/>
+            </w:tcBorders>
+          </w:tcPr>
+          <w:p>
+            <w:pPr>
+              <w:spacing w:before="60" w:after="60" w:line="252" w:lineRule="auto"/>
+              <w:jc w:val="left"/>
+            </w:pPr>
+            <w:r/>
+            <w:r>
+              <w:t>702.25</w:t>
+            </w:r>
+          </w:p>
+        </w:tc>
+        <w:tc>
+          <w:tcPr>
+            <w:tcW w:type="dxa" w:w="1152"/>
+            <w:shd w:fill="F8FAFC"/>
+            <w:tcMar>
+              <w:top w:w="100" w:type="dxa"/>
+              <w:bottom w:w="100" w:type="dxa"/>
+              <w:left w:w="120" w:type="dxa"/>
+              <w:right w:w="120" w:type="dxa"/>
+            </w:tcMar>
+            <w:tcBorders>
+              <w:top w:val="single" w:sz="4" w:space="0" w:color="CCCCCC"/>
+              <w:bottom w:val="single" w:sz="4" w:space="0" w:color="CCCCCC"/>
+              <w:left w:val="single" w:sz="4" w:space="0" w:color="CCCCCC"/>
+              <w:right w:val="single" w:sz="4" w:space="0" w:color="CCCCCC"/>
+            </w:tcBorders>
+          </w:tcPr>
+          <w:p>
+            <w:pPr>
+              <w:spacing w:before="60" w:after="60" w:line="252" w:lineRule="auto"/>
+              <w:jc w:val="left"/>
+            </w:pPr>
+            <w:r/>
+            <w:r>
+              <w:t>684.50</w:t>
             </w:r>
           </w:p>
         </w:tc>
@@ -26796,7 +28675,7 @@
               <w:rPr>
                 <w:b/>
               </w:rPr>
-              <w:t>+2.00</w:t>
+              <w:t>-0.25</w:t>
             </w:r>
           </w:p>
         </w:tc>
@@ -26824,7 +28703,7 @@
             </w:pPr>
             <w:r/>
             <w:r>
-              <w:t>BULL</w:t>
+              <w:t>BEAR</w:t>
             </w:r>
           </w:p>
         </w:tc>
@@ -26857,7 +28736,7 @@
               <w:rPr>
                 <w:b/>
               </w:rPr>
-              <w:t>Tue 13/10</w:t>
+              <w:t>Thu 15/10</w:t>
             </w:r>
           </w:p>
         </w:tc>
@@ -26885,7 +28764,7 @@
             </w:pPr>
             <w:r/>
             <w:r>
-              <w:t>NY Close 23-01</w:t>
+              <w:t>Asia 11-15</w:t>
             </w:r>
           </w:p>
         </w:tc>
@@ -26941,7 +28820,7 @@
             </w:pPr>
             <w:r/>
             <w:r>
-              <w:t>698.00</w:t>
+              <w:t>701.25</w:t>
             </w:r>
           </w:p>
         </w:tc>
@@ -26969,7 +28848,7 @@
             </w:pPr>
             <w:r/>
             <w:r>
-              <w:t>684.75</w:t>
+              <w:t>681.75</w:t>
             </w:r>
           </w:p>
         </w:tc>
@@ -27000,7 +28879,7 @@
               <w:rPr>
                 <w:b/>
               </w:rPr>
-              <w:t>691.75</w:t>
+              <w:t>692.00</w:t>
             </w:r>
           </w:p>
         </w:tc>
@@ -27008,241 +28887,6 @@
           <w:tcPr>
             <w:tcW w:type="dxa" w:w="3456"/>
             <w:shd w:fill="FFFFFF"/>
-            <w:tcMar>
-              <w:top w:w="100" w:type="dxa"/>
-              <w:bottom w:w="100" w:type="dxa"/>
-              <w:left w:w="120" w:type="dxa"/>
-              <w:right w:w="120" w:type="dxa"/>
-            </w:tcMar>
-            <w:tcBorders>
-              <w:top w:val="single" w:sz="4" w:space="0" w:color="CCCCCC"/>
-              <w:bottom w:val="single" w:sz="4" w:space="0" w:color="CCCCCC"/>
-              <w:left w:val="single" w:sz="4" w:space="0" w:color="CCCCCC"/>
-              <w:right w:val="single" w:sz="4" w:space="0" w:color="CCCCCC"/>
-            </w:tcBorders>
-          </w:tcPr>
-          <w:p>
-            <w:pPr>
-              <w:spacing w:before="60" w:after="60" w:line="252" w:lineRule="auto"/>
-              <w:jc w:val="left"/>
-            </w:pPr>
-            <w:r/>
-            <w:r>
-              <w:rPr>
-                <w:b/>
-              </w:rPr>
-              <w:t>+0.25</w:t>
-            </w:r>
-          </w:p>
-        </w:tc>
-        <w:tc>
-          <w:tcPr>
-            <w:tcW w:type="dxa" w:w="1440"/>
-            <w:shd w:fill="FFFFFF"/>
-            <w:tcMar>
-              <w:top w:w="100" w:type="dxa"/>
-              <w:bottom w:w="100" w:type="dxa"/>
-              <w:left w:w="120" w:type="dxa"/>
-              <w:right w:w="120" w:type="dxa"/>
-            </w:tcMar>
-            <w:tcBorders>
-              <w:top w:val="single" w:sz="4" w:space="0" w:color="CCCCCC"/>
-              <w:bottom w:val="single" w:sz="4" w:space="0" w:color="CCCCCC"/>
-              <w:left w:val="single" w:sz="4" w:space="0" w:color="CCCCCC"/>
-              <w:right w:val="single" w:sz="4" w:space="0" w:color="CCCCCC"/>
-            </w:tcBorders>
-          </w:tcPr>
-          <w:p>
-            <w:pPr>
-              <w:spacing w:before="60" w:after="60" w:line="252" w:lineRule="auto"/>
-              <w:jc w:val="left"/>
-            </w:pPr>
-            <w:r/>
-            <w:r>
-              <w:t>BULL</w:t>
-            </w:r>
-          </w:p>
-        </w:tc>
-      </w:tr>
-      <w:tr>
-        <w:tc>
-          <w:tcPr>
-            <w:tcW w:type="dxa" w:w="1584"/>
-            <w:shd w:fill="F8FAFC"/>
-            <w:tcMar>
-              <w:top w:w="100" w:type="dxa"/>
-              <w:bottom w:w="100" w:type="dxa"/>
-              <w:left w:w="120" w:type="dxa"/>
-              <w:right w:w="120" w:type="dxa"/>
-            </w:tcMar>
-            <w:tcBorders>
-              <w:top w:val="single" w:sz="4" w:space="0" w:color="CCCCCC"/>
-              <w:bottom w:val="single" w:sz="4" w:space="0" w:color="CCCCCC"/>
-              <w:left w:val="single" w:sz="4" w:space="0" w:color="CCCCCC"/>
-              <w:right w:val="single" w:sz="4" w:space="0" w:color="CCCCCC"/>
-            </w:tcBorders>
-          </w:tcPr>
-          <w:p>
-            <w:pPr>
-              <w:spacing w:before="60" w:after="60" w:line="252" w:lineRule="auto"/>
-              <w:jc w:val="left"/>
-            </w:pPr>
-            <w:r/>
-            <w:r>
-              <w:rPr>
-                <w:b/>
-              </w:rPr>
-              <w:t>Wed 14/10</w:t>
-            </w:r>
-          </w:p>
-        </w:tc>
-        <w:tc>
-          <w:tcPr>
-            <w:tcW w:type="dxa" w:w="864"/>
-            <w:shd w:fill="F8FAFC"/>
-            <w:tcMar>
-              <w:top w:w="100" w:type="dxa"/>
-              <w:bottom w:w="100" w:type="dxa"/>
-              <w:left w:w="120" w:type="dxa"/>
-              <w:right w:w="120" w:type="dxa"/>
-            </w:tcMar>
-            <w:tcBorders>
-              <w:top w:val="single" w:sz="4" w:space="0" w:color="CCCCCC"/>
-              <w:bottom w:val="single" w:sz="4" w:space="0" w:color="CCCCCC"/>
-              <w:left w:val="single" w:sz="4" w:space="0" w:color="CCCCCC"/>
-              <w:right w:val="single" w:sz="4" w:space="0" w:color="CCCCCC"/>
-            </w:tcBorders>
-          </w:tcPr>
-          <w:p>
-            <w:pPr>
-              <w:spacing w:before="60" w:after="60" w:line="252" w:lineRule="auto"/>
-              <w:jc w:val="left"/>
-            </w:pPr>
-            <w:r/>
-            <w:r>
-              <w:t>Asia 07-11</w:t>
-            </w:r>
-          </w:p>
-        </w:tc>
-        <w:tc>
-          <w:tcPr>
-            <w:tcW w:type="dxa" w:w="1440"/>
-            <w:shd w:fill="F8FAFC"/>
-            <w:tcMar>
-              <w:top w:w="100" w:type="dxa"/>
-              <w:bottom w:w="100" w:type="dxa"/>
-              <w:left w:w="120" w:type="dxa"/>
-              <w:right w:w="120" w:type="dxa"/>
-            </w:tcMar>
-            <w:tcBorders>
-              <w:top w:val="single" w:sz="4" w:space="0" w:color="CCCCCC"/>
-              <w:bottom w:val="single" w:sz="4" w:space="0" w:color="CCCCCC"/>
-              <w:left w:val="single" w:sz="4" w:space="0" w:color="CCCCCC"/>
-              <w:right w:val="single" w:sz="4" w:space="0" w:color="CCCCCC"/>
-            </w:tcBorders>
-          </w:tcPr>
-          <w:p>
-            <w:pPr>
-              <w:spacing w:before="60" w:after="60" w:line="252" w:lineRule="auto"/>
-              <w:jc w:val="left"/>
-            </w:pPr>
-            <w:r/>
-            <w:r>
-              <w:t>691.75</w:t>
-            </w:r>
-          </w:p>
-        </w:tc>
-        <w:tc>
-          <w:tcPr>
-            <w:tcW w:type="dxa" w:w="2016"/>
-            <w:shd w:fill="F8FAFC"/>
-            <w:tcMar>
-              <w:top w:w="100" w:type="dxa"/>
-              <w:bottom w:w="100" w:type="dxa"/>
-              <w:left w:w="120" w:type="dxa"/>
-              <w:right w:w="120" w:type="dxa"/>
-            </w:tcMar>
-            <w:tcBorders>
-              <w:top w:val="single" w:sz="4" w:space="0" w:color="CCCCCC"/>
-              <w:bottom w:val="single" w:sz="4" w:space="0" w:color="CCCCCC"/>
-              <w:left w:val="single" w:sz="4" w:space="0" w:color="CCCCCC"/>
-              <w:right w:val="single" w:sz="4" w:space="0" w:color="CCCCCC"/>
-            </w:tcBorders>
-          </w:tcPr>
-          <w:p>
-            <w:pPr>
-              <w:spacing w:before="60" w:after="60" w:line="252" w:lineRule="auto"/>
-              <w:jc w:val="left"/>
-            </w:pPr>
-            <w:r/>
-            <w:r>
-              <w:t>702.00</w:t>
-            </w:r>
-          </w:p>
-        </w:tc>
-        <w:tc>
-          <w:tcPr>
-            <w:tcW w:type="dxa" w:w="1152"/>
-            <w:shd w:fill="F8FAFC"/>
-            <w:tcMar>
-              <w:top w:w="100" w:type="dxa"/>
-              <w:bottom w:w="100" w:type="dxa"/>
-              <w:left w:w="120" w:type="dxa"/>
-              <w:right w:w="120" w:type="dxa"/>
-            </w:tcMar>
-            <w:tcBorders>
-              <w:top w:val="single" w:sz="4" w:space="0" w:color="CCCCCC"/>
-              <w:bottom w:val="single" w:sz="4" w:space="0" w:color="CCCCCC"/>
-              <w:left w:val="single" w:sz="4" w:space="0" w:color="CCCCCC"/>
-              <w:right w:val="single" w:sz="4" w:space="0" w:color="CCCCCC"/>
-            </w:tcBorders>
-          </w:tcPr>
-          <w:p>
-            <w:pPr>
-              <w:spacing w:before="60" w:after="60" w:line="252" w:lineRule="auto"/>
-              <w:jc w:val="left"/>
-            </w:pPr>
-            <w:r/>
-            <w:r>
-              <w:t>683.75</w:t>
-            </w:r>
-          </w:p>
-        </w:tc>
-        <w:tc>
-          <w:tcPr>
-            <w:tcW w:type="dxa" w:w="1728"/>
-            <w:shd w:fill="F8FAFC"/>
-            <w:tcMar>
-              <w:top w:w="100" w:type="dxa"/>
-              <w:bottom w:w="100" w:type="dxa"/>
-              <w:left w:w="120" w:type="dxa"/>
-              <w:right w:w="120" w:type="dxa"/>
-            </w:tcMar>
-            <w:tcBorders>
-              <w:top w:val="single" w:sz="4" w:space="0" w:color="CCCCCC"/>
-              <w:bottom w:val="single" w:sz="4" w:space="0" w:color="CCCCCC"/>
-              <w:left w:val="single" w:sz="4" w:space="0" w:color="CCCCCC"/>
-              <w:right w:val="single" w:sz="4" w:space="0" w:color="CCCCCC"/>
-            </w:tcBorders>
-          </w:tcPr>
-          <w:p>
-            <w:pPr>
-              <w:spacing w:before="60" w:after="60" w:line="252" w:lineRule="auto"/>
-              <w:jc w:val="left"/>
-            </w:pPr>
-            <w:r/>
-            <w:r>
-              <w:rPr>
-                <w:b/>
-              </w:rPr>
-              <w:t>692.25</w:t>
-            </w:r>
-          </w:p>
-        </w:tc>
-        <w:tc>
-          <w:tcPr>
-            <w:tcW w:type="dxa" w:w="3456"/>
-            <w:shd w:fill="F8FAFC"/>
             <w:tcMar>
               <w:top w:w="100" w:type="dxa"/>
               <w:bottom w:w="100" w:type="dxa"/>
@@ -27273,7 +28917,7 @@
         <w:tc>
           <w:tcPr>
             <w:tcW w:type="dxa" w:w="1440"/>
-            <w:shd w:fill="F8FAFC"/>
+            <w:shd w:fill="FFFFFF"/>
             <w:tcMar>
               <w:top w:w="100" w:type="dxa"/>
               <w:bottom w:w="100" w:type="dxa"/>
@@ -27303,7 +28947,7 @@
         <w:tc>
           <w:tcPr>
             <w:tcW w:type="dxa" w:w="1584"/>
-            <w:shd w:fill="FFFFFF"/>
+            <w:shd w:fill="F8FAFC"/>
             <w:tcMar>
               <w:top w:w="100" w:type="dxa"/>
               <w:bottom w:w="100" w:type="dxa"/>
@@ -27327,126 +28971,126 @@
               <w:rPr>
                 <w:b/>
               </w:rPr>
-              <w:t>Wed 14/10</w:t>
+              <w:t>Thu 15/10</w:t>
             </w:r>
           </w:p>
         </w:tc>
         <w:tc>
           <w:tcPr>
             <w:tcW w:type="dxa" w:w="864"/>
-            <w:shd w:fill="FFFFFF"/>
-            <w:tcMar>
-              <w:top w:w="100" w:type="dxa"/>
-              <w:bottom w:w="100" w:type="dxa"/>
-              <w:left w:w="120" w:type="dxa"/>
-              <w:right w:w="120" w:type="dxa"/>
-            </w:tcMar>
-            <w:tcBorders>
-              <w:top w:val="single" w:sz="4" w:space="0" w:color="CCCCCC"/>
-              <w:bottom w:val="single" w:sz="4" w:space="0" w:color="CCCCCC"/>
-              <w:left w:val="single" w:sz="4" w:space="0" w:color="CCCCCC"/>
-              <w:right w:val="single" w:sz="4" w:space="0" w:color="CCCCCC"/>
-            </w:tcBorders>
-          </w:tcPr>
-          <w:p>
-            <w:pPr>
-              <w:spacing w:before="60" w:after="60" w:line="252" w:lineRule="auto"/>
-              <w:jc w:val="left"/>
-            </w:pPr>
-            <w:r/>
-            <w:r>
-              <w:t>Asia 11-15</w:t>
+            <w:shd w:fill="F8FAFC"/>
+            <w:tcMar>
+              <w:top w:w="100" w:type="dxa"/>
+              <w:bottom w:w="100" w:type="dxa"/>
+              <w:left w:w="120" w:type="dxa"/>
+              <w:right w:w="120" w:type="dxa"/>
+            </w:tcMar>
+            <w:tcBorders>
+              <w:top w:val="single" w:sz="4" w:space="0" w:color="CCCCCC"/>
+              <w:bottom w:val="single" w:sz="4" w:space="0" w:color="CCCCCC"/>
+              <w:left w:val="single" w:sz="4" w:space="0" w:color="CCCCCC"/>
+              <w:right w:val="single" w:sz="4" w:space="0" w:color="CCCCCC"/>
+            </w:tcBorders>
+          </w:tcPr>
+          <w:p>
+            <w:pPr>
+              <w:spacing w:before="60" w:after="60" w:line="252" w:lineRule="auto"/>
+              <w:jc w:val="left"/>
+            </w:pPr>
+            <w:r/>
+            <w:r>
+              <w:t>London 15-19</w:t>
             </w:r>
           </w:p>
         </w:tc>
         <w:tc>
           <w:tcPr>
             <w:tcW w:type="dxa" w:w="1440"/>
-            <w:shd w:fill="FFFFFF"/>
-            <w:tcMar>
-              <w:top w:w="100" w:type="dxa"/>
-              <w:bottom w:w="100" w:type="dxa"/>
-              <w:left w:w="120" w:type="dxa"/>
-              <w:right w:w="120" w:type="dxa"/>
-            </w:tcMar>
-            <w:tcBorders>
-              <w:top w:val="single" w:sz="4" w:space="0" w:color="CCCCCC"/>
-              <w:bottom w:val="single" w:sz="4" w:space="0" w:color="CCCCCC"/>
-              <w:left w:val="single" w:sz="4" w:space="0" w:color="CCCCCC"/>
-              <w:right w:val="single" w:sz="4" w:space="0" w:color="CCCCCC"/>
-            </w:tcBorders>
-          </w:tcPr>
-          <w:p>
-            <w:pPr>
-              <w:spacing w:before="60" w:after="60" w:line="252" w:lineRule="auto"/>
-              <w:jc w:val="left"/>
-            </w:pPr>
-            <w:r/>
-            <w:r>
-              <w:t>692.25</w:t>
+            <w:shd w:fill="F8FAFC"/>
+            <w:tcMar>
+              <w:top w:w="100" w:type="dxa"/>
+              <w:bottom w:w="100" w:type="dxa"/>
+              <w:left w:w="120" w:type="dxa"/>
+              <w:right w:w="120" w:type="dxa"/>
+            </w:tcMar>
+            <w:tcBorders>
+              <w:top w:val="single" w:sz="4" w:space="0" w:color="CCCCCC"/>
+              <w:bottom w:val="single" w:sz="4" w:space="0" w:color="CCCCCC"/>
+              <w:left w:val="single" w:sz="4" w:space="0" w:color="CCCCCC"/>
+              <w:right w:val="single" w:sz="4" w:space="0" w:color="CCCCCC"/>
+            </w:tcBorders>
+          </w:tcPr>
+          <w:p>
+            <w:pPr>
+              <w:spacing w:before="60" w:after="60" w:line="252" w:lineRule="auto"/>
+              <w:jc w:val="left"/>
+            </w:pPr>
+            <w:r/>
+            <w:r>
+              <w:t>692.00</w:t>
             </w:r>
           </w:p>
         </w:tc>
         <w:tc>
           <w:tcPr>
             <w:tcW w:type="dxa" w:w="2016"/>
-            <w:shd w:fill="FFFFFF"/>
-            <w:tcMar>
-              <w:top w:w="100" w:type="dxa"/>
-              <w:bottom w:w="100" w:type="dxa"/>
-              <w:left w:w="120" w:type="dxa"/>
-              <w:right w:w="120" w:type="dxa"/>
-            </w:tcMar>
-            <w:tcBorders>
-              <w:top w:val="single" w:sz="4" w:space="0" w:color="CCCCCC"/>
-              <w:bottom w:val="single" w:sz="4" w:space="0" w:color="CCCCCC"/>
-              <w:left w:val="single" w:sz="4" w:space="0" w:color="CCCCCC"/>
-              <w:right w:val="single" w:sz="4" w:space="0" w:color="CCCCCC"/>
-            </w:tcBorders>
-          </w:tcPr>
-          <w:p>
-            <w:pPr>
-              <w:spacing w:before="60" w:after="60" w:line="252" w:lineRule="auto"/>
-              <w:jc w:val="left"/>
-            </w:pPr>
-            <w:r/>
-            <w:r>
-              <w:t>699.25</w:t>
+            <w:shd w:fill="F8FAFC"/>
+            <w:tcMar>
+              <w:top w:w="100" w:type="dxa"/>
+              <w:bottom w:w="100" w:type="dxa"/>
+              <w:left w:w="120" w:type="dxa"/>
+              <w:right w:w="120" w:type="dxa"/>
+            </w:tcMar>
+            <w:tcBorders>
+              <w:top w:val="single" w:sz="4" w:space="0" w:color="CCCCCC"/>
+              <w:bottom w:val="single" w:sz="4" w:space="0" w:color="CCCCCC"/>
+              <w:left w:val="single" w:sz="4" w:space="0" w:color="CCCCCC"/>
+              <w:right w:val="single" w:sz="4" w:space="0" w:color="CCCCCC"/>
+            </w:tcBorders>
+          </w:tcPr>
+          <w:p>
+            <w:pPr>
+              <w:spacing w:before="60" w:after="60" w:line="252" w:lineRule="auto"/>
+              <w:jc w:val="left"/>
+            </w:pPr>
+            <w:r/>
+            <w:r>
+              <w:t>702.75</w:t>
             </w:r>
           </w:p>
         </w:tc>
         <w:tc>
           <w:tcPr>
             <w:tcW w:type="dxa" w:w="1152"/>
-            <w:shd w:fill="FFFFFF"/>
-            <w:tcMar>
-              <w:top w:w="100" w:type="dxa"/>
-              <w:bottom w:w="100" w:type="dxa"/>
-              <w:left w:w="120" w:type="dxa"/>
-              <w:right w:w="120" w:type="dxa"/>
-            </w:tcMar>
-            <w:tcBorders>
-              <w:top w:val="single" w:sz="4" w:space="0" w:color="CCCCCC"/>
-              <w:bottom w:val="single" w:sz="4" w:space="0" w:color="CCCCCC"/>
-              <w:left w:val="single" w:sz="4" w:space="0" w:color="CCCCCC"/>
-              <w:right w:val="single" w:sz="4" w:space="0" w:color="CCCCCC"/>
-            </w:tcBorders>
-          </w:tcPr>
-          <w:p>
-            <w:pPr>
-              <w:spacing w:before="60" w:after="60" w:line="252" w:lineRule="auto"/>
-              <w:jc w:val="left"/>
-            </w:pPr>
-            <w:r/>
-            <w:r>
-              <w:t>686.25</w:t>
+            <w:shd w:fill="F8FAFC"/>
+            <w:tcMar>
+              <w:top w:w="100" w:type="dxa"/>
+              <w:bottom w:w="100" w:type="dxa"/>
+              <w:left w:w="120" w:type="dxa"/>
+              <w:right w:w="120" w:type="dxa"/>
+            </w:tcMar>
+            <w:tcBorders>
+              <w:top w:val="single" w:sz="4" w:space="0" w:color="CCCCCC"/>
+              <w:bottom w:val="single" w:sz="4" w:space="0" w:color="CCCCCC"/>
+              <w:left w:val="single" w:sz="4" w:space="0" w:color="CCCCCC"/>
+              <w:right w:val="single" w:sz="4" w:space="0" w:color="CCCCCC"/>
+            </w:tcBorders>
+          </w:tcPr>
+          <w:p>
+            <w:pPr>
+              <w:spacing w:before="60" w:after="60" w:line="252" w:lineRule="auto"/>
+              <w:jc w:val="left"/>
+            </w:pPr>
+            <w:r/>
+            <w:r>
+              <w:t>684.75</w:t>
             </w:r>
           </w:p>
         </w:tc>
         <w:tc>
           <w:tcPr>
             <w:tcW w:type="dxa" w:w="1728"/>
-            <w:shd w:fill="FFFFFF"/>
+            <w:shd w:fill="F8FAFC"/>
             <w:tcMar>
               <w:top w:w="100" w:type="dxa"/>
               <w:bottom w:w="100" w:type="dxa"/>
@@ -27470,7 +29114,242 @@
               <w:rPr>
                 <w:b/>
               </w:rPr>
-              <w:t>691.50</w:t>
+              <w:t>692.75</w:t>
+            </w:r>
+          </w:p>
+        </w:tc>
+        <w:tc>
+          <w:tcPr>
+            <w:tcW w:type="dxa" w:w="3456"/>
+            <w:shd w:fill="F8FAFC"/>
+            <w:tcMar>
+              <w:top w:w="100" w:type="dxa"/>
+              <w:bottom w:w="100" w:type="dxa"/>
+              <w:left w:w="120" w:type="dxa"/>
+              <w:right w:w="120" w:type="dxa"/>
+            </w:tcMar>
+            <w:tcBorders>
+              <w:top w:val="single" w:sz="4" w:space="0" w:color="CCCCCC"/>
+              <w:bottom w:val="single" w:sz="4" w:space="0" w:color="CCCCCC"/>
+              <w:left w:val="single" w:sz="4" w:space="0" w:color="CCCCCC"/>
+              <w:right w:val="single" w:sz="4" w:space="0" w:color="CCCCCC"/>
+            </w:tcBorders>
+          </w:tcPr>
+          <w:p>
+            <w:pPr>
+              <w:spacing w:before="60" w:after="60" w:line="252" w:lineRule="auto"/>
+              <w:jc w:val="left"/>
+            </w:pPr>
+            <w:r/>
+            <w:r>
+              <w:rPr>
+                <w:b/>
+              </w:rPr>
+              <w:t>+0.75</w:t>
+            </w:r>
+          </w:p>
+        </w:tc>
+        <w:tc>
+          <w:tcPr>
+            <w:tcW w:type="dxa" w:w="1440"/>
+            <w:shd w:fill="F8FAFC"/>
+            <w:tcMar>
+              <w:top w:w="100" w:type="dxa"/>
+              <w:bottom w:w="100" w:type="dxa"/>
+              <w:left w:w="120" w:type="dxa"/>
+              <w:right w:w="120" w:type="dxa"/>
+            </w:tcMar>
+            <w:tcBorders>
+              <w:top w:val="single" w:sz="4" w:space="0" w:color="CCCCCC"/>
+              <w:bottom w:val="single" w:sz="4" w:space="0" w:color="CCCCCC"/>
+              <w:left w:val="single" w:sz="4" w:space="0" w:color="CCCCCC"/>
+              <w:right w:val="single" w:sz="4" w:space="0" w:color="CCCCCC"/>
+            </w:tcBorders>
+          </w:tcPr>
+          <w:p>
+            <w:pPr>
+              <w:spacing w:before="60" w:after="60" w:line="252" w:lineRule="auto"/>
+              <w:jc w:val="left"/>
+            </w:pPr>
+            <w:r/>
+            <w:r>
+              <w:t>BULL</w:t>
+            </w:r>
+          </w:p>
+        </w:tc>
+      </w:tr>
+      <w:tr>
+        <w:tc>
+          <w:tcPr>
+            <w:tcW w:type="dxa" w:w="1584"/>
+            <w:shd w:fill="FFFFFF"/>
+            <w:tcMar>
+              <w:top w:w="100" w:type="dxa"/>
+              <w:bottom w:w="100" w:type="dxa"/>
+              <w:left w:w="120" w:type="dxa"/>
+              <w:right w:w="120" w:type="dxa"/>
+            </w:tcMar>
+            <w:tcBorders>
+              <w:top w:val="single" w:sz="4" w:space="0" w:color="CCCCCC"/>
+              <w:bottom w:val="single" w:sz="4" w:space="0" w:color="CCCCCC"/>
+              <w:left w:val="single" w:sz="4" w:space="0" w:color="CCCCCC"/>
+              <w:right w:val="single" w:sz="4" w:space="0" w:color="CCCCCC"/>
+            </w:tcBorders>
+          </w:tcPr>
+          <w:p>
+            <w:pPr>
+              <w:spacing w:before="60" w:after="60" w:line="252" w:lineRule="auto"/>
+              <w:jc w:val="left"/>
+            </w:pPr>
+            <w:r/>
+            <w:r>
+              <w:rPr>
+                <w:b/>
+              </w:rPr>
+              <w:t>Thu 15/10</w:t>
+            </w:r>
+          </w:p>
+        </w:tc>
+        <w:tc>
+          <w:tcPr>
+            <w:tcW w:type="dxa" w:w="864"/>
+            <w:shd w:fill="FFFFFF"/>
+            <w:tcMar>
+              <w:top w:w="100" w:type="dxa"/>
+              <w:bottom w:w="100" w:type="dxa"/>
+              <w:left w:w="120" w:type="dxa"/>
+              <w:right w:w="120" w:type="dxa"/>
+            </w:tcMar>
+            <w:tcBorders>
+              <w:top w:val="single" w:sz="4" w:space="0" w:color="CCCCCC"/>
+              <w:bottom w:val="single" w:sz="4" w:space="0" w:color="CCCCCC"/>
+              <w:left w:val="single" w:sz="4" w:space="0" w:color="CCCCCC"/>
+              <w:right w:val="single" w:sz="4" w:space="0" w:color="CCCCCC"/>
+            </w:tcBorders>
+          </w:tcPr>
+          <w:p>
+            <w:pPr>
+              <w:spacing w:before="60" w:after="60" w:line="252" w:lineRule="auto"/>
+              <w:jc w:val="left"/>
+            </w:pPr>
+            <w:r/>
+            <w:r>
+              <w:t>Pre-NY 19-21</w:t>
+            </w:r>
+          </w:p>
+        </w:tc>
+        <w:tc>
+          <w:tcPr>
+            <w:tcW w:type="dxa" w:w="1440"/>
+            <w:shd w:fill="FFFFFF"/>
+            <w:tcMar>
+              <w:top w:w="100" w:type="dxa"/>
+              <w:bottom w:w="100" w:type="dxa"/>
+              <w:left w:w="120" w:type="dxa"/>
+              <w:right w:w="120" w:type="dxa"/>
+            </w:tcMar>
+            <w:tcBorders>
+              <w:top w:val="single" w:sz="4" w:space="0" w:color="CCCCCC"/>
+              <w:bottom w:val="single" w:sz="4" w:space="0" w:color="CCCCCC"/>
+              <w:left w:val="single" w:sz="4" w:space="0" w:color="CCCCCC"/>
+              <w:right w:val="single" w:sz="4" w:space="0" w:color="CCCCCC"/>
+            </w:tcBorders>
+          </w:tcPr>
+          <w:p>
+            <w:pPr>
+              <w:spacing w:before="60" w:after="60" w:line="252" w:lineRule="auto"/>
+              <w:jc w:val="left"/>
+            </w:pPr>
+            <w:r/>
+            <w:r>
+              <w:t>692.75</w:t>
+            </w:r>
+          </w:p>
+        </w:tc>
+        <w:tc>
+          <w:tcPr>
+            <w:tcW w:type="dxa" w:w="2016"/>
+            <w:shd w:fill="FFFFFF"/>
+            <w:tcMar>
+              <w:top w:w="100" w:type="dxa"/>
+              <w:bottom w:w="100" w:type="dxa"/>
+              <w:left w:w="120" w:type="dxa"/>
+              <w:right w:w="120" w:type="dxa"/>
+            </w:tcMar>
+            <w:tcBorders>
+              <w:top w:val="single" w:sz="4" w:space="0" w:color="CCCCCC"/>
+              <w:bottom w:val="single" w:sz="4" w:space="0" w:color="CCCCCC"/>
+              <w:left w:val="single" w:sz="4" w:space="0" w:color="CCCCCC"/>
+              <w:right w:val="single" w:sz="4" w:space="0" w:color="CCCCCC"/>
+            </w:tcBorders>
+          </w:tcPr>
+          <w:p>
+            <w:pPr>
+              <w:spacing w:before="60" w:after="60" w:line="252" w:lineRule="auto"/>
+              <w:jc w:val="left"/>
+            </w:pPr>
+            <w:r/>
+            <w:r>
+              <w:t>699.25</w:t>
+            </w:r>
+          </w:p>
+        </w:tc>
+        <w:tc>
+          <w:tcPr>
+            <w:tcW w:type="dxa" w:w="1152"/>
+            <w:shd w:fill="FFFFFF"/>
+            <w:tcMar>
+              <w:top w:w="100" w:type="dxa"/>
+              <w:bottom w:w="100" w:type="dxa"/>
+              <w:left w:w="120" w:type="dxa"/>
+              <w:right w:w="120" w:type="dxa"/>
+            </w:tcMar>
+            <w:tcBorders>
+              <w:top w:val="single" w:sz="4" w:space="0" w:color="CCCCCC"/>
+              <w:bottom w:val="single" w:sz="4" w:space="0" w:color="CCCCCC"/>
+              <w:left w:val="single" w:sz="4" w:space="0" w:color="CCCCCC"/>
+              <w:right w:val="single" w:sz="4" w:space="0" w:color="CCCCCC"/>
+            </w:tcBorders>
+          </w:tcPr>
+          <w:p>
+            <w:pPr>
+              <w:spacing w:before="60" w:after="60" w:line="252" w:lineRule="auto"/>
+              <w:jc w:val="left"/>
+            </w:pPr>
+            <w:r/>
+            <w:r>
+              <w:t>684.25</w:t>
+            </w:r>
+          </w:p>
+        </w:tc>
+        <w:tc>
+          <w:tcPr>
+            <w:tcW w:type="dxa" w:w="1728"/>
+            <w:shd w:fill="FFFFFF"/>
+            <w:tcMar>
+              <w:top w:w="100" w:type="dxa"/>
+              <w:bottom w:w="100" w:type="dxa"/>
+              <w:left w:w="120" w:type="dxa"/>
+              <w:right w:w="120" w:type="dxa"/>
+            </w:tcMar>
+            <w:tcBorders>
+              <w:top w:val="single" w:sz="4" w:space="0" w:color="CCCCCC"/>
+              <w:bottom w:val="single" w:sz="4" w:space="0" w:color="CCCCCC"/>
+              <w:left w:val="single" w:sz="4" w:space="0" w:color="CCCCCC"/>
+              <w:right w:val="single" w:sz="4" w:space="0" w:color="CCCCCC"/>
+            </w:tcBorders>
+          </w:tcPr>
+          <w:p>
+            <w:pPr>
+              <w:spacing w:before="60" w:after="60" w:line="252" w:lineRule="auto"/>
+              <w:jc w:val="left"/>
+            </w:pPr>
+            <w:r/>
+            <w:r>
+              <w:rPr>
+                <w:b/>
+              </w:rPr>
+              <w:t>693.25</w:t>
             </w:r>
           </w:p>
         </w:tc>
@@ -27478,6 +29357,711 @@
           <w:tcPr>
             <w:tcW w:type="dxa" w:w="3456"/>
             <w:shd w:fill="FFFFFF"/>
+            <w:tcMar>
+              <w:top w:w="100" w:type="dxa"/>
+              <w:bottom w:w="100" w:type="dxa"/>
+              <w:left w:w="120" w:type="dxa"/>
+              <w:right w:w="120" w:type="dxa"/>
+            </w:tcMar>
+            <w:tcBorders>
+              <w:top w:val="single" w:sz="4" w:space="0" w:color="CCCCCC"/>
+              <w:bottom w:val="single" w:sz="4" w:space="0" w:color="CCCCCC"/>
+              <w:left w:val="single" w:sz="4" w:space="0" w:color="CCCCCC"/>
+              <w:right w:val="single" w:sz="4" w:space="0" w:color="CCCCCC"/>
+            </w:tcBorders>
+          </w:tcPr>
+          <w:p>
+            <w:pPr>
+              <w:spacing w:before="60" w:after="60" w:line="252" w:lineRule="auto"/>
+              <w:jc w:val="left"/>
+            </w:pPr>
+            <w:r/>
+            <w:r>
+              <w:rPr>
+                <w:b/>
+              </w:rPr>
+              <w:t>+0.50</w:t>
+            </w:r>
+          </w:p>
+        </w:tc>
+        <w:tc>
+          <w:tcPr>
+            <w:tcW w:type="dxa" w:w="1440"/>
+            <w:shd w:fill="FFFFFF"/>
+            <w:tcMar>
+              <w:top w:w="100" w:type="dxa"/>
+              <w:bottom w:w="100" w:type="dxa"/>
+              <w:left w:w="120" w:type="dxa"/>
+              <w:right w:w="120" w:type="dxa"/>
+            </w:tcMar>
+            <w:tcBorders>
+              <w:top w:val="single" w:sz="4" w:space="0" w:color="CCCCCC"/>
+              <w:bottom w:val="single" w:sz="4" w:space="0" w:color="CCCCCC"/>
+              <w:left w:val="single" w:sz="4" w:space="0" w:color="CCCCCC"/>
+              <w:right w:val="single" w:sz="4" w:space="0" w:color="CCCCCC"/>
+            </w:tcBorders>
+          </w:tcPr>
+          <w:p>
+            <w:pPr>
+              <w:spacing w:before="60" w:after="60" w:line="252" w:lineRule="auto"/>
+              <w:jc w:val="left"/>
+            </w:pPr>
+            <w:r/>
+            <w:r>
+              <w:t>BULL</w:t>
+            </w:r>
+          </w:p>
+        </w:tc>
+      </w:tr>
+      <w:tr>
+        <w:tc>
+          <w:tcPr>
+            <w:tcW w:type="dxa" w:w="1584"/>
+            <w:shd w:fill="F8FAFC"/>
+            <w:tcMar>
+              <w:top w:w="100" w:type="dxa"/>
+              <w:bottom w:w="100" w:type="dxa"/>
+              <w:left w:w="120" w:type="dxa"/>
+              <w:right w:w="120" w:type="dxa"/>
+            </w:tcMar>
+            <w:tcBorders>
+              <w:top w:val="single" w:sz="4" w:space="0" w:color="CCCCCC"/>
+              <w:bottom w:val="single" w:sz="4" w:space="0" w:color="CCCCCC"/>
+              <w:left w:val="single" w:sz="4" w:space="0" w:color="CCCCCC"/>
+              <w:right w:val="single" w:sz="4" w:space="0" w:color="CCCCCC"/>
+            </w:tcBorders>
+          </w:tcPr>
+          <w:p>
+            <w:pPr>
+              <w:spacing w:before="60" w:after="60" w:line="252" w:lineRule="auto"/>
+              <w:jc w:val="left"/>
+            </w:pPr>
+            <w:r/>
+            <w:r>
+              <w:rPr>
+                <w:b/>
+              </w:rPr>
+              <w:t>Thu 15/10</w:t>
+            </w:r>
+          </w:p>
+        </w:tc>
+        <w:tc>
+          <w:tcPr>
+            <w:tcW w:type="dxa" w:w="864"/>
+            <w:shd w:fill="F8FAFC"/>
+            <w:tcMar>
+              <w:top w:w="100" w:type="dxa"/>
+              <w:bottom w:w="100" w:type="dxa"/>
+              <w:left w:w="120" w:type="dxa"/>
+              <w:right w:w="120" w:type="dxa"/>
+            </w:tcMar>
+            <w:tcBorders>
+              <w:top w:val="single" w:sz="4" w:space="0" w:color="CCCCCC"/>
+              <w:bottom w:val="single" w:sz="4" w:space="0" w:color="CCCCCC"/>
+              <w:left w:val="single" w:sz="4" w:space="0" w:color="CCCCCC"/>
+              <w:right w:val="single" w:sz="4" w:space="0" w:color="CCCCCC"/>
+            </w:tcBorders>
+          </w:tcPr>
+          <w:p>
+            <w:pPr>
+              <w:spacing w:before="60" w:after="60" w:line="252" w:lineRule="auto"/>
+              <w:jc w:val="left"/>
+            </w:pPr>
+            <w:r/>
+            <w:r>
+              <w:t>NY Open 21-23</w:t>
+            </w:r>
+          </w:p>
+        </w:tc>
+        <w:tc>
+          <w:tcPr>
+            <w:tcW w:type="dxa" w:w="1440"/>
+            <w:shd w:fill="F8FAFC"/>
+            <w:tcMar>
+              <w:top w:w="100" w:type="dxa"/>
+              <w:bottom w:w="100" w:type="dxa"/>
+              <w:left w:w="120" w:type="dxa"/>
+              <w:right w:w="120" w:type="dxa"/>
+            </w:tcMar>
+            <w:tcBorders>
+              <w:top w:val="single" w:sz="4" w:space="0" w:color="CCCCCC"/>
+              <w:bottom w:val="single" w:sz="4" w:space="0" w:color="CCCCCC"/>
+              <w:left w:val="single" w:sz="4" w:space="0" w:color="CCCCCC"/>
+              <w:right w:val="single" w:sz="4" w:space="0" w:color="CCCCCC"/>
+            </w:tcBorders>
+          </w:tcPr>
+          <w:p>
+            <w:pPr>
+              <w:spacing w:before="60" w:after="60" w:line="252" w:lineRule="auto"/>
+              <w:jc w:val="left"/>
+            </w:pPr>
+            <w:r/>
+            <w:r>
+              <w:t>693.25</w:t>
+            </w:r>
+          </w:p>
+        </w:tc>
+        <w:tc>
+          <w:tcPr>
+            <w:tcW w:type="dxa" w:w="2016"/>
+            <w:shd w:fill="F8FAFC"/>
+            <w:tcMar>
+              <w:top w:w="100" w:type="dxa"/>
+              <w:bottom w:w="100" w:type="dxa"/>
+              <w:left w:w="120" w:type="dxa"/>
+              <w:right w:w="120" w:type="dxa"/>
+            </w:tcMar>
+            <w:tcBorders>
+              <w:top w:val="single" w:sz="4" w:space="0" w:color="CCCCCC"/>
+              <w:bottom w:val="single" w:sz="4" w:space="0" w:color="CCCCCC"/>
+              <w:left w:val="single" w:sz="4" w:space="0" w:color="CCCCCC"/>
+              <w:right w:val="single" w:sz="4" w:space="0" w:color="CCCCCC"/>
+            </w:tcBorders>
+          </w:tcPr>
+          <w:p>
+            <w:pPr>
+              <w:spacing w:before="60" w:after="60" w:line="252" w:lineRule="auto"/>
+              <w:jc w:val="left"/>
+            </w:pPr>
+            <w:r/>
+            <w:r>
+              <w:t>704.25</w:t>
+            </w:r>
+          </w:p>
+        </w:tc>
+        <w:tc>
+          <w:tcPr>
+            <w:tcW w:type="dxa" w:w="1152"/>
+            <w:shd w:fill="F8FAFC"/>
+            <w:tcMar>
+              <w:top w:w="100" w:type="dxa"/>
+              <w:bottom w:w="100" w:type="dxa"/>
+              <w:left w:w="120" w:type="dxa"/>
+              <w:right w:w="120" w:type="dxa"/>
+            </w:tcMar>
+            <w:tcBorders>
+              <w:top w:val="single" w:sz="4" w:space="0" w:color="CCCCCC"/>
+              <w:bottom w:val="single" w:sz="4" w:space="0" w:color="CCCCCC"/>
+              <w:left w:val="single" w:sz="4" w:space="0" w:color="CCCCCC"/>
+              <w:right w:val="single" w:sz="4" w:space="0" w:color="CCCCCC"/>
+            </w:tcBorders>
+          </w:tcPr>
+          <w:p>
+            <w:pPr>
+              <w:spacing w:before="60" w:after="60" w:line="252" w:lineRule="auto"/>
+              <w:jc w:val="left"/>
+            </w:pPr>
+            <w:r/>
+            <w:r>
+              <w:t>681.50</w:t>
+            </w:r>
+          </w:p>
+        </w:tc>
+        <w:tc>
+          <w:tcPr>
+            <w:tcW w:type="dxa" w:w="1728"/>
+            <w:shd w:fill="F8FAFC"/>
+            <w:tcMar>
+              <w:top w:w="100" w:type="dxa"/>
+              <w:bottom w:w="100" w:type="dxa"/>
+              <w:left w:w="120" w:type="dxa"/>
+              <w:right w:w="120" w:type="dxa"/>
+            </w:tcMar>
+            <w:tcBorders>
+              <w:top w:val="single" w:sz="4" w:space="0" w:color="CCCCCC"/>
+              <w:bottom w:val="single" w:sz="4" w:space="0" w:color="CCCCCC"/>
+              <w:left w:val="single" w:sz="4" w:space="0" w:color="CCCCCC"/>
+              <w:right w:val="single" w:sz="4" w:space="0" w:color="CCCCCC"/>
+            </w:tcBorders>
+          </w:tcPr>
+          <w:p>
+            <w:pPr>
+              <w:spacing w:before="60" w:after="60" w:line="252" w:lineRule="auto"/>
+              <w:jc w:val="left"/>
+            </w:pPr>
+            <w:r/>
+            <w:r>
+              <w:rPr>
+                <w:b/>
+              </w:rPr>
+              <w:t>696.75</w:t>
+            </w:r>
+          </w:p>
+        </w:tc>
+        <w:tc>
+          <w:tcPr>
+            <w:tcW w:type="dxa" w:w="3456"/>
+            <w:shd w:fill="F8FAFC"/>
+            <w:tcMar>
+              <w:top w:w="100" w:type="dxa"/>
+              <w:bottom w:w="100" w:type="dxa"/>
+              <w:left w:w="120" w:type="dxa"/>
+              <w:right w:w="120" w:type="dxa"/>
+            </w:tcMar>
+            <w:tcBorders>
+              <w:top w:val="single" w:sz="4" w:space="0" w:color="CCCCCC"/>
+              <w:bottom w:val="single" w:sz="4" w:space="0" w:color="CCCCCC"/>
+              <w:left w:val="single" w:sz="4" w:space="0" w:color="CCCCCC"/>
+              <w:right w:val="single" w:sz="4" w:space="0" w:color="CCCCCC"/>
+            </w:tcBorders>
+          </w:tcPr>
+          <w:p>
+            <w:pPr>
+              <w:spacing w:before="60" w:after="60" w:line="252" w:lineRule="auto"/>
+              <w:jc w:val="left"/>
+            </w:pPr>
+            <w:r/>
+            <w:r>
+              <w:rPr>
+                <w:b/>
+              </w:rPr>
+              <w:t>+3.50</w:t>
+            </w:r>
+          </w:p>
+        </w:tc>
+        <w:tc>
+          <w:tcPr>
+            <w:tcW w:type="dxa" w:w="1440"/>
+            <w:shd w:fill="F8FAFC"/>
+            <w:tcMar>
+              <w:top w:w="100" w:type="dxa"/>
+              <w:bottom w:w="100" w:type="dxa"/>
+              <w:left w:w="120" w:type="dxa"/>
+              <w:right w:w="120" w:type="dxa"/>
+            </w:tcMar>
+            <w:tcBorders>
+              <w:top w:val="single" w:sz="4" w:space="0" w:color="CCCCCC"/>
+              <w:bottom w:val="single" w:sz="4" w:space="0" w:color="CCCCCC"/>
+              <w:left w:val="single" w:sz="4" w:space="0" w:color="CCCCCC"/>
+              <w:right w:val="single" w:sz="4" w:space="0" w:color="CCCCCC"/>
+            </w:tcBorders>
+          </w:tcPr>
+          <w:p>
+            <w:pPr>
+              <w:spacing w:before="60" w:after="60" w:line="252" w:lineRule="auto"/>
+              <w:jc w:val="left"/>
+            </w:pPr>
+            <w:r/>
+            <w:r>
+              <w:t>BULL</w:t>
+            </w:r>
+          </w:p>
+        </w:tc>
+      </w:tr>
+      <w:tr>
+        <w:tc>
+          <w:tcPr>
+            <w:tcW w:type="dxa" w:w="1584"/>
+            <w:shd w:fill="FFFFFF"/>
+            <w:tcMar>
+              <w:top w:w="100" w:type="dxa"/>
+              <w:bottom w:w="100" w:type="dxa"/>
+              <w:left w:w="120" w:type="dxa"/>
+              <w:right w:w="120" w:type="dxa"/>
+            </w:tcMar>
+            <w:tcBorders>
+              <w:top w:val="single" w:sz="4" w:space="0" w:color="CCCCCC"/>
+              <w:bottom w:val="single" w:sz="4" w:space="0" w:color="CCCCCC"/>
+              <w:left w:val="single" w:sz="4" w:space="0" w:color="CCCCCC"/>
+              <w:right w:val="single" w:sz="4" w:space="0" w:color="CCCCCC"/>
+            </w:tcBorders>
+          </w:tcPr>
+          <w:p>
+            <w:pPr>
+              <w:spacing w:before="60" w:after="60" w:line="252" w:lineRule="auto"/>
+              <w:jc w:val="left"/>
+            </w:pPr>
+            <w:r/>
+            <w:r>
+              <w:rPr>
+                <w:b/>
+              </w:rPr>
+              <w:t>Thu 15/10</w:t>
+            </w:r>
+          </w:p>
+        </w:tc>
+        <w:tc>
+          <w:tcPr>
+            <w:tcW w:type="dxa" w:w="864"/>
+            <w:shd w:fill="FFFFFF"/>
+            <w:tcMar>
+              <w:top w:w="100" w:type="dxa"/>
+              <w:bottom w:w="100" w:type="dxa"/>
+              <w:left w:w="120" w:type="dxa"/>
+              <w:right w:w="120" w:type="dxa"/>
+            </w:tcMar>
+            <w:tcBorders>
+              <w:top w:val="single" w:sz="4" w:space="0" w:color="CCCCCC"/>
+              <w:bottom w:val="single" w:sz="4" w:space="0" w:color="CCCCCC"/>
+              <w:left w:val="single" w:sz="4" w:space="0" w:color="CCCCCC"/>
+              <w:right w:val="single" w:sz="4" w:space="0" w:color="CCCCCC"/>
+            </w:tcBorders>
+          </w:tcPr>
+          <w:p>
+            <w:pPr>
+              <w:spacing w:before="60" w:after="60" w:line="252" w:lineRule="auto"/>
+              <w:jc w:val="left"/>
+            </w:pPr>
+            <w:r/>
+            <w:r>
+              <w:t>NY Close 23-01</w:t>
+            </w:r>
+          </w:p>
+        </w:tc>
+        <w:tc>
+          <w:tcPr>
+            <w:tcW w:type="dxa" w:w="1440"/>
+            <w:shd w:fill="FFFFFF"/>
+            <w:tcMar>
+              <w:top w:w="100" w:type="dxa"/>
+              <w:bottom w:w="100" w:type="dxa"/>
+              <w:left w:w="120" w:type="dxa"/>
+              <w:right w:w="120" w:type="dxa"/>
+            </w:tcMar>
+            <w:tcBorders>
+              <w:top w:val="single" w:sz="4" w:space="0" w:color="CCCCCC"/>
+              <w:bottom w:val="single" w:sz="4" w:space="0" w:color="CCCCCC"/>
+              <w:left w:val="single" w:sz="4" w:space="0" w:color="CCCCCC"/>
+              <w:right w:val="single" w:sz="4" w:space="0" w:color="CCCCCC"/>
+            </w:tcBorders>
+          </w:tcPr>
+          <w:p>
+            <w:pPr>
+              <w:spacing w:before="60" w:after="60" w:line="252" w:lineRule="auto"/>
+              <w:jc w:val="left"/>
+            </w:pPr>
+            <w:r/>
+            <w:r>
+              <w:t>696.75</w:t>
+            </w:r>
+          </w:p>
+        </w:tc>
+        <w:tc>
+          <w:tcPr>
+            <w:tcW w:type="dxa" w:w="2016"/>
+            <w:shd w:fill="FFFFFF"/>
+            <w:tcMar>
+              <w:top w:w="100" w:type="dxa"/>
+              <w:bottom w:w="100" w:type="dxa"/>
+              <w:left w:w="120" w:type="dxa"/>
+              <w:right w:w="120" w:type="dxa"/>
+            </w:tcMar>
+            <w:tcBorders>
+              <w:top w:val="single" w:sz="4" w:space="0" w:color="CCCCCC"/>
+              <w:bottom w:val="single" w:sz="4" w:space="0" w:color="CCCCCC"/>
+              <w:left w:val="single" w:sz="4" w:space="0" w:color="CCCCCC"/>
+              <w:right w:val="single" w:sz="4" w:space="0" w:color="CCCCCC"/>
+            </w:tcBorders>
+          </w:tcPr>
+          <w:p>
+            <w:pPr>
+              <w:spacing w:before="60" w:after="60" w:line="252" w:lineRule="auto"/>
+              <w:jc w:val="left"/>
+            </w:pPr>
+            <w:r/>
+            <w:r>
+              <w:t>702.25</w:t>
+            </w:r>
+          </w:p>
+        </w:tc>
+        <w:tc>
+          <w:tcPr>
+            <w:tcW w:type="dxa" w:w="1152"/>
+            <w:shd w:fill="FFFFFF"/>
+            <w:tcMar>
+              <w:top w:w="100" w:type="dxa"/>
+              <w:bottom w:w="100" w:type="dxa"/>
+              <w:left w:w="120" w:type="dxa"/>
+              <w:right w:w="120" w:type="dxa"/>
+            </w:tcMar>
+            <w:tcBorders>
+              <w:top w:val="single" w:sz="4" w:space="0" w:color="CCCCCC"/>
+              <w:bottom w:val="single" w:sz="4" w:space="0" w:color="CCCCCC"/>
+              <w:left w:val="single" w:sz="4" w:space="0" w:color="CCCCCC"/>
+              <w:right w:val="single" w:sz="4" w:space="0" w:color="CCCCCC"/>
+            </w:tcBorders>
+          </w:tcPr>
+          <w:p>
+            <w:pPr>
+              <w:spacing w:before="60" w:after="60" w:line="252" w:lineRule="auto"/>
+              <w:jc w:val="left"/>
+            </w:pPr>
+            <w:r/>
+            <w:r>
+              <w:t>689.00</w:t>
+            </w:r>
+          </w:p>
+        </w:tc>
+        <w:tc>
+          <w:tcPr>
+            <w:tcW w:type="dxa" w:w="1728"/>
+            <w:shd w:fill="FFFFFF"/>
+            <w:tcMar>
+              <w:top w:w="100" w:type="dxa"/>
+              <w:bottom w:w="100" w:type="dxa"/>
+              <w:left w:w="120" w:type="dxa"/>
+              <w:right w:w="120" w:type="dxa"/>
+            </w:tcMar>
+            <w:tcBorders>
+              <w:top w:val="single" w:sz="4" w:space="0" w:color="CCCCCC"/>
+              <w:bottom w:val="single" w:sz="4" w:space="0" w:color="CCCCCC"/>
+              <w:left w:val="single" w:sz="4" w:space="0" w:color="CCCCCC"/>
+              <w:right w:val="single" w:sz="4" w:space="0" w:color="CCCCCC"/>
+            </w:tcBorders>
+          </w:tcPr>
+          <w:p>
+            <w:pPr>
+              <w:spacing w:before="60" w:after="60" w:line="252" w:lineRule="auto"/>
+              <w:jc w:val="left"/>
+            </w:pPr>
+            <w:r/>
+            <w:r>
+              <w:rPr>
+                <w:b/>
+              </w:rPr>
+              <w:t>697.50</w:t>
+            </w:r>
+          </w:p>
+        </w:tc>
+        <w:tc>
+          <w:tcPr>
+            <w:tcW w:type="dxa" w:w="3456"/>
+            <w:shd w:fill="FFFFFF"/>
+            <w:tcMar>
+              <w:top w:w="100" w:type="dxa"/>
+              <w:bottom w:w="100" w:type="dxa"/>
+              <w:left w:w="120" w:type="dxa"/>
+              <w:right w:w="120" w:type="dxa"/>
+            </w:tcMar>
+            <w:tcBorders>
+              <w:top w:val="single" w:sz="4" w:space="0" w:color="CCCCCC"/>
+              <w:bottom w:val="single" w:sz="4" w:space="0" w:color="CCCCCC"/>
+              <w:left w:val="single" w:sz="4" w:space="0" w:color="CCCCCC"/>
+              <w:right w:val="single" w:sz="4" w:space="0" w:color="CCCCCC"/>
+            </w:tcBorders>
+          </w:tcPr>
+          <w:p>
+            <w:pPr>
+              <w:spacing w:before="60" w:after="60" w:line="252" w:lineRule="auto"/>
+              <w:jc w:val="left"/>
+            </w:pPr>
+            <w:r/>
+            <w:r>
+              <w:rPr>
+                <w:b/>
+              </w:rPr>
+              <w:t>+0.75</w:t>
+            </w:r>
+          </w:p>
+        </w:tc>
+        <w:tc>
+          <w:tcPr>
+            <w:tcW w:type="dxa" w:w="1440"/>
+            <w:shd w:fill="FFFFFF"/>
+            <w:tcMar>
+              <w:top w:w="100" w:type="dxa"/>
+              <w:bottom w:w="100" w:type="dxa"/>
+              <w:left w:w="120" w:type="dxa"/>
+              <w:right w:w="120" w:type="dxa"/>
+            </w:tcMar>
+            <w:tcBorders>
+              <w:top w:val="single" w:sz="4" w:space="0" w:color="CCCCCC"/>
+              <w:bottom w:val="single" w:sz="4" w:space="0" w:color="CCCCCC"/>
+              <w:left w:val="single" w:sz="4" w:space="0" w:color="CCCCCC"/>
+              <w:right w:val="single" w:sz="4" w:space="0" w:color="CCCCCC"/>
+            </w:tcBorders>
+          </w:tcPr>
+          <w:p>
+            <w:pPr>
+              <w:spacing w:before="60" w:after="60" w:line="252" w:lineRule="auto"/>
+              <w:jc w:val="left"/>
+            </w:pPr>
+            <w:r/>
+            <w:r>
+              <w:t>BULL</w:t>
+            </w:r>
+          </w:p>
+        </w:tc>
+      </w:tr>
+      <w:tr>
+        <w:tc>
+          <w:tcPr>
+            <w:tcW w:type="dxa" w:w="1584"/>
+            <w:shd w:fill="F8FAFC"/>
+            <w:tcMar>
+              <w:top w:w="100" w:type="dxa"/>
+              <w:bottom w:w="100" w:type="dxa"/>
+              <w:left w:w="120" w:type="dxa"/>
+              <w:right w:w="120" w:type="dxa"/>
+            </w:tcMar>
+            <w:tcBorders>
+              <w:top w:val="single" w:sz="4" w:space="0" w:color="CCCCCC"/>
+              <w:bottom w:val="single" w:sz="4" w:space="0" w:color="CCCCCC"/>
+              <w:left w:val="single" w:sz="4" w:space="0" w:color="CCCCCC"/>
+              <w:right w:val="single" w:sz="4" w:space="0" w:color="CCCCCC"/>
+            </w:tcBorders>
+          </w:tcPr>
+          <w:p>
+            <w:pPr>
+              <w:spacing w:before="60" w:after="60" w:line="252" w:lineRule="auto"/>
+              <w:jc w:val="left"/>
+            </w:pPr>
+            <w:r/>
+            <w:r>
+              <w:rPr>
+                <w:b/>
+              </w:rPr>
+              <w:t>Fri 16/10</w:t>
+            </w:r>
+          </w:p>
+        </w:tc>
+        <w:tc>
+          <w:tcPr>
+            <w:tcW w:type="dxa" w:w="864"/>
+            <w:shd w:fill="F8FAFC"/>
+            <w:tcMar>
+              <w:top w:w="100" w:type="dxa"/>
+              <w:bottom w:w="100" w:type="dxa"/>
+              <w:left w:w="120" w:type="dxa"/>
+              <w:right w:w="120" w:type="dxa"/>
+            </w:tcMar>
+            <w:tcBorders>
+              <w:top w:val="single" w:sz="4" w:space="0" w:color="CCCCCC"/>
+              <w:bottom w:val="single" w:sz="4" w:space="0" w:color="CCCCCC"/>
+              <w:left w:val="single" w:sz="4" w:space="0" w:color="CCCCCC"/>
+              <w:right w:val="single" w:sz="4" w:space="0" w:color="CCCCCC"/>
+            </w:tcBorders>
+          </w:tcPr>
+          <w:p>
+            <w:pPr>
+              <w:spacing w:before="60" w:after="60" w:line="252" w:lineRule="auto"/>
+              <w:jc w:val="left"/>
+            </w:pPr>
+            <w:r/>
+            <w:r>
+              <w:t>Asia 07-11</w:t>
+            </w:r>
+          </w:p>
+        </w:tc>
+        <w:tc>
+          <w:tcPr>
+            <w:tcW w:type="dxa" w:w="1440"/>
+            <w:shd w:fill="F8FAFC"/>
+            <w:tcMar>
+              <w:top w:w="100" w:type="dxa"/>
+              <w:bottom w:w="100" w:type="dxa"/>
+              <w:left w:w="120" w:type="dxa"/>
+              <w:right w:w="120" w:type="dxa"/>
+            </w:tcMar>
+            <w:tcBorders>
+              <w:top w:val="single" w:sz="4" w:space="0" w:color="CCCCCC"/>
+              <w:bottom w:val="single" w:sz="4" w:space="0" w:color="CCCCCC"/>
+              <w:left w:val="single" w:sz="4" w:space="0" w:color="CCCCCC"/>
+              <w:right w:val="single" w:sz="4" w:space="0" w:color="CCCCCC"/>
+            </w:tcBorders>
+          </w:tcPr>
+          <w:p>
+            <w:pPr>
+              <w:spacing w:before="60" w:after="60" w:line="252" w:lineRule="auto"/>
+              <w:jc w:val="left"/>
+            </w:pPr>
+            <w:r/>
+            <w:r>
+              <w:t>697.50</w:t>
+            </w:r>
+          </w:p>
+        </w:tc>
+        <w:tc>
+          <w:tcPr>
+            <w:tcW w:type="dxa" w:w="2016"/>
+            <w:shd w:fill="F8FAFC"/>
+            <w:tcMar>
+              <w:top w:w="100" w:type="dxa"/>
+              <w:bottom w:w="100" w:type="dxa"/>
+              <w:left w:w="120" w:type="dxa"/>
+              <w:right w:w="120" w:type="dxa"/>
+            </w:tcMar>
+            <w:tcBorders>
+              <w:top w:val="single" w:sz="4" w:space="0" w:color="CCCCCC"/>
+              <w:bottom w:val="single" w:sz="4" w:space="0" w:color="CCCCCC"/>
+              <w:left w:val="single" w:sz="4" w:space="0" w:color="CCCCCC"/>
+              <w:right w:val="single" w:sz="4" w:space="0" w:color="CCCCCC"/>
+            </w:tcBorders>
+          </w:tcPr>
+          <w:p>
+            <w:pPr>
+              <w:spacing w:before="60" w:after="60" w:line="252" w:lineRule="auto"/>
+              <w:jc w:val="left"/>
+            </w:pPr>
+            <w:r/>
+            <w:r>
+              <w:t>706.75</w:t>
+            </w:r>
+          </w:p>
+        </w:tc>
+        <w:tc>
+          <w:tcPr>
+            <w:tcW w:type="dxa" w:w="1152"/>
+            <w:shd w:fill="F8FAFC"/>
+            <w:tcMar>
+              <w:top w:w="100" w:type="dxa"/>
+              <w:bottom w:w="100" w:type="dxa"/>
+              <w:left w:w="120" w:type="dxa"/>
+              <w:right w:w="120" w:type="dxa"/>
+            </w:tcMar>
+            <w:tcBorders>
+              <w:top w:val="single" w:sz="4" w:space="0" w:color="CCCCCC"/>
+              <w:bottom w:val="single" w:sz="4" w:space="0" w:color="CCCCCC"/>
+              <w:left w:val="single" w:sz="4" w:space="0" w:color="CCCCCC"/>
+              <w:right w:val="single" w:sz="4" w:space="0" w:color="CCCCCC"/>
+            </w:tcBorders>
+          </w:tcPr>
+          <w:p>
+            <w:pPr>
+              <w:spacing w:before="60" w:after="60" w:line="252" w:lineRule="auto"/>
+              <w:jc w:val="left"/>
+            </w:pPr>
+            <w:r/>
+            <w:r>
+              <w:t>691.00</w:t>
+            </w:r>
+          </w:p>
+        </w:tc>
+        <w:tc>
+          <w:tcPr>
+            <w:tcW w:type="dxa" w:w="1728"/>
+            <w:shd w:fill="F8FAFC"/>
+            <w:tcMar>
+              <w:top w:w="100" w:type="dxa"/>
+              <w:bottom w:w="100" w:type="dxa"/>
+              <w:left w:w="120" w:type="dxa"/>
+              <w:right w:w="120" w:type="dxa"/>
+            </w:tcMar>
+            <w:tcBorders>
+              <w:top w:val="single" w:sz="4" w:space="0" w:color="CCCCCC"/>
+              <w:bottom w:val="single" w:sz="4" w:space="0" w:color="CCCCCC"/>
+              <w:left w:val="single" w:sz="4" w:space="0" w:color="CCCCCC"/>
+              <w:right w:val="single" w:sz="4" w:space="0" w:color="CCCCCC"/>
+            </w:tcBorders>
+          </w:tcPr>
+          <w:p>
+            <w:pPr>
+              <w:spacing w:before="60" w:after="60" w:line="252" w:lineRule="auto"/>
+              <w:jc w:val="left"/>
+            </w:pPr>
+            <w:r/>
+            <w:r>
+              <w:rPr>
+                <w:b/>
+              </w:rPr>
+              <w:t>696.75</w:t>
+            </w:r>
+          </w:p>
+        </w:tc>
+        <w:tc>
+          <w:tcPr>
+            <w:tcW w:type="dxa" w:w="3456"/>
+            <w:shd w:fill="F8FAFC"/>
             <w:tcMar>
               <w:top w:w="100" w:type="dxa"/>
               <w:bottom w:w="100" w:type="dxa"/>
@@ -27508,7 +30092,7 @@
         <w:tc>
           <w:tcPr>
             <w:tcW w:type="dxa" w:w="1440"/>
-            <w:shd w:fill="FFFFFF"/>
+            <w:shd w:fill="F8FAFC"/>
             <w:tcMar>
               <w:top w:w="100" w:type="dxa"/>
               <w:bottom w:w="100" w:type="dxa"/>
@@ -27538,7 +30122,7 @@
         <w:tc>
           <w:tcPr>
             <w:tcW w:type="dxa" w:w="1584"/>
-            <w:shd w:fill="F8FAFC"/>
+            <w:shd w:fill="FFFFFF"/>
             <w:tcMar>
               <w:top w:w="100" w:type="dxa"/>
               <w:bottom w:w="100" w:type="dxa"/>
@@ -27562,126 +30146,126 @@
               <w:rPr>
                 <w:b/>
               </w:rPr>
-              <w:t>Wed 14/10</w:t>
+              <w:t>Fri 16/10</w:t>
             </w:r>
           </w:p>
         </w:tc>
         <w:tc>
           <w:tcPr>
             <w:tcW w:type="dxa" w:w="864"/>
-            <w:shd w:fill="F8FAFC"/>
-            <w:tcMar>
-              <w:top w:w="100" w:type="dxa"/>
-              <w:bottom w:w="100" w:type="dxa"/>
-              <w:left w:w="120" w:type="dxa"/>
-              <w:right w:w="120" w:type="dxa"/>
-            </w:tcMar>
-            <w:tcBorders>
-              <w:top w:val="single" w:sz="4" w:space="0" w:color="CCCCCC"/>
-              <w:bottom w:val="single" w:sz="4" w:space="0" w:color="CCCCCC"/>
-              <w:left w:val="single" w:sz="4" w:space="0" w:color="CCCCCC"/>
-              <w:right w:val="single" w:sz="4" w:space="0" w:color="CCCCCC"/>
-            </w:tcBorders>
-          </w:tcPr>
-          <w:p>
-            <w:pPr>
-              <w:spacing w:before="60" w:after="60" w:line="252" w:lineRule="auto"/>
-              <w:jc w:val="left"/>
-            </w:pPr>
-            <w:r/>
-            <w:r>
-              <w:t>London 15-19</w:t>
+            <w:shd w:fill="FFFFFF"/>
+            <w:tcMar>
+              <w:top w:w="100" w:type="dxa"/>
+              <w:bottom w:w="100" w:type="dxa"/>
+              <w:left w:w="120" w:type="dxa"/>
+              <w:right w:w="120" w:type="dxa"/>
+            </w:tcMar>
+            <w:tcBorders>
+              <w:top w:val="single" w:sz="4" w:space="0" w:color="CCCCCC"/>
+              <w:bottom w:val="single" w:sz="4" w:space="0" w:color="CCCCCC"/>
+              <w:left w:val="single" w:sz="4" w:space="0" w:color="CCCCCC"/>
+              <w:right w:val="single" w:sz="4" w:space="0" w:color="CCCCCC"/>
+            </w:tcBorders>
+          </w:tcPr>
+          <w:p>
+            <w:pPr>
+              <w:spacing w:before="60" w:after="60" w:line="252" w:lineRule="auto"/>
+              <w:jc w:val="left"/>
+            </w:pPr>
+            <w:r/>
+            <w:r>
+              <w:t>Asia 11-15</w:t>
             </w:r>
           </w:p>
         </w:tc>
         <w:tc>
           <w:tcPr>
             <w:tcW w:type="dxa" w:w="1440"/>
-            <w:shd w:fill="F8FAFC"/>
-            <w:tcMar>
-              <w:top w:w="100" w:type="dxa"/>
-              <w:bottom w:w="100" w:type="dxa"/>
-              <w:left w:w="120" w:type="dxa"/>
-              <w:right w:w="120" w:type="dxa"/>
-            </w:tcMar>
-            <w:tcBorders>
-              <w:top w:val="single" w:sz="4" w:space="0" w:color="CCCCCC"/>
-              <w:bottom w:val="single" w:sz="4" w:space="0" w:color="CCCCCC"/>
-              <w:left w:val="single" w:sz="4" w:space="0" w:color="CCCCCC"/>
-              <w:right w:val="single" w:sz="4" w:space="0" w:color="CCCCCC"/>
-            </w:tcBorders>
-          </w:tcPr>
-          <w:p>
-            <w:pPr>
-              <w:spacing w:before="60" w:after="60" w:line="252" w:lineRule="auto"/>
-              <w:jc w:val="left"/>
-            </w:pPr>
-            <w:r/>
-            <w:r>
-              <w:t>691.50</w:t>
+            <w:shd w:fill="FFFFFF"/>
+            <w:tcMar>
+              <w:top w:w="100" w:type="dxa"/>
+              <w:bottom w:w="100" w:type="dxa"/>
+              <w:left w:w="120" w:type="dxa"/>
+              <w:right w:w="120" w:type="dxa"/>
+            </w:tcMar>
+            <w:tcBorders>
+              <w:top w:val="single" w:sz="4" w:space="0" w:color="CCCCCC"/>
+              <w:bottom w:val="single" w:sz="4" w:space="0" w:color="CCCCCC"/>
+              <w:left w:val="single" w:sz="4" w:space="0" w:color="CCCCCC"/>
+              <w:right w:val="single" w:sz="4" w:space="0" w:color="CCCCCC"/>
+            </w:tcBorders>
+          </w:tcPr>
+          <w:p>
+            <w:pPr>
+              <w:spacing w:before="60" w:after="60" w:line="252" w:lineRule="auto"/>
+              <w:jc w:val="left"/>
+            </w:pPr>
+            <w:r/>
+            <w:r>
+              <w:t>696.75</w:t>
             </w:r>
           </w:p>
         </w:tc>
         <w:tc>
           <w:tcPr>
             <w:tcW w:type="dxa" w:w="2016"/>
-            <w:shd w:fill="F8FAFC"/>
-            <w:tcMar>
-              <w:top w:w="100" w:type="dxa"/>
-              <w:bottom w:w="100" w:type="dxa"/>
-              <w:left w:w="120" w:type="dxa"/>
-              <w:right w:w="120" w:type="dxa"/>
-            </w:tcMar>
-            <w:tcBorders>
-              <w:top w:val="single" w:sz="4" w:space="0" w:color="CCCCCC"/>
-              <w:bottom w:val="single" w:sz="4" w:space="0" w:color="CCCCCC"/>
-              <w:left w:val="single" w:sz="4" w:space="0" w:color="CCCCCC"/>
-              <w:right w:val="single" w:sz="4" w:space="0" w:color="CCCCCC"/>
-            </w:tcBorders>
-          </w:tcPr>
-          <w:p>
-            <w:pPr>
-              <w:spacing w:before="60" w:after="60" w:line="252" w:lineRule="auto"/>
-              <w:jc w:val="left"/>
-            </w:pPr>
-            <w:r/>
-            <w:r>
-              <w:t>705.00</w:t>
+            <w:shd w:fill="FFFFFF"/>
+            <w:tcMar>
+              <w:top w:w="100" w:type="dxa"/>
+              <w:bottom w:w="100" w:type="dxa"/>
+              <w:left w:w="120" w:type="dxa"/>
+              <w:right w:w="120" w:type="dxa"/>
+            </w:tcMar>
+            <w:tcBorders>
+              <w:top w:val="single" w:sz="4" w:space="0" w:color="CCCCCC"/>
+              <w:bottom w:val="single" w:sz="4" w:space="0" w:color="CCCCCC"/>
+              <w:left w:val="single" w:sz="4" w:space="0" w:color="CCCCCC"/>
+              <w:right w:val="single" w:sz="4" w:space="0" w:color="CCCCCC"/>
+            </w:tcBorders>
+          </w:tcPr>
+          <w:p>
+            <w:pPr>
+              <w:spacing w:before="60" w:after="60" w:line="252" w:lineRule="auto"/>
+              <w:jc w:val="left"/>
+            </w:pPr>
+            <w:r/>
+            <w:r>
+              <w:t>704.25</w:t>
             </w:r>
           </w:p>
         </w:tc>
         <w:tc>
           <w:tcPr>
             <w:tcW w:type="dxa" w:w="1152"/>
-            <w:shd w:fill="F8FAFC"/>
-            <w:tcMar>
-              <w:top w:w="100" w:type="dxa"/>
-              <w:bottom w:w="100" w:type="dxa"/>
-              <w:left w:w="120" w:type="dxa"/>
-              <w:right w:w="120" w:type="dxa"/>
-            </w:tcMar>
-            <w:tcBorders>
-              <w:top w:val="single" w:sz="4" w:space="0" w:color="CCCCCC"/>
-              <w:bottom w:val="single" w:sz="4" w:space="0" w:color="CCCCCC"/>
-              <w:left w:val="single" w:sz="4" w:space="0" w:color="CCCCCC"/>
-              <w:right w:val="single" w:sz="4" w:space="0" w:color="CCCCCC"/>
-            </w:tcBorders>
-          </w:tcPr>
-          <w:p>
-            <w:pPr>
-              <w:spacing w:before="60" w:after="60" w:line="252" w:lineRule="auto"/>
-              <w:jc w:val="left"/>
-            </w:pPr>
-            <w:r/>
-            <w:r>
-              <w:t>678.50</w:t>
+            <w:shd w:fill="FFFFFF"/>
+            <w:tcMar>
+              <w:top w:w="100" w:type="dxa"/>
+              <w:bottom w:w="100" w:type="dxa"/>
+              <w:left w:w="120" w:type="dxa"/>
+              <w:right w:w="120" w:type="dxa"/>
+            </w:tcMar>
+            <w:tcBorders>
+              <w:top w:val="single" w:sz="4" w:space="0" w:color="CCCCCC"/>
+              <w:bottom w:val="single" w:sz="4" w:space="0" w:color="CCCCCC"/>
+              <w:left w:val="single" w:sz="4" w:space="0" w:color="CCCCCC"/>
+              <w:right w:val="single" w:sz="4" w:space="0" w:color="CCCCCC"/>
+            </w:tcBorders>
+          </w:tcPr>
+          <w:p>
+            <w:pPr>
+              <w:spacing w:before="60" w:after="60" w:line="252" w:lineRule="auto"/>
+              <w:jc w:val="left"/>
+            </w:pPr>
+            <w:r/>
+            <w:r>
+              <w:t>690.75</w:t>
             </w:r>
           </w:p>
         </w:tc>
         <w:tc>
           <w:tcPr>
             <w:tcW w:type="dxa" w:w="1728"/>
-            <w:shd w:fill="F8FAFC"/>
+            <w:shd w:fill="FFFFFF"/>
             <w:tcMar>
               <w:top w:w="100" w:type="dxa"/>
               <w:bottom w:w="100" w:type="dxa"/>
@@ -27705,7 +30289,712 @@
               <w:rPr>
                 <w:b/>
               </w:rPr>
-              <w:t>693.25</w:t>
+              <w:t>695.75</w:t>
+            </w:r>
+          </w:p>
+        </w:tc>
+        <w:tc>
+          <w:tcPr>
+            <w:tcW w:type="dxa" w:w="3456"/>
+            <w:shd w:fill="FFFFFF"/>
+            <w:tcMar>
+              <w:top w:w="100" w:type="dxa"/>
+              <w:bottom w:w="100" w:type="dxa"/>
+              <w:left w:w="120" w:type="dxa"/>
+              <w:right w:w="120" w:type="dxa"/>
+            </w:tcMar>
+            <w:tcBorders>
+              <w:top w:val="single" w:sz="4" w:space="0" w:color="CCCCCC"/>
+              <w:bottom w:val="single" w:sz="4" w:space="0" w:color="CCCCCC"/>
+              <w:left w:val="single" w:sz="4" w:space="0" w:color="CCCCCC"/>
+              <w:right w:val="single" w:sz="4" w:space="0" w:color="CCCCCC"/>
+            </w:tcBorders>
+          </w:tcPr>
+          <w:p>
+            <w:pPr>
+              <w:spacing w:before="60" w:after="60" w:line="252" w:lineRule="auto"/>
+              <w:jc w:val="left"/>
+            </w:pPr>
+            <w:r/>
+            <w:r>
+              <w:rPr>
+                <w:b/>
+              </w:rPr>
+              <w:t>-1.00</w:t>
+            </w:r>
+          </w:p>
+        </w:tc>
+        <w:tc>
+          <w:tcPr>
+            <w:tcW w:type="dxa" w:w="1440"/>
+            <w:shd w:fill="FFFFFF"/>
+            <w:tcMar>
+              <w:top w:w="100" w:type="dxa"/>
+              <w:bottom w:w="100" w:type="dxa"/>
+              <w:left w:w="120" w:type="dxa"/>
+              <w:right w:w="120" w:type="dxa"/>
+            </w:tcMar>
+            <w:tcBorders>
+              <w:top w:val="single" w:sz="4" w:space="0" w:color="CCCCCC"/>
+              <w:bottom w:val="single" w:sz="4" w:space="0" w:color="CCCCCC"/>
+              <w:left w:val="single" w:sz="4" w:space="0" w:color="CCCCCC"/>
+              <w:right w:val="single" w:sz="4" w:space="0" w:color="CCCCCC"/>
+            </w:tcBorders>
+          </w:tcPr>
+          <w:p>
+            <w:pPr>
+              <w:spacing w:before="60" w:after="60" w:line="252" w:lineRule="auto"/>
+              <w:jc w:val="left"/>
+            </w:pPr>
+            <w:r/>
+            <w:r>
+              <w:t>BEAR</w:t>
+            </w:r>
+          </w:p>
+        </w:tc>
+      </w:tr>
+      <w:tr>
+        <w:tc>
+          <w:tcPr>
+            <w:tcW w:type="dxa" w:w="1584"/>
+            <w:shd w:fill="F8FAFC"/>
+            <w:tcMar>
+              <w:top w:w="100" w:type="dxa"/>
+              <w:bottom w:w="100" w:type="dxa"/>
+              <w:left w:w="120" w:type="dxa"/>
+              <w:right w:w="120" w:type="dxa"/>
+            </w:tcMar>
+            <w:tcBorders>
+              <w:top w:val="single" w:sz="4" w:space="0" w:color="CCCCCC"/>
+              <w:bottom w:val="single" w:sz="4" w:space="0" w:color="CCCCCC"/>
+              <w:left w:val="single" w:sz="4" w:space="0" w:color="CCCCCC"/>
+              <w:right w:val="single" w:sz="4" w:space="0" w:color="CCCCCC"/>
+            </w:tcBorders>
+          </w:tcPr>
+          <w:p>
+            <w:pPr>
+              <w:spacing w:before="60" w:after="60" w:line="252" w:lineRule="auto"/>
+              <w:jc w:val="left"/>
+            </w:pPr>
+            <w:r/>
+            <w:r>
+              <w:rPr>
+                <w:b/>
+              </w:rPr>
+              <w:t>Fri 16/10</w:t>
+            </w:r>
+          </w:p>
+        </w:tc>
+        <w:tc>
+          <w:tcPr>
+            <w:tcW w:type="dxa" w:w="864"/>
+            <w:shd w:fill="F8FAFC"/>
+            <w:tcMar>
+              <w:top w:w="100" w:type="dxa"/>
+              <w:bottom w:w="100" w:type="dxa"/>
+              <w:left w:w="120" w:type="dxa"/>
+              <w:right w:w="120" w:type="dxa"/>
+            </w:tcMar>
+            <w:tcBorders>
+              <w:top w:val="single" w:sz="4" w:space="0" w:color="CCCCCC"/>
+              <w:bottom w:val="single" w:sz="4" w:space="0" w:color="CCCCCC"/>
+              <w:left w:val="single" w:sz="4" w:space="0" w:color="CCCCCC"/>
+              <w:right w:val="single" w:sz="4" w:space="0" w:color="CCCCCC"/>
+            </w:tcBorders>
+          </w:tcPr>
+          <w:p>
+            <w:pPr>
+              <w:spacing w:before="60" w:after="60" w:line="252" w:lineRule="auto"/>
+              <w:jc w:val="left"/>
+            </w:pPr>
+            <w:r/>
+            <w:r>
+              <w:t>London 15-19</w:t>
+            </w:r>
+          </w:p>
+        </w:tc>
+        <w:tc>
+          <w:tcPr>
+            <w:tcW w:type="dxa" w:w="1440"/>
+            <w:shd w:fill="F8FAFC"/>
+            <w:tcMar>
+              <w:top w:w="100" w:type="dxa"/>
+              <w:bottom w:w="100" w:type="dxa"/>
+              <w:left w:w="120" w:type="dxa"/>
+              <w:right w:w="120" w:type="dxa"/>
+            </w:tcMar>
+            <w:tcBorders>
+              <w:top w:val="single" w:sz="4" w:space="0" w:color="CCCCCC"/>
+              <w:bottom w:val="single" w:sz="4" w:space="0" w:color="CCCCCC"/>
+              <w:left w:val="single" w:sz="4" w:space="0" w:color="CCCCCC"/>
+              <w:right w:val="single" w:sz="4" w:space="0" w:color="CCCCCC"/>
+            </w:tcBorders>
+          </w:tcPr>
+          <w:p>
+            <w:pPr>
+              <w:spacing w:before="60" w:after="60" w:line="252" w:lineRule="auto"/>
+              <w:jc w:val="left"/>
+            </w:pPr>
+            <w:r/>
+            <w:r>
+              <w:t>695.75</w:t>
+            </w:r>
+          </w:p>
+        </w:tc>
+        <w:tc>
+          <w:tcPr>
+            <w:tcW w:type="dxa" w:w="2016"/>
+            <w:shd w:fill="F8FAFC"/>
+            <w:tcMar>
+              <w:top w:w="100" w:type="dxa"/>
+              <w:bottom w:w="100" w:type="dxa"/>
+              <w:left w:w="120" w:type="dxa"/>
+              <w:right w:w="120" w:type="dxa"/>
+            </w:tcMar>
+            <w:tcBorders>
+              <w:top w:val="single" w:sz="4" w:space="0" w:color="CCCCCC"/>
+              <w:bottom w:val="single" w:sz="4" w:space="0" w:color="CCCCCC"/>
+              <w:left w:val="single" w:sz="4" w:space="0" w:color="CCCCCC"/>
+              <w:right w:val="single" w:sz="4" w:space="0" w:color="CCCCCC"/>
+            </w:tcBorders>
+          </w:tcPr>
+          <w:p>
+            <w:pPr>
+              <w:spacing w:before="60" w:after="60" w:line="252" w:lineRule="auto"/>
+              <w:jc w:val="left"/>
+            </w:pPr>
+            <w:r/>
+            <w:r>
+              <w:t>702.75</w:t>
+            </w:r>
+          </w:p>
+        </w:tc>
+        <w:tc>
+          <w:tcPr>
+            <w:tcW w:type="dxa" w:w="1152"/>
+            <w:shd w:fill="F8FAFC"/>
+            <w:tcMar>
+              <w:top w:w="100" w:type="dxa"/>
+              <w:bottom w:w="100" w:type="dxa"/>
+              <w:left w:w="120" w:type="dxa"/>
+              <w:right w:w="120" w:type="dxa"/>
+            </w:tcMar>
+            <w:tcBorders>
+              <w:top w:val="single" w:sz="4" w:space="0" w:color="CCCCCC"/>
+              <w:bottom w:val="single" w:sz="4" w:space="0" w:color="CCCCCC"/>
+              <w:left w:val="single" w:sz="4" w:space="0" w:color="CCCCCC"/>
+              <w:right w:val="single" w:sz="4" w:space="0" w:color="CCCCCC"/>
+            </w:tcBorders>
+          </w:tcPr>
+          <w:p>
+            <w:pPr>
+              <w:spacing w:before="60" w:after="60" w:line="252" w:lineRule="auto"/>
+              <w:jc w:val="left"/>
+            </w:pPr>
+            <w:r/>
+            <w:r>
+              <w:t>682.25</w:t>
+            </w:r>
+          </w:p>
+        </w:tc>
+        <w:tc>
+          <w:tcPr>
+            <w:tcW w:type="dxa" w:w="1728"/>
+            <w:shd w:fill="F8FAFC"/>
+            <w:tcMar>
+              <w:top w:w="100" w:type="dxa"/>
+              <w:bottom w:w="100" w:type="dxa"/>
+              <w:left w:w="120" w:type="dxa"/>
+              <w:right w:w="120" w:type="dxa"/>
+            </w:tcMar>
+            <w:tcBorders>
+              <w:top w:val="single" w:sz="4" w:space="0" w:color="CCCCCC"/>
+              <w:bottom w:val="single" w:sz="4" w:space="0" w:color="CCCCCC"/>
+              <w:left w:val="single" w:sz="4" w:space="0" w:color="CCCCCC"/>
+              <w:right w:val="single" w:sz="4" w:space="0" w:color="CCCCCC"/>
+            </w:tcBorders>
+          </w:tcPr>
+          <w:p>
+            <w:pPr>
+              <w:spacing w:before="60" w:after="60" w:line="252" w:lineRule="auto"/>
+              <w:jc w:val="left"/>
+            </w:pPr>
+            <w:r/>
+            <w:r>
+              <w:rPr>
+                <w:b/>
+              </w:rPr>
+              <w:t>696.50</w:t>
+            </w:r>
+          </w:p>
+        </w:tc>
+        <w:tc>
+          <w:tcPr>
+            <w:tcW w:type="dxa" w:w="3456"/>
+            <w:shd w:fill="F8FAFC"/>
+            <w:tcMar>
+              <w:top w:w="100" w:type="dxa"/>
+              <w:bottom w:w="100" w:type="dxa"/>
+              <w:left w:w="120" w:type="dxa"/>
+              <w:right w:w="120" w:type="dxa"/>
+            </w:tcMar>
+            <w:tcBorders>
+              <w:top w:val="single" w:sz="4" w:space="0" w:color="CCCCCC"/>
+              <w:bottom w:val="single" w:sz="4" w:space="0" w:color="CCCCCC"/>
+              <w:left w:val="single" w:sz="4" w:space="0" w:color="CCCCCC"/>
+              <w:right w:val="single" w:sz="4" w:space="0" w:color="CCCCCC"/>
+            </w:tcBorders>
+          </w:tcPr>
+          <w:p>
+            <w:pPr>
+              <w:spacing w:before="60" w:after="60" w:line="252" w:lineRule="auto"/>
+              <w:jc w:val="left"/>
+            </w:pPr>
+            <w:r/>
+            <w:r>
+              <w:rPr>
+                <w:b/>
+              </w:rPr>
+              <w:t>+0.75</w:t>
+            </w:r>
+          </w:p>
+        </w:tc>
+        <w:tc>
+          <w:tcPr>
+            <w:tcW w:type="dxa" w:w="1440"/>
+            <w:shd w:fill="F8FAFC"/>
+            <w:tcMar>
+              <w:top w:w="100" w:type="dxa"/>
+              <w:bottom w:w="100" w:type="dxa"/>
+              <w:left w:w="120" w:type="dxa"/>
+              <w:right w:w="120" w:type="dxa"/>
+            </w:tcMar>
+            <w:tcBorders>
+              <w:top w:val="single" w:sz="4" w:space="0" w:color="CCCCCC"/>
+              <w:bottom w:val="single" w:sz="4" w:space="0" w:color="CCCCCC"/>
+              <w:left w:val="single" w:sz="4" w:space="0" w:color="CCCCCC"/>
+              <w:right w:val="single" w:sz="4" w:space="0" w:color="CCCCCC"/>
+            </w:tcBorders>
+          </w:tcPr>
+          <w:p>
+            <w:pPr>
+              <w:spacing w:before="60" w:after="60" w:line="252" w:lineRule="auto"/>
+              <w:jc w:val="left"/>
+            </w:pPr>
+            <w:r/>
+            <w:r>
+              <w:t>BULL</w:t>
+            </w:r>
+          </w:p>
+        </w:tc>
+      </w:tr>
+      <w:tr>
+        <w:tc>
+          <w:tcPr>
+            <w:tcW w:type="dxa" w:w="1584"/>
+            <w:shd w:fill="FFFFFF"/>
+            <w:tcMar>
+              <w:top w:w="100" w:type="dxa"/>
+              <w:bottom w:w="100" w:type="dxa"/>
+              <w:left w:w="120" w:type="dxa"/>
+              <w:right w:w="120" w:type="dxa"/>
+            </w:tcMar>
+            <w:tcBorders>
+              <w:top w:val="single" w:sz="4" w:space="0" w:color="CCCCCC"/>
+              <w:bottom w:val="single" w:sz="4" w:space="0" w:color="CCCCCC"/>
+              <w:left w:val="single" w:sz="4" w:space="0" w:color="CCCCCC"/>
+              <w:right w:val="single" w:sz="4" w:space="0" w:color="CCCCCC"/>
+            </w:tcBorders>
+          </w:tcPr>
+          <w:p>
+            <w:pPr>
+              <w:spacing w:before="60" w:after="60" w:line="252" w:lineRule="auto"/>
+              <w:jc w:val="left"/>
+            </w:pPr>
+            <w:r/>
+            <w:r>
+              <w:rPr>
+                <w:b/>
+              </w:rPr>
+              <w:t>Fri 16/10</w:t>
+            </w:r>
+          </w:p>
+        </w:tc>
+        <w:tc>
+          <w:tcPr>
+            <w:tcW w:type="dxa" w:w="864"/>
+            <w:shd w:fill="FFFFFF"/>
+            <w:tcMar>
+              <w:top w:w="100" w:type="dxa"/>
+              <w:bottom w:w="100" w:type="dxa"/>
+              <w:left w:w="120" w:type="dxa"/>
+              <w:right w:w="120" w:type="dxa"/>
+            </w:tcMar>
+            <w:tcBorders>
+              <w:top w:val="single" w:sz="4" w:space="0" w:color="CCCCCC"/>
+              <w:bottom w:val="single" w:sz="4" w:space="0" w:color="CCCCCC"/>
+              <w:left w:val="single" w:sz="4" w:space="0" w:color="CCCCCC"/>
+              <w:right w:val="single" w:sz="4" w:space="0" w:color="CCCCCC"/>
+            </w:tcBorders>
+          </w:tcPr>
+          <w:p>
+            <w:pPr>
+              <w:spacing w:before="60" w:after="60" w:line="252" w:lineRule="auto"/>
+              <w:jc w:val="left"/>
+            </w:pPr>
+            <w:r/>
+            <w:r>
+              <w:t>Pre-NY 19-21</w:t>
+            </w:r>
+          </w:p>
+        </w:tc>
+        <w:tc>
+          <w:tcPr>
+            <w:tcW w:type="dxa" w:w="1440"/>
+            <w:shd w:fill="FFFFFF"/>
+            <w:tcMar>
+              <w:top w:w="100" w:type="dxa"/>
+              <w:bottom w:w="100" w:type="dxa"/>
+              <w:left w:w="120" w:type="dxa"/>
+              <w:right w:w="120" w:type="dxa"/>
+            </w:tcMar>
+            <w:tcBorders>
+              <w:top w:val="single" w:sz="4" w:space="0" w:color="CCCCCC"/>
+              <w:bottom w:val="single" w:sz="4" w:space="0" w:color="CCCCCC"/>
+              <w:left w:val="single" w:sz="4" w:space="0" w:color="CCCCCC"/>
+              <w:right w:val="single" w:sz="4" w:space="0" w:color="CCCCCC"/>
+            </w:tcBorders>
+          </w:tcPr>
+          <w:p>
+            <w:pPr>
+              <w:spacing w:before="60" w:after="60" w:line="252" w:lineRule="auto"/>
+              <w:jc w:val="left"/>
+            </w:pPr>
+            <w:r/>
+            <w:r>
+              <w:t>696.50</w:t>
+            </w:r>
+          </w:p>
+        </w:tc>
+        <w:tc>
+          <w:tcPr>
+            <w:tcW w:type="dxa" w:w="2016"/>
+            <w:shd w:fill="FFFFFF"/>
+            <w:tcMar>
+              <w:top w:w="100" w:type="dxa"/>
+              <w:bottom w:w="100" w:type="dxa"/>
+              <w:left w:w="120" w:type="dxa"/>
+              <w:right w:w="120" w:type="dxa"/>
+            </w:tcMar>
+            <w:tcBorders>
+              <w:top w:val="single" w:sz="4" w:space="0" w:color="CCCCCC"/>
+              <w:bottom w:val="single" w:sz="4" w:space="0" w:color="CCCCCC"/>
+              <w:left w:val="single" w:sz="4" w:space="0" w:color="CCCCCC"/>
+              <w:right w:val="single" w:sz="4" w:space="0" w:color="CCCCCC"/>
+            </w:tcBorders>
+          </w:tcPr>
+          <w:p>
+            <w:pPr>
+              <w:spacing w:before="60" w:after="60" w:line="252" w:lineRule="auto"/>
+              <w:jc w:val="left"/>
+            </w:pPr>
+            <w:r/>
+            <w:r>
+              <w:t>705.75</w:t>
+            </w:r>
+          </w:p>
+        </w:tc>
+        <w:tc>
+          <w:tcPr>
+            <w:tcW w:type="dxa" w:w="1152"/>
+            <w:shd w:fill="FFFFFF"/>
+            <w:tcMar>
+              <w:top w:w="100" w:type="dxa"/>
+              <w:bottom w:w="100" w:type="dxa"/>
+              <w:left w:w="120" w:type="dxa"/>
+              <w:right w:w="120" w:type="dxa"/>
+            </w:tcMar>
+            <w:tcBorders>
+              <w:top w:val="single" w:sz="4" w:space="0" w:color="CCCCCC"/>
+              <w:bottom w:val="single" w:sz="4" w:space="0" w:color="CCCCCC"/>
+              <w:left w:val="single" w:sz="4" w:space="0" w:color="CCCCCC"/>
+              <w:right w:val="single" w:sz="4" w:space="0" w:color="CCCCCC"/>
+            </w:tcBorders>
+          </w:tcPr>
+          <w:p>
+            <w:pPr>
+              <w:spacing w:before="60" w:after="60" w:line="252" w:lineRule="auto"/>
+              <w:jc w:val="left"/>
+            </w:pPr>
+            <w:r/>
+            <w:r>
+              <w:t>689.25</w:t>
+            </w:r>
+          </w:p>
+        </w:tc>
+        <w:tc>
+          <w:tcPr>
+            <w:tcW w:type="dxa" w:w="1728"/>
+            <w:shd w:fill="FFFFFF"/>
+            <w:tcMar>
+              <w:top w:w="100" w:type="dxa"/>
+              <w:bottom w:w="100" w:type="dxa"/>
+              <w:left w:w="120" w:type="dxa"/>
+              <w:right w:w="120" w:type="dxa"/>
+            </w:tcMar>
+            <w:tcBorders>
+              <w:top w:val="single" w:sz="4" w:space="0" w:color="CCCCCC"/>
+              <w:bottom w:val="single" w:sz="4" w:space="0" w:color="CCCCCC"/>
+              <w:left w:val="single" w:sz="4" w:space="0" w:color="CCCCCC"/>
+              <w:right w:val="single" w:sz="4" w:space="0" w:color="CCCCCC"/>
+            </w:tcBorders>
+          </w:tcPr>
+          <w:p>
+            <w:pPr>
+              <w:spacing w:before="60" w:after="60" w:line="252" w:lineRule="auto"/>
+              <w:jc w:val="left"/>
+            </w:pPr>
+            <w:r/>
+            <w:r>
+              <w:rPr>
+                <w:b/>
+              </w:rPr>
+              <w:t>696.25</w:t>
+            </w:r>
+          </w:p>
+        </w:tc>
+        <w:tc>
+          <w:tcPr>
+            <w:tcW w:type="dxa" w:w="3456"/>
+            <w:shd w:fill="FFFFFF"/>
+            <w:tcMar>
+              <w:top w:w="100" w:type="dxa"/>
+              <w:bottom w:w="100" w:type="dxa"/>
+              <w:left w:w="120" w:type="dxa"/>
+              <w:right w:w="120" w:type="dxa"/>
+            </w:tcMar>
+            <w:tcBorders>
+              <w:top w:val="single" w:sz="4" w:space="0" w:color="CCCCCC"/>
+              <w:bottom w:val="single" w:sz="4" w:space="0" w:color="CCCCCC"/>
+              <w:left w:val="single" w:sz="4" w:space="0" w:color="CCCCCC"/>
+              <w:right w:val="single" w:sz="4" w:space="0" w:color="CCCCCC"/>
+            </w:tcBorders>
+          </w:tcPr>
+          <w:p>
+            <w:pPr>
+              <w:spacing w:before="60" w:after="60" w:line="252" w:lineRule="auto"/>
+              <w:jc w:val="left"/>
+            </w:pPr>
+            <w:r/>
+            <w:r>
+              <w:rPr>
+                <w:b/>
+              </w:rPr>
+              <w:t>-0.25</w:t>
+            </w:r>
+          </w:p>
+        </w:tc>
+        <w:tc>
+          <w:tcPr>
+            <w:tcW w:type="dxa" w:w="1440"/>
+            <w:shd w:fill="FFFFFF"/>
+            <w:tcMar>
+              <w:top w:w="100" w:type="dxa"/>
+              <w:bottom w:w="100" w:type="dxa"/>
+              <w:left w:w="120" w:type="dxa"/>
+              <w:right w:w="120" w:type="dxa"/>
+            </w:tcMar>
+            <w:tcBorders>
+              <w:top w:val="single" w:sz="4" w:space="0" w:color="CCCCCC"/>
+              <w:bottom w:val="single" w:sz="4" w:space="0" w:color="CCCCCC"/>
+              <w:left w:val="single" w:sz="4" w:space="0" w:color="CCCCCC"/>
+              <w:right w:val="single" w:sz="4" w:space="0" w:color="CCCCCC"/>
+            </w:tcBorders>
+          </w:tcPr>
+          <w:p>
+            <w:pPr>
+              <w:spacing w:before="60" w:after="60" w:line="252" w:lineRule="auto"/>
+              <w:jc w:val="left"/>
+            </w:pPr>
+            <w:r/>
+            <w:r>
+              <w:t>BEAR</w:t>
+            </w:r>
+          </w:p>
+        </w:tc>
+      </w:tr>
+      <w:tr>
+        <w:tc>
+          <w:tcPr>
+            <w:tcW w:type="dxa" w:w="1584"/>
+            <w:shd w:fill="F8FAFC"/>
+            <w:tcMar>
+              <w:top w:w="100" w:type="dxa"/>
+              <w:bottom w:w="100" w:type="dxa"/>
+              <w:left w:w="120" w:type="dxa"/>
+              <w:right w:w="120" w:type="dxa"/>
+            </w:tcMar>
+            <w:tcBorders>
+              <w:top w:val="single" w:sz="4" w:space="0" w:color="CCCCCC"/>
+              <w:bottom w:val="single" w:sz="4" w:space="0" w:color="CCCCCC"/>
+              <w:left w:val="single" w:sz="4" w:space="0" w:color="CCCCCC"/>
+              <w:right w:val="single" w:sz="4" w:space="0" w:color="CCCCCC"/>
+            </w:tcBorders>
+          </w:tcPr>
+          <w:p>
+            <w:pPr>
+              <w:spacing w:before="60" w:after="60" w:line="252" w:lineRule="auto"/>
+              <w:jc w:val="left"/>
+            </w:pPr>
+            <w:r/>
+            <w:r>
+              <w:rPr>
+                <w:b/>
+              </w:rPr>
+              <w:t>Fri 16/10</w:t>
+            </w:r>
+          </w:p>
+        </w:tc>
+        <w:tc>
+          <w:tcPr>
+            <w:tcW w:type="dxa" w:w="864"/>
+            <w:shd w:fill="F8FAFC"/>
+            <w:tcMar>
+              <w:top w:w="100" w:type="dxa"/>
+              <w:bottom w:w="100" w:type="dxa"/>
+              <w:left w:w="120" w:type="dxa"/>
+              <w:right w:w="120" w:type="dxa"/>
+            </w:tcMar>
+            <w:tcBorders>
+              <w:top w:val="single" w:sz="4" w:space="0" w:color="CCCCCC"/>
+              <w:bottom w:val="single" w:sz="4" w:space="0" w:color="CCCCCC"/>
+              <w:left w:val="single" w:sz="4" w:space="0" w:color="CCCCCC"/>
+              <w:right w:val="single" w:sz="4" w:space="0" w:color="CCCCCC"/>
+            </w:tcBorders>
+          </w:tcPr>
+          <w:p>
+            <w:pPr>
+              <w:spacing w:before="60" w:after="60" w:line="252" w:lineRule="auto"/>
+              <w:jc w:val="left"/>
+            </w:pPr>
+            <w:r/>
+            <w:r>
+              <w:t>NY Open 21-23</w:t>
+            </w:r>
+          </w:p>
+        </w:tc>
+        <w:tc>
+          <w:tcPr>
+            <w:tcW w:type="dxa" w:w="1440"/>
+            <w:shd w:fill="F8FAFC"/>
+            <w:tcMar>
+              <w:top w:w="100" w:type="dxa"/>
+              <w:bottom w:w="100" w:type="dxa"/>
+              <w:left w:w="120" w:type="dxa"/>
+              <w:right w:w="120" w:type="dxa"/>
+            </w:tcMar>
+            <w:tcBorders>
+              <w:top w:val="single" w:sz="4" w:space="0" w:color="CCCCCC"/>
+              <w:bottom w:val="single" w:sz="4" w:space="0" w:color="CCCCCC"/>
+              <w:left w:val="single" w:sz="4" w:space="0" w:color="CCCCCC"/>
+              <w:right w:val="single" w:sz="4" w:space="0" w:color="CCCCCC"/>
+            </w:tcBorders>
+          </w:tcPr>
+          <w:p>
+            <w:pPr>
+              <w:spacing w:before="60" w:after="60" w:line="252" w:lineRule="auto"/>
+              <w:jc w:val="left"/>
+            </w:pPr>
+            <w:r/>
+            <w:r>
+              <w:t>696.25</w:t>
+            </w:r>
+          </w:p>
+        </w:tc>
+        <w:tc>
+          <w:tcPr>
+            <w:tcW w:type="dxa" w:w="2016"/>
+            <w:shd w:fill="F8FAFC"/>
+            <w:tcMar>
+              <w:top w:w="100" w:type="dxa"/>
+              <w:bottom w:w="100" w:type="dxa"/>
+              <w:left w:w="120" w:type="dxa"/>
+              <w:right w:w="120" w:type="dxa"/>
+            </w:tcMar>
+            <w:tcBorders>
+              <w:top w:val="single" w:sz="4" w:space="0" w:color="CCCCCC"/>
+              <w:bottom w:val="single" w:sz="4" w:space="0" w:color="CCCCCC"/>
+              <w:left w:val="single" w:sz="4" w:space="0" w:color="CCCCCC"/>
+              <w:right w:val="single" w:sz="4" w:space="0" w:color="CCCCCC"/>
+            </w:tcBorders>
+          </w:tcPr>
+          <w:p>
+            <w:pPr>
+              <w:spacing w:before="60" w:after="60" w:line="252" w:lineRule="auto"/>
+              <w:jc w:val="left"/>
+            </w:pPr>
+            <w:r/>
+            <w:r>
+              <w:t>704.75</w:t>
+            </w:r>
+          </w:p>
+        </w:tc>
+        <w:tc>
+          <w:tcPr>
+            <w:tcW w:type="dxa" w:w="1152"/>
+            <w:shd w:fill="F8FAFC"/>
+            <w:tcMar>
+              <w:top w:w="100" w:type="dxa"/>
+              <w:bottom w:w="100" w:type="dxa"/>
+              <w:left w:w="120" w:type="dxa"/>
+              <w:right w:w="120" w:type="dxa"/>
+            </w:tcMar>
+            <w:tcBorders>
+              <w:top w:val="single" w:sz="4" w:space="0" w:color="CCCCCC"/>
+              <w:bottom w:val="single" w:sz="4" w:space="0" w:color="CCCCCC"/>
+              <w:left w:val="single" w:sz="4" w:space="0" w:color="CCCCCC"/>
+              <w:right w:val="single" w:sz="4" w:space="0" w:color="CCCCCC"/>
+            </w:tcBorders>
+          </w:tcPr>
+          <w:p>
+            <w:pPr>
+              <w:spacing w:before="60" w:after="60" w:line="252" w:lineRule="auto"/>
+              <w:jc w:val="left"/>
+            </w:pPr>
+            <w:r/>
+            <w:r>
+              <w:t>682.25</w:t>
+            </w:r>
+          </w:p>
+        </w:tc>
+        <w:tc>
+          <w:tcPr>
+            <w:tcW w:type="dxa" w:w="1728"/>
+            <w:shd w:fill="F8FAFC"/>
+            <w:tcMar>
+              <w:top w:w="100" w:type="dxa"/>
+              <w:bottom w:w="100" w:type="dxa"/>
+              <w:left w:w="120" w:type="dxa"/>
+              <w:right w:w="120" w:type="dxa"/>
+            </w:tcMar>
+            <w:tcBorders>
+              <w:top w:val="single" w:sz="4" w:space="0" w:color="CCCCCC"/>
+              <w:bottom w:val="single" w:sz="4" w:space="0" w:color="CCCCCC"/>
+              <w:left w:val="single" w:sz="4" w:space="0" w:color="CCCCCC"/>
+              <w:right w:val="single" w:sz="4" w:space="0" w:color="CCCCCC"/>
+            </w:tcBorders>
+          </w:tcPr>
+          <w:p>
+            <w:pPr>
+              <w:spacing w:before="60" w:after="60" w:line="252" w:lineRule="auto"/>
+              <w:jc w:val="left"/>
+            </w:pPr>
+            <w:r/>
+            <w:r>
+              <w:rPr>
+                <w:b/>
+              </w:rPr>
+              <w:t>698.00</w:t>
             </w:r>
           </w:p>
         </w:tc>
@@ -27797,7 +31086,7 @@
               <w:rPr>
                 <w:b/>
               </w:rPr>
-              <w:t>Wed 14/10</w:t>
+              <w:t>Fri 16/10</w:t>
             </w:r>
           </w:p>
         </w:tc>
@@ -27825,7 +31114,7 @@
             </w:pPr>
             <w:r/>
             <w:r>
-              <w:t>Pre-NY 19-21</w:t>
+              <w:t>NY Close 23-01</w:t>
             </w:r>
           </w:p>
         </w:tc>
@@ -27853,7 +31142,7 @@
             </w:pPr>
             <w:r/>
             <w:r>
-              <w:t>693.25</w:t>
+              <w:t>698.00</w:t>
             </w:r>
           </w:p>
         </w:tc>
@@ -27881,7 +31170,7 @@
             </w:pPr>
             <w:r/>
             <w:r>
-              <w:t>702.50</w:t>
+              <w:t>704.25</w:t>
             </w:r>
           </w:p>
         </w:tc>
@@ -27909,2827 +31198,7 @@
             </w:pPr>
             <w:r/>
             <w:r>
-              <w:t>682.50</w:t>
-            </w:r>
-          </w:p>
-        </w:tc>
-        <w:tc>
-          <w:tcPr>
-            <w:tcW w:type="dxa" w:w="1728"/>
-            <w:shd w:fill="FFFFFF"/>
-            <w:tcMar>
-              <w:top w:w="100" w:type="dxa"/>
-              <w:bottom w:w="100" w:type="dxa"/>
-              <w:left w:w="120" w:type="dxa"/>
-              <w:right w:w="120" w:type="dxa"/>
-            </w:tcMar>
-            <w:tcBorders>
-              <w:top w:val="single" w:sz="4" w:space="0" w:color="CCCCCC"/>
-              <w:bottom w:val="single" w:sz="4" w:space="0" w:color="CCCCCC"/>
-              <w:left w:val="single" w:sz="4" w:space="0" w:color="CCCCCC"/>
-              <w:right w:val="single" w:sz="4" w:space="0" w:color="CCCCCC"/>
-            </w:tcBorders>
-          </w:tcPr>
-          <w:p>
-            <w:pPr>
-              <w:spacing w:before="60" w:after="60" w:line="252" w:lineRule="auto"/>
-              <w:jc w:val="left"/>
-            </w:pPr>
-            <w:r/>
-            <w:r>
-              <w:rPr>
-                <w:b/>
-              </w:rPr>
-              <w:t>693.75</w:t>
-            </w:r>
-          </w:p>
-        </w:tc>
-        <w:tc>
-          <w:tcPr>
-            <w:tcW w:type="dxa" w:w="3456"/>
-            <w:shd w:fill="FFFFFF"/>
-            <w:tcMar>
-              <w:top w:w="100" w:type="dxa"/>
-              <w:bottom w:w="100" w:type="dxa"/>
-              <w:left w:w="120" w:type="dxa"/>
-              <w:right w:w="120" w:type="dxa"/>
-            </w:tcMar>
-            <w:tcBorders>
-              <w:top w:val="single" w:sz="4" w:space="0" w:color="CCCCCC"/>
-              <w:bottom w:val="single" w:sz="4" w:space="0" w:color="CCCCCC"/>
-              <w:left w:val="single" w:sz="4" w:space="0" w:color="CCCCCC"/>
-              <w:right w:val="single" w:sz="4" w:space="0" w:color="CCCCCC"/>
-            </w:tcBorders>
-          </w:tcPr>
-          <w:p>
-            <w:pPr>
-              <w:spacing w:before="60" w:after="60" w:line="252" w:lineRule="auto"/>
-              <w:jc w:val="left"/>
-            </w:pPr>
-            <w:r/>
-            <w:r>
-              <w:rPr>
-                <w:b/>
-              </w:rPr>
-              <w:t>+0.50</w:t>
-            </w:r>
-          </w:p>
-        </w:tc>
-        <w:tc>
-          <w:tcPr>
-            <w:tcW w:type="dxa" w:w="1440"/>
-            <w:shd w:fill="FFFFFF"/>
-            <w:tcMar>
-              <w:top w:w="100" w:type="dxa"/>
-              <w:bottom w:w="100" w:type="dxa"/>
-              <w:left w:w="120" w:type="dxa"/>
-              <w:right w:w="120" w:type="dxa"/>
-            </w:tcMar>
-            <w:tcBorders>
-              <w:top w:val="single" w:sz="4" w:space="0" w:color="CCCCCC"/>
-              <w:bottom w:val="single" w:sz="4" w:space="0" w:color="CCCCCC"/>
-              <w:left w:val="single" w:sz="4" w:space="0" w:color="CCCCCC"/>
-              <w:right w:val="single" w:sz="4" w:space="0" w:color="CCCCCC"/>
-            </w:tcBorders>
-          </w:tcPr>
-          <w:p>
-            <w:pPr>
-              <w:spacing w:before="60" w:after="60" w:line="252" w:lineRule="auto"/>
-              <w:jc w:val="left"/>
-            </w:pPr>
-            <w:r/>
-            <w:r>
-              <w:t>BULL</w:t>
-            </w:r>
-          </w:p>
-        </w:tc>
-      </w:tr>
-      <w:tr>
-        <w:tc>
-          <w:tcPr>
-            <w:tcW w:type="dxa" w:w="1584"/>
-            <w:shd w:fill="F8FAFC"/>
-            <w:tcMar>
-              <w:top w:w="100" w:type="dxa"/>
-              <w:bottom w:w="100" w:type="dxa"/>
-              <w:left w:w="120" w:type="dxa"/>
-              <w:right w:w="120" w:type="dxa"/>
-            </w:tcMar>
-            <w:tcBorders>
-              <w:top w:val="single" w:sz="4" w:space="0" w:color="CCCCCC"/>
-              <w:bottom w:val="single" w:sz="4" w:space="0" w:color="CCCCCC"/>
-              <w:left w:val="single" w:sz="4" w:space="0" w:color="CCCCCC"/>
-              <w:right w:val="single" w:sz="4" w:space="0" w:color="CCCCCC"/>
-            </w:tcBorders>
-          </w:tcPr>
-          <w:p>
-            <w:pPr>
-              <w:spacing w:before="60" w:after="60" w:line="252" w:lineRule="auto"/>
-              <w:jc w:val="left"/>
-            </w:pPr>
-            <w:r/>
-            <w:r>
-              <w:rPr>
-                <w:b/>
-              </w:rPr>
-              <w:t>Wed 14/10</w:t>
-            </w:r>
-          </w:p>
-        </w:tc>
-        <w:tc>
-          <w:tcPr>
-            <w:tcW w:type="dxa" w:w="864"/>
-            <w:shd w:fill="F8FAFC"/>
-            <w:tcMar>
-              <w:top w:w="100" w:type="dxa"/>
-              <w:bottom w:w="100" w:type="dxa"/>
-              <w:left w:w="120" w:type="dxa"/>
-              <w:right w:w="120" w:type="dxa"/>
-            </w:tcMar>
-            <w:tcBorders>
-              <w:top w:val="single" w:sz="4" w:space="0" w:color="CCCCCC"/>
-              <w:bottom w:val="single" w:sz="4" w:space="0" w:color="CCCCCC"/>
-              <w:left w:val="single" w:sz="4" w:space="0" w:color="CCCCCC"/>
-              <w:right w:val="single" w:sz="4" w:space="0" w:color="CCCCCC"/>
-            </w:tcBorders>
-          </w:tcPr>
-          <w:p>
-            <w:pPr>
-              <w:spacing w:before="60" w:after="60" w:line="252" w:lineRule="auto"/>
-              <w:jc w:val="left"/>
-            </w:pPr>
-            <w:r/>
-            <w:r>
-              <w:t>NY Open 21-23</w:t>
-            </w:r>
-          </w:p>
-        </w:tc>
-        <w:tc>
-          <w:tcPr>
-            <w:tcW w:type="dxa" w:w="1440"/>
-            <w:shd w:fill="F8FAFC"/>
-            <w:tcMar>
-              <w:top w:w="100" w:type="dxa"/>
-              <w:bottom w:w="100" w:type="dxa"/>
-              <w:left w:w="120" w:type="dxa"/>
-              <w:right w:w="120" w:type="dxa"/>
-            </w:tcMar>
-            <w:tcBorders>
-              <w:top w:val="single" w:sz="4" w:space="0" w:color="CCCCCC"/>
-              <w:bottom w:val="single" w:sz="4" w:space="0" w:color="CCCCCC"/>
-              <w:left w:val="single" w:sz="4" w:space="0" w:color="CCCCCC"/>
-              <w:right w:val="single" w:sz="4" w:space="0" w:color="CCCCCC"/>
-            </w:tcBorders>
-          </w:tcPr>
-          <w:p>
-            <w:pPr>
-              <w:spacing w:before="60" w:after="60" w:line="252" w:lineRule="auto"/>
-              <w:jc w:val="left"/>
-            </w:pPr>
-            <w:r/>
-            <w:r>
-              <w:t>693.75</w:t>
-            </w:r>
-          </w:p>
-        </w:tc>
-        <w:tc>
-          <w:tcPr>
-            <w:tcW w:type="dxa" w:w="2016"/>
-            <w:shd w:fill="F8FAFC"/>
-            <w:tcMar>
-              <w:top w:w="100" w:type="dxa"/>
-              <w:bottom w:w="100" w:type="dxa"/>
-              <w:left w:w="120" w:type="dxa"/>
-              <w:right w:w="120" w:type="dxa"/>
-            </w:tcMar>
-            <w:tcBorders>
-              <w:top w:val="single" w:sz="4" w:space="0" w:color="CCCCCC"/>
-              <w:bottom w:val="single" w:sz="4" w:space="0" w:color="CCCCCC"/>
-              <w:left w:val="single" w:sz="4" w:space="0" w:color="CCCCCC"/>
-              <w:right w:val="single" w:sz="4" w:space="0" w:color="CCCCCC"/>
-            </w:tcBorders>
-          </w:tcPr>
-          <w:p>
-            <w:pPr>
-              <w:spacing w:before="60" w:after="60" w:line="252" w:lineRule="auto"/>
-              <w:jc w:val="left"/>
-            </w:pPr>
-            <w:r/>
-            <w:r>
-              <w:t>706.00</w:t>
-            </w:r>
-          </w:p>
-        </w:tc>
-        <w:tc>
-          <w:tcPr>
-            <w:tcW w:type="dxa" w:w="1152"/>
-            <w:shd w:fill="F8FAFC"/>
-            <w:tcMar>
-              <w:top w:w="100" w:type="dxa"/>
-              <w:bottom w:w="100" w:type="dxa"/>
-              <w:left w:w="120" w:type="dxa"/>
-              <w:right w:w="120" w:type="dxa"/>
-            </w:tcMar>
-            <w:tcBorders>
-              <w:top w:val="single" w:sz="4" w:space="0" w:color="CCCCCC"/>
-              <w:bottom w:val="single" w:sz="4" w:space="0" w:color="CCCCCC"/>
-              <w:left w:val="single" w:sz="4" w:space="0" w:color="CCCCCC"/>
-              <w:right w:val="single" w:sz="4" w:space="0" w:color="CCCCCC"/>
-            </w:tcBorders>
-          </w:tcPr>
-          <w:p>
-            <w:pPr>
-              <w:spacing w:before="60" w:after="60" w:line="252" w:lineRule="auto"/>
-              <w:jc w:val="left"/>
-            </w:pPr>
-            <w:r/>
-            <w:r>
-              <w:t>679.50</w:t>
-            </w:r>
-          </w:p>
-        </w:tc>
-        <w:tc>
-          <w:tcPr>
-            <w:tcW w:type="dxa" w:w="1728"/>
-            <w:shd w:fill="F8FAFC"/>
-            <w:tcMar>
-              <w:top w:w="100" w:type="dxa"/>
-              <w:bottom w:w="100" w:type="dxa"/>
-              <w:left w:w="120" w:type="dxa"/>
-              <w:right w:w="120" w:type="dxa"/>
-            </w:tcMar>
-            <w:tcBorders>
-              <w:top w:val="single" w:sz="4" w:space="0" w:color="CCCCCC"/>
-              <w:bottom w:val="single" w:sz="4" w:space="0" w:color="CCCCCC"/>
-              <w:left w:val="single" w:sz="4" w:space="0" w:color="CCCCCC"/>
-              <w:right w:val="single" w:sz="4" w:space="0" w:color="CCCCCC"/>
-            </w:tcBorders>
-          </w:tcPr>
-          <w:p>
-            <w:pPr>
-              <w:spacing w:before="60" w:after="60" w:line="252" w:lineRule="auto"/>
-              <w:jc w:val="left"/>
-            </w:pPr>
-            <w:r/>
-            <w:r>
-              <w:rPr>
-                <w:b/>
-              </w:rPr>
-              <w:t>692.25</w:t>
-            </w:r>
-          </w:p>
-        </w:tc>
-        <w:tc>
-          <w:tcPr>
-            <w:tcW w:type="dxa" w:w="3456"/>
-            <w:shd w:fill="F8FAFC"/>
-            <w:tcMar>
-              <w:top w:w="100" w:type="dxa"/>
-              <w:bottom w:w="100" w:type="dxa"/>
-              <w:left w:w="120" w:type="dxa"/>
-              <w:right w:w="120" w:type="dxa"/>
-            </w:tcMar>
-            <w:tcBorders>
-              <w:top w:val="single" w:sz="4" w:space="0" w:color="CCCCCC"/>
-              <w:bottom w:val="single" w:sz="4" w:space="0" w:color="CCCCCC"/>
-              <w:left w:val="single" w:sz="4" w:space="0" w:color="CCCCCC"/>
-              <w:right w:val="single" w:sz="4" w:space="0" w:color="CCCCCC"/>
-            </w:tcBorders>
-          </w:tcPr>
-          <w:p>
-            <w:pPr>
-              <w:spacing w:before="60" w:after="60" w:line="252" w:lineRule="auto"/>
-              <w:jc w:val="left"/>
-            </w:pPr>
-            <w:r/>
-            <w:r>
-              <w:rPr>
-                <w:b/>
-              </w:rPr>
-              <w:t>-1.50</w:t>
-            </w:r>
-          </w:p>
-        </w:tc>
-        <w:tc>
-          <w:tcPr>
-            <w:tcW w:type="dxa" w:w="1440"/>
-            <w:shd w:fill="F8FAFC"/>
-            <w:tcMar>
-              <w:top w:w="100" w:type="dxa"/>
-              <w:bottom w:w="100" w:type="dxa"/>
-              <w:left w:w="120" w:type="dxa"/>
-              <w:right w:w="120" w:type="dxa"/>
-            </w:tcMar>
-            <w:tcBorders>
-              <w:top w:val="single" w:sz="4" w:space="0" w:color="CCCCCC"/>
-              <w:bottom w:val="single" w:sz="4" w:space="0" w:color="CCCCCC"/>
-              <w:left w:val="single" w:sz="4" w:space="0" w:color="CCCCCC"/>
-              <w:right w:val="single" w:sz="4" w:space="0" w:color="CCCCCC"/>
-            </w:tcBorders>
-          </w:tcPr>
-          <w:p>
-            <w:pPr>
-              <w:spacing w:before="60" w:after="60" w:line="252" w:lineRule="auto"/>
-              <w:jc w:val="left"/>
-            </w:pPr>
-            <w:r/>
-            <w:r>
-              <w:t>BEAR</w:t>
-            </w:r>
-          </w:p>
-        </w:tc>
-      </w:tr>
-      <w:tr>
-        <w:tc>
-          <w:tcPr>
-            <w:tcW w:type="dxa" w:w="1584"/>
-            <w:shd w:fill="FFFFFF"/>
-            <w:tcMar>
-              <w:top w:w="100" w:type="dxa"/>
-              <w:bottom w:w="100" w:type="dxa"/>
-              <w:left w:w="120" w:type="dxa"/>
-              <w:right w:w="120" w:type="dxa"/>
-            </w:tcMar>
-            <w:tcBorders>
-              <w:top w:val="single" w:sz="4" w:space="0" w:color="CCCCCC"/>
-              <w:bottom w:val="single" w:sz="4" w:space="0" w:color="CCCCCC"/>
-              <w:left w:val="single" w:sz="4" w:space="0" w:color="CCCCCC"/>
-              <w:right w:val="single" w:sz="4" w:space="0" w:color="CCCCCC"/>
-            </w:tcBorders>
-          </w:tcPr>
-          <w:p>
-            <w:pPr>
-              <w:spacing w:before="60" w:after="60" w:line="252" w:lineRule="auto"/>
-              <w:jc w:val="left"/>
-            </w:pPr>
-            <w:r/>
-            <w:r>
-              <w:rPr>
-                <w:b/>
-              </w:rPr>
-              <w:t>Wed 14/10</w:t>
-            </w:r>
-          </w:p>
-        </w:tc>
-        <w:tc>
-          <w:tcPr>
-            <w:tcW w:type="dxa" w:w="864"/>
-            <w:shd w:fill="FFFFFF"/>
-            <w:tcMar>
-              <w:top w:w="100" w:type="dxa"/>
-              <w:bottom w:w="100" w:type="dxa"/>
-              <w:left w:w="120" w:type="dxa"/>
-              <w:right w:w="120" w:type="dxa"/>
-            </w:tcMar>
-            <w:tcBorders>
-              <w:top w:val="single" w:sz="4" w:space="0" w:color="CCCCCC"/>
-              <w:bottom w:val="single" w:sz="4" w:space="0" w:color="CCCCCC"/>
-              <w:left w:val="single" w:sz="4" w:space="0" w:color="CCCCCC"/>
-              <w:right w:val="single" w:sz="4" w:space="0" w:color="CCCCCC"/>
-            </w:tcBorders>
-          </w:tcPr>
-          <w:p>
-            <w:pPr>
-              <w:spacing w:before="60" w:after="60" w:line="252" w:lineRule="auto"/>
-              <w:jc w:val="left"/>
-            </w:pPr>
-            <w:r/>
-            <w:r>
-              <w:t>NY Close 23-01</w:t>
-            </w:r>
-          </w:p>
-        </w:tc>
-        <w:tc>
-          <w:tcPr>
-            <w:tcW w:type="dxa" w:w="1440"/>
-            <w:shd w:fill="FFFFFF"/>
-            <w:tcMar>
-              <w:top w:w="100" w:type="dxa"/>
-              <w:bottom w:w="100" w:type="dxa"/>
-              <w:left w:w="120" w:type="dxa"/>
-              <w:right w:w="120" w:type="dxa"/>
-            </w:tcMar>
-            <w:tcBorders>
-              <w:top w:val="single" w:sz="4" w:space="0" w:color="CCCCCC"/>
-              <w:bottom w:val="single" w:sz="4" w:space="0" w:color="CCCCCC"/>
-              <w:left w:val="single" w:sz="4" w:space="0" w:color="CCCCCC"/>
-              <w:right w:val="single" w:sz="4" w:space="0" w:color="CCCCCC"/>
-            </w:tcBorders>
-          </w:tcPr>
-          <w:p>
-            <w:pPr>
-              <w:spacing w:before="60" w:after="60" w:line="252" w:lineRule="auto"/>
-              <w:jc w:val="left"/>
-            </w:pPr>
-            <w:r/>
-            <w:r>
-              <w:t>692.25</w:t>
-            </w:r>
-          </w:p>
-        </w:tc>
-        <w:tc>
-          <w:tcPr>
-            <w:tcW w:type="dxa" w:w="2016"/>
-            <w:shd w:fill="FFFFFF"/>
-            <w:tcMar>
-              <w:top w:w="100" w:type="dxa"/>
-              <w:bottom w:w="100" w:type="dxa"/>
-              <w:left w:w="120" w:type="dxa"/>
-              <w:right w:w="120" w:type="dxa"/>
-            </w:tcMar>
-            <w:tcBorders>
-              <w:top w:val="single" w:sz="4" w:space="0" w:color="CCCCCC"/>
-              <w:bottom w:val="single" w:sz="4" w:space="0" w:color="CCCCCC"/>
-              <w:left w:val="single" w:sz="4" w:space="0" w:color="CCCCCC"/>
-              <w:right w:val="single" w:sz="4" w:space="0" w:color="CCCCCC"/>
-            </w:tcBorders>
-          </w:tcPr>
-          <w:p>
-            <w:pPr>
-              <w:spacing w:before="60" w:after="60" w:line="252" w:lineRule="auto"/>
-              <w:jc w:val="left"/>
-            </w:pPr>
-            <w:r/>
-            <w:r>
-              <w:t>699.25</w:t>
-            </w:r>
-          </w:p>
-        </w:tc>
-        <w:tc>
-          <w:tcPr>
-            <w:tcW w:type="dxa" w:w="1152"/>
-            <w:shd w:fill="FFFFFF"/>
-            <w:tcMar>
-              <w:top w:w="100" w:type="dxa"/>
-              <w:bottom w:w="100" w:type="dxa"/>
-              <w:left w:w="120" w:type="dxa"/>
-              <w:right w:w="120" w:type="dxa"/>
-            </w:tcMar>
-            <w:tcBorders>
-              <w:top w:val="single" w:sz="4" w:space="0" w:color="CCCCCC"/>
-              <w:bottom w:val="single" w:sz="4" w:space="0" w:color="CCCCCC"/>
-              <w:left w:val="single" w:sz="4" w:space="0" w:color="CCCCCC"/>
-              <w:right w:val="single" w:sz="4" w:space="0" w:color="CCCCCC"/>
-            </w:tcBorders>
-          </w:tcPr>
-          <w:p>
-            <w:pPr>
-              <w:spacing w:before="60" w:after="60" w:line="252" w:lineRule="auto"/>
-              <w:jc w:val="left"/>
-            </w:pPr>
-            <w:r/>
-            <w:r>
-              <w:t>682.75</w:t>
-            </w:r>
-          </w:p>
-        </w:tc>
-        <w:tc>
-          <w:tcPr>
-            <w:tcW w:type="dxa" w:w="1728"/>
-            <w:shd w:fill="FFFFFF"/>
-            <w:tcMar>
-              <w:top w:w="100" w:type="dxa"/>
-              <w:bottom w:w="100" w:type="dxa"/>
-              <w:left w:w="120" w:type="dxa"/>
-              <w:right w:w="120" w:type="dxa"/>
-            </w:tcMar>
-            <w:tcBorders>
-              <w:top w:val="single" w:sz="4" w:space="0" w:color="CCCCCC"/>
-              <w:bottom w:val="single" w:sz="4" w:space="0" w:color="CCCCCC"/>
-              <w:left w:val="single" w:sz="4" w:space="0" w:color="CCCCCC"/>
-              <w:right w:val="single" w:sz="4" w:space="0" w:color="CCCCCC"/>
-            </w:tcBorders>
-          </w:tcPr>
-          <w:p>
-            <w:pPr>
-              <w:spacing w:before="60" w:after="60" w:line="252" w:lineRule="auto"/>
-              <w:jc w:val="left"/>
-            </w:pPr>
-            <w:r/>
-            <w:r>
-              <w:rPr>
-                <w:b/>
-              </w:rPr>
-              <w:t>692.75</w:t>
-            </w:r>
-          </w:p>
-        </w:tc>
-        <w:tc>
-          <w:tcPr>
-            <w:tcW w:type="dxa" w:w="3456"/>
-            <w:shd w:fill="FFFFFF"/>
-            <w:tcMar>
-              <w:top w:w="100" w:type="dxa"/>
-              <w:bottom w:w="100" w:type="dxa"/>
-              <w:left w:w="120" w:type="dxa"/>
-              <w:right w:w="120" w:type="dxa"/>
-            </w:tcMar>
-            <w:tcBorders>
-              <w:top w:val="single" w:sz="4" w:space="0" w:color="CCCCCC"/>
-              <w:bottom w:val="single" w:sz="4" w:space="0" w:color="CCCCCC"/>
-              <w:left w:val="single" w:sz="4" w:space="0" w:color="CCCCCC"/>
-              <w:right w:val="single" w:sz="4" w:space="0" w:color="CCCCCC"/>
-            </w:tcBorders>
-          </w:tcPr>
-          <w:p>
-            <w:pPr>
-              <w:spacing w:before="60" w:after="60" w:line="252" w:lineRule="auto"/>
-              <w:jc w:val="left"/>
-            </w:pPr>
-            <w:r/>
-            <w:r>
-              <w:rPr>
-                <w:b/>
-              </w:rPr>
-              <w:t>+0.50</w:t>
-            </w:r>
-          </w:p>
-        </w:tc>
-        <w:tc>
-          <w:tcPr>
-            <w:tcW w:type="dxa" w:w="1440"/>
-            <w:shd w:fill="FFFFFF"/>
-            <w:tcMar>
-              <w:top w:w="100" w:type="dxa"/>
-              <w:bottom w:w="100" w:type="dxa"/>
-              <w:left w:w="120" w:type="dxa"/>
-              <w:right w:w="120" w:type="dxa"/>
-            </w:tcMar>
-            <w:tcBorders>
-              <w:top w:val="single" w:sz="4" w:space="0" w:color="CCCCCC"/>
-              <w:bottom w:val="single" w:sz="4" w:space="0" w:color="CCCCCC"/>
-              <w:left w:val="single" w:sz="4" w:space="0" w:color="CCCCCC"/>
-              <w:right w:val="single" w:sz="4" w:space="0" w:color="CCCCCC"/>
-            </w:tcBorders>
-          </w:tcPr>
-          <w:p>
-            <w:pPr>
-              <w:spacing w:before="60" w:after="60" w:line="252" w:lineRule="auto"/>
-              <w:jc w:val="left"/>
-            </w:pPr>
-            <w:r/>
-            <w:r>
-              <w:t>BULL</w:t>
-            </w:r>
-          </w:p>
-        </w:tc>
-      </w:tr>
-      <w:tr>
-        <w:tc>
-          <w:tcPr>
-            <w:tcW w:type="dxa" w:w="1584"/>
-            <w:shd w:fill="F8FAFC"/>
-            <w:tcMar>
-              <w:top w:w="100" w:type="dxa"/>
-              <w:bottom w:w="100" w:type="dxa"/>
-              <w:left w:w="120" w:type="dxa"/>
-              <w:right w:w="120" w:type="dxa"/>
-            </w:tcMar>
-            <w:tcBorders>
-              <w:top w:val="single" w:sz="4" w:space="0" w:color="CCCCCC"/>
-              <w:bottom w:val="single" w:sz="4" w:space="0" w:color="CCCCCC"/>
-              <w:left w:val="single" w:sz="4" w:space="0" w:color="CCCCCC"/>
-              <w:right w:val="single" w:sz="4" w:space="0" w:color="CCCCCC"/>
-            </w:tcBorders>
-          </w:tcPr>
-          <w:p>
-            <w:pPr>
-              <w:spacing w:before="60" w:after="60" w:line="252" w:lineRule="auto"/>
-              <w:jc w:val="left"/>
-            </w:pPr>
-            <w:r/>
-            <w:r>
-              <w:rPr>
-                <w:b/>
-              </w:rPr>
-              <w:t>Thu 15/10</w:t>
-            </w:r>
-          </w:p>
-        </w:tc>
-        <w:tc>
-          <w:tcPr>
-            <w:tcW w:type="dxa" w:w="864"/>
-            <w:shd w:fill="F8FAFC"/>
-            <w:tcMar>
-              <w:top w:w="100" w:type="dxa"/>
-              <w:bottom w:w="100" w:type="dxa"/>
-              <w:left w:w="120" w:type="dxa"/>
-              <w:right w:w="120" w:type="dxa"/>
-            </w:tcMar>
-            <w:tcBorders>
-              <w:top w:val="single" w:sz="4" w:space="0" w:color="CCCCCC"/>
-              <w:bottom w:val="single" w:sz="4" w:space="0" w:color="CCCCCC"/>
-              <w:left w:val="single" w:sz="4" w:space="0" w:color="CCCCCC"/>
-              <w:right w:val="single" w:sz="4" w:space="0" w:color="CCCCCC"/>
-            </w:tcBorders>
-          </w:tcPr>
-          <w:p>
-            <w:pPr>
-              <w:spacing w:before="60" w:after="60" w:line="252" w:lineRule="auto"/>
-              <w:jc w:val="left"/>
-            </w:pPr>
-            <w:r/>
-            <w:r>
-              <w:t>Asia 07-11</w:t>
-            </w:r>
-          </w:p>
-        </w:tc>
-        <w:tc>
-          <w:tcPr>
-            <w:tcW w:type="dxa" w:w="1440"/>
-            <w:shd w:fill="F8FAFC"/>
-            <w:tcMar>
-              <w:top w:w="100" w:type="dxa"/>
-              <w:bottom w:w="100" w:type="dxa"/>
-              <w:left w:w="120" w:type="dxa"/>
-              <w:right w:w="120" w:type="dxa"/>
-            </w:tcMar>
-            <w:tcBorders>
-              <w:top w:val="single" w:sz="4" w:space="0" w:color="CCCCCC"/>
-              <w:bottom w:val="single" w:sz="4" w:space="0" w:color="CCCCCC"/>
-              <w:left w:val="single" w:sz="4" w:space="0" w:color="CCCCCC"/>
-              <w:right w:val="single" w:sz="4" w:space="0" w:color="CCCCCC"/>
-            </w:tcBorders>
-          </w:tcPr>
-          <w:p>
-            <w:pPr>
-              <w:spacing w:before="60" w:after="60" w:line="252" w:lineRule="auto"/>
-              <w:jc w:val="left"/>
-            </w:pPr>
-            <w:r/>
-            <w:r>
-              <w:t>692.75</w:t>
-            </w:r>
-          </w:p>
-        </w:tc>
-        <w:tc>
-          <w:tcPr>
-            <w:tcW w:type="dxa" w:w="2016"/>
-            <w:shd w:fill="F8FAFC"/>
-            <w:tcMar>
-              <w:top w:w="100" w:type="dxa"/>
-              <w:bottom w:w="100" w:type="dxa"/>
-              <w:left w:w="120" w:type="dxa"/>
-              <w:right w:w="120" w:type="dxa"/>
-            </w:tcMar>
-            <w:tcBorders>
-              <w:top w:val="single" w:sz="4" w:space="0" w:color="CCCCCC"/>
-              <w:bottom w:val="single" w:sz="4" w:space="0" w:color="CCCCCC"/>
-              <w:left w:val="single" w:sz="4" w:space="0" w:color="CCCCCC"/>
-              <w:right w:val="single" w:sz="4" w:space="0" w:color="CCCCCC"/>
-            </w:tcBorders>
-          </w:tcPr>
-          <w:p>
-            <w:pPr>
-              <w:spacing w:before="60" w:after="60" w:line="252" w:lineRule="auto"/>
-              <w:jc w:val="left"/>
-            </w:pPr>
-            <w:r/>
-            <w:r>
-              <w:t>703.25</w:t>
-            </w:r>
-          </w:p>
-        </w:tc>
-        <w:tc>
-          <w:tcPr>
-            <w:tcW w:type="dxa" w:w="1152"/>
-            <w:shd w:fill="F8FAFC"/>
-            <w:tcMar>
-              <w:top w:w="100" w:type="dxa"/>
-              <w:bottom w:w="100" w:type="dxa"/>
-              <w:left w:w="120" w:type="dxa"/>
-              <w:right w:w="120" w:type="dxa"/>
-            </w:tcMar>
-            <w:tcBorders>
-              <w:top w:val="single" w:sz="4" w:space="0" w:color="CCCCCC"/>
-              <w:bottom w:val="single" w:sz="4" w:space="0" w:color="CCCCCC"/>
-              <w:left w:val="single" w:sz="4" w:space="0" w:color="CCCCCC"/>
-              <w:right w:val="single" w:sz="4" w:space="0" w:color="CCCCCC"/>
-            </w:tcBorders>
-          </w:tcPr>
-          <w:p>
-            <w:pPr>
-              <w:spacing w:before="60" w:after="60" w:line="252" w:lineRule="auto"/>
-              <w:jc w:val="left"/>
-            </w:pPr>
-            <w:r/>
-            <w:r>
-              <w:t>685.50</w:t>
-            </w:r>
-          </w:p>
-        </w:tc>
-        <w:tc>
-          <w:tcPr>
-            <w:tcW w:type="dxa" w:w="1728"/>
-            <w:shd w:fill="F8FAFC"/>
-            <w:tcMar>
-              <w:top w:w="100" w:type="dxa"/>
-              <w:bottom w:w="100" w:type="dxa"/>
-              <w:left w:w="120" w:type="dxa"/>
-              <w:right w:w="120" w:type="dxa"/>
-            </w:tcMar>
-            <w:tcBorders>
-              <w:top w:val="single" w:sz="4" w:space="0" w:color="CCCCCC"/>
-              <w:bottom w:val="single" w:sz="4" w:space="0" w:color="CCCCCC"/>
-              <w:left w:val="single" w:sz="4" w:space="0" w:color="CCCCCC"/>
-              <w:right w:val="single" w:sz="4" w:space="0" w:color="CCCCCC"/>
-            </w:tcBorders>
-          </w:tcPr>
-          <w:p>
-            <w:pPr>
-              <w:spacing w:before="60" w:after="60" w:line="252" w:lineRule="auto"/>
-              <w:jc w:val="left"/>
-            </w:pPr>
-            <w:r/>
-            <w:r>
-              <w:rPr>
-                <w:b/>
-              </w:rPr>
-              <w:t>692.50</w:t>
-            </w:r>
-          </w:p>
-        </w:tc>
-        <w:tc>
-          <w:tcPr>
-            <w:tcW w:type="dxa" w:w="3456"/>
-            <w:shd w:fill="F8FAFC"/>
-            <w:tcMar>
-              <w:top w:w="100" w:type="dxa"/>
-              <w:bottom w:w="100" w:type="dxa"/>
-              <w:left w:w="120" w:type="dxa"/>
-              <w:right w:w="120" w:type="dxa"/>
-            </w:tcMar>
-            <w:tcBorders>
-              <w:top w:val="single" w:sz="4" w:space="0" w:color="CCCCCC"/>
-              <w:bottom w:val="single" w:sz="4" w:space="0" w:color="CCCCCC"/>
-              <w:left w:val="single" w:sz="4" w:space="0" w:color="CCCCCC"/>
-              <w:right w:val="single" w:sz="4" w:space="0" w:color="CCCCCC"/>
-            </w:tcBorders>
-          </w:tcPr>
-          <w:p>
-            <w:pPr>
-              <w:spacing w:before="60" w:after="60" w:line="252" w:lineRule="auto"/>
-              <w:jc w:val="left"/>
-            </w:pPr>
-            <w:r/>
-            <w:r>
-              <w:rPr>
-                <w:b/>
-              </w:rPr>
-              <w:t>-0.25</w:t>
-            </w:r>
-          </w:p>
-        </w:tc>
-        <w:tc>
-          <w:tcPr>
-            <w:tcW w:type="dxa" w:w="1440"/>
-            <w:shd w:fill="F8FAFC"/>
-            <w:tcMar>
-              <w:top w:w="100" w:type="dxa"/>
-              <w:bottom w:w="100" w:type="dxa"/>
-              <w:left w:w="120" w:type="dxa"/>
-              <w:right w:w="120" w:type="dxa"/>
-            </w:tcMar>
-            <w:tcBorders>
-              <w:top w:val="single" w:sz="4" w:space="0" w:color="CCCCCC"/>
-              <w:bottom w:val="single" w:sz="4" w:space="0" w:color="CCCCCC"/>
-              <w:left w:val="single" w:sz="4" w:space="0" w:color="CCCCCC"/>
-              <w:right w:val="single" w:sz="4" w:space="0" w:color="CCCCCC"/>
-            </w:tcBorders>
-          </w:tcPr>
-          <w:p>
-            <w:pPr>
-              <w:spacing w:before="60" w:after="60" w:line="252" w:lineRule="auto"/>
-              <w:jc w:val="left"/>
-            </w:pPr>
-            <w:r/>
-            <w:r>
-              <w:t>BEAR</w:t>
-            </w:r>
-          </w:p>
-        </w:tc>
-      </w:tr>
-      <w:tr>
-        <w:tc>
-          <w:tcPr>
-            <w:tcW w:type="dxa" w:w="1584"/>
-            <w:shd w:fill="FFFFFF"/>
-            <w:tcMar>
-              <w:top w:w="100" w:type="dxa"/>
-              <w:bottom w:w="100" w:type="dxa"/>
-              <w:left w:w="120" w:type="dxa"/>
-              <w:right w:w="120" w:type="dxa"/>
-            </w:tcMar>
-            <w:tcBorders>
-              <w:top w:val="single" w:sz="4" w:space="0" w:color="CCCCCC"/>
-              <w:bottom w:val="single" w:sz="4" w:space="0" w:color="CCCCCC"/>
-              <w:left w:val="single" w:sz="4" w:space="0" w:color="CCCCCC"/>
-              <w:right w:val="single" w:sz="4" w:space="0" w:color="CCCCCC"/>
-            </w:tcBorders>
-          </w:tcPr>
-          <w:p>
-            <w:pPr>
-              <w:spacing w:before="60" w:after="60" w:line="252" w:lineRule="auto"/>
-              <w:jc w:val="left"/>
-            </w:pPr>
-            <w:r/>
-            <w:r>
-              <w:rPr>
-                <w:b/>
-              </w:rPr>
-              <w:t>Thu 15/10</w:t>
-            </w:r>
-          </w:p>
-        </w:tc>
-        <w:tc>
-          <w:tcPr>
-            <w:tcW w:type="dxa" w:w="864"/>
-            <w:shd w:fill="FFFFFF"/>
-            <w:tcMar>
-              <w:top w:w="100" w:type="dxa"/>
-              <w:bottom w:w="100" w:type="dxa"/>
-              <w:left w:w="120" w:type="dxa"/>
-              <w:right w:w="120" w:type="dxa"/>
-            </w:tcMar>
-            <w:tcBorders>
-              <w:top w:val="single" w:sz="4" w:space="0" w:color="CCCCCC"/>
-              <w:bottom w:val="single" w:sz="4" w:space="0" w:color="CCCCCC"/>
-              <w:left w:val="single" w:sz="4" w:space="0" w:color="CCCCCC"/>
-              <w:right w:val="single" w:sz="4" w:space="0" w:color="CCCCCC"/>
-            </w:tcBorders>
-          </w:tcPr>
-          <w:p>
-            <w:pPr>
-              <w:spacing w:before="60" w:after="60" w:line="252" w:lineRule="auto"/>
-              <w:jc w:val="left"/>
-            </w:pPr>
-            <w:r/>
-            <w:r>
-              <w:t>Asia 11-15</w:t>
-            </w:r>
-          </w:p>
-        </w:tc>
-        <w:tc>
-          <w:tcPr>
-            <w:tcW w:type="dxa" w:w="1440"/>
-            <w:shd w:fill="FFFFFF"/>
-            <w:tcMar>
-              <w:top w:w="100" w:type="dxa"/>
-              <w:bottom w:w="100" w:type="dxa"/>
-              <w:left w:w="120" w:type="dxa"/>
-              <w:right w:w="120" w:type="dxa"/>
-            </w:tcMar>
-            <w:tcBorders>
-              <w:top w:val="single" w:sz="4" w:space="0" w:color="CCCCCC"/>
-              <w:bottom w:val="single" w:sz="4" w:space="0" w:color="CCCCCC"/>
-              <w:left w:val="single" w:sz="4" w:space="0" w:color="CCCCCC"/>
-              <w:right w:val="single" w:sz="4" w:space="0" w:color="CCCCCC"/>
-            </w:tcBorders>
-          </w:tcPr>
-          <w:p>
-            <w:pPr>
-              <w:spacing w:before="60" w:after="60" w:line="252" w:lineRule="auto"/>
-              <w:jc w:val="left"/>
-            </w:pPr>
-            <w:r/>
-            <w:r>
-              <w:t>692.50</w:t>
-            </w:r>
-          </w:p>
-        </w:tc>
-        <w:tc>
-          <w:tcPr>
-            <w:tcW w:type="dxa" w:w="2016"/>
-            <w:shd w:fill="FFFFFF"/>
-            <w:tcMar>
-              <w:top w:w="100" w:type="dxa"/>
-              <w:bottom w:w="100" w:type="dxa"/>
-              <w:left w:w="120" w:type="dxa"/>
-              <w:right w:w="120" w:type="dxa"/>
-            </w:tcMar>
-            <w:tcBorders>
-              <w:top w:val="single" w:sz="4" w:space="0" w:color="CCCCCC"/>
-              <w:bottom w:val="single" w:sz="4" w:space="0" w:color="CCCCCC"/>
-              <w:left w:val="single" w:sz="4" w:space="0" w:color="CCCCCC"/>
-              <w:right w:val="single" w:sz="4" w:space="0" w:color="CCCCCC"/>
-            </w:tcBorders>
-          </w:tcPr>
-          <w:p>
-            <w:pPr>
-              <w:spacing w:before="60" w:after="60" w:line="252" w:lineRule="auto"/>
-              <w:jc w:val="left"/>
-            </w:pPr>
-            <w:r/>
-            <w:r>
-              <w:t>702.25</w:t>
-            </w:r>
-          </w:p>
-        </w:tc>
-        <w:tc>
-          <w:tcPr>
-            <w:tcW w:type="dxa" w:w="1152"/>
-            <w:shd w:fill="FFFFFF"/>
-            <w:tcMar>
-              <w:top w:w="100" w:type="dxa"/>
-              <w:bottom w:w="100" w:type="dxa"/>
-              <w:left w:w="120" w:type="dxa"/>
-              <w:right w:w="120" w:type="dxa"/>
-            </w:tcMar>
-            <w:tcBorders>
-              <w:top w:val="single" w:sz="4" w:space="0" w:color="CCCCCC"/>
-              <w:bottom w:val="single" w:sz="4" w:space="0" w:color="CCCCCC"/>
-              <w:left w:val="single" w:sz="4" w:space="0" w:color="CCCCCC"/>
-              <w:right w:val="single" w:sz="4" w:space="0" w:color="CCCCCC"/>
-            </w:tcBorders>
-          </w:tcPr>
-          <w:p>
-            <w:pPr>
-              <w:spacing w:before="60" w:after="60" w:line="252" w:lineRule="auto"/>
-              <w:jc w:val="left"/>
-            </w:pPr>
-            <w:r/>
-            <w:r>
-              <w:t>682.75</w:t>
-            </w:r>
-          </w:p>
-        </w:tc>
-        <w:tc>
-          <w:tcPr>
-            <w:tcW w:type="dxa" w:w="1728"/>
-            <w:shd w:fill="FFFFFF"/>
-            <w:tcMar>
-              <w:top w:w="100" w:type="dxa"/>
-              <w:bottom w:w="100" w:type="dxa"/>
-              <w:left w:w="120" w:type="dxa"/>
-              <w:right w:w="120" w:type="dxa"/>
-            </w:tcMar>
-            <w:tcBorders>
-              <w:top w:val="single" w:sz="4" w:space="0" w:color="CCCCCC"/>
-              <w:bottom w:val="single" w:sz="4" w:space="0" w:color="CCCCCC"/>
-              <w:left w:val="single" w:sz="4" w:space="0" w:color="CCCCCC"/>
-              <w:right w:val="single" w:sz="4" w:space="0" w:color="CCCCCC"/>
-            </w:tcBorders>
-          </w:tcPr>
-          <w:p>
-            <w:pPr>
-              <w:spacing w:before="60" w:after="60" w:line="252" w:lineRule="auto"/>
-              <w:jc w:val="left"/>
-            </w:pPr>
-            <w:r/>
-            <w:r>
-              <w:rPr>
-                <w:b/>
-              </w:rPr>
-              <w:t>693.00</w:t>
-            </w:r>
-          </w:p>
-        </w:tc>
-        <w:tc>
-          <w:tcPr>
-            <w:tcW w:type="dxa" w:w="3456"/>
-            <w:shd w:fill="FFFFFF"/>
-            <w:tcMar>
-              <w:top w:w="100" w:type="dxa"/>
-              <w:bottom w:w="100" w:type="dxa"/>
-              <w:left w:w="120" w:type="dxa"/>
-              <w:right w:w="120" w:type="dxa"/>
-            </w:tcMar>
-            <w:tcBorders>
-              <w:top w:val="single" w:sz="4" w:space="0" w:color="CCCCCC"/>
-              <w:bottom w:val="single" w:sz="4" w:space="0" w:color="CCCCCC"/>
-              <w:left w:val="single" w:sz="4" w:space="0" w:color="CCCCCC"/>
-              <w:right w:val="single" w:sz="4" w:space="0" w:color="CCCCCC"/>
-            </w:tcBorders>
-          </w:tcPr>
-          <w:p>
-            <w:pPr>
-              <w:spacing w:before="60" w:after="60" w:line="252" w:lineRule="auto"/>
-              <w:jc w:val="left"/>
-            </w:pPr>
-            <w:r/>
-            <w:r>
-              <w:rPr>
-                <w:b/>
-              </w:rPr>
-              <w:t>+0.50</w:t>
-            </w:r>
-          </w:p>
-        </w:tc>
-        <w:tc>
-          <w:tcPr>
-            <w:tcW w:type="dxa" w:w="1440"/>
-            <w:shd w:fill="FFFFFF"/>
-            <w:tcMar>
-              <w:top w:w="100" w:type="dxa"/>
-              <w:bottom w:w="100" w:type="dxa"/>
-              <w:left w:w="120" w:type="dxa"/>
-              <w:right w:w="120" w:type="dxa"/>
-            </w:tcMar>
-            <w:tcBorders>
-              <w:top w:val="single" w:sz="4" w:space="0" w:color="CCCCCC"/>
-              <w:bottom w:val="single" w:sz="4" w:space="0" w:color="CCCCCC"/>
-              <w:left w:val="single" w:sz="4" w:space="0" w:color="CCCCCC"/>
-              <w:right w:val="single" w:sz="4" w:space="0" w:color="CCCCCC"/>
-            </w:tcBorders>
-          </w:tcPr>
-          <w:p>
-            <w:pPr>
-              <w:spacing w:before="60" w:after="60" w:line="252" w:lineRule="auto"/>
-              <w:jc w:val="left"/>
-            </w:pPr>
-            <w:r/>
-            <w:r>
-              <w:t>BULL</w:t>
-            </w:r>
-          </w:p>
-        </w:tc>
-      </w:tr>
-      <w:tr>
-        <w:tc>
-          <w:tcPr>
-            <w:tcW w:type="dxa" w:w="1584"/>
-            <w:shd w:fill="F8FAFC"/>
-            <w:tcMar>
-              <w:top w:w="100" w:type="dxa"/>
-              <w:bottom w:w="100" w:type="dxa"/>
-              <w:left w:w="120" w:type="dxa"/>
-              <w:right w:w="120" w:type="dxa"/>
-            </w:tcMar>
-            <w:tcBorders>
-              <w:top w:val="single" w:sz="4" w:space="0" w:color="CCCCCC"/>
-              <w:bottom w:val="single" w:sz="4" w:space="0" w:color="CCCCCC"/>
-              <w:left w:val="single" w:sz="4" w:space="0" w:color="CCCCCC"/>
-              <w:right w:val="single" w:sz="4" w:space="0" w:color="CCCCCC"/>
-            </w:tcBorders>
-          </w:tcPr>
-          <w:p>
-            <w:pPr>
-              <w:spacing w:before="60" w:after="60" w:line="252" w:lineRule="auto"/>
-              <w:jc w:val="left"/>
-            </w:pPr>
-            <w:r/>
-            <w:r>
-              <w:rPr>
-                <w:b/>
-              </w:rPr>
-              <w:t>Thu 15/10</w:t>
-            </w:r>
-          </w:p>
-        </w:tc>
-        <w:tc>
-          <w:tcPr>
-            <w:tcW w:type="dxa" w:w="864"/>
-            <w:shd w:fill="F8FAFC"/>
-            <w:tcMar>
-              <w:top w:w="100" w:type="dxa"/>
-              <w:bottom w:w="100" w:type="dxa"/>
-              <w:left w:w="120" w:type="dxa"/>
-              <w:right w:w="120" w:type="dxa"/>
-            </w:tcMar>
-            <w:tcBorders>
-              <w:top w:val="single" w:sz="4" w:space="0" w:color="CCCCCC"/>
-              <w:bottom w:val="single" w:sz="4" w:space="0" w:color="CCCCCC"/>
-              <w:left w:val="single" w:sz="4" w:space="0" w:color="CCCCCC"/>
-              <w:right w:val="single" w:sz="4" w:space="0" w:color="CCCCCC"/>
-            </w:tcBorders>
-          </w:tcPr>
-          <w:p>
-            <w:pPr>
-              <w:spacing w:before="60" w:after="60" w:line="252" w:lineRule="auto"/>
-              <w:jc w:val="left"/>
-            </w:pPr>
-            <w:r/>
-            <w:r>
-              <w:t>London 15-19</w:t>
-            </w:r>
-          </w:p>
-        </w:tc>
-        <w:tc>
-          <w:tcPr>
-            <w:tcW w:type="dxa" w:w="1440"/>
-            <w:shd w:fill="F8FAFC"/>
-            <w:tcMar>
-              <w:top w:w="100" w:type="dxa"/>
-              <w:bottom w:w="100" w:type="dxa"/>
-              <w:left w:w="120" w:type="dxa"/>
-              <w:right w:w="120" w:type="dxa"/>
-            </w:tcMar>
-            <w:tcBorders>
-              <w:top w:val="single" w:sz="4" w:space="0" w:color="CCCCCC"/>
-              <w:bottom w:val="single" w:sz="4" w:space="0" w:color="CCCCCC"/>
-              <w:left w:val="single" w:sz="4" w:space="0" w:color="CCCCCC"/>
-              <w:right w:val="single" w:sz="4" w:space="0" w:color="CCCCCC"/>
-            </w:tcBorders>
-          </w:tcPr>
-          <w:p>
-            <w:pPr>
-              <w:spacing w:before="60" w:after="60" w:line="252" w:lineRule="auto"/>
-              <w:jc w:val="left"/>
-            </w:pPr>
-            <w:r/>
-            <w:r>
-              <w:t>693.00</w:t>
-            </w:r>
-          </w:p>
-        </w:tc>
-        <w:tc>
-          <w:tcPr>
-            <w:tcW w:type="dxa" w:w="2016"/>
-            <w:shd w:fill="F8FAFC"/>
-            <w:tcMar>
-              <w:top w:w="100" w:type="dxa"/>
-              <w:bottom w:w="100" w:type="dxa"/>
-              <w:left w:w="120" w:type="dxa"/>
-              <w:right w:w="120" w:type="dxa"/>
-            </w:tcMar>
-            <w:tcBorders>
-              <w:top w:val="single" w:sz="4" w:space="0" w:color="CCCCCC"/>
-              <w:bottom w:val="single" w:sz="4" w:space="0" w:color="CCCCCC"/>
-              <w:left w:val="single" w:sz="4" w:space="0" w:color="CCCCCC"/>
-              <w:right w:val="single" w:sz="4" w:space="0" w:color="CCCCCC"/>
-            </w:tcBorders>
-          </w:tcPr>
-          <w:p>
-            <w:pPr>
-              <w:spacing w:before="60" w:after="60" w:line="252" w:lineRule="auto"/>
-              <w:jc w:val="left"/>
-            </w:pPr>
-            <w:r/>
-            <w:r>
-              <w:t>703.75</w:t>
-            </w:r>
-          </w:p>
-        </w:tc>
-        <w:tc>
-          <w:tcPr>
-            <w:tcW w:type="dxa" w:w="1152"/>
-            <w:shd w:fill="F8FAFC"/>
-            <w:tcMar>
-              <w:top w:w="100" w:type="dxa"/>
-              <w:bottom w:w="100" w:type="dxa"/>
-              <w:left w:w="120" w:type="dxa"/>
-              <w:right w:w="120" w:type="dxa"/>
-            </w:tcMar>
-            <w:tcBorders>
-              <w:top w:val="single" w:sz="4" w:space="0" w:color="CCCCCC"/>
-              <w:bottom w:val="single" w:sz="4" w:space="0" w:color="CCCCCC"/>
-              <w:left w:val="single" w:sz="4" w:space="0" w:color="CCCCCC"/>
-              <w:right w:val="single" w:sz="4" w:space="0" w:color="CCCCCC"/>
-            </w:tcBorders>
-          </w:tcPr>
-          <w:p>
-            <w:pPr>
-              <w:spacing w:before="60" w:after="60" w:line="252" w:lineRule="auto"/>
-              <w:jc w:val="left"/>
-            </w:pPr>
-            <w:r/>
-            <w:r>
-              <w:t>685.75</w:t>
-            </w:r>
-          </w:p>
-        </w:tc>
-        <w:tc>
-          <w:tcPr>
-            <w:tcW w:type="dxa" w:w="1728"/>
-            <w:shd w:fill="F8FAFC"/>
-            <w:tcMar>
-              <w:top w:w="100" w:type="dxa"/>
-              <w:bottom w:w="100" w:type="dxa"/>
-              <w:left w:w="120" w:type="dxa"/>
-              <w:right w:w="120" w:type="dxa"/>
-            </w:tcMar>
-            <w:tcBorders>
-              <w:top w:val="single" w:sz="4" w:space="0" w:color="CCCCCC"/>
-              <w:bottom w:val="single" w:sz="4" w:space="0" w:color="CCCCCC"/>
-              <w:left w:val="single" w:sz="4" w:space="0" w:color="CCCCCC"/>
-              <w:right w:val="single" w:sz="4" w:space="0" w:color="CCCCCC"/>
-            </w:tcBorders>
-          </w:tcPr>
-          <w:p>
-            <w:pPr>
-              <w:spacing w:before="60" w:after="60" w:line="252" w:lineRule="auto"/>
-              <w:jc w:val="left"/>
-            </w:pPr>
-            <w:r/>
-            <w:r>
-              <w:rPr>
-                <w:b/>
-              </w:rPr>
-              <w:t>693.75</w:t>
-            </w:r>
-          </w:p>
-        </w:tc>
-        <w:tc>
-          <w:tcPr>
-            <w:tcW w:type="dxa" w:w="3456"/>
-            <w:shd w:fill="F8FAFC"/>
-            <w:tcMar>
-              <w:top w:w="100" w:type="dxa"/>
-              <w:bottom w:w="100" w:type="dxa"/>
-              <w:left w:w="120" w:type="dxa"/>
-              <w:right w:w="120" w:type="dxa"/>
-            </w:tcMar>
-            <w:tcBorders>
-              <w:top w:val="single" w:sz="4" w:space="0" w:color="CCCCCC"/>
-              <w:bottom w:val="single" w:sz="4" w:space="0" w:color="CCCCCC"/>
-              <w:left w:val="single" w:sz="4" w:space="0" w:color="CCCCCC"/>
-              <w:right w:val="single" w:sz="4" w:space="0" w:color="CCCCCC"/>
-            </w:tcBorders>
-          </w:tcPr>
-          <w:p>
-            <w:pPr>
-              <w:spacing w:before="60" w:after="60" w:line="252" w:lineRule="auto"/>
-              <w:jc w:val="left"/>
-            </w:pPr>
-            <w:r/>
-            <w:r>
-              <w:rPr>
-                <w:b/>
-              </w:rPr>
-              <w:t>+0.75</w:t>
-            </w:r>
-          </w:p>
-        </w:tc>
-        <w:tc>
-          <w:tcPr>
-            <w:tcW w:type="dxa" w:w="1440"/>
-            <w:shd w:fill="F8FAFC"/>
-            <w:tcMar>
-              <w:top w:w="100" w:type="dxa"/>
-              <w:bottom w:w="100" w:type="dxa"/>
-              <w:left w:w="120" w:type="dxa"/>
-              <w:right w:w="120" w:type="dxa"/>
-            </w:tcMar>
-            <w:tcBorders>
-              <w:top w:val="single" w:sz="4" w:space="0" w:color="CCCCCC"/>
-              <w:bottom w:val="single" w:sz="4" w:space="0" w:color="CCCCCC"/>
-              <w:left w:val="single" w:sz="4" w:space="0" w:color="CCCCCC"/>
-              <w:right w:val="single" w:sz="4" w:space="0" w:color="CCCCCC"/>
-            </w:tcBorders>
-          </w:tcPr>
-          <w:p>
-            <w:pPr>
-              <w:spacing w:before="60" w:after="60" w:line="252" w:lineRule="auto"/>
-              <w:jc w:val="left"/>
-            </w:pPr>
-            <w:r/>
-            <w:r>
-              <w:t>BULL</w:t>
-            </w:r>
-          </w:p>
-        </w:tc>
-      </w:tr>
-      <w:tr>
-        <w:tc>
-          <w:tcPr>
-            <w:tcW w:type="dxa" w:w="1584"/>
-            <w:shd w:fill="FFFFFF"/>
-            <w:tcMar>
-              <w:top w:w="100" w:type="dxa"/>
-              <w:bottom w:w="100" w:type="dxa"/>
-              <w:left w:w="120" w:type="dxa"/>
-              <w:right w:w="120" w:type="dxa"/>
-            </w:tcMar>
-            <w:tcBorders>
-              <w:top w:val="single" w:sz="4" w:space="0" w:color="CCCCCC"/>
-              <w:bottom w:val="single" w:sz="4" w:space="0" w:color="CCCCCC"/>
-              <w:left w:val="single" w:sz="4" w:space="0" w:color="CCCCCC"/>
-              <w:right w:val="single" w:sz="4" w:space="0" w:color="CCCCCC"/>
-            </w:tcBorders>
-          </w:tcPr>
-          <w:p>
-            <w:pPr>
-              <w:spacing w:before="60" w:after="60" w:line="252" w:lineRule="auto"/>
-              <w:jc w:val="left"/>
-            </w:pPr>
-            <w:r/>
-            <w:r>
-              <w:rPr>
-                <w:b/>
-              </w:rPr>
-              <w:t>Thu 15/10</w:t>
-            </w:r>
-          </w:p>
-        </w:tc>
-        <w:tc>
-          <w:tcPr>
-            <w:tcW w:type="dxa" w:w="864"/>
-            <w:shd w:fill="FFFFFF"/>
-            <w:tcMar>
-              <w:top w:w="100" w:type="dxa"/>
-              <w:bottom w:w="100" w:type="dxa"/>
-              <w:left w:w="120" w:type="dxa"/>
-              <w:right w:w="120" w:type="dxa"/>
-            </w:tcMar>
-            <w:tcBorders>
-              <w:top w:val="single" w:sz="4" w:space="0" w:color="CCCCCC"/>
-              <w:bottom w:val="single" w:sz="4" w:space="0" w:color="CCCCCC"/>
-              <w:left w:val="single" w:sz="4" w:space="0" w:color="CCCCCC"/>
-              <w:right w:val="single" w:sz="4" w:space="0" w:color="CCCCCC"/>
-            </w:tcBorders>
-          </w:tcPr>
-          <w:p>
-            <w:pPr>
-              <w:spacing w:before="60" w:after="60" w:line="252" w:lineRule="auto"/>
-              <w:jc w:val="left"/>
-            </w:pPr>
-            <w:r/>
-            <w:r>
-              <w:t>Pre-NY 19-21</w:t>
-            </w:r>
-          </w:p>
-        </w:tc>
-        <w:tc>
-          <w:tcPr>
-            <w:tcW w:type="dxa" w:w="1440"/>
-            <w:shd w:fill="FFFFFF"/>
-            <w:tcMar>
-              <w:top w:w="100" w:type="dxa"/>
-              <w:bottom w:w="100" w:type="dxa"/>
-              <w:left w:w="120" w:type="dxa"/>
-              <w:right w:w="120" w:type="dxa"/>
-            </w:tcMar>
-            <w:tcBorders>
-              <w:top w:val="single" w:sz="4" w:space="0" w:color="CCCCCC"/>
-              <w:bottom w:val="single" w:sz="4" w:space="0" w:color="CCCCCC"/>
-              <w:left w:val="single" w:sz="4" w:space="0" w:color="CCCCCC"/>
-              <w:right w:val="single" w:sz="4" w:space="0" w:color="CCCCCC"/>
-            </w:tcBorders>
-          </w:tcPr>
-          <w:p>
-            <w:pPr>
-              <w:spacing w:before="60" w:after="60" w:line="252" w:lineRule="auto"/>
-              <w:jc w:val="left"/>
-            </w:pPr>
-            <w:r/>
-            <w:r>
-              <w:t>693.75</w:t>
-            </w:r>
-          </w:p>
-        </w:tc>
-        <w:tc>
-          <w:tcPr>
-            <w:tcW w:type="dxa" w:w="2016"/>
-            <w:shd w:fill="FFFFFF"/>
-            <w:tcMar>
-              <w:top w:w="100" w:type="dxa"/>
-              <w:bottom w:w="100" w:type="dxa"/>
-              <w:left w:w="120" w:type="dxa"/>
-              <w:right w:w="120" w:type="dxa"/>
-            </w:tcMar>
-            <w:tcBorders>
-              <w:top w:val="single" w:sz="4" w:space="0" w:color="CCCCCC"/>
-              <w:bottom w:val="single" w:sz="4" w:space="0" w:color="CCCCCC"/>
-              <w:left w:val="single" w:sz="4" w:space="0" w:color="CCCCCC"/>
-              <w:right w:val="single" w:sz="4" w:space="0" w:color="CCCCCC"/>
-            </w:tcBorders>
-          </w:tcPr>
-          <w:p>
-            <w:pPr>
-              <w:spacing w:before="60" w:after="60" w:line="252" w:lineRule="auto"/>
-              <w:jc w:val="left"/>
-            </w:pPr>
-            <w:r/>
-            <w:r>
-              <w:t>700.25</w:t>
-            </w:r>
-          </w:p>
-        </w:tc>
-        <w:tc>
-          <w:tcPr>
-            <w:tcW w:type="dxa" w:w="1152"/>
-            <w:shd w:fill="FFFFFF"/>
-            <w:tcMar>
-              <w:top w:w="100" w:type="dxa"/>
-              <w:bottom w:w="100" w:type="dxa"/>
-              <w:left w:w="120" w:type="dxa"/>
-              <w:right w:w="120" w:type="dxa"/>
-            </w:tcMar>
-            <w:tcBorders>
-              <w:top w:val="single" w:sz="4" w:space="0" w:color="CCCCCC"/>
-              <w:bottom w:val="single" w:sz="4" w:space="0" w:color="CCCCCC"/>
-              <w:left w:val="single" w:sz="4" w:space="0" w:color="CCCCCC"/>
-              <w:right w:val="single" w:sz="4" w:space="0" w:color="CCCCCC"/>
-            </w:tcBorders>
-          </w:tcPr>
-          <w:p>
-            <w:pPr>
-              <w:spacing w:before="60" w:after="60" w:line="252" w:lineRule="auto"/>
-              <w:jc w:val="left"/>
-            </w:pPr>
-            <w:r/>
-            <w:r>
-              <w:t>685.25</w:t>
-            </w:r>
-          </w:p>
-        </w:tc>
-        <w:tc>
-          <w:tcPr>
-            <w:tcW w:type="dxa" w:w="1728"/>
-            <w:shd w:fill="FFFFFF"/>
-            <w:tcMar>
-              <w:top w:w="100" w:type="dxa"/>
-              <w:bottom w:w="100" w:type="dxa"/>
-              <w:left w:w="120" w:type="dxa"/>
-              <w:right w:w="120" w:type="dxa"/>
-            </w:tcMar>
-            <w:tcBorders>
-              <w:top w:val="single" w:sz="4" w:space="0" w:color="CCCCCC"/>
-              <w:bottom w:val="single" w:sz="4" w:space="0" w:color="CCCCCC"/>
-              <w:left w:val="single" w:sz="4" w:space="0" w:color="CCCCCC"/>
-              <w:right w:val="single" w:sz="4" w:space="0" w:color="CCCCCC"/>
-            </w:tcBorders>
-          </w:tcPr>
-          <w:p>
-            <w:pPr>
-              <w:spacing w:before="60" w:after="60" w:line="252" w:lineRule="auto"/>
-              <w:jc w:val="left"/>
-            </w:pPr>
-            <w:r/>
-            <w:r>
-              <w:rPr>
-                <w:b/>
-              </w:rPr>
-              <w:t>694.25</w:t>
-            </w:r>
-          </w:p>
-        </w:tc>
-        <w:tc>
-          <w:tcPr>
-            <w:tcW w:type="dxa" w:w="3456"/>
-            <w:shd w:fill="FFFFFF"/>
-            <w:tcMar>
-              <w:top w:w="100" w:type="dxa"/>
-              <w:bottom w:w="100" w:type="dxa"/>
-              <w:left w:w="120" w:type="dxa"/>
-              <w:right w:w="120" w:type="dxa"/>
-            </w:tcMar>
-            <w:tcBorders>
-              <w:top w:val="single" w:sz="4" w:space="0" w:color="CCCCCC"/>
-              <w:bottom w:val="single" w:sz="4" w:space="0" w:color="CCCCCC"/>
-              <w:left w:val="single" w:sz="4" w:space="0" w:color="CCCCCC"/>
-              <w:right w:val="single" w:sz="4" w:space="0" w:color="CCCCCC"/>
-            </w:tcBorders>
-          </w:tcPr>
-          <w:p>
-            <w:pPr>
-              <w:spacing w:before="60" w:after="60" w:line="252" w:lineRule="auto"/>
-              <w:jc w:val="left"/>
-            </w:pPr>
-            <w:r/>
-            <w:r>
-              <w:rPr>
-                <w:b/>
-              </w:rPr>
-              <w:t>+0.50</w:t>
-            </w:r>
-          </w:p>
-        </w:tc>
-        <w:tc>
-          <w:tcPr>
-            <w:tcW w:type="dxa" w:w="1440"/>
-            <w:shd w:fill="FFFFFF"/>
-            <w:tcMar>
-              <w:top w:w="100" w:type="dxa"/>
-              <w:bottom w:w="100" w:type="dxa"/>
-              <w:left w:w="120" w:type="dxa"/>
-              <w:right w:w="120" w:type="dxa"/>
-            </w:tcMar>
-            <w:tcBorders>
-              <w:top w:val="single" w:sz="4" w:space="0" w:color="CCCCCC"/>
-              <w:bottom w:val="single" w:sz="4" w:space="0" w:color="CCCCCC"/>
-              <w:left w:val="single" w:sz="4" w:space="0" w:color="CCCCCC"/>
-              <w:right w:val="single" w:sz="4" w:space="0" w:color="CCCCCC"/>
-            </w:tcBorders>
-          </w:tcPr>
-          <w:p>
-            <w:pPr>
-              <w:spacing w:before="60" w:after="60" w:line="252" w:lineRule="auto"/>
-              <w:jc w:val="left"/>
-            </w:pPr>
-            <w:r/>
-            <w:r>
-              <w:t>BULL</w:t>
-            </w:r>
-          </w:p>
-        </w:tc>
-      </w:tr>
-      <w:tr>
-        <w:tc>
-          <w:tcPr>
-            <w:tcW w:type="dxa" w:w="1584"/>
-            <w:shd w:fill="F8FAFC"/>
-            <w:tcMar>
-              <w:top w:w="100" w:type="dxa"/>
-              <w:bottom w:w="100" w:type="dxa"/>
-              <w:left w:w="120" w:type="dxa"/>
-              <w:right w:w="120" w:type="dxa"/>
-            </w:tcMar>
-            <w:tcBorders>
-              <w:top w:val="single" w:sz="4" w:space="0" w:color="CCCCCC"/>
-              <w:bottom w:val="single" w:sz="4" w:space="0" w:color="CCCCCC"/>
-              <w:left w:val="single" w:sz="4" w:space="0" w:color="CCCCCC"/>
-              <w:right w:val="single" w:sz="4" w:space="0" w:color="CCCCCC"/>
-            </w:tcBorders>
-          </w:tcPr>
-          <w:p>
-            <w:pPr>
-              <w:spacing w:before="60" w:after="60" w:line="252" w:lineRule="auto"/>
-              <w:jc w:val="left"/>
-            </w:pPr>
-            <w:r/>
-            <w:r>
-              <w:rPr>
-                <w:b/>
-              </w:rPr>
-              <w:t>Thu 15/10</w:t>
-            </w:r>
-          </w:p>
-        </w:tc>
-        <w:tc>
-          <w:tcPr>
-            <w:tcW w:type="dxa" w:w="864"/>
-            <w:shd w:fill="F8FAFC"/>
-            <w:tcMar>
-              <w:top w:w="100" w:type="dxa"/>
-              <w:bottom w:w="100" w:type="dxa"/>
-              <w:left w:w="120" w:type="dxa"/>
-              <w:right w:w="120" w:type="dxa"/>
-            </w:tcMar>
-            <w:tcBorders>
-              <w:top w:val="single" w:sz="4" w:space="0" w:color="CCCCCC"/>
-              <w:bottom w:val="single" w:sz="4" w:space="0" w:color="CCCCCC"/>
-              <w:left w:val="single" w:sz="4" w:space="0" w:color="CCCCCC"/>
-              <w:right w:val="single" w:sz="4" w:space="0" w:color="CCCCCC"/>
-            </w:tcBorders>
-          </w:tcPr>
-          <w:p>
-            <w:pPr>
-              <w:spacing w:before="60" w:after="60" w:line="252" w:lineRule="auto"/>
-              <w:jc w:val="left"/>
-            </w:pPr>
-            <w:r/>
-            <w:r>
-              <w:t>NY Open 21-23</w:t>
-            </w:r>
-          </w:p>
-        </w:tc>
-        <w:tc>
-          <w:tcPr>
-            <w:tcW w:type="dxa" w:w="1440"/>
-            <w:shd w:fill="F8FAFC"/>
-            <w:tcMar>
-              <w:top w:w="100" w:type="dxa"/>
-              <w:bottom w:w="100" w:type="dxa"/>
-              <w:left w:w="120" w:type="dxa"/>
-              <w:right w:w="120" w:type="dxa"/>
-            </w:tcMar>
-            <w:tcBorders>
-              <w:top w:val="single" w:sz="4" w:space="0" w:color="CCCCCC"/>
-              <w:bottom w:val="single" w:sz="4" w:space="0" w:color="CCCCCC"/>
-              <w:left w:val="single" w:sz="4" w:space="0" w:color="CCCCCC"/>
-              <w:right w:val="single" w:sz="4" w:space="0" w:color="CCCCCC"/>
-            </w:tcBorders>
-          </w:tcPr>
-          <w:p>
-            <w:pPr>
-              <w:spacing w:before="60" w:after="60" w:line="252" w:lineRule="auto"/>
-              <w:jc w:val="left"/>
-            </w:pPr>
-            <w:r/>
-            <w:r>
-              <w:t>694.25</w:t>
-            </w:r>
-          </w:p>
-        </w:tc>
-        <w:tc>
-          <w:tcPr>
-            <w:tcW w:type="dxa" w:w="2016"/>
-            <w:shd w:fill="F8FAFC"/>
-            <w:tcMar>
-              <w:top w:w="100" w:type="dxa"/>
-              <w:bottom w:w="100" w:type="dxa"/>
-              <w:left w:w="120" w:type="dxa"/>
-              <w:right w:w="120" w:type="dxa"/>
-            </w:tcMar>
-            <w:tcBorders>
-              <w:top w:val="single" w:sz="4" w:space="0" w:color="CCCCCC"/>
-              <w:bottom w:val="single" w:sz="4" w:space="0" w:color="CCCCCC"/>
-              <w:left w:val="single" w:sz="4" w:space="0" w:color="CCCCCC"/>
-              <w:right w:val="single" w:sz="4" w:space="0" w:color="CCCCCC"/>
-            </w:tcBorders>
-          </w:tcPr>
-          <w:p>
-            <w:pPr>
-              <w:spacing w:before="60" w:after="60" w:line="252" w:lineRule="auto"/>
-              <w:jc w:val="left"/>
-            </w:pPr>
-            <w:r/>
-            <w:r>
-              <w:t>705.25</w:t>
-            </w:r>
-          </w:p>
-        </w:tc>
-        <w:tc>
-          <w:tcPr>
-            <w:tcW w:type="dxa" w:w="1152"/>
-            <w:shd w:fill="F8FAFC"/>
-            <w:tcMar>
-              <w:top w:w="100" w:type="dxa"/>
-              <w:bottom w:w="100" w:type="dxa"/>
-              <w:left w:w="120" w:type="dxa"/>
-              <w:right w:w="120" w:type="dxa"/>
-            </w:tcMar>
-            <w:tcBorders>
-              <w:top w:val="single" w:sz="4" w:space="0" w:color="CCCCCC"/>
-              <w:bottom w:val="single" w:sz="4" w:space="0" w:color="CCCCCC"/>
-              <w:left w:val="single" w:sz="4" w:space="0" w:color="CCCCCC"/>
-              <w:right w:val="single" w:sz="4" w:space="0" w:color="CCCCCC"/>
-            </w:tcBorders>
-          </w:tcPr>
-          <w:p>
-            <w:pPr>
-              <w:spacing w:before="60" w:after="60" w:line="252" w:lineRule="auto"/>
-              <w:jc w:val="left"/>
-            </w:pPr>
-            <w:r/>
-            <w:r>
-              <w:t>682.50</w:t>
-            </w:r>
-          </w:p>
-        </w:tc>
-        <w:tc>
-          <w:tcPr>
-            <w:tcW w:type="dxa" w:w="1728"/>
-            <w:shd w:fill="F8FAFC"/>
-            <w:tcMar>
-              <w:top w:w="100" w:type="dxa"/>
-              <w:bottom w:w="100" w:type="dxa"/>
-              <w:left w:w="120" w:type="dxa"/>
-              <w:right w:w="120" w:type="dxa"/>
-            </w:tcMar>
-            <w:tcBorders>
-              <w:top w:val="single" w:sz="4" w:space="0" w:color="CCCCCC"/>
-              <w:bottom w:val="single" w:sz="4" w:space="0" w:color="CCCCCC"/>
-              <w:left w:val="single" w:sz="4" w:space="0" w:color="CCCCCC"/>
-              <w:right w:val="single" w:sz="4" w:space="0" w:color="CCCCCC"/>
-            </w:tcBorders>
-          </w:tcPr>
-          <w:p>
-            <w:pPr>
-              <w:spacing w:before="60" w:after="60" w:line="252" w:lineRule="auto"/>
-              <w:jc w:val="left"/>
-            </w:pPr>
-            <w:r/>
-            <w:r>
-              <w:rPr>
-                <w:b/>
-              </w:rPr>
-              <w:t>697.75</w:t>
-            </w:r>
-          </w:p>
-        </w:tc>
-        <w:tc>
-          <w:tcPr>
-            <w:tcW w:type="dxa" w:w="3456"/>
-            <w:shd w:fill="F8FAFC"/>
-            <w:tcMar>
-              <w:top w:w="100" w:type="dxa"/>
-              <w:bottom w:w="100" w:type="dxa"/>
-              <w:left w:w="120" w:type="dxa"/>
-              <w:right w:w="120" w:type="dxa"/>
-            </w:tcMar>
-            <w:tcBorders>
-              <w:top w:val="single" w:sz="4" w:space="0" w:color="CCCCCC"/>
-              <w:bottom w:val="single" w:sz="4" w:space="0" w:color="CCCCCC"/>
-              <w:left w:val="single" w:sz="4" w:space="0" w:color="CCCCCC"/>
-              <w:right w:val="single" w:sz="4" w:space="0" w:color="CCCCCC"/>
-            </w:tcBorders>
-          </w:tcPr>
-          <w:p>
-            <w:pPr>
-              <w:spacing w:before="60" w:after="60" w:line="252" w:lineRule="auto"/>
-              <w:jc w:val="left"/>
-            </w:pPr>
-            <w:r/>
-            <w:r>
-              <w:rPr>
-                <w:b/>
-              </w:rPr>
-              <w:t>+3.50</w:t>
-            </w:r>
-          </w:p>
-        </w:tc>
-        <w:tc>
-          <w:tcPr>
-            <w:tcW w:type="dxa" w:w="1440"/>
-            <w:shd w:fill="F8FAFC"/>
-            <w:tcMar>
-              <w:top w:w="100" w:type="dxa"/>
-              <w:bottom w:w="100" w:type="dxa"/>
-              <w:left w:w="120" w:type="dxa"/>
-              <w:right w:w="120" w:type="dxa"/>
-            </w:tcMar>
-            <w:tcBorders>
-              <w:top w:val="single" w:sz="4" w:space="0" w:color="CCCCCC"/>
-              <w:bottom w:val="single" w:sz="4" w:space="0" w:color="CCCCCC"/>
-              <w:left w:val="single" w:sz="4" w:space="0" w:color="CCCCCC"/>
-              <w:right w:val="single" w:sz="4" w:space="0" w:color="CCCCCC"/>
-            </w:tcBorders>
-          </w:tcPr>
-          <w:p>
-            <w:pPr>
-              <w:spacing w:before="60" w:after="60" w:line="252" w:lineRule="auto"/>
-              <w:jc w:val="left"/>
-            </w:pPr>
-            <w:r/>
-            <w:r>
-              <w:t>BULL</w:t>
-            </w:r>
-          </w:p>
-        </w:tc>
-      </w:tr>
-      <w:tr>
-        <w:tc>
-          <w:tcPr>
-            <w:tcW w:type="dxa" w:w="1584"/>
-            <w:shd w:fill="FFFFFF"/>
-            <w:tcMar>
-              <w:top w:w="100" w:type="dxa"/>
-              <w:bottom w:w="100" w:type="dxa"/>
-              <w:left w:w="120" w:type="dxa"/>
-              <w:right w:w="120" w:type="dxa"/>
-            </w:tcMar>
-            <w:tcBorders>
-              <w:top w:val="single" w:sz="4" w:space="0" w:color="CCCCCC"/>
-              <w:bottom w:val="single" w:sz="4" w:space="0" w:color="CCCCCC"/>
-              <w:left w:val="single" w:sz="4" w:space="0" w:color="CCCCCC"/>
-              <w:right w:val="single" w:sz="4" w:space="0" w:color="CCCCCC"/>
-            </w:tcBorders>
-          </w:tcPr>
-          <w:p>
-            <w:pPr>
-              <w:spacing w:before="60" w:after="60" w:line="252" w:lineRule="auto"/>
-              <w:jc w:val="left"/>
-            </w:pPr>
-            <w:r/>
-            <w:r>
-              <w:rPr>
-                <w:b/>
-              </w:rPr>
-              <w:t>Thu 15/10</w:t>
-            </w:r>
-          </w:p>
-        </w:tc>
-        <w:tc>
-          <w:tcPr>
-            <w:tcW w:type="dxa" w:w="864"/>
-            <w:shd w:fill="FFFFFF"/>
-            <w:tcMar>
-              <w:top w:w="100" w:type="dxa"/>
-              <w:bottom w:w="100" w:type="dxa"/>
-              <w:left w:w="120" w:type="dxa"/>
-              <w:right w:w="120" w:type="dxa"/>
-            </w:tcMar>
-            <w:tcBorders>
-              <w:top w:val="single" w:sz="4" w:space="0" w:color="CCCCCC"/>
-              <w:bottom w:val="single" w:sz="4" w:space="0" w:color="CCCCCC"/>
-              <w:left w:val="single" w:sz="4" w:space="0" w:color="CCCCCC"/>
-              <w:right w:val="single" w:sz="4" w:space="0" w:color="CCCCCC"/>
-            </w:tcBorders>
-          </w:tcPr>
-          <w:p>
-            <w:pPr>
-              <w:spacing w:before="60" w:after="60" w:line="252" w:lineRule="auto"/>
-              <w:jc w:val="left"/>
-            </w:pPr>
-            <w:r/>
-            <w:r>
-              <w:t>NY Close 23-01</w:t>
-            </w:r>
-          </w:p>
-        </w:tc>
-        <w:tc>
-          <w:tcPr>
-            <w:tcW w:type="dxa" w:w="1440"/>
-            <w:shd w:fill="FFFFFF"/>
-            <w:tcMar>
-              <w:top w:w="100" w:type="dxa"/>
-              <w:bottom w:w="100" w:type="dxa"/>
-              <w:left w:w="120" w:type="dxa"/>
-              <w:right w:w="120" w:type="dxa"/>
-            </w:tcMar>
-            <w:tcBorders>
-              <w:top w:val="single" w:sz="4" w:space="0" w:color="CCCCCC"/>
-              <w:bottom w:val="single" w:sz="4" w:space="0" w:color="CCCCCC"/>
-              <w:left w:val="single" w:sz="4" w:space="0" w:color="CCCCCC"/>
-              <w:right w:val="single" w:sz="4" w:space="0" w:color="CCCCCC"/>
-            </w:tcBorders>
-          </w:tcPr>
-          <w:p>
-            <w:pPr>
-              <w:spacing w:before="60" w:after="60" w:line="252" w:lineRule="auto"/>
-              <w:jc w:val="left"/>
-            </w:pPr>
-            <w:r/>
-            <w:r>
-              <w:t>697.75</w:t>
-            </w:r>
-          </w:p>
-        </w:tc>
-        <w:tc>
-          <w:tcPr>
-            <w:tcW w:type="dxa" w:w="2016"/>
-            <w:shd w:fill="FFFFFF"/>
-            <w:tcMar>
-              <w:top w:w="100" w:type="dxa"/>
-              <w:bottom w:w="100" w:type="dxa"/>
-              <w:left w:w="120" w:type="dxa"/>
-              <w:right w:w="120" w:type="dxa"/>
-            </w:tcMar>
-            <w:tcBorders>
-              <w:top w:val="single" w:sz="4" w:space="0" w:color="CCCCCC"/>
-              <w:bottom w:val="single" w:sz="4" w:space="0" w:color="CCCCCC"/>
-              <w:left w:val="single" w:sz="4" w:space="0" w:color="CCCCCC"/>
-              <w:right w:val="single" w:sz="4" w:space="0" w:color="CCCCCC"/>
-            </w:tcBorders>
-          </w:tcPr>
-          <w:p>
-            <w:pPr>
-              <w:spacing w:before="60" w:after="60" w:line="252" w:lineRule="auto"/>
-              <w:jc w:val="left"/>
-            </w:pPr>
-            <w:r/>
-            <w:r>
-              <w:t>703.25</w:t>
-            </w:r>
-          </w:p>
-        </w:tc>
-        <w:tc>
-          <w:tcPr>
-            <w:tcW w:type="dxa" w:w="1152"/>
-            <w:shd w:fill="FFFFFF"/>
-            <w:tcMar>
-              <w:top w:w="100" w:type="dxa"/>
-              <w:bottom w:w="100" w:type="dxa"/>
-              <w:left w:w="120" w:type="dxa"/>
-              <w:right w:w="120" w:type="dxa"/>
-            </w:tcMar>
-            <w:tcBorders>
-              <w:top w:val="single" w:sz="4" w:space="0" w:color="CCCCCC"/>
-              <w:bottom w:val="single" w:sz="4" w:space="0" w:color="CCCCCC"/>
-              <w:left w:val="single" w:sz="4" w:space="0" w:color="CCCCCC"/>
-              <w:right w:val="single" w:sz="4" w:space="0" w:color="CCCCCC"/>
-            </w:tcBorders>
-          </w:tcPr>
-          <w:p>
-            <w:pPr>
-              <w:spacing w:before="60" w:after="60" w:line="252" w:lineRule="auto"/>
-              <w:jc w:val="left"/>
-            </w:pPr>
-            <w:r/>
-            <w:r>
-              <w:t>690.00</w:t>
-            </w:r>
-          </w:p>
-        </w:tc>
-        <w:tc>
-          <w:tcPr>
-            <w:tcW w:type="dxa" w:w="1728"/>
-            <w:shd w:fill="FFFFFF"/>
-            <w:tcMar>
-              <w:top w:w="100" w:type="dxa"/>
-              <w:bottom w:w="100" w:type="dxa"/>
-              <w:left w:w="120" w:type="dxa"/>
-              <w:right w:w="120" w:type="dxa"/>
-            </w:tcMar>
-            <w:tcBorders>
-              <w:top w:val="single" w:sz="4" w:space="0" w:color="CCCCCC"/>
-              <w:bottom w:val="single" w:sz="4" w:space="0" w:color="CCCCCC"/>
-              <w:left w:val="single" w:sz="4" w:space="0" w:color="CCCCCC"/>
-              <w:right w:val="single" w:sz="4" w:space="0" w:color="CCCCCC"/>
-            </w:tcBorders>
-          </w:tcPr>
-          <w:p>
-            <w:pPr>
-              <w:spacing w:before="60" w:after="60" w:line="252" w:lineRule="auto"/>
-              <w:jc w:val="left"/>
-            </w:pPr>
-            <w:r/>
-            <w:r>
-              <w:rPr>
-                <w:b/>
-              </w:rPr>
-              <w:t>698.50</w:t>
-            </w:r>
-          </w:p>
-        </w:tc>
-        <w:tc>
-          <w:tcPr>
-            <w:tcW w:type="dxa" w:w="3456"/>
-            <w:shd w:fill="FFFFFF"/>
-            <w:tcMar>
-              <w:top w:w="100" w:type="dxa"/>
-              <w:bottom w:w="100" w:type="dxa"/>
-              <w:left w:w="120" w:type="dxa"/>
-              <w:right w:w="120" w:type="dxa"/>
-            </w:tcMar>
-            <w:tcBorders>
-              <w:top w:val="single" w:sz="4" w:space="0" w:color="CCCCCC"/>
-              <w:bottom w:val="single" w:sz="4" w:space="0" w:color="CCCCCC"/>
-              <w:left w:val="single" w:sz="4" w:space="0" w:color="CCCCCC"/>
-              <w:right w:val="single" w:sz="4" w:space="0" w:color="CCCCCC"/>
-            </w:tcBorders>
-          </w:tcPr>
-          <w:p>
-            <w:pPr>
-              <w:spacing w:before="60" w:after="60" w:line="252" w:lineRule="auto"/>
-              <w:jc w:val="left"/>
-            </w:pPr>
-            <w:r/>
-            <w:r>
-              <w:rPr>
-                <w:b/>
-              </w:rPr>
-              <w:t>+0.75</w:t>
-            </w:r>
-          </w:p>
-        </w:tc>
-        <w:tc>
-          <w:tcPr>
-            <w:tcW w:type="dxa" w:w="1440"/>
-            <w:shd w:fill="FFFFFF"/>
-            <w:tcMar>
-              <w:top w:w="100" w:type="dxa"/>
-              <w:bottom w:w="100" w:type="dxa"/>
-              <w:left w:w="120" w:type="dxa"/>
-              <w:right w:w="120" w:type="dxa"/>
-            </w:tcMar>
-            <w:tcBorders>
-              <w:top w:val="single" w:sz="4" w:space="0" w:color="CCCCCC"/>
-              <w:bottom w:val="single" w:sz="4" w:space="0" w:color="CCCCCC"/>
-              <w:left w:val="single" w:sz="4" w:space="0" w:color="CCCCCC"/>
-              <w:right w:val="single" w:sz="4" w:space="0" w:color="CCCCCC"/>
-            </w:tcBorders>
-          </w:tcPr>
-          <w:p>
-            <w:pPr>
-              <w:spacing w:before="60" w:after="60" w:line="252" w:lineRule="auto"/>
-              <w:jc w:val="left"/>
-            </w:pPr>
-            <w:r/>
-            <w:r>
-              <w:t>BULL</w:t>
-            </w:r>
-          </w:p>
-        </w:tc>
-      </w:tr>
-      <w:tr>
-        <w:tc>
-          <w:tcPr>
-            <w:tcW w:type="dxa" w:w="1584"/>
-            <w:shd w:fill="F8FAFC"/>
-            <w:tcMar>
-              <w:top w:w="100" w:type="dxa"/>
-              <w:bottom w:w="100" w:type="dxa"/>
-              <w:left w:w="120" w:type="dxa"/>
-              <w:right w:w="120" w:type="dxa"/>
-            </w:tcMar>
-            <w:tcBorders>
-              <w:top w:val="single" w:sz="4" w:space="0" w:color="CCCCCC"/>
-              <w:bottom w:val="single" w:sz="4" w:space="0" w:color="CCCCCC"/>
-              <w:left w:val="single" w:sz="4" w:space="0" w:color="CCCCCC"/>
-              <w:right w:val="single" w:sz="4" w:space="0" w:color="CCCCCC"/>
-            </w:tcBorders>
-          </w:tcPr>
-          <w:p>
-            <w:pPr>
-              <w:spacing w:before="60" w:after="60" w:line="252" w:lineRule="auto"/>
-              <w:jc w:val="left"/>
-            </w:pPr>
-            <w:r/>
-            <w:r>
-              <w:rPr>
-                <w:b/>
-              </w:rPr>
-              <w:t>Fri 16/10</w:t>
-            </w:r>
-          </w:p>
-        </w:tc>
-        <w:tc>
-          <w:tcPr>
-            <w:tcW w:type="dxa" w:w="864"/>
-            <w:shd w:fill="F8FAFC"/>
-            <w:tcMar>
-              <w:top w:w="100" w:type="dxa"/>
-              <w:bottom w:w="100" w:type="dxa"/>
-              <w:left w:w="120" w:type="dxa"/>
-              <w:right w:w="120" w:type="dxa"/>
-            </w:tcMar>
-            <w:tcBorders>
-              <w:top w:val="single" w:sz="4" w:space="0" w:color="CCCCCC"/>
-              <w:bottom w:val="single" w:sz="4" w:space="0" w:color="CCCCCC"/>
-              <w:left w:val="single" w:sz="4" w:space="0" w:color="CCCCCC"/>
-              <w:right w:val="single" w:sz="4" w:space="0" w:color="CCCCCC"/>
-            </w:tcBorders>
-          </w:tcPr>
-          <w:p>
-            <w:pPr>
-              <w:spacing w:before="60" w:after="60" w:line="252" w:lineRule="auto"/>
-              <w:jc w:val="left"/>
-            </w:pPr>
-            <w:r/>
-            <w:r>
-              <w:t>Asia 07-11</w:t>
-            </w:r>
-          </w:p>
-        </w:tc>
-        <w:tc>
-          <w:tcPr>
-            <w:tcW w:type="dxa" w:w="1440"/>
-            <w:shd w:fill="F8FAFC"/>
-            <w:tcMar>
-              <w:top w:w="100" w:type="dxa"/>
-              <w:bottom w:w="100" w:type="dxa"/>
-              <w:left w:w="120" w:type="dxa"/>
-              <w:right w:w="120" w:type="dxa"/>
-            </w:tcMar>
-            <w:tcBorders>
-              <w:top w:val="single" w:sz="4" w:space="0" w:color="CCCCCC"/>
-              <w:bottom w:val="single" w:sz="4" w:space="0" w:color="CCCCCC"/>
-              <w:left w:val="single" w:sz="4" w:space="0" w:color="CCCCCC"/>
-              <w:right w:val="single" w:sz="4" w:space="0" w:color="CCCCCC"/>
-            </w:tcBorders>
-          </w:tcPr>
-          <w:p>
-            <w:pPr>
-              <w:spacing w:before="60" w:after="60" w:line="252" w:lineRule="auto"/>
-              <w:jc w:val="left"/>
-            </w:pPr>
-            <w:r/>
-            <w:r>
-              <w:t>698.50</w:t>
-            </w:r>
-          </w:p>
-        </w:tc>
-        <w:tc>
-          <w:tcPr>
-            <w:tcW w:type="dxa" w:w="2016"/>
-            <w:shd w:fill="F8FAFC"/>
-            <w:tcMar>
-              <w:top w:w="100" w:type="dxa"/>
-              <w:bottom w:w="100" w:type="dxa"/>
-              <w:left w:w="120" w:type="dxa"/>
-              <w:right w:w="120" w:type="dxa"/>
-            </w:tcMar>
-            <w:tcBorders>
-              <w:top w:val="single" w:sz="4" w:space="0" w:color="CCCCCC"/>
-              <w:bottom w:val="single" w:sz="4" w:space="0" w:color="CCCCCC"/>
-              <w:left w:val="single" w:sz="4" w:space="0" w:color="CCCCCC"/>
-              <w:right w:val="single" w:sz="4" w:space="0" w:color="CCCCCC"/>
-            </w:tcBorders>
-          </w:tcPr>
-          <w:p>
-            <w:pPr>
-              <w:spacing w:before="60" w:after="60" w:line="252" w:lineRule="auto"/>
-              <w:jc w:val="left"/>
-            </w:pPr>
-            <w:r/>
-            <w:r>
-              <w:t>707.75</w:t>
-            </w:r>
-          </w:p>
-        </w:tc>
-        <w:tc>
-          <w:tcPr>
-            <w:tcW w:type="dxa" w:w="1152"/>
-            <w:shd w:fill="F8FAFC"/>
-            <w:tcMar>
-              <w:top w:w="100" w:type="dxa"/>
-              <w:bottom w:w="100" w:type="dxa"/>
-              <w:left w:w="120" w:type="dxa"/>
-              <w:right w:w="120" w:type="dxa"/>
-            </w:tcMar>
-            <w:tcBorders>
-              <w:top w:val="single" w:sz="4" w:space="0" w:color="CCCCCC"/>
-              <w:bottom w:val="single" w:sz="4" w:space="0" w:color="CCCCCC"/>
-              <w:left w:val="single" w:sz="4" w:space="0" w:color="CCCCCC"/>
-              <w:right w:val="single" w:sz="4" w:space="0" w:color="CCCCCC"/>
-            </w:tcBorders>
-          </w:tcPr>
-          <w:p>
-            <w:pPr>
-              <w:spacing w:before="60" w:after="60" w:line="252" w:lineRule="auto"/>
-              <w:jc w:val="left"/>
-            </w:pPr>
-            <w:r/>
-            <w:r>
-              <w:t>692.00</w:t>
-            </w:r>
-          </w:p>
-        </w:tc>
-        <w:tc>
-          <w:tcPr>
-            <w:tcW w:type="dxa" w:w="1728"/>
-            <w:shd w:fill="F8FAFC"/>
-            <w:tcMar>
-              <w:top w:w="100" w:type="dxa"/>
-              <w:bottom w:w="100" w:type="dxa"/>
-              <w:left w:w="120" w:type="dxa"/>
-              <w:right w:w="120" w:type="dxa"/>
-            </w:tcMar>
-            <w:tcBorders>
-              <w:top w:val="single" w:sz="4" w:space="0" w:color="CCCCCC"/>
-              <w:bottom w:val="single" w:sz="4" w:space="0" w:color="CCCCCC"/>
-              <w:left w:val="single" w:sz="4" w:space="0" w:color="CCCCCC"/>
-              <w:right w:val="single" w:sz="4" w:space="0" w:color="CCCCCC"/>
-            </w:tcBorders>
-          </w:tcPr>
-          <w:p>
-            <w:pPr>
-              <w:spacing w:before="60" w:after="60" w:line="252" w:lineRule="auto"/>
-              <w:jc w:val="left"/>
-            </w:pPr>
-            <w:r/>
-            <w:r>
-              <w:rPr>
-                <w:b/>
-              </w:rPr>
-              <w:t>697.75</w:t>
-            </w:r>
-          </w:p>
-        </w:tc>
-        <w:tc>
-          <w:tcPr>
-            <w:tcW w:type="dxa" w:w="3456"/>
-            <w:shd w:fill="F8FAFC"/>
-            <w:tcMar>
-              <w:top w:w="100" w:type="dxa"/>
-              <w:bottom w:w="100" w:type="dxa"/>
-              <w:left w:w="120" w:type="dxa"/>
-              <w:right w:w="120" w:type="dxa"/>
-            </w:tcMar>
-            <w:tcBorders>
-              <w:top w:val="single" w:sz="4" w:space="0" w:color="CCCCCC"/>
-              <w:bottom w:val="single" w:sz="4" w:space="0" w:color="CCCCCC"/>
-              <w:left w:val="single" w:sz="4" w:space="0" w:color="CCCCCC"/>
-              <w:right w:val="single" w:sz="4" w:space="0" w:color="CCCCCC"/>
-            </w:tcBorders>
-          </w:tcPr>
-          <w:p>
-            <w:pPr>
-              <w:spacing w:before="60" w:after="60" w:line="252" w:lineRule="auto"/>
-              <w:jc w:val="left"/>
-            </w:pPr>
-            <w:r/>
-            <w:r>
-              <w:rPr>
-                <w:b/>
-              </w:rPr>
-              <w:t>-0.75</w:t>
-            </w:r>
-          </w:p>
-        </w:tc>
-        <w:tc>
-          <w:tcPr>
-            <w:tcW w:type="dxa" w:w="1440"/>
-            <w:shd w:fill="F8FAFC"/>
-            <w:tcMar>
-              <w:top w:w="100" w:type="dxa"/>
-              <w:bottom w:w="100" w:type="dxa"/>
-              <w:left w:w="120" w:type="dxa"/>
-              <w:right w:w="120" w:type="dxa"/>
-            </w:tcMar>
-            <w:tcBorders>
-              <w:top w:val="single" w:sz="4" w:space="0" w:color="CCCCCC"/>
-              <w:bottom w:val="single" w:sz="4" w:space="0" w:color="CCCCCC"/>
-              <w:left w:val="single" w:sz="4" w:space="0" w:color="CCCCCC"/>
-              <w:right w:val="single" w:sz="4" w:space="0" w:color="CCCCCC"/>
-            </w:tcBorders>
-          </w:tcPr>
-          <w:p>
-            <w:pPr>
-              <w:spacing w:before="60" w:after="60" w:line="252" w:lineRule="auto"/>
-              <w:jc w:val="left"/>
-            </w:pPr>
-            <w:r/>
-            <w:r>
-              <w:t>BEAR</w:t>
-            </w:r>
-          </w:p>
-        </w:tc>
-      </w:tr>
-      <w:tr>
-        <w:tc>
-          <w:tcPr>
-            <w:tcW w:type="dxa" w:w="1584"/>
-            <w:shd w:fill="FFFFFF"/>
-            <w:tcMar>
-              <w:top w:w="100" w:type="dxa"/>
-              <w:bottom w:w="100" w:type="dxa"/>
-              <w:left w:w="120" w:type="dxa"/>
-              <w:right w:w="120" w:type="dxa"/>
-            </w:tcMar>
-            <w:tcBorders>
-              <w:top w:val="single" w:sz="4" w:space="0" w:color="CCCCCC"/>
-              <w:bottom w:val="single" w:sz="4" w:space="0" w:color="CCCCCC"/>
-              <w:left w:val="single" w:sz="4" w:space="0" w:color="CCCCCC"/>
-              <w:right w:val="single" w:sz="4" w:space="0" w:color="CCCCCC"/>
-            </w:tcBorders>
-          </w:tcPr>
-          <w:p>
-            <w:pPr>
-              <w:spacing w:before="60" w:after="60" w:line="252" w:lineRule="auto"/>
-              <w:jc w:val="left"/>
-            </w:pPr>
-            <w:r/>
-            <w:r>
-              <w:rPr>
-                <w:b/>
-              </w:rPr>
-              <w:t>Fri 16/10</w:t>
-            </w:r>
-          </w:p>
-        </w:tc>
-        <w:tc>
-          <w:tcPr>
-            <w:tcW w:type="dxa" w:w="864"/>
-            <w:shd w:fill="FFFFFF"/>
-            <w:tcMar>
-              <w:top w:w="100" w:type="dxa"/>
-              <w:bottom w:w="100" w:type="dxa"/>
-              <w:left w:w="120" w:type="dxa"/>
-              <w:right w:w="120" w:type="dxa"/>
-            </w:tcMar>
-            <w:tcBorders>
-              <w:top w:val="single" w:sz="4" w:space="0" w:color="CCCCCC"/>
-              <w:bottom w:val="single" w:sz="4" w:space="0" w:color="CCCCCC"/>
-              <w:left w:val="single" w:sz="4" w:space="0" w:color="CCCCCC"/>
-              <w:right w:val="single" w:sz="4" w:space="0" w:color="CCCCCC"/>
-            </w:tcBorders>
-          </w:tcPr>
-          <w:p>
-            <w:pPr>
-              <w:spacing w:before="60" w:after="60" w:line="252" w:lineRule="auto"/>
-              <w:jc w:val="left"/>
-            </w:pPr>
-            <w:r/>
-            <w:r>
-              <w:t>Asia 11-15</w:t>
-            </w:r>
-          </w:p>
-        </w:tc>
-        <w:tc>
-          <w:tcPr>
-            <w:tcW w:type="dxa" w:w="1440"/>
-            <w:shd w:fill="FFFFFF"/>
-            <w:tcMar>
-              <w:top w:w="100" w:type="dxa"/>
-              <w:bottom w:w="100" w:type="dxa"/>
-              <w:left w:w="120" w:type="dxa"/>
-              <w:right w:w="120" w:type="dxa"/>
-            </w:tcMar>
-            <w:tcBorders>
-              <w:top w:val="single" w:sz="4" w:space="0" w:color="CCCCCC"/>
-              <w:bottom w:val="single" w:sz="4" w:space="0" w:color="CCCCCC"/>
-              <w:left w:val="single" w:sz="4" w:space="0" w:color="CCCCCC"/>
-              <w:right w:val="single" w:sz="4" w:space="0" w:color="CCCCCC"/>
-            </w:tcBorders>
-          </w:tcPr>
-          <w:p>
-            <w:pPr>
-              <w:spacing w:before="60" w:after="60" w:line="252" w:lineRule="auto"/>
-              <w:jc w:val="left"/>
-            </w:pPr>
-            <w:r/>
-            <w:r>
-              <w:t>697.75</w:t>
-            </w:r>
-          </w:p>
-        </w:tc>
-        <w:tc>
-          <w:tcPr>
-            <w:tcW w:type="dxa" w:w="2016"/>
-            <w:shd w:fill="FFFFFF"/>
-            <w:tcMar>
-              <w:top w:w="100" w:type="dxa"/>
-              <w:bottom w:w="100" w:type="dxa"/>
-              <w:left w:w="120" w:type="dxa"/>
-              <w:right w:w="120" w:type="dxa"/>
-            </w:tcMar>
-            <w:tcBorders>
-              <w:top w:val="single" w:sz="4" w:space="0" w:color="CCCCCC"/>
-              <w:bottom w:val="single" w:sz="4" w:space="0" w:color="CCCCCC"/>
-              <w:left w:val="single" w:sz="4" w:space="0" w:color="CCCCCC"/>
-              <w:right w:val="single" w:sz="4" w:space="0" w:color="CCCCCC"/>
-            </w:tcBorders>
-          </w:tcPr>
-          <w:p>
-            <w:pPr>
-              <w:spacing w:before="60" w:after="60" w:line="252" w:lineRule="auto"/>
-              <w:jc w:val="left"/>
-            </w:pPr>
-            <w:r/>
-            <w:r>
-              <w:t>705.25</w:t>
-            </w:r>
-          </w:p>
-        </w:tc>
-        <w:tc>
-          <w:tcPr>
-            <w:tcW w:type="dxa" w:w="1152"/>
-            <w:shd w:fill="FFFFFF"/>
-            <w:tcMar>
-              <w:top w:w="100" w:type="dxa"/>
-              <w:bottom w:w="100" w:type="dxa"/>
-              <w:left w:w="120" w:type="dxa"/>
-              <w:right w:w="120" w:type="dxa"/>
-            </w:tcMar>
-            <w:tcBorders>
-              <w:top w:val="single" w:sz="4" w:space="0" w:color="CCCCCC"/>
-              <w:bottom w:val="single" w:sz="4" w:space="0" w:color="CCCCCC"/>
-              <w:left w:val="single" w:sz="4" w:space="0" w:color="CCCCCC"/>
-              <w:right w:val="single" w:sz="4" w:space="0" w:color="CCCCCC"/>
-            </w:tcBorders>
-          </w:tcPr>
-          <w:p>
-            <w:pPr>
-              <w:spacing w:before="60" w:after="60" w:line="252" w:lineRule="auto"/>
-              <w:jc w:val="left"/>
-            </w:pPr>
-            <w:r/>
-            <w:r>
-              <w:t>691.75</w:t>
-            </w:r>
-          </w:p>
-        </w:tc>
-        <w:tc>
-          <w:tcPr>
-            <w:tcW w:type="dxa" w:w="1728"/>
-            <w:shd w:fill="FFFFFF"/>
-            <w:tcMar>
-              <w:top w:w="100" w:type="dxa"/>
-              <w:bottom w:w="100" w:type="dxa"/>
-              <w:left w:w="120" w:type="dxa"/>
-              <w:right w:w="120" w:type="dxa"/>
-            </w:tcMar>
-            <w:tcBorders>
-              <w:top w:val="single" w:sz="4" w:space="0" w:color="CCCCCC"/>
-              <w:bottom w:val="single" w:sz="4" w:space="0" w:color="CCCCCC"/>
-              <w:left w:val="single" w:sz="4" w:space="0" w:color="CCCCCC"/>
-              <w:right w:val="single" w:sz="4" w:space="0" w:color="CCCCCC"/>
-            </w:tcBorders>
-          </w:tcPr>
-          <w:p>
-            <w:pPr>
-              <w:spacing w:before="60" w:after="60" w:line="252" w:lineRule="auto"/>
-              <w:jc w:val="left"/>
-            </w:pPr>
-            <w:r/>
-            <w:r>
-              <w:rPr>
-                <w:b/>
-              </w:rPr>
-              <w:t>696.75</w:t>
-            </w:r>
-          </w:p>
-        </w:tc>
-        <w:tc>
-          <w:tcPr>
-            <w:tcW w:type="dxa" w:w="3456"/>
-            <w:shd w:fill="FFFFFF"/>
-            <w:tcMar>
-              <w:top w:w="100" w:type="dxa"/>
-              <w:bottom w:w="100" w:type="dxa"/>
-              <w:left w:w="120" w:type="dxa"/>
-              <w:right w:w="120" w:type="dxa"/>
-            </w:tcMar>
-            <w:tcBorders>
-              <w:top w:val="single" w:sz="4" w:space="0" w:color="CCCCCC"/>
-              <w:bottom w:val="single" w:sz="4" w:space="0" w:color="CCCCCC"/>
-              <w:left w:val="single" w:sz="4" w:space="0" w:color="CCCCCC"/>
-              <w:right w:val="single" w:sz="4" w:space="0" w:color="CCCCCC"/>
-            </w:tcBorders>
-          </w:tcPr>
-          <w:p>
-            <w:pPr>
-              <w:spacing w:before="60" w:after="60" w:line="252" w:lineRule="auto"/>
-              <w:jc w:val="left"/>
-            </w:pPr>
-            <w:r/>
-            <w:r>
-              <w:rPr>
-                <w:b/>
-              </w:rPr>
-              <w:t>-1.00</w:t>
-            </w:r>
-          </w:p>
-        </w:tc>
-        <w:tc>
-          <w:tcPr>
-            <w:tcW w:type="dxa" w:w="1440"/>
-            <w:shd w:fill="FFFFFF"/>
-            <w:tcMar>
-              <w:top w:w="100" w:type="dxa"/>
-              <w:bottom w:w="100" w:type="dxa"/>
-              <w:left w:w="120" w:type="dxa"/>
-              <w:right w:w="120" w:type="dxa"/>
-            </w:tcMar>
-            <w:tcBorders>
-              <w:top w:val="single" w:sz="4" w:space="0" w:color="CCCCCC"/>
-              <w:bottom w:val="single" w:sz="4" w:space="0" w:color="CCCCCC"/>
-              <w:left w:val="single" w:sz="4" w:space="0" w:color="CCCCCC"/>
-              <w:right w:val="single" w:sz="4" w:space="0" w:color="CCCCCC"/>
-            </w:tcBorders>
-          </w:tcPr>
-          <w:p>
-            <w:pPr>
-              <w:spacing w:before="60" w:after="60" w:line="252" w:lineRule="auto"/>
-              <w:jc w:val="left"/>
-            </w:pPr>
-            <w:r/>
-            <w:r>
-              <w:t>BEAR</w:t>
-            </w:r>
-          </w:p>
-        </w:tc>
-      </w:tr>
-      <w:tr>
-        <w:tc>
-          <w:tcPr>
-            <w:tcW w:type="dxa" w:w="1584"/>
-            <w:shd w:fill="F8FAFC"/>
-            <w:tcMar>
-              <w:top w:w="100" w:type="dxa"/>
-              <w:bottom w:w="100" w:type="dxa"/>
-              <w:left w:w="120" w:type="dxa"/>
-              <w:right w:w="120" w:type="dxa"/>
-            </w:tcMar>
-            <w:tcBorders>
-              <w:top w:val="single" w:sz="4" w:space="0" w:color="CCCCCC"/>
-              <w:bottom w:val="single" w:sz="4" w:space="0" w:color="CCCCCC"/>
-              <w:left w:val="single" w:sz="4" w:space="0" w:color="CCCCCC"/>
-              <w:right w:val="single" w:sz="4" w:space="0" w:color="CCCCCC"/>
-            </w:tcBorders>
-          </w:tcPr>
-          <w:p>
-            <w:pPr>
-              <w:spacing w:before="60" w:after="60" w:line="252" w:lineRule="auto"/>
-              <w:jc w:val="left"/>
-            </w:pPr>
-            <w:r/>
-            <w:r>
-              <w:rPr>
-                <w:b/>
-              </w:rPr>
-              <w:t>Fri 16/10</w:t>
-            </w:r>
-          </w:p>
-        </w:tc>
-        <w:tc>
-          <w:tcPr>
-            <w:tcW w:type="dxa" w:w="864"/>
-            <w:shd w:fill="F8FAFC"/>
-            <w:tcMar>
-              <w:top w:w="100" w:type="dxa"/>
-              <w:bottom w:w="100" w:type="dxa"/>
-              <w:left w:w="120" w:type="dxa"/>
-              <w:right w:w="120" w:type="dxa"/>
-            </w:tcMar>
-            <w:tcBorders>
-              <w:top w:val="single" w:sz="4" w:space="0" w:color="CCCCCC"/>
-              <w:bottom w:val="single" w:sz="4" w:space="0" w:color="CCCCCC"/>
-              <w:left w:val="single" w:sz="4" w:space="0" w:color="CCCCCC"/>
-              <w:right w:val="single" w:sz="4" w:space="0" w:color="CCCCCC"/>
-            </w:tcBorders>
-          </w:tcPr>
-          <w:p>
-            <w:pPr>
-              <w:spacing w:before="60" w:after="60" w:line="252" w:lineRule="auto"/>
-              <w:jc w:val="left"/>
-            </w:pPr>
-            <w:r/>
-            <w:r>
-              <w:t>London 15-19</w:t>
-            </w:r>
-          </w:p>
-        </w:tc>
-        <w:tc>
-          <w:tcPr>
-            <w:tcW w:type="dxa" w:w="1440"/>
-            <w:shd w:fill="F8FAFC"/>
-            <w:tcMar>
-              <w:top w:w="100" w:type="dxa"/>
-              <w:bottom w:w="100" w:type="dxa"/>
-              <w:left w:w="120" w:type="dxa"/>
-              <w:right w:w="120" w:type="dxa"/>
-            </w:tcMar>
-            <w:tcBorders>
-              <w:top w:val="single" w:sz="4" w:space="0" w:color="CCCCCC"/>
-              <w:bottom w:val="single" w:sz="4" w:space="0" w:color="CCCCCC"/>
-              <w:left w:val="single" w:sz="4" w:space="0" w:color="CCCCCC"/>
-              <w:right w:val="single" w:sz="4" w:space="0" w:color="CCCCCC"/>
-            </w:tcBorders>
-          </w:tcPr>
-          <w:p>
-            <w:pPr>
-              <w:spacing w:before="60" w:after="60" w:line="252" w:lineRule="auto"/>
-              <w:jc w:val="left"/>
-            </w:pPr>
-            <w:r/>
-            <w:r>
-              <w:t>696.75</w:t>
-            </w:r>
-          </w:p>
-        </w:tc>
-        <w:tc>
-          <w:tcPr>
-            <w:tcW w:type="dxa" w:w="2016"/>
-            <w:shd w:fill="F8FAFC"/>
-            <w:tcMar>
-              <w:top w:w="100" w:type="dxa"/>
-              <w:bottom w:w="100" w:type="dxa"/>
-              <w:left w:w="120" w:type="dxa"/>
-              <w:right w:w="120" w:type="dxa"/>
-            </w:tcMar>
-            <w:tcBorders>
-              <w:top w:val="single" w:sz="4" w:space="0" w:color="CCCCCC"/>
-              <w:bottom w:val="single" w:sz="4" w:space="0" w:color="CCCCCC"/>
-              <w:left w:val="single" w:sz="4" w:space="0" w:color="CCCCCC"/>
-              <w:right w:val="single" w:sz="4" w:space="0" w:color="CCCCCC"/>
-            </w:tcBorders>
-          </w:tcPr>
-          <w:p>
-            <w:pPr>
-              <w:spacing w:before="60" w:after="60" w:line="252" w:lineRule="auto"/>
-              <w:jc w:val="left"/>
-            </w:pPr>
-            <w:r/>
-            <w:r>
-              <w:t>703.75</w:t>
-            </w:r>
-          </w:p>
-        </w:tc>
-        <w:tc>
-          <w:tcPr>
-            <w:tcW w:type="dxa" w:w="1152"/>
-            <w:shd w:fill="F8FAFC"/>
-            <w:tcMar>
-              <w:top w:w="100" w:type="dxa"/>
-              <w:bottom w:w="100" w:type="dxa"/>
-              <w:left w:w="120" w:type="dxa"/>
-              <w:right w:w="120" w:type="dxa"/>
-            </w:tcMar>
-            <w:tcBorders>
-              <w:top w:val="single" w:sz="4" w:space="0" w:color="CCCCCC"/>
-              <w:bottom w:val="single" w:sz="4" w:space="0" w:color="CCCCCC"/>
-              <w:left w:val="single" w:sz="4" w:space="0" w:color="CCCCCC"/>
-              <w:right w:val="single" w:sz="4" w:space="0" w:color="CCCCCC"/>
-            </w:tcBorders>
-          </w:tcPr>
-          <w:p>
-            <w:pPr>
-              <w:spacing w:before="60" w:after="60" w:line="252" w:lineRule="auto"/>
-              <w:jc w:val="left"/>
-            </w:pPr>
-            <w:r/>
-            <w:r>
-              <w:t>683.25</w:t>
-            </w:r>
-          </w:p>
-        </w:tc>
-        <w:tc>
-          <w:tcPr>
-            <w:tcW w:type="dxa" w:w="1728"/>
-            <w:shd w:fill="F8FAFC"/>
-            <w:tcMar>
-              <w:top w:w="100" w:type="dxa"/>
-              <w:bottom w:w="100" w:type="dxa"/>
-              <w:left w:w="120" w:type="dxa"/>
-              <w:right w:w="120" w:type="dxa"/>
-            </w:tcMar>
-            <w:tcBorders>
-              <w:top w:val="single" w:sz="4" w:space="0" w:color="CCCCCC"/>
-              <w:bottom w:val="single" w:sz="4" w:space="0" w:color="CCCCCC"/>
-              <w:left w:val="single" w:sz="4" w:space="0" w:color="CCCCCC"/>
-              <w:right w:val="single" w:sz="4" w:space="0" w:color="CCCCCC"/>
-            </w:tcBorders>
-          </w:tcPr>
-          <w:p>
-            <w:pPr>
-              <w:spacing w:before="60" w:after="60" w:line="252" w:lineRule="auto"/>
-              <w:jc w:val="left"/>
-            </w:pPr>
-            <w:r/>
-            <w:r>
-              <w:rPr>
-                <w:b/>
-              </w:rPr>
-              <w:t>697.50</w:t>
-            </w:r>
-          </w:p>
-        </w:tc>
-        <w:tc>
-          <w:tcPr>
-            <w:tcW w:type="dxa" w:w="3456"/>
-            <w:shd w:fill="F8FAFC"/>
-            <w:tcMar>
-              <w:top w:w="100" w:type="dxa"/>
-              <w:bottom w:w="100" w:type="dxa"/>
-              <w:left w:w="120" w:type="dxa"/>
-              <w:right w:w="120" w:type="dxa"/>
-            </w:tcMar>
-            <w:tcBorders>
-              <w:top w:val="single" w:sz="4" w:space="0" w:color="CCCCCC"/>
-              <w:bottom w:val="single" w:sz="4" w:space="0" w:color="CCCCCC"/>
-              <w:left w:val="single" w:sz="4" w:space="0" w:color="CCCCCC"/>
-              <w:right w:val="single" w:sz="4" w:space="0" w:color="CCCCCC"/>
-            </w:tcBorders>
-          </w:tcPr>
-          <w:p>
-            <w:pPr>
-              <w:spacing w:before="60" w:after="60" w:line="252" w:lineRule="auto"/>
-              <w:jc w:val="left"/>
-            </w:pPr>
-            <w:r/>
-            <w:r>
-              <w:rPr>
-                <w:b/>
-              </w:rPr>
-              <w:t>+0.75</w:t>
-            </w:r>
-          </w:p>
-        </w:tc>
-        <w:tc>
-          <w:tcPr>
-            <w:tcW w:type="dxa" w:w="1440"/>
-            <w:shd w:fill="F8FAFC"/>
-            <w:tcMar>
-              <w:top w:w="100" w:type="dxa"/>
-              <w:bottom w:w="100" w:type="dxa"/>
-              <w:left w:w="120" w:type="dxa"/>
-              <w:right w:w="120" w:type="dxa"/>
-            </w:tcMar>
-            <w:tcBorders>
-              <w:top w:val="single" w:sz="4" w:space="0" w:color="CCCCCC"/>
-              <w:bottom w:val="single" w:sz="4" w:space="0" w:color="CCCCCC"/>
-              <w:left w:val="single" w:sz="4" w:space="0" w:color="CCCCCC"/>
-              <w:right w:val="single" w:sz="4" w:space="0" w:color="CCCCCC"/>
-            </w:tcBorders>
-          </w:tcPr>
-          <w:p>
-            <w:pPr>
-              <w:spacing w:before="60" w:after="60" w:line="252" w:lineRule="auto"/>
-              <w:jc w:val="left"/>
-            </w:pPr>
-            <w:r/>
-            <w:r>
-              <w:t>BULL</w:t>
-            </w:r>
-          </w:p>
-        </w:tc>
-      </w:tr>
-      <w:tr>
-        <w:tc>
-          <w:tcPr>
-            <w:tcW w:type="dxa" w:w="1584"/>
-            <w:shd w:fill="FFFFFF"/>
-            <w:tcMar>
-              <w:top w:w="100" w:type="dxa"/>
-              <w:bottom w:w="100" w:type="dxa"/>
-              <w:left w:w="120" w:type="dxa"/>
-              <w:right w:w="120" w:type="dxa"/>
-            </w:tcMar>
-            <w:tcBorders>
-              <w:top w:val="single" w:sz="4" w:space="0" w:color="CCCCCC"/>
-              <w:bottom w:val="single" w:sz="4" w:space="0" w:color="CCCCCC"/>
-              <w:left w:val="single" w:sz="4" w:space="0" w:color="CCCCCC"/>
-              <w:right w:val="single" w:sz="4" w:space="0" w:color="CCCCCC"/>
-            </w:tcBorders>
-          </w:tcPr>
-          <w:p>
-            <w:pPr>
-              <w:spacing w:before="60" w:after="60" w:line="252" w:lineRule="auto"/>
-              <w:jc w:val="left"/>
-            </w:pPr>
-            <w:r/>
-            <w:r>
-              <w:rPr>
-                <w:b/>
-              </w:rPr>
-              <w:t>Fri 16/10</w:t>
-            </w:r>
-          </w:p>
-        </w:tc>
-        <w:tc>
-          <w:tcPr>
-            <w:tcW w:type="dxa" w:w="864"/>
-            <w:shd w:fill="FFFFFF"/>
-            <w:tcMar>
-              <w:top w:w="100" w:type="dxa"/>
-              <w:bottom w:w="100" w:type="dxa"/>
-              <w:left w:w="120" w:type="dxa"/>
-              <w:right w:w="120" w:type="dxa"/>
-            </w:tcMar>
-            <w:tcBorders>
-              <w:top w:val="single" w:sz="4" w:space="0" w:color="CCCCCC"/>
-              <w:bottom w:val="single" w:sz="4" w:space="0" w:color="CCCCCC"/>
-              <w:left w:val="single" w:sz="4" w:space="0" w:color="CCCCCC"/>
-              <w:right w:val="single" w:sz="4" w:space="0" w:color="CCCCCC"/>
-            </w:tcBorders>
-          </w:tcPr>
-          <w:p>
-            <w:pPr>
-              <w:spacing w:before="60" w:after="60" w:line="252" w:lineRule="auto"/>
-              <w:jc w:val="left"/>
-            </w:pPr>
-            <w:r/>
-            <w:r>
-              <w:t>Pre-NY 19-21</w:t>
-            </w:r>
-          </w:p>
-        </w:tc>
-        <w:tc>
-          <w:tcPr>
-            <w:tcW w:type="dxa" w:w="1440"/>
-            <w:shd w:fill="FFFFFF"/>
-            <w:tcMar>
-              <w:top w:w="100" w:type="dxa"/>
-              <w:bottom w:w="100" w:type="dxa"/>
-              <w:left w:w="120" w:type="dxa"/>
-              <w:right w:w="120" w:type="dxa"/>
-            </w:tcMar>
-            <w:tcBorders>
-              <w:top w:val="single" w:sz="4" w:space="0" w:color="CCCCCC"/>
-              <w:bottom w:val="single" w:sz="4" w:space="0" w:color="CCCCCC"/>
-              <w:left w:val="single" w:sz="4" w:space="0" w:color="CCCCCC"/>
-              <w:right w:val="single" w:sz="4" w:space="0" w:color="CCCCCC"/>
-            </w:tcBorders>
-          </w:tcPr>
-          <w:p>
-            <w:pPr>
-              <w:spacing w:before="60" w:after="60" w:line="252" w:lineRule="auto"/>
-              <w:jc w:val="left"/>
-            </w:pPr>
-            <w:r/>
-            <w:r>
-              <w:t>697.50</w:t>
-            </w:r>
-          </w:p>
-        </w:tc>
-        <w:tc>
-          <w:tcPr>
-            <w:tcW w:type="dxa" w:w="2016"/>
-            <w:shd w:fill="FFFFFF"/>
-            <w:tcMar>
-              <w:top w:w="100" w:type="dxa"/>
-              <w:bottom w:w="100" w:type="dxa"/>
-              <w:left w:w="120" w:type="dxa"/>
-              <w:right w:w="120" w:type="dxa"/>
-            </w:tcMar>
-            <w:tcBorders>
-              <w:top w:val="single" w:sz="4" w:space="0" w:color="CCCCCC"/>
-              <w:bottom w:val="single" w:sz="4" w:space="0" w:color="CCCCCC"/>
-              <w:left w:val="single" w:sz="4" w:space="0" w:color="CCCCCC"/>
-              <w:right w:val="single" w:sz="4" w:space="0" w:color="CCCCCC"/>
-            </w:tcBorders>
-          </w:tcPr>
-          <w:p>
-            <w:pPr>
-              <w:spacing w:before="60" w:after="60" w:line="252" w:lineRule="auto"/>
-              <w:jc w:val="left"/>
-            </w:pPr>
-            <w:r/>
-            <w:r>
-              <w:t>706.75</w:t>
-            </w:r>
-          </w:p>
-        </w:tc>
-        <w:tc>
-          <w:tcPr>
-            <w:tcW w:type="dxa" w:w="1152"/>
-            <w:shd w:fill="FFFFFF"/>
-            <w:tcMar>
-              <w:top w:w="100" w:type="dxa"/>
-              <w:bottom w:w="100" w:type="dxa"/>
-              <w:left w:w="120" w:type="dxa"/>
-              <w:right w:w="120" w:type="dxa"/>
-            </w:tcMar>
-            <w:tcBorders>
-              <w:top w:val="single" w:sz="4" w:space="0" w:color="CCCCCC"/>
-              <w:bottom w:val="single" w:sz="4" w:space="0" w:color="CCCCCC"/>
-              <w:left w:val="single" w:sz="4" w:space="0" w:color="CCCCCC"/>
-              <w:right w:val="single" w:sz="4" w:space="0" w:color="CCCCCC"/>
-            </w:tcBorders>
-          </w:tcPr>
-          <w:p>
-            <w:pPr>
-              <w:spacing w:before="60" w:after="60" w:line="252" w:lineRule="auto"/>
-              <w:jc w:val="left"/>
-            </w:pPr>
-            <w:r/>
-            <w:r>
-              <w:t>690.25</w:t>
+              <w:t>691.50</w:t>
             </w:r>
           </w:p>
         </w:tc>
@@ -30761,476 +31230,6 @@
                 <w:b/>
               </w:rPr>
               <w:t>697.25</w:t>
-            </w:r>
-          </w:p>
-        </w:tc>
-        <w:tc>
-          <w:tcPr>
-            <w:tcW w:type="dxa" w:w="3456"/>
-            <w:shd w:fill="FFFFFF"/>
-            <w:tcMar>
-              <w:top w:w="100" w:type="dxa"/>
-              <w:bottom w:w="100" w:type="dxa"/>
-              <w:left w:w="120" w:type="dxa"/>
-              <w:right w:w="120" w:type="dxa"/>
-            </w:tcMar>
-            <w:tcBorders>
-              <w:top w:val="single" w:sz="4" w:space="0" w:color="CCCCCC"/>
-              <w:bottom w:val="single" w:sz="4" w:space="0" w:color="CCCCCC"/>
-              <w:left w:val="single" w:sz="4" w:space="0" w:color="CCCCCC"/>
-              <w:right w:val="single" w:sz="4" w:space="0" w:color="CCCCCC"/>
-            </w:tcBorders>
-          </w:tcPr>
-          <w:p>
-            <w:pPr>
-              <w:spacing w:before="60" w:after="60" w:line="252" w:lineRule="auto"/>
-              <w:jc w:val="left"/>
-            </w:pPr>
-            <w:r/>
-            <w:r>
-              <w:rPr>
-                <w:b/>
-              </w:rPr>
-              <w:t>-0.25</w:t>
-            </w:r>
-          </w:p>
-        </w:tc>
-        <w:tc>
-          <w:tcPr>
-            <w:tcW w:type="dxa" w:w="1440"/>
-            <w:shd w:fill="FFFFFF"/>
-            <w:tcMar>
-              <w:top w:w="100" w:type="dxa"/>
-              <w:bottom w:w="100" w:type="dxa"/>
-              <w:left w:w="120" w:type="dxa"/>
-              <w:right w:w="120" w:type="dxa"/>
-            </w:tcMar>
-            <w:tcBorders>
-              <w:top w:val="single" w:sz="4" w:space="0" w:color="CCCCCC"/>
-              <w:bottom w:val="single" w:sz="4" w:space="0" w:color="CCCCCC"/>
-              <w:left w:val="single" w:sz="4" w:space="0" w:color="CCCCCC"/>
-              <w:right w:val="single" w:sz="4" w:space="0" w:color="CCCCCC"/>
-            </w:tcBorders>
-          </w:tcPr>
-          <w:p>
-            <w:pPr>
-              <w:spacing w:before="60" w:after="60" w:line="252" w:lineRule="auto"/>
-              <w:jc w:val="left"/>
-            </w:pPr>
-            <w:r/>
-            <w:r>
-              <w:t>BEAR</w:t>
-            </w:r>
-          </w:p>
-        </w:tc>
-      </w:tr>
-      <w:tr>
-        <w:tc>
-          <w:tcPr>
-            <w:tcW w:type="dxa" w:w="1584"/>
-            <w:shd w:fill="F8FAFC"/>
-            <w:tcMar>
-              <w:top w:w="100" w:type="dxa"/>
-              <w:bottom w:w="100" w:type="dxa"/>
-              <w:left w:w="120" w:type="dxa"/>
-              <w:right w:w="120" w:type="dxa"/>
-            </w:tcMar>
-            <w:tcBorders>
-              <w:top w:val="single" w:sz="4" w:space="0" w:color="CCCCCC"/>
-              <w:bottom w:val="single" w:sz="4" w:space="0" w:color="CCCCCC"/>
-              <w:left w:val="single" w:sz="4" w:space="0" w:color="CCCCCC"/>
-              <w:right w:val="single" w:sz="4" w:space="0" w:color="CCCCCC"/>
-            </w:tcBorders>
-          </w:tcPr>
-          <w:p>
-            <w:pPr>
-              <w:spacing w:before="60" w:after="60" w:line="252" w:lineRule="auto"/>
-              <w:jc w:val="left"/>
-            </w:pPr>
-            <w:r/>
-            <w:r>
-              <w:rPr>
-                <w:b/>
-              </w:rPr>
-              <w:t>Fri 16/10</w:t>
-            </w:r>
-          </w:p>
-        </w:tc>
-        <w:tc>
-          <w:tcPr>
-            <w:tcW w:type="dxa" w:w="864"/>
-            <w:shd w:fill="F8FAFC"/>
-            <w:tcMar>
-              <w:top w:w="100" w:type="dxa"/>
-              <w:bottom w:w="100" w:type="dxa"/>
-              <w:left w:w="120" w:type="dxa"/>
-              <w:right w:w="120" w:type="dxa"/>
-            </w:tcMar>
-            <w:tcBorders>
-              <w:top w:val="single" w:sz="4" w:space="0" w:color="CCCCCC"/>
-              <w:bottom w:val="single" w:sz="4" w:space="0" w:color="CCCCCC"/>
-              <w:left w:val="single" w:sz="4" w:space="0" w:color="CCCCCC"/>
-              <w:right w:val="single" w:sz="4" w:space="0" w:color="CCCCCC"/>
-            </w:tcBorders>
-          </w:tcPr>
-          <w:p>
-            <w:pPr>
-              <w:spacing w:before="60" w:after="60" w:line="252" w:lineRule="auto"/>
-              <w:jc w:val="left"/>
-            </w:pPr>
-            <w:r/>
-            <w:r>
-              <w:t>NY Open 21-23</w:t>
-            </w:r>
-          </w:p>
-        </w:tc>
-        <w:tc>
-          <w:tcPr>
-            <w:tcW w:type="dxa" w:w="1440"/>
-            <w:shd w:fill="F8FAFC"/>
-            <w:tcMar>
-              <w:top w:w="100" w:type="dxa"/>
-              <w:bottom w:w="100" w:type="dxa"/>
-              <w:left w:w="120" w:type="dxa"/>
-              <w:right w:w="120" w:type="dxa"/>
-            </w:tcMar>
-            <w:tcBorders>
-              <w:top w:val="single" w:sz="4" w:space="0" w:color="CCCCCC"/>
-              <w:bottom w:val="single" w:sz="4" w:space="0" w:color="CCCCCC"/>
-              <w:left w:val="single" w:sz="4" w:space="0" w:color="CCCCCC"/>
-              <w:right w:val="single" w:sz="4" w:space="0" w:color="CCCCCC"/>
-            </w:tcBorders>
-          </w:tcPr>
-          <w:p>
-            <w:pPr>
-              <w:spacing w:before="60" w:after="60" w:line="252" w:lineRule="auto"/>
-              <w:jc w:val="left"/>
-            </w:pPr>
-            <w:r/>
-            <w:r>
-              <w:t>697.25</w:t>
-            </w:r>
-          </w:p>
-        </w:tc>
-        <w:tc>
-          <w:tcPr>
-            <w:tcW w:type="dxa" w:w="2016"/>
-            <w:shd w:fill="F8FAFC"/>
-            <w:tcMar>
-              <w:top w:w="100" w:type="dxa"/>
-              <w:bottom w:w="100" w:type="dxa"/>
-              <w:left w:w="120" w:type="dxa"/>
-              <w:right w:w="120" w:type="dxa"/>
-            </w:tcMar>
-            <w:tcBorders>
-              <w:top w:val="single" w:sz="4" w:space="0" w:color="CCCCCC"/>
-              <w:bottom w:val="single" w:sz="4" w:space="0" w:color="CCCCCC"/>
-              <w:left w:val="single" w:sz="4" w:space="0" w:color="CCCCCC"/>
-              <w:right w:val="single" w:sz="4" w:space="0" w:color="CCCCCC"/>
-            </w:tcBorders>
-          </w:tcPr>
-          <w:p>
-            <w:pPr>
-              <w:spacing w:before="60" w:after="60" w:line="252" w:lineRule="auto"/>
-              <w:jc w:val="left"/>
-            </w:pPr>
-            <w:r/>
-            <w:r>
-              <w:t>705.75</w:t>
-            </w:r>
-          </w:p>
-        </w:tc>
-        <w:tc>
-          <w:tcPr>
-            <w:tcW w:type="dxa" w:w="1152"/>
-            <w:shd w:fill="F8FAFC"/>
-            <w:tcMar>
-              <w:top w:w="100" w:type="dxa"/>
-              <w:bottom w:w="100" w:type="dxa"/>
-              <w:left w:w="120" w:type="dxa"/>
-              <w:right w:w="120" w:type="dxa"/>
-            </w:tcMar>
-            <w:tcBorders>
-              <w:top w:val="single" w:sz="4" w:space="0" w:color="CCCCCC"/>
-              <w:bottom w:val="single" w:sz="4" w:space="0" w:color="CCCCCC"/>
-              <w:left w:val="single" w:sz="4" w:space="0" w:color="CCCCCC"/>
-              <w:right w:val="single" w:sz="4" w:space="0" w:color="CCCCCC"/>
-            </w:tcBorders>
-          </w:tcPr>
-          <w:p>
-            <w:pPr>
-              <w:spacing w:before="60" w:after="60" w:line="252" w:lineRule="auto"/>
-              <w:jc w:val="left"/>
-            </w:pPr>
-            <w:r/>
-            <w:r>
-              <w:t>683.25</w:t>
-            </w:r>
-          </w:p>
-        </w:tc>
-        <w:tc>
-          <w:tcPr>
-            <w:tcW w:type="dxa" w:w="1728"/>
-            <w:shd w:fill="F8FAFC"/>
-            <w:tcMar>
-              <w:top w:w="100" w:type="dxa"/>
-              <w:bottom w:w="100" w:type="dxa"/>
-              <w:left w:w="120" w:type="dxa"/>
-              <w:right w:w="120" w:type="dxa"/>
-            </w:tcMar>
-            <w:tcBorders>
-              <w:top w:val="single" w:sz="4" w:space="0" w:color="CCCCCC"/>
-              <w:bottom w:val="single" w:sz="4" w:space="0" w:color="CCCCCC"/>
-              <w:left w:val="single" w:sz="4" w:space="0" w:color="CCCCCC"/>
-              <w:right w:val="single" w:sz="4" w:space="0" w:color="CCCCCC"/>
-            </w:tcBorders>
-          </w:tcPr>
-          <w:p>
-            <w:pPr>
-              <w:spacing w:before="60" w:after="60" w:line="252" w:lineRule="auto"/>
-              <w:jc w:val="left"/>
-            </w:pPr>
-            <w:r/>
-            <w:r>
-              <w:rPr>
-                <w:b/>
-              </w:rPr>
-              <w:t>699.00</w:t>
-            </w:r>
-          </w:p>
-        </w:tc>
-        <w:tc>
-          <w:tcPr>
-            <w:tcW w:type="dxa" w:w="3456"/>
-            <w:shd w:fill="F8FAFC"/>
-            <w:tcMar>
-              <w:top w:w="100" w:type="dxa"/>
-              <w:bottom w:w="100" w:type="dxa"/>
-              <w:left w:w="120" w:type="dxa"/>
-              <w:right w:w="120" w:type="dxa"/>
-            </w:tcMar>
-            <w:tcBorders>
-              <w:top w:val="single" w:sz="4" w:space="0" w:color="CCCCCC"/>
-              <w:bottom w:val="single" w:sz="4" w:space="0" w:color="CCCCCC"/>
-              <w:left w:val="single" w:sz="4" w:space="0" w:color="CCCCCC"/>
-              <w:right w:val="single" w:sz="4" w:space="0" w:color="CCCCCC"/>
-            </w:tcBorders>
-          </w:tcPr>
-          <w:p>
-            <w:pPr>
-              <w:spacing w:before="60" w:after="60" w:line="252" w:lineRule="auto"/>
-              <w:jc w:val="left"/>
-            </w:pPr>
-            <w:r/>
-            <w:r>
-              <w:rPr>
-                <w:b/>
-              </w:rPr>
-              <w:t>+1.75</w:t>
-            </w:r>
-          </w:p>
-        </w:tc>
-        <w:tc>
-          <w:tcPr>
-            <w:tcW w:type="dxa" w:w="1440"/>
-            <w:shd w:fill="F8FAFC"/>
-            <w:tcMar>
-              <w:top w:w="100" w:type="dxa"/>
-              <w:bottom w:w="100" w:type="dxa"/>
-              <w:left w:w="120" w:type="dxa"/>
-              <w:right w:w="120" w:type="dxa"/>
-            </w:tcMar>
-            <w:tcBorders>
-              <w:top w:val="single" w:sz="4" w:space="0" w:color="CCCCCC"/>
-              <w:bottom w:val="single" w:sz="4" w:space="0" w:color="CCCCCC"/>
-              <w:left w:val="single" w:sz="4" w:space="0" w:color="CCCCCC"/>
-              <w:right w:val="single" w:sz="4" w:space="0" w:color="CCCCCC"/>
-            </w:tcBorders>
-          </w:tcPr>
-          <w:p>
-            <w:pPr>
-              <w:spacing w:before="60" w:after="60" w:line="252" w:lineRule="auto"/>
-              <w:jc w:val="left"/>
-            </w:pPr>
-            <w:r/>
-            <w:r>
-              <w:t>BULL</w:t>
-            </w:r>
-          </w:p>
-        </w:tc>
-      </w:tr>
-      <w:tr>
-        <w:tc>
-          <w:tcPr>
-            <w:tcW w:type="dxa" w:w="1584"/>
-            <w:shd w:fill="FFFFFF"/>
-            <w:tcMar>
-              <w:top w:w="100" w:type="dxa"/>
-              <w:bottom w:w="100" w:type="dxa"/>
-              <w:left w:w="120" w:type="dxa"/>
-              <w:right w:w="120" w:type="dxa"/>
-            </w:tcMar>
-            <w:tcBorders>
-              <w:top w:val="single" w:sz="4" w:space="0" w:color="CCCCCC"/>
-              <w:bottom w:val="single" w:sz="4" w:space="0" w:color="CCCCCC"/>
-              <w:left w:val="single" w:sz="4" w:space="0" w:color="CCCCCC"/>
-              <w:right w:val="single" w:sz="4" w:space="0" w:color="CCCCCC"/>
-            </w:tcBorders>
-          </w:tcPr>
-          <w:p>
-            <w:pPr>
-              <w:spacing w:before="60" w:after="60" w:line="252" w:lineRule="auto"/>
-              <w:jc w:val="left"/>
-            </w:pPr>
-            <w:r/>
-            <w:r>
-              <w:rPr>
-                <w:b/>
-              </w:rPr>
-              <w:t>Fri 16/10</w:t>
-            </w:r>
-          </w:p>
-        </w:tc>
-        <w:tc>
-          <w:tcPr>
-            <w:tcW w:type="dxa" w:w="864"/>
-            <w:shd w:fill="FFFFFF"/>
-            <w:tcMar>
-              <w:top w:w="100" w:type="dxa"/>
-              <w:bottom w:w="100" w:type="dxa"/>
-              <w:left w:w="120" w:type="dxa"/>
-              <w:right w:w="120" w:type="dxa"/>
-            </w:tcMar>
-            <w:tcBorders>
-              <w:top w:val="single" w:sz="4" w:space="0" w:color="CCCCCC"/>
-              <w:bottom w:val="single" w:sz="4" w:space="0" w:color="CCCCCC"/>
-              <w:left w:val="single" w:sz="4" w:space="0" w:color="CCCCCC"/>
-              <w:right w:val="single" w:sz="4" w:space="0" w:color="CCCCCC"/>
-            </w:tcBorders>
-          </w:tcPr>
-          <w:p>
-            <w:pPr>
-              <w:spacing w:before="60" w:after="60" w:line="252" w:lineRule="auto"/>
-              <w:jc w:val="left"/>
-            </w:pPr>
-            <w:r/>
-            <w:r>
-              <w:t>NY Close 23-01</w:t>
-            </w:r>
-          </w:p>
-        </w:tc>
-        <w:tc>
-          <w:tcPr>
-            <w:tcW w:type="dxa" w:w="1440"/>
-            <w:shd w:fill="FFFFFF"/>
-            <w:tcMar>
-              <w:top w:w="100" w:type="dxa"/>
-              <w:bottom w:w="100" w:type="dxa"/>
-              <w:left w:w="120" w:type="dxa"/>
-              <w:right w:w="120" w:type="dxa"/>
-            </w:tcMar>
-            <w:tcBorders>
-              <w:top w:val="single" w:sz="4" w:space="0" w:color="CCCCCC"/>
-              <w:bottom w:val="single" w:sz="4" w:space="0" w:color="CCCCCC"/>
-              <w:left w:val="single" w:sz="4" w:space="0" w:color="CCCCCC"/>
-              <w:right w:val="single" w:sz="4" w:space="0" w:color="CCCCCC"/>
-            </w:tcBorders>
-          </w:tcPr>
-          <w:p>
-            <w:pPr>
-              <w:spacing w:before="60" w:after="60" w:line="252" w:lineRule="auto"/>
-              <w:jc w:val="left"/>
-            </w:pPr>
-            <w:r/>
-            <w:r>
-              <w:t>699.00</w:t>
-            </w:r>
-          </w:p>
-        </w:tc>
-        <w:tc>
-          <w:tcPr>
-            <w:tcW w:type="dxa" w:w="2016"/>
-            <w:shd w:fill="FFFFFF"/>
-            <w:tcMar>
-              <w:top w:w="100" w:type="dxa"/>
-              <w:bottom w:w="100" w:type="dxa"/>
-              <w:left w:w="120" w:type="dxa"/>
-              <w:right w:w="120" w:type="dxa"/>
-            </w:tcMar>
-            <w:tcBorders>
-              <w:top w:val="single" w:sz="4" w:space="0" w:color="CCCCCC"/>
-              <w:bottom w:val="single" w:sz="4" w:space="0" w:color="CCCCCC"/>
-              <w:left w:val="single" w:sz="4" w:space="0" w:color="CCCCCC"/>
-              <w:right w:val="single" w:sz="4" w:space="0" w:color="CCCCCC"/>
-            </w:tcBorders>
-          </w:tcPr>
-          <w:p>
-            <w:pPr>
-              <w:spacing w:before="60" w:after="60" w:line="252" w:lineRule="auto"/>
-              <w:jc w:val="left"/>
-            </w:pPr>
-            <w:r/>
-            <w:r>
-              <w:t>705.25</w:t>
-            </w:r>
-          </w:p>
-        </w:tc>
-        <w:tc>
-          <w:tcPr>
-            <w:tcW w:type="dxa" w:w="1152"/>
-            <w:shd w:fill="FFFFFF"/>
-            <w:tcMar>
-              <w:top w:w="100" w:type="dxa"/>
-              <w:bottom w:w="100" w:type="dxa"/>
-              <w:left w:w="120" w:type="dxa"/>
-              <w:right w:w="120" w:type="dxa"/>
-            </w:tcMar>
-            <w:tcBorders>
-              <w:top w:val="single" w:sz="4" w:space="0" w:color="CCCCCC"/>
-              <w:bottom w:val="single" w:sz="4" w:space="0" w:color="CCCCCC"/>
-              <w:left w:val="single" w:sz="4" w:space="0" w:color="CCCCCC"/>
-              <w:right w:val="single" w:sz="4" w:space="0" w:color="CCCCCC"/>
-            </w:tcBorders>
-          </w:tcPr>
-          <w:p>
-            <w:pPr>
-              <w:spacing w:before="60" w:after="60" w:line="252" w:lineRule="auto"/>
-              <w:jc w:val="left"/>
-            </w:pPr>
-            <w:r/>
-            <w:r>
-              <w:t>692.50</w:t>
-            </w:r>
-          </w:p>
-        </w:tc>
-        <w:tc>
-          <w:tcPr>
-            <w:tcW w:type="dxa" w:w="1728"/>
-            <w:shd w:fill="FFFFFF"/>
-            <w:tcMar>
-              <w:top w:w="100" w:type="dxa"/>
-              <w:bottom w:w="100" w:type="dxa"/>
-              <w:left w:w="120" w:type="dxa"/>
-              <w:right w:w="120" w:type="dxa"/>
-            </w:tcMar>
-            <w:tcBorders>
-              <w:top w:val="single" w:sz="4" w:space="0" w:color="CCCCCC"/>
-              <w:bottom w:val="single" w:sz="4" w:space="0" w:color="CCCCCC"/>
-              <w:left w:val="single" w:sz="4" w:space="0" w:color="CCCCCC"/>
-              <w:right w:val="single" w:sz="4" w:space="0" w:color="CCCCCC"/>
-            </w:tcBorders>
-          </w:tcPr>
-          <w:p>
-            <w:pPr>
-              <w:spacing w:before="60" w:after="60" w:line="252" w:lineRule="auto"/>
-              <w:jc w:val="left"/>
-            </w:pPr>
-            <w:r/>
-            <w:r>
-              <w:rPr>
-                <w:b/>
-              </w:rPr>
-              <w:t>698.25</w:t>
             </w:r>
           </w:p>
         </w:tc>
